--- a/LNER Disruption Prediction report.docx
+++ b/LNER Disruption Prediction report.docx
@@ -7652,7 +7652,7 @@
           </mc:Choice>
           <mc:Fallback>
             <w:pict>
-              <v:rect w14:anchorId="4A2E91CD" id="Rectangle 13" o:spid="_x0000_s1026" style="position:absolute;margin-left:57pt;margin-top:23.85pt;width:12.9pt;height:11.65pt;z-index:251768833;visibility:visible;mso-wrap-style:square;mso-width-percent:0;mso-height-percent:0;mso-wrap-distance-left:9pt;mso-wrap-distance-top:0;mso-wrap-distance-right:9pt;mso-wrap-distance-bottom:0;mso-position-horizontal:absolute;mso-position-horizontal-relative:left-margin-area;mso-position-vertical:absolute;mso-position-vertical-relative:text;mso-width-percent:0;mso-height-percent:0;mso-width-relative:margin;mso-height-relative:margin;v-text-anchor:middle" o:gfxdata="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" fillcolor="#e00" strokecolor="#030e13 [484]" strokeweight="1.5pt">
+              <v:rect w14:anchorId="33E966B6" id="Rectangle 13" o:spid="_x0000_s1026" style="position:absolute;margin-left:57pt;margin-top:23.85pt;width:12.9pt;height:11.65pt;z-index:251768833;visibility:visible;mso-wrap-style:square;mso-width-percent:0;mso-height-percent:0;mso-wrap-distance-left:9pt;mso-wrap-distance-top:0;mso-wrap-distance-right:9pt;mso-wrap-distance-bottom:0;mso-position-horizontal:absolute;mso-position-horizontal-relative:left-margin-area;mso-position-vertical:absolute;mso-position-vertical-relative:text;mso-width-percent:0;mso-height-percent:0;mso-width-relative:margin;mso-height-relative:margin;v-text-anchor:middle" o:gfxdata="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" fillcolor="#e00" strokecolor="#030e13 [484]" strokeweight="1.5pt">
                 <w10:wrap anchorx="margin"/>
               </v:rect>
             </w:pict>
@@ -7917,7 +7917,7 @@
           </mc:Choice>
           <mc:Fallback>
             <w:pict>
-              <v:rect w14:anchorId="2BFC7D79" id="Rectangle 13" o:spid="_x0000_s1026" style="position:absolute;margin-left:57pt;margin-top:25.3pt;width:12.9pt;height:11.65pt;z-index:251770881;visibility:visible;mso-wrap-style:square;mso-wrap-distance-left:9pt;mso-wrap-distance-top:0;mso-wrap-distance-right:9pt;mso-wrap-distance-bottom:0;mso-position-horizontal:absolute;mso-position-horizontal-relative:left-margin-area;mso-position-vertical:absolute;mso-position-vertical-relative:text;v-text-anchor:middle" o:gfxdata="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" fillcolor="#4e95d9 [1631]" strokecolor="#030e13 [484]" strokeweight="1.5pt">
+              <v:rect w14:anchorId="2B1843B7" id="Rectangle 13" o:spid="_x0000_s1026" style="position:absolute;margin-left:57pt;margin-top:25.3pt;width:12.9pt;height:11.65pt;z-index:251770881;visibility:visible;mso-wrap-style:square;mso-wrap-distance-left:9pt;mso-wrap-distance-top:0;mso-wrap-distance-right:9pt;mso-wrap-distance-bottom:0;mso-position-horizontal:absolute;mso-position-horizontal-relative:left-margin-area;mso-position-vertical:absolute;mso-position-vertical-relative:text;v-text-anchor:middle" o:gfxdata="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" fillcolor="#4e95d9 [1631]" strokecolor="#030e13 [484]" strokeweight="1.5pt">
                 <w10:wrap anchorx="margin"/>
               </v:rect>
             </w:pict>
@@ -8088,7 +8088,7 @@
           </mc:Choice>
           <mc:Fallback>
             <w:pict>
-              <v:rect w14:anchorId="47F79A6A" id="Rectangle 13" o:spid="_x0000_s1026" style="position:absolute;margin-left:-38.3pt;margin-top:24.95pt;width:12.9pt;height:11.65pt;z-index:251772929;visibility:visible;mso-wrap-style:square;mso-width-percent:0;mso-height-percent:0;mso-wrap-distance-left:9pt;mso-wrap-distance-top:0;mso-wrap-distance-right:9pt;mso-wrap-distance-bottom:0;mso-position-horizontal:right;mso-position-horizontal-relative:left-margin-area;mso-position-vertical:absolute;mso-position-vertical-relative:text;mso-width-percent:0;mso-height-percent:0;mso-width-relative:margin;mso-height-relative:margin;v-text-anchor:middle" o:gfxdata="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" fillcolor="#84e290 [1302]" strokecolor="#030e13 [484]" strokeweight="1.5pt">
+              <v:rect w14:anchorId="023E1BF5" id="Rectangle 13" o:spid="_x0000_s1026" style="position:absolute;margin-left:-38.3pt;margin-top:24.95pt;width:12.9pt;height:11.65pt;z-index:251772929;visibility:visible;mso-wrap-style:square;mso-width-percent:0;mso-height-percent:0;mso-wrap-distance-left:9pt;mso-wrap-distance-top:0;mso-wrap-distance-right:9pt;mso-wrap-distance-bottom:0;mso-position-horizontal:right;mso-position-horizontal-relative:left-margin-area;mso-position-vertical:absolute;mso-position-vertical-relative:text;mso-width-percent:0;mso-height-percent:0;mso-width-relative:margin;mso-height-relative:margin;v-text-anchor:middle" o:gfxdata="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" fillcolor="#84e290 [1302]" strokecolor="#030e13 [484]" strokeweight="1.5pt">
                 <w10:wrap anchorx="margin"/>
               </v:rect>
             </w:pict>
@@ -8288,7 +8288,7 @@
           </mc:Choice>
           <mc:Fallback>
             <w:pict>
-              <v:rect w14:anchorId="3600F806" id="Rectangle 13" o:spid="_x0000_s1026" style="position:absolute;margin-left:-38.3pt;margin-top:24.95pt;width:12.9pt;height:11.65pt;z-index:251774977;visibility:visible;mso-wrap-style:square;mso-wrap-distance-left:9pt;mso-wrap-distance-top:0;mso-wrap-distance-right:9pt;mso-wrap-distance-bottom:0;mso-position-horizontal:right;mso-position-horizontal-relative:left-margin-area;mso-position-vertical:absolute;mso-position-vertical-relative:text;v-text-anchor:middle" o:gfxdata="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" fillcolor="#e59edc [1304]" strokecolor="#030e13 [484]" strokeweight="1.5pt">
+              <v:rect w14:anchorId="63EAC888" id="Rectangle 13" o:spid="_x0000_s1026" style="position:absolute;margin-left:-38.3pt;margin-top:24.95pt;width:12.9pt;height:11.65pt;z-index:251774977;visibility:visible;mso-wrap-style:square;mso-wrap-distance-left:9pt;mso-wrap-distance-top:0;mso-wrap-distance-right:9pt;mso-wrap-distance-bottom:0;mso-position-horizontal:right;mso-position-horizontal-relative:left-margin-area;mso-position-vertical:absolute;mso-position-vertical-relative:text;v-text-anchor:middle" o:gfxdata="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" fillcolor="#e59edc [1304]" strokecolor="#030e13 [484]" strokeweight="1.5pt">
                 <w10:wrap anchorx="margin"/>
               </v:rect>
             </w:pict>
@@ -8655,14 +8655,14 @@
         <w:gridCol w:w="580"/>
         <w:gridCol w:w="675"/>
         <w:gridCol w:w="2368"/>
-        <w:gridCol w:w="1261"/>
-        <w:gridCol w:w="1471"/>
+        <w:gridCol w:w="1307"/>
+        <w:gridCol w:w="1425"/>
         <w:gridCol w:w="937"/>
       </w:tblGrid>
       <w:tr>
         <w:tc>
           <w:tcPr>
-            <w:tcW w:w="703" w:type="dxa"/>
+            <w:tcW w:w="696" w:type="dxa"/>
             <w:shd w:val="clear" w:color="auto" w:fill="EE0000"/>
           </w:tcPr>
           <w:p>
@@ -8714,7 +8714,7 @@
         </w:tc>
         <w:tc>
           <w:tcPr>
-            <w:tcW w:w="591" w:type="dxa"/>
+            <w:tcW w:w="580" w:type="dxa"/>
             <w:shd w:val="clear" w:color="auto" w:fill="EE0000"/>
           </w:tcPr>
           <w:p>
@@ -8740,7 +8740,7 @@
         </w:tc>
         <w:tc>
           <w:tcPr>
-            <w:tcW w:w="676" w:type="dxa"/>
+            <w:tcW w:w="675" w:type="dxa"/>
             <w:shd w:val="clear" w:color="auto" w:fill="EE0000"/>
           </w:tcPr>
           <w:p>
@@ -8766,7 +8766,7 @@
         </w:tc>
         <w:tc>
           <w:tcPr>
-            <w:tcW w:w="2522" w:type="dxa"/>
+            <w:tcW w:w="2368" w:type="dxa"/>
             <w:shd w:val="clear" w:color="auto" w:fill="EE0000"/>
           </w:tcPr>
           <w:p>
@@ -8783,7 +8783,7 @@
         </w:tc>
         <w:tc>
           <w:tcPr>
-            <w:tcW w:w="1275" w:type="dxa"/>
+            <w:tcW w:w="1307" w:type="dxa"/>
             <w:shd w:val="clear" w:color="auto" w:fill="EE0000"/>
           </w:tcPr>
           <w:p>
@@ -8809,7 +8809,7 @@
         </w:tc>
         <w:tc>
           <w:tcPr>
-            <w:tcW w:w="1560" w:type="dxa"/>
+            <w:tcW w:w="1425" w:type="dxa"/>
             <w:shd w:val="clear" w:color="auto" w:fill="EE0000"/>
           </w:tcPr>
           <w:p>
@@ -8835,7 +8835,7 @@
         </w:tc>
         <w:tc>
           <w:tcPr>
-            <w:tcW w:w="661" w:type="dxa"/>
+            <w:tcW w:w="937" w:type="dxa"/>
             <w:shd w:val="clear" w:color="auto" w:fill="EE0000"/>
           </w:tcPr>
           <w:p>
@@ -8863,7 +8863,7 @@
       <w:tr>
         <w:tc>
           <w:tcPr>
-            <w:tcW w:w="703" w:type="dxa"/>
+            <w:tcW w:w="696" w:type="dxa"/>
             <w:vAlign w:val="center"/>
           </w:tcPr>
           <w:p>
@@ -8906,7 +8906,7 @@
         </w:tc>
         <w:tc>
           <w:tcPr>
-            <w:tcW w:w="591" w:type="dxa"/>
+            <w:tcW w:w="580" w:type="dxa"/>
             <w:vAlign w:val="center"/>
           </w:tcPr>
           <w:p>
@@ -8923,7 +8923,7 @@
         </w:tc>
         <w:tc>
           <w:tcPr>
-            <w:tcW w:w="676" w:type="dxa"/>
+            <w:tcW w:w="675" w:type="dxa"/>
             <w:vAlign w:val="center"/>
           </w:tcPr>
           <w:p>
@@ -8949,7 +8949,7 @@
         </w:tc>
         <w:tc>
           <w:tcPr>
-            <w:tcW w:w="2522" w:type="dxa"/>
+            <w:tcW w:w="2368" w:type="dxa"/>
           </w:tcPr>
           <w:p>
             <w:pPr>
@@ -8973,7 +8973,7 @@
         </w:tc>
         <w:tc>
           <w:tcPr>
-            <w:tcW w:w="1275" w:type="dxa"/>
+            <w:tcW w:w="1307" w:type="dxa"/>
           </w:tcPr>
           <w:p>
             <w:pPr>
@@ -8988,7 +8988,7 @@
         </w:tc>
         <w:tc>
           <w:tcPr>
-            <w:tcW w:w="1560" w:type="dxa"/>
+            <w:tcW w:w="1425" w:type="dxa"/>
           </w:tcPr>
           <w:p>
             <w:pPr>
@@ -8999,11 +8999,20 @@
                 <w:lang w:val="en-US"/>
               </w:rPr>
             </w:pPr>
+            <w:r>
+              <w:rPr>
+                <w:b/>
+                <w:bCs/>
+                <w:color w:val="auto"/>
+                <w:lang w:val="en-US"/>
+              </w:rPr>
+              <w:t>1.1, 1.2, 1.3</w:t>
+            </w:r>
           </w:p>
         </w:tc>
         <w:tc>
           <w:tcPr>
-            <w:tcW w:w="661" w:type="dxa"/>
+            <w:tcW w:w="937" w:type="dxa"/>
           </w:tcPr>
           <w:p>
             <w:pPr>
@@ -9020,7 +9029,7 @@
       <w:tr>
         <w:tc>
           <w:tcPr>
-            <w:tcW w:w="703" w:type="dxa"/>
+            <w:tcW w:w="696" w:type="dxa"/>
             <w:vAlign w:val="center"/>
           </w:tcPr>
           <w:p>
@@ -9063,7 +9072,7 @@
         </w:tc>
         <w:tc>
           <w:tcPr>
-            <w:tcW w:w="591" w:type="dxa"/>
+            <w:tcW w:w="580" w:type="dxa"/>
             <w:vAlign w:val="center"/>
           </w:tcPr>
           <w:p>
@@ -9080,7 +9089,7 @@
         </w:tc>
         <w:tc>
           <w:tcPr>
-            <w:tcW w:w="676" w:type="dxa"/>
+            <w:tcW w:w="675" w:type="dxa"/>
             <w:vAlign w:val="center"/>
           </w:tcPr>
           <w:p>
@@ -9106,7 +9115,7 @@
         </w:tc>
         <w:tc>
           <w:tcPr>
-            <w:tcW w:w="2522" w:type="dxa"/>
+            <w:tcW w:w="2368" w:type="dxa"/>
           </w:tcPr>
           <w:p>
             <w:pPr>
@@ -9130,7 +9139,7 @@
         </w:tc>
         <w:tc>
           <w:tcPr>
-            <w:tcW w:w="1275" w:type="dxa"/>
+            <w:tcW w:w="1307" w:type="dxa"/>
           </w:tcPr>
           <w:p>
             <w:pPr>
@@ -9145,7 +9154,7 @@
         </w:tc>
         <w:tc>
           <w:tcPr>
-            <w:tcW w:w="1560" w:type="dxa"/>
+            <w:tcW w:w="1425" w:type="dxa"/>
           </w:tcPr>
           <w:p>
             <w:pPr>
@@ -9156,11 +9165,20 @@
                 <w:lang w:val="en-US"/>
               </w:rPr>
             </w:pPr>
+            <w:r>
+              <w:rPr>
+                <w:b/>
+                <w:bCs/>
+                <w:color w:val="auto"/>
+                <w:lang w:val="en-US"/>
+              </w:rPr>
+              <w:t>1.1.1, 1.1.2, 1.1.3, 1.1.4</w:t>
+            </w:r>
           </w:p>
         </w:tc>
         <w:tc>
           <w:tcPr>
-            <w:tcW w:w="661" w:type="dxa"/>
+            <w:tcW w:w="937" w:type="dxa"/>
             <w:shd w:val="clear" w:color="auto" w:fill="EE0000"/>
           </w:tcPr>
           <w:p>
@@ -9178,7 +9196,7 @@
       <w:tr>
         <w:tc>
           <w:tcPr>
-            <w:tcW w:w="703" w:type="dxa"/>
+            <w:tcW w:w="696" w:type="dxa"/>
             <w:vAlign w:val="center"/>
           </w:tcPr>
           <w:p>
@@ -9212,7 +9230,7 @@
         </w:tc>
         <w:tc>
           <w:tcPr>
-            <w:tcW w:w="591" w:type="dxa"/>
+            <w:tcW w:w="580" w:type="dxa"/>
             <w:vAlign w:val="center"/>
           </w:tcPr>
           <w:p>
@@ -9238,7 +9256,7 @@
         </w:tc>
         <w:tc>
           <w:tcPr>
-            <w:tcW w:w="676" w:type="dxa"/>
+            <w:tcW w:w="675" w:type="dxa"/>
             <w:vAlign w:val="center"/>
           </w:tcPr>
           <w:p>
@@ -9264,7 +9282,7 @@
         </w:tc>
         <w:tc>
           <w:tcPr>
-            <w:tcW w:w="2522" w:type="dxa"/>
+            <w:tcW w:w="2368" w:type="dxa"/>
           </w:tcPr>
           <w:p>
             <w:pPr>
@@ -9288,7 +9306,31 @@
         </w:tc>
         <w:tc>
           <w:tcPr>
-            <w:tcW w:w="1275" w:type="dxa"/>
+            <w:tcW w:w="1307" w:type="dxa"/>
+          </w:tcPr>
+          <w:p>
+            <w:pPr>
+              <w:rPr>
+                <w:b/>
+                <w:bCs/>
+                <w:color w:val="auto"/>
+                <w:lang w:val="en-US"/>
+              </w:rPr>
+            </w:pPr>
+            <w:r>
+              <w:rPr>
+                <w:b/>
+                <w:bCs/>
+                <w:color w:val="auto"/>
+                <w:lang w:val="en-US"/>
+              </w:rPr>
+              <w:t>5 Days</w:t>
+            </w:r>
+          </w:p>
+        </w:tc>
+        <w:tc>
+          <w:tcPr>
+            <w:tcW w:w="1425" w:type="dxa"/>
           </w:tcPr>
           <w:p>
             <w:pPr>
@@ -9303,22 +9345,7 @@
         </w:tc>
         <w:tc>
           <w:tcPr>
-            <w:tcW w:w="1560" w:type="dxa"/>
-          </w:tcPr>
-          <w:p>
-            <w:pPr>
-              <w:rPr>
-                <w:b/>
-                <w:bCs/>
-                <w:color w:val="auto"/>
-                <w:lang w:val="en-US"/>
-              </w:rPr>
-            </w:pPr>
-          </w:p>
-        </w:tc>
-        <w:tc>
-          <w:tcPr>
-            <w:tcW w:w="661" w:type="dxa"/>
+            <w:tcW w:w="937" w:type="dxa"/>
             <w:shd w:val="clear" w:color="auto" w:fill="EE0000"/>
           </w:tcPr>
           <w:p>
@@ -9336,7 +9363,7 @@
       <w:tr>
         <w:tc>
           <w:tcPr>
-            <w:tcW w:w="703" w:type="dxa"/>
+            <w:tcW w:w="696" w:type="dxa"/>
             <w:vAlign w:val="center"/>
           </w:tcPr>
           <w:p>
@@ -9370,7 +9397,7 @@
         </w:tc>
         <w:tc>
           <w:tcPr>
-            <w:tcW w:w="591" w:type="dxa"/>
+            <w:tcW w:w="580" w:type="dxa"/>
             <w:vAlign w:val="center"/>
           </w:tcPr>
           <w:p>
@@ -9396,7 +9423,7 @@
         </w:tc>
         <w:tc>
           <w:tcPr>
-            <w:tcW w:w="676" w:type="dxa"/>
+            <w:tcW w:w="675" w:type="dxa"/>
             <w:vAlign w:val="center"/>
           </w:tcPr>
           <w:p>
@@ -9422,7 +9449,7 @@
         </w:tc>
         <w:tc>
           <w:tcPr>
-            <w:tcW w:w="2522" w:type="dxa"/>
+            <w:tcW w:w="2368" w:type="dxa"/>
           </w:tcPr>
           <w:p>
             <w:pPr>
@@ -9446,7 +9473,7 @@
         </w:tc>
         <w:tc>
           <w:tcPr>
-            <w:tcW w:w="1275" w:type="dxa"/>
+            <w:tcW w:w="1307" w:type="dxa"/>
           </w:tcPr>
           <w:p>
             <w:pPr>
@@ -9457,11 +9484,20 @@
                 <w:lang w:val="en-US"/>
               </w:rPr>
             </w:pPr>
+            <w:r>
+              <w:rPr>
+                <w:b/>
+                <w:bCs/>
+                <w:color w:val="auto"/>
+                <w:lang w:val="en-US"/>
+              </w:rPr>
+              <w:t>1 Day</w:t>
+            </w:r>
           </w:p>
         </w:tc>
         <w:tc>
           <w:tcPr>
-            <w:tcW w:w="1560" w:type="dxa"/>
+            <w:tcW w:w="1425" w:type="dxa"/>
           </w:tcPr>
           <w:p>
             <w:pPr>
@@ -9472,11 +9508,20 @@
                 <w:lang w:val="en-US"/>
               </w:rPr>
             </w:pPr>
+            <w:r>
+              <w:rPr>
+                <w:b/>
+                <w:bCs/>
+                <w:color w:val="auto"/>
+                <w:lang w:val="en-US"/>
+              </w:rPr>
+              <w:t>1.1.1</w:t>
+            </w:r>
           </w:p>
         </w:tc>
         <w:tc>
           <w:tcPr>
-            <w:tcW w:w="661" w:type="dxa"/>
+            <w:tcW w:w="937" w:type="dxa"/>
             <w:shd w:val="clear" w:color="auto" w:fill="EE0000"/>
           </w:tcPr>
           <w:p>
@@ -9494,7 +9539,7 @@
       <w:tr>
         <w:tc>
           <w:tcPr>
-            <w:tcW w:w="703" w:type="dxa"/>
+            <w:tcW w:w="696" w:type="dxa"/>
             <w:vAlign w:val="center"/>
           </w:tcPr>
           <w:p>
@@ -9528,7 +9573,7 @@
         </w:tc>
         <w:tc>
           <w:tcPr>
-            <w:tcW w:w="591" w:type="dxa"/>
+            <w:tcW w:w="580" w:type="dxa"/>
             <w:vAlign w:val="center"/>
           </w:tcPr>
           <w:p>
@@ -9554,7 +9599,7 @@
         </w:tc>
         <w:tc>
           <w:tcPr>
-            <w:tcW w:w="676" w:type="dxa"/>
+            <w:tcW w:w="675" w:type="dxa"/>
             <w:vAlign w:val="center"/>
           </w:tcPr>
           <w:p>
@@ -9580,7 +9625,7 @@
         </w:tc>
         <w:tc>
           <w:tcPr>
-            <w:tcW w:w="2522" w:type="dxa"/>
+            <w:tcW w:w="2368" w:type="dxa"/>
           </w:tcPr>
           <w:p>
             <w:pPr>
@@ -9604,7 +9649,7 @@
         </w:tc>
         <w:tc>
           <w:tcPr>
-            <w:tcW w:w="1275" w:type="dxa"/>
+            <w:tcW w:w="1307" w:type="dxa"/>
           </w:tcPr>
           <w:p>
             <w:pPr>
@@ -9615,11 +9660,20 @@
                 <w:lang w:val="en-US"/>
               </w:rPr>
             </w:pPr>
+            <w:r>
+              <w:rPr>
+                <w:b/>
+                <w:bCs/>
+                <w:color w:val="auto"/>
+                <w:lang w:val="en-US"/>
+              </w:rPr>
+              <w:t>1 Day</w:t>
+            </w:r>
           </w:p>
         </w:tc>
         <w:tc>
           <w:tcPr>
-            <w:tcW w:w="1560" w:type="dxa"/>
+            <w:tcW w:w="1425" w:type="dxa"/>
           </w:tcPr>
           <w:p>
             <w:pPr>
@@ -9630,11 +9684,20 @@
                 <w:lang w:val="en-US"/>
               </w:rPr>
             </w:pPr>
+            <w:r>
+              <w:rPr>
+                <w:b/>
+                <w:bCs/>
+                <w:color w:val="auto"/>
+                <w:lang w:val="en-US"/>
+              </w:rPr>
+              <w:t>1.1.2</w:t>
+            </w:r>
           </w:p>
         </w:tc>
         <w:tc>
           <w:tcPr>
-            <w:tcW w:w="661" w:type="dxa"/>
+            <w:tcW w:w="937" w:type="dxa"/>
             <w:shd w:val="clear" w:color="auto" w:fill="EE0000"/>
           </w:tcPr>
           <w:p>
@@ -9652,7 +9715,7 @@
       <w:tr>
         <w:tc>
           <w:tcPr>
-            <w:tcW w:w="703" w:type="dxa"/>
+            <w:tcW w:w="696" w:type="dxa"/>
             <w:vAlign w:val="center"/>
           </w:tcPr>
           <w:p>
@@ -9686,7 +9749,7 @@
         </w:tc>
         <w:tc>
           <w:tcPr>
-            <w:tcW w:w="591" w:type="dxa"/>
+            <w:tcW w:w="580" w:type="dxa"/>
             <w:vAlign w:val="center"/>
           </w:tcPr>
           <w:p>
@@ -9712,7 +9775,7 @@
         </w:tc>
         <w:tc>
           <w:tcPr>
-            <w:tcW w:w="676" w:type="dxa"/>
+            <w:tcW w:w="675" w:type="dxa"/>
             <w:vAlign w:val="center"/>
           </w:tcPr>
           <w:p>
@@ -9738,7 +9801,7 @@
         </w:tc>
         <w:tc>
           <w:tcPr>
-            <w:tcW w:w="2522" w:type="dxa"/>
+            <w:tcW w:w="2368" w:type="dxa"/>
           </w:tcPr>
           <w:p>
             <w:pPr>
@@ -9762,7 +9825,7 @@
         </w:tc>
         <w:tc>
           <w:tcPr>
-            <w:tcW w:w="1275" w:type="dxa"/>
+            <w:tcW w:w="1307" w:type="dxa"/>
           </w:tcPr>
           <w:p>
             <w:pPr>
@@ -9773,11 +9836,20 @@
                 <w:lang w:val="en-US"/>
               </w:rPr>
             </w:pPr>
+            <w:r>
+              <w:rPr>
+                <w:b/>
+                <w:bCs/>
+                <w:color w:val="auto"/>
+                <w:lang w:val="en-US"/>
+              </w:rPr>
+              <w:t>2 Days</w:t>
+            </w:r>
           </w:p>
         </w:tc>
         <w:tc>
           <w:tcPr>
-            <w:tcW w:w="1560" w:type="dxa"/>
+            <w:tcW w:w="1425" w:type="dxa"/>
           </w:tcPr>
           <w:p>
             <w:pPr>
@@ -9788,11 +9860,20 @@
                 <w:lang w:val="en-US"/>
               </w:rPr>
             </w:pPr>
+            <w:r>
+              <w:rPr>
+                <w:b/>
+                <w:bCs/>
+                <w:color w:val="auto"/>
+                <w:lang w:val="en-US"/>
+              </w:rPr>
+              <w:t>1.1.3</w:t>
+            </w:r>
           </w:p>
         </w:tc>
         <w:tc>
           <w:tcPr>
-            <w:tcW w:w="661" w:type="dxa"/>
+            <w:tcW w:w="937" w:type="dxa"/>
             <w:shd w:val="clear" w:color="auto" w:fill="4C94D8" w:themeFill="text2" w:themeFillTint="80"/>
           </w:tcPr>
           <w:p>
@@ -9810,7 +9891,7 @@
       <w:tr>
         <w:tc>
           <w:tcPr>
-            <w:tcW w:w="703" w:type="dxa"/>
+            <w:tcW w:w="696" w:type="dxa"/>
             <w:vAlign w:val="center"/>
           </w:tcPr>
           <w:p>
@@ -9853,7 +9934,7 @@
         </w:tc>
         <w:tc>
           <w:tcPr>
-            <w:tcW w:w="591" w:type="dxa"/>
+            <w:tcW w:w="580" w:type="dxa"/>
             <w:vAlign w:val="center"/>
           </w:tcPr>
           <w:p>
@@ -9870,7 +9951,7 @@
         </w:tc>
         <w:tc>
           <w:tcPr>
-            <w:tcW w:w="676" w:type="dxa"/>
+            <w:tcW w:w="675" w:type="dxa"/>
             <w:vAlign w:val="center"/>
           </w:tcPr>
           <w:p>
@@ -9896,7 +9977,7 @@
         </w:tc>
         <w:tc>
           <w:tcPr>
-            <w:tcW w:w="2522" w:type="dxa"/>
+            <w:tcW w:w="2368" w:type="dxa"/>
           </w:tcPr>
           <w:p>
             <w:pPr>
@@ -9920,7 +10001,7 @@
         </w:tc>
         <w:tc>
           <w:tcPr>
-            <w:tcW w:w="1275" w:type="dxa"/>
+            <w:tcW w:w="1307" w:type="dxa"/>
           </w:tcPr>
           <w:p>
             <w:pPr>
@@ -9935,7 +10016,7 @@
         </w:tc>
         <w:tc>
           <w:tcPr>
-            <w:tcW w:w="1560" w:type="dxa"/>
+            <w:tcW w:w="1425" w:type="dxa"/>
           </w:tcPr>
           <w:p>
             <w:pPr>
@@ -9946,11 +10027,20 @@
                 <w:lang w:val="en-US"/>
               </w:rPr>
             </w:pPr>
+            <w:r>
+              <w:rPr>
+                <w:b/>
+                <w:bCs/>
+                <w:color w:val="auto"/>
+                <w:lang w:val="en-US"/>
+              </w:rPr>
+              <w:t>1.2.1, 1.2.2, 1.2.3</w:t>
+            </w:r>
           </w:p>
         </w:tc>
         <w:tc>
           <w:tcPr>
-            <w:tcW w:w="661" w:type="dxa"/>
+            <w:tcW w:w="937" w:type="dxa"/>
             <w:shd w:val="clear" w:color="auto" w:fill="4C94D8" w:themeFill="text2" w:themeFillTint="80"/>
           </w:tcPr>
           <w:p>
@@ -9968,7 +10058,7 @@
       <w:tr>
         <w:tc>
           <w:tcPr>
-            <w:tcW w:w="703" w:type="dxa"/>
+            <w:tcW w:w="696" w:type="dxa"/>
             <w:vAlign w:val="center"/>
           </w:tcPr>
           <w:p>
@@ -10002,7 +10092,7 @@
         </w:tc>
         <w:tc>
           <w:tcPr>
-            <w:tcW w:w="591" w:type="dxa"/>
+            <w:tcW w:w="580" w:type="dxa"/>
             <w:vAlign w:val="center"/>
           </w:tcPr>
           <w:p>
@@ -10028,7 +10118,7 @@
         </w:tc>
         <w:tc>
           <w:tcPr>
-            <w:tcW w:w="676" w:type="dxa"/>
+            <w:tcW w:w="675" w:type="dxa"/>
             <w:vAlign w:val="center"/>
           </w:tcPr>
           <w:p>
@@ -10054,7 +10144,7 @@
         </w:tc>
         <w:tc>
           <w:tcPr>
-            <w:tcW w:w="2522" w:type="dxa"/>
+            <w:tcW w:w="2368" w:type="dxa"/>
           </w:tcPr>
           <w:p>
             <w:pPr>
@@ -10078,7 +10168,7 @@
         </w:tc>
         <w:tc>
           <w:tcPr>
-            <w:tcW w:w="1275" w:type="dxa"/>
+            <w:tcW w:w="1307" w:type="dxa"/>
           </w:tcPr>
           <w:p>
             <w:pPr>
@@ -10089,11 +10179,20 @@
                 <w:lang w:val="en-US"/>
               </w:rPr>
             </w:pPr>
+            <w:r>
+              <w:rPr>
+                <w:b/>
+                <w:bCs/>
+                <w:color w:val="auto"/>
+                <w:lang w:val="en-US"/>
+              </w:rPr>
+              <w:t>3 Days</w:t>
+            </w:r>
           </w:p>
         </w:tc>
         <w:tc>
           <w:tcPr>
-            <w:tcW w:w="1560" w:type="dxa"/>
+            <w:tcW w:w="1425" w:type="dxa"/>
           </w:tcPr>
           <w:p>
             <w:pPr>
@@ -10104,11 +10203,20 @@
                 <w:lang w:val="en-US"/>
               </w:rPr>
             </w:pPr>
+            <w:r>
+              <w:rPr>
+                <w:b/>
+                <w:bCs/>
+                <w:color w:val="auto"/>
+                <w:lang w:val="en-US"/>
+              </w:rPr>
+              <w:t>1.1</w:t>
+            </w:r>
           </w:p>
         </w:tc>
         <w:tc>
           <w:tcPr>
-            <w:tcW w:w="661" w:type="dxa"/>
+            <w:tcW w:w="937" w:type="dxa"/>
             <w:shd w:val="clear" w:color="auto" w:fill="4C94D8" w:themeFill="text2" w:themeFillTint="80"/>
           </w:tcPr>
           <w:p>
@@ -10126,7 +10234,7 @@
       <w:tr>
         <w:tc>
           <w:tcPr>
-            <w:tcW w:w="703" w:type="dxa"/>
+            <w:tcW w:w="696" w:type="dxa"/>
             <w:vAlign w:val="center"/>
           </w:tcPr>
           <w:p>
@@ -10160,7 +10268,7 @@
         </w:tc>
         <w:tc>
           <w:tcPr>
-            <w:tcW w:w="591" w:type="dxa"/>
+            <w:tcW w:w="580" w:type="dxa"/>
             <w:vAlign w:val="center"/>
           </w:tcPr>
           <w:p>
@@ -10186,7 +10294,7 @@
         </w:tc>
         <w:tc>
           <w:tcPr>
-            <w:tcW w:w="676" w:type="dxa"/>
+            <w:tcW w:w="675" w:type="dxa"/>
             <w:vAlign w:val="center"/>
           </w:tcPr>
           <w:p>
@@ -10212,7 +10320,7 @@
         </w:tc>
         <w:tc>
           <w:tcPr>
-            <w:tcW w:w="2522" w:type="dxa"/>
+            <w:tcW w:w="2368" w:type="dxa"/>
           </w:tcPr>
           <w:p>
             <w:pPr>
@@ -10236,7 +10344,7 @@
         </w:tc>
         <w:tc>
           <w:tcPr>
-            <w:tcW w:w="1275" w:type="dxa"/>
+            <w:tcW w:w="1307" w:type="dxa"/>
           </w:tcPr>
           <w:p>
             <w:pPr>
@@ -10247,11 +10355,20 @@
                 <w:lang w:val="en-US"/>
               </w:rPr>
             </w:pPr>
+            <w:r>
+              <w:rPr>
+                <w:b/>
+                <w:bCs/>
+                <w:color w:val="auto"/>
+                <w:lang w:val="en-US"/>
+              </w:rPr>
+              <w:t>1 Day</w:t>
+            </w:r>
           </w:p>
         </w:tc>
         <w:tc>
           <w:tcPr>
-            <w:tcW w:w="1560" w:type="dxa"/>
+            <w:tcW w:w="1425" w:type="dxa"/>
           </w:tcPr>
           <w:p>
             <w:pPr>
@@ -10262,11 +10379,20 @@
                 <w:lang w:val="en-US"/>
               </w:rPr>
             </w:pPr>
+            <w:r>
+              <w:rPr>
+                <w:b/>
+                <w:bCs/>
+                <w:color w:val="auto"/>
+                <w:lang w:val="en-US"/>
+              </w:rPr>
+              <w:t>1.2.1</w:t>
+            </w:r>
           </w:p>
         </w:tc>
         <w:tc>
           <w:tcPr>
-            <w:tcW w:w="661" w:type="dxa"/>
+            <w:tcW w:w="937" w:type="dxa"/>
             <w:shd w:val="clear" w:color="auto" w:fill="4C94D8" w:themeFill="text2" w:themeFillTint="80"/>
           </w:tcPr>
           <w:p>
@@ -10284,7 +10410,7 @@
       <w:tr>
         <w:tc>
           <w:tcPr>
-            <w:tcW w:w="703" w:type="dxa"/>
+            <w:tcW w:w="696" w:type="dxa"/>
             <w:vAlign w:val="center"/>
           </w:tcPr>
           <w:p>
@@ -10318,7 +10444,7 @@
         </w:tc>
         <w:tc>
           <w:tcPr>
-            <w:tcW w:w="591" w:type="dxa"/>
+            <w:tcW w:w="580" w:type="dxa"/>
             <w:vAlign w:val="center"/>
           </w:tcPr>
           <w:p>
@@ -10344,7 +10470,7 @@
         </w:tc>
         <w:tc>
           <w:tcPr>
-            <w:tcW w:w="676" w:type="dxa"/>
+            <w:tcW w:w="675" w:type="dxa"/>
             <w:vAlign w:val="center"/>
           </w:tcPr>
           <w:p>
@@ -10370,7 +10496,7 @@
         </w:tc>
         <w:tc>
           <w:tcPr>
-            <w:tcW w:w="2522" w:type="dxa"/>
+            <w:tcW w:w="2368" w:type="dxa"/>
           </w:tcPr>
           <w:p>
             <w:pPr>
@@ -10394,7 +10520,7 @@
         </w:tc>
         <w:tc>
           <w:tcPr>
-            <w:tcW w:w="1275" w:type="dxa"/>
+            <w:tcW w:w="1307" w:type="dxa"/>
           </w:tcPr>
           <w:p>
             <w:pPr>
@@ -10405,11 +10531,20 @@
                 <w:lang w:val="en-US"/>
               </w:rPr>
             </w:pPr>
+            <w:r>
+              <w:rPr>
+                <w:b/>
+                <w:bCs/>
+                <w:color w:val="auto"/>
+                <w:lang w:val="en-US"/>
+              </w:rPr>
+              <w:t>1 Day</w:t>
+            </w:r>
           </w:p>
         </w:tc>
         <w:tc>
           <w:tcPr>
-            <w:tcW w:w="1560" w:type="dxa"/>
+            <w:tcW w:w="1425" w:type="dxa"/>
           </w:tcPr>
           <w:p>
             <w:pPr>
@@ -10420,11 +10555,20 @@
                 <w:lang w:val="en-US"/>
               </w:rPr>
             </w:pPr>
+            <w:r>
+              <w:rPr>
+                <w:b/>
+                <w:bCs/>
+                <w:color w:val="auto"/>
+                <w:lang w:val="en-US"/>
+              </w:rPr>
+              <w:t>1.2.2</w:t>
+            </w:r>
           </w:p>
         </w:tc>
         <w:tc>
           <w:tcPr>
-            <w:tcW w:w="661" w:type="dxa"/>
+            <w:tcW w:w="937" w:type="dxa"/>
             <w:shd w:val="clear" w:color="auto" w:fill="4C94D8" w:themeFill="text2" w:themeFillTint="80"/>
           </w:tcPr>
           <w:p>
@@ -10442,7 +10586,7 @@
       <w:tr>
         <w:tc>
           <w:tcPr>
-            <w:tcW w:w="703" w:type="dxa"/>
+            <w:tcW w:w="696" w:type="dxa"/>
             <w:vAlign w:val="center"/>
           </w:tcPr>
           <w:p>
@@ -10472,11 +10616,20 @@
                 <w:lang w:val="en-US"/>
               </w:rPr>
             </w:pPr>
+            <w:r>
+              <w:rPr>
+                <w:b/>
+                <w:bCs/>
+                <w:color w:val="auto"/>
+                <w:lang w:val="en-US"/>
+              </w:rPr>
+              <w:t>X</w:t>
+            </w:r>
           </w:p>
         </w:tc>
         <w:tc>
           <w:tcPr>
-            <w:tcW w:w="591" w:type="dxa"/>
+            <w:tcW w:w="580" w:type="dxa"/>
             <w:vAlign w:val="center"/>
           </w:tcPr>
           <w:p>
@@ -10493,7 +10646,7 @@
         </w:tc>
         <w:tc>
           <w:tcPr>
-            <w:tcW w:w="676" w:type="dxa"/>
+            <w:tcW w:w="675" w:type="dxa"/>
             <w:vAlign w:val="center"/>
           </w:tcPr>
           <w:p>
@@ -10506,11 +10659,20 @@
                 <w:lang w:val="en-US"/>
               </w:rPr>
             </w:pPr>
+            <w:r>
+              <w:rPr>
+                <w:b/>
+                <w:bCs/>
+                <w:color w:val="auto"/>
+                <w:lang w:val="en-US"/>
+              </w:rPr>
+              <w:t>1.3</w:t>
+            </w:r>
           </w:p>
         </w:tc>
         <w:tc>
           <w:tcPr>
-            <w:tcW w:w="2522" w:type="dxa"/>
+            <w:tcW w:w="2368" w:type="dxa"/>
           </w:tcPr>
           <w:p>
             <w:pPr>
@@ -10528,33 +10690,13 @@
                 <w:color w:val="auto"/>
                 <w:lang w:val="en-US"/>
               </w:rPr>
-              <w:t>(</w:t>
-            </w:r>
-            <w:proofErr w:type="gramStart"/>
-            <w:r>
-              <w:rPr>
-                <w:b/>
-                <w:bCs/>
-                <w:color w:val="auto"/>
-                <w:lang w:val="en-US"/>
-              </w:rPr>
-              <w:t>CAN</w:t>
-            </w:r>
-            <w:proofErr w:type="gramEnd"/>
-            <w:r>
-              <w:rPr>
-                <w:b/>
-                <w:bCs/>
-                <w:color w:val="auto"/>
-                <w:lang w:val="en-US"/>
-              </w:rPr>
-              <w:t xml:space="preserve"> ADD MORE ROWS IF NEEDED)</w:t>
+              <w:t>Machine Learning Model</w:t>
             </w:r>
           </w:p>
         </w:tc>
         <w:tc>
           <w:tcPr>
-            <w:tcW w:w="1275" w:type="dxa"/>
+            <w:tcW w:w="1307" w:type="dxa"/>
           </w:tcPr>
           <w:p>
             <w:pPr>
@@ -10569,7 +10711,7 @@
         </w:tc>
         <w:tc>
           <w:tcPr>
-            <w:tcW w:w="1560" w:type="dxa"/>
+            <w:tcW w:w="1425" w:type="dxa"/>
           </w:tcPr>
           <w:p>
             <w:pPr>
@@ -10580,11 +10722,41 @@
                 <w:lang w:val="en-US"/>
               </w:rPr>
             </w:pPr>
+            <w:r>
+              <w:rPr>
+                <w:b/>
+                <w:bCs/>
+                <w:color w:val="auto"/>
+                <w:lang w:val="en-US"/>
+              </w:rPr>
+              <w:t>1.3.3</w:t>
+            </w:r>
+            <w:proofErr w:type="gramStart"/>
+            <w:r>
+              <w:rPr>
+                <w:b/>
+                <w:bCs/>
+                <w:color w:val="auto"/>
+                <w:lang w:val="en-US"/>
+              </w:rPr>
+              <w:t>,  1</w:t>
+            </w:r>
+            <w:proofErr w:type="gramEnd"/>
+            <w:r>
+              <w:rPr>
+                <w:b/>
+                <w:bCs/>
+                <w:color w:val="auto"/>
+                <w:lang w:val="en-US"/>
+              </w:rPr>
+              <w:t>.3.6</w:t>
+            </w:r>
           </w:p>
         </w:tc>
         <w:tc>
           <w:tcPr>
-            <w:tcW w:w="661" w:type="dxa"/>
+            <w:tcW w:w="937" w:type="dxa"/>
+            <w:shd w:val="clear" w:color="auto" w:fill="84E290" w:themeFill="accent3" w:themeFillTint="66"/>
           </w:tcPr>
           <w:p>
             <w:pPr>
@@ -10601,7 +10773,7 @@
       <w:tr>
         <w:tc>
           <w:tcPr>
-            <w:tcW w:w="703" w:type="dxa"/>
+            <w:tcW w:w="696" w:type="dxa"/>
             <w:vAlign w:val="center"/>
           </w:tcPr>
           <w:p>
@@ -10635,7 +10807,7 @@
         </w:tc>
         <w:tc>
           <w:tcPr>
-            <w:tcW w:w="591" w:type="dxa"/>
+            <w:tcW w:w="580" w:type="dxa"/>
             <w:vAlign w:val="center"/>
           </w:tcPr>
           <w:p>
@@ -10648,11 +10820,20 @@
                 <w:lang w:val="en-US"/>
               </w:rPr>
             </w:pPr>
+            <w:r>
+              <w:rPr>
+                <w:b/>
+                <w:bCs/>
+                <w:color w:val="auto"/>
+                <w:lang w:val="en-US"/>
+              </w:rPr>
+              <w:t>X</w:t>
+            </w:r>
           </w:p>
         </w:tc>
         <w:tc>
           <w:tcPr>
-            <w:tcW w:w="676" w:type="dxa"/>
+            <w:tcW w:w="675" w:type="dxa"/>
             <w:vAlign w:val="center"/>
           </w:tcPr>
           <w:p>
@@ -10665,11 +10846,20 @@
                 <w:lang w:val="en-US"/>
               </w:rPr>
             </w:pPr>
+            <w:r>
+              <w:rPr>
+                <w:b/>
+                <w:bCs/>
+                <w:color w:val="auto"/>
+                <w:lang w:val="en-US"/>
+              </w:rPr>
+              <w:t>1.3.1</w:t>
+            </w:r>
           </w:p>
         </w:tc>
         <w:tc>
           <w:tcPr>
-            <w:tcW w:w="2522" w:type="dxa"/>
+            <w:tcW w:w="2368" w:type="dxa"/>
           </w:tcPr>
           <w:p>
             <w:pPr>
@@ -10680,11 +10870,20 @@
                 <w:lang w:val="en-US"/>
               </w:rPr>
             </w:pPr>
+            <w:r>
+              <w:rPr>
+                <w:b/>
+                <w:bCs/>
+                <w:color w:val="auto"/>
+                <w:lang w:val="en-US"/>
+              </w:rPr>
+              <w:t>Feature Engineering and Target Variable Definition</w:t>
+            </w:r>
           </w:p>
         </w:tc>
         <w:tc>
           <w:tcPr>
-            <w:tcW w:w="1275" w:type="dxa"/>
+            <w:tcW w:w="1307" w:type="dxa"/>
           </w:tcPr>
           <w:p>
             <w:pPr>
@@ -10695,11 +10894,20 @@
                 <w:lang w:val="en-US"/>
               </w:rPr>
             </w:pPr>
+            <w:r>
+              <w:rPr>
+                <w:b/>
+                <w:bCs/>
+                <w:color w:val="auto"/>
+                <w:lang w:val="en-US"/>
+              </w:rPr>
+              <w:t>2 Days</w:t>
+            </w:r>
           </w:p>
         </w:tc>
         <w:tc>
           <w:tcPr>
-            <w:tcW w:w="1560" w:type="dxa"/>
+            <w:tcW w:w="1425" w:type="dxa"/>
           </w:tcPr>
           <w:p>
             <w:pPr>
@@ -10710,11 +10918,21 @@
                 <w:lang w:val="en-US"/>
               </w:rPr>
             </w:pPr>
+            <w:r>
+              <w:rPr>
+                <w:b/>
+                <w:bCs/>
+                <w:color w:val="auto"/>
+                <w:lang w:val="en-US"/>
+              </w:rPr>
+              <w:t>1.2.1</w:t>
+            </w:r>
           </w:p>
         </w:tc>
         <w:tc>
           <w:tcPr>
-            <w:tcW w:w="661" w:type="dxa"/>
+            <w:tcW w:w="937" w:type="dxa"/>
+            <w:shd w:val="clear" w:color="auto" w:fill="84E290" w:themeFill="accent3" w:themeFillTint="66"/>
           </w:tcPr>
           <w:p>
             <w:pPr>
@@ -10731,7 +10949,7 @@
       <w:tr>
         <w:tc>
           <w:tcPr>
-            <w:tcW w:w="703" w:type="dxa"/>
+            <w:tcW w:w="696" w:type="dxa"/>
             <w:vAlign w:val="center"/>
           </w:tcPr>
           <w:p>
@@ -10761,20 +10979,11 @@
                 <w:lang w:val="en-US"/>
               </w:rPr>
             </w:pPr>
-            <w:r>
-              <w:rPr>
-                <w:b/>
-                <w:bCs/>
-                <w:color w:val="auto"/>
-                <w:lang w:val="en-US"/>
-              </w:rPr>
-              <w:t>X</w:t>
-            </w:r>
           </w:p>
         </w:tc>
         <w:tc>
           <w:tcPr>
-            <w:tcW w:w="591" w:type="dxa"/>
+            <w:tcW w:w="580" w:type="dxa"/>
             <w:vAlign w:val="center"/>
           </w:tcPr>
           <w:p>
@@ -10787,11 +10996,20 @@
                 <w:lang w:val="en-US"/>
               </w:rPr>
             </w:pPr>
+            <w:r>
+              <w:rPr>
+                <w:b/>
+                <w:bCs/>
+                <w:color w:val="auto"/>
+                <w:lang w:val="en-US"/>
+              </w:rPr>
+              <w:t>X</w:t>
+            </w:r>
           </w:p>
         </w:tc>
         <w:tc>
           <w:tcPr>
-            <w:tcW w:w="676" w:type="dxa"/>
+            <w:tcW w:w="675" w:type="dxa"/>
             <w:vAlign w:val="center"/>
           </w:tcPr>
           <w:p>
@@ -10811,13 +11029,13 @@
                 <w:color w:val="auto"/>
                 <w:lang w:val="en-US"/>
               </w:rPr>
-              <w:t>1.3</w:t>
+              <w:t>1.3.2</w:t>
             </w:r>
           </w:p>
         </w:tc>
         <w:tc>
           <w:tcPr>
-            <w:tcW w:w="2522" w:type="dxa"/>
+            <w:tcW w:w="2368" w:type="dxa"/>
           </w:tcPr>
           <w:p>
             <w:pPr>
@@ -10835,13 +11053,13 @@
                 <w:color w:val="auto"/>
                 <w:lang w:val="en-US"/>
               </w:rPr>
-              <w:t>Machine Learning Model</w:t>
+              <w:t>Train different classification models</w:t>
             </w:r>
           </w:p>
         </w:tc>
         <w:tc>
           <w:tcPr>
-            <w:tcW w:w="1275" w:type="dxa"/>
+            <w:tcW w:w="1307" w:type="dxa"/>
           </w:tcPr>
           <w:p>
             <w:pPr>
@@ -10852,11 +11070,20 @@
                 <w:lang w:val="en-US"/>
               </w:rPr>
             </w:pPr>
+            <w:r>
+              <w:rPr>
+                <w:b/>
+                <w:bCs/>
+                <w:color w:val="auto"/>
+                <w:lang w:val="en-US"/>
+              </w:rPr>
+              <w:t>3 Days</w:t>
+            </w:r>
           </w:p>
         </w:tc>
         <w:tc>
           <w:tcPr>
-            <w:tcW w:w="1560" w:type="dxa"/>
+            <w:tcW w:w="1425" w:type="dxa"/>
           </w:tcPr>
           <w:p>
             <w:pPr>
@@ -10867,11 +11094,20 @@
                 <w:lang w:val="en-US"/>
               </w:rPr>
             </w:pPr>
+            <w:r>
+              <w:rPr>
+                <w:b/>
+                <w:bCs/>
+                <w:color w:val="auto"/>
+                <w:lang w:val="en-US"/>
+              </w:rPr>
+              <w:t>1.3.1</w:t>
+            </w:r>
           </w:p>
         </w:tc>
         <w:tc>
           <w:tcPr>
-            <w:tcW w:w="661" w:type="dxa"/>
+            <w:tcW w:w="937" w:type="dxa"/>
             <w:shd w:val="clear" w:color="auto" w:fill="84E290" w:themeFill="accent3" w:themeFillTint="66"/>
           </w:tcPr>
           <w:p>
@@ -10889,7 +11125,7 @@
       <w:tr>
         <w:tc>
           <w:tcPr>
-            <w:tcW w:w="703" w:type="dxa"/>
+            <w:tcW w:w="696" w:type="dxa"/>
             <w:vAlign w:val="center"/>
           </w:tcPr>
           <w:p>
@@ -10923,7 +11159,7 @@
         </w:tc>
         <w:tc>
           <w:tcPr>
-            <w:tcW w:w="591" w:type="dxa"/>
+            <w:tcW w:w="580" w:type="dxa"/>
             <w:vAlign w:val="center"/>
           </w:tcPr>
           <w:p>
@@ -10949,7 +11185,7 @@
         </w:tc>
         <w:tc>
           <w:tcPr>
-            <w:tcW w:w="676" w:type="dxa"/>
+            <w:tcW w:w="675" w:type="dxa"/>
             <w:vAlign w:val="center"/>
           </w:tcPr>
           <w:p>
@@ -10969,13 +11205,13 @@
                 <w:color w:val="auto"/>
                 <w:lang w:val="en-US"/>
               </w:rPr>
-              <w:t>1.3.1</w:t>
+              <w:t>1.3.3</w:t>
             </w:r>
           </w:p>
         </w:tc>
         <w:tc>
           <w:tcPr>
-            <w:tcW w:w="2522" w:type="dxa"/>
+            <w:tcW w:w="2368" w:type="dxa"/>
           </w:tcPr>
           <w:p>
             <w:pPr>
@@ -10993,13 +11229,13 @@
                 <w:color w:val="auto"/>
                 <w:lang w:val="en-US"/>
               </w:rPr>
-              <w:t>Feature Engineering and Target Variable Definition</w:t>
+              <w:t>Compare classification models</w:t>
             </w:r>
           </w:p>
         </w:tc>
         <w:tc>
           <w:tcPr>
-            <w:tcW w:w="1275" w:type="dxa"/>
+            <w:tcW w:w="1307" w:type="dxa"/>
           </w:tcPr>
           <w:p>
             <w:pPr>
@@ -11010,11 +11246,20 @@
                 <w:lang w:val="en-US"/>
               </w:rPr>
             </w:pPr>
+            <w:r>
+              <w:rPr>
+                <w:b/>
+                <w:bCs/>
+                <w:color w:val="auto"/>
+                <w:lang w:val="en-US"/>
+              </w:rPr>
+              <w:t>3 Days</w:t>
+            </w:r>
           </w:p>
         </w:tc>
         <w:tc>
           <w:tcPr>
-            <w:tcW w:w="1560" w:type="dxa"/>
+            <w:tcW w:w="1425" w:type="dxa"/>
           </w:tcPr>
           <w:p>
             <w:pPr>
@@ -11025,11 +11270,20 @@
                 <w:lang w:val="en-US"/>
               </w:rPr>
             </w:pPr>
+            <w:r>
+              <w:rPr>
+                <w:b/>
+                <w:bCs/>
+                <w:color w:val="auto"/>
+                <w:lang w:val="en-US"/>
+              </w:rPr>
+              <w:t>1.3.2</w:t>
+            </w:r>
           </w:p>
         </w:tc>
         <w:tc>
           <w:tcPr>
-            <w:tcW w:w="661" w:type="dxa"/>
+            <w:tcW w:w="937" w:type="dxa"/>
             <w:shd w:val="clear" w:color="auto" w:fill="84E290" w:themeFill="accent3" w:themeFillTint="66"/>
           </w:tcPr>
           <w:p>
@@ -11047,7 +11301,7 @@
       <w:tr>
         <w:tc>
           <w:tcPr>
-            <w:tcW w:w="703" w:type="dxa"/>
+            <w:tcW w:w="696" w:type="dxa"/>
             <w:vAlign w:val="center"/>
           </w:tcPr>
           <w:p>
@@ -11081,7 +11335,7 @@
         </w:tc>
         <w:tc>
           <w:tcPr>
-            <w:tcW w:w="591" w:type="dxa"/>
+            <w:tcW w:w="580" w:type="dxa"/>
             <w:vAlign w:val="center"/>
           </w:tcPr>
           <w:p>
@@ -11107,7 +11361,7 @@
         </w:tc>
         <w:tc>
           <w:tcPr>
-            <w:tcW w:w="676" w:type="dxa"/>
+            <w:tcW w:w="675" w:type="dxa"/>
             <w:vAlign w:val="center"/>
           </w:tcPr>
           <w:p>
@@ -11127,13 +11381,13 @@
                 <w:color w:val="auto"/>
                 <w:lang w:val="en-US"/>
               </w:rPr>
-              <w:t>1.3.2</w:t>
+              <w:t>1.3.4</w:t>
             </w:r>
           </w:p>
         </w:tc>
         <w:tc>
           <w:tcPr>
-            <w:tcW w:w="2522" w:type="dxa"/>
+            <w:tcW w:w="2368" w:type="dxa"/>
           </w:tcPr>
           <w:p>
             <w:pPr>
@@ -11151,13 +11405,13 @@
                 <w:color w:val="auto"/>
                 <w:lang w:val="en-US"/>
               </w:rPr>
-              <w:t>Train different classification models</w:t>
+              <w:t>Finalize classification model</w:t>
             </w:r>
           </w:p>
         </w:tc>
         <w:tc>
           <w:tcPr>
-            <w:tcW w:w="1275" w:type="dxa"/>
+            <w:tcW w:w="1307" w:type="dxa"/>
           </w:tcPr>
           <w:p>
             <w:pPr>
@@ -11168,11 +11422,20 @@
                 <w:lang w:val="en-US"/>
               </w:rPr>
             </w:pPr>
+            <w:r>
+              <w:rPr>
+                <w:b/>
+                <w:bCs/>
+                <w:color w:val="auto"/>
+                <w:lang w:val="en-US"/>
+              </w:rPr>
+              <w:t>3 Days</w:t>
+            </w:r>
           </w:p>
         </w:tc>
         <w:tc>
           <w:tcPr>
-            <w:tcW w:w="1560" w:type="dxa"/>
+            <w:tcW w:w="1425" w:type="dxa"/>
           </w:tcPr>
           <w:p>
             <w:pPr>
@@ -11183,11 +11446,20 @@
                 <w:lang w:val="en-US"/>
               </w:rPr>
             </w:pPr>
+            <w:r>
+              <w:rPr>
+                <w:b/>
+                <w:bCs/>
+                <w:color w:val="auto"/>
+                <w:lang w:val="en-US"/>
+              </w:rPr>
+              <w:t>1.3.3</w:t>
+            </w:r>
           </w:p>
         </w:tc>
         <w:tc>
           <w:tcPr>
-            <w:tcW w:w="661" w:type="dxa"/>
+            <w:tcW w:w="937" w:type="dxa"/>
             <w:shd w:val="clear" w:color="auto" w:fill="84E290" w:themeFill="accent3" w:themeFillTint="66"/>
           </w:tcPr>
           <w:p>
@@ -11205,7 +11477,7 @@
       <w:tr>
         <w:tc>
           <w:tcPr>
-            <w:tcW w:w="703" w:type="dxa"/>
+            <w:tcW w:w="696" w:type="dxa"/>
             <w:vAlign w:val="center"/>
           </w:tcPr>
           <w:p>
@@ -11239,7 +11511,7 @@
         </w:tc>
         <w:tc>
           <w:tcPr>
-            <w:tcW w:w="591" w:type="dxa"/>
+            <w:tcW w:w="580" w:type="dxa"/>
             <w:vAlign w:val="center"/>
           </w:tcPr>
           <w:p>
@@ -11265,7 +11537,7 @@
         </w:tc>
         <w:tc>
           <w:tcPr>
-            <w:tcW w:w="676" w:type="dxa"/>
+            <w:tcW w:w="675" w:type="dxa"/>
             <w:vAlign w:val="center"/>
           </w:tcPr>
           <w:p>
@@ -11285,13 +11557,13 @@
                 <w:color w:val="auto"/>
                 <w:lang w:val="en-US"/>
               </w:rPr>
-              <w:t>1.3.3</w:t>
+              <w:t>1.3.5</w:t>
             </w:r>
           </w:p>
         </w:tc>
         <w:tc>
           <w:tcPr>
-            <w:tcW w:w="2522" w:type="dxa"/>
+            <w:tcW w:w="2368" w:type="dxa"/>
           </w:tcPr>
           <w:p>
             <w:pPr>
@@ -11309,13 +11581,13 @@
                 <w:color w:val="auto"/>
                 <w:lang w:val="en-US"/>
               </w:rPr>
-              <w:t>Compare classification models</w:t>
+              <w:t>Train different regression models</w:t>
             </w:r>
           </w:p>
         </w:tc>
         <w:tc>
           <w:tcPr>
-            <w:tcW w:w="1275" w:type="dxa"/>
+            <w:tcW w:w="1307" w:type="dxa"/>
           </w:tcPr>
           <w:p>
             <w:pPr>
@@ -11326,11 +11598,20 @@
                 <w:lang w:val="en-US"/>
               </w:rPr>
             </w:pPr>
+            <w:r>
+              <w:rPr>
+                <w:b/>
+                <w:bCs/>
+                <w:color w:val="auto"/>
+                <w:lang w:val="en-US"/>
+              </w:rPr>
+              <w:t>3 Days</w:t>
+            </w:r>
           </w:p>
         </w:tc>
         <w:tc>
           <w:tcPr>
-            <w:tcW w:w="1560" w:type="dxa"/>
+            <w:tcW w:w="1425" w:type="dxa"/>
           </w:tcPr>
           <w:p>
             <w:pPr>
@@ -11341,11 +11622,20 @@
                 <w:lang w:val="en-US"/>
               </w:rPr>
             </w:pPr>
+            <w:r>
+              <w:rPr>
+                <w:b/>
+                <w:bCs/>
+                <w:color w:val="auto"/>
+                <w:lang w:val="en-US"/>
+              </w:rPr>
+              <w:t>1.3.1</w:t>
+            </w:r>
           </w:p>
         </w:tc>
         <w:tc>
           <w:tcPr>
-            <w:tcW w:w="661" w:type="dxa"/>
+            <w:tcW w:w="937" w:type="dxa"/>
             <w:shd w:val="clear" w:color="auto" w:fill="84E290" w:themeFill="accent3" w:themeFillTint="66"/>
           </w:tcPr>
           <w:p>
@@ -11363,7 +11653,7 @@
       <w:tr>
         <w:tc>
           <w:tcPr>
-            <w:tcW w:w="703" w:type="dxa"/>
+            <w:tcW w:w="696" w:type="dxa"/>
             <w:vAlign w:val="center"/>
           </w:tcPr>
           <w:p>
@@ -11397,7 +11687,7 @@
         </w:tc>
         <w:tc>
           <w:tcPr>
-            <w:tcW w:w="591" w:type="dxa"/>
+            <w:tcW w:w="580" w:type="dxa"/>
             <w:vAlign w:val="center"/>
           </w:tcPr>
           <w:p>
@@ -11423,7 +11713,7 @@
         </w:tc>
         <w:tc>
           <w:tcPr>
-            <w:tcW w:w="676" w:type="dxa"/>
+            <w:tcW w:w="675" w:type="dxa"/>
             <w:vAlign w:val="center"/>
           </w:tcPr>
           <w:p>
@@ -11443,13 +11733,13 @@
                 <w:color w:val="auto"/>
                 <w:lang w:val="en-US"/>
               </w:rPr>
-              <w:t>1.3.4</w:t>
+              <w:t>1.3.6</w:t>
             </w:r>
           </w:p>
         </w:tc>
         <w:tc>
           <w:tcPr>
-            <w:tcW w:w="2522" w:type="dxa"/>
+            <w:tcW w:w="2368" w:type="dxa"/>
           </w:tcPr>
           <w:p>
             <w:pPr>
@@ -11467,13 +11757,13 @@
                 <w:color w:val="auto"/>
                 <w:lang w:val="en-US"/>
               </w:rPr>
-              <w:t>Finalize classification model</w:t>
+              <w:t>Compare regression models</w:t>
             </w:r>
           </w:p>
         </w:tc>
         <w:tc>
           <w:tcPr>
-            <w:tcW w:w="1275" w:type="dxa"/>
+            <w:tcW w:w="1307" w:type="dxa"/>
           </w:tcPr>
           <w:p>
             <w:pPr>
@@ -11484,11 +11774,20 @@
                 <w:lang w:val="en-US"/>
               </w:rPr>
             </w:pPr>
+            <w:r>
+              <w:rPr>
+                <w:b/>
+                <w:bCs/>
+                <w:color w:val="auto"/>
+                <w:lang w:val="en-US"/>
+              </w:rPr>
+              <w:t>3 Days</w:t>
+            </w:r>
           </w:p>
         </w:tc>
         <w:tc>
           <w:tcPr>
-            <w:tcW w:w="1560" w:type="dxa"/>
+            <w:tcW w:w="1425" w:type="dxa"/>
           </w:tcPr>
           <w:p>
             <w:pPr>
@@ -11499,11 +11798,20 @@
                 <w:lang w:val="en-US"/>
               </w:rPr>
             </w:pPr>
+            <w:r>
+              <w:rPr>
+                <w:b/>
+                <w:bCs/>
+                <w:color w:val="auto"/>
+                <w:lang w:val="en-US"/>
+              </w:rPr>
+              <w:t>1.3.5</w:t>
+            </w:r>
           </w:p>
         </w:tc>
         <w:tc>
           <w:tcPr>
-            <w:tcW w:w="661" w:type="dxa"/>
+            <w:tcW w:w="937" w:type="dxa"/>
             <w:shd w:val="clear" w:color="auto" w:fill="84E290" w:themeFill="accent3" w:themeFillTint="66"/>
           </w:tcPr>
           <w:p>
@@ -11521,7 +11829,7 @@
       <w:tr>
         <w:tc>
           <w:tcPr>
-            <w:tcW w:w="703" w:type="dxa"/>
+            <w:tcW w:w="696" w:type="dxa"/>
             <w:vAlign w:val="center"/>
           </w:tcPr>
           <w:p>
@@ -11555,7 +11863,7 @@
         </w:tc>
         <w:tc>
           <w:tcPr>
-            <w:tcW w:w="591" w:type="dxa"/>
+            <w:tcW w:w="580" w:type="dxa"/>
             <w:vAlign w:val="center"/>
           </w:tcPr>
           <w:p>
@@ -11581,7 +11889,7 @@
         </w:tc>
         <w:tc>
           <w:tcPr>
-            <w:tcW w:w="676" w:type="dxa"/>
+            <w:tcW w:w="675" w:type="dxa"/>
             <w:vAlign w:val="center"/>
           </w:tcPr>
           <w:p>
@@ -11601,13 +11909,13 @@
                 <w:color w:val="auto"/>
                 <w:lang w:val="en-US"/>
               </w:rPr>
-              <w:t>1.3.5</w:t>
+              <w:t>1.3.7</w:t>
             </w:r>
           </w:p>
         </w:tc>
         <w:tc>
           <w:tcPr>
-            <w:tcW w:w="2522" w:type="dxa"/>
+            <w:tcW w:w="2368" w:type="dxa"/>
           </w:tcPr>
           <w:p>
             <w:pPr>
@@ -11625,13 +11933,13 @@
                 <w:color w:val="auto"/>
                 <w:lang w:val="en-US"/>
               </w:rPr>
-              <w:t>Train different regression models</w:t>
+              <w:t>Finalize Regression Model</w:t>
             </w:r>
           </w:p>
         </w:tc>
         <w:tc>
           <w:tcPr>
-            <w:tcW w:w="1275" w:type="dxa"/>
+            <w:tcW w:w="1307" w:type="dxa"/>
           </w:tcPr>
           <w:p>
             <w:pPr>
@@ -11642,11 +11950,20 @@
                 <w:lang w:val="en-US"/>
               </w:rPr>
             </w:pPr>
+            <w:r>
+              <w:rPr>
+                <w:b/>
+                <w:bCs/>
+                <w:color w:val="auto"/>
+                <w:lang w:val="en-US"/>
+              </w:rPr>
+              <w:t>3 Days</w:t>
+            </w:r>
           </w:p>
         </w:tc>
         <w:tc>
           <w:tcPr>
-            <w:tcW w:w="1560" w:type="dxa"/>
+            <w:tcW w:w="1425" w:type="dxa"/>
           </w:tcPr>
           <w:p>
             <w:pPr>
@@ -11657,11 +11974,20 @@
                 <w:lang w:val="en-US"/>
               </w:rPr>
             </w:pPr>
+            <w:r>
+              <w:rPr>
+                <w:b/>
+                <w:bCs/>
+                <w:color w:val="auto"/>
+                <w:lang w:val="en-US"/>
+              </w:rPr>
+              <w:t>1.3.6</w:t>
+            </w:r>
           </w:p>
         </w:tc>
         <w:tc>
           <w:tcPr>
-            <w:tcW w:w="661" w:type="dxa"/>
+            <w:tcW w:w="937" w:type="dxa"/>
             <w:shd w:val="clear" w:color="auto" w:fill="84E290" w:themeFill="accent3" w:themeFillTint="66"/>
           </w:tcPr>
           <w:p>
@@ -11679,7 +12005,7 @@
       <w:tr>
         <w:tc>
           <w:tcPr>
-            <w:tcW w:w="703" w:type="dxa"/>
+            <w:tcW w:w="696" w:type="dxa"/>
             <w:vAlign w:val="center"/>
           </w:tcPr>
           <w:p>
@@ -11709,11 +12035,20 @@
                 <w:lang w:val="en-US"/>
               </w:rPr>
             </w:pPr>
+            <w:r>
+              <w:rPr>
+                <w:b/>
+                <w:bCs/>
+                <w:color w:val="auto"/>
+                <w:lang w:val="en-US"/>
+              </w:rPr>
+              <w:t>X</w:t>
+            </w:r>
           </w:p>
         </w:tc>
         <w:tc>
           <w:tcPr>
-            <w:tcW w:w="591" w:type="dxa"/>
+            <w:tcW w:w="580" w:type="dxa"/>
             <w:vAlign w:val="center"/>
           </w:tcPr>
           <w:p>
@@ -11726,20 +12061,11 @@
                 <w:lang w:val="en-US"/>
               </w:rPr>
             </w:pPr>
-            <w:r>
-              <w:rPr>
-                <w:b/>
-                <w:bCs/>
-                <w:color w:val="auto"/>
-                <w:lang w:val="en-US"/>
-              </w:rPr>
-              <w:t>X</w:t>
-            </w:r>
           </w:p>
         </w:tc>
         <w:tc>
           <w:tcPr>
-            <w:tcW w:w="676" w:type="dxa"/>
+            <w:tcW w:w="675" w:type="dxa"/>
             <w:vAlign w:val="center"/>
           </w:tcPr>
           <w:p>
@@ -11759,13 +12085,13 @@
                 <w:color w:val="auto"/>
                 <w:lang w:val="en-US"/>
               </w:rPr>
-              <w:t>1.3.6</w:t>
+              <w:t>1.4</w:t>
             </w:r>
           </w:p>
         </w:tc>
         <w:tc>
           <w:tcPr>
-            <w:tcW w:w="2522" w:type="dxa"/>
+            <w:tcW w:w="2368" w:type="dxa"/>
           </w:tcPr>
           <w:p>
             <w:pPr>
@@ -11783,13 +12109,13 @@
                 <w:color w:val="auto"/>
                 <w:lang w:val="en-US"/>
               </w:rPr>
-              <w:t>Compare regression models</w:t>
+              <w:t>PowerPoint Presentation (5-7 Slides)</w:t>
             </w:r>
           </w:p>
         </w:tc>
         <w:tc>
           <w:tcPr>
-            <w:tcW w:w="1275" w:type="dxa"/>
+            <w:tcW w:w="1307" w:type="dxa"/>
           </w:tcPr>
           <w:p>
             <w:pPr>
@@ -11804,7 +12130,7 @@
         </w:tc>
         <w:tc>
           <w:tcPr>
-            <w:tcW w:w="1560" w:type="dxa"/>
+            <w:tcW w:w="1425" w:type="dxa"/>
           </w:tcPr>
           <w:p>
             <w:pPr>
@@ -11815,12 +12141,20 @@
                 <w:lang w:val="en-US"/>
               </w:rPr>
             </w:pPr>
+            <w:r>
+              <w:rPr>
+                <w:b/>
+                <w:bCs/>
+                <w:color w:val="auto"/>
+                <w:lang w:val="en-US"/>
+              </w:rPr>
+              <w:t>1.4.1, 1.4.2</w:t>
+            </w:r>
           </w:p>
         </w:tc>
         <w:tc>
           <w:tcPr>
-            <w:tcW w:w="661" w:type="dxa"/>
-            <w:shd w:val="clear" w:color="auto" w:fill="84E290" w:themeFill="accent3" w:themeFillTint="66"/>
+            <w:tcW w:w="937" w:type="dxa"/>
           </w:tcPr>
           <w:p>
             <w:pPr>
@@ -11837,7 +12171,7 @@
       <w:tr>
         <w:tc>
           <w:tcPr>
-            <w:tcW w:w="703" w:type="dxa"/>
+            <w:tcW w:w="696" w:type="dxa"/>
             <w:vAlign w:val="center"/>
           </w:tcPr>
           <w:p>
@@ -11871,7 +12205,7 @@
         </w:tc>
         <w:tc>
           <w:tcPr>
-            <w:tcW w:w="591" w:type="dxa"/>
+            <w:tcW w:w="580" w:type="dxa"/>
             <w:vAlign w:val="center"/>
           </w:tcPr>
           <w:p>
@@ -11897,7 +12231,7 @@
         </w:tc>
         <w:tc>
           <w:tcPr>
-            <w:tcW w:w="676" w:type="dxa"/>
+            <w:tcW w:w="675" w:type="dxa"/>
             <w:vAlign w:val="center"/>
           </w:tcPr>
           <w:p>
@@ -11917,13 +12251,13 @@
                 <w:color w:val="auto"/>
                 <w:lang w:val="en-US"/>
               </w:rPr>
-              <w:t>1.3.7</w:t>
+              <w:t>1.4.1</w:t>
             </w:r>
           </w:p>
         </w:tc>
         <w:tc>
           <w:tcPr>
-            <w:tcW w:w="2522" w:type="dxa"/>
+            <w:tcW w:w="2368" w:type="dxa"/>
           </w:tcPr>
           <w:p>
             <w:pPr>
@@ -11941,13 +12275,13 @@
                 <w:color w:val="auto"/>
                 <w:lang w:val="en-US"/>
               </w:rPr>
-              <w:t>Finalize both Models</w:t>
+              <w:t>Use power bi to create dashboard of findings</w:t>
             </w:r>
           </w:p>
         </w:tc>
         <w:tc>
           <w:tcPr>
-            <w:tcW w:w="1275" w:type="dxa"/>
+            <w:tcW w:w="1307" w:type="dxa"/>
           </w:tcPr>
           <w:p>
             <w:pPr>
@@ -11958,11 +12292,20 @@
                 <w:lang w:val="en-US"/>
               </w:rPr>
             </w:pPr>
+            <w:r>
+              <w:rPr>
+                <w:b/>
+                <w:bCs/>
+                <w:color w:val="auto"/>
+                <w:lang w:val="en-US"/>
+              </w:rPr>
+              <w:t>3 Days</w:t>
+            </w:r>
           </w:p>
         </w:tc>
         <w:tc>
           <w:tcPr>
-            <w:tcW w:w="1560" w:type="dxa"/>
+            <w:tcW w:w="1425" w:type="dxa"/>
           </w:tcPr>
           <w:p>
             <w:pPr>
@@ -11973,12 +12316,21 @@
                 <w:lang w:val="en-US"/>
               </w:rPr>
             </w:pPr>
+            <w:r>
+              <w:rPr>
+                <w:b/>
+                <w:bCs/>
+                <w:color w:val="auto"/>
+                <w:lang w:val="en-US"/>
+              </w:rPr>
+              <w:t>1.2, 1.3</w:t>
+            </w:r>
           </w:p>
         </w:tc>
         <w:tc>
           <w:tcPr>
-            <w:tcW w:w="661" w:type="dxa"/>
-            <w:shd w:val="clear" w:color="auto" w:fill="84E290" w:themeFill="accent3" w:themeFillTint="66"/>
+            <w:tcW w:w="937" w:type="dxa"/>
+            <w:shd w:val="clear" w:color="auto" w:fill="E59EDC" w:themeFill="accent5" w:themeFillTint="66"/>
           </w:tcPr>
           <w:p>
             <w:pPr>
@@ -11995,7 +12347,7 @@
       <w:tr>
         <w:tc>
           <w:tcPr>
-            <w:tcW w:w="703" w:type="dxa"/>
+            <w:tcW w:w="696" w:type="dxa"/>
             <w:vAlign w:val="center"/>
           </w:tcPr>
           <w:p>
@@ -12025,20 +12377,11 @@
                 <w:lang w:val="en-US"/>
               </w:rPr>
             </w:pPr>
-            <w:r>
-              <w:rPr>
-                <w:b/>
-                <w:bCs/>
-                <w:color w:val="auto"/>
-                <w:lang w:val="en-US"/>
-              </w:rPr>
-              <w:t>X</w:t>
-            </w:r>
           </w:p>
         </w:tc>
         <w:tc>
           <w:tcPr>
-            <w:tcW w:w="591" w:type="dxa"/>
+            <w:tcW w:w="580" w:type="dxa"/>
             <w:vAlign w:val="center"/>
           </w:tcPr>
           <w:p>
@@ -12051,11 +12394,20 @@
                 <w:lang w:val="en-US"/>
               </w:rPr>
             </w:pPr>
+            <w:r>
+              <w:rPr>
+                <w:b/>
+                <w:bCs/>
+                <w:color w:val="auto"/>
+                <w:lang w:val="en-US"/>
+              </w:rPr>
+              <w:t>X</w:t>
+            </w:r>
           </w:p>
         </w:tc>
         <w:tc>
           <w:tcPr>
-            <w:tcW w:w="676" w:type="dxa"/>
+            <w:tcW w:w="675" w:type="dxa"/>
             <w:vAlign w:val="center"/>
           </w:tcPr>
           <w:p>
@@ -12075,13 +12427,13 @@
                 <w:color w:val="auto"/>
                 <w:lang w:val="en-US"/>
               </w:rPr>
-              <w:t>1.4</w:t>
+              <w:t>1.4.2</w:t>
             </w:r>
           </w:p>
         </w:tc>
         <w:tc>
           <w:tcPr>
-            <w:tcW w:w="2522" w:type="dxa"/>
+            <w:tcW w:w="2368" w:type="dxa"/>
           </w:tcPr>
           <w:p>
             <w:pPr>
@@ -12099,13 +12451,37 @@
                 <w:color w:val="auto"/>
                 <w:lang w:val="en-US"/>
               </w:rPr>
-              <w:t>PowerPoint Presentation (5-7 Slides)</w:t>
+              <w:t>Translate draft report and findings into digestible PowerPoint material</w:t>
             </w:r>
           </w:p>
         </w:tc>
         <w:tc>
           <w:tcPr>
-            <w:tcW w:w="1275" w:type="dxa"/>
+            <w:tcW w:w="1307" w:type="dxa"/>
+          </w:tcPr>
+          <w:p>
+            <w:pPr>
+              <w:rPr>
+                <w:b/>
+                <w:bCs/>
+                <w:color w:val="auto"/>
+                <w:lang w:val="en-US"/>
+              </w:rPr>
+            </w:pPr>
+            <w:r>
+              <w:rPr>
+                <w:b/>
+                <w:bCs/>
+                <w:color w:val="auto"/>
+                <w:lang w:val="en-US"/>
+              </w:rPr>
+              <w:t>3 Days</w:t>
+            </w:r>
+          </w:p>
+        </w:tc>
+        <w:tc>
+          <w:tcPr>
+            <w:tcW w:w="1425" w:type="dxa"/>
           </w:tcPr>
           <w:p>
             <w:pPr>
@@ -12120,22 +12496,8 @@
         </w:tc>
         <w:tc>
           <w:tcPr>
-            <w:tcW w:w="1560" w:type="dxa"/>
-          </w:tcPr>
-          <w:p>
-            <w:pPr>
-              <w:rPr>
-                <w:b/>
-                <w:bCs/>
-                <w:color w:val="auto"/>
-                <w:lang w:val="en-US"/>
-              </w:rPr>
-            </w:pPr>
-          </w:p>
-        </w:tc>
-        <w:tc>
-          <w:tcPr>
-            <w:tcW w:w="661" w:type="dxa"/>
+            <w:tcW w:w="937" w:type="dxa"/>
+            <w:shd w:val="clear" w:color="auto" w:fill="E59EDC" w:themeFill="accent5" w:themeFillTint="66"/>
           </w:tcPr>
           <w:p>
             <w:pPr>
@@ -12152,7 +12514,7 @@
       <w:tr>
         <w:tc>
           <w:tcPr>
-            <w:tcW w:w="703" w:type="dxa"/>
+            <w:tcW w:w="696" w:type="dxa"/>
             <w:vAlign w:val="center"/>
           </w:tcPr>
           <w:p>
@@ -12182,11 +12544,20 @@
                 <w:lang w:val="en-US"/>
               </w:rPr>
             </w:pPr>
+            <w:r>
+              <w:rPr>
+                <w:b/>
+                <w:bCs/>
+                <w:color w:val="auto"/>
+                <w:lang w:val="en-US"/>
+              </w:rPr>
+              <w:t>X</w:t>
+            </w:r>
           </w:p>
         </w:tc>
         <w:tc>
           <w:tcPr>
-            <w:tcW w:w="591" w:type="dxa"/>
+            <w:tcW w:w="580" w:type="dxa"/>
             <w:vAlign w:val="center"/>
           </w:tcPr>
           <w:p>
@@ -12199,20 +12570,11 @@
                 <w:lang w:val="en-US"/>
               </w:rPr>
             </w:pPr>
-            <w:r>
-              <w:rPr>
-                <w:b/>
-                <w:bCs/>
-                <w:color w:val="auto"/>
-                <w:lang w:val="en-US"/>
-              </w:rPr>
-              <w:t>X</w:t>
-            </w:r>
           </w:p>
         </w:tc>
         <w:tc>
           <w:tcPr>
-            <w:tcW w:w="676" w:type="dxa"/>
+            <w:tcW w:w="675" w:type="dxa"/>
             <w:vAlign w:val="center"/>
           </w:tcPr>
           <w:p>
@@ -12232,13 +12594,13 @@
                 <w:color w:val="auto"/>
                 <w:lang w:val="en-US"/>
               </w:rPr>
-              <w:t>1.4.1</w:t>
+              <w:t>1.5</w:t>
             </w:r>
           </w:p>
         </w:tc>
         <w:tc>
           <w:tcPr>
-            <w:tcW w:w="2522" w:type="dxa"/>
+            <w:tcW w:w="2368" w:type="dxa"/>
           </w:tcPr>
           <w:p>
             <w:pPr>
@@ -12256,13 +12618,13 @@
                 <w:color w:val="auto"/>
                 <w:lang w:val="en-US"/>
               </w:rPr>
-              <w:t>Use power bi to create dashboard of findings</w:t>
+              <w:t>Final Report</w:t>
             </w:r>
           </w:p>
         </w:tc>
         <w:tc>
           <w:tcPr>
-            <w:tcW w:w="1275" w:type="dxa"/>
+            <w:tcW w:w="1307" w:type="dxa"/>
           </w:tcPr>
           <w:p>
             <w:pPr>
@@ -12277,7 +12639,7 @@
         </w:tc>
         <w:tc>
           <w:tcPr>
-            <w:tcW w:w="1560" w:type="dxa"/>
+            <w:tcW w:w="1425" w:type="dxa"/>
           </w:tcPr>
           <w:p>
             <w:pPr>
@@ -12292,8 +12654,7 @@
         </w:tc>
         <w:tc>
           <w:tcPr>
-            <w:tcW w:w="661" w:type="dxa"/>
-            <w:shd w:val="clear" w:color="auto" w:fill="E59EDC" w:themeFill="accent5" w:themeFillTint="66"/>
+            <w:tcW w:w="937" w:type="dxa"/>
           </w:tcPr>
           <w:p>
             <w:pPr>
@@ -12310,7 +12671,7 @@
       <w:tr>
         <w:tc>
           <w:tcPr>
-            <w:tcW w:w="703" w:type="dxa"/>
+            <w:tcW w:w="696" w:type="dxa"/>
             <w:vAlign w:val="center"/>
           </w:tcPr>
           <w:p>
@@ -12344,7 +12705,7 @@
         </w:tc>
         <w:tc>
           <w:tcPr>
-            <w:tcW w:w="591" w:type="dxa"/>
+            <w:tcW w:w="580" w:type="dxa"/>
             <w:vAlign w:val="center"/>
           </w:tcPr>
           <w:p>
@@ -12370,7 +12731,7 @@
         </w:tc>
         <w:tc>
           <w:tcPr>
-            <w:tcW w:w="676" w:type="dxa"/>
+            <w:tcW w:w="675" w:type="dxa"/>
             <w:vAlign w:val="center"/>
           </w:tcPr>
           <w:p>
@@ -12390,13 +12751,13 @@
                 <w:color w:val="auto"/>
                 <w:lang w:val="en-US"/>
               </w:rPr>
-              <w:t>1.4.2</w:t>
+              <w:t>1.5.1</w:t>
             </w:r>
           </w:p>
         </w:tc>
         <w:tc>
           <w:tcPr>
-            <w:tcW w:w="2522" w:type="dxa"/>
+            <w:tcW w:w="2368" w:type="dxa"/>
           </w:tcPr>
           <w:p>
             <w:pPr>
@@ -12407,31 +12768,20 @@
                 <w:lang w:val="en-US"/>
               </w:rPr>
             </w:pPr>
-            <w:proofErr w:type="gramStart"/>
-            <w:r>
-              <w:rPr>
-                <w:b/>
-                <w:bCs/>
-                <w:color w:val="auto"/>
-                <w:lang w:val="en-US"/>
-              </w:rPr>
-              <w:t>Translate</w:t>
-            </w:r>
-            <w:proofErr w:type="gramEnd"/>
-            <w:r>
-              <w:rPr>
-                <w:b/>
-                <w:bCs/>
-                <w:color w:val="auto"/>
-                <w:lang w:val="en-US"/>
-              </w:rPr>
-              <w:t xml:space="preserve"> report into digestible PowerPoint material</w:t>
+            <w:r>
+              <w:rPr>
+                <w:b/>
+                <w:bCs/>
+                <w:color w:val="auto"/>
+                <w:lang w:val="en-US"/>
+              </w:rPr>
+              <w:t>Format all analysis, evaluation findings and methodology into one report</w:t>
             </w:r>
           </w:p>
         </w:tc>
         <w:tc>
           <w:tcPr>
-            <w:tcW w:w="1275" w:type="dxa"/>
+            <w:tcW w:w="1307" w:type="dxa"/>
           </w:tcPr>
           <w:p>
             <w:pPr>
@@ -12442,11 +12792,20 @@
                 <w:lang w:val="en-US"/>
               </w:rPr>
             </w:pPr>
+            <w:r>
+              <w:rPr>
+                <w:b/>
+                <w:bCs/>
+                <w:color w:val="auto"/>
+                <w:lang w:val="en-US"/>
+              </w:rPr>
+              <w:t>14 Days</w:t>
+            </w:r>
           </w:p>
         </w:tc>
         <w:tc>
           <w:tcPr>
-            <w:tcW w:w="1560" w:type="dxa"/>
+            <w:tcW w:w="1425" w:type="dxa"/>
           </w:tcPr>
           <w:p>
             <w:pPr>
@@ -12457,326 +12816,20 @@
                 <w:lang w:val="en-US"/>
               </w:rPr>
             </w:pPr>
+            <w:r>
+              <w:rPr>
+                <w:b/>
+                <w:bCs/>
+                <w:color w:val="auto"/>
+                <w:lang w:val="en-US"/>
+              </w:rPr>
+              <w:t>1.2, 1.3</w:t>
+            </w:r>
           </w:p>
         </w:tc>
         <w:tc>
           <w:tcPr>
-            <w:tcW w:w="661" w:type="dxa"/>
-            <w:shd w:val="clear" w:color="auto" w:fill="E59EDC" w:themeFill="accent5" w:themeFillTint="66"/>
-          </w:tcPr>
-          <w:p>
-            <w:pPr>
-              <w:rPr>
-                <w:b/>
-                <w:bCs/>
-                <w:color w:val="auto"/>
-                <w:lang w:val="en-US"/>
-              </w:rPr>
-            </w:pPr>
-          </w:p>
-        </w:tc>
-      </w:tr>
-      <w:tr>
-        <w:tc>
-          <w:tcPr>
-            <w:tcW w:w="703" w:type="dxa"/>
-            <w:vAlign w:val="center"/>
-          </w:tcPr>
-          <w:p>
-            <w:pPr>
-              <w:jc w:val="center"/>
-              <w:rPr>
-                <w:b/>
-                <w:bCs/>
-                <w:color w:val="auto"/>
-                <w:lang w:val="en-US"/>
-              </w:rPr>
-            </w:pPr>
-          </w:p>
-        </w:tc>
-        <w:tc>
-          <w:tcPr>
-            <w:tcW w:w="1032" w:type="dxa"/>
-            <w:vAlign w:val="center"/>
-          </w:tcPr>
-          <w:p>
-            <w:pPr>
-              <w:jc w:val="center"/>
-              <w:rPr>
-                <w:b/>
-                <w:bCs/>
-                <w:color w:val="auto"/>
-                <w:lang w:val="en-US"/>
-              </w:rPr>
-            </w:pPr>
-            <w:r>
-              <w:rPr>
-                <w:b/>
-                <w:bCs/>
-                <w:color w:val="auto"/>
-                <w:lang w:val="en-US"/>
-              </w:rPr>
-              <w:t>X</w:t>
-            </w:r>
-          </w:p>
-        </w:tc>
-        <w:tc>
-          <w:tcPr>
-            <w:tcW w:w="591" w:type="dxa"/>
-            <w:vAlign w:val="center"/>
-          </w:tcPr>
-          <w:p>
-            <w:pPr>
-              <w:jc w:val="center"/>
-              <w:rPr>
-                <w:b/>
-                <w:bCs/>
-                <w:color w:val="auto"/>
-                <w:lang w:val="en-US"/>
-              </w:rPr>
-            </w:pPr>
-          </w:p>
-        </w:tc>
-        <w:tc>
-          <w:tcPr>
-            <w:tcW w:w="676" w:type="dxa"/>
-            <w:vAlign w:val="center"/>
-          </w:tcPr>
-          <w:p>
-            <w:pPr>
-              <w:jc w:val="center"/>
-              <w:rPr>
-                <w:b/>
-                <w:bCs/>
-                <w:color w:val="auto"/>
-                <w:lang w:val="en-US"/>
-              </w:rPr>
-            </w:pPr>
-            <w:r>
-              <w:rPr>
-                <w:b/>
-                <w:bCs/>
-                <w:color w:val="auto"/>
-                <w:lang w:val="en-US"/>
-              </w:rPr>
-              <w:t>1.5</w:t>
-            </w:r>
-          </w:p>
-        </w:tc>
-        <w:tc>
-          <w:tcPr>
-            <w:tcW w:w="2522" w:type="dxa"/>
-          </w:tcPr>
-          <w:p>
-            <w:pPr>
-              <w:rPr>
-                <w:b/>
-                <w:bCs/>
-                <w:color w:val="auto"/>
-                <w:lang w:val="en-US"/>
-              </w:rPr>
-            </w:pPr>
-            <w:r>
-              <w:rPr>
-                <w:b/>
-                <w:bCs/>
-                <w:color w:val="auto"/>
-                <w:lang w:val="en-US"/>
-              </w:rPr>
-              <w:t>Final Report</w:t>
-            </w:r>
-          </w:p>
-        </w:tc>
-        <w:tc>
-          <w:tcPr>
-            <w:tcW w:w="1275" w:type="dxa"/>
-          </w:tcPr>
-          <w:p>
-            <w:pPr>
-              <w:rPr>
-                <w:b/>
-                <w:bCs/>
-                <w:color w:val="auto"/>
-                <w:lang w:val="en-US"/>
-              </w:rPr>
-            </w:pPr>
-          </w:p>
-        </w:tc>
-        <w:tc>
-          <w:tcPr>
-            <w:tcW w:w="1560" w:type="dxa"/>
-          </w:tcPr>
-          <w:p>
-            <w:pPr>
-              <w:rPr>
-                <w:b/>
-                <w:bCs/>
-                <w:color w:val="auto"/>
-                <w:lang w:val="en-US"/>
-              </w:rPr>
-            </w:pPr>
-          </w:p>
-        </w:tc>
-        <w:tc>
-          <w:tcPr>
-            <w:tcW w:w="661" w:type="dxa"/>
-          </w:tcPr>
-          <w:p>
-            <w:pPr>
-              <w:rPr>
-                <w:b/>
-                <w:bCs/>
-                <w:color w:val="auto"/>
-                <w:lang w:val="en-US"/>
-              </w:rPr>
-            </w:pPr>
-          </w:p>
-        </w:tc>
-      </w:tr>
-      <w:tr>
-        <w:tc>
-          <w:tcPr>
-            <w:tcW w:w="703" w:type="dxa"/>
-            <w:vAlign w:val="center"/>
-          </w:tcPr>
-          <w:p>
-            <w:pPr>
-              <w:jc w:val="center"/>
-              <w:rPr>
-                <w:b/>
-                <w:bCs/>
-                <w:color w:val="auto"/>
-                <w:lang w:val="en-US"/>
-              </w:rPr>
-            </w:pPr>
-          </w:p>
-        </w:tc>
-        <w:tc>
-          <w:tcPr>
-            <w:tcW w:w="1032" w:type="dxa"/>
-            <w:vAlign w:val="center"/>
-          </w:tcPr>
-          <w:p>
-            <w:pPr>
-              <w:jc w:val="center"/>
-              <w:rPr>
-                <w:b/>
-                <w:bCs/>
-                <w:color w:val="auto"/>
-                <w:lang w:val="en-US"/>
-              </w:rPr>
-            </w:pPr>
-          </w:p>
-        </w:tc>
-        <w:tc>
-          <w:tcPr>
-            <w:tcW w:w="591" w:type="dxa"/>
-            <w:vAlign w:val="center"/>
-          </w:tcPr>
-          <w:p>
-            <w:pPr>
-              <w:jc w:val="center"/>
-              <w:rPr>
-                <w:b/>
-                <w:bCs/>
-                <w:color w:val="auto"/>
-                <w:lang w:val="en-US"/>
-              </w:rPr>
-            </w:pPr>
-            <w:r>
-              <w:rPr>
-                <w:b/>
-                <w:bCs/>
-                <w:color w:val="auto"/>
-                <w:lang w:val="en-US"/>
-              </w:rPr>
-              <w:t>X</w:t>
-            </w:r>
-          </w:p>
-        </w:tc>
-        <w:tc>
-          <w:tcPr>
-            <w:tcW w:w="676" w:type="dxa"/>
-            <w:vAlign w:val="center"/>
-          </w:tcPr>
-          <w:p>
-            <w:pPr>
-              <w:jc w:val="center"/>
-              <w:rPr>
-                <w:b/>
-                <w:bCs/>
-                <w:color w:val="auto"/>
-                <w:lang w:val="en-US"/>
-              </w:rPr>
-            </w:pPr>
-            <w:r>
-              <w:rPr>
-                <w:b/>
-                <w:bCs/>
-                <w:color w:val="auto"/>
-                <w:lang w:val="en-US"/>
-              </w:rPr>
-              <w:t>1.5.1</w:t>
-            </w:r>
-          </w:p>
-        </w:tc>
-        <w:tc>
-          <w:tcPr>
-            <w:tcW w:w="2522" w:type="dxa"/>
-          </w:tcPr>
-          <w:p>
-            <w:pPr>
-              <w:rPr>
-                <w:b/>
-                <w:bCs/>
-                <w:color w:val="auto"/>
-                <w:lang w:val="en-US"/>
-              </w:rPr>
-            </w:pPr>
-            <w:r>
-              <w:rPr>
-                <w:b/>
-                <w:bCs/>
-                <w:color w:val="auto"/>
-                <w:lang w:val="en-US"/>
-              </w:rPr>
-              <w:t>Format all analysis, evaluation findings and methodology into one report</w:t>
-            </w:r>
-          </w:p>
-        </w:tc>
-        <w:tc>
-          <w:tcPr>
-            <w:tcW w:w="1275" w:type="dxa"/>
-          </w:tcPr>
-          <w:p>
-            <w:pPr>
-              <w:rPr>
-                <w:b/>
-                <w:bCs/>
-                <w:color w:val="auto"/>
-                <w:lang w:val="en-US"/>
-              </w:rPr>
-            </w:pPr>
-          </w:p>
-        </w:tc>
-        <w:tc>
-          <w:tcPr>
-            <w:tcW w:w="1560" w:type="dxa"/>
-          </w:tcPr>
-          <w:p>
-            <w:pPr>
-              <w:rPr>
-                <w:b/>
-                <w:bCs/>
-                <w:color w:val="auto"/>
-                <w:lang w:val="en-US"/>
-              </w:rPr>
-            </w:pPr>
-          </w:p>
-        </w:tc>
-        <w:tc>
-          <w:tcPr>
-            <w:tcW w:w="661" w:type="dxa"/>
+            <w:tcW w:w="937" w:type="dxa"/>
             <w:shd w:val="clear" w:color="auto" w:fill="E59EDC" w:themeFill="accent5" w:themeFillTint="66"/>
           </w:tcPr>
           <w:p>
@@ -13456,6 +13509,126 @@
           <w:lang w:val="en-US"/>
         </w:rPr>
       </w:pPr>
+    </w:p>
+    <w:p>
+      <w:pPr>
+        <w:pStyle w:val="Heading3"/>
+        <w:spacing w:before="200"/>
+        <w:jc w:val="center"/>
+        <w:rPr>
+          <w:rFonts w:ascii="Calibri" w:eastAsia="Calibri" w:hAnsi="Calibri" w:cs="Calibri"/>
+          <w:b/>
+          <w:bCs/>
+          <w:color w:val="FF0000"/>
+          <w:sz w:val="32"/>
+          <w:szCs w:val="32"/>
+          <w:lang w:val="en-US"/>
+        </w:rPr>
+      </w:pPr>
+      <w:r>
+        <w:rPr>
+          <w:rFonts w:ascii="Calibri" w:eastAsia="Calibri" w:hAnsi="Calibri" w:cs="Calibri"/>
+          <w:b/>
+          <w:bCs/>
+          <w:color w:val="FF0000"/>
+          <w:sz w:val="32"/>
+          <w:szCs w:val="32"/>
+          <w:lang w:val="en-US"/>
+        </w:rPr>
+        <w:t>6</w:t>
+      </w:r>
+      <w:r>
+        <w:rPr>
+          <w:rFonts w:ascii="Calibri" w:eastAsia="Calibri" w:hAnsi="Calibri" w:cs="Calibri"/>
+          <w:b/>
+          <w:bCs/>
+          <w:color w:val="FF0000"/>
+          <w:sz w:val="32"/>
+          <w:szCs w:val="32"/>
+          <w:lang w:val="en-US"/>
+        </w:rPr>
+        <w:t>.</w:t>
+      </w:r>
+      <w:r>
+        <w:rPr>
+          <w:rFonts w:ascii="Calibri" w:eastAsia="Calibri" w:hAnsi="Calibri" w:cs="Calibri"/>
+          <w:b/>
+          <w:bCs/>
+          <w:color w:val="FF0000"/>
+          <w:sz w:val="32"/>
+          <w:szCs w:val="32"/>
+          <w:lang w:val="en-US"/>
+        </w:rPr>
+        <w:t>1</w:t>
+      </w:r>
+      <w:r>
+        <w:rPr>
+          <w:rFonts w:ascii="Calibri" w:eastAsia="Calibri" w:hAnsi="Calibri" w:cs="Calibri"/>
+          <w:b/>
+          <w:bCs/>
+          <w:color w:val="FF0000"/>
+          <w:sz w:val="32"/>
+          <w:szCs w:val="32"/>
+          <w:lang w:val="en-US"/>
+        </w:rPr>
+        <w:t xml:space="preserve"> </w:t>
+      </w:r>
+      <w:r>
+        <w:rPr>
+          <w:rFonts w:ascii="Calibri" w:eastAsia="Calibri" w:hAnsi="Calibri" w:cs="Calibri"/>
+          <w:b/>
+          <w:bCs/>
+          <w:color w:val="FF0000"/>
+          <w:sz w:val="32"/>
+          <w:szCs w:val="32"/>
+          <w:lang w:val="en-US"/>
+        </w:rPr>
+        <w:t>Which segments suffer the most delays?</w:t>
+      </w:r>
+    </w:p>
+    <w:p>
+      <w:pPr>
+        <w:rPr>
+          <w:lang w:val="en-US"/>
+        </w:rPr>
+      </w:pPr>
+    </w:p>
+    <w:p>
+      <w:pPr>
+        <w:jc w:val="right"/>
+        <w:rPr>
+          <w:color w:val="FF0000"/>
+          <w:lang w:val="en-US"/>
+        </w:rPr>
+      </w:pPr>
+      <w:r>
+        <w:rPr>
+          <w:color w:val="FF0000"/>
+          <w:lang w:val="en-US"/>
+        </w:rPr>
+        <w:t>(</w:t>
+      </w:r>
+      <w:r>
+        <w:rPr>
+          <w:color w:val="FF0000"/>
+          <w:lang w:val="en-US"/>
+        </w:rPr>
+        <w:t>AA</w:t>
+      </w:r>
+      <w:r>
+        <w:rPr>
+          <w:color w:val="FF0000"/>
+          <w:lang w:val="en-US"/>
+        </w:rPr>
+        <w:t>, DJ)</w:t>
+      </w:r>
+    </w:p>
+    <w:p>
+      <w:pPr>
+        <w:rPr>
+          <w:lang w:val="en-US"/>
+        </w:rPr>
+      </w:pPr>
       <w:proofErr w:type="gramStart"/>
       <w:r>
         <w:rPr>
@@ -13497,32 +13670,32 @@
         </w:rPr>
         <w:t xml:space="preserve">Log Transformed Heatmap of average train delay between </w:t>
       </w:r>
+      <w:proofErr w:type="gramStart"/>
+      <w:r>
+        <w:rPr>
+          <w:lang w:val="en-US"/>
+        </w:rPr>
+        <w:t>station</w:t>
+      </w:r>
+      <w:proofErr w:type="gramEnd"/>
+      <w:r>
+        <w:rPr>
+          <w:lang w:val="en-US"/>
+        </w:rPr>
+        <w:t xml:space="preserve">. The darker the </w:t>
+      </w:r>
       <w:proofErr w:type="spellStart"/>
       <w:r>
         <w:rPr>
           <w:lang w:val="en-US"/>
         </w:rPr>
-        <w:t>statsion</w:t>
+        <w:t>colour</w:t>
       </w:r>
       <w:proofErr w:type="spellEnd"/>
       <w:r>
         <w:rPr>
           <w:lang w:val="en-US"/>
         </w:rPr>
-        <w:t xml:space="preserve">. The darker the </w:t>
-      </w:r>
-      <w:proofErr w:type="spellStart"/>
-      <w:r>
-        <w:rPr>
-          <w:lang w:val="en-US"/>
-        </w:rPr>
-        <w:t>colour</w:t>
-      </w:r>
-      <w:proofErr w:type="spellEnd"/>
-      <w:r>
-        <w:rPr>
-          <w:lang w:val="en-US"/>
-        </w:rPr>
         <w:t xml:space="preserve">, the higher the delay. Log transformation is used </w:t>
       </w:r>
       <w:proofErr w:type="gramStart"/>
@@ -13540,1236 +13713,6 @@
         <w:t xml:space="preserve"> better visualize the differences.</w:t>
       </w:r>
     </w:p>
-    <w:tbl>
-      <w:tblPr>
-        <w:tblpPr w:leftFromText="180" w:rightFromText="180" w:vertAnchor="page" w:horzAnchor="page" w:tblpX="7534" w:tblpY="4429"/>
-        <w:tblW w:w="3681" w:type="dxa"/>
-        <w:tblBorders>
-          <w:top w:val="single" w:sz="4" w:space="0" w:color="auto"/>
-          <w:left w:val="single" w:sz="4" w:space="0" w:color="auto"/>
-          <w:bottom w:val="single" w:sz="4" w:space="0" w:color="auto"/>
-          <w:right w:val="single" w:sz="4" w:space="0" w:color="auto"/>
-          <w:insideH w:val="single" w:sz="4" w:space="0" w:color="auto"/>
-          <w:insideV w:val="single" w:sz="4" w:space="0" w:color="auto"/>
-        </w:tblBorders>
-        <w:tblLook w:val="04A0" w:firstRow="1" w:lastRow="0" w:firstColumn="1" w:lastColumn="0" w:noHBand="0" w:noVBand="1"/>
-      </w:tblPr>
-      <w:tblGrid>
-        <w:gridCol w:w="1555"/>
-        <w:gridCol w:w="2126"/>
-      </w:tblGrid>
-      <w:tr>
-        <w:trPr>
-          <w:trHeight w:val="285"/>
-        </w:trPr>
-        <w:tc>
-          <w:tcPr>
-            <w:tcW w:w="1555" w:type="dxa"/>
-            <w:shd w:val="clear" w:color="auto" w:fill="EE0000"/>
-            <w:noWrap/>
-            <w:vAlign w:val="bottom"/>
-            <w:hideMark/>
-          </w:tcPr>
-          <w:p>
-            <w:pPr>
-              <w:spacing w:after="0" w:line="240" w:lineRule="auto"/>
-              <w:jc w:val="center"/>
-              <w:rPr>
-                <w:rFonts w:ascii="Aptos Narrow" w:eastAsia="Times New Roman" w:hAnsi="Aptos Narrow" w:cs="Times New Roman"/>
-                <w:b/>
-                <w:bCs/>
-                <w:color w:val="FFFFFF" w:themeColor="background1"/>
-                <w:kern w:val="0"/>
-                <w:szCs w:val="22"/>
-                <w14:ligatures w14:val="none"/>
-              </w:rPr>
-            </w:pPr>
-            <w:r>
-              <w:rPr>
-                <w:rFonts w:ascii="Aptos Narrow" w:eastAsia="Times New Roman" w:hAnsi="Aptos Narrow" w:cs="Times New Roman"/>
-                <w:b/>
-                <w:bCs/>
-                <w:color w:val="FFFFFF" w:themeColor="background1"/>
-                <w:kern w:val="0"/>
-                <w:szCs w:val="22"/>
-                <w14:ligatures w14:val="none"/>
-              </w:rPr>
-              <w:t>CRS Code</w:t>
-            </w:r>
-          </w:p>
-        </w:tc>
-        <w:tc>
-          <w:tcPr>
-            <w:tcW w:w="2126" w:type="dxa"/>
-            <w:shd w:val="clear" w:color="auto" w:fill="EE0000"/>
-            <w:noWrap/>
-            <w:vAlign w:val="bottom"/>
-            <w:hideMark/>
-          </w:tcPr>
-          <w:p>
-            <w:pPr>
-              <w:spacing w:after="0" w:line="240" w:lineRule="auto"/>
-              <w:jc w:val="center"/>
-              <w:rPr>
-                <w:rFonts w:ascii="Aptos Narrow" w:eastAsia="Times New Roman" w:hAnsi="Aptos Narrow" w:cs="Times New Roman"/>
-                <w:b/>
-                <w:bCs/>
-                <w:color w:val="FFFFFF" w:themeColor="background1"/>
-                <w:kern w:val="0"/>
-                <w:szCs w:val="22"/>
-                <w14:ligatures w14:val="none"/>
-              </w:rPr>
-            </w:pPr>
-            <w:r>
-              <w:rPr>
-                <w:rFonts w:ascii="Aptos Narrow" w:eastAsia="Times New Roman" w:hAnsi="Aptos Narrow" w:cs="Times New Roman"/>
-                <w:b/>
-                <w:bCs/>
-                <w:color w:val="FFFFFF" w:themeColor="background1"/>
-                <w:kern w:val="0"/>
-                <w:szCs w:val="22"/>
-                <w14:ligatures w14:val="none"/>
-              </w:rPr>
-              <w:t>Full-Station Name</w:t>
-            </w:r>
-          </w:p>
-        </w:tc>
-      </w:tr>
-      <w:tr>
-        <w:trPr>
-          <w:trHeight w:val="285"/>
-        </w:trPr>
-        <w:tc>
-          <w:tcPr>
-            <w:tcW w:w="1555" w:type="dxa"/>
-            <w:noWrap/>
-            <w:vAlign w:val="bottom"/>
-            <w:hideMark/>
-          </w:tcPr>
-          <w:p>
-            <w:pPr>
-              <w:spacing w:after="0" w:line="240" w:lineRule="auto"/>
-              <w:jc w:val="center"/>
-              <w:rPr>
-                <w:rFonts w:ascii="Aptos Narrow" w:eastAsia="Times New Roman" w:hAnsi="Aptos Narrow" w:cs="Times New Roman"/>
-                <w:kern w:val="0"/>
-                <w:szCs w:val="22"/>
-                <w14:ligatures w14:val="none"/>
-              </w:rPr>
-            </w:pPr>
-            <w:r>
-              <w:rPr>
-                <w:rFonts w:ascii="Aptos Narrow" w:eastAsia="Times New Roman" w:hAnsi="Aptos Narrow" w:cs="Times New Roman"/>
-                <w:kern w:val="0"/>
-                <w:szCs w:val="22"/>
-                <w14:ligatures w14:val="none"/>
-              </w:rPr>
-              <w:t>ALM</w:t>
-            </w:r>
-          </w:p>
-        </w:tc>
-        <w:tc>
-          <w:tcPr>
-            <w:tcW w:w="2126" w:type="dxa"/>
-            <w:noWrap/>
-            <w:vAlign w:val="bottom"/>
-            <w:hideMark/>
-          </w:tcPr>
-          <w:p>
-            <w:pPr>
-              <w:spacing w:after="0" w:line="240" w:lineRule="auto"/>
-              <w:jc w:val="center"/>
-              <w:rPr>
-                <w:rFonts w:ascii="Aptos Narrow" w:eastAsia="Times New Roman" w:hAnsi="Aptos Narrow" w:cs="Times New Roman"/>
-                <w:kern w:val="0"/>
-                <w:szCs w:val="22"/>
-                <w14:ligatures w14:val="none"/>
-              </w:rPr>
-            </w:pPr>
-            <w:r>
-              <w:rPr>
-                <w:rFonts w:ascii="Aptos Narrow" w:eastAsia="Times New Roman" w:hAnsi="Aptos Narrow" w:cs="Times New Roman"/>
-                <w:kern w:val="0"/>
-                <w:szCs w:val="22"/>
-                <w14:ligatures w14:val="none"/>
-              </w:rPr>
-              <w:t>Alnmouth</w:t>
-            </w:r>
-          </w:p>
-        </w:tc>
-      </w:tr>
-      <w:tr>
-        <w:trPr>
-          <w:trHeight w:val="285"/>
-        </w:trPr>
-        <w:tc>
-          <w:tcPr>
-            <w:tcW w:w="1555" w:type="dxa"/>
-            <w:noWrap/>
-            <w:vAlign w:val="bottom"/>
-            <w:hideMark/>
-          </w:tcPr>
-          <w:p>
-            <w:pPr>
-              <w:spacing w:after="0" w:line="240" w:lineRule="auto"/>
-              <w:jc w:val="center"/>
-              <w:rPr>
-                <w:rFonts w:ascii="Aptos Narrow" w:eastAsia="Times New Roman" w:hAnsi="Aptos Narrow" w:cs="Times New Roman"/>
-                <w:kern w:val="0"/>
-                <w:szCs w:val="22"/>
-                <w14:ligatures w14:val="none"/>
-              </w:rPr>
-            </w:pPr>
-            <w:r>
-              <w:rPr>
-                <w:rFonts w:ascii="Aptos Narrow" w:eastAsia="Times New Roman" w:hAnsi="Aptos Narrow" w:cs="Times New Roman"/>
-                <w:kern w:val="0"/>
-                <w:szCs w:val="22"/>
-                <w14:ligatures w14:val="none"/>
-              </w:rPr>
-              <w:t>BWK</w:t>
-            </w:r>
-          </w:p>
-        </w:tc>
-        <w:tc>
-          <w:tcPr>
-            <w:tcW w:w="2126" w:type="dxa"/>
-            <w:noWrap/>
-            <w:vAlign w:val="bottom"/>
-            <w:hideMark/>
-          </w:tcPr>
-          <w:p>
-            <w:pPr>
-              <w:spacing w:after="0" w:line="240" w:lineRule="auto"/>
-              <w:jc w:val="center"/>
-              <w:rPr>
-                <w:rFonts w:ascii="Aptos Narrow" w:eastAsia="Times New Roman" w:hAnsi="Aptos Narrow" w:cs="Times New Roman"/>
-                <w:kern w:val="0"/>
-                <w:szCs w:val="22"/>
-                <w14:ligatures w14:val="none"/>
-              </w:rPr>
-            </w:pPr>
-            <w:r>
-              <w:rPr>
-                <w:rFonts w:ascii="Aptos Narrow" w:eastAsia="Times New Roman" w:hAnsi="Aptos Narrow" w:cs="Times New Roman"/>
-                <w:kern w:val="0"/>
-                <w:szCs w:val="22"/>
-                <w14:ligatures w14:val="none"/>
-              </w:rPr>
-              <w:t>Berwick-Upon-Tweed</w:t>
-            </w:r>
-          </w:p>
-        </w:tc>
-      </w:tr>
-      <w:tr>
-        <w:trPr>
-          <w:trHeight w:val="285"/>
-        </w:trPr>
-        <w:tc>
-          <w:tcPr>
-            <w:tcW w:w="1555" w:type="dxa"/>
-            <w:noWrap/>
-            <w:vAlign w:val="bottom"/>
-            <w:hideMark/>
-          </w:tcPr>
-          <w:p>
-            <w:pPr>
-              <w:spacing w:after="0" w:line="240" w:lineRule="auto"/>
-              <w:jc w:val="center"/>
-              <w:rPr>
-                <w:rFonts w:ascii="Aptos Narrow" w:eastAsia="Times New Roman" w:hAnsi="Aptos Narrow" w:cs="Times New Roman"/>
-                <w:kern w:val="0"/>
-                <w:szCs w:val="22"/>
-                <w14:ligatures w14:val="none"/>
-              </w:rPr>
-            </w:pPr>
-            <w:r>
-              <w:rPr>
-                <w:rFonts w:ascii="Aptos Narrow" w:eastAsia="Times New Roman" w:hAnsi="Aptos Narrow" w:cs="Times New Roman"/>
-                <w:kern w:val="0"/>
-                <w:szCs w:val="22"/>
-                <w14:ligatures w14:val="none"/>
-              </w:rPr>
-              <w:t>DAR</w:t>
-            </w:r>
-          </w:p>
-        </w:tc>
-        <w:tc>
-          <w:tcPr>
-            <w:tcW w:w="2126" w:type="dxa"/>
-            <w:noWrap/>
-            <w:vAlign w:val="bottom"/>
-            <w:hideMark/>
-          </w:tcPr>
-          <w:p>
-            <w:pPr>
-              <w:spacing w:after="0" w:line="240" w:lineRule="auto"/>
-              <w:jc w:val="center"/>
-              <w:rPr>
-                <w:rFonts w:ascii="Aptos Narrow" w:eastAsia="Times New Roman" w:hAnsi="Aptos Narrow" w:cs="Times New Roman"/>
-                <w:kern w:val="0"/>
-                <w:szCs w:val="22"/>
-                <w14:ligatures w14:val="none"/>
-              </w:rPr>
-            </w:pPr>
-            <w:r>
-              <w:rPr>
-                <w:rFonts w:ascii="Aptos Narrow" w:eastAsia="Times New Roman" w:hAnsi="Aptos Narrow" w:cs="Times New Roman"/>
-                <w:kern w:val="0"/>
-                <w:szCs w:val="22"/>
-                <w14:ligatures w14:val="none"/>
-              </w:rPr>
-              <w:t>Darlington</w:t>
-            </w:r>
-          </w:p>
-        </w:tc>
-      </w:tr>
-      <w:tr>
-        <w:trPr>
-          <w:trHeight w:val="285"/>
-        </w:trPr>
-        <w:tc>
-          <w:tcPr>
-            <w:tcW w:w="1555" w:type="dxa"/>
-            <w:noWrap/>
-            <w:vAlign w:val="bottom"/>
-            <w:hideMark/>
-          </w:tcPr>
-          <w:p>
-            <w:pPr>
-              <w:spacing w:after="0" w:line="240" w:lineRule="auto"/>
-              <w:jc w:val="center"/>
-              <w:rPr>
-                <w:rFonts w:ascii="Aptos Narrow" w:eastAsia="Times New Roman" w:hAnsi="Aptos Narrow" w:cs="Times New Roman"/>
-                <w:kern w:val="0"/>
-                <w:szCs w:val="22"/>
-                <w14:ligatures w14:val="none"/>
-              </w:rPr>
-            </w:pPr>
-            <w:r>
-              <w:rPr>
-                <w:rFonts w:ascii="Aptos Narrow" w:eastAsia="Times New Roman" w:hAnsi="Aptos Narrow" w:cs="Times New Roman"/>
-                <w:kern w:val="0"/>
-                <w:szCs w:val="22"/>
-                <w14:ligatures w14:val="none"/>
-              </w:rPr>
-              <w:t>DHM</w:t>
-            </w:r>
-          </w:p>
-        </w:tc>
-        <w:tc>
-          <w:tcPr>
-            <w:tcW w:w="2126" w:type="dxa"/>
-            <w:noWrap/>
-            <w:vAlign w:val="bottom"/>
-            <w:hideMark/>
-          </w:tcPr>
-          <w:p>
-            <w:pPr>
-              <w:spacing w:after="0" w:line="240" w:lineRule="auto"/>
-              <w:jc w:val="center"/>
-              <w:rPr>
-                <w:rFonts w:ascii="Aptos Narrow" w:eastAsia="Times New Roman" w:hAnsi="Aptos Narrow" w:cs="Times New Roman"/>
-                <w:kern w:val="0"/>
-                <w:szCs w:val="22"/>
-                <w14:ligatures w14:val="none"/>
-              </w:rPr>
-            </w:pPr>
-            <w:r>
-              <w:rPr>
-                <w:rFonts w:ascii="Aptos Narrow" w:eastAsia="Times New Roman" w:hAnsi="Aptos Narrow" w:cs="Times New Roman"/>
-                <w:kern w:val="0"/>
-                <w:szCs w:val="22"/>
-                <w14:ligatures w14:val="none"/>
-              </w:rPr>
-              <w:t>Durham</w:t>
-            </w:r>
-          </w:p>
-        </w:tc>
-      </w:tr>
-      <w:tr>
-        <w:trPr>
-          <w:trHeight w:val="285"/>
-        </w:trPr>
-        <w:tc>
-          <w:tcPr>
-            <w:tcW w:w="1555" w:type="dxa"/>
-            <w:noWrap/>
-            <w:vAlign w:val="bottom"/>
-            <w:hideMark/>
-          </w:tcPr>
-          <w:p>
-            <w:pPr>
-              <w:spacing w:after="0" w:line="240" w:lineRule="auto"/>
-              <w:jc w:val="center"/>
-              <w:rPr>
-                <w:rFonts w:ascii="Aptos Narrow" w:eastAsia="Times New Roman" w:hAnsi="Aptos Narrow" w:cs="Times New Roman"/>
-                <w:kern w:val="0"/>
-                <w:szCs w:val="22"/>
-                <w14:ligatures w14:val="none"/>
-              </w:rPr>
-            </w:pPr>
-            <w:r>
-              <w:rPr>
-                <w:rFonts w:ascii="Aptos Narrow" w:eastAsia="Times New Roman" w:hAnsi="Aptos Narrow" w:cs="Times New Roman"/>
-                <w:kern w:val="0"/>
-                <w:szCs w:val="22"/>
-                <w14:ligatures w14:val="none"/>
-              </w:rPr>
-              <w:t>DON</w:t>
-            </w:r>
-          </w:p>
-        </w:tc>
-        <w:tc>
-          <w:tcPr>
-            <w:tcW w:w="2126" w:type="dxa"/>
-            <w:noWrap/>
-            <w:vAlign w:val="bottom"/>
-            <w:hideMark/>
-          </w:tcPr>
-          <w:p>
-            <w:pPr>
-              <w:spacing w:after="0" w:line="240" w:lineRule="auto"/>
-              <w:jc w:val="center"/>
-              <w:rPr>
-                <w:rFonts w:ascii="Aptos Narrow" w:eastAsia="Times New Roman" w:hAnsi="Aptos Narrow" w:cs="Times New Roman"/>
-                <w:kern w:val="0"/>
-                <w:szCs w:val="22"/>
-                <w14:ligatures w14:val="none"/>
-              </w:rPr>
-            </w:pPr>
-            <w:r>
-              <w:rPr>
-                <w:rFonts w:ascii="Aptos Narrow" w:eastAsia="Times New Roman" w:hAnsi="Aptos Narrow" w:cs="Times New Roman"/>
-                <w:kern w:val="0"/>
-                <w:szCs w:val="22"/>
-                <w14:ligatures w14:val="none"/>
-              </w:rPr>
-              <w:t>Doncaster</w:t>
-            </w:r>
-          </w:p>
-        </w:tc>
-      </w:tr>
-      <w:tr>
-        <w:trPr>
-          <w:trHeight w:val="285"/>
-        </w:trPr>
-        <w:tc>
-          <w:tcPr>
-            <w:tcW w:w="1555" w:type="dxa"/>
-            <w:noWrap/>
-            <w:vAlign w:val="bottom"/>
-            <w:hideMark/>
-          </w:tcPr>
-          <w:p>
-            <w:pPr>
-              <w:spacing w:after="0" w:line="240" w:lineRule="auto"/>
-              <w:jc w:val="center"/>
-              <w:rPr>
-                <w:rFonts w:ascii="Aptos Narrow" w:eastAsia="Times New Roman" w:hAnsi="Aptos Narrow" w:cs="Times New Roman"/>
-                <w:kern w:val="0"/>
-                <w:szCs w:val="22"/>
-                <w14:ligatures w14:val="none"/>
-              </w:rPr>
-            </w:pPr>
-            <w:r>
-              <w:rPr>
-                <w:rFonts w:ascii="Aptos Narrow" w:eastAsia="Times New Roman" w:hAnsi="Aptos Narrow" w:cs="Times New Roman"/>
-                <w:kern w:val="0"/>
-                <w:szCs w:val="22"/>
-                <w14:ligatures w14:val="none"/>
-              </w:rPr>
-              <w:t>DUN</w:t>
-            </w:r>
-          </w:p>
-        </w:tc>
-        <w:tc>
-          <w:tcPr>
-            <w:tcW w:w="2126" w:type="dxa"/>
-            <w:noWrap/>
-            <w:vAlign w:val="bottom"/>
-            <w:hideMark/>
-          </w:tcPr>
-          <w:p>
-            <w:pPr>
-              <w:spacing w:after="0" w:line="240" w:lineRule="auto"/>
-              <w:jc w:val="center"/>
-              <w:rPr>
-                <w:rFonts w:ascii="Aptos Narrow" w:eastAsia="Times New Roman" w:hAnsi="Aptos Narrow" w:cs="Times New Roman"/>
-                <w:kern w:val="0"/>
-                <w:szCs w:val="22"/>
-                <w14:ligatures w14:val="none"/>
-              </w:rPr>
-            </w:pPr>
-            <w:r>
-              <w:rPr>
-                <w:rFonts w:ascii="Aptos Narrow" w:eastAsia="Times New Roman" w:hAnsi="Aptos Narrow" w:cs="Times New Roman"/>
-                <w:kern w:val="0"/>
-                <w:szCs w:val="22"/>
-                <w14:ligatures w14:val="none"/>
-              </w:rPr>
-              <w:t>Dunbar</w:t>
-            </w:r>
-          </w:p>
-        </w:tc>
-      </w:tr>
-      <w:tr>
-        <w:trPr>
-          <w:trHeight w:val="285"/>
-        </w:trPr>
-        <w:tc>
-          <w:tcPr>
-            <w:tcW w:w="1555" w:type="dxa"/>
-            <w:noWrap/>
-            <w:vAlign w:val="bottom"/>
-            <w:hideMark/>
-          </w:tcPr>
-          <w:p>
-            <w:pPr>
-              <w:spacing w:after="0" w:line="240" w:lineRule="auto"/>
-              <w:jc w:val="center"/>
-              <w:rPr>
-                <w:rFonts w:ascii="Aptos Narrow" w:eastAsia="Times New Roman" w:hAnsi="Aptos Narrow" w:cs="Times New Roman"/>
-                <w:kern w:val="0"/>
-                <w:szCs w:val="22"/>
-                <w14:ligatures w14:val="none"/>
-              </w:rPr>
-            </w:pPr>
-            <w:r>
-              <w:rPr>
-                <w:rFonts w:ascii="Aptos Narrow" w:eastAsia="Times New Roman" w:hAnsi="Aptos Narrow" w:cs="Times New Roman"/>
-                <w:kern w:val="0"/>
-                <w:szCs w:val="22"/>
-                <w14:ligatures w14:val="none"/>
-              </w:rPr>
-              <w:t>EDB</w:t>
-            </w:r>
-          </w:p>
-        </w:tc>
-        <w:tc>
-          <w:tcPr>
-            <w:tcW w:w="2126" w:type="dxa"/>
-            <w:noWrap/>
-            <w:vAlign w:val="bottom"/>
-            <w:hideMark/>
-          </w:tcPr>
-          <w:p>
-            <w:pPr>
-              <w:spacing w:after="0" w:line="240" w:lineRule="auto"/>
-              <w:jc w:val="center"/>
-              <w:rPr>
-                <w:rFonts w:ascii="Aptos Narrow" w:eastAsia="Times New Roman" w:hAnsi="Aptos Narrow" w:cs="Times New Roman"/>
-                <w:kern w:val="0"/>
-                <w:szCs w:val="22"/>
-                <w14:ligatures w14:val="none"/>
-              </w:rPr>
-            </w:pPr>
-            <w:r>
-              <w:rPr>
-                <w:rFonts w:ascii="Aptos Narrow" w:eastAsia="Times New Roman" w:hAnsi="Aptos Narrow" w:cs="Times New Roman"/>
-                <w:kern w:val="0"/>
-                <w:szCs w:val="22"/>
-                <w14:ligatures w14:val="none"/>
-              </w:rPr>
-              <w:t>Edinburgh Waverly</w:t>
-            </w:r>
-          </w:p>
-        </w:tc>
-      </w:tr>
-      <w:tr>
-        <w:trPr>
-          <w:trHeight w:val="285"/>
-        </w:trPr>
-        <w:tc>
-          <w:tcPr>
-            <w:tcW w:w="1555" w:type="dxa"/>
-            <w:noWrap/>
-            <w:vAlign w:val="bottom"/>
-            <w:hideMark/>
-          </w:tcPr>
-          <w:p>
-            <w:pPr>
-              <w:spacing w:after="0" w:line="240" w:lineRule="auto"/>
-              <w:jc w:val="center"/>
-              <w:rPr>
-                <w:rFonts w:ascii="Aptos Narrow" w:eastAsia="Times New Roman" w:hAnsi="Aptos Narrow" w:cs="Times New Roman"/>
-                <w:kern w:val="0"/>
-                <w:szCs w:val="22"/>
-                <w14:ligatures w14:val="none"/>
-              </w:rPr>
-            </w:pPr>
-            <w:r>
-              <w:rPr>
-                <w:rFonts w:ascii="Aptos Narrow" w:eastAsia="Times New Roman" w:hAnsi="Aptos Narrow" w:cs="Times New Roman"/>
-                <w:kern w:val="0"/>
-                <w:szCs w:val="22"/>
-                <w14:ligatures w14:val="none"/>
-              </w:rPr>
-              <w:t>GRA</w:t>
-            </w:r>
-          </w:p>
-        </w:tc>
-        <w:tc>
-          <w:tcPr>
-            <w:tcW w:w="2126" w:type="dxa"/>
-            <w:noWrap/>
-            <w:vAlign w:val="bottom"/>
-            <w:hideMark/>
-          </w:tcPr>
-          <w:p>
-            <w:pPr>
-              <w:spacing w:after="0" w:line="240" w:lineRule="auto"/>
-              <w:jc w:val="center"/>
-              <w:rPr>
-                <w:rFonts w:ascii="Aptos Narrow" w:eastAsia="Times New Roman" w:hAnsi="Aptos Narrow" w:cs="Times New Roman"/>
-                <w:kern w:val="0"/>
-                <w:szCs w:val="22"/>
-                <w14:ligatures w14:val="none"/>
-              </w:rPr>
-            </w:pPr>
-            <w:r>
-              <w:rPr>
-                <w:rFonts w:ascii="Aptos Narrow" w:eastAsia="Times New Roman" w:hAnsi="Aptos Narrow" w:cs="Times New Roman"/>
-                <w:kern w:val="0"/>
-                <w:szCs w:val="22"/>
-                <w14:ligatures w14:val="none"/>
-              </w:rPr>
-              <w:t>Grantham</w:t>
-            </w:r>
-          </w:p>
-        </w:tc>
-      </w:tr>
-      <w:tr>
-        <w:trPr>
-          <w:trHeight w:val="285"/>
-        </w:trPr>
-        <w:tc>
-          <w:tcPr>
-            <w:tcW w:w="1555" w:type="dxa"/>
-            <w:noWrap/>
-            <w:vAlign w:val="bottom"/>
-            <w:hideMark/>
-          </w:tcPr>
-          <w:p>
-            <w:pPr>
-              <w:spacing w:after="0" w:line="240" w:lineRule="auto"/>
-              <w:jc w:val="center"/>
-              <w:rPr>
-                <w:rFonts w:ascii="Aptos Narrow" w:eastAsia="Times New Roman" w:hAnsi="Aptos Narrow" w:cs="Times New Roman"/>
-                <w:kern w:val="0"/>
-                <w:szCs w:val="22"/>
-                <w14:ligatures w14:val="none"/>
-              </w:rPr>
-            </w:pPr>
-            <w:r>
-              <w:rPr>
-                <w:rFonts w:ascii="Aptos Narrow" w:eastAsia="Times New Roman" w:hAnsi="Aptos Narrow" w:cs="Times New Roman"/>
-                <w:kern w:val="0"/>
-                <w:szCs w:val="22"/>
-                <w14:ligatures w14:val="none"/>
-              </w:rPr>
-              <w:t>KGX</w:t>
-            </w:r>
-          </w:p>
-        </w:tc>
-        <w:tc>
-          <w:tcPr>
-            <w:tcW w:w="2126" w:type="dxa"/>
-            <w:noWrap/>
-            <w:vAlign w:val="bottom"/>
-            <w:hideMark/>
-          </w:tcPr>
-          <w:p>
-            <w:pPr>
-              <w:spacing w:after="0" w:line="240" w:lineRule="auto"/>
-              <w:jc w:val="center"/>
-              <w:rPr>
-                <w:rFonts w:ascii="Aptos Narrow" w:eastAsia="Times New Roman" w:hAnsi="Aptos Narrow" w:cs="Times New Roman"/>
-                <w:kern w:val="0"/>
-                <w:szCs w:val="22"/>
-                <w14:ligatures w14:val="none"/>
-              </w:rPr>
-            </w:pPr>
-            <w:r>
-              <w:rPr>
-                <w:rFonts w:ascii="Aptos Narrow" w:eastAsia="Times New Roman" w:hAnsi="Aptos Narrow" w:cs="Times New Roman"/>
-                <w:kern w:val="0"/>
-                <w:szCs w:val="22"/>
-                <w14:ligatures w14:val="none"/>
-              </w:rPr>
-              <w:t>London Kings Cross</w:t>
-            </w:r>
-          </w:p>
-        </w:tc>
-      </w:tr>
-      <w:tr>
-        <w:trPr>
-          <w:trHeight w:val="285"/>
-        </w:trPr>
-        <w:tc>
-          <w:tcPr>
-            <w:tcW w:w="1555" w:type="dxa"/>
-            <w:noWrap/>
-            <w:vAlign w:val="bottom"/>
-            <w:hideMark/>
-          </w:tcPr>
-          <w:p>
-            <w:pPr>
-              <w:spacing w:after="0" w:line="240" w:lineRule="auto"/>
-              <w:jc w:val="center"/>
-              <w:rPr>
-                <w:rFonts w:ascii="Aptos Narrow" w:eastAsia="Times New Roman" w:hAnsi="Aptos Narrow" w:cs="Times New Roman"/>
-                <w:kern w:val="0"/>
-                <w:szCs w:val="22"/>
-                <w14:ligatures w14:val="none"/>
-              </w:rPr>
-            </w:pPr>
-            <w:r>
-              <w:rPr>
-                <w:rFonts w:ascii="Aptos Narrow" w:eastAsia="Times New Roman" w:hAnsi="Aptos Narrow" w:cs="Times New Roman"/>
-                <w:kern w:val="0"/>
-                <w:szCs w:val="22"/>
-                <w14:ligatures w14:val="none"/>
-              </w:rPr>
-              <w:t>MPT</w:t>
-            </w:r>
-          </w:p>
-        </w:tc>
-        <w:tc>
-          <w:tcPr>
-            <w:tcW w:w="2126" w:type="dxa"/>
-            <w:noWrap/>
-            <w:vAlign w:val="bottom"/>
-            <w:hideMark/>
-          </w:tcPr>
-          <w:p>
-            <w:pPr>
-              <w:spacing w:after="0" w:line="240" w:lineRule="auto"/>
-              <w:jc w:val="center"/>
-              <w:rPr>
-                <w:rFonts w:ascii="Aptos Narrow" w:eastAsia="Times New Roman" w:hAnsi="Aptos Narrow" w:cs="Times New Roman"/>
-                <w:kern w:val="0"/>
-                <w:szCs w:val="22"/>
-                <w14:ligatures w14:val="none"/>
-              </w:rPr>
-            </w:pPr>
-            <w:r>
-              <w:rPr>
-                <w:rFonts w:ascii="Aptos Narrow" w:eastAsia="Times New Roman" w:hAnsi="Aptos Narrow" w:cs="Times New Roman"/>
-                <w:kern w:val="0"/>
-                <w:szCs w:val="22"/>
-                <w14:ligatures w14:val="none"/>
-              </w:rPr>
-              <w:t>Morpeth</w:t>
-            </w:r>
-          </w:p>
-        </w:tc>
-      </w:tr>
-      <w:tr>
-        <w:trPr>
-          <w:trHeight w:val="285"/>
-        </w:trPr>
-        <w:tc>
-          <w:tcPr>
-            <w:tcW w:w="1555" w:type="dxa"/>
-            <w:noWrap/>
-            <w:vAlign w:val="bottom"/>
-            <w:hideMark/>
-          </w:tcPr>
-          <w:p>
-            <w:pPr>
-              <w:spacing w:after="0" w:line="240" w:lineRule="auto"/>
-              <w:jc w:val="center"/>
-              <w:rPr>
-                <w:rFonts w:ascii="Aptos Narrow" w:eastAsia="Times New Roman" w:hAnsi="Aptos Narrow" w:cs="Times New Roman"/>
-                <w:kern w:val="0"/>
-                <w:szCs w:val="22"/>
-                <w14:ligatures w14:val="none"/>
-              </w:rPr>
-            </w:pPr>
-            <w:r>
-              <w:rPr>
-                <w:rFonts w:ascii="Aptos Narrow" w:eastAsia="Times New Roman" w:hAnsi="Aptos Narrow" w:cs="Times New Roman"/>
-                <w:kern w:val="0"/>
-                <w:szCs w:val="22"/>
-                <w14:ligatures w14:val="none"/>
-              </w:rPr>
-              <w:t>NCL</w:t>
-            </w:r>
-          </w:p>
-        </w:tc>
-        <w:tc>
-          <w:tcPr>
-            <w:tcW w:w="2126" w:type="dxa"/>
-            <w:noWrap/>
-            <w:vAlign w:val="bottom"/>
-            <w:hideMark/>
-          </w:tcPr>
-          <w:p>
-            <w:pPr>
-              <w:spacing w:after="0" w:line="240" w:lineRule="auto"/>
-              <w:jc w:val="center"/>
-              <w:rPr>
-                <w:rFonts w:ascii="Aptos Narrow" w:eastAsia="Times New Roman" w:hAnsi="Aptos Narrow" w:cs="Times New Roman"/>
-                <w:kern w:val="0"/>
-                <w:szCs w:val="22"/>
-                <w14:ligatures w14:val="none"/>
-              </w:rPr>
-            </w:pPr>
-            <w:r>
-              <w:rPr>
-                <w:rFonts w:ascii="Aptos Narrow" w:eastAsia="Times New Roman" w:hAnsi="Aptos Narrow" w:cs="Times New Roman"/>
-                <w:kern w:val="0"/>
-                <w:szCs w:val="22"/>
-                <w14:ligatures w14:val="none"/>
-              </w:rPr>
-              <w:t>Newcastle</w:t>
-            </w:r>
-          </w:p>
-        </w:tc>
-      </w:tr>
-      <w:tr>
-        <w:trPr>
-          <w:trHeight w:val="285"/>
-        </w:trPr>
-        <w:tc>
-          <w:tcPr>
-            <w:tcW w:w="1555" w:type="dxa"/>
-            <w:noWrap/>
-            <w:vAlign w:val="bottom"/>
-            <w:hideMark/>
-          </w:tcPr>
-          <w:p>
-            <w:pPr>
-              <w:spacing w:after="0" w:line="240" w:lineRule="auto"/>
-              <w:jc w:val="center"/>
-              <w:rPr>
-                <w:rFonts w:ascii="Aptos Narrow" w:eastAsia="Times New Roman" w:hAnsi="Aptos Narrow" w:cs="Times New Roman"/>
-                <w:kern w:val="0"/>
-                <w:szCs w:val="22"/>
-                <w14:ligatures w14:val="none"/>
-              </w:rPr>
-            </w:pPr>
-            <w:r>
-              <w:rPr>
-                <w:rFonts w:ascii="Aptos Narrow" w:eastAsia="Times New Roman" w:hAnsi="Aptos Narrow" w:cs="Times New Roman"/>
-                <w:kern w:val="0"/>
-                <w:szCs w:val="22"/>
-                <w14:ligatures w14:val="none"/>
-              </w:rPr>
-              <w:t>NNG</w:t>
-            </w:r>
-          </w:p>
-        </w:tc>
-        <w:tc>
-          <w:tcPr>
-            <w:tcW w:w="2126" w:type="dxa"/>
-            <w:noWrap/>
-            <w:vAlign w:val="bottom"/>
-            <w:hideMark/>
-          </w:tcPr>
-          <w:p>
-            <w:pPr>
-              <w:spacing w:after="0" w:line="240" w:lineRule="auto"/>
-              <w:jc w:val="center"/>
-              <w:rPr>
-                <w:rFonts w:ascii="Aptos Narrow" w:eastAsia="Times New Roman" w:hAnsi="Aptos Narrow" w:cs="Times New Roman"/>
-                <w:kern w:val="0"/>
-                <w:szCs w:val="22"/>
-                <w14:ligatures w14:val="none"/>
-              </w:rPr>
-            </w:pPr>
-            <w:r>
-              <w:rPr>
-                <w:rFonts w:ascii="Aptos Narrow" w:eastAsia="Times New Roman" w:hAnsi="Aptos Narrow" w:cs="Times New Roman"/>
-                <w:kern w:val="0"/>
-                <w:szCs w:val="22"/>
-                <w14:ligatures w14:val="none"/>
-              </w:rPr>
-              <w:t>Newark North Gate</w:t>
-            </w:r>
-          </w:p>
-        </w:tc>
-      </w:tr>
-      <w:tr>
-        <w:trPr>
-          <w:trHeight w:val="285"/>
-        </w:trPr>
-        <w:tc>
-          <w:tcPr>
-            <w:tcW w:w="1555" w:type="dxa"/>
-            <w:noWrap/>
-            <w:vAlign w:val="bottom"/>
-            <w:hideMark/>
-          </w:tcPr>
-          <w:p>
-            <w:pPr>
-              <w:spacing w:after="0" w:line="240" w:lineRule="auto"/>
-              <w:jc w:val="center"/>
-              <w:rPr>
-                <w:rFonts w:ascii="Aptos Narrow" w:eastAsia="Times New Roman" w:hAnsi="Aptos Narrow" w:cs="Times New Roman"/>
-                <w:kern w:val="0"/>
-                <w:szCs w:val="22"/>
-                <w14:ligatures w14:val="none"/>
-              </w:rPr>
-            </w:pPr>
-            <w:r>
-              <w:rPr>
-                <w:rFonts w:ascii="Aptos Narrow" w:eastAsia="Times New Roman" w:hAnsi="Aptos Narrow" w:cs="Times New Roman"/>
-                <w:kern w:val="0"/>
-                <w:szCs w:val="22"/>
-                <w14:ligatures w14:val="none"/>
-              </w:rPr>
-              <w:t>NTR</w:t>
-            </w:r>
-          </w:p>
-        </w:tc>
-        <w:tc>
-          <w:tcPr>
-            <w:tcW w:w="2126" w:type="dxa"/>
-            <w:noWrap/>
-            <w:vAlign w:val="bottom"/>
-            <w:hideMark/>
-          </w:tcPr>
-          <w:p>
-            <w:pPr>
-              <w:spacing w:after="0" w:line="240" w:lineRule="auto"/>
-              <w:jc w:val="center"/>
-              <w:rPr>
-                <w:rFonts w:ascii="Aptos Narrow" w:eastAsia="Times New Roman" w:hAnsi="Aptos Narrow" w:cs="Times New Roman"/>
-                <w:kern w:val="0"/>
-                <w:szCs w:val="22"/>
-                <w14:ligatures w14:val="none"/>
-              </w:rPr>
-            </w:pPr>
-            <w:r>
-              <w:rPr>
-                <w:rFonts w:ascii="Aptos Narrow" w:eastAsia="Times New Roman" w:hAnsi="Aptos Narrow" w:cs="Times New Roman"/>
-                <w:kern w:val="0"/>
-                <w:szCs w:val="22"/>
-                <w14:ligatures w14:val="none"/>
-              </w:rPr>
-              <w:t>Northallerton</w:t>
-            </w:r>
-          </w:p>
-        </w:tc>
-      </w:tr>
-      <w:tr>
-        <w:trPr>
-          <w:trHeight w:val="285"/>
-        </w:trPr>
-        <w:tc>
-          <w:tcPr>
-            <w:tcW w:w="1555" w:type="dxa"/>
-            <w:noWrap/>
-            <w:vAlign w:val="bottom"/>
-            <w:hideMark/>
-          </w:tcPr>
-          <w:p>
-            <w:pPr>
-              <w:spacing w:after="0" w:line="240" w:lineRule="auto"/>
-              <w:jc w:val="center"/>
-              <w:rPr>
-                <w:rFonts w:ascii="Aptos Narrow" w:eastAsia="Times New Roman" w:hAnsi="Aptos Narrow" w:cs="Times New Roman"/>
-                <w:kern w:val="0"/>
-                <w:szCs w:val="22"/>
-                <w14:ligatures w14:val="none"/>
-              </w:rPr>
-            </w:pPr>
-            <w:r>
-              <w:rPr>
-                <w:rFonts w:ascii="Aptos Narrow" w:eastAsia="Times New Roman" w:hAnsi="Aptos Narrow" w:cs="Times New Roman"/>
-                <w:kern w:val="0"/>
-                <w:szCs w:val="22"/>
-                <w14:ligatures w14:val="none"/>
-              </w:rPr>
-              <w:t>PBO</w:t>
-            </w:r>
-          </w:p>
-        </w:tc>
-        <w:tc>
-          <w:tcPr>
-            <w:tcW w:w="2126" w:type="dxa"/>
-            <w:noWrap/>
-            <w:vAlign w:val="bottom"/>
-            <w:hideMark/>
-          </w:tcPr>
-          <w:p>
-            <w:pPr>
-              <w:spacing w:after="0" w:line="240" w:lineRule="auto"/>
-              <w:jc w:val="center"/>
-              <w:rPr>
-                <w:rFonts w:ascii="Aptos Narrow" w:eastAsia="Times New Roman" w:hAnsi="Aptos Narrow" w:cs="Times New Roman"/>
-                <w:kern w:val="0"/>
-                <w:szCs w:val="22"/>
-                <w14:ligatures w14:val="none"/>
-              </w:rPr>
-            </w:pPr>
-            <w:r>
-              <w:rPr>
-                <w:rFonts w:ascii="Aptos Narrow" w:eastAsia="Times New Roman" w:hAnsi="Aptos Narrow" w:cs="Times New Roman"/>
-                <w:kern w:val="0"/>
-                <w:szCs w:val="22"/>
-                <w14:ligatures w14:val="none"/>
-              </w:rPr>
-              <w:t>Peterborough</w:t>
-            </w:r>
-          </w:p>
-        </w:tc>
-      </w:tr>
-      <w:tr>
-        <w:trPr>
-          <w:trHeight w:val="285"/>
-        </w:trPr>
-        <w:tc>
-          <w:tcPr>
-            <w:tcW w:w="1555" w:type="dxa"/>
-            <w:noWrap/>
-            <w:vAlign w:val="bottom"/>
-            <w:hideMark/>
-          </w:tcPr>
-          <w:p>
-            <w:pPr>
-              <w:spacing w:after="0" w:line="240" w:lineRule="auto"/>
-              <w:jc w:val="center"/>
-              <w:rPr>
-                <w:rFonts w:ascii="Aptos Narrow" w:eastAsia="Times New Roman" w:hAnsi="Aptos Narrow" w:cs="Times New Roman"/>
-                <w:kern w:val="0"/>
-                <w:szCs w:val="22"/>
-                <w14:ligatures w14:val="none"/>
-              </w:rPr>
-            </w:pPr>
-            <w:r>
-              <w:rPr>
-                <w:rFonts w:ascii="Aptos Narrow" w:eastAsia="Times New Roman" w:hAnsi="Aptos Narrow" w:cs="Times New Roman"/>
-                <w:kern w:val="0"/>
-                <w:szCs w:val="22"/>
-                <w14:ligatures w14:val="none"/>
-              </w:rPr>
-              <w:t>RET</w:t>
-            </w:r>
-          </w:p>
-        </w:tc>
-        <w:tc>
-          <w:tcPr>
-            <w:tcW w:w="2126" w:type="dxa"/>
-            <w:noWrap/>
-            <w:vAlign w:val="bottom"/>
-            <w:hideMark/>
-          </w:tcPr>
-          <w:p>
-            <w:pPr>
-              <w:spacing w:after="0" w:line="240" w:lineRule="auto"/>
-              <w:jc w:val="center"/>
-              <w:rPr>
-                <w:rFonts w:ascii="Aptos Narrow" w:eastAsia="Times New Roman" w:hAnsi="Aptos Narrow" w:cs="Times New Roman"/>
-                <w:kern w:val="0"/>
-                <w:szCs w:val="22"/>
-                <w14:ligatures w14:val="none"/>
-              </w:rPr>
-            </w:pPr>
-            <w:r>
-              <w:rPr>
-                <w:rFonts w:ascii="Aptos Narrow" w:eastAsia="Times New Roman" w:hAnsi="Aptos Narrow" w:cs="Times New Roman"/>
-                <w:kern w:val="0"/>
-                <w:szCs w:val="22"/>
-                <w14:ligatures w14:val="none"/>
-              </w:rPr>
-              <w:t>Retford</w:t>
-            </w:r>
-          </w:p>
-        </w:tc>
-      </w:tr>
-      <w:tr>
-        <w:trPr>
-          <w:trHeight w:val="285"/>
-        </w:trPr>
-        <w:tc>
-          <w:tcPr>
-            <w:tcW w:w="1555" w:type="dxa"/>
-            <w:noWrap/>
-            <w:vAlign w:val="bottom"/>
-            <w:hideMark/>
-          </w:tcPr>
-          <w:p>
-            <w:pPr>
-              <w:spacing w:after="0" w:line="240" w:lineRule="auto"/>
-              <w:jc w:val="center"/>
-              <w:rPr>
-                <w:rFonts w:ascii="Aptos Narrow" w:eastAsia="Times New Roman" w:hAnsi="Aptos Narrow" w:cs="Times New Roman"/>
-                <w:kern w:val="0"/>
-                <w:szCs w:val="22"/>
-                <w14:ligatures w14:val="none"/>
-              </w:rPr>
-            </w:pPr>
-            <w:r>
-              <w:rPr>
-                <w:rFonts w:ascii="Aptos Narrow" w:eastAsia="Times New Roman" w:hAnsi="Aptos Narrow" w:cs="Times New Roman"/>
-                <w:kern w:val="0"/>
-                <w:szCs w:val="22"/>
-                <w14:ligatures w14:val="none"/>
-              </w:rPr>
-              <w:t>SNO</w:t>
-            </w:r>
-          </w:p>
-        </w:tc>
-        <w:tc>
-          <w:tcPr>
-            <w:tcW w:w="2126" w:type="dxa"/>
-            <w:noWrap/>
-            <w:vAlign w:val="bottom"/>
-            <w:hideMark/>
-          </w:tcPr>
-          <w:p>
-            <w:pPr>
-              <w:spacing w:after="0" w:line="240" w:lineRule="auto"/>
-              <w:jc w:val="center"/>
-              <w:rPr>
-                <w:rFonts w:ascii="Aptos Narrow" w:eastAsia="Times New Roman" w:hAnsi="Aptos Narrow" w:cs="Times New Roman"/>
-                <w:kern w:val="0"/>
-                <w:szCs w:val="22"/>
-                <w14:ligatures w14:val="none"/>
-              </w:rPr>
-            </w:pPr>
-            <w:r>
-              <w:rPr>
-                <w:rFonts w:ascii="Aptos Narrow" w:eastAsia="Times New Roman" w:hAnsi="Aptos Narrow" w:cs="Times New Roman"/>
-                <w:kern w:val="0"/>
-                <w:szCs w:val="22"/>
-                <w14:ligatures w14:val="none"/>
-              </w:rPr>
-              <w:t>St Neots</w:t>
-            </w:r>
-          </w:p>
-        </w:tc>
-      </w:tr>
-      <w:tr>
-        <w:trPr>
-          <w:trHeight w:val="285"/>
-        </w:trPr>
-        <w:tc>
-          <w:tcPr>
-            <w:tcW w:w="1555" w:type="dxa"/>
-            <w:noWrap/>
-            <w:vAlign w:val="bottom"/>
-            <w:hideMark/>
-          </w:tcPr>
-          <w:p>
-            <w:pPr>
-              <w:spacing w:after="0" w:line="240" w:lineRule="auto"/>
-              <w:jc w:val="center"/>
-              <w:rPr>
-                <w:rFonts w:ascii="Aptos Narrow" w:eastAsia="Times New Roman" w:hAnsi="Aptos Narrow" w:cs="Times New Roman"/>
-                <w:kern w:val="0"/>
-                <w:szCs w:val="22"/>
-                <w14:ligatures w14:val="none"/>
-              </w:rPr>
-            </w:pPr>
-            <w:r>
-              <w:rPr>
-                <w:rFonts w:ascii="Aptos Narrow" w:eastAsia="Times New Roman" w:hAnsi="Aptos Narrow" w:cs="Times New Roman"/>
-                <w:kern w:val="0"/>
-                <w:szCs w:val="22"/>
-                <w14:ligatures w14:val="none"/>
-              </w:rPr>
-              <w:t>SVG</w:t>
-            </w:r>
-          </w:p>
-        </w:tc>
-        <w:tc>
-          <w:tcPr>
-            <w:tcW w:w="2126" w:type="dxa"/>
-            <w:noWrap/>
-            <w:vAlign w:val="bottom"/>
-            <w:hideMark/>
-          </w:tcPr>
-          <w:p>
-            <w:pPr>
-              <w:spacing w:after="0" w:line="240" w:lineRule="auto"/>
-              <w:jc w:val="center"/>
-              <w:rPr>
-                <w:rFonts w:ascii="Aptos Narrow" w:eastAsia="Times New Roman" w:hAnsi="Aptos Narrow" w:cs="Times New Roman"/>
-                <w:kern w:val="0"/>
-                <w:szCs w:val="22"/>
-                <w14:ligatures w14:val="none"/>
-              </w:rPr>
-            </w:pPr>
-            <w:r>
-              <w:rPr>
-                <w:rFonts w:ascii="Aptos Narrow" w:eastAsia="Times New Roman" w:hAnsi="Aptos Narrow" w:cs="Times New Roman"/>
-                <w:kern w:val="0"/>
-                <w:szCs w:val="22"/>
-                <w14:ligatures w14:val="none"/>
-              </w:rPr>
-              <w:t>Stevenage</w:t>
-            </w:r>
-          </w:p>
-        </w:tc>
-      </w:tr>
-      <w:tr>
-        <w:trPr>
-          <w:trHeight w:val="285"/>
-        </w:trPr>
-        <w:tc>
-          <w:tcPr>
-            <w:tcW w:w="1555" w:type="dxa"/>
-            <w:noWrap/>
-            <w:vAlign w:val="bottom"/>
-            <w:hideMark/>
-          </w:tcPr>
-          <w:p>
-            <w:pPr>
-              <w:spacing w:after="0" w:line="240" w:lineRule="auto"/>
-              <w:jc w:val="center"/>
-              <w:rPr>
-                <w:rFonts w:ascii="Aptos Narrow" w:eastAsia="Times New Roman" w:hAnsi="Aptos Narrow" w:cs="Times New Roman"/>
-                <w:kern w:val="0"/>
-                <w:szCs w:val="22"/>
-                <w14:ligatures w14:val="none"/>
-              </w:rPr>
-            </w:pPr>
-            <w:r>
-              <w:rPr>
-                <w:rFonts w:ascii="Aptos Narrow" w:eastAsia="Times New Roman" w:hAnsi="Aptos Narrow" w:cs="Times New Roman"/>
-                <w:kern w:val="0"/>
-                <w:szCs w:val="22"/>
-                <w14:ligatures w14:val="none"/>
-              </w:rPr>
-              <w:t>YRK</w:t>
-            </w:r>
-          </w:p>
-        </w:tc>
-        <w:tc>
-          <w:tcPr>
-            <w:tcW w:w="2126" w:type="dxa"/>
-            <w:noWrap/>
-            <w:vAlign w:val="bottom"/>
-            <w:hideMark/>
-          </w:tcPr>
-          <w:p>
-            <w:pPr>
-              <w:spacing w:after="0" w:line="240" w:lineRule="auto"/>
-              <w:jc w:val="center"/>
-              <w:rPr>
-                <w:rFonts w:ascii="Aptos Narrow" w:eastAsia="Times New Roman" w:hAnsi="Aptos Narrow" w:cs="Times New Roman"/>
-                <w:kern w:val="0"/>
-                <w:szCs w:val="22"/>
-                <w14:ligatures w14:val="none"/>
-              </w:rPr>
-            </w:pPr>
-            <w:r>
-              <w:rPr>
-                <w:rFonts w:ascii="Aptos Narrow" w:eastAsia="Times New Roman" w:hAnsi="Aptos Narrow" w:cs="Times New Roman"/>
-                <w:kern w:val="0"/>
-                <w:szCs w:val="22"/>
-                <w14:ligatures w14:val="none"/>
-              </w:rPr>
-              <w:t>York</w:t>
-            </w:r>
-          </w:p>
-        </w:tc>
-      </w:tr>
-    </w:tbl>
     <w:p>
       <w:pPr>
         <w:rPr>
@@ -14837,6 +13780,1236 @@
         </w:drawing>
       </w:r>
     </w:p>
+    <w:tbl>
+      <w:tblPr>
+        <w:tblpPr w:leftFromText="180" w:rightFromText="180" w:vertAnchor="page" w:horzAnchor="page" w:tblpX="7634" w:tblpY="6244"/>
+        <w:tblW w:w="3681" w:type="dxa"/>
+        <w:tblBorders>
+          <w:top w:val="single" w:sz="4" w:space="0" w:color="auto"/>
+          <w:left w:val="single" w:sz="4" w:space="0" w:color="auto"/>
+          <w:bottom w:val="single" w:sz="4" w:space="0" w:color="auto"/>
+          <w:right w:val="single" w:sz="4" w:space="0" w:color="auto"/>
+          <w:insideH w:val="single" w:sz="4" w:space="0" w:color="auto"/>
+          <w:insideV w:val="single" w:sz="4" w:space="0" w:color="auto"/>
+        </w:tblBorders>
+        <w:tblLook w:val="04A0" w:firstRow="1" w:lastRow="0" w:firstColumn="1" w:lastColumn="0" w:noHBand="0" w:noVBand="1"/>
+      </w:tblPr>
+      <w:tblGrid>
+        <w:gridCol w:w="1555"/>
+        <w:gridCol w:w="2126"/>
+      </w:tblGrid>
+      <w:tr>
+        <w:trPr>
+          <w:trHeight w:val="285"/>
+        </w:trPr>
+        <w:tc>
+          <w:tcPr>
+            <w:tcW w:w="1555" w:type="dxa"/>
+            <w:shd w:val="clear" w:color="auto" w:fill="EE0000"/>
+            <w:noWrap/>
+            <w:vAlign w:val="bottom"/>
+            <w:hideMark/>
+          </w:tcPr>
+          <w:p>
+            <w:pPr>
+              <w:spacing w:after="0" w:line="240" w:lineRule="auto"/>
+              <w:jc w:val="center"/>
+              <w:rPr>
+                <w:rFonts w:ascii="Aptos Narrow" w:eastAsia="Times New Roman" w:hAnsi="Aptos Narrow" w:cs="Times New Roman"/>
+                <w:b/>
+                <w:bCs/>
+                <w:color w:val="FFFFFF" w:themeColor="background1"/>
+                <w:kern w:val="0"/>
+                <w:szCs w:val="22"/>
+                <w14:ligatures w14:val="none"/>
+              </w:rPr>
+            </w:pPr>
+            <w:r>
+              <w:rPr>
+                <w:rFonts w:ascii="Aptos Narrow" w:eastAsia="Times New Roman" w:hAnsi="Aptos Narrow" w:cs="Times New Roman"/>
+                <w:b/>
+                <w:bCs/>
+                <w:color w:val="FFFFFF" w:themeColor="background1"/>
+                <w:kern w:val="0"/>
+                <w:szCs w:val="22"/>
+                <w14:ligatures w14:val="none"/>
+              </w:rPr>
+              <w:t>CRS Code</w:t>
+            </w:r>
+          </w:p>
+        </w:tc>
+        <w:tc>
+          <w:tcPr>
+            <w:tcW w:w="2126" w:type="dxa"/>
+            <w:shd w:val="clear" w:color="auto" w:fill="EE0000"/>
+            <w:noWrap/>
+            <w:vAlign w:val="bottom"/>
+            <w:hideMark/>
+          </w:tcPr>
+          <w:p>
+            <w:pPr>
+              <w:spacing w:after="0" w:line="240" w:lineRule="auto"/>
+              <w:jc w:val="center"/>
+              <w:rPr>
+                <w:rFonts w:ascii="Aptos Narrow" w:eastAsia="Times New Roman" w:hAnsi="Aptos Narrow" w:cs="Times New Roman"/>
+                <w:b/>
+                <w:bCs/>
+                <w:color w:val="FFFFFF" w:themeColor="background1"/>
+                <w:kern w:val="0"/>
+                <w:szCs w:val="22"/>
+                <w14:ligatures w14:val="none"/>
+              </w:rPr>
+            </w:pPr>
+            <w:r>
+              <w:rPr>
+                <w:rFonts w:ascii="Aptos Narrow" w:eastAsia="Times New Roman" w:hAnsi="Aptos Narrow" w:cs="Times New Roman"/>
+                <w:b/>
+                <w:bCs/>
+                <w:color w:val="FFFFFF" w:themeColor="background1"/>
+                <w:kern w:val="0"/>
+                <w:szCs w:val="22"/>
+                <w14:ligatures w14:val="none"/>
+              </w:rPr>
+              <w:t>Full-Station Name</w:t>
+            </w:r>
+          </w:p>
+        </w:tc>
+      </w:tr>
+      <w:tr>
+        <w:trPr>
+          <w:trHeight w:val="285"/>
+        </w:trPr>
+        <w:tc>
+          <w:tcPr>
+            <w:tcW w:w="1555" w:type="dxa"/>
+            <w:noWrap/>
+            <w:vAlign w:val="bottom"/>
+            <w:hideMark/>
+          </w:tcPr>
+          <w:p>
+            <w:pPr>
+              <w:spacing w:after="0" w:line="240" w:lineRule="auto"/>
+              <w:jc w:val="center"/>
+              <w:rPr>
+                <w:rFonts w:ascii="Aptos Narrow" w:eastAsia="Times New Roman" w:hAnsi="Aptos Narrow" w:cs="Times New Roman"/>
+                <w:kern w:val="0"/>
+                <w:szCs w:val="22"/>
+                <w14:ligatures w14:val="none"/>
+              </w:rPr>
+            </w:pPr>
+            <w:r>
+              <w:rPr>
+                <w:rFonts w:ascii="Aptos Narrow" w:eastAsia="Times New Roman" w:hAnsi="Aptos Narrow" w:cs="Times New Roman"/>
+                <w:kern w:val="0"/>
+                <w:szCs w:val="22"/>
+                <w14:ligatures w14:val="none"/>
+              </w:rPr>
+              <w:t>ALM</w:t>
+            </w:r>
+          </w:p>
+        </w:tc>
+        <w:tc>
+          <w:tcPr>
+            <w:tcW w:w="2126" w:type="dxa"/>
+            <w:noWrap/>
+            <w:vAlign w:val="bottom"/>
+            <w:hideMark/>
+          </w:tcPr>
+          <w:p>
+            <w:pPr>
+              <w:spacing w:after="0" w:line="240" w:lineRule="auto"/>
+              <w:jc w:val="center"/>
+              <w:rPr>
+                <w:rFonts w:ascii="Aptos Narrow" w:eastAsia="Times New Roman" w:hAnsi="Aptos Narrow" w:cs="Times New Roman"/>
+                <w:kern w:val="0"/>
+                <w:szCs w:val="22"/>
+                <w14:ligatures w14:val="none"/>
+              </w:rPr>
+            </w:pPr>
+            <w:r>
+              <w:rPr>
+                <w:rFonts w:ascii="Aptos Narrow" w:eastAsia="Times New Roman" w:hAnsi="Aptos Narrow" w:cs="Times New Roman"/>
+                <w:kern w:val="0"/>
+                <w:szCs w:val="22"/>
+                <w14:ligatures w14:val="none"/>
+              </w:rPr>
+              <w:t>Alnmouth</w:t>
+            </w:r>
+          </w:p>
+        </w:tc>
+      </w:tr>
+      <w:tr>
+        <w:trPr>
+          <w:trHeight w:val="285"/>
+        </w:trPr>
+        <w:tc>
+          <w:tcPr>
+            <w:tcW w:w="1555" w:type="dxa"/>
+            <w:noWrap/>
+            <w:vAlign w:val="bottom"/>
+            <w:hideMark/>
+          </w:tcPr>
+          <w:p>
+            <w:pPr>
+              <w:spacing w:after="0" w:line="240" w:lineRule="auto"/>
+              <w:jc w:val="center"/>
+              <w:rPr>
+                <w:rFonts w:ascii="Aptos Narrow" w:eastAsia="Times New Roman" w:hAnsi="Aptos Narrow" w:cs="Times New Roman"/>
+                <w:kern w:val="0"/>
+                <w:szCs w:val="22"/>
+                <w14:ligatures w14:val="none"/>
+              </w:rPr>
+            </w:pPr>
+            <w:r>
+              <w:rPr>
+                <w:rFonts w:ascii="Aptos Narrow" w:eastAsia="Times New Roman" w:hAnsi="Aptos Narrow" w:cs="Times New Roman"/>
+                <w:kern w:val="0"/>
+                <w:szCs w:val="22"/>
+                <w14:ligatures w14:val="none"/>
+              </w:rPr>
+              <w:t>BWK</w:t>
+            </w:r>
+          </w:p>
+        </w:tc>
+        <w:tc>
+          <w:tcPr>
+            <w:tcW w:w="2126" w:type="dxa"/>
+            <w:noWrap/>
+            <w:vAlign w:val="bottom"/>
+            <w:hideMark/>
+          </w:tcPr>
+          <w:p>
+            <w:pPr>
+              <w:spacing w:after="0" w:line="240" w:lineRule="auto"/>
+              <w:jc w:val="center"/>
+              <w:rPr>
+                <w:rFonts w:ascii="Aptos Narrow" w:eastAsia="Times New Roman" w:hAnsi="Aptos Narrow" w:cs="Times New Roman"/>
+                <w:kern w:val="0"/>
+                <w:szCs w:val="22"/>
+                <w14:ligatures w14:val="none"/>
+              </w:rPr>
+            </w:pPr>
+            <w:r>
+              <w:rPr>
+                <w:rFonts w:ascii="Aptos Narrow" w:eastAsia="Times New Roman" w:hAnsi="Aptos Narrow" w:cs="Times New Roman"/>
+                <w:kern w:val="0"/>
+                <w:szCs w:val="22"/>
+                <w14:ligatures w14:val="none"/>
+              </w:rPr>
+              <w:t>Berwick-Upon-Tweed</w:t>
+            </w:r>
+          </w:p>
+        </w:tc>
+      </w:tr>
+      <w:tr>
+        <w:trPr>
+          <w:trHeight w:val="285"/>
+        </w:trPr>
+        <w:tc>
+          <w:tcPr>
+            <w:tcW w:w="1555" w:type="dxa"/>
+            <w:noWrap/>
+            <w:vAlign w:val="bottom"/>
+            <w:hideMark/>
+          </w:tcPr>
+          <w:p>
+            <w:pPr>
+              <w:spacing w:after="0" w:line="240" w:lineRule="auto"/>
+              <w:jc w:val="center"/>
+              <w:rPr>
+                <w:rFonts w:ascii="Aptos Narrow" w:eastAsia="Times New Roman" w:hAnsi="Aptos Narrow" w:cs="Times New Roman"/>
+                <w:kern w:val="0"/>
+                <w:szCs w:val="22"/>
+                <w14:ligatures w14:val="none"/>
+              </w:rPr>
+            </w:pPr>
+            <w:r>
+              <w:rPr>
+                <w:rFonts w:ascii="Aptos Narrow" w:eastAsia="Times New Roman" w:hAnsi="Aptos Narrow" w:cs="Times New Roman"/>
+                <w:kern w:val="0"/>
+                <w:szCs w:val="22"/>
+                <w14:ligatures w14:val="none"/>
+              </w:rPr>
+              <w:t>DAR</w:t>
+            </w:r>
+          </w:p>
+        </w:tc>
+        <w:tc>
+          <w:tcPr>
+            <w:tcW w:w="2126" w:type="dxa"/>
+            <w:noWrap/>
+            <w:vAlign w:val="bottom"/>
+            <w:hideMark/>
+          </w:tcPr>
+          <w:p>
+            <w:pPr>
+              <w:spacing w:after="0" w:line="240" w:lineRule="auto"/>
+              <w:jc w:val="center"/>
+              <w:rPr>
+                <w:rFonts w:ascii="Aptos Narrow" w:eastAsia="Times New Roman" w:hAnsi="Aptos Narrow" w:cs="Times New Roman"/>
+                <w:kern w:val="0"/>
+                <w:szCs w:val="22"/>
+                <w14:ligatures w14:val="none"/>
+              </w:rPr>
+            </w:pPr>
+            <w:r>
+              <w:rPr>
+                <w:rFonts w:ascii="Aptos Narrow" w:eastAsia="Times New Roman" w:hAnsi="Aptos Narrow" w:cs="Times New Roman"/>
+                <w:kern w:val="0"/>
+                <w:szCs w:val="22"/>
+                <w14:ligatures w14:val="none"/>
+              </w:rPr>
+              <w:t>Darlington</w:t>
+            </w:r>
+          </w:p>
+        </w:tc>
+      </w:tr>
+      <w:tr>
+        <w:trPr>
+          <w:trHeight w:val="285"/>
+        </w:trPr>
+        <w:tc>
+          <w:tcPr>
+            <w:tcW w:w="1555" w:type="dxa"/>
+            <w:noWrap/>
+            <w:vAlign w:val="bottom"/>
+            <w:hideMark/>
+          </w:tcPr>
+          <w:p>
+            <w:pPr>
+              <w:spacing w:after="0" w:line="240" w:lineRule="auto"/>
+              <w:jc w:val="center"/>
+              <w:rPr>
+                <w:rFonts w:ascii="Aptos Narrow" w:eastAsia="Times New Roman" w:hAnsi="Aptos Narrow" w:cs="Times New Roman"/>
+                <w:kern w:val="0"/>
+                <w:szCs w:val="22"/>
+                <w14:ligatures w14:val="none"/>
+              </w:rPr>
+            </w:pPr>
+            <w:r>
+              <w:rPr>
+                <w:rFonts w:ascii="Aptos Narrow" w:eastAsia="Times New Roman" w:hAnsi="Aptos Narrow" w:cs="Times New Roman"/>
+                <w:kern w:val="0"/>
+                <w:szCs w:val="22"/>
+                <w14:ligatures w14:val="none"/>
+              </w:rPr>
+              <w:t>DHM</w:t>
+            </w:r>
+          </w:p>
+        </w:tc>
+        <w:tc>
+          <w:tcPr>
+            <w:tcW w:w="2126" w:type="dxa"/>
+            <w:noWrap/>
+            <w:vAlign w:val="bottom"/>
+            <w:hideMark/>
+          </w:tcPr>
+          <w:p>
+            <w:pPr>
+              <w:spacing w:after="0" w:line="240" w:lineRule="auto"/>
+              <w:jc w:val="center"/>
+              <w:rPr>
+                <w:rFonts w:ascii="Aptos Narrow" w:eastAsia="Times New Roman" w:hAnsi="Aptos Narrow" w:cs="Times New Roman"/>
+                <w:kern w:val="0"/>
+                <w:szCs w:val="22"/>
+                <w14:ligatures w14:val="none"/>
+              </w:rPr>
+            </w:pPr>
+            <w:r>
+              <w:rPr>
+                <w:rFonts w:ascii="Aptos Narrow" w:eastAsia="Times New Roman" w:hAnsi="Aptos Narrow" w:cs="Times New Roman"/>
+                <w:kern w:val="0"/>
+                <w:szCs w:val="22"/>
+                <w14:ligatures w14:val="none"/>
+              </w:rPr>
+              <w:t>Durham</w:t>
+            </w:r>
+          </w:p>
+        </w:tc>
+      </w:tr>
+      <w:tr>
+        <w:trPr>
+          <w:trHeight w:val="285"/>
+        </w:trPr>
+        <w:tc>
+          <w:tcPr>
+            <w:tcW w:w="1555" w:type="dxa"/>
+            <w:noWrap/>
+            <w:vAlign w:val="bottom"/>
+            <w:hideMark/>
+          </w:tcPr>
+          <w:p>
+            <w:pPr>
+              <w:spacing w:after="0" w:line="240" w:lineRule="auto"/>
+              <w:jc w:val="center"/>
+              <w:rPr>
+                <w:rFonts w:ascii="Aptos Narrow" w:eastAsia="Times New Roman" w:hAnsi="Aptos Narrow" w:cs="Times New Roman"/>
+                <w:kern w:val="0"/>
+                <w:szCs w:val="22"/>
+                <w14:ligatures w14:val="none"/>
+              </w:rPr>
+            </w:pPr>
+            <w:r>
+              <w:rPr>
+                <w:rFonts w:ascii="Aptos Narrow" w:eastAsia="Times New Roman" w:hAnsi="Aptos Narrow" w:cs="Times New Roman"/>
+                <w:kern w:val="0"/>
+                <w:szCs w:val="22"/>
+                <w14:ligatures w14:val="none"/>
+              </w:rPr>
+              <w:t>DON</w:t>
+            </w:r>
+          </w:p>
+        </w:tc>
+        <w:tc>
+          <w:tcPr>
+            <w:tcW w:w="2126" w:type="dxa"/>
+            <w:noWrap/>
+            <w:vAlign w:val="bottom"/>
+            <w:hideMark/>
+          </w:tcPr>
+          <w:p>
+            <w:pPr>
+              <w:spacing w:after="0" w:line="240" w:lineRule="auto"/>
+              <w:jc w:val="center"/>
+              <w:rPr>
+                <w:rFonts w:ascii="Aptos Narrow" w:eastAsia="Times New Roman" w:hAnsi="Aptos Narrow" w:cs="Times New Roman"/>
+                <w:kern w:val="0"/>
+                <w:szCs w:val="22"/>
+                <w14:ligatures w14:val="none"/>
+              </w:rPr>
+            </w:pPr>
+            <w:r>
+              <w:rPr>
+                <w:rFonts w:ascii="Aptos Narrow" w:eastAsia="Times New Roman" w:hAnsi="Aptos Narrow" w:cs="Times New Roman"/>
+                <w:kern w:val="0"/>
+                <w:szCs w:val="22"/>
+                <w14:ligatures w14:val="none"/>
+              </w:rPr>
+              <w:t>Doncaster</w:t>
+            </w:r>
+          </w:p>
+        </w:tc>
+      </w:tr>
+      <w:tr>
+        <w:trPr>
+          <w:trHeight w:val="285"/>
+        </w:trPr>
+        <w:tc>
+          <w:tcPr>
+            <w:tcW w:w="1555" w:type="dxa"/>
+            <w:noWrap/>
+            <w:vAlign w:val="bottom"/>
+            <w:hideMark/>
+          </w:tcPr>
+          <w:p>
+            <w:pPr>
+              <w:spacing w:after="0" w:line="240" w:lineRule="auto"/>
+              <w:jc w:val="center"/>
+              <w:rPr>
+                <w:rFonts w:ascii="Aptos Narrow" w:eastAsia="Times New Roman" w:hAnsi="Aptos Narrow" w:cs="Times New Roman"/>
+                <w:kern w:val="0"/>
+                <w:szCs w:val="22"/>
+                <w14:ligatures w14:val="none"/>
+              </w:rPr>
+            </w:pPr>
+            <w:r>
+              <w:rPr>
+                <w:rFonts w:ascii="Aptos Narrow" w:eastAsia="Times New Roman" w:hAnsi="Aptos Narrow" w:cs="Times New Roman"/>
+                <w:kern w:val="0"/>
+                <w:szCs w:val="22"/>
+                <w14:ligatures w14:val="none"/>
+              </w:rPr>
+              <w:t>DUN</w:t>
+            </w:r>
+          </w:p>
+        </w:tc>
+        <w:tc>
+          <w:tcPr>
+            <w:tcW w:w="2126" w:type="dxa"/>
+            <w:noWrap/>
+            <w:vAlign w:val="bottom"/>
+            <w:hideMark/>
+          </w:tcPr>
+          <w:p>
+            <w:pPr>
+              <w:spacing w:after="0" w:line="240" w:lineRule="auto"/>
+              <w:jc w:val="center"/>
+              <w:rPr>
+                <w:rFonts w:ascii="Aptos Narrow" w:eastAsia="Times New Roman" w:hAnsi="Aptos Narrow" w:cs="Times New Roman"/>
+                <w:kern w:val="0"/>
+                <w:szCs w:val="22"/>
+                <w14:ligatures w14:val="none"/>
+              </w:rPr>
+            </w:pPr>
+            <w:r>
+              <w:rPr>
+                <w:rFonts w:ascii="Aptos Narrow" w:eastAsia="Times New Roman" w:hAnsi="Aptos Narrow" w:cs="Times New Roman"/>
+                <w:kern w:val="0"/>
+                <w:szCs w:val="22"/>
+                <w14:ligatures w14:val="none"/>
+              </w:rPr>
+              <w:t>Dunbar</w:t>
+            </w:r>
+          </w:p>
+        </w:tc>
+      </w:tr>
+      <w:tr>
+        <w:trPr>
+          <w:trHeight w:val="285"/>
+        </w:trPr>
+        <w:tc>
+          <w:tcPr>
+            <w:tcW w:w="1555" w:type="dxa"/>
+            <w:noWrap/>
+            <w:vAlign w:val="bottom"/>
+            <w:hideMark/>
+          </w:tcPr>
+          <w:p>
+            <w:pPr>
+              <w:spacing w:after="0" w:line="240" w:lineRule="auto"/>
+              <w:jc w:val="center"/>
+              <w:rPr>
+                <w:rFonts w:ascii="Aptos Narrow" w:eastAsia="Times New Roman" w:hAnsi="Aptos Narrow" w:cs="Times New Roman"/>
+                <w:kern w:val="0"/>
+                <w:szCs w:val="22"/>
+                <w14:ligatures w14:val="none"/>
+              </w:rPr>
+            </w:pPr>
+            <w:r>
+              <w:rPr>
+                <w:rFonts w:ascii="Aptos Narrow" w:eastAsia="Times New Roman" w:hAnsi="Aptos Narrow" w:cs="Times New Roman"/>
+                <w:kern w:val="0"/>
+                <w:szCs w:val="22"/>
+                <w14:ligatures w14:val="none"/>
+              </w:rPr>
+              <w:t>EDB</w:t>
+            </w:r>
+          </w:p>
+        </w:tc>
+        <w:tc>
+          <w:tcPr>
+            <w:tcW w:w="2126" w:type="dxa"/>
+            <w:noWrap/>
+            <w:vAlign w:val="bottom"/>
+            <w:hideMark/>
+          </w:tcPr>
+          <w:p>
+            <w:pPr>
+              <w:spacing w:after="0" w:line="240" w:lineRule="auto"/>
+              <w:jc w:val="center"/>
+              <w:rPr>
+                <w:rFonts w:ascii="Aptos Narrow" w:eastAsia="Times New Roman" w:hAnsi="Aptos Narrow" w:cs="Times New Roman"/>
+                <w:kern w:val="0"/>
+                <w:szCs w:val="22"/>
+                <w14:ligatures w14:val="none"/>
+              </w:rPr>
+            </w:pPr>
+            <w:r>
+              <w:rPr>
+                <w:rFonts w:ascii="Aptos Narrow" w:eastAsia="Times New Roman" w:hAnsi="Aptos Narrow" w:cs="Times New Roman"/>
+                <w:kern w:val="0"/>
+                <w:szCs w:val="22"/>
+                <w14:ligatures w14:val="none"/>
+              </w:rPr>
+              <w:t>Edinburgh Waverly</w:t>
+            </w:r>
+          </w:p>
+        </w:tc>
+      </w:tr>
+      <w:tr>
+        <w:trPr>
+          <w:trHeight w:val="285"/>
+        </w:trPr>
+        <w:tc>
+          <w:tcPr>
+            <w:tcW w:w="1555" w:type="dxa"/>
+            <w:noWrap/>
+            <w:vAlign w:val="bottom"/>
+            <w:hideMark/>
+          </w:tcPr>
+          <w:p>
+            <w:pPr>
+              <w:spacing w:after="0" w:line="240" w:lineRule="auto"/>
+              <w:jc w:val="center"/>
+              <w:rPr>
+                <w:rFonts w:ascii="Aptos Narrow" w:eastAsia="Times New Roman" w:hAnsi="Aptos Narrow" w:cs="Times New Roman"/>
+                <w:kern w:val="0"/>
+                <w:szCs w:val="22"/>
+                <w14:ligatures w14:val="none"/>
+              </w:rPr>
+            </w:pPr>
+            <w:r>
+              <w:rPr>
+                <w:rFonts w:ascii="Aptos Narrow" w:eastAsia="Times New Roman" w:hAnsi="Aptos Narrow" w:cs="Times New Roman"/>
+                <w:kern w:val="0"/>
+                <w:szCs w:val="22"/>
+                <w14:ligatures w14:val="none"/>
+              </w:rPr>
+              <w:t>GRA</w:t>
+            </w:r>
+          </w:p>
+        </w:tc>
+        <w:tc>
+          <w:tcPr>
+            <w:tcW w:w="2126" w:type="dxa"/>
+            <w:noWrap/>
+            <w:vAlign w:val="bottom"/>
+            <w:hideMark/>
+          </w:tcPr>
+          <w:p>
+            <w:pPr>
+              <w:spacing w:after="0" w:line="240" w:lineRule="auto"/>
+              <w:jc w:val="center"/>
+              <w:rPr>
+                <w:rFonts w:ascii="Aptos Narrow" w:eastAsia="Times New Roman" w:hAnsi="Aptos Narrow" w:cs="Times New Roman"/>
+                <w:kern w:val="0"/>
+                <w:szCs w:val="22"/>
+                <w14:ligatures w14:val="none"/>
+              </w:rPr>
+            </w:pPr>
+            <w:r>
+              <w:rPr>
+                <w:rFonts w:ascii="Aptos Narrow" w:eastAsia="Times New Roman" w:hAnsi="Aptos Narrow" w:cs="Times New Roman"/>
+                <w:kern w:val="0"/>
+                <w:szCs w:val="22"/>
+                <w14:ligatures w14:val="none"/>
+              </w:rPr>
+              <w:t>Grantham</w:t>
+            </w:r>
+          </w:p>
+        </w:tc>
+      </w:tr>
+      <w:tr>
+        <w:trPr>
+          <w:trHeight w:val="285"/>
+        </w:trPr>
+        <w:tc>
+          <w:tcPr>
+            <w:tcW w:w="1555" w:type="dxa"/>
+            <w:noWrap/>
+            <w:vAlign w:val="bottom"/>
+            <w:hideMark/>
+          </w:tcPr>
+          <w:p>
+            <w:pPr>
+              <w:spacing w:after="0" w:line="240" w:lineRule="auto"/>
+              <w:jc w:val="center"/>
+              <w:rPr>
+                <w:rFonts w:ascii="Aptos Narrow" w:eastAsia="Times New Roman" w:hAnsi="Aptos Narrow" w:cs="Times New Roman"/>
+                <w:kern w:val="0"/>
+                <w:szCs w:val="22"/>
+                <w14:ligatures w14:val="none"/>
+              </w:rPr>
+            </w:pPr>
+            <w:r>
+              <w:rPr>
+                <w:rFonts w:ascii="Aptos Narrow" w:eastAsia="Times New Roman" w:hAnsi="Aptos Narrow" w:cs="Times New Roman"/>
+                <w:kern w:val="0"/>
+                <w:szCs w:val="22"/>
+                <w14:ligatures w14:val="none"/>
+              </w:rPr>
+              <w:t>KGX</w:t>
+            </w:r>
+          </w:p>
+        </w:tc>
+        <w:tc>
+          <w:tcPr>
+            <w:tcW w:w="2126" w:type="dxa"/>
+            <w:noWrap/>
+            <w:vAlign w:val="bottom"/>
+            <w:hideMark/>
+          </w:tcPr>
+          <w:p>
+            <w:pPr>
+              <w:spacing w:after="0" w:line="240" w:lineRule="auto"/>
+              <w:jc w:val="center"/>
+              <w:rPr>
+                <w:rFonts w:ascii="Aptos Narrow" w:eastAsia="Times New Roman" w:hAnsi="Aptos Narrow" w:cs="Times New Roman"/>
+                <w:kern w:val="0"/>
+                <w:szCs w:val="22"/>
+                <w14:ligatures w14:val="none"/>
+              </w:rPr>
+            </w:pPr>
+            <w:r>
+              <w:rPr>
+                <w:rFonts w:ascii="Aptos Narrow" w:eastAsia="Times New Roman" w:hAnsi="Aptos Narrow" w:cs="Times New Roman"/>
+                <w:kern w:val="0"/>
+                <w:szCs w:val="22"/>
+                <w14:ligatures w14:val="none"/>
+              </w:rPr>
+              <w:t>London Kings Cross</w:t>
+            </w:r>
+          </w:p>
+        </w:tc>
+      </w:tr>
+      <w:tr>
+        <w:trPr>
+          <w:trHeight w:val="285"/>
+        </w:trPr>
+        <w:tc>
+          <w:tcPr>
+            <w:tcW w:w="1555" w:type="dxa"/>
+            <w:noWrap/>
+            <w:vAlign w:val="bottom"/>
+            <w:hideMark/>
+          </w:tcPr>
+          <w:p>
+            <w:pPr>
+              <w:spacing w:after="0" w:line="240" w:lineRule="auto"/>
+              <w:jc w:val="center"/>
+              <w:rPr>
+                <w:rFonts w:ascii="Aptos Narrow" w:eastAsia="Times New Roman" w:hAnsi="Aptos Narrow" w:cs="Times New Roman"/>
+                <w:kern w:val="0"/>
+                <w:szCs w:val="22"/>
+                <w14:ligatures w14:val="none"/>
+              </w:rPr>
+            </w:pPr>
+            <w:r>
+              <w:rPr>
+                <w:rFonts w:ascii="Aptos Narrow" w:eastAsia="Times New Roman" w:hAnsi="Aptos Narrow" w:cs="Times New Roman"/>
+                <w:kern w:val="0"/>
+                <w:szCs w:val="22"/>
+                <w14:ligatures w14:val="none"/>
+              </w:rPr>
+              <w:t>MPT</w:t>
+            </w:r>
+          </w:p>
+        </w:tc>
+        <w:tc>
+          <w:tcPr>
+            <w:tcW w:w="2126" w:type="dxa"/>
+            <w:noWrap/>
+            <w:vAlign w:val="bottom"/>
+            <w:hideMark/>
+          </w:tcPr>
+          <w:p>
+            <w:pPr>
+              <w:spacing w:after="0" w:line="240" w:lineRule="auto"/>
+              <w:jc w:val="center"/>
+              <w:rPr>
+                <w:rFonts w:ascii="Aptos Narrow" w:eastAsia="Times New Roman" w:hAnsi="Aptos Narrow" w:cs="Times New Roman"/>
+                <w:kern w:val="0"/>
+                <w:szCs w:val="22"/>
+                <w14:ligatures w14:val="none"/>
+              </w:rPr>
+            </w:pPr>
+            <w:r>
+              <w:rPr>
+                <w:rFonts w:ascii="Aptos Narrow" w:eastAsia="Times New Roman" w:hAnsi="Aptos Narrow" w:cs="Times New Roman"/>
+                <w:kern w:val="0"/>
+                <w:szCs w:val="22"/>
+                <w14:ligatures w14:val="none"/>
+              </w:rPr>
+              <w:t>Morpeth</w:t>
+            </w:r>
+          </w:p>
+        </w:tc>
+      </w:tr>
+      <w:tr>
+        <w:trPr>
+          <w:trHeight w:val="285"/>
+        </w:trPr>
+        <w:tc>
+          <w:tcPr>
+            <w:tcW w:w="1555" w:type="dxa"/>
+            <w:noWrap/>
+            <w:vAlign w:val="bottom"/>
+            <w:hideMark/>
+          </w:tcPr>
+          <w:p>
+            <w:pPr>
+              <w:spacing w:after="0" w:line="240" w:lineRule="auto"/>
+              <w:jc w:val="center"/>
+              <w:rPr>
+                <w:rFonts w:ascii="Aptos Narrow" w:eastAsia="Times New Roman" w:hAnsi="Aptos Narrow" w:cs="Times New Roman"/>
+                <w:kern w:val="0"/>
+                <w:szCs w:val="22"/>
+                <w14:ligatures w14:val="none"/>
+              </w:rPr>
+            </w:pPr>
+            <w:r>
+              <w:rPr>
+                <w:rFonts w:ascii="Aptos Narrow" w:eastAsia="Times New Roman" w:hAnsi="Aptos Narrow" w:cs="Times New Roman"/>
+                <w:kern w:val="0"/>
+                <w:szCs w:val="22"/>
+                <w14:ligatures w14:val="none"/>
+              </w:rPr>
+              <w:t>NCL</w:t>
+            </w:r>
+          </w:p>
+        </w:tc>
+        <w:tc>
+          <w:tcPr>
+            <w:tcW w:w="2126" w:type="dxa"/>
+            <w:noWrap/>
+            <w:vAlign w:val="bottom"/>
+            <w:hideMark/>
+          </w:tcPr>
+          <w:p>
+            <w:pPr>
+              <w:spacing w:after="0" w:line="240" w:lineRule="auto"/>
+              <w:jc w:val="center"/>
+              <w:rPr>
+                <w:rFonts w:ascii="Aptos Narrow" w:eastAsia="Times New Roman" w:hAnsi="Aptos Narrow" w:cs="Times New Roman"/>
+                <w:kern w:val="0"/>
+                <w:szCs w:val="22"/>
+                <w14:ligatures w14:val="none"/>
+              </w:rPr>
+            </w:pPr>
+            <w:r>
+              <w:rPr>
+                <w:rFonts w:ascii="Aptos Narrow" w:eastAsia="Times New Roman" w:hAnsi="Aptos Narrow" w:cs="Times New Roman"/>
+                <w:kern w:val="0"/>
+                <w:szCs w:val="22"/>
+                <w14:ligatures w14:val="none"/>
+              </w:rPr>
+              <w:t>Newcastle</w:t>
+            </w:r>
+          </w:p>
+        </w:tc>
+      </w:tr>
+      <w:tr>
+        <w:trPr>
+          <w:trHeight w:val="285"/>
+        </w:trPr>
+        <w:tc>
+          <w:tcPr>
+            <w:tcW w:w="1555" w:type="dxa"/>
+            <w:noWrap/>
+            <w:vAlign w:val="bottom"/>
+            <w:hideMark/>
+          </w:tcPr>
+          <w:p>
+            <w:pPr>
+              <w:spacing w:after="0" w:line="240" w:lineRule="auto"/>
+              <w:jc w:val="center"/>
+              <w:rPr>
+                <w:rFonts w:ascii="Aptos Narrow" w:eastAsia="Times New Roman" w:hAnsi="Aptos Narrow" w:cs="Times New Roman"/>
+                <w:kern w:val="0"/>
+                <w:szCs w:val="22"/>
+                <w14:ligatures w14:val="none"/>
+              </w:rPr>
+            </w:pPr>
+            <w:r>
+              <w:rPr>
+                <w:rFonts w:ascii="Aptos Narrow" w:eastAsia="Times New Roman" w:hAnsi="Aptos Narrow" w:cs="Times New Roman"/>
+                <w:kern w:val="0"/>
+                <w:szCs w:val="22"/>
+                <w14:ligatures w14:val="none"/>
+              </w:rPr>
+              <w:t>NNG</w:t>
+            </w:r>
+          </w:p>
+        </w:tc>
+        <w:tc>
+          <w:tcPr>
+            <w:tcW w:w="2126" w:type="dxa"/>
+            <w:noWrap/>
+            <w:vAlign w:val="bottom"/>
+            <w:hideMark/>
+          </w:tcPr>
+          <w:p>
+            <w:pPr>
+              <w:spacing w:after="0" w:line="240" w:lineRule="auto"/>
+              <w:jc w:val="center"/>
+              <w:rPr>
+                <w:rFonts w:ascii="Aptos Narrow" w:eastAsia="Times New Roman" w:hAnsi="Aptos Narrow" w:cs="Times New Roman"/>
+                <w:kern w:val="0"/>
+                <w:szCs w:val="22"/>
+                <w14:ligatures w14:val="none"/>
+              </w:rPr>
+            </w:pPr>
+            <w:r>
+              <w:rPr>
+                <w:rFonts w:ascii="Aptos Narrow" w:eastAsia="Times New Roman" w:hAnsi="Aptos Narrow" w:cs="Times New Roman"/>
+                <w:kern w:val="0"/>
+                <w:szCs w:val="22"/>
+                <w14:ligatures w14:val="none"/>
+              </w:rPr>
+              <w:t>Newark North Gate</w:t>
+            </w:r>
+          </w:p>
+        </w:tc>
+      </w:tr>
+      <w:tr>
+        <w:trPr>
+          <w:trHeight w:val="285"/>
+        </w:trPr>
+        <w:tc>
+          <w:tcPr>
+            <w:tcW w:w="1555" w:type="dxa"/>
+            <w:noWrap/>
+            <w:vAlign w:val="bottom"/>
+            <w:hideMark/>
+          </w:tcPr>
+          <w:p>
+            <w:pPr>
+              <w:spacing w:after="0" w:line="240" w:lineRule="auto"/>
+              <w:jc w:val="center"/>
+              <w:rPr>
+                <w:rFonts w:ascii="Aptos Narrow" w:eastAsia="Times New Roman" w:hAnsi="Aptos Narrow" w:cs="Times New Roman"/>
+                <w:kern w:val="0"/>
+                <w:szCs w:val="22"/>
+                <w14:ligatures w14:val="none"/>
+              </w:rPr>
+            </w:pPr>
+            <w:r>
+              <w:rPr>
+                <w:rFonts w:ascii="Aptos Narrow" w:eastAsia="Times New Roman" w:hAnsi="Aptos Narrow" w:cs="Times New Roman"/>
+                <w:kern w:val="0"/>
+                <w:szCs w:val="22"/>
+                <w14:ligatures w14:val="none"/>
+              </w:rPr>
+              <w:t>NTR</w:t>
+            </w:r>
+          </w:p>
+        </w:tc>
+        <w:tc>
+          <w:tcPr>
+            <w:tcW w:w="2126" w:type="dxa"/>
+            <w:noWrap/>
+            <w:vAlign w:val="bottom"/>
+            <w:hideMark/>
+          </w:tcPr>
+          <w:p>
+            <w:pPr>
+              <w:spacing w:after="0" w:line="240" w:lineRule="auto"/>
+              <w:jc w:val="center"/>
+              <w:rPr>
+                <w:rFonts w:ascii="Aptos Narrow" w:eastAsia="Times New Roman" w:hAnsi="Aptos Narrow" w:cs="Times New Roman"/>
+                <w:kern w:val="0"/>
+                <w:szCs w:val="22"/>
+                <w14:ligatures w14:val="none"/>
+              </w:rPr>
+            </w:pPr>
+            <w:r>
+              <w:rPr>
+                <w:rFonts w:ascii="Aptos Narrow" w:eastAsia="Times New Roman" w:hAnsi="Aptos Narrow" w:cs="Times New Roman"/>
+                <w:kern w:val="0"/>
+                <w:szCs w:val="22"/>
+                <w14:ligatures w14:val="none"/>
+              </w:rPr>
+              <w:t>Northallerton</w:t>
+            </w:r>
+          </w:p>
+        </w:tc>
+      </w:tr>
+      <w:tr>
+        <w:trPr>
+          <w:trHeight w:val="285"/>
+        </w:trPr>
+        <w:tc>
+          <w:tcPr>
+            <w:tcW w:w="1555" w:type="dxa"/>
+            <w:noWrap/>
+            <w:vAlign w:val="bottom"/>
+            <w:hideMark/>
+          </w:tcPr>
+          <w:p>
+            <w:pPr>
+              <w:spacing w:after="0" w:line="240" w:lineRule="auto"/>
+              <w:jc w:val="center"/>
+              <w:rPr>
+                <w:rFonts w:ascii="Aptos Narrow" w:eastAsia="Times New Roman" w:hAnsi="Aptos Narrow" w:cs="Times New Roman"/>
+                <w:kern w:val="0"/>
+                <w:szCs w:val="22"/>
+                <w14:ligatures w14:val="none"/>
+              </w:rPr>
+            </w:pPr>
+            <w:r>
+              <w:rPr>
+                <w:rFonts w:ascii="Aptos Narrow" w:eastAsia="Times New Roman" w:hAnsi="Aptos Narrow" w:cs="Times New Roman"/>
+                <w:kern w:val="0"/>
+                <w:szCs w:val="22"/>
+                <w14:ligatures w14:val="none"/>
+              </w:rPr>
+              <w:t>PBO</w:t>
+            </w:r>
+          </w:p>
+        </w:tc>
+        <w:tc>
+          <w:tcPr>
+            <w:tcW w:w="2126" w:type="dxa"/>
+            <w:noWrap/>
+            <w:vAlign w:val="bottom"/>
+            <w:hideMark/>
+          </w:tcPr>
+          <w:p>
+            <w:pPr>
+              <w:spacing w:after="0" w:line="240" w:lineRule="auto"/>
+              <w:jc w:val="center"/>
+              <w:rPr>
+                <w:rFonts w:ascii="Aptos Narrow" w:eastAsia="Times New Roman" w:hAnsi="Aptos Narrow" w:cs="Times New Roman"/>
+                <w:kern w:val="0"/>
+                <w:szCs w:val="22"/>
+                <w14:ligatures w14:val="none"/>
+              </w:rPr>
+            </w:pPr>
+            <w:r>
+              <w:rPr>
+                <w:rFonts w:ascii="Aptos Narrow" w:eastAsia="Times New Roman" w:hAnsi="Aptos Narrow" w:cs="Times New Roman"/>
+                <w:kern w:val="0"/>
+                <w:szCs w:val="22"/>
+                <w14:ligatures w14:val="none"/>
+              </w:rPr>
+              <w:t>Peterborough</w:t>
+            </w:r>
+          </w:p>
+        </w:tc>
+      </w:tr>
+      <w:tr>
+        <w:trPr>
+          <w:trHeight w:val="285"/>
+        </w:trPr>
+        <w:tc>
+          <w:tcPr>
+            <w:tcW w:w="1555" w:type="dxa"/>
+            <w:noWrap/>
+            <w:vAlign w:val="bottom"/>
+            <w:hideMark/>
+          </w:tcPr>
+          <w:p>
+            <w:pPr>
+              <w:spacing w:after="0" w:line="240" w:lineRule="auto"/>
+              <w:jc w:val="center"/>
+              <w:rPr>
+                <w:rFonts w:ascii="Aptos Narrow" w:eastAsia="Times New Roman" w:hAnsi="Aptos Narrow" w:cs="Times New Roman"/>
+                <w:kern w:val="0"/>
+                <w:szCs w:val="22"/>
+                <w14:ligatures w14:val="none"/>
+              </w:rPr>
+            </w:pPr>
+            <w:r>
+              <w:rPr>
+                <w:rFonts w:ascii="Aptos Narrow" w:eastAsia="Times New Roman" w:hAnsi="Aptos Narrow" w:cs="Times New Roman"/>
+                <w:kern w:val="0"/>
+                <w:szCs w:val="22"/>
+                <w14:ligatures w14:val="none"/>
+              </w:rPr>
+              <w:t>RET</w:t>
+            </w:r>
+          </w:p>
+        </w:tc>
+        <w:tc>
+          <w:tcPr>
+            <w:tcW w:w="2126" w:type="dxa"/>
+            <w:noWrap/>
+            <w:vAlign w:val="bottom"/>
+            <w:hideMark/>
+          </w:tcPr>
+          <w:p>
+            <w:pPr>
+              <w:spacing w:after="0" w:line="240" w:lineRule="auto"/>
+              <w:jc w:val="center"/>
+              <w:rPr>
+                <w:rFonts w:ascii="Aptos Narrow" w:eastAsia="Times New Roman" w:hAnsi="Aptos Narrow" w:cs="Times New Roman"/>
+                <w:kern w:val="0"/>
+                <w:szCs w:val="22"/>
+                <w14:ligatures w14:val="none"/>
+              </w:rPr>
+            </w:pPr>
+            <w:r>
+              <w:rPr>
+                <w:rFonts w:ascii="Aptos Narrow" w:eastAsia="Times New Roman" w:hAnsi="Aptos Narrow" w:cs="Times New Roman"/>
+                <w:kern w:val="0"/>
+                <w:szCs w:val="22"/>
+                <w14:ligatures w14:val="none"/>
+              </w:rPr>
+              <w:t>Retford</w:t>
+            </w:r>
+          </w:p>
+        </w:tc>
+      </w:tr>
+      <w:tr>
+        <w:trPr>
+          <w:trHeight w:val="285"/>
+        </w:trPr>
+        <w:tc>
+          <w:tcPr>
+            <w:tcW w:w="1555" w:type="dxa"/>
+            <w:noWrap/>
+            <w:vAlign w:val="bottom"/>
+            <w:hideMark/>
+          </w:tcPr>
+          <w:p>
+            <w:pPr>
+              <w:spacing w:after="0" w:line="240" w:lineRule="auto"/>
+              <w:jc w:val="center"/>
+              <w:rPr>
+                <w:rFonts w:ascii="Aptos Narrow" w:eastAsia="Times New Roman" w:hAnsi="Aptos Narrow" w:cs="Times New Roman"/>
+                <w:kern w:val="0"/>
+                <w:szCs w:val="22"/>
+                <w14:ligatures w14:val="none"/>
+              </w:rPr>
+            </w:pPr>
+            <w:r>
+              <w:rPr>
+                <w:rFonts w:ascii="Aptos Narrow" w:eastAsia="Times New Roman" w:hAnsi="Aptos Narrow" w:cs="Times New Roman"/>
+                <w:kern w:val="0"/>
+                <w:szCs w:val="22"/>
+                <w14:ligatures w14:val="none"/>
+              </w:rPr>
+              <w:t>SNO</w:t>
+            </w:r>
+          </w:p>
+        </w:tc>
+        <w:tc>
+          <w:tcPr>
+            <w:tcW w:w="2126" w:type="dxa"/>
+            <w:noWrap/>
+            <w:vAlign w:val="bottom"/>
+            <w:hideMark/>
+          </w:tcPr>
+          <w:p>
+            <w:pPr>
+              <w:spacing w:after="0" w:line="240" w:lineRule="auto"/>
+              <w:jc w:val="center"/>
+              <w:rPr>
+                <w:rFonts w:ascii="Aptos Narrow" w:eastAsia="Times New Roman" w:hAnsi="Aptos Narrow" w:cs="Times New Roman"/>
+                <w:kern w:val="0"/>
+                <w:szCs w:val="22"/>
+                <w14:ligatures w14:val="none"/>
+              </w:rPr>
+            </w:pPr>
+            <w:r>
+              <w:rPr>
+                <w:rFonts w:ascii="Aptos Narrow" w:eastAsia="Times New Roman" w:hAnsi="Aptos Narrow" w:cs="Times New Roman"/>
+                <w:kern w:val="0"/>
+                <w:szCs w:val="22"/>
+                <w14:ligatures w14:val="none"/>
+              </w:rPr>
+              <w:t>St Neots</w:t>
+            </w:r>
+          </w:p>
+        </w:tc>
+      </w:tr>
+      <w:tr>
+        <w:trPr>
+          <w:trHeight w:val="285"/>
+        </w:trPr>
+        <w:tc>
+          <w:tcPr>
+            <w:tcW w:w="1555" w:type="dxa"/>
+            <w:noWrap/>
+            <w:vAlign w:val="bottom"/>
+            <w:hideMark/>
+          </w:tcPr>
+          <w:p>
+            <w:pPr>
+              <w:spacing w:after="0" w:line="240" w:lineRule="auto"/>
+              <w:jc w:val="center"/>
+              <w:rPr>
+                <w:rFonts w:ascii="Aptos Narrow" w:eastAsia="Times New Roman" w:hAnsi="Aptos Narrow" w:cs="Times New Roman"/>
+                <w:kern w:val="0"/>
+                <w:szCs w:val="22"/>
+                <w14:ligatures w14:val="none"/>
+              </w:rPr>
+            </w:pPr>
+            <w:r>
+              <w:rPr>
+                <w:rFonts w:ascii="Aptos Narrow" w:eastAsia="Times New Roman" w:hAnsi="Aptos Narrow" w:cs="Times New Roman"/>
+                <w:kern w:val="0"/>
+                <w:szCs w:val="22"/>
+                <w14:ligatures w14:val="none"/>
+              </w:rPr>
+              <w:t>SVG</w:t>
+            </w:r>
+          </w:p>
+        </w:tc>
+        <w:tc>
+          <w:tcPr>
+            <w:tcW w:w="2126" w:type="dxa"/>
+            <w:noWrap/>
+            <w:vAlign w:val="bottom"/>
+            <w:hideMark/>
+          </w:tcPr>
+          <w:p>
+            <w:pPr>
+              <w:spacing w:after="0" w:line="240" w:lineRule="auto"/>
+              <w:jc w:val="center"/>
+              <w:rPr>
+                <w:rFonts w:ascii="Aptos Narrow" w:eastAsia="Times New Roman" w:hAnsi="Aptos Narrow" w:cs="Times New Roman"/>
+                <w:kern w:val="0"/>
+                <w:szCs w:val="22"/>
+                <w14:ligatures w14:val="none"/>
+              </w:rPr>
+            </w:pPr>
+            <w:r>
+              <w:rPr>
+                <w:rFonts w:ascii="Aptos Narrow" w:eastAsia="Times New Roman" w:hAnsi="Aptos Narrow" w:cs="Times New Roman"/>
+                <w:kern w:val="0"/>
+                <w:szCs w:val="22"/>
+                <w14:ligatures w14:val="none"/>
+              </w:rPr>
+              <w:t>Stevenage</w:t>
+            </w:r>
+          </w:p>
+        </w:tc>
+      </w:tr>
+      <w:tr>
+        <w:trPr>
+          <w:trHeight w:val="285"/>
+        </w:trPr>
+        <w:tc>
+          <w:tcPr>
+            <w:tcW w:w="1555" w:type="dxa"/>
+            <w:noWrap/>
+            <w:vAlign w:val="bottom"/>
+            <w:hideMark/>
+          </w:tcPr>
+          <w:p>
+            <w:pPr>
+              <w:spacing w:after="0" w:line="240" w:lineRule="auto"/>
+              <w:jc w:val="center"/>
+              <w:rPr>
+                <w:rFonts w:ascii="Aptos Narrow" w:eastAsia="Times New Roman" w:hAnsi="Aptos Narrow" w:cs="Times New Roman"/>
+                <w:kern w:val="0"/>
+                <w:szCs w:val="22"/>
+                <w14:ligatures w14:val="none"/>
+              </w:rPr>
+            </w:pPr>
+            <w:r>
+              <w:rPr>
+                <w:rFonts w:ascii="Aptos Narrow" w:eastAsia="Times New Roman" w:hAnsi="Aptos Narrow" w:cs="Times New Roman"/>
+                <w:kern w:val="0"/>
+                <w:szCs w:val="22"/>
+                <w14:ligatures w14:val="none"/>
+              </w:rPr>
+              <w:t>YRK</w:t>
+            </w:r>
+          </w:p>
+        </w:tc>
+        <w:tc>
+          <w:tcPr>
+            <w:tcW w:w="2126" w:type="dxa"/>
+            <w:noWrap/>
+            <w:vAlign w:val="bottom"/>
+            <w:hideMark/>
+          </w:tcPr>
+          <w:p>
+            <w:pPr>
+              <w:spacing w:after="0" w:line="240" w:lineRule="auto"/>
+              <w:jc w:val="center"/>
+              <w:rPr>
+                <w:rFonts w:ascii="Aptos Narrow" w:eastAsia="Times New Roman" w:hAnsi="Aptos Narrow" w:cs="Times New Roman"/>
+                <w:kern w:val="0"/>
+                <w:szCs w:val="22"/>
+                <w14:ligatures w14:val="none"/>
+              </w:rPr>
+            </w:pPr>
+            <w:r>
+              <w:rPr>
+                <w:rFonts w:ascii="Aptos Narrow" w:eastAsia="Times New Roman" w:hAnsi="Aptos Narrow" w:cs="Times New Roman"/>
+                <w:kern w:val="0"/>
+                <w:szCs w:val="22"/>
+                <w14:ligatures w14:val="none"/>
+              </w:rPr>
+              <w:t>York</w:t>
+            </w:r>
+          </w:p>
+        </w:tc>
+      </w:tr>
+    </w:tbl>
     <w:p>
       <w:pPr>
         <w:rPr>
@@ -14966,21 +15139,7 @@
         <w:rPr>
           <w:lang w:val="en-US"/>
         </w:rPr>
-        <w:t xml:space="preserve">average weather conditions </w:t>
-      </w:r>
-      <w:proofErr w:type="gramStart"/>
-      <w:r>
-        <w:rPr>
-          <w:lang w:val="en-US"/>
-        </w:rPr>
-        <w:t>between  both</w:t>
-      </w:r>
-      <w:proofErr w:type="gramEnd"/>
-      <w:r>
-        <w:rPr>
-          <w:lang w:val="en-US"/>
-        </w:rPr>
-        <w:t xml:space="preserve"> stations such as </w:t>
+        <w:t xml:space="preserve">average weather conditions between both stations such as </w:t>
       </w:r>
       <w:r>
         <w:rPr>
@@ -15888,7 +16047,7 @@
         <w:noProof/>
         <w:color w:val="EE0000"/>
       </w:rPr>
-      <w:t>6. Exploratory Data Analysis</w:t>
+      <w:t>4. Project Planning</w:t>
     </w:r>
     <w:r>
       <w:rPr>
@@ -27657,7 +27816,7 @@
   <w:style w:type="paragraph" w:default="1" w:styleId="Normal">
     <w:name w:val="Normal"/>
     <w:qFormat/>
-    <w:rsid w:val="005503A9"/>
+    <w:rsid w:val="003E01CB"/>
     <w:pPr>
       <w:spacing w:line="259" w:lineRule="auto"/>
     </w:pPr>

--- a/LNER Disruption Prediction report.docx
+++ b/LNER Disruption Prediction report.docx
@@ -1163,7 +1163,7 @@
           <w:r>
             <w:fldChar w:fldCharType="separate"/>
           </w:r>
-          <w:hyperlink w:anchor="_Toc224748083" w:history="1">
+          <w:hyperlink w:anchor="_Toc224758561" w:history="1">
             <w:r>
               <w:rPr>
                 <w:rStyle w:val="Hyperlink"/>
@@ -1193,7 +1193,7 @@
                 <w:noProof/>
                 <w:webHidden/>
               </w:rPr>
-              <w:instrText xml:space="preserve"> PAGEREF _Toc224748083 \h </w:instrText>
+              <w:instrText xml:space="preserve"> PAGEREF _Toc224758561 \h </w:instrText>
             </w:r>
             <w:r>
               <w:rPr>
@@ -1238,7 +1238,7 @@
               <w:sz w:val="24"/>
             </w:rPr>
           </w:pPr>
-          <w:hyperlink w:anchor="_Toc224748084" w:history="1">
+          <w:hyperlink w:anchor="_Toc224758562" w:history="1">
             <w:r>
               <w:rPr>
                 <w:rStyle w:val="Hyperlink"/>
@@ -1287,7 +1287,7 @@
                 <w:noProof/>
                 <w:webHidden/>
               </w:rPr>
-              <w:instrText xml:space="preserve"> PAGEREF _Toc224748084 \h </w:instrText>
+              <w:instrText xml:space="preserve"> PAGEREF _Toc224758562 \h </w:instrText>
             </w:r>
             <w:r>
               <w:rPr>
@@ -1331,7 +1331,7 @@
               <w:sz w:val="24"/>
             </w:rPr>
           </w:pPr>
-          <w:hyperlink w:anchor="_Toc224748085" w:history="1">
+          <w:hyperlink w:anchor="_Toc224758563" w:history="1">
             <w:r>
               <w:rPr>
                 <w:rStyle w:val="Hyperlink"/>
@@ -1361,7 +1361,7 @@
                 <w:noProof/>
                 <w:webHidden/>
               </w:rPr>
-              <w:instrText xml:space="preserve"> PAGEREF _Toc224748085 \h </w:instrText>
+              <w:instrText xml:space="preserve"> PAGEREF _Toc224758563 \h </w:instrText>
             </w:r>
             <w:r>
               <w:rPr>
@@ -1405,7 +1405,7 @@
               <w:sz w:val="24"/>
             </w:rPr>
           </w:pPr>
-          <w:hyperlink w:anchor="_Toc224748086" w:history="1">
+          <w:hyperlink w:anchor="_Toc224758564" w:history="1">
             <w:r>
               <w:rPr>
                 <w:rStyle w:val="Hyperlink"/>
@@ -1435,7 +1435,7 @@
                 <w:noProof/>
                 <w:webHidden/>
               </w:rPr>
-              <w:instrText xml:space="preserve"> PAGEREF _Toc224748086 \h </w:instrText>
+              <w:instrText xml:space="preserve"> PAGEREF _Toc224758564 \h </w:instrText>
             </w:r>
             <w:r>
               <w:rPr>
@@ -1479,7 +1479,7 @@
               <w:sz w:val="24"/>
             </w:rPr>
           </w:pPr>
-          <w:hyperlink w:anchor="_Toc224748087" w:history="1">
+          <w:hyperlink w:anchor="_Toc224758565" w:history="1">
             <w:r>
               <w:rPr>
                 <w:rStyle w:val="Hyperlink"/>
@@ -1509,7 +1509,7 @@
                 <w:noProof/>
                 <w:webHidden/>
               </w:rPr>
-              <w:instrText xml:space="preserve"> PAGEREF _Toc224748087 \h </w:instrText>
+              <w:instrText xml:space="preserve"> PAGEREF _Toc224758565 \h </w:instrText>
             </w:r>
             <w:r>
               <w:rPr>
@@ -1553,7 +1553,7 @@
               <w:sz w:val="24"/>
             </w:rPr>
           </w:pPr>
-          <w:hyperlink w:anchor="_Toc224748088" w:history="1">
+          <w:hyperlink w:anchor="_Toc224758566" w:history="1">
             <w:r>
               <w:rPr>
                 <w:rStyle w:val="Hyperlink"/>
@@ -1583,7 +1583,7 @@
                 <w:noProof/>
                 <w:webHidden/>
               </w:rPr>
-              <w:instrText xml:space="preserve"> PAGEREF _Toc224748088 \h </w:instrText>
+              <w:instrText xml:space="preserve"> PAGEREF _Toc224758566 \h </w:instrText>
             </w:r>
             <w:r>
               <w:rPr>
@@ -1627,7 +1627,7 @@
               <w:sz w:val="24"/>
             </w:rPr>
           </w:pPr>
-          <w:hyperlink w:anchor="_Toc224748089" w:history="1">
+          <w:hyperlink w:anchor="_Toc224758567" w:history="1">
             <w:r>
               <w:rPr>
                 <w:rStyle w:val="Hyperlink"/>
@@ -1657,7 +1657,7 @@
                 <w:noProof/>
                 <w:webHidden/>
               </w:rPr>
-              <w:instrText xml:space="preserve"> PAGEREF _Toc224748089 \h </w:instrText>
+              <w:instrText xml:space="preserve"> PAGEREF _Toc224758567 \h </w:instrText>
             </w:r>
             <w:r>
               <w:rPr>
@@ -1701,7 +1701,7 @@
               <w:sz w:val="24"/>
             </w:rPr>
           </w:pPr>
-          <w:hyperlink w:anchor="_Toc224748090" w:history="1">
+          <w:hyperlink w:anchor="_Toc224758568" w:history="1">
             <w:r>
               <w:rPr>
                 <w:rStyle w:val="Hyperlink"/>
@@ -1731,7 +1731,7 @@
                 <w:noProof/>
                 <w:webHidden/>
               </w:rPr>
-              <w:instrText xml:space="preserve"> PAGEREF _Toc224748090 \h </w:instrText>
+              <w:instrText xml:space="preserve"> PAGEREF _Toc224758568 \h </w:instrText>
             </w:r>
             <w:r>
               <w:rPr>
@@ -1751,7 +1751,7 @@
                 <w:noProof/>
                 <w:webHidden/>
               </w:rPr>
-              <w:t>4</w:t>
+              <w:t>5</w:t>
             </w:r>
             <w:r>
               <w:rPr>
@@ -1775,7 +1775,7 @@
               <w:sz w:val="24"/>
             </w:rPr>
           </w:pPr>
-          <w:hyperlink w:anchor="_Toc224748091" w:history="1">
+          <w:hyperlink w:anchor="_Toc224758569" w:history="1">
             <w:r>
               <w:rPr>
                 <w:rStyle w:val="Hyperlink"/>
@@ -1805,7 +1805,7 @@
                 <w:noProof/>
                 <w:webHidden/>
               </w:rPr>
-              <w:instrText xml:space="preserve"> PAGEREF _Toc224748091 \h </w:instrText>
+              <w:instrText xml:space="preserve"> PAGEREF _Toc224758569 \h </w:instrText>
             </w:r>
             <w:r>
               <w:rPr>
@@ -1825,7 +1825,7 @@
                 <w:noProof/>
                 <w:webHidden/>
               </w:rPr>
-              <w:t>5</w:t>
+              <w:t>6</w:t>
             </w:r>
             <w:r>
               <w:rPr>
@@ -1849,7 +1849,7 @@
               <w:sz w:val="24"/>
             </w:rPr>
           </w:pPr>
-          <w:hyperlink w:anchor="_Toc224748092" w:history="1">
+          <w:hyperlink w:anchor="_Toc224758570" w:history="1">
             <w:r>
               <w:rPr>
                 <w:rStyle w:val="Hyperlink"/>
@@ -1879,7 +1879,7 @@
                 <w:noProof/>
                 <w:webHidden/>
               </w:rPr>
-              <w:instrText xml:space="preserve"> PAGEREF _Toc224748092 \h </w:instrText>
+              <w:instrText xml:space="preserve"> PAGEREF _Toc224758570 \h </w:instrText>
             </w:r>
             <w:r>
               <w:rPr>
@@ -1899,7 +1899,7 @@
                 <w:noProof/>
                 <w:webHidden/>
               </w:rPr>
-              <w:t>6</w:t>
+              <w:t>7</w:t>
             </w:r>
             <w:r>
               <w:rPr>
@@ -1923,7 +1923,7 @@
               <w:sz w:val="24"/>
             </w:rPr>
           </w:pPr>
-          <w:hyperlink w:anchor="_Toc224748093" w:history="1">
+          <w:hyperlink w:anchor="_Toc224758571" w:history="1">
             <w:r>
               <w:rPr>
                 <w:rStyle w:val="Hyperlink"/>
@@ -1953,7 +1953,7 @@
                 <w:noProof/>
                 <w:webHidden/>
               </w:rPr>
-              <w:instrText xml:space="preserve"> PAGEREF _Toc224748093 \h </w:instrText>
+              <w:instrText xml:space="preserve"> PAGEREF _Toc224758571 \h </w:instrText>
             </w:r>
             <w:r>
               <w:rPr>
@@ -1973,7 +1973,7 @@
                 <w:noProof/>
                 <w:webHidden/>
               </w:rPr>
-              <w:t>7</w:t>
+              <w:t>8</w:t>
             </w:r>
             <w:r>
               <w:rPr>
@@ -1994,7 +1994,7 @@
               <w:sz w:val="24"/>
             </w:rPr>
           </w:pPr>
-          <w:hyperlink w:anchor="_Toc224748094" w:history="1">
+          <w:hyperlink w:anchor="_Toc224758572" w:history="1">
             <w:r>
               <w:rPr>
                 <w:rStyle w:val="Hyperlink"/>
@@ -2024,7 +2024,7 @@
                 <w:noProof/>
                 <w:webHidden/>
               </w:rPr>
-              <w:instrText xml:space="preserve"> PAGEREF _Toc224748094 \h </w:instrText>
+              <w:instrText xml:space="preserve"> PAGEREF _Toc224758572 \h </w:instrText>
             </w:r>
             <w:r>
               <w:rPr>
@@ -2044,7 +2044,7 @@
                 <w:noProof/>
                 <w:webHidden/>
               </w:rPr>
-              <w:t>8</w:t>
+              <w:t>9</w:t>
             </w:r>
             <w:r>
               <w:rPr>
@@ -2068,7 +2068,7 @@
               <w:sz w:val="24"/>
             </w:rPr>
           </w:pPr>
-          <w:hyperlink w:anchor="_Toc224748095" w:history="1">
+          <w:hyperlink w:anchor="_Toc224758573" w:history="1">
             <w:r>
               <w:rPr>
                 <w:rStyle w:val="Hyperlink"/>
@@ -2098,7 +2098,7 @@
                 <w:noProof/>
                 <w:webHidden/>
               </w:rPr>
-              <w:instrText xml:space="preserve"> PAGEREF _Toc224748095 \h </w:instrText>
+              <w:instrText xml:space="preserve"> PAGEREF _Toc224758573 \h </w:instrText>
             </w:r>
             <w:r>
               <w:rPr>
@@ -2118,7 +2118,7 @@
                 <w:noProof/>
                 <w:webHidden/>
               </w:rPr>
-              <w:t>8</w:t>
+              <w:t>9</w:t>
             </w:r>
             <w:r>
               <w:rPr>
@@ -2142,7 +2142,7 @@
               <w:sz w:val="24"/>
             </w:rPr>
           </w:pPr>
-          <w:hyperlink w:anchor="_Toc224748096" w:history="1">
+          <w:hyperlink w:anchor="_Toc224758574" w:history="1">
             <w:r>
               <w:rPr>
                 <w:rStyle w:val="Hyperlink"/>
@@ -2172,7 +2172,7 @@
                 <w:noProof/>
                 <w:webHidden/>
               </w:rPr>
-              <w:instrText xml:space="preserve"> PAGEREF _Toc224748096 \h </w:instrText>
+              <w:instrText xml:space="preserve"> PAGEREF _Toc224758574 \h </w:instrText>
             </w:r>
             <w:r>
               <w:rPr>
@@ -2192,7 +2192,7 @@
                 <w:noProof/>
                 <w:webHidden/>
               </w:rPr>
-              <w:t>8</w:t>
+              <w:t>9</w:t>
             </w:r>
             <w:r>
               <w:rPr>
@@ -2216,7 +2216,7 @@
               <w:sz w:val="24"/>
             </w:rPr>
           </w:pPr>
-          <w:hyperlink w:anchor="_Toc224748097" w:history="1">
+          <w:hyperlink w:anchor="_Toc224758575" w:history="1">
             <w:r>
               <w:rPr>
                 <w:rStyle w:val="Hyperlink"/>
@@ -2246,7 +2246,7 @@
                 <w:noProof/>
                 <w:webHidden/>
               </w:rPr>
-              <w:instrText xml:space="preserve"> PAGEREF _Toc224748097 \h </w:instrText>
+              <w:instrText xml:space="preserve"> PAGEREF _Toc224758575 \h </w:instrText>
             </w:r>
             <w:r>
               <w:rPr>
@@ -2266,7 +2266,7 @@
                 <w:noProof/>
                 <w:webHidden/>
               </w:rPr>
-              <w:t>9</w:t>
+              <w:t>10</w:t>
             </w:r>
             <w:r>
               <w:rPr>
@@ -2287,7 +2287,7 @@
               <w:sz w:val="24"/>
             </w:rPr>
           </w:pPr>
-          <w:hyperlink w:anchor="_Toc224748098" w:history="1">
+          <w:hyperlink w:anchor="_Toc224758576" w:history="1">
             <w:r>
               <w:rPr>
                 <w:rStyle w:val="Hyperlink"/>
@@ -2317,7 +2317,7 @@
                 <w:noProof/>
                 <w:webHidden/>
               </w:rPr>
-              <w:instrText xml:space="preserve"> PAGEREF _Toc224748098 \h </w:instrText>
+              <w:instrText xml:space="preserve"> PAGEREF _Toc224758576 \h </w:instrText>
             </w:r>
             <w:r>
               <w:rPr>
@@ -2337,7 +2337,7 @@
                 <w:noProof/>
                 <w:webHidden/>
               </w:rPr>
-              <w:t>10</w:t>
+              <w:t>11</w:t>
             </w:r>
             <w:r>
               <w:rPr>
@@ -2361,7 +2361,7 @@
               <w:sz w:val="24"/>
             </w:rPr>
           </w:pPr>
-          <w:hyperlink w:anchor="_Toc224748099" w:history="1">
+          <w:hyperlink w:anchor="_Toc224758577" w:history="1">
             <w:r>
               <w:rPr>
                 <w:rStyle w:val="Hyperlink"/>
@@ -2391,7 +2391,7 @@
                 <w:noProof/>
                 <w:webHidden/>
               </w:rPr>
-              <w:instrText xml:space="preserve"> PAGEREF _Toc224748099 \h </w:instrText>
+              <w:instrText xml:space="preserve"> PAGEREF _Toc224758577 \h </w:instrText>
             </w:r>
             <w:r>
               <w:rPr>
@@ -2411,7 +2411,7 @@
                 <w:noProof/>
                 <w:webHidden/>
               </w:rPr>
-              <w:t>10</w:t>
+              <w:t>11</w:t>
             </w:r>
             <w:r>
               <w:rPr>
@@ -2435,7 +2435,7 @@
               <w:sz w:val="24"/>
             </w:rPr>
           </w:pPr>
-          <w:hyperlink w:anchor="_Toc224748100" w:history="1">
+          <w:hyperlink w:anchor="_Toc224758578" w:history="1">
             <w:r>
               <w:rPr>
                 <w:rStyle w:val="Hyperlink"/>
@@ -2465,7 +2465,7 @@
                 <w:noProof/>
                 <w:webHidden/>
               </w:rPr>
-              <w:instrText xml:space="preserve"> PAGEREF _Toc224748100 \h </w:instrText>
+              <w:instrText xml:space="preserve"> PAGEREF _Toc224758578 \h </w:instrText>
             </w:r>
             <w:r>
               <w:rPr>
@@ -2485,7 +2485,7 @@
                 <w:noProof/>
                 <w:webHidden/>
               </w:rPr>
-              <w:t>11</w:t>
+              <w:t>12</w:t>
             </w:r>
             <w:r>
               <w:rPr>
@@ -2509,7 +2509,7 @@
               <w:sz w:val="24"/>
             </w:rPr>
           </w:pPr>
-          <w:hyperlink w:anchor="_Toc224748101" w:history="1">
+          <w:hyperlink w:anchor="_Toc224758579" w:history="1">
             <w:r>
               <w:rPr>
                 <w:rStyle w:val="Hyperlink"/>
@@ -2539,7 +2539,7 @@
                 <w:noProof/>
                 <w:webHidden/>
               </w:rPr>
-              <w:instrText xml:space="preserve"> PAGEREF _Toc224748101 \h </w:instrText>
+              <w:instrText xml:space="preserve"> PAGEREF _Toc224758579 \h </w:instrText>
             </w:r>
             <w:r>
               <w:rPr>
@@ -2559,7 +2559,7 @@
                 <w:noProof/>
                 <w:webHidden/>
               </w:rPr>
-              <w:t>13</w:t>
+              <w:t>14</w:t>
             </w:r>
             <w:r>
               <w:rPr>
@@ -2583,7 +2583,7 @@
               <w:sz w:val="24"/>
             </w:rPr>
           </w:pPr>
-          <w:hyperlink w:anchor="_Toc224748102" w:history="1">
+          <w:hyperlink w:anchor="_Toc224758580" w:history="1">
             <w:r>
               <w:rPr>
                 <w:rStyle w:val="Hyperlink"/>
@@ -2613,7 +2613,7 @@
                 <w:noProof/>
                 <w:webHidden/>
               </w:rPr>
-              <w:instrText xml:space="preserve"> PAGEREF _Toc224748102 \h </w:instrText>
+              <w:instrText xml:space="preserve"> PAGEREF _Toc224758580 \h </w:instrText>
             </w:r>
             <w:r>
               <w:rPr>
@@ -2633,7 +2633,297 @@
                 <w:noProof/>
                 <w:webHidden/>
               </w:rPr>
-              <w:t>13</w:t>
+              <w:t>15</w:t>
+            </w:r>
+            <w:r>
+              <w:rPr>
+                <w:noProof/>
+                <w:webHidden/>
+              </w:rPr>
+              <w:fldChar w:fldCharType="end"/>
+            </w:r>
+          </w:hyperlink>
+        </w:p>
+        <w:p>
+          <w:pPr>
+            <w:pStyle w:val="TOC3"/>
+            <w:tabs>
+              <w:tab w:val="right" w:leader="dot" w:pos="9020"/>
+            </w:tabs>
+            <w:rPr>
+              <w:rFonts w:asciiTheme="minorHAnsi" w:eastAsiaTheme="minorEastAsia" w:hAnsiTheme="minorHAnsi" w:cstheme="minorBidi"/>
+              <w:noProof/>
+              <w:color w:val="auto"/>
+              <w:sz w:val="24"/>
+            </w:rPr>
+          </w:pPr>
+          <w:hyperlink w:anchor="_Toc224758581" w:history="1">
+            <w:r>
+              <w:rPr>
+                <w:rStyle w:val="Hyperlink"/>
+                <w:b/>
+                <w:bCs/>
+                <w:noProof/>
+                <w:lang w:val="en-US"/>
+              </w:rPr>
+              <w:t>4.5 Risk Analysis – Risk Mitigation Log</w:t>
+            </w:r>
+            <w:r>
+              <w:rPr>
+                <w:noProof/>
+                <w:webHidden/>
+              </w:rPr>
+              <w:tab/>
+            </w:r>
+            <w:r>
+              <w:rPr>
+                <w:noProof/>
+                <w:webHidden/>
+              </w:rPr>
+              <w:fldChar w:fldCharType="begin"/>
+            </w:r>
+            <w:r>
+              <w:rPr>
+                <w:noProof/>
+                <w:webHidden/>
+              </w:rPr>
+              <w:instrText xml:space="preserve"> PAGEREF _Toc224758581 \h </w:instrText>
+            </w:r>
+            <w:r>
+              <w:rPr>
+                <w:noProof/>
+                <w:webHidden/>
+              </w:rPr>
+            </w:r>
+            <w:r>
+              <w:rPr>
+                <w:noProof/>
+                <w:webHidden/>
+              </w:rPr>
+              <w:fldChar w:fldCharType="separate"/>
+            </w:r>
+            <w:r>
+              <w:rPr>
+                <w:noProof/>
+                <w:webHidden/>
+              </w:rPr>
+              <w:t>16</w:t>
+            </w:r>
+            <w:r>
+              <w:rPr>
+                <w:noProof/>
+                <w:webHidden/>
+              </w:rPr>
+              <w:fldChar w:fldCharType="end"/>
+            </w:r>
+          </w:hyperlink>
+        </w:p>
+        <w:p>
+          <w:pPr>
+            <w:pStyle w:val="TOC2"/>
+            <w:rPr>
+              <w:rFonts w:asciiTheme="minorHAnsi" w:eastAsiaTheme="minorEastAsia" w:hAnsiTheme="minorHAnsi" w:cstheme="minorBidi"/>
+              <w:noProof/>
+              <w:color w:val="auto"/>
+              <w:sz w:val="24"/>
+            </w:rPr>
+          </w:pPr>
+          <w:hyperlink w:anchor="_Toc224758582" w:history="1">
+            <w:r>
+              <w:rPr>
+                <w:rStyle w:val="Hyperlink"/>
+                <w:b/>
+                <w:bCs/>
+                <w:noProof/>
+                <w:lang w:val="en-US"/>
+              </w:rPr>
+              <w:t>5. Data Acquisition</w:t>
+            </w:r>
+            <w:r>
+              <w:rPr>
+                <w:noProof/>
+                <w:webHidden/>
+              </w:rPr>
+              <w:tab/>
+            </w:r>
+            <w:r>
+              <w:rPr>
+                <w:noProof/>
+                <w:webHidden/>
+              </w:rPr>
+              <w:fldChar w:fldCharType="begin"/>
+            </w:r>
+            <w:r>
+              <w:rPr>
+                <w:noProof/>
+                <w:webHidden/>
+              </w:rPr>
+              <w:instrText xml:space="preserve"> PAGEREF _Toc224758582 \h </w:instrText>
+            </w:r>
+            <w:r>
+              <w:rPr>
+                <w:noProof/>
+                <w:webHidden/>
+              </w:rPr>
+            </w:r>
+            <w:r>
+              <w:rPr>
+                <w:noProof/>
+                <w:webHidden/>
+              </w:rPr>
+              <w:fldChar w:fldCharType="separate"/>
+            </w:r>
+            <w:r>
+              <w:rPr>
+                <w:noProof/>
+                <w:webHidden/>
+              </w:rPr>
+              <w:t>17</w:t>
+            </w:r>
+            <w:r>
+              <w:rPr>
+                <w:noProof/>
+                <w:webHidden/>
+              </w:rPr>
+              <w:fldChar w:fldCharType="end"/>
+            </w:r>
+          </w:hyperlink>
+        </w:p>
+        <w:p>
+          <w:pPr>
+            <w:pStyle w:val="TOC2"/>
+            <w:rPr>
+              <w:rFonts w:asciiTheme="minorHAnsi" w:eastAsiaTheme="minorEastAsia" w:hAnsiTheme="minorHAnsi" w:cstheme="minorBidi"/>
+              <w:noProof/>
+              <w:color w:val="auto"/>
+              <w:sz w:val="24"/>
+            </w:rPr>
+          </w:pPr>
+          <w:hyperlink w:anchor="_Toc224758583" w:history="1">
+            <w:r>
+              <w:rPr>
+                <w:rStyle w:val="Hyperlink"/>
+                <w:b/>
+                <w:bCs/>
+                <w:noProof/>
+                <w:lang w:val="en-US"/>
+              </w:rPr>
+              <w:t>6. Exploratory Data Analysis</w:t>
+            </w:r>
+            <w:r>
+              <w:rPr>
+                <w:noProof/>
+                <w:webHidden/>
+              </w:rPr>
+              <w:tab/>
+            </w:r>
+            <w:r>
+              <w:rPr>
+                <w:noProof/>
+                <w:webHidden/>
+              </w:rPr>
+              <w:fldChar w:fldCharType="begin"/>
+            </w:r>
+            <w:r>
+              <w:rPr>
+                <w:noProof/>
+                <w:webHidden/>
+              </w:rPr>
+              <w:instrText xml:space="preserve"> PAGEREF _Toc224758583 \h </w:instrText>
+            </w:r>
+            <w:r>
+              <w:rPr>
+                <w:noProof/>
+                <w:webHidden/>
+              </w:rPr>
+            </w:r>
+            <w:r>
+              <w:rPr>
+                <w:noProof/>
+                <w:webHidden/>
+              </w:rPr>
+              <w:fldChar w:fldCharType="separate"/>
+            </w:r>
+            <w:r>
+              <w:rPr>
+                <w:noProof/>
+                <w:webHidden/>
+              </w:rPr>
+              <w:t>18</w:t>
+            </w:r>
+            <w:r>
+              <w:rPr>
+                <w:noProof/>
+                <w:webHidden/>
+              </w:rPr>
+              <w:fldChar w:fldCharType="end"/>
+            </w:r>
+          </w:hyperlink>
+        </w:p>
+        <w:p>
+          <w:pPr>
+            <w:pStyle w:val="TOC3"/>
+            <w:tabs>
+              <w:tab w:val="right" w:leader="dot" w:pos="9020"/>
+            </w:tabs>
+            <w:rPr>
+              <w:rFonts w:asciiTheme="minorHAnsi" w:eastAsiaTheme="minorEastAsia" w:hAnsiTheme="minorHAnsi" w:cstheme="minorBidi"/>
+              <w:noProof/>
+              <w:color w:val="auto"/>
+              <w:sz w:val="24"/>
+            </w:rPr>
+          </w:pPr>
+          <w:hyperlink w:anchor="_Toc224758584" w:history="1">
+            <w:r>
+              <w:rPr>
+                <w:rStyle w:val="Hyperlink"/>
+                <w:b/>
+                <w:bCs/>
+                <w:noProof/>
+                <w:lang w:val="en-US"/>
+              </w:rPr>
+              <w:t>6.1 Which segments suffer the most delays?</w:t>
+            </w:r>
+            <w:r>
+              <w:rPr>
+                <w:noProof/>
+                <w:webHidden/>
+              </w:rPr>
+              <w:tab/>
+            </w:r>
+            <w:r>
+              <w:rPr>
+                <w:noProof/>
+                <w:webHidden/>
+              </w:rPr>
+              <w:fldChar w:fldCharType="begin"/>
+            </w:r>
+            <w:r>
+              <w:rPr>
+                <w:noProof/>
+                <w:webHidden/>
+              </w:rPr>
+              <w:instrText xml:space="preserve"> PAGEREF _Toc224758584 \h </w:instrText>
+            </w:r>
+            <w:r>
+              <w:rPr>
+                <w:noProof/>
+                <w:webHidden/>
+              </w:rPr>
+            </w:r>
+            <w:r>
+              <w:rPr>
+                <w:noProof/>
+                <w:webHidden/>
+              </w:rPr>
+              <w:fldChar w:fldCharType="separate"/>
+            </w:r>
+            <w:r>
+              <w:rPr>
+                <w:noProof/>
+                <w:webHidden/>
+              </w:rPr>
+              <w:t>18</w:t>
             </w:r>
             <w:r>
               <w:rPr>
@@ -2657,7 +2947,7 @@
               <w:sz w:val="24"/>
             </w:rPr>
           </w:pPr>
-          <w:hyperlink w:anchor="_Toc224748103" w:history="1">
+          <w:hyperlink w:anchor="_Toc224758585" w:history="1">
             <w:r>
               <w:rPr>
                 <w:rStyle w:val="Hyperlink"/>
@@ -2686,7 +2976,7 @@
                 <w:noProof/>
                 <w:webHidden/>
               </w:rPr>
-              <w:instrText xml:space="preserve"> PAGEREF _Toc224748103 \h </w:instrText>
+              <w:instrText xml:space="preserve"> PAGEREF _Toc224758585 \h </w:instrText>
             </w:r>
             <w:r>
               <w:rPr>
@@ -2706,7 +2996,7 @@
                 <w:noProof/>
                 <w:webHidden/>
               </w:rPr>
-              <w:t>16</w:t>
+              <w:t>20</w:t>
             </w:r>
             <w:r>
               <w:rPr>
@@ -2792,7 +3082,7 @@
           <w:lang w:val="en-US"/>
         </w:rPr>
       </w:pPr>
-      <w:bookmarkStart w:id="0" w:name="_Toc224748083"/>
+      <w:bookmarkStart w:id="0" w:name="_Toc224758561"/>
       <w:r>
         <w:rPr>
           <w:rFonts w:ascii="Calibri" w:eastAsia="Calibri" w:hAnsi="Calibri" w:cs="Calibri"/>
@@ -2858,7 +3148,7 @@
           <w:lang w:val="en-US"/>
         </w:rPr>
       </w:pPr>
-      <w:bookmarkStart w:id="1" w:name="_Toc224748084"/>
+      <w:bookmarkStart w:id="1" w:name="_Toc224758562"/>
       <w:r>
         <w:rPr>
           <w:rFonts w:ascii="Calibri" w:eastAsia="Calibri" w:hAnsi="Calibri" w:cs="Calibri"/>
@@ -3285,7 +3575,7 @@
           <w:lang w:val="en-US"/>
         </w:rPr>
       </w:pPr>
-      <w:bookmarkStart w:id="2" w:name="_Toc224748085"/>
+      <w:bookmarkStart w:id="2" w:name="_Toc224758563"/>
       <w:r>
         <w:rPr>
           <w:rFonts w:ascii="Calibri" w:eastAsia="Calibri" w:hAnsi="Calibri" w:cs="Calibri"/>
@@ -3416,7 +3706,7 @@
           <w:lang w:val="en-US"/>
         </w:rPr>
       </w:pPr>
-      <w:bookmarkStart w:id="3" w:name="_Toc224748086"/>
+      <w:bookmarkStart w:id="3" w:name="_Toc224758564"/>
       <w:r>
         <w:rPr>
           <w:rFonts w:ascii="Calibri" w:eastAsia="Calibri" w:hAnsi="Calibri" w:cs="Calibri"/>
@@ -3501,7 +3791,7 @@
           <w:color w:val="FF0000"/>
         </w:rPr>
       </w:pPr>
-      <w:bookmarkStart w:id="4" w:name="_Toc224748087"/>
+      <w:bookmarkStart w:id="4" w:name="_Toc224758565"/>
       <w:r>
         <w:rPr>
           <w:rFonts w:ascii="Calibri" w:eastAsia="Calibri" w:hAnsi="Calibri" w:cs="Calibri"/>
@@ -3543,7 +3833,7 @@
           <w:lang w:val="en-US"/>
         </w:rPr>
       </w:pPr>
-      <w:bookmarkStart w:id="5" w:name="_Toc224748088"/>
+      <w:bookmarkStart w:id="5" w:name="_Toc224758566"/>
       <w:r>
         <w:rPr>
           <w:rFonts w:ascii="Calibri" w:eastAsia="Calibri" w:hAnsi="Calibri" w:cs="Calibri"/>
@@ -3794,7 +4084,7 @@
           <w:szCs w:val="32"/>
         </w:rPr>
       </w:pPr>
-      <w:bookmarkStart w:id="6" w:name="_Toc224748089"/>
+      <w:bookmarkStart w:id="6" w:name="_Toc224758567"/>
       <w:r>
         <w:rPr>
           <w:rFonts w:ascii="Calibri" w:eastAsia="Calibri" w:hAnsi="Calibri" w:cs="Calibri"/>
@@ -3817,232 +4107,10 @@
           <w:szCs w:val="32"/>
           <w:lang w:val="en-US"/>
         </w:rPr>
-        <w:t>.1 LNER Interview Questions</w:t>
+        <w:t>.1 LNER Interview Q</w:t>
       </w:r>
       <w:bookmarkEnd w:id="6"/>
-    </w:p>
-    <w:p>
-      <w:pPr>
-        <w:jc w:val="right"/>
-        <w:rPr>
-          <w:color w:val="FF0000"/>
-          <w:lang w:val="en-US"/>
-        </w:rPr>
-      </w:pPr>
-      <w:r>
-        <w:rPr>
-          <w:color w:val="FF0000"/>
-          <w:lang w:val="en-US"/>
-        </w:rPr>
-        <w:t>(AA, AI, CN, DJ)</w:t>
-      </w:r>
-    </w:p>
-    <w:p>
-      <w:pPr>
-        <w:rPr>
-          <w:color w:val="FF0000"/>
-          <w:lang w:val="en-US"/>
-        </w:rPr>
-      </w:pPr>
-    </w:p>
-    <w:p>
-      <w:pPr>
-        <w:pStyle w:val="ListParagraph"/>
-        <w:numPr>
-          <w:ilvl w:val="0"/>
-          <w:numId w:val="89"/>
-        </w:numPr>
-        <w:rPr>
-          <w:rFonts w:ascii="Calibri" w:hAnsi="Calibri" w:cs="Calibri"/>
-          <w:sz w:val="22"/>
-          <w:szCs w:val="22"/>
-          <w:lang w:val="en-US"/>
-        </w:rPr>
-      </w:pPr>
-      <w:r>
-        <w:rPr>
-          <w:rFonts w:ascii="Calibri" w:hAnsi="Calibri" w:cs="Calibri"/>
-          <w:sz w:val="22"/>
-          <w:szCs w:val="22"/>
-          <w:lang w:val="en-US"/>
-        </w:rPr>
-        <w:t>Integration with other systems used by LNER?</w:t>
-      </w:r>
-    </w:p>
-    <w:p>
-      <w:pPr>
-        <w:pStyle w:val="ListParagraph"/>
-        <w:numPr>
-          <w:ilvl w:val="0"/>
-          <w:numId w:val="89"/>
-        </w:numPr>
-        <w:rPr>
-          <w:rFonts w:ascii="Calibri" w:hAnsi="Calibri" w:cs="Calibri"/>
-          <w:sz w:val="22"/>
-          <w:szCs w:val="22"/>
-          <w:lang w:val="en-US"/>
-        </w:rPr>
-      </w:pPr>
-      <w:r>
-        <w:rPr>
-          <w:rFonts w:ascii="Calibri" w:hAnsi="Calibri" w:cs="Calibri"/>
-          <w:sz w:val="22"/>
-          <w:szCs w:val="22"/>
-          <w:lang w:val="en-US"/>
-        </w:rPr>
-        <w:t>Do certain disruption types lead to worse estimates (signaling, weather, etc.)?</w:t>
-      </w:r>
-    </w:p>
-    <w:p>
-      <w:pPr>
-        <w:pStyle w:val="ListParagraph"/>
-        <w:numPr>
-          <w:ilvl w:val="0"/>
-          <w:numId w:val="89"/>
-        </w:numPr>
-        <w:rPr>
-          <w:rFonts w:ascii="Calibri" w:hAnsi="Calibri" w:cs="Calibri"/>
-          <w:sz w:val="22"/>
-          <w:szCs w:val="22"/>
-          <w:lang w:val="en-US"/>
-        </w:rPr>
-      </w:pPr>
-      <w:r>
-        <w:rPr>
-          <w:rFonts w:ascii="Calibri" w:hAnsi="Calibri" w:cs="Calibri"/>
-          <w:sz w:val="22"/>
-          <w:szCs w:val="22"/>
-          <w:lang w:val="en-US"/>
-        </w:rPr>
-        <w:t>Any known data quality issues or in general when it comes to disruption data?</w:t>
-      </w:r>
-    </w:p>
-    <w:p>
-      <w:pPr>
-        <w:pStyle w:val="ListParagraph"/>
-        <w:numPr>
-          <w:ilvl w:val="0"/>
-          <w:numId w:val="89"/>
-        </w:numPr>
-        <w:rPr>
-          <w:rFonts w:ascii="Calibri" w:hAnsi="Calibri" w:cs="Calibri"/>
-          <w:sz w:val="22"/>
-          <w:szCs w:val="22"/>
-          <w:lang w:val="en-US"/>
-        </w:rPr>
-      </w:pPr>
-      <w:r>
-        <w:rPr>
-          <w:rFonts w:ascii="Calibri" w:hAnsi="Calibri" w:cs="Calibri"/>
-          <w:sz w:val="22"/>
-          <w:szCs w:val="22"/>
-          <w:lang w:val="en-US"/>
-        </w:rPr>
-        <w:t>How does LNER quantify cost/effect of poor communications when it comes to disruption?</w:t>
-      </w:r>
-    </w:p>
-    <w:p>
-      <w:pPr>
-        <w:pStyle w:val="ListParagraph"/>
-        <w:numPr>
-          <w:ilvl w:val="0"/>
-          <w:numId w:val="89"/>
-        </w:numPr>
-        <w:rPr>
-          <w:rFonts w:ascii="Calibri" w:hAnsi="Calibri" w:cs="Calibri"/>
-          <w:sz w:val="22"/>
-          <w:szCs w:val="22"/>
-          <w:lang w:val="en-US"/>
-        </w:rPr>
-      </w:pPr>
-      <w:r>
-        <w:rPr>
-          <w:rFonts w:ascii="Calibri" w:hAnsi="Calibri" w:cs="Calibri"/>
-          <w:sz w:val="22"/>
-          <w:szCs w:val="22"/>
-        </w:rPr>
-        <w:t xml:space="preserve">Does the </w:t>
-      </w:r>
-      <w:proofErr w:type="gramStart"/>
-      <w:r>
-        <w:rPr>
-          <w:rFonts w:ascii="Calibri" w:hAnsi="Calibri" w:cs="Calibri"/>
-          <w:sz w:val="22"/>
-          <w:szCs w:val="22"/>
-        </w:rPr>
-        <w:t>amount</w:t>
-      </w:r>
-      <w:proofErr w:type="gramEnd"/>
-      <w:r>
-        <w:rPr>
-          <w:rFonts w:ascii="Calibri" w:hAnsi="Calibri" w:cs="Calibri"/>
-          <w:sz w:val="22"/>
-          <w:szCs w:val="22"/>
-        </w:rPr>
-        <w:t xml:space="preserve"> of resources being used to provide real time information depend on type of travel time such as a peak travel</w:t>
-      </w:r>
-    </w:p>
-    <w:p>
-      <w:pPr>
-        <w:pStyle w:val="ListParagraph"/>
-        <w:numPr>
-          <w:ilvl w:val="0"/>
-          <w:numId w:val="89"/>
-        </w:numPr>
-        <w:rPr>
-          <w:rFonts w:ascii="Calibri" w:hAnsi="Calibri" w:cs="Calibri"/>
-          <w:sz w:val="22"/>
-          <w:szCs w:val="22"/>
-          <w:lang w:val="en-US"/>
-        </w:rPr>
-      </w:pPr>
-      <w:r>
-        <w:rPr>
-          <w:rFonts w:ascii="Calibri" w:hAnsi="Calibri" w:cs="Calibri"/>
-          <w:sz w:val="22"/>
-          <w:szCs w:val="22"/>
-        </w:rPr>
-        <w:t xml:space="preserve">How accurate do the predictions need to be? </w:t>
-      </w:r>
-    </w:p>
-    <w:p>
-      <w:pPr>
-        <w:pStyle w:val="ListParagraph"/>
-        <w:numPr>
-          <w:ilvl w:val="0"/>
-          <w:numId w:val="89"/>
-        </w:numPr>
-        <w:rPr>
-          <w:rFonts w:ascii="Calibri" w:hAnsi="Calibri" w:cs="Calibri"/>
-          <w:sz w:val="22"/>
-          <w:szCs w:val="22"/>
-          <w:lang w:val="en-US"/>
-        </w:rPr>
-      </w:pPr>
-      <w:r>
-        <w:rPr>
-          <w:rFonts w:ascii="Calibri" w:hAnsi="Calibri" w:cs="Calibri"/>
-          <w:sz w:val="22"/>
-          <w:szCs w:val="22"/>
-        </w:rPr>
-        <w:t>Do you also want to consider how stable and how easy to interpret they (predictions) are? E.g. predictions changing every few minutes might confuse staff</w:t>
-      </w:r>
-    </w:p>
-    <w:p>
-      <w:pPr>
-        <w:spacing w:before="180" w:after="180"/>
-        <w:rPr>
-          <w:rFonts w:ascii="Cambria" w:eastAsia="Cambria" w:hAnsi="Cambria" w:cs="Cambria"/>
-          <w:color w:val="000000" w:themeColor="text1"/>
-          <w:sz w:val="24"/>
-        </w:rPr>
-      </w:pPr>
-    </w:p>
-    <w:p>
-      <w:pPr>
-        <w:pStyle w:val="Heading3"/>
-        <w:spacing w:before="200"/>
-        <w:jc w:val="center"/>
+      <w:r>
         <w:rPr>
           <w:rFonts w:ascii="Calibri" w:eastAsia="Calibri" w:hAnsi="Calibri" w:cs="Calibri"/>
           <w:b/>
@@ -4052,9 +4120,759 @@
           <w:szCs w:val="32"/>
           <w:lang w:val="en-US"/>
         </w:rPr>
-      </w:pPr>
-      <w:bookmarkStart w:id="7" w:name="_Toc224748090"/>
-      <w:r>
+        <w:t>&amp;A</w:t>
+      </w:r>
+    </w:p>
+    <w:p>
+      <w:pPr>
+        <w:jc w:val="right"/>
+        <w:rPr>
+          <w:color w:val="FF0000"/>
+          <w:lang w:val="en-US"/>
+        </w:rPr>
+      </w:pPr>
+      <w:r>
+        <w:rPr>
+          <w:color w:val="FF0000"/>
+          <w:lang w:val="en-US"/>
+        </w:rPr>
+        <w:t>(AA, AI, CN, DJ)</w:t>
+      </w:r>
+    </w:p>
+    <w:p>
+      <w:pPr>
+        <w:rPr>
+          <w:color w:val="FF0000"/>
+          <w:lang w:val="en-US"/>
+        </w:rPr>
+      </w:pPr>
+    </w:p>
+    <w:tbl>
+      <w:tblPr>
+        <w:tblStyle w:val="TableGrid"/>
+        <w:tblW w:w="10201" w:type="dxa"/>
+        <w:tblLook w:val="04A0" w:firstRow="1" w:lastRow="0" w:firstColumn="1" w:lastColumn="0" w:noHBand="0" w:noVBand="1"/>
+      </w:tblPr>
+      <w:tblGrid>
+        <w:gridCol w:w="2263"/>
+        <w:gridCol w:w="7938"/>
+      </w:tblGrid>
+      <w:tr>
+        <w:tc>
+          <w:tcPr>
+            <w:tcW w:w="2263" w:type="dxa"/>
+            <w:shd w:val="clear" w:color="auto" w:fill="EE0000"/>
+          </w:tcPr>
+          <w:p>
+            <w:pPr>
+              <w:jc w:val="center"/>
+              <w:rPr>
+                <w:b/>
+                <w:bCs/>
+                <w:color w:val="FFFFFF" w:themeColor="background1"/>
+                <w:lang w:val="en-US"/>
+              </w:rPr>
+            </w:pPr>
+            <w:r>
+              <w:rPr>
+                <w:b/>
+                <w:bCs/>
+                <w:color w:val="FFFFFF" w:themeColor="background1"/>
+                <w:lang w:val="en-US"/>
+              </w:rPr>
+              <w:t>Question</w:t>
+            </w:r>
+          </w:p>
+        </w:tc>
+        <w:tc>
+          <w:tcPr>
+            <w:tcW w:w="7938" w:type="dxa"/>
+            <w:shd w:val="clear" w:color="auto" w:fill="EE0000"/>
+          </w:tcPr>
+          <w:p>
+            <w:pPr>
+              <w:jc w:val="center"/>
+              <w:rPr>
+                <w:b/>
+                <w:bCs/>
+                <w:color w:val="FFFFFF" w:themeColor="background1"/>
+                <w:lang w:val="en-US"/>
+              </w:rPr>
+            </w:pPr>
+            <w:r>
+              <w:rPr>
+                <w:b/>
+                <w:bCs/>
+                <w:color w:val="FFFFFF" w:themeColor="background1"/>
+                <w:lang w:val="en-US"/>
+              </w:rPr>
+              <w:t>Answer</w:t>
+            </w:r>
+          </w:p>
+        </w:tc>
+      </w:tr>
+      <w:tr>
+        <w:tc>
+          <w:tcPr>
+            <w:tcW w:w="2263" w:type="dxa"/>
+            <w:vAlign w:val="center"/>
+          </w:tcPr>
+          <w:p>
+            <w:pPr>
+              <w:jc w:val="center"/>
+              <w:rPr>
+                <w:szCs w:val="22"/>
+                <w:lang w:val="en-US"/>
+              </w:rPr>
+            </w:pPr>
+            <w:r>
+              <w:rPr>
+                <w:szCs w:val="22"/>
+                <w:lang w:val="en-US"/>
+              </w:rPr>
+              <w:t>Do certain disruption types lead to worse estimates (signaling, weather, etc.)?</w:t>
+            </w:r>
+          </w:p>
+          <w:p>
+            <w:pPr>
+              <w:jc w:val="center"/>
+              <w:rPr>
+                <w:color w:val="FF0000"/>
+                <w:lang w:val="en-US"/>
+              </w:rPr>
+            </w:pPr>
+          </w:p>
+        </w:tc>
+        <w:tc>
+          <w:tcPr>
+            <w:tcW w:w="7938" w:type="dxa"/>
+          </w:tcPr>
+          <w:p>
+            <w:pPr>
+              <w:pStyle w:val="ListParagraph"/>
+              <w:numPr>
+                <w:ilvl w:val="0"/>
+                <w:numId w:val="92"/>
+              </w:numPr>
+              <w:spacing w:before="180" w:after="180"/>
+              <w:rPr>
+                <w:rFonts w:eastAsia="Cambria"/>
+                <w:color w:val="000000" w:themeColor="text1"/>
+                <w:sz w:val="22"/>
+                <w:szCs w:val="20"/>
+              </w:rPr>
+            </w:pPr>
+            <w:r>
+              <w:rPr>
+                <w:rFonts w:eastAsia="Cambria"/>
+                <w:color w:val="000000" w:themeColor="text1"/>
+                <w:sz w:val="22"/>
+                <w:szCs w:val="20"/>
+              </w:rPr>
+              <w:t xml:space="preserve">Investigations into disruption issues can cost up to £3 million. </w:t>
+            </w:r>
+          </w:p>
+          <w:p>
+            <w:pPr>
+              <w:pStyle w:val="ListParagraph"/>
+              <w:numPr>
+                <w:ilvl w:val="0"/>
+                <w:numId w:val="90"/>
+              </w:numPr>
+              <w:spacing w:before="180" w:after="180"/>
+              <w:rPr>
+                <w:rFonts w:ascii="Calibri" w:eastAsia="Cambria" w:hAnsi="Calibri" w:cs="Calibri"/>
+                <w:color w:val="000000" w:themeColor="text1"/>
+                <w:sz w:val="22"/>
+                <w:szCs w:val="22"/>
+              </w:rPr>
+            </w:pPr>
+            <w:r>
+              <w:rPr>
+                <w:rFonts w:ascii="Calibri" w:eastAsia="Cambria" w:hAnsi="Calibri" w:cs="Calibri"/>
+                <w:color w:val="000000" w:themeColor="text1"/>
+                <w:sz w:val="22"/>
+                <w:szCs w:val="22"/>
+              </w:rPr>
+              <w:t xml:space="preserve">Tracks break e.g. planks breaking causing the tracks to be out of service for 18-24 hours. </w:t>
+            </w:r>
+          </w:p>
+          <w:p>
+            <w:pPr>
+              <w:pStyle w:val="ListParagraph"/>
+              <w:numPr>
+                <w:ilvl w:val="0"/>
+                <w:numId w:val="90"/>
+              </w:numPr>
+              <w:spacing w:before="180" w:after="180"/>
+              <w:rPr>
+                <w:rFonts w:ascii="Calibri" w:eastAsia="Cambria" w:hAnsi="Calibri" w:cs="Calibri"/>
+                <w:color w:val="000000" w:themeColor="text1"/>
+                <w:sz w:val="22"/>
+                <w:szCs w:val="22"/>
+              </w:rPr>
+            </w:pPr>
+            <w:r>
+              <w:rPr>
+                <w:rFonts w:ascii="Calibri" w:eastAsia="Cambria" w:hAnsi="Calibri" w:cs="Calibri"/>
+                <w:color w:val="000000" w:themeColor="text1"/>
+                <w:sz w:val="22"/>
+                <w:szCs w:val="22"/>
+              </w:rPr>
+              <w:t>Track conditions can damage train wheels.</w:t>
+            </w:r>
+          </w:p>
+          <w:p>
+            <w:pPr>
+              <w:pStyle w:val="ListParagraph"/>
+              <w:numPr>
+                <w:ilvl w:val="0"/>
+                <w:numId w:val="90"/>
+              </w:numPr>
+              <w:spacing w:before="180" w:after="180"/>
+              <w:rPr>
+                <w:rFonts w:ascii="Calibri" w:eastAsia="Cambria" w:hAnsi="Calibri" w:cs="Calibri"/>
+                <w:color w:val="000000" w:themeColor="text1"/>
+                <w:sz w:val="22"/>
+                <w:szCs w:val="22"/>
+              </w:rPr>
+            </w:pPr>
+            <w:r>
+              <w:rPr>
+                <w:rFonts w:ascii="Calibri" w:eastAsia="Cambria" w:hAnsi="Calibri" w:cs="Calibri"/>
+                <w:color w:val="000000" w:themeColor="text1"/>
+                <w:sz w:val="22"/>
+                <w:szCs w:val="22"/>
+              </w:rPr>
+              <w:t xml:space="preserve">Weather e.g. snow over larger distances can stop trains. </w:t>
+            </w:r>
+          </w:p>
+          <w:p>
+            <w:pPr>
+              <w:pStyle w:val="ListParagraph"/>
+              <w:numPr>
+                <w:ilvl w:val="0"/>
+                <w:numId w:val="90"/>
+              </w:numPr>
+              <w:spacing w:before="180" w:after="180"/>
+              <w:rPr>
+                <w:rFonts w:ascii="Calibri" w:eastAsia="Cambria" w:hAnsi="Calibri" w:cs="Calibri"/>
+                <w:color w:val="000000" w:themeColor="text1"/>
+                <w:sz w:val="22"/>
+                <w:szCs w:val="22"/>
+              </w:rPr>
+            </w:pPr>
+            <w:r>
+              <w:rPr>
+                <w:rFonts w:ascii="Calibri" w:eastAsia="Cambria" w:hAnsi="Calibri" w:cs="Calibri"/>
+                <w:color w:val="000000" w:themeColor="text1"/>
+                <w:sz w:val="22"/>
+                <w:szCs w:val="22"/>
+              </w:rPr>
+              <w:t xml:space="preserve">Longer train carriages - more passengers - more delays. </w:t>
+            </w:r>
+          </w:p>
+          <w:p>
+            <w:pPr>
+              <w:pStyle w:val="ListParagraph"/>
+              <w:numPr>
+                <w:ilvl w:val="0"/>
+                <w:numId w:val="90"/>
+              </w:numPr>
+              <w:spacing w:before="180" w:after="180"/>
+              <w:rPr>
+                <w:rFonts w:ascii="Calibri" w:eastAsia="Cambria" w:hAnsi="Calibri" w:cs="Calibri"/>
+                <w:color w:val="000000" w:themeColor="text1"/>
+                <w:sz w:val="22"/>
+                <w:szCs w:val="22"/>
+              </w:rPr>
+            </w:pPr>
+            <w:r>
+              <w:rPr>
+                <w:rFonts w:ascii="Calibri" w:eastAsia="Cambria" w:hAnsi="Calibri" w:cs="Calibri"/>
+                <w:color w:val="000000" w:themeColor="text1"/>
+                <w:sz w:val="22"/>
+                <w:szCs w:val="22"/>
+              </w:rPr>
+              <w:t xml:space="preserve">Bike loading causes delays. </w:t>
+            </w:r>
+          </w:p>
+          <w:p>
+            <w:pPr>
+              <w:pStyle w:val="ListParagraph"/>
+              <w:numPr>
+                <w:ilvl w:val="0"/>
+                <w:numId w:val="90"/>
+              </w:numPr>
+              <w:spacing w:before="180" w:after="180"/>
+              <w:rPr>
+                <w:rFonts w:ascii="Calibri" w:eastAsia="Cambria" w:hAnsi="Calibri" w:cs="Calibri"/>
+                <w:color w:val="000000" w:themeColor="text1"/>
+                <w:sz w:val="22"/>
+                <w:szCs w:val="22"/>
+              </w:rPr>
+            </w:pPr>
+            <w:r>
+              <w:rPr>
+                <w:rFonts w:ascii="Calibri" w:eastAsia="Cambria" w:hAnsi="Calibri" w:cs="Calibri"/>
+                <w:color w:val="000000" w:themeColor="text1"/>
+                <w:sz w:val="22"/>
+                <w:szCs w:val="22"/>
+              </w:rPr>
+              <w:t xml:space="preserve">Reactionary delays 5-10 minutes from earlier disruptions. </w:t>
+            </w:r>
+          </w:p>
+          <w:p>
+            <w:pPr>
+              <w:pStyle w:val="ListParagraph"/>
+              <w:numPr>
+                <w:ilvl w:val="0"/>
+                <w:numId w:val="90"/>
+              </w:numPr>
+              <w:spacing w:before="180" w:after="180"/>
+              <w:rPr>
+                <w:rFonts w:ascii="Calibri" w:eastAsia="Cambria" w:hAnsi="Calibri" w:cs="Calibri"/>
+                <w:color w:val="000000" w:themeColor="text1"/>
+                <w:sz w:val="22"/>
+                <w:szCs w:val="22"/>
+              </w:rPr>
+            </w:pPr>
+            <w:r>
+              <w:rPr>
+                <w:rFonts w:ascii="Calibri" w:eastAsia="Cambria" w:hAnsi="Calibri" w:cs="Calibri"/>
+                <w:color w:val="000000" w:themeColor="text1"/>
+                <w:sz w:val="22"/>
+                <w:szCs w:val="22"/>
+              </w:rPr>
+              <w:t xml:space="preserve">Major stations e.g. Kings Cross and Finsbury Park can cause knock on effects when there is a disruption/delay. </w:t>
+            </w:r>
+          </w:p>
+        </w:tc>
+      </w:tr>
+      <w:tr>
+        <w:tc>
+          <w:tcPr>
+            <w:tcW w:w="2263" w:type="dxa"/>
+            <w:vAlign w:val="center"/>
+          </w:tcPr>
+          <w:p>
+            <w:pPr>
+              <w:jc w:val="center"/>
+              <w:rPr>
+                <w:szCs w:val="22"/>
+                <w:lang w:val="en-US"/>
+              </w:rPr>
+            </w:pPr>
+            <w:r>
+              <w:rPr>
+                <w:szCs w:val="22"/>
+                <w:lang w:val="en-US"/>
+              </w:rPr>
+              <w:t>Any known data quality issues or in general when it comes to disruption data?</w:t>
+            </w:r>
+          </w:p>
+          <w:p>
+            <w:pPr>
+              <w:jc w:val="center"/>
+              <w:rPr>
+                <w:color w:val="FF0000"/>
+                <w:lang w:val="en-US"/>
+              </w:rPr>
+            </w:pPr>
+          </w:p>
+        </w:tc>
+        <w:tc>
+          <w:tcPr>
+            <w:tcW w:w="7938" w:type="dxa"/>
+          </w:tcPr>
+          <w:p>
+            <w:pPr>
+              <w:pStyle w:val="ListParagraph"/>
+              <w:numPr>
+                <w:ilvl w:val="0"/>
+                <w:numId w:val="94"/>
+              </w:numPr>
+              <w:spacing w:before="180" w:after="180"/>
+              <w:rPr>
+                <w:rFonts w:eastAsia="Cambria"/>
+                <w:color w:val="000000" w:themeColor="text1"/>
+                <w:sz w:val="22"/>
+                <w:szCs w:val="20"/>
+              </w:rPr>
+            </w:pPr>
+            <w:r>
+              <w:rPr>
+                <w:rFonts w:eastAsia="Cambria"/>
+                <w:color w:val="000000" w:themeColor="text1"/>
+                <w:sz w:val="22"/>
+                <w:szCs w:val="20"/>
+              </w:rPr>
+              <w:t>Datasets can take 6-8 weeks to obtain.</w:t>
+            </w:r>
+          </w:p>
+          <w:p>
+            <w:pPr>
+              <w:pStyle w:val="ListParagraph"/>
+              <w:numPr>
+                <w:ilvl w:val="0"/>
+                <w:numId w:val="90"/>
+              </w:numPr>
+              <w:spacing w:before="180" w:after="180"/>
+              <w:rPr>
+                <w:rFonts w:ascii="Calibri" w:eastAsia="Cambria" w:hAnsi="Calibri" w:cs="Calibri"/>
+                <w:color w:val="000000" w:themeColor="text1"/>
+                <w:sz w:val="22"/>
+                <w:szCs w:val="22"/>
+              </w:rPr>
+            </w:pPr>
+            <w:r>
+              <w:rPr>
+                <w:rFonts w:ascii="Calibri" w:eastAsia="Cambria" w:hAnsi="Calibri" w:cs="Calibri"/>
+                <w:color w:val="000000" w:themeColor="text1"/>
+                <w:sz w:val="22"/>
+                <w:szCs w:val="22"/>
+              </w:rPr>
+              <w:t xml:space="preserve">Data cataloguing and understanding data distribution is key. </w:t>
+            </w:r>
+          </w:p>
+          <w:p>
+            <w:pPr>
+              <w:pStyle w:val="ListParagraph"/>
+              <w:numPr>
+                <w:ilvl w:val="0"/>
+                <w:numId w:val="90"/>
+              </w:numPr>
+              <w:spacing w:before="180" w:after="180"/>
+              <w:rPr>
+                <w:rFonts w:ascii="Calibri" w:eastAsia="Cambria" w:hAnsi="Calibri" w:cs="Calibri"/>
+                <w:color w:val="000000" w:themeColor="text1"/>
+                <w:sz w:val="22"/>
+                <w:szCs w:val="22"/>
+              </w:rPr>
+            </w:pPr>
+            <w:r>
+              <w:rPr>
+                <w:rFonts w:ascii="Calibri" w:eastAsia="Cambria" w:hAnsi="Calibri" w:cs="Calibri"/>
+                <w:color w:val="000000" w:themeColor="text1"/>
+                <w:sz w:val="22"/>
+                <w:szCs w:val="22"/>
+              </w:rPr>
+              <w:t xml:space="preserve">90% effort in data cleaning and fixing, 10% in modelling. </w:t>
+            </w:r>
+          </w:p>
+        </w:tc>
+      </w:tr>
+      <w:tr>
+        <w:tc>
+          <w:tcPr>
+            <w:tcW w:w="2263" w:type="dxa"/>
+            <w:vAlign w:val="center"/>
+          </w:tcPr>
+          <w:p>
+            <w:pPr>
+              <w:jc w:val="center"/>
+              <w:rPr>
+                <w:szCs w:val="22"/>
+                <w:lang w:val="en-US"/>
+              </w:rPr>
+            </w:pPr>
+            <w:r>
+              <w:rPr>
+                <w:szCs w:val="22"/>
+                <w:lang w:val="en-US"/>
+              </w:rPr>
+              <w:t>How does LNER quantify cost/effect of poor communications when it comes to disruption?</w:t>
+            </w:r>
+          </w:p>
+          <w:p>
+            <w:pPr>
+              <w:jc w:val="center"/>
+              <w:rPr>
+                <w:szCs w:val="22"/>
+                <w:lang w:val="en-US"/>
+              </w:rPr>
+            </w:pPr>
+          </w:p>
+        </w:tc>
+        <w:tc>
+          <w:tcPr>
+            <w:tcW w:w="7938" w:type="dxa"/>
+          </w:tcPr>
+          <w:p>
+            <w:pPr>
+              <w:pStyle w:val="ListParagraph"/>
+              <w:numPr>
+                <w:ilvl w:val="0"/>
+                <w:numId w:val="93"/>
+              </w:numPr>
+              <w:spacing w:before="180" w:after="180"/>
+              <w:rPr>
+                <w:rFonts w:eastAsia="Cambria"/>
+                <w:color w:val="000000" w:themeColor="text1"/>
+                <w:sz w:val="22"/>
+                <w:szCs w:val="20"/>
+              </w:rPr>
+            </w:pPr>
+            <w:r>
+              <w:rPr>
+                <w:rFonts w:eastAsia="Cambria"/>
+                <w:color w:val="000000" w:themeColor="text1"/>
+                <w:sz w:val="22"/>
+                <w:szCs w:val="20"/>
+              </w:rPr>
+              <w:t xml:space="preserve">Cancelling a train results in a £10-15k fine for LNER. </w:t>
+            </w:r>
+          </w:p>
+          <w:p>
+            <w:pPr>
+              <w:pStyle w:val="ListParagraph"/>
+              <w:numPr>
+                <w:ilvl w:val="0"/>
+                <w:numId w:val="90"/>
+              </w:numPr>
+              <w:spacing w:before="180" w:after="180"/>
+              <w:rPr>
+                <w:rFonts w:ascii="Calibri" w:eastAsia="Cambria" w:hAnsi="Calibri" w:cs="Calibri"/>
+                <w:color w:val="000000" w:themeColor="text1"/>
+                <w:sz w:val="22"/>
+                <w:szCs w:val="22"/>
+              </w:rPr>
+            </w:pPr>
+            <w:r>
+              <w:rPr>
+                <w:rFonts w:ascii="Calibri" w:eastAsia="Cambria" w:hAnsi="Calibri" w:cs="Calibri"/>
+                <w:color w:val="000000" w:themeColor="text1"/>
+                <w:sz w:val="22"/>
+                <w:szCs w:val="22"/>
+              </w:rPr>
+              <w:t xml:space="preserve">Inaccurate ETA’s reduce trust and increase complaints, LNER focus on Reputation </w:t>
+            </w:r>
+          </w:p>
+          <w:p>
+            <w:pPr>
+              <w:pStyle w:val="ListParagraph"/>
+              <w:numPr>
+                <w:ilvl w:val="0"/>
+                <w:numId w:val="90"/>
+              </w:numPr>
+              <w:spacing w:before="180" w:after="180"/>
+              <w:rPr>
+                <w:rFonts w:ascii="Calibri" w:eastAsia="Cambria" w:hAnsi="Calibri" w:cs="Calibri"/>
+                <w:color w:val="000000" w:themeColor="text1"/>
+                <w:sz w:val="22"/>
+                <w:szCs w:val="22"/>
+              </w:rPr>
+            </w:pPr>
+            <w:r>
+              <w:rPr>
+                <w:rFonts w:ascii="Calibri" w:eastAsia="Cambria" w:hAnsi="Calibri" w:cs="Calibri"/>
+                <w:color w:val="000000" w:themeColor="text1"/>
+                <w:sz w:val="22"/>
+                <w:szCs w:val="22"/>
+              </w:rPr>
+              <w:t xml:space="preserve">Customer satisfaction and dissatisfaction surveys monitored </w:t>
+            </w:r>
+          </w:p>
+        </w:tc>
+      </w:tr>
+      <w:tr>
+        <w:tc>
+          <w:tcPr>
+            <w:tcW w:w="2263" w:type="dxa"/>
+            <w:vAlign w:val="center"/>
+          </w:tcPr>
+          <w:p>
+            <w:pPr>
+              <w:jc w:val="center"/>
+              <w:rPr>
+                <w:szCs w:val="22"/>
+                <w:lang w:val="en-US"/>
+              </w:rPr>
+            </w:pPr>
+            <w:r>
+              <w:rPr>
+                <w:szCs w:val="22"/>
+              </w:rPr>
+              <w:t>How accurate do the predictions need to be?</w:t>
+            </w:r>
+          </w:p>
+          <w:p>
+            <w:pPr>
+              <w:pStyle w:val="ListParagraph"/>
+              <w:jc w:val="center"/>
+              <w:rPr>
+                <w:rFonts w:ascii="Calibri" w:hAnsi="Calibri" w:cs="Calibri"/>
+                <w:sz w:val="22"/>
+                <w:szCs w:val="22"/>
+              </w:rPr>
+            </w:pPr>
+          </w:p>
+        </w:tc>
+        <w:tc>
+          <w:tcPr>
+            <w:tcW w:w="7938" w:type="dxa"/>
+          </w:tcPr>
+          <w:p>
+            <w:pPr>
+              <w:pStyle w:val="ListParagraph"/>
+              <w:spacing w:before="180" w:after="180"/>
+              <w:rPr>
+                <w:rFonts w:ascii="Calibri" w:eastAsia="Cambria" w:hAnsi="Calibri" w:cs="Calibri"/>
+                <w:color w:val="000000" w:themeColor="text1"/>
+                <w:sz w:val="22"/>
+                <w:szCs w:val="22"/>
+              </w:rPr>
+            </w:pPr>
+          </w:p>
+          <w:p>
+            <w:pPr>
+              <w:pStyle w:val="ListParagraph"/>
+              <w:numPr>
+                <w:ilvl w:val="0"/>
+                <w:numId w:val="90"/>
+              </w:numPr>
+              <w:spacing w:before="180" w:after="180"/>
+              <w:rPr>
+                <w:rFonts w:ascii="Calibri" w:eastAsia="Cambria" w:hAnsi="Calibri" w:cs="Calibri"/>
+                <w:color w:val="000000" w:themeColor="text1"/>
+                <w:sz w:val="22"/>
+                <w:szCs w:val="22"/>
+              </w:rPr>
+            </w:pPr>
+            <w:r>
+              <w:rPr>
+                <w:rFonts w:ascii="Calibri" w:eastAsia="Cambria" w:hAnsi="Calibri" w:cs="Calibri"/>
+                <w:color w:val="000000" w:themeColor="text1"/>
+                <w:sz w:val="22"/>
+                <w:szCs w:val="22"/>
+              </w:rPr>
+              <w:t xml:space="preserve">LNER follows “bad information is </w:t>
+            </w:r>
+            <w:r>
+              <w:rPr>
+                <w:rFonts w:ascii="Calibri" w:eastAsia="Cambria" w:hAnsi="Calibri" w:cs="Calibri"/>
+                <w:color w:val="000000" w:themeColor="text1"/>
+                <w:sz w:val="22"/>
+                <w:szCs w:val="22"/>
+              </w:rPr>
+              <w:t xml:space="preserve">only slightly </w:t>
+            </w:r>
+            <w:r>
+              <w:rPr>
+                <w:rFonts w:ascii="Calibri" w:eastAsia="Cambria" w:hAnsi="Calibri" w:cs="Calibri"/>
+                <w:color w:val="000000" w:themeColor="text1"/>
+                <w:sz w:val="22"/>
+                <w:szCs w:val="22"/>
+              </w:rPr>
+              <w:t xml:space="preserve">better than no information” when giving updates on delays and disruptions.  </w:t>
+            </w:r>
+          </w:p>
+        </w:tc>
+      </w:tr>
+      <w:tr>
+        <w:tc>
+          <w:tcPr>
+            <w:tcW w:w="2263" w:type="dxa"/>
+            <w:vAlign w:val="center"/>
+          </w:tcPr>
+          <w:p>
+            <w:pPr>
+              <w:jc w:val="center"/>
+              <w:rPr>
+                <w:szCs w:val="22"/>
+                <w:lang w:val="en-US"/>
+              </w:rPr>
+            </w:pPr>
+            <w:r>
+              <w:rPr>
+                <w:szCs w:val="22"/>
+              </w:rPr>
+              <w:t xml:space="preserve">Do you also want to consider how stable and how easy to interpret they (predictions) are? E.g. changing </w:t>
+            </w:r>
+            <w:r>
+              <w:rPr>
+                <w:szCs w:val="22"/>
+              </w:rPr>
+              <w:t xml:space="preserve">every </w:t>
+            </w:r>
+            <w:r>
+              <w:rPr>
+                <w:szCs w:val="22"/>
+              </w:rPr>
+              <w:t>minute might confuse staff</w:t>
+            </w:r>
+          </w:p>
+          <w:p>
+            <w:pPr>
+              <w:pStyle w:val="ListParagraph"/>
+              <w:jc w:val="center"/>
+              <w:rPr>
+                <w:rFonts w:ascii="Calibri" w:hAnsi="Calibri" w:cs="Calibri"/>
+                <w:sz w:val="22"/>
+                <w:szCs w:val="22"/>
+              </w:rPr>
+            </w:pPr>
+          </w:p>
+        </w:tc>
+        <w:tc>
+          <w:tcPr>
+            <w:tcW w:w="7938" w:type="dxa"/>
+          </w:tcPr>
+          <w:p>
+            <w:pPr>
+              <w:pStyle w:val="ListParagraph"/>
+              <w:spacing w:before="180" w:after="180"/>
+              <w:rPr>
+                <w:rFonts w:ascii="Calibri" w:eastAsia="Cambria" w:hAnsi="Calibri" w:cs="Calibri"/>
+                <w:color w:val="000000" w:themeColor="text1"/>
+                <w:sz w:val="22"/>
+                <w:szCs w:val="22"/>
+              </w:rPr>
+            </w:pPr>
+          </w:p>
+          <w:p>
+            <w:pPr>
+              <w:pStyle w:val="ListParagraph"/>
+              <w:numPr>
+                <w:ilvl w:val="0"/>
+                <w:numId w:val="90"/>
+              </w:numPr>
+              <w:spacing w:before="180" w:after="180"/>
+              <w:rPr>
+                <w:rFonts w:ascii="Calibri" w:eastAsia="Cambria" w:hAnsi="Calibri" w:cs="Calibri"/>
+                <w:color w:val="000000" w:themeColor="text1"/>
+                <w:sz w:val="22"/>
+                <w:szCs w:val="22"/>
+              </w:rPr>
+            </w:pPr>
+            <w:r>
+              <w:rPr>
+                <w:rFonts w:ascii="Calibri" w:eastAsia="Cambria" w:hAnsi="Calibri" w:cs="Calibri"/>
+                <w:color w:val="000000" w:themeColor="text1"/>
+                <w:sz w:val="22"/>
+                <w:szCs w:val="22"/>
+              </w:rPr>
+              <w:t xml:space="preserve">Small delays e.g. 15 minutes can be bucketed differently (customers can adapt e.g. go to the cafe, not a serious delay) </w:t>
+            </w:r>
+          </w:p>
+        </w:tc>
+      </w:tr>
+    </w:tbl>
+    <w:p>
+      <w:pPr>
+        <w:spacing w:line="278" w:lineRule="auto"/>
+        <w:rPr>
+          <w:rFonts w:ascii="Cambria" w:eastAsia="Cambria" w:hAnsi="Cambria" w:cs="Cambria"/>
+          <w:color w:val="000000" w:themeColor="text1"/>
+          <w:sz w:val="24"/>
+        </w:rPr>
+      </w:pPr>
+    </w:p>
+    <w:p>
+      <w:pPr>
+        <w:pStyle w:val="Heading3"/>
+        <w:spacing w:before="200"/>
+        <w:jc w:val="center"/>
         <w:rPr>
           <w:rFonts w:ascii="Calibri" w:eastAsia="Calibri" w:hAnsi="Calibri" w:cs="Calibri"/>
           <w:b/>
@@ -4064,8 +4882,8 @@
           <w:szCs w:val="32"/>
           <w:lang w:val="en-US"/>
         </w:rPr>
-        <w:t>2</w:t>
-      </w:r>
+      </w:pPr>
+      <w:bookmarkStart w:id="7" w:name="_Toc224758568"/>
       <w:r>
         <w:rPr>
           <w:rFonts w:ascii="Calibri" w:eastAsia="Calibri" w:hAnsi="Calibri" w:cs="Calibri"/>
@@ -4076,7 +4894,7 @@
           <w:szCs w:val="32"/>
           <w:lang w:val="en-US"/>
         </w:rPr>
-        <w:t xml:space="preserve">.2 LNER Interview </w:t>
+        <w:t>2</w:t>
       </w:r>
       <w:r>
         <w:rPr>
@@ -4088,6 +4906,42 @@
           <w:szCs w:val="32"/>
           <w:lang w:val="en-US"/>
         </w:rPr>
+        <w:t xml:space="preserve">.2 </w:t>
+      </w:r>
+      <w:r>
+        <w:rPr>
+          <w:rFonts w:ascii="Calibri" w:eastAsia="Calibri" w:hAnsi="Calibri" w:cs="Calibri"/>
+          <w:b/>
+          <w:bCs/>
+          <w:color w:val="FF0000"/>
+          <w:sz w:val="32"/>
+          <w:szCs w:val="32"/>
+          <w:lang w:val="en-US"/>
+        </w:rPr>
+        <w:t xml:space="preserve">Full </w:t>
+      </w:r>
+      <w:r>
+        <w:rPr>
+          <w:rFonts w:ascii="Calibri" w:eastAsia="Calibri" w:hAnsi="Calibri" w:cs="Calibri"/>
+          <w:b/>
+          <w:bCs/>
+          <w:color w:val="FF0000"/>
+          <w:sz w:val="32"/>
+          <w:szCs w:val="32"/>
+          <w:lang w:val="en-US"/>
+        </w:rPr>
+        <w:t xml:space="preserve">LNER Interview </w:t>
+      </w:r>
+      <w:r>
+        <w:rPr>
+          <w:rFonts w:ascii="Calibri" w:eastAsia="Calibri" w:hAnsi="Calibri" w:cs="Calibri"/>
+          <w:b/>
+          <w:bCs/>
+          <w:color w:val="FF0000"/>
+          <w:sz w:val="32"/>
+          <w:szCs w:val="32"/>
+          <w:lang w:val="en-US"/>
+        </w:rPr>
         <w:t>Notes</w:t>
       </w:r>
       <w:bookmarkEnd w:id="7"/>
@@ -4571,7 +5425,6 @@
           <w:sz w:val="22"/>
           <w:szCs w:val="22"/>
         </w:rPr>
-        <w:lastRenderedPageBreak/>
         <w:t xml:space="preserve">Reactionary delays 5-10 minutes from earlier disruptions. </w:t>
       </w:r>
     </w:p>
@@ -4956,7 +5809,7 @@
           <w:lang w:val="en-US"/>
         </w:rPr>
       </w:pPr>
-      <w:bookmarkStart w:id="8" w:name="_Toc224748091"/>
+      <w:bookmarkStart w:id="8" w:name="_Toc224758569"/>
       <w:r>
         <w:rPr>
           <w:rFonts w:ascii="Calibri" w:eastAsia="Calibri" w:hAnsi="Calibri" w:cs="Calibri"/>
@@ -5274,6 +6127,23 @@
     </w:p>
     <w:p>
       <w:pPr>
+        <w:spacing w:line="278" w:lineRule="auto"/>
+        <w:rPr>
+          <w:rFonts w:ascii="Cambria" w:eastAsia="Cambria" w:hAnsi="Cambria" w:cs="Cambria"/>
+          <w:color w:val="000000" w:themeColor="text1"/>
+          <w:sz w:val="24"/>
+        </w:rPr>
+      </w:pPr>
+      <w:r>
+        <w:rPr>
+          <w:rFonts w:ascii="Cambria" w:eastAsia="Cambria" w:hAnsi="Cambria" w:cs="Cambria"/>
+          <w:color w:val="000000" w:themeColor="text1"/>
+        </w:rPr>
+        <w:br w:type="page"/>
+      </w:r>
+    </w:p>
+    <w:p>
+      <w:pPr>
         <w:pStyle w:val="Compact"/>
         <w:rPr>
           <w:rFonts w:ascii="Cambria" w:eastAsia="Cambria" w:hAnsi="Cambria" w:cs="Cambria"/>
@@ -5305,7 +6175,7 @@
           <w:lang w:val="en-US"/>
         </w:rPr>
       </w:pPr>
-      <w:bookmarkStart w:id="9" w:name="_Toc224748092"/>
+      <w:bookmarkStart w:id="9" w:name="_Toc224758570"/>
       <w:r>
         <w:rPr>
           <w:rFonts w:ascii="Calibri" w:eastAsia="Calibri" w:hAnsi="Calibri" w:cs="Calibri"/>
@@ -6138,7 +7008,7 @@
           <w:lang w:val="en-US"/>
         </w:rPr>
       </w:pPr>
-      <w:bookmarkStart w:id="10" w:name="_Toc224748093"/>
+      <w:bookmarkStart w:id="10" w:name="_Toc224758571"/>
       <w:r>
         <w:rPr>
           <w:rFonts w:ascii="Calibri" w:eastAsia="Calibri" w:hAnsi="Calibri" w:cs="Calibri"/>
@@ -6499,7 +7369,7 @@
           <w:lang w:val="en-US"/>
         </w:rPr>
       </w:pPr>
-      <w:bookmarkStart w:id="11" w:name="_Toc224748094"/>
+      <w:bookmarkStart w:id="11" w:name="_Toc224758572"/>
       <w:r>
         <w:rPr>
           <w:rFonts w:ascii="Calibri" w:eastAsia="Calibri" w:hAnsi="Calibri" w:cs="Calibri"/>
@@ -6550,7 +7420,7 @@
           <w:lang w:val="en-US"/>
         </w:rPr>
       </w:pPr>
-      <w:bookmarkStart w:id="12" w:name="_Toc224748095"/>
+      <w:bookmarkStart w:id="12" w:name="_Toc224758573"/>
       <w:r>
         <w:rPr>
           <w:rFonts w:ascii="Calibri" w:eastAsia="Calibri" w:hAnsi="Calibri" w:cs="Calibri"/>
@@ -6763,7 +7633,7 @@
           <w:lang w:val="en-US"/>
         </w:rPr>
       </w:pPr>
-      <w:bookmarkStart w:id="13" w:name="_Toc224748096"/>
+      <w:bookmarkStart w:id="13" w:name="_Toc224758574"/>
       <w:r>
         <w:rPr>
           <w:rFonts w:ascii="Calibri" w:eastAsia="Calibri" w:hAnsi="Calibri" w:cs="Calibri"/>
@@ -7116,7 +7986,7 @@
           <w:lang w:val="en-US"/>
         </w:rPr>
       </w:pPr>
-      <w:bookmarkStart w:id="14" w:name="_Toc224748097"/>
+      <w:bookmarkStart w:id="14" w:name="_Toc224758575"/>
       <w:r>
         <w:rPr>
           <w:rFonts w:ascii="Calibri" w:eastAsia="Calibri" w:hAnsi="Calibri" w:cs="Calibri"/>
@@ -7325,6 +8195,7 @@
         <w:rPr>
           <w:b/>
           <w:bCs/>
+          <w:noProof/>
           <w:color w:val="FF0000"/>
           <w:sz w:val="36"/>
           <w:szCs w:val="36"/>
@@ -7411,7 +8282,6 @@
           <w:lang w:val="en-US"/>
         </w:rPr>
       </w:pPr>
-      <w:bookmarkStart w:id="15" w:name="_Toc224748098"/>
       <w:r>
         <w:rPr>
           <w:b/>
@@ -7438,6 +8308,7 @@
           <w:lang w:val="en-US"/>
         </w:rPr>
       </w:pPr>
+      <w:bookmarkStart w:id="15" w:name="_Toc224758576"/>
       <w:r>
         <w:rPr>
           <w:rFonts w:ascii="Calibri" w:eastAsia="Calibri" w:hAnsi="Calibri" w:cs="Calibri"/>
@@ -7500,7 +8371,7 @@
           <w:lang w:val="en-US"/>
         </w:rPr>
       </w:pPr>
-      <w:bookmarkStart w:id="16" w:name="_Toc224748099"/>
+      <w:bookmarkStart w:id="16" w:name="_Toc224758577"/>
       <w:r>
         <w:rPr>
           <w:rFonts w:ascii="Calibri" w:eastAsia="Calibri" w:hAnsi="Calibri" w:cs="Calibri"/>
@@ -8550,7 +9421,7 @@
           <w:lang w:val="en-US"/>
         </w:rPr>
       </w:pPr>
-      <w:bookmarkStart w:id="17" w:name="_Toc224748100"/>
+      <w:bookmarkStart w:id="17" w:name="_Toc224758578"/>
       <w:r>
         <w:rPr>
           <w:rFonts w:ascii="Calibri" w:eastAsia="Calibri" w:hAnsi="Calibri" w:cs="Calibri"/>
@@ -13010,7 +13881,7 @@
           <w:lang w:val="en-US"/>
         </w:rPr>
       </w:pPr>
-      <w:bookmarkStart w:id="18" w:name="_Toc224748101"/>
+      <w:bookmarkStart w:id="18" w:name="_Toc224758579"/>
       <w:r>
         <w:rPr>
           <w:rFonts w:ascii="Calibri" w:eastAsia="Calibri" w:hAnsi="Calibri" w:cs="Calibri"/>
@@ -13128,6 +13999,26 @@
     </w:p>
     <w:p>
       <w:pPr>
+        <w:spacing w:line="278" w:lineRule="auto"/>
+        <w:rPr>
+          <w:b/>
+          <w:bCs/>
+          <w:color w:val="4F81BD"/>
+          <w:sz w:val="24"/>
+        </w:rPr>
+      </w:pPr>
+      <w:r>
+        <w:rPr>
+          <w:b/>
+          <w:bCs/>
+          <w:color w:val="4F81BD"/>
+          <w:sz w:val="24"/>
+        </w:rPr>
+        <w:br w:type="page"/>
+      </w:r>
+    </w:p>
+    <w:p>
+      <w:pPr>
         <w:keepNext/>
         <w:keepLines/>
         <w:spacing w:before="200" w:after="0"/>
@@ -13154,7 +14045,7 @@
           <w:lang w:val="en-US"/>
         </w:rPr>
       </w:pPr>
-      <w:bookmarkStart w:id="19" w:name="_Toc224748102"/>
+      <w:bookmarkStart w:id="19" w:name="_Toc224758580"/>
       <w:r>
         <w:rPr>
           <w:rFonts w:ascii="Calibri" w:eastAsia="Calibri" w:hAnsi="Calibri" w:cs="Calibri"/>
@@ -13226,10 +14117,33 @@
     </w:p>
     <w:p>
       <w:pPr>
-        <w:rPr>
-          <w:lang w:val="en-US"/>
-        </w:rPr>
-      </w:pPr>
+        <w:jc w:val="right"/>
+        <w:rPr>
+          <w:color w:val="FF0000"/>
+          <w:lang w:val="en-US"/>
+        </w:rPr>
+      </w:pPr>
+      <w:r>
+        <w:rPr>
+          <w:color w:val="FF0000"/>
+          <w:lang w:val="en-US"/>
+        </w:rPr>
+        <w:t>(</w:t>
+      </w:r>
+      <w:r>
+        <w:rPr>
+          <w:color w:val="FF0000"/>
+          <w:lang w:val="en-US"/>
+        </w:rPr>
+        <w:t>AI</w:t>
+      </w:r>
+      <w:r>
+        <w:rPr>
+          <w:color w:val="FF0000"/>
+          <w:lang w:val="en-US"/>
+        </w:rPr>
+        <w:t>, DJ)</w:t>
+      </w:r>
     </w:p>
     <w:p>
       <w:pPr>
@@ -13307,28 +14221,414 @@
       </w:r>
     </w:p>
     <w:p/>
-    <w:p>
-      <w:pPr>
-        <w:rPr>
-          <w:b/>
-          <w:bCs/>
-          <w:color w:val="4C94D8" w:themeColor="text2" w:themeTint="80"/>
-          <w:sz w:val="36"/>
-          <w:szCs w:val="36"/>
-        </w:rPr>
-      </w:pPr>
-      <w:r>
-        <w:rPr>
-          <w:b/>
-          <w:bCs/>
-          <w:color w:val="4C94D8" w:themeColor="text2" w:themeTint="80"/>
-          <w:sz w:val="36"/>
-          <w:szCs w:val="36"/>
-        </w:rPr>
-        <w:t>(RISK MITIGATION LOG)</w:t>
-      </w:r>
-    </w:p>
-    <w:p/>
+    <w:tbl>
+      <w:tblPr>
+        <w:tblStyle w:val="TableGrid"/>
+        <w:tblW w:w="9634" w:type="dxa"/>
+        <w:tblLook w:val="04A0" w:firstRow="1" w:lastRow="0" w:firstColumn="1" w:lastColumn="0" w:noHBand="0" w:noVBand="1"/>
+      </w:tblPr>
+      <w:tblGrid>
+        <w:gridCol w:w="704"/>
+        <w:gridCol w:w="2835"/>
+        <w:gridCol w:w="2977"/>
+        <w:gridCol w:w="3118"/>
+      </w:tblGrid>
+      <w:tr>
+        <w:tc>
+          <w:tcPr>
+            <w:tcW w:w="704" w:type="dxa"/>
+            <w:shd w:val="clear" w:color="auto" w:fill="EE0000"/>
+          </w:tcPr>
+          <w:p>
+            <w:pPr>
+              <w:jc w:val="center"/>
+              <w:rPr>
+                <w:b/>
+                <w:bCs/>
+                <w:color w:val="FFFFFF" w:themeColor="background1"/>
+              </w:rPr>
+            </w:pPr>
+            <w:r>
+              <w:rPr>
+                <w:b/>
+                <w:bCs/>
+                <w:color w:val="FFFFFF" w:themeColor="background1"/>
+              </w:rPr>
+              <w:t>ID</w:t>
+            </w:r>
+          </w:p>
+        </w:tc>
+        <w:tc>
+          <w:tcPr>
+            <w:tcW w:w="2835" w:type="dxa"/>
+            <w:shd w:val="clear" w:color="auto" w:fill="EE0000"/>
+          </w:tcPr>
+          <w:p>
+            <w:pPr>
+              <w:jc w:val="center"/>
+              <w:rPr>
+                <w:b/>
+                <w:bCs/>
+                <w:color w:val="FFFFFF" w:themeColor="background1"/>
+              </w:rPr>
+            </w:pPr>
+            <w:r>
+              <w:rPr>
+                <w:b/>
+                <w:bCs/>
+                <w:color w:val="FFFFFF" w:themeColor="background1"/>
+              </w:rPr>
+              <w:t>Risk</w:t>
+            </w:r>
+          </w:p>
+        </w:tc>
+        <w:tc>
+          <w:tcPr>
+            <w:tcW w:w="2977" w:type="dxa"/>
+            <w:shd w:val="clear" w:color="auto" w:fill="EE0000"/>
+          </w:tcPr>
+          <w:p>
+            <w:pPr>
+              <w:jc w:val="center"/>
+              <w:rPr>
+                <w:b/>
+                <w:bCs/>
+                <w:color w:val="FFFFFF" w:themeColor="background1"/>
+              </w:rPr>
+            </w:pPr>
+            <w:r>
+              <w:rPr>
+                <w:b/>
+                <w:bCs/>
+                <w:color w:val="FFFFFF" w:themeColor="background1"/>
+              </w:rPr>
+              <w:t>Mitigation</w:t>
+            </w:r>
+          </w:p>
+        </w:tc>
+        <w:tc>
+          <w:tcPr>
+            <w:tcW w:w="3118" w:type="dxa"/>
+            <w:shd w:val="clear" w:color="auto" w:fill="EE0000"/>
+          </w:tcPr>
+          <w:p>
+            <w:pPr>
+              <w:jc w:val="center"/>
+              <w:rPr>
+                <w:b/>
+                <w:bCs/>
+                <w:color w:val="FFFFFF" w:themeColor="background1"/>
+              </w:rPr>
+            </w:pPr>
+            <w:r>
+              <w:rPr>
+                <w:b/>
+                <w:bCs/>
+                <w:color w:val="FFFFFF" w:themeColor="background1"/>
+              </w:rPr>
+              <w:t>Elimination</w:t>
+            </w:r>
+          </w:p>
+        </w:tc>
+      </w:tr>
+      <w:tr>
+        <w:tc>
+          <w:tcPr>
+            <w:tcW w:w="704" w:type="dxa"/>
+          </w:tcPr>
+          <w:p>
+            <w:r>
+              <w:t>1.1</w:t>
+            </w:r>
+          </w:p>
+        </w:tc>
+        <w:tc>
+          <w:tcPr>
+            <w:tcW w:w="2835" w:type="dxa"/>
+          </w:tcPr>
+          <w:p>
+            <w:r>
+              <w:t>Poor data quality</w:t>
+            </w:r>
+          </w:p>
+          <w:p/>
+        </w:tc>
+        <w:tc>
+          <w:tcPr>
+            <w:tcW w:w="2977" w:type="dxa"/>
+          </w:tcPr>
+          <w:p>
+            <w:r>
+              <w:t>Request data directly from LNER.</w:t>
+            </w:r>
+          </w:p>
+          <w:p/>
+          <w:p>
+            <w:r>
+              <w:t>Apply data cleaning techniques (imputation etc.)</w:t>
+            </w:r>
+          </w:p>
+        </w:tc>
+        <w:tc>
+          <w:tcPr>
+            <w:tcW w:w="3118" w:type="dxa"/>
+          </w:tcPr>
+          <w:p/>
+        </w:tc>
+      </w:tr>
+      <w:tr>
+        <w:tc>
+          <w:tcPr>
+            <w:tcW w:w="704" w:type="dxa"/>
+          </w:tcPr>
+          <w:p>
+            <w:r>
+              <w:t>1.1</w:t>
+            </w:r>
+          </w:p>
+        </w:tc>
+        <w:tc>
+          <w:tcPr>
+            <w:tcW w:w="2835" w:type="dxa"/>
+          </w:tcPr>
+          <w:p>
+            <w:r>
+              <w:t>Data collection takes too long</w:t>
+            </w:r>
+          </w:p>
+        </w:tc>
+        <w:tc>
+          <w:tcPr>
+            <w:tcW w:w="2977" w:type="dxa"/>
+          </w:tcPr>
+          <w:p/>
+        </w:tc>
+        <w:tc>
+          <w:tcPr>
+            <w:tcW w:w="3118" w:type="dxa"/>
+          </w:tcPr>
+          <w:p>
+            <w:r>
+              <w:t>Reduce scope and leave open for future scalability</w:t>
+            </w:r>
+          </w:p>
+        </w:tc>
+      </w:tr>
+      <w:tr>
+        <w:tc>
+          <w:tcPr>
+            <w:tcW w:w="704" w:type="dxa"/>
+          </w:tcPr>
+          <w:p>
+            <w:r>
+              <w:t>1.2</w:t>
+            </w:r>
+          </w:p>
+        </w:tc>
+        <w:tc>
+          <w:tcPr>
+            <w:tcW w:w="2835" w:type="dxa"/>
+          </w:tcPr>
+          <w:p>
+            <w:r>
+              <w:t>Lack of meaningful insights</w:t>
+            </w:r>
+          </w:p>
+        </w:tc>
+        <w:tc>
+          <w:tcPr>
+            <w:tcW w:w="2977" w:type="dxa"/>
+          </w:tcPr>
+          <w:p>
+            <w:r>
+              <w:t>Consult domain experts</w:t>
+            </w:r>
+          </w:p>
+          <w:p/>
+          <w:p>
+            <w:r>
+              <w:t>Add new features</w:t>
+            </w:r>
+          </w:p>
+        </w:tc>
+        <w:tc>
+          <w:tcPr>
+            <w:tcW w:w="3118" w:type="dxa"/>
+          </w:tcPr>
+          <w:p/>
+        </w:tc>
+      </w:tr>
+      <w:tr>
+        <w:tc>
+          <w:tcPr>
+            <w:tcW w:w="704" w:type="dxa"/>
+          </w:tcPr>
+          <w:p>
+            <w:r>
+              <w:t>1.3</w:t>
+            </w:r>
+          </w:p>
+        </w:tc>
+        <w:tc>
+          <w:tcPr>
+            <w:tcW w:w="2835" w:type="dxa"/>
+          </w:tcPr>
+          <w:p>
+            <w:r>
+              <w:t>Bad model performance</w:t>
+            </w:r>
+          </w:p>
+          <w:p/>
+        </w:tc>
+        <w:tc>
+          <w:tcPr>
+            <w:tcW w:w="2977" w:type="dxa"/>
+          </w:tcPr>
+          <w:p>
+            <w:r>
+              <w:t>Compare multiple models.</w:t>
+            </w:r>
+          </w:p>
+          <w:p/>
+          <w:p>
+            <w:r>
+              <w:t xml:space="preserve">Use </w:t>
+            </w:r>
+            <w:proofErr w:type="spellStart"/>
+            <w:r>
+              <w:t>GridSearch</w:t>
+            </w:r>
+            <w:proofErr w:type="spellEnd"/>
+            <w:r>
+              <w:t xml:space="preserve"> to tune hyperparameters or make use of ensemble learning.</w:t>
+            </w:r>
+          </w:p>
+        </w:tc>
+        <w:tc>
+          <w:tcPr>
+            <w:tcW w:w="3118" w:type="dxa"/>
+          </w:tcPr>
+          <w:p/>
+        </w:tc>
+      </w:tr>
+      <w:tr>
+        <w:tc>
+          <w:tcPr>
+            <w:tcW w:w="704" w:type="dxa"/>
+          </w:tcPr>
+          <w:p>
+            <w:r>
+              <w:t>1.3</w:t>
+            </w:r>
+          </w:p>
+        </w:tc>
+        <w:tc>
+          <w:tcPr>
+            <w:tcW w:w="2835" w:type="dxa"/>
+          </w:tcPr>
+          <w:p>
+            <w:r>
+              <w:t>Bad/No disruption labels</w:t>
+            </w:r>
+          </w:p>
+        </w:tc>
+        <w:tc>
+          <w:tcPr>
+            <w:tcW w:w="2977" w:type="dxa"/>
+          </w:tcPr>
+          <w:p/>
+        </w:tc>
+        <w:tc>
+          <w:tcPr>
+            <w:tcW w:w="3118" w:type="dxa"/>
+          </w:tcPr>
+          <w:p>
+            <w:r>
+              <w:t>Create pseudo disruption flags based on available features using domain knowledge.</w:t>
+            </w:r>
+          </w:p>
+        </w:tc>
+      </w:tr>
+      <w:tr>
+        <w:tc>
+          <w:tcPr>
+            <w:tcW w:w="704" w:type="dxa"/>
+          </w:tcPr>
+          <w:p>
+            <w:r>
+              <w:t>1.4</w:t>
+            </w:r>
+          </w:p>
+        </w:tc>
+        <w:tc>
+          <w:tcPr>
+            <w:tcW w:w="2835" w:type="dxa"/>
+          </w:tcPr>
+          <w:p>
+            <w:r>
+              <w:t>Complete model metrics unavailable</w:t>
+            </w:r>
+          </w:p>
+        </w:tc>
+        <w:tc>
+          <w:tcPr>
+            <w:tcW w:w="2977" w:type="dxa"/>
+          </w:tcPr>
+          <w:p/>
+        </w:tc>
+        <w:tc>
+          <w:tcPr>
+            <w:tcW w:w="3118" w:type="dxa"/>
+          </w:tcPr>
+          <w:p>
+            <w:r>
+              <w:t>Use techniques to train quicker models and use as a base/expected minimum performance and improve on metrics for final report.</w:t>
+            </w:r>
+          </w:p>
+        </w:tc>
+      </w:tr>
+      <w:tr>
+        <w:trPr>
+          <w:trHeight w:val="43"/>
+        </w:trPr>
+        <w:tc>
+          <w:tcPr>
+            <w:tcW w:w="704" w:type="dxa"/>
+          </w:tcPr>
+          <w:p>
+            <w:r>
+              <w:t>1.5</w:t>
+            </w:r>
+          </w:p>
+        </w:tc>
+        <w:tc>
+          <w:tcPr>
+            <w:tcW w:w="2835" w:type="dxa"/>
+          </w:tcPr>
+          <w:p>
+            <w:r>
+              <w:t>Models take too long to train</w:t>
+            </w:r>
+          </w:p>
+        </w:tc>
+        <w:tc>
+          <w:tcPr>
+            <w:tcW w:w="2977" w:type="dxa"/>
+          </w:tcPr>
+          <w:p/>
+        </w:tc>
+        <w:tc>
+          <w:tcPr>
+            <w:tcW w:w="3118" w:type="dxa"/>
+          </w:tcPr>
+          <w:p>
+            <w:r>
+              <w:t>Reduce scope and leave open for future scalability.</w:t>
+            </w:r>
+          </w:p>
+        </w:tc>
+      </w:tr>
+    </w:tbl>
     <w:p/>
     <w:p>
       <w:pPr>
@@ -13342,6 +14642,1252 @@
           <w:lang w:val="en-US"/>
         </w:rPr>
       </w:pPr>
+    </w:p>
+    <w:p>
+      <w:pPr>
+        <w:spacing w:line="278" w:lineRule="auto"/>
+        <w:rPr>
+          <w:b/>
+          <w:bCs/>
+          <w:color w:val="FF0000"/>
+          <w:sz w:val="36"/>
+          <w:szCs w:val="36"/>
+          <w:lang w:val="en-US"/>
+        </w:rPr>
+      </w:pPr>
+    </w:p>
+    <w:p>
+      <w:pPr>
+        <w:spacing w:line="278" w:lineRule="auto"/>
+        <w:rPr>
+          <w:b/>
+          <w:bCs/>
+          <w:color w:val="FF0000"/>
+          <w:sz w:val="36"/>
+          <w:szCs w:val="36"/>
+          <w:lang w:val="en-US"/>
+        </w:rPr>
+      </w:pPr>
+    </w:p>
+    <w:p>
+      <w:pPr>
+        <w:pStyle w:val="Heading3"/>
+        <w:spacing w:before="200"/>
+        <w:jc w:val="center"/>
+        <w:rPr>
+          <w:rFonts w:ascii="Calibri" w:eastAsia="Calibri" w:hAnsi="Calibri" w:cs="Calibri"/>
+          <w:b/>
+          <w:bCs/>
+          <w:color w:val="FF0000"/>
+          <w:sz w:val="32"/>
+          <w:szCs w:val="32"/>
+          <w:lang w:val="en-US"/>
+        </w:rPr>
+      </w:pPr>
+      <w:bookmarkStart w:id="20" w:name="_Toc224758581"/>
+      <w:r>
+        <w:rPr>
+          <w:rFonts w:ascii="Calibri" w:eastAsia="Calibri" w:hAnsi="Calibri" w:cs="Calibri"/>
+          <w:b/>
+          <w:bCs/>
+          <w:color w:val="FF0000"/>
+          <w:sz w:val="32"/>
+          <w:szCs w:val="32"/>
+          <w:lang w:val="en-US"/>
+        </w:rPr>
+        <w:t>4</w:t>
+      </w:r>
+      <w:r>
+        <w:rPr>
+          <w:rFonts w:ascii="Calibri" w:eastAsia="Calibri" w:hAnsi="Calibri" w:cs="Calibri"/>
+          <w:b/>
+          <w:bCs/>
+          <w:color w:val="FF0000"/>
+          <w:sz w:val="32"/>
+          <w:szCs w:val="32"/>
+          <w:lang w:val="en-US"/>
+        </w:rPr>
+        <w:t>.</w:t>
+      </w:r>
+      <w:r>
+        <w:rPr>
+          <w:rFonts w:ascii="Calibri" w:eastAsia="Calibri" w:hAnsi="Calibri" w:cs="Calibri"/>
+          <w:b/>
+          <w:bCs/>
+          <w:color w:val="FF0000"/>
+          <w:sz w:val="32"/>
+          <w:szCs w:val="32"/>
+          <w:lang w:val="en-US"/>
+        </w:rPr>
+        <w:t>5</w:t>
+      </w:r>
+      <w:r>
+        <w:rPr>
+          <w:rFonts w:ascii="Calibri" w:eastAsia="Calibri" w:hAnsi="Calibri" w:cs="Calibri"/>
+          <w:b/>
+          <w:bCs/>
+          <w:color w:val="FF0000"/>
+          <w:sz w:val="32"/>
+          <w:szCs w:val="32"/>
+          <w:lang w:val="en-US"/>
+        </w:rPr>
+        <w:t xml:space="preserve"> </w:t>
+      </w:r>
+      <w:bookmarkEnd w:id="20"/>
+      <w:r>
+        <w:rPr>
+          <w:rFonts w:ascii="Calibri" w:eastAsia="Calibri" w:hAnsi="Calibri" w:cs="Calibri"/>
+          <w:b/>
+          <w:bCs/>
+          <w:color w:val="FF0000"/>
+          <w:sz w:val="32"/>
+          <w:szCs w:val="32"/>
+          <w:lang w:val="en-US"/>
+        </w:rPr>
+        <w:t>Meetings</w:t>
+      </w:r>
+    </w:p>
+    <w:p>
+      <w:pPr>
+        <w:rPr>
+          <w:lang w:val="en-US"/>
+        </w:rPr>
+      </w:pPr>
+    </w:p>
+    <w:p>
+      <w:pPr>
+        <w:jc w:val="right"/>
+        <w:rPr>
+          <w:color w:val="FF0000"/>
+          <w:lang w:val="en-US"/>
+        </w:rPr>
+      </w:pPr>
+      <w:r>
+        <w:rPr>
+          <w:color w:val="FF0000"/>
+          <w:lang w:val="en-US"/>
+        </w:rPr>
+        <w:t xml:space="preserve"> </w:t>
+      </w:r>
+      <w:r>
+        <w:rPr>
+          <w:color w:val="FF0000"/>
+          <w:lang w:val="en-US"/>
+        </w:rPr>
+        <w:t>(</w:t>
+      </w:r>
+      <w:r>
+        <w:rPr>
+          <w:color w:val="FF0000"/>
+          <w:lang w:val="en-US"/>
+        </w:rPr>
+        <w:t>DJ)</w:t>
+      </w:r>
+    </w:p>
+    <w:p>
+      <w:pPr>
+        <w:jc w:val="right"/>
+        <w:rPr>
+          <w:color w:val="FF0000"/>
+          <w:lang w:val="en-US"/>
+        </w:rPr>
+      </w:pPr>
+    </w:p>
+    <w:p>
+      <w:pPr>
+        <w:rPr>
+          <w:lang w:val="en-US"/>
+        </w:rPr>
+      </w:pPr>
+      <w:r>
+        <w:rPr>
+          <w:lang w:val="en-US"/>
+        </w:rPr>
+        <w:t>The aim is to meet at least once a week on Friday 1pm to 2pm</w:t>
+      </w:r>
+      <w:r>
+        <w:rPr>
+          <w:lang w:val="en-US"/>
+        </w:rPr>
+        <w:t xml:space="preserve"> to share progress on tasks and </w:t>
+      </w:r>
+      <w:proofErr w:type="spellStart"/>
+      <w:r>
+        <w:rPr>
+          <w:lang w:val="en-US"/>
+        </w:rPr>
+        <w:t>prioritise</w:t>
+      </w:r>
+      <w:proofErr w:type="spellEnd"/>
+      <w:r>
+        <w:rPr>
+          <w:lang w:val="en-US"/>
+        </w:rPr>
+        <w:t xml:space="preserve"> </w:t>
+      </w:r>
+      <w:proofErr w:type="gramStart"/>
+      <w:r>
+        <w:rPr>
+          <w:lang w:val="en-US"/>
+        </w:rPr>
+        <w:t>next</w:t>
+      </w:r>
+      <w:proofErr w:type="gramEnd"/>
+      <w:r>
+        <w:rPr>
+          <w:lang w:val="en-US"/>
+        </w:rPr>
+        <w:t xml:space="preserve"> steps. A</w:t>
+      </w:r>
+      <w:r>
+        <w:rPr>
+          <w:lang w:val="en-US"/>
+        </w:rPr>
+        <w:t xml:space="preserve"> second meeting slot </w:t>
+      </w:r>
+      <w:r>
+        <w:rPr>
+          <w:lang w:val="en-US"/>
+        </w:rPr>
+        <w:t xml:space="preserve">is </w:t>
+      </w:r>
+      <w:r>
+        <w:rPr>
+          <w:lang w:val="en-US"/>
+        </w:rPr>
+        <w:t>always reserved for support or emergencies on Tuesday 1pm to 2pm.</w:t>
+      </w:r>
+      <w:r>
+        <w:rPr>
+          <w:lang w:val="en-US"/>
+        </w:rPr>
+        <w:t xml:space="preserve"> The table will be updated </w:t>
+      </w:r>
+      <w:r>
+        <w:rPr>
+          <w:lang w:val="en-US"/>
+        </w:rPr>
+        <w:t>after every meeting</w:t>
+      </w:r>
+      <w:r>
+        <w:rPr>
+          <w:lang w:val="en-US"/>
+        </w:rPr>
+        <w:t xml:space="preserve"> until completion.</w:t>
+      </w:r>
+    </w:p>
+    <w:p>
+      <w:pPr>
+        <w:rPr>
+          <w:lang w:val="en-US"/>
+        </w:rPr>
+      </w:pPr>
+    </w:p>
+    <w:tbl>
+      <w:tblPr>
+        <w:tblStyle w:val="TableGrid"/>
+        <w:tblW w:w="9634" w:type="dxa"/>
+        <w:tblLayout w:type="fixed"/>
+        <w:tblLook w:val="04A0" w:firstRow="1" w:lastRow="0" w:firstColumn="1" w:lastColumn="0" w:noHBand="0" w:noVBand="1"/>
+      </w:tblPr>
+      <w:tblGrid>
+        <w:gridCol w:w="980"/>
+        <w:gridCol w:w="1567"/>
+        <w:gridCol w:w="1276"/>
+        <w:gridCol w:w="1500"/>
+        <w:gridCol w:w="4311"/>
+      </w:tblGrid>
+      <w:tr>
+        <w:tc>
+          <w:tcPr>
+            <w:tcW w:w="980" w:type="dxa"/>
+            <w:shd w:val="clear" w:color="auto" w:fill="EE0000"/>
+          </w:tcPr>
+          <w:p>
+            <w:pPr>
+              <w:jc w:val="center"/>
+              <w:rPr>
+                <w:b/>
+                <w:bCs/>
+                <w:color w:val="FFFFFF" w:themeColor="background1"/>
+                <w:lang w:val="en-US"/>
+              </w:rPr>
+            </w:pPr>
+            <w:r>
+              <w:rPr>
+                <w:b/>
+                <w:bCs/>
+                <w:color w:val="FFFFFF" w:themeColor="background1"/>
+                <w:lang w:val="en-US"/>
+              </w:rPr>
+              <w:t>Date</w:t>
+            </w:r>
+          </w:p>
+        </w:tc>
+        <w:tc>
+          <w:tcPr>
+            <w:tcW w:w="1567" w:type="dxa"/>
+            <w:shd w:val="clear" w:color="auto" w:fill="EE0000"/>
+          </w:tcPr>
+          <w:p>
+            <w:pPr>
+              <w:jc w:val="center"/>
+              <w:rPr>
+                <w:b/>
+                <w:bCs/>
+                <w:color w:val="FFFFFF" w:themeColor="background1"/>
+                <w:lang w:val="en-US"/>
+              </w:rPr>
+            </w:pPr>
+            <w:r>
+              <w:rPr>
+                <w:b/>
+                <w:bCs/>
+                <w:color w:val="FFFFFF" w:themeColor="background1"/>
+                <w:lang w:val="en-US"/>
+              </w:rPr>
+              <w:t>Time</w:t>
+            </w:r>
+          </w:p>
+        </w:tc>
+        <w:tc>
+          <w:tcPr>
+            <w:tcW w:w="1276" w:type="dxa"/>
+            <w:shd w:val="clear" w:color="auto" w:fill="EE0000"/>
+          </w:tcPr>
+          <w:p>
+            <w:pPr>
+              <w:jc w:val="center"/>
+              <w:rPr>
+                <w:b/>
+                <w:bCs/>
+                <w:color w:val="FFFFFF" w:themeColor="background1"/>
+                <w:lang w:val="en-US"/>
+              </w:rPr>
+            </w:pPr>
+            <w:r>
+              <w:rPr>
+                <w:b/>
+                <w:bCs/>
+                <w:color w:val="FFFFFF" w:themeColor="background1"/>
+                <w:lang w:val="en-US"/>
+              </w:rPr>
+              <w:t>Location</w:t>
+            </w:r>
+          </w:p>
+        </w:tc>
+        <w:tc>
+          <w:tcPr>
+            <w:tcW w:w="1500" w:type="dxa"/>
+            <w:shd w:val="clear" w:color="auto" w:fill="EE0000"/>
+          </w:tcPr>
+          <w:p>
+            <w:pPr>
+              <w:jc w:val="center"/>
+              <w:rPr>
+                <w:b/>
+                <w:bCs/>
+                <w:color w:val="FFFFFF" w:themeColor="background1"/>
+                <w:lang w:val="en-US"/>
+              </w:rPr>
+            </w:pPr>
+            <w:r>
+              <w:rPr>
+                <w:b/>
+                <w:bCs/>
+                <w:color w:val="FFFFFF" w:themeColor="background1"/>
+                <w:lang w:val="en-US"/>
+              </w:rPr>
+              <w:t>Attendance</w:t>
+            </w:r>
+          </w:p>
+        </w:tc>
+        <w:tc>
+          <w:tcPr>
+            <w:tcW w:w="4311" w:type="dxa"/>
+            <w:shd w:val="clear" w:color="auto" w:fill="EE0000"/>
+          </w:tcPr>
+          <w:p>
+            <w:pPr>
+              <w:jc w:val="center"/>
+              <w:rPr>
+                <w:b/>
+                <w:bCs/>
+                <w:color w:val="FFFFFF" w:themeColor="background1"/>
+                <w:lang w:val="en-US"/>
+              </w:rPr>
+            </w:pPr>
+            <w:r>
+              <w:rPr>
+                <w:b/>
+                <w:bCs/>
+                <w:color w:val="FFFFFF" w:themeColor="background1"/>
+                <w:lang w:val="en-US"/>
+              </w:rPr>
+              <w:t>Notes</w:t>
+            </w:r>
+          </w:p>
+        </w:tc>
+      </w:tr>
+      <w:tr>
+        <w:tc>
+          <w:tcPr>
+            <w:tcW w:w="980" w:type="dxa"/>
+          </w:tcPr>
+          <w:p>
+            <w:pPr>
+              <w:rPr>
+                <w:lang w:val="en-US"/>
+              </w:rPr>
+            </w:pPr>
+            <w:r>
+              <w:rPr>
+                <w:lang w:val="en-US"/>
+              </w:rPr>
+              <w:t>FRI 13/02</w:t>
+            </w:r>
+          </w:p>
+        </w:tc>
+        <w:tc>
+          <w:tcPr>
+            <w:tcW w:w="1567" w:type="dxa"/>
+          </w:tcPr>
+          <w:p>
+            <w:pPr>
+              <w:rPr>
+                <w:lang w:val="en-US"/>
+              </w:rPr>
+            </w:pPr>
+            <w:r>
+              <w:rPr>
+                <w:lang w:val="en-US"/>
+              </w:rPr>
+              <w:t>1pm - 2pm</w:t>
+            </w:r>
+          </w:p>
+        </w:tc>
+        <w:tc>
+          <w:tcPr>
+            <w:tcW w:w="1276" w:type="dxa"/>
+          </w:tcPr>
+          <w:p>
+            <w:pPr>
+              <w:rPr>
+                <w:lang w:val="en-US"/>
+              </w:rPr>
+            </w:pPr>
+            <w:r>
+              <w:rPr>
+                <w:lang w:val="en-US"/>
+              </w:rPr>
+              <w:t>Copland</w:t>
+            </w:r>
+          </w:p>
+        </w:tc>
+        <w:tc>
+          <w:tcPr>
+            <w:tcW w:w="1500" w:type="dxa"/>
+          </w:tcPr>
+          <w:p>
+            <w:pPr>
+              <w:rPr>
+                <w:lang w:val="en-US"/>
+              </w:rPr>
+            </w:pPr>
+            <w:r>
+              <w:rPr>
+                <w:lang w:val="en-US"/>
+              </w:rPr>
+              <w:t>AA, AI, CN, DJ</w:t>
+            </w:r>
+          </w:p>
+        </w:tc>
+        <w:tc>
+          <w:tcPr>
+            <w:tcW w:w="4311" w:type="dxa"/>
+          </w:tcPr>
+          <w:p>
+            <w:pPr>
+              <w:rPr>
+                <w:lang w:val="en-US"/>
+              </w:rPr>
+            </w:pPr>
+            <w:r>
+              <w:rPr>
+                <w:lang w:val="en-US"/>
+              </w:rPr>
+              <w:t>Discussing coursework</w:t>
+            </w:r>
+            <w:r>
+              <w:rPr>
+                <w:lang w:val="en-US"/>
+              </w:rPr>
+              <w:t>, availability, and shared/</w:t>
+            </w:r>
+            <w:proofErr w:type="spellStart"/>
+            <w:r>
+              <w:rPr>
+                <w:lang w:val="en-US"/>
+              </w:rPr>
+              <w:t>finalised</w:t>
+            </w:r>
+            <w:proofErr w:type="spellEnd"/>
+            <w:r>
+              <w:rPr>
+                <w:lang w:val="en-US"/>
+              </w:rPr>
+              <w:t xml:space="preserve"> set of interview questions</w:t>
+            </w:r>
+          </w:p>
+        </w:tc>
+      </w:tr>
+      <w:tr>
+        <w:tc>
+          <w:tcPr>
+            <w:tcW w:w="980" w:type="dxa"/>
+          </w:tcPr>
+          <w:p>
+            <w:pPr>
+              <w:rPr>
+                <w:lang w:val="en-US"/>
+              </w:rPr>
+            </w:pPr>
+            <w:r>
+              <w:rPr>
+                <w:lang w:val="en-US"/>
+              </w:rPr>
+              <w:t>FRI 20/02</w:t>
+            </w:r>
+          </w:p>
+        </w:tc>
+        <w:tc>
+          <w:tcPr>
+            <w:tcW w:w="1567" w:type="dxa"/>
+          </w:tcPr>
+          <w:p>
+            <w:pPr>
+              <w:rPr>
+                <w:lang w:val="en-US"/>
+              </w:rPr>
+            </w:pPr>
+            <w:r>
+              <w:rPr>
+                <w:lang w:val="en-US"/>
+              </w:rPr>
+              <w:t>1pm - 2pm</w:t>
+            </w:r>
+          </w:p>
+        </w:tc>
+        <w:tc>
+          <w:tcPr>
+            <w:tcW w:w="1276" w:type="dxa"/>
+          </w:tcPr>
+          <w:p>
+            <w:pPr>
+              <w:rPr>
+                <w:lang w:val="en-US"/>
+              </w:rPr>
+            </w:pPr>
+            <w:r>
+              <w:rPr>
+                <w:lang w:val="en-US"/>
+              </w:rPr>
+              <w:t>Copland</w:t>
+            </w:r>
+          </w:p>
+        </w:tc>
+        <w:tc>
+          <w:tcPr>
+            <w:tcW w:w="1500" w:type="dxa"/>
+          </w:tcPr>
+          <w:p>
+            <w:pPr>
+              <w:rPr>
+                <w:lang w:val="en-US"/>
+              </w:rPr>
+            </w:pPr>
+            <w:r>
+              <w:rPr>
+                <w:lang w:val="en-US"/>
+              </w:rPr>
+              <w:t>AA, AI, CN, DJ</w:t>
+            </w:r>
+          </w:p>
+        </w:tc>
+        <w:tc>
+          <w:tcPr>
+            <w:tcW w:w="4311" w:type="dxa"/>
+          </w:tcPr>
+          <w:p>
+            <w:pPr>
+              <w:rPr>
+                <w:lang w:val="en-US"/>
+              </w:rPr>
+            </w:pPr>
+            <w:r>
+              <w:rPr>
+                <w:lang w:val="en-US"/>
+              </w:rPr>
+              <w:t>Discussing potential datasets and approach</w:t>
+            </w:r>
+          </w:p>
+        </w:tc>
+      </w:tr>
+      <w:tr>
+        <w:tc>
+          <w:tcPr>
+            <w:tcW w:w="980" w:type="dxa"/>
+          </w:tcPr>
+          <w:p>
+            <w:pPr>
+              <w:rPr>
+                <w:lang w:val="en-US"/>
+              </w:rPr>
+            </w:pPr>
+            <w:r>
+              <w:rPr>
+                <w:lang w:val="en-US"/>
+              </w:rPr>
+              <w:t>FRI 27/02</w:t>
+            </w:r>
+          </w:p>
+        </w:tc>
+        <w:tc>
+          <w:tcPr>
+            <w:tcW w:w="1567" w:type="dxa"/>
+          </w:tcPr>
+          <w:p>
+            <w:pPr>
+              <w:rPr>
+                <w:lang w:val="en-US"/>
+              </w:rPr>
+            </w:pPr>
+            <w:r>
+              <w:rPr>
+                <w:lang w:val="en-US"/>
+              </w:rPr>
+              <w:t>1</w:t>
+            </w:r>
+            <w:r>
+              <w:rPr>
+                <w:lang w:val="en-US"/>
+              </w:rPr>
+              <w:t>2</w:t>
+            </w:r>
+            <w:r>
+              <w:rPr>
+                <w:lang w:val="en-US"/>
+              </w:rPr>
+              <w:t xml:space="preserve">pm - </w:t>
+            </w:r>
+            <w:r>
+              <w:rPr>
+                <w:lang w:val="en-US"/>
+              </w:rPr>
+              <w:t>3</w:t>
+            </w:r>
+            <w:r>
+              <w:rPr>
+                <w:lang w:val="en-US"/>
+              </w:rPr>
+              <w:t>pm</w:t>
+            </w:r>
+          </w:p>
+        </w:tc>
+        <w:tc>
+          <w:tcPr>
+            <w:tcW w:w="1276" w:type="dxa"/>
+          </w:tcPr>
+          <w:p>
+            <w:pPr>
+              <w:rPr>
+                <w:lang w:val="en-US"/>
+              </w:rPr>
+            </w:pPr>
+            <w:r>
+              <w:rPr>
+                <w:lang w:val="en-US"/>
+              </w:rPr>
+              <w:t>Online</w:t>
+            </w:r>
+          </w:p>
+        </w:tc>
+        <w:tc>
+          <w:tcPr>
+            <w:tcW w:w="1500" w:type="dxa"/>
+          </w:tcPr>
+          <w:p>
+            <w:pPr>
+              <w:rPr>
+                <w:lang w:val="en-US"/>
+              </w:rPr>
+            </w:pPr>
+            <w:r>
+              <w:rPr>
+                <w:lang w:val="en-US"/>
+              </w:rPr>
+              <w:t>AA, AI, CN, DJ</w:t>
+            </w:r>
+          </w:p>
+        </w:tc>
+        <w:tc>
+          <w:tcPr>
+            <w:tcW w:w="4311" w:type="dxa"/>
+          </w:tcPr>
+          <w:p>
+            <w:pPr>
+              <w:rPr>
+                <w:lang w:val="en-US"/>
+              </w:rPr>
+            </w:pPr>
+            <w:r>
+              <w:rPr>
+                <w:lang w:val="en-US"/>
+              </w:rPr>
+              <w:t xml:space="preserve">Finalizing </w:t>
+            </w:r>
+            <w:proofErr w:type="gramStart"/>
+            <w:r>
+              <w:rPr>
+                <w:lang w:val="en-US"/>
+              </w:rPr>
+              <w:t>expected</w:t>
+            </w:r>
+            <w:proofErr w:type="gramEnd"/>
+            <w:r>
+              <w:rPr>
+                <w:lang w:val="en-US"/>
+              </w:rPr>
+              <w:t xml:space="preserve"> approach, finalizing roles and sharing all findings so far</w:t>
+            </w:r>
+          </w:p>
+        </w:tc>
+      </w:tr>
+      <w:tr>
+        <w:tc>
+          <w:tcPr>
+            <w:tcW w:w="980" w:type="dxa"/>
+          </w:tcPr>
+          <w:p>
+            <w:pPr>
+              <w:rPr>
+                <w:lang w:val="en-US"/>
+              </w:rPr>
+            </w:pPr>
+            <w:r>
+              <w:rPr>
+                <w:lang w:val="en-US"/>
+              </w:rPr>
+              <w:t>FRI 06/03</w:t>
+            </w:r>
+          </w:p>
+        </w:tc>
+        <w:tc>
+          <w:tcPr>
+            <w:tcW w:w="1567" w:type="dxa"/>
+          </w:tcPr>
+          <w:p>
+            <w:pPr>
+              <w:rPr>
+                <w:lang w:val="en-US"/>
+              </w:rPr>
+            </w:pPr>
+            <w:r>
+              <w:rPr>
+                <w:lang w:val="en-US"/>
+              </w:rPr>
+              <w:t>1pm - 2pm</w:t>
+            </w:r>
+          </w:p>
+        </w:tc>
+        <w:tc>
+          <w:tcPr>
+            <w:tcW w:w="1276" w:type="dxa"/>
+          </w:tcPr>
+          <w:p>
+            <w:pPr>
+              <w:rPr>
+                <w:lang w:val="en-US"/>
+              </w:rPr>
+            </w:pPr>
+            <w:r>
+              <w:rPr>
+                <w:lang w:val="en-US"/>
+              </w:rPr>
+              <w:t>Cavendish</w:t>
+            </w:r>
+          </w:p>
+        </w:tc>
+        <w:tc>
+          <w:tcPr>
+            <w:tcW w:w="1500" w:type="dxa"/>
+          </w:tcPr>
+          <w:p>
+            <w:pPr>
+              <w:rPr>
+                <w:lang w:val="en-US"/>
+              </w:rPr>
+            </w:pPr>
+            <w:r>
+              <w:rPr>
+                <w:lang w:val="en-US"/>
+              </w:rPr>
+              <w:t>AA, AI, DJ</w:t>
+            </w:r>
+          </w:p>
+        </w:tc>
+        <w:tc>
+          <w:tcPr>
+            <w:tcW w:w="4311" w:type="dxa"/>
+          </w:tcPr>
+          <w:p>
+            <w:pPr>
+              <w:rPr>
+                <w:lang w:val="en-US"/>
+              </w:rPr>
+            </w:pPr>
+            <w:r>
+              <w:rPr>
+                <w:lang w:val="en-US"/>
+              </w:rPr>
+              <w:t>Progress on current tasks and issues</w:t>
+            </w:r>
+          </w:p>
+        </w:tc>
+      </w:tr>
+      <w:tr>
+        <w:tc>
+          <w:tcPr>
+            <w:tcW w:w="980" w:type="dxa"/>
+          </w:tcPr>
+          <w:p>
+            <w:pPr>
+              <w:rPr>
+                <w:lang w:val="en-US"/>
+              </w:rPr>
+            </w:pPr>
+            <w:r>
+              <w:rPr>
+                <w:lang w:val="en-US"/>
+              </w:rPr>
+              <w:t>TUE</w:t>
+            </w:r>
+          </w:p>
+          <w:p>
+            <w:pPr>
+              <w:rPr>
+                <w:lang w:val="en-US"/>
+              </w:rPr>
+            </w:pPr>
+            <w:r>
+              <w:rPr>
+                <w:lang w:val="en-US"/>
+              </w:rPr>
+              <w:t>10/03</w:t>
+            </w:r>
+          </w:p>
+        </w:tc>
+        <w:tc>
+          <w:tcPr>
+            <w:tcW w:w="1567" w:type="dxa"/>
+          </w:tcPr>
+          <w:p>
+            <w:pPr>
+              <w:rPr>
+                <w:lang w:val="en-US"/>
+              </w:rPr>
+            </w:pPr>
+            <w:r>
+              <w:rPr>
+                <w:lang w:val="en-US"/>
+              </w:rPr>
+              <w:t>1pm - 2pm</w:t>
+            </w:r>
+          </w:p>
+        </w:tc>
+        <w:tc>
+          <w:tcPr>
+            <w:tcW w:w="1276" w:type="dxa"/>
+          </w:tcPr>
+          <w:p>
+            <w:pPr>
+              <w:rPr>
+                <w:lang w:val="en-US"/>
+              </w:rPr>
+            </w:pPr>
+            <w:r>
+              <w:rPr>
+                <w:lang w:val="en-US"/>
+              </w:rPr>
+              <w:t>Copland</w:t>
+            </w:r>
+          </w:p>
+        </w:tc>
+        <w:tc>
+          <w:tcPr>
+            <w:tcW w:w="1500" w:type="dxa"/>
+          </w:tcPr>
+          <w:p>
+            <w:pPr>
+              <w:rPr>
+                <w:lang w:val="en-US"/>
+              </w:rPr>
+            </w:pPr>
+            <w:r>
+              <w:rPr>
+                <w:lang w:val="en-US"/>
+              </w:rPr>
+              <w:t>AA, AI, DJ</w:t>
+            </w:r>
+          </w:p>
+        </w:tc>
+        <w:tc>
+          <w:tcPr>
+            <w:tcW w:w="4311" w:type="dxa"/>
+          </w:tcPr>
+          <w:p>
+            <w:pPr>
+              <w:rPr>
+                <w:lang w:val="en-US"/>
+              </w:rPr>
+            </w:pPr>
+            <w:r>
+              <w:rPr>
+                <w:lang w:val="en-US"/>
+              </w:rPr>
+              <w:t>Progress on current tasks and issues</w:t>
+            </w:r>
+          </w:p>
+        </w:tc>
+      </w:tr>
+      <w:tr>
+        <w:tc>
+          <w:tcPr>
+            <w:tcW w:w="980" w:type="dxa"/>
+          </w:tcPr>
+          <w:p>
+            <w:pPr>
+              <w:rPr>
+                <w:lang w:val="en-US"/>
+              </w:rPr>
+            </w:pPr>
+            <w:r>
+              <w:rPr>
+                <w:lang w:val="en-US"/>
+              </w:rPr>
+              <w:t>FRI 13/03</w:t>
+            </w:r>
+          </w:p>
+        </w:tc>
+        <w:tc>
+          <w:tcPr>
+            <w:tcW w:w="1567" w:type="dxa"/>
+          </w:tcPr>
+          <w:p>
+            <w:pPr>
+              <w:rPr>
+                <w:lang w:val="en-US"/>
+              </w:rPr>
+            </w:pPr>
+            <w:r>
+              <w:rPr>
+                <w:lang w:val="en-US"/>
+              </w:rPr>
+              <w:t>1pm - 2pm</w:t>
+            </w:r>
+          </w:p>
+        </w:tc>
+        <w:tc>
+          <w:tcPr>
+            <w:tcW w:w="1276" w:type="dxa"/>
+          </w:tcPr>
+          <w:p>
+            <w:pPr>
+              <w:rPr>
+                <w:lang w:val="en-US"/>
+              </w:rPr>
+            </w:pPr>
+            <w:r>
+              <w:rPr>
+                <w:lang w:val="en-US"/>
+              </w:rPr>
+              <w:t>Copland</w:t>
+            </w:r>
+          </w:p>
+        </w:tc>
+        <w:tc>
+          <w:tcPr>
+            <w:tcW w:w="1500" w:type="dxa"/>
+          </w:tcPr>
+          <w:p>
+            <w:pPr>
+              <w:rPr>
+                <w:lang w:val="en-US"/>
+              </w:rPr>
+            </w:pPr>
+            <w:r>
+              <w:rPr>
+                <w:lang w:val="en-US"/>
+              </w:rPr>
+              <w:t>AA, AI, DJ</w:t>
+            </w:r>
+          </w:p>
+        </w:tc>
+        <w:tc>
+          <w:tcPr>
+            <w:tcW w:w="4311" w:type="dxa"/>
+          </w:tcPr>
+          <w:p>
+            <w:pPr>
+              <w:rPr>
+                <w:lang w:val="en-US"/>
+              </w:rPr>
+            </w:pPr>
+            <w:r>
+              <w:rPr>
+                <w:lang w:val="en-US"/>
+              </w:rPr>
+              <w:t>Progress on current tasks and issues</w:t>
+            </w:r>
+          </w:p>
+        </w:tc>
+      </w:tr>
+      <w:tr>
+        <w:tc>
+          <w:tcPr>
+            <w:tcW w:w="980" w:type="dxa"/>
+          </w:tcPr>
+          <w:p>
+            <w:pPr>
+              <w:rPr>
+                <w:lang w:val="en-US"/>
+              </w:rPr>
+            </w:pPr>
+            <w:r>
+              <w:rPr>
+                <w:lang w:val="en-US"/>
+              </w:rPr>
+              <w:t>WED 18/03</w:t>
+            </w:r>
+          </w:p>
+        </w:tc>
+        <w:tc>
+          <w:tcPr>
+            <w:tcW w:w="1567" w:type="dxa"/>
+          </w:tcPr>
+          <w:p>
+            <w:pPr>
+              <w:rPr>
+                <w:lang w:val="en-US"/>
+              </w:rPr>
+            </w:pPr>
+            <w:r>
+              <w:rPr>
+                <w:lang w:val="en-US"/>
+              </w:rPr>
+              <w:t>11pm - 12pm</w:t>
+            </w:r>
+          </w:p>
+        </w:tc>
+        <w:tc>
+          <w:tcPr>
+            <w:tcW w:w="1276" w:type="dxa"/>
+          </w:tcPr>
+          <w:p>
+            <w:pPr>
+              <w:rPr>
+                <w:lang w:val="en-US"/>
+              </w:rPr>
+            </w:pPr>
+            <w:r>
+              <w:rPr>
+                <w:lang w:val="en-US"/>
+              </w:rPr>
+              <w:t>Online</w:t>
+            </w:r>
+          </w:p>
+        </w:tc>
+        <w:tc>
+          <w:tcPr>
+            <w:tcW w:w="1500" w:type="dxa"/>
+          </w:tcPr>
+          <w:p>
+            <w:pPr>
+              <w:rPr>
+                <w:lang w:val="en-US"/>
+              </w:rPr>
+            </w:pPr>
+            <w:r>
+              <w:rPr>
+                <w:lang w:val="en-US"/>
+              </w:rPr>
+              <w:t>CN, DJ</w:t>
+            </w:r>
+          </w:p>
+        </w:tc>
+        <w:tc>
+          <w:tcPr>
+            <w:tcW w:w="4311" w:type="dxa"/>
+          </w:tcPr>
+          <w:p>
+            <w:pPr>
+              <w:rPr>
+                <w:lang w:val="en-US"/>
+              </w:rPr>
+            </w:pPr>
+            <w:r>
+              <w:rPr>
+                <w:lang w:val="en-US"/>
+              </w:rPr>
+              <w:t xml:space="preserve">Update on tasks and emergency meeting on HSP </w:t>
+            </w:r>
+            <w:r>
+              <w:rPr>
+                <w:lang w:val="en-US"/>
+              </w:rPr>
+              <w:t>API</w:t>
+            </w:r>
+            <w:r>
+              <w:rPr>
+                <w:lang w:val="en-US"/>
+              </w:rPr>
+              <w:t xml:space="preserve"> no longer </w:t>
+            </w:r>
+            <w:r>
+              <w:rPr>
+                <w:lang w:val="en-US"/>
+              </w:rPr>
+              <w:t xml:space="preserve">returning </w:t>
+            </w:r>
+            <w:r>
+              <w:rPr>
+                <w:lang w:val="en-US"/>
+              </w:rPr>
+              <w:t>data</w:t>
+            </w:r>
+            <w:r>
+              <w:rPr>
+                <w:lang w:val="en-US"/>
+              </w:rPr>
+              <w:t xml:space="preserve"> prior to 2026</w:t>
+            </w:r>
+            <w:r>
+              <w:rPr>
+                <w:lang w:val="en-US"/>
+              </w:rPr>
+              <w:t xml:space="preserve">. </w:t>
+            </w:r>
+            <w:r>
+              <w:rPr>
+                <w:lang w:val="en-US"/>
+              </w:rPr>
+              <w:t>Therefore,</w:t>
+            </w:r>
+            <w:r>
+              <w:rPr>
+                <w:lang w:val="en-US"/>
+              </w:rPr>
+              <w:t xml:space="preserve"> no further data collection possible.</w:t>
+            </w:r>
+          </w:p>
+        </w:tc>
+      </w:tr>
+      <w:tr>
+        <w:tc>
+          <w:tcPr>
+            <w:tcW w:w="980" w:type="dxa"/>
+          </w:tcPr>
+          <w:p>
+            <w:pPr>
+              <w:rPr>
+                <w:lang w:val="en-US"/>
+              </w:rPr>
+            </w:pPr>
+          </w:p>
+        </w:tc>
+        <w:tc>
+          <w:tcPr>
+            <w:tcW w:w="1567" w:type="dxa"/>
+          </w:tcPr>
+          <w:p>
+            <w:pPr>
+              <w:rPr>
+                <w:lang w:val="en-US"/>
+              </w:rPr>
+            </w:pPr>
+          </w:p>
+        </w:tc>
+        <w:tc>
+          <w:tcPr>
+            <w:tcW w:w="1276" w:type="dxa"/>
+          </w:tcPr>
+          <w:p>
+            <w:pPr>
+              <w:rPr>
+                <w:lang w:val="en-US"/>
+              </w:rPr>
+            </w:pPr>
+          </w:p>
+        </w:tc>
+        <w:tc>
+          <w:tcPr>
+            <w:tcW w:w="1500" w:type="dxa"/>
+          </w:tcPr>
+          <w:p>
+            <w:pPr>
+              <w:rPr>
+                <w:lang w:val="en-US"/>
+              </w:rPr>
+            </w:pPr>
+          </w:p>
+        </w:tc>
+        <w:tc>
+          <w:tcPr>
+            <w:tcW w:w="4311" w:type="dxa"/>
+          </w:tcPr>
+          <w:p>
+            <w:pPr>
+              <w:rPr>
+                <w:lang w:val="en-US"/>
+              </w:rPr>
+            </w:pPr>
+          </w:p>
+        </w:tc>
+      </w:tr>
+    </w:tbl>
+    <w:p>
+      <w:pPr>
+        <w:rPr>
+          <w:lang w:val="en-US"/>
+        </w:rPr>
+      </w:pPr>
+    </w:p>
+    <w:p>
+      <w:pPr>
+        <w:spacing w:line="278" w:lineRule="auto"/>
+        <w:rPr>
+          <w:b/>
+          <w:bCs/>
+          <w:color w:val="FF0000"/>
+          <w:sz w:val="36"/>
+          <w:szCs w:val="36"/>
+          <w:lang w:val="en-US"/>
+        </w:rPr>
+      </w:pPr>
+    </w:p>
+    <w:p>
+      <w:pPr>
+        <w:spacing w:line="278" w:lineRule="auto"/>
+        <w:rPr>
+          <w:b/>
+          <w:bCs/>
+          <w:color w:val="FF0000"/>
+          <w:sz w:val="36"/>
+          <w:szCs w:val="36"/>
+          <w:lang w:val="en-US"/>
+        </w:rPr>
+      </w:pPr>
+      <w:bookmarkStart w:id="21" w:name="_Toc224758582"/>
       <w:r>
         <w:rPr>
           <w:b/>
@@ -13405,6 +15951,7 @@
         </w:rPr>
         <w:t>Data Acquisition</w:t>
       </w:r>
+      <w:bookmarkEnd w:id="21"/>
     </w:p>
     <w:p>
       <w:pPr>
@@ -13458,6 +16005,7 @@
           <w:lang w:val="en-US"/>
         </w:rPr>
       </w:pPr>
+      <w:bookmarkStart w:id="22" w:name="_Toc224758583"/>
       <w:r>
         <w:rPr>
           <w:rFonts w:ascii="Calibri" w:eastAsia="Calibri" w:hAnsi="Calibri" w:cs="Calibri"/>
@@ -13495,6 +16043,7 @@
         </w:rPr>
         <w:t>Exploratory Data Analysis</w:t>
       </w:r>
+      <w:bookmarkEnd w:id="22"/>
     </w:p>
     <w:p>
       <w:pPr>
@@ -13525,6 +16074,7 @@
           <w:lang w:val="en-US"/>
         </w:rPr>
       </w:pPr>
+      <w:bookmarkStart w:id="23" w:name="_Toc224758584"/>
       <w:r>
         <w:rPr>
           <w:rFonts w:ascii="Calibri" w:eastAsia="Calibri" w:hAnsi="Calibri" w:cs="Calibri"/>
@@ -13585,6 +16135,7 @@
         </w:rPr>
         <w:t>Which segments suffer the most delays?</w:t>
       </w:r>
+      <w:bookmarkEnd w:id="23"/>
     </w:p>
     <w:p>
       <w:pPr>
@@ -13721,6 +16272,7 @@
       </w:pPr>
       <w:r>
         <w:rPr>
+          <w:noProof/>
           <w:lang w:val="en-US"/>
         </w:rPr>
         <w:drawing>
@@ -15233,6 +17785,7 @@
     <w:p>
       <w:pPr>
         <w:sectPr>
+          <w:footerReference w:type="default" r:id="rId16"/>
           <w:pgSz w:w="11910" w:h="16845" w:code="9"/>
           <w:pgMar w:top="1440" w:right="1440" w:bottom="1440" w:left="1440" w:header="720" w:footer="720" w:gutter="0"/>
           <w:cols w:space="720"/>
@@ -15251,7 +17804,7 @@
           <w:szCs w:val="36"/>
         </w:rPr>
       </w:pPr>
-      <w:bookmarkStart w:id="20" w:name="_Toc224748103"/>
+      <w:bookmarkStart w:id="24" w:name="_Toc224758585"/>
       <w:r>
         <w:rPr>
           <w:b/>
@@ -15263,7 +17816,7 @@
         <w:lastRenderedPageBreak/>
         <w:t>References</w:t>
       </w:r>
-      <w:bookmarkEnd w:id="20"/>
+      <w:bookmarkEnd w:id="24"/>
     </w:p>
     <w:p/>
     <w:p>
@@ -15282,10 +17835,7 @@
         <w:t xml:space="preserve"> (20</w:t>
       </w:r>
       <w:r>
-        <w:t>2</w:t>
-      </w:r>
-      <w:r>
-        <w:t>4</w:t>
+        <w:t>24</w:t>
       </w:r>
       <w:r>
         <w:t>) ‘</w:t>
@@ -15301,7 +17851,7 @@
       </w:r>
     </w:p>
     <w:p>
-      <w:hyperlink r:id="rId16" w:history="1">
+      <w:hyperlink r:id="rId17" w:history="1">
         <w:r>
           <w:rPr>
             <w:rStyle w:val="Hyperlink"/>
@@ -15318,10 +17868,7 @@
         <w:t xml:space="preserve">(Accessed: </w:t>
       </w:r>
       <w:r>
-        <w:t>1</w:t>
-      </w:r>
-      <w:r>
-        <w:t>8</w:t>
+        <w:t>18</w:t>
       </w:r>
       <w:r>
         <w:t xml:space="preserve"> </w:t>
@@ -15362,7 +17909,7 @@
       <w:r>
         <w:t xml:space="preserve">. Available at: </w:t>
       </w:r>
-      <w:hyperlink r:id="rId17" w:anchor="RSPS2xxx" w:history="1">
+      <w:hyperlink r:id="rId18" w:anchor="RSPS2xxx" w:history="1">
         <w:r>
           <w:rPr>
             <w:rStyle w:val="Hyperlink"/>
@@ -15417,7 +17964,7 @@
       <w:r>
         <w:t xml:space="preserve">. Available at: </w:t>
       </w:r>
-      <w:hyperlink r:id="rId18" w:history="1">
+      <w:hyperlink r:id="rId19" w:history="1">
         <w:r>
           <w:rPr>
             <w:rStyle w:val="Hyperlink"/>
@@ -15478,7 +18025,7 @@
       <w:r>
         <w:t xml:space="preserve">. Available at: </w:t>
       </w:r>
-      <w:hyperlink r:id="rId19" w:history="1">
+      <w:hyperlink r:id="rId20" w:history="1">
         <w:r>
           <w:rPr>
             <w:rStyle w:val="Hyperlink"/>
@@ -15541,7 +18088,7 @@
       <w:r>
         <w:t xml:space="preserve"> </w:t>
       </w:r>
-      <w:hyperlink r:id="rId20" w:history="1">
+      <w:hyperlink r:id="rId21" w:history="1">
         <w:r>
           <w:rPr>
             <w:rStyle w:val="Hyperlink"/>
@@ -15606,7 +18153,7 @@
       <w:r>
         <w:t xml:space="preserve"> Available at: </w:t>
       </w:r>
-      <w:hyperlink r:id="rId21" w:history="1">
+      <w:hyperlink r:id="rId22" w:history="1">
         <w:r>
           <w:rPr>
             <w:rStyle w:val="Hyperlink"/>
@@ -15671,7 +18218,7 @@
       <w:r>
         <w:t xml:space="preserve"> Available at: </w:t>
       </w:r>
-      <w:hyperlink r:id="rId22" w:history="1">
+      <w:hyperlink r:id="rId23" w:history="1">
         <w:r>
           <w:rPr>
             <w:rStyle w:val="Hyperlink"/>
@@ -15729,7 +18276,7 @@
       <w:r>
         <w:t xml:space="preserve"> Available at: </w:t>
       </w:r>
-      <w:hyperlink r:id="rId23" w:history="1">
+      <w:hyperlink r:id="rId24" w:history="1">
         <w:r>
           <w:rPr>
             <w:rStyle w:val="Hyperlink"/>
@@ -15791,7 +18338,7 @@
       <w:r>
         <w:t xml:space="preserve"> Available at: </w:t>
       </w:r>
-      <w:hyperlink r:id="rId24" w:history="1">
+      <w:hyperlink r:id="rId25" w:history="1">
         <w:r>
           <w:rPr>
             <w:rStyle w:val="Hyperlink"/>
@@ -15854,7 +18401,7 @@
       <w:r>
         <w:t xml:space="preserve"> Available at: </w:t>
       </w:r>
-      <w:hyperlink r:id="rId25" w:history="1">
+      <w:hyperlink r:id="rId26" w:history="1">
         <w:r>
           <w:rPr>
             <w:rStyle w:val="Hyperlink"/>
@@ -15912,7 +18459,7 @@
       </w:pPr>
     </w:p>
     <w:sectPr>
-      <w:footerReference w:type="default" r:id="rId26"/>
+      <w:footerReference w:type="default" r:id="rId27"/>
       <w:pgSz w:w="11910" w:h="16845" w:code="9"/>
       <w:pgMar w:top="1440" w:right="1440" w:bottom="1440" w:left="1440" w:header="720" w:footer="720" w:gutter="0"/>
       <w:cols w:space="720"/>
@@ -16024,6 +18571,20 @@
         <w:color w:val="EE0000"/>
       </w:rPr>
     </w:pPr>
+  </w:p>
+</w:ftr>
+</file>
+
+<file path=word/footer3.xml><?xml version="1.0" encoding="utf-8"?>
+<w:ftr xmlns:wpc="http://schemas.microsoft.com/office/word/2010/wordprocessingCanvas" xmlns:cx="http://schemas.microsoft.com/office/drawing/2014/chartex" xmlns:cx1="http://schemas.microsoft.com/office/drawing/2015/9/8/chartex" xmlns:cx2="http://schemas.microsoft.com/office/drawing/2015/10/21/chartex" xmlns:cx3="http://schemas.microsoft.com/office/drawing/2016/5/9/chartex" xmlns:cx4="http://schemas.microsoft.com/office/drawing/2016/5/10/chartex" xmlns:cx5="http://schemas.microsoft.com/office/drawing/2016/5/11/chartex" xmlns:cx6="http://schemas.microsoft.com/office/drawing/2016/5/12/chartex" xmlns:cx7="http://schemas.microsoft.com/office/drawing/2016/5/13/chartex" xmlns:cx8="http://schemas.microsoft.com/office/drawing/2016/5/14/chartex" xmlns:mc="http://schemas.openxmlformats.org/markup-compatibility/2006" xmlns:aink="http://schemas.microsoft.com/office/drawing/2016/ink" xmlns:am3d="http://schemas.microsoft.com/office/drawing/2017/model3d" xmlns:o="urn:schemas-microsoft-com:office:office" xmlns:oel="http://schemas.microsoft.com/office/2019/extlst" xmlns:r="http://schemas.openxmlformats.org/officeDocument/2006/relationships" xmlns:m="http://schemas.openxmlformats.org/officeDocument/2006/math" xmlns:v="urn:schemas-microsoft-com:vml" xmlns:wp14="http://schemas.microsoft.com/office/word/2010/wordprocessingDrawing" xmlns:wp="http://schemas.openxmlformats.org/drawingml/2006/wordprocessingDrawing" xmlns:w10="urn:schemas-microsoft-com:office:word" xmlns:w="http://schemas.openxmlformats.org/wordprocessingml/2006/main" xmlns:w14="http://schemas.microsoft.com/office/word/2010/wordml" xmlns:w15="http://schemas.microsoft.com/office/word/2012/wordml" xmlns:w16cex="http://schemas.microsoft.com/office/word/2018/wordml/cex" xmlns:w16cid="http://schemas.microsoft.com/office/word/2016/wordml/cid" xmlns:w16="http://schemas.microsoft.com/office/word/2018/wordml" xmlns:w16du="http://schemas.microsoft.com/office/word/2023/wordml/word16du" xmlns:w16sdtdh="http://schemas.microsoft.com/office/word/2020/wordml/sdtdatahash" xmlns:w16sdtfl="http://schemas.microsoft.com/office/word/2024/wordml/sdtformatlock" xmlns:w16se="http://schemas.microsoft.com/office/word/2015/wordml/symex" xmlns:wpg="http://schemas.microsoft.com/office/word/2010/wordprocessingGroup" xmlns:wpi="http://schemas.microsoft.com/office/word/2010/wordprocessingInk" xmlns:wne="http://schemas.microsoft.com/office/word/2006/wordml" xmlns:wps="http://schemas.microsoft.com/office/word/2010/wordprocessingShape" mc:Ignorable="w14 w15 w16se w16cid w16 w16cex w16sdtdh w16sdtfl w16du wp14">
+  <w:p>
+    <w:pPr>
+      <w:pStyle w:val="Footer"/>
+      <w:jc w:val="center"/>
+      <w:rPr>
+        <w:color w:val="EE0000"/>
+      </w:rPr>
+    </w:pPr>
     <w:r>
       <w:rPr>
         <w:color w:val="EE0000"/>
@@ -16047,7 +18608,7 @@
         <w:noProof/>
         <w:color w:val="EE0000"/>
       </w:rPr>
-      <w:t>4. Project Planning</w:t>
+      <w:t>6. Exploratory Data Analysis</w:t>
     </w:r>
     <w:r>
       <w:rPr>
@@ -16059,7 +18620,7 @@
 </w:ftr>
 </file>
 
-<file path=word/footer3.xml><?xml version="1.0" encoding="utf-8"?>
+<file path=word/footer4.xml><?xml version="1.0" encoding="utf-8"?>
 <w:ftr xmlns:wpc="http://schemas.microsoft.com/office/word/2010/wordprocessingCanvas" xmlns:cx="http://schemas.microsoft.com/office/drawing/2014/chartex" xmlns:cx1="http://schemas.microsoft.com/office/drawing/2015/9/8/chartex" xmlns:cx2="http://schemas.microsoft.com/office/drawing/2015/10/21/chartex" xmlns:cx3="http://schemas.microsoft.com/office/drawing/2016/5/9/chartex" xmlns:cx4="http://schemas.microsoft.com/office/drawing/2016/5/10/chartex" xmlns:cx5="http://schemas.microsoft.com/office/drawing/2016/5/11/chartex" xmlns:cx6="http://schemas.microsoft.com/office/drawing/2016/5/12/chartex" xmlns:cx7="http://schemas.microsoft.com/office/drawing/2016/5/13/chartex" xmlns:cx8="http://schemas.microsoft.com/office/drawing/2016/5/14/chartex" xmlns:mc="http://schemas.openxmlformats.org/markup-compatibility/2006" xmlns:aink="http://schemas.microsoft.com/office/drawing/2016/ink" xmlns:am3d="http://schemas.microsoft.com/office/drawing/2017/model3d" xmlns:o="urn:schemas-microsoft-com:office:office" xmlns:oel="http://schemas.microsoft.com/office/2019/extlst" xmlns:r="http://schemas.openxmlformats.org/officeDocument/2006/relationships" xmlns:m="http://schemas.openxmlformats.org/officeDocument/2006/math" xmlns:v="urn:schemas-microsoft-com:vml" xmlns:wp14="http://schemas.microsoft.com/office/word/2010/wordprocessingDrawing" xmlns:wp="http://schemas.openxmlformats.org/drawingml/2006/wordprocessingDrawing" xmlns:w10="urn:schemas-microsoft-com:office:word" xmlns:w="http://schemas.openxmlformats.org/wordprocessingml/2006/main" xmlns:w14="http://schemas.microsoft.com/office/word/2010/wordml" xmlns:w15="http://schemas.microsoft.com/office/word/2012/wordml" xmlns:w16cex="http://schemas.microsoft.com/office/word/2018/wordml/cex" xmlns:w16cid="http://schemas.microsoft.com/office/word/2016/wordml/cid" xmlns:w16="http://schemas.microsoft.com/office/word/2018/wordml" xmlns:w16du="http://schemas.microsoft.com/office/word/2023/wordml/word16du" xmlns:w16sdtdh="http://schemas.microsoft.com/office/word/2020/wordml/sdtdatahash" xmlns:w16sdtfl="http://schemas.microsoft.com/office/word/2024/wordml/sdtformatlock" xmlns:w16se="http://schemas.microsoft.com/office/word/2015/wordml/symex" xmlns:wpg="http://schemas.microsoft.com/office/word/2010/wordprocessingGroup" xmlns:wpi="http://schemas.microsoft.com/office/word/2010/wordprocessingInk" xmlns:wne="http://schemas.microsoft.com/office/word/2006/wordml" xmlns:wps="http://schemas.microsoft.com/office/word/2010/wordprocessingShape" mc:Ignorable="w14 w15 w16se w16cid w16 w16cex w16sdtdh w16sdtfl w16du wp14">
   <w:p>
     <w:pPr>
@@ -26271,6 +28832,119 @@
     </w:lvl>
   </w:abstractNum>
   <w:abstractNum w:abstractNumId="83" w15:restartNumberingAfterBreak="0">
+    <w:nsid w:val="77705265"/>
+    <w:multiLevelType w:val="hybridMultilevel"/>
+    <w:tmpl w:val="5EF2E432"/>
+    <w:lvl w:ilvl="0" w:tplc="08090001">
+      <w:start w:val="1"/>
+      <w:numFmt w:val="bullet"/>
+      <w:lvlText w:val=""/>
+      <w:lvlJc w:val="left"/>
+      <w:pPr>
+        <w:ind w:left="720" w:hanging="360"/>
+      </w:pPr>
+      <w:rPr>
+        <w:rFonts w:ascii="Symbol" w:hAnsi="Symbol" w:hint="default"/>
+      </w:rPr>
+    </w:lvl>
+    <w:lvl w:ilvl="1" w:tplc="08090003" w:tentative="1">
+      <w:start w:val="1"/>
+      <w:numFmt w:val="bullet"/>
+      <w:lvlText w:val="o"/>
+      <w:lvlJc w:val="left"/>
+      <w:pPr>
+        <w:ind w:left="1440" w:hanging="360"/>
+      </w:pPr>
+      <w:rPr>
+        <w:rFonts w:ascii="Courier New" w:hAnsi="Courier New" w:cs="Courier New" w:hint="default"/>
+      </w:rPr>
+    </w:lvl>
+    <w:lvl w:ilvl="2" w:tplc="08090005" w:tentative="1">
+      <w:start w:val="1"/>
+      <w:numFmt w:val="bullet"/>
+      <w:lvlText w:val=""/>
+      <w:lvlJc w:val="left"/>
+      <w:pPr>
+        <w:ind w:left="2160" w:hanging="360"/>
+      </w:pPr>
+      <w:rPr>
+        <w:rFonts w:ascii="Wingdings" w:hAnsi="Wingdings" w:hint="default"/>
+      </w:rPr>
+    </w:lvl>
+    <w:lvl w:ilvl="3" w:tplc="08090001" w:tentative="1">
+      <w:start w:val="1"/>
+      <w:numFmt w:val="bullet"/>
+      <w:lvlText w:val=""/>
+      <w:lvlJc w:val="left"/>
+      <w:pPr>
+        <w:ind w:left="2880" w:hanging="360"/>
+      </w:pPr>
+      <w:rPr>
+        <w:rFonts w:ascii="Symbol" w:hAnsi="Symbol" w:hint="default"/>
+      </w:rPr>
+    </w:lvl>
+    <w:lvl w:ilvl="4" w:tplc="08090003" w:tentative="1">
+      <w:start w:val="1"/>
+      <w:numFmt w:val="bullet"/>
+      <w:lvlText w:val="o"/>
+      <w:lvlJc w:val="left"/>
+      <w:pPr>
+        <w:ind w:left="3600" w:hanging="360"/>
+      </w:pPr>
+      <w:rPr>
+        <w:rFonts w:ascii="Courier New" w:hAnsi="Courier New" w:cs="Courier New" w:hint="default"/>
+      </w:rPr>
+    </w:lvl>
+    <w:lvl w:ilvl="5" w:tplc="08090005" w:tentative="1">
+      <w:start w:val="1"/>
+      <w:numFmt w:val="bullet"/>
+      <w:lvlText w:val=""/>
+      <w:lvlJc w:val="left"/>
+      <w:pPr>
+        <w:ind w:left="4320" w:hanging="360"/>
+      </w:pPr>
+      <w:rPr>
+        <w:rFonts w:ascii="Wingdings" w:hAnsi="Wingdings" w:hint="default"/>
+      </w:rPr>
+    </w:lvl>
+    <w:lvl w:ilvl="6" w:tplc="08090001" w:tentative="1">
+      <w:start w:val="1"/>
+      <w:numFmt w:val="bullet"/>
+      <w:lvlText w:val=""/>
+      <w:lvlJc w:val="left"/>
+      <w:pPr>
+        <w:ind w:left="5040" w:hanging="360"/>
+      </w:pPr>
+      <w:rPr>
+        <w:rFonts w:ascii="Symbol" w:hAnsi="Symbol" w:hint="default"/>
+      </w:rPr>
+    </w:lvl>
+    <w:lvl w:ilvl="7" w:tplc="08090003" w:tentative="1">
+      <w:start w:val="1"/>
+      <w:numFmt w:val="bullet"/>
+      <w:lvlText w:val="o"/>
+      <w:lvlJc w:val="left"/>
+      <w:pPr>
+        <w:ind w:left="5760" w:hanging="360"/>
+      </w:pPr>
+      <w:rPr>
+        <w:rFonts w:ascii="Courier New" w:hAnsi="Courier New" w:cs="Courier New" w:hint="default"/>
+      </w:rPr>
+    </w:lvl>
+    <w:lvl w:ilvl="8" w:tplc="08090005" w:tentative="1">
+      <w:start w:val="1"/>
+      <w:numFmt w:val="bullet"/>
+      <w:lvlText w:val=""/>
+      <w:lvlJc w:val="left"/>
+      <w:pPr>
+        <w:ind w:left="6480" w:hanging="360"/>
+      </w:pPr>
+      <w:rPr>
+        <w:rFonts w:ascii="Wingdings" w:hAnsi="Wingdings" w:hint="default"/>
+      </w:rPr>
+    </w:lvl>
+  </w:abstractNum>
+  <w:abstractNum w:abstractNumId="84" w15:restartNumberingAfterBreak="0">
     <w:nsid w:val="77CBEFDA"/>
     <w:multiLevelType w:val="hybridMultilevel"/>
     <w:tmpl w:val="AE3A67FC"/>
@@ -26383,7 +29057,7 @@
       </w:rPr>
     </w:lvl>
   </w:abstractNum>
-  <w:abstractNum w:abstractNumId="84" w15:restartNumberingAfterBreak="0">
+  <w:abstractNum w:abstractNumId="85" w15:restartNumberingAfterBreak="0">
     <w:nsid w:val="78966063"/>
     <w:multiLevelType w:val="hybridMultilevel"/>
     <w:tmpl w:val="B340121A"/>
@@ -26496,7 +29170,120 @@
       </w:rPr>
     </w:lvl>
   </w:abstractNum>
-  <w:abstractNum w:abstractNumId="85" w15:restartNumberingAfterBreak="0">
+  <w:abstractNum w:abstractNumId="86" w15:restartNumberingAfterBreak="0">
+    <w:nsid w:val="78A81FD6"/>
+    <w:multiLevelType w:val="hybridMultilevel"/>
+    <w:tmpl w:val="2DA0D6F6"/>
+    <w:lvl w:ilvl="0" w:tplc="08090001">
+      <w:start w:val="1"/>
+      <w:numFmt w:val="bullet"/>
+      <w:lvlText w:val=""/>
+      <w:lvlJc w:val="left"/>
+      <w:pPr>
+        <w:ind w:left="720" w:hanging="360"/>
+      </w:pPr>
+      <w:rPr>
+        <w:rFonts w:ascii="Symbol" w:hAnsi="Symbol" w:hint="default"/>
+      </w:rPr>
+    </w:lvl>
+    <w:lvl w:ilvl="1" w:tplc="08090003" w:tentative="1">
+      <w:start w:val="1"/>
+      <w:numFmt w:val="bullet"/>
+      <w:lvlText w:val="o"/>
+      <w:lvlJc w:val="left"/>
+      <w:pPr>
+        <w:ind w:left="1440" w:hanging="360"/>
+      </w:pPr>
+      <w:rPr>
+        <w:rFonts w:ascii="Courier New" w:hAnsi="Courier New" w:cs="Courier New" w:hint="default"/>
+      </w:rPr>
+    </w:lvl>
+    <w:lvl w:ilvl="2" w:tplc="08090005" w:tentative="1">
+      <w:start w:val="1"/>
+      <w:numFmt w:val="bullet"/>
+      <w:lvlText w:val=""/>
+      <w:lvlJc w:val="left"/>
+      <w:pPr>
+        <w:ind w:left="2160" w:hanging="360"/>
+      </w:pPr>
+      <w:rPr>
+        <w:rFonts w:ascii="Wingdings" w:hAnsi="Wingdings" w:hint="default"/>
+      </w:rPr>
+    </w:lvl>
+    <w:lvl w:ilvl="3" w:tplc="08090001" w:tentative="1">
+      <w:start w:val="1"/>
+      <w:numFmt w:val="bullet"/>
+      <w:lvlText w:val=""/>
+      <w:lvlJc w:val="left"/>
+      <w:pPr>
+        <w:ind w:left="2880" w:hanging="360"/>
+      </w:pPr>
+      <w:rPr>
+        <w:rFonts w:ascii="Symbol" w:hAnsi="Symbol" w:hint="default"/>
+      </w:rPr>
+    </w:lvl>
+    <w:lvl w:ilvl="4" w:tplc="08090003" w:tentative="1">
+      <w:start w:val="1"/>
+      <w:numFmt w:val="bullet"/>
+      <w:lvlText w:val="o"/>
+      <w:lvlJc w:val="left"/>
+      <w:pPr>
+        <w:ind w:left="3600" w:hanging="360"/>
+      </w:pPr>
+      <w:rPr>
+        <w:rFonts w:ascii="Courier New" w:hAnsi="Courier New" w:cs="Courier New" w:hint="default"/>
+      </w:rPr>
+    </w:lvl>
+    <w:lvl w:ilvl="5" w:tplc="08090005" w:tentative="1">
+      <w:start w:val="1"/>
+      <w:numFmt w:val="bullet"/>
+      <w:lvlText w:val=""/>
+      <w:lvlJc w:val="left"/>
+      <w:pPr>
+        <w:ind w:left="4320" w:hanging="360"/>
+      </w:pPr>
+      <w:rPr>
+        <w:rFonts w:ascii="Wingdings" w:hAnsi="Wingdings" w:hint="default"/>
+      </w:rPr>
+    </w:lvl>
+    <w:lvl w:ilvl="6" w:tplc="08090001" w:tentative="1">
+      <w:start w:val="1"/>
+      <w:numFmt w:val="bullet"/>
+      <w:lvlText w:val=""/>
+      <w:lvlJc w:val="left"/>
+      <w:pPr>
+        <w:ind w:left="5040" w:hanging="360"/>
+      </w:pPr>
+      <w:rPr>
+        <w:rFonts w:ascii="Symbol" w:hAnsi="Symbol" w:hint="default"/>
+      </w:rPr>
+    </w:lvl>
+    <w:lvl w:ilvl="7" w:tplc="08090003" w:tentative="1">
+      <w:start w:val="1"/>
+      <w:numFmt w:val="bullet"/>
+      <w:lvlText w:val="o"/>
+      <w:lvlJc w:val="left"/>
+      <w:pPr>
+        <w:ind w:left="5760" w:hanging="360"/>
+      </w:pPr>
+      <w:rPr>
+        <w:rFonts w:ascii="Courier New" w:hAnsi="Courier New" w:cs="Courier New" w:hint="default"/>
+      </w:rPr>
+    </w:lvl>
+    <w:lvl w:ilvl="8" w:tplc="08090005" w:tentative="1">
+      <w:start w:val="1"/>
+      <w:numFmt w:val="bullet"/>
+      <w:lvlText w:val=""/>
+      <w:lvlJc w:val="left"/>
+      <w:pPr>
+        <w:ind w:left="6480" w:hanging="360"/>
+      </w:pPr>
+      <w:rPr>
+        <w:rFonts w:ascii="Wingdings" w:hAnsi="Wingdings" w:hint="default"/>
+      </w:rPr>
+    </w:lvl>
+  </w:abstractNum>
+  <w:abstractNum w:abstractNumId="87" w15:restartNumberingAfterBreak="0">
     <w:nsid w:val="78EC5727"/>
     <w:multiLevelType w:val="hybridMultilevel"/>
     <w:tmpl w:val="9636389C"/>
@@ -26609,7 +29396,7 @@
       </w:rPr>
     </w:lvl>
   </w:abstractNum>
-  <w:abstractNum w:abstractNumId="86" w15:restartNumberingAfterBreak="0">
+  <w:abstractNum w:abstractNumId="88" w15:restartNumberingAfterBreak="0">
     <w:nsid w:val="7ABD66B2"/>
     <w:multiLevelType w:val="multilevel"/>
     <w:tmpl w:val="31247EFC"/>
@@ -26758,7 +29545,7 @@
       </w:rPr>
     </w:lvl>
   </w:abstractNum>
-  <w:abstractNum w:abstractNumId="87" w15:restartNumberingAfterBreak="0">
+  <w:abstractNum w:abstractNumId="89" w15:restartNumberingAfterBreak="0">
     <w:nsid w:val="7AF30E87"/>
     <w:multiLevelType w:val="multilevel"/>
     <w:tmpl w:val="ED6625C8"/>
@@ -26871,7 +29658,7 @@
       </w:rPr>
     </w:lvl>
   </w:abstractNum>
-  <w:abstractNum w:abstractNumId="88" w15:restartNumberingAfterBreak="0">
+  <w:abstractNum w:abstractNumId="90" w15:restartNumberingAfterBreak="0">
     <w:nsid w:val="7B390011"/>
     <w:multiLevelType w:val="hybridMultilevel"/>
     <w:tmpl w:val="A740ECC2"/>
@@ -26962,7 +29749,7 @@
       </w:pPr>
     </w:lvl>
   </w:abstractNum>
-  <w:abstractNum w:abstractNumId="89" w15:restartNumberingAfterBreak="0">
+  <w:abstractNum w:abstractNumId="91" w15:restartNumberingAfterBreak="0">
     <w:nsid w:val="7DD80B4E"/>
     <w:multiLevelType w:val="hybridMultilevel"/>
     <w:tmpl w:val="E2B850E8"/>
@@ -27051,7 +29838,120 @@
       </w:pPr>
     </w:lvl>
   </w:abstractNum>
-  <w:abstractNum w:abstractNumId="90" w15:restartNumberingAfterBreak="0">
+  <w:abstractNum w:abstractNumId="92" w15:restartNumberingAfterBreak="0">
+    <w:nsid w:val="7DE76B0E"/>
+    <w:multiLevelType w:val="hybridMultilevel"/>
+    <w:tmpl w:val="AD6A4DB8"/>
+    <w:lvl w:ilvl="0" w:tplc="08090001">
+      <w:start w:val="1"/>
+      <w:numFmt w:val="bullet"/>
+      <w:lvlText w:val=""/>
+      <w:lvlJc w:val="left"/>
+      <w:pPr>
+        <w:ind w:left="720" w:hanging="360"/>
+      </w:pPr>
+      <w:rPr>
+        <w:rFonts w:ascii="Symbol" w:hAnsi="Symbol" w:hint="default"/>
+      </w:rPr>
+    </w:lvl>
+    <w:lvl w:ilvl="1" w:tplc="08090003" w:tentative="1">
+      <w:start w:val="1"/>
+      <w:numFmt w:val="bullet"/>
+      <w:lvlText w:val="o"/>
+      <w:lvlJc w:val="left"/>
+      <w:pPr>
+        <w:ind w:left="1440" w:hanging="360"/>
+      </w:pPr>
+      <w:rPr>
+        <w:rFonts w:ascii="Courier New" w:hAnsi="Courier New" w:cs="Courier New" w:hint="default"/>
+      </w:rPr>
+    </w:lvl>
+    <w:lvl w:ilvl="2" w:tplc="08090005" w:tentative="1">
+      <w:start w:val="1"/>
+      <w:numFmt w:val="bullet"/>
+      <w:lvlText w:val=""/>
+      <w:lvlJc w:val="left"/>
+      <w:pPr>
+        <w:ind w:left="2160" w:hanging="360"/>
+      </w:pPr>
+      <w:rPr>
+        <w:rFonts w:ascii="Wingdings" w:hAnsi="Wingdings" w:hint="default"/>
+      </w:rPr>
+    </w:lvl>
+    <w:lvl w:ilvl="3" w:tplc="08090001" w:tentative="1">
+      <w:start w:val="1"/>
+      <w:numFmt w:val="bullet"/>
+      <w:lvlText w:val=""/>
+      <w:lvlJc w:val="left"/>
+      <w:pPr>
+        <w:ind w:left="2880" w:hanging="360"/>
+      </w:pPr>
+      <w:rPr>
+        <w:rFonts w:ascii="Symbol" w:hAnsi="Symbol" w:hint="default"/>
+      </w:rPr>
+    </w:lvl>
+    <w:lvl w:ilvl="4" w:tplc="08090003" w:tentative="1">
+      <w:start w:val="1"/>
+      <w:numFmt w:val="bullet"/>
+      <w:lvlText w:val="o"/>
+      <w:lvlJc w:val="left"/>
+      <w:pPr>
+        <w:ind w:left="3600" w:hanging="360"/>
+      </w:pPr>
+      <w:rPr>
+        <w:rFonts w:ascii="Courier New" w:hAnsi="Courier New" w:cs="Courier New" w:hint="default"/>
+      </w:rPr>
+    </w:lvl>
+    <w:lvl w:ilvl="5" w:tplc="08090005" w:tentative="1">
+      <w:start w:val="1"/>
+      <w:numFmt w:val="bullet"/>
+      <w:lvlText w:val=""/>
+      <w:lvlJc w:val="left"/>
+      <w:pPr>
+        <w:ind w:left="4320" w:hanging="360"/>
+      </w:pPr>
+      <w:rPr>
+        <w:rFonts w:ascii="Wingdings" w:hAnsi="Wingdings" w:hint="default"/>
+      </w:rPr>
+    </w:lvl>
+    <w:lvl w:ilvl="6" w:tplc="08090001" w:tentative="1">
+      <w:start w:val="1"/>
+      <w:numFmt w:val="bullet"/>
+      <w:lvlText w:val=""/>
+      <w:lvlJc w:val="left"/>
+      <w:pPr>
+        <w:ind w:left="5040" w:hanging="360"/>
+      </w:pPr>
+      <w:rPr>
+        <w:rFonts w:ascii="Symbol" w:hAnsi="Symbol" w:hint="default"/>
+      </w:rPr>
+    </w:lvl>
+    <w:lvl w:ilvl="7" w:tplc="08090003" w:tentative="1">
+      <w:start w:val="1"/>
+      <w:numFmt w:val="bullet"/>
+      <w:lvlText w:val="o"/>
+      <w:lvlJc w:val="left"/>
+      <w:pPr>
+        <w:ind w:left="5760" w:hanging="360"/>
+      </w:pPr>
+      <w:rPr>
+        <w:rFonts w:ascii="Courier New" w:hAnsi="Courier New" w:cs="Courier New" w:hint="default"/>
+      </w:rPr>
+    </w:lvl>
+    <w:lvl w:ilvl="8" w:tplc="08090005" w:tentative="1">
+      <w:start w:val="1"/>
+      <w:numFmt w:val="bullet"/>
+      <w:lvlText w:val=""/>
+      <w:lvlJc w:val="left"/>
+      <w:pPr>
+        <w:ind w:left="6480" w:hanging="360"/>
+      </w:pPr>
+      <w:rPr>
+        <w:rFonts w:ascii="Wingdings" w:hAnsi="Wingdings" w:hint="default"/>
+      </w:rPr>
+    </w:lvl>
+  </w:abstractNum>
+  <w:abstractNum w:abstractNumId="93" w15:restartNumberingAfterBreak="0">
     <w:nsid w:val="7E05583E"/>
     <w:multiLevelType w:val="hybridMultilevel"/>
     <w:tmpl w:val="0AF26BEA"/>
@@ -27153,7 +30053,7 @@
     <w:abstractNumId w:val="60"/>
   </w:num>
   <w:num w:numId="5" w16cid:durableId="1095707733">
-    <w:abstractNumId w:val="83"/>
+    <w:abstractNumId w:val="84"/>
   </w:num>
   <w:num w:numId="6" w16cid:durableId="1317613538">
     <w:abstractNumId w:val="9"/>
@@ -27219,7 +30119,7 @@
     <w:abstractNumId w:val="40"/>
   </w:num>
   <w:num w:numId="27" w16cid:durableId="819419714">
-    <w:abstractNumId w:val="88"/>
+    <w:abstractNumId w:val="90"/>
   </w:num>
   <w:num w:numId="28" w16cid:durableId="1428771071">
     <w:abstractNumId w:val="73"/>
@@ -27231,7 +30131,7 @@
     <w:abstractNumId w:val="67"/>
   </w:num>
   <w:num w:numId="31" w16cid:durableId="416945747">
-    <w:abstractNumId w:val="89"/>
+    <w:abstractNumId w:val="91"/>
   </w:num>
   <w:num w:numId="32" w16cid:durableId="212549494">
     <w:abstractNumId w:val="28"/>
@@ -27261,7 +30161,7 @@
     <w:abstractNumId w:val="46"/>
   </w:num>
   <w:num w:numId="41" w16cid:durableId="2069837660">
-    <w:abstractNumId w:val="85"/>
+    <w:abstractNumId w:val="87"/>
   </w:num>
   <w:num w:numId="42" w16cid:durableId="1741058663">
     <w:abstractNumId w:val="30"/>
@@ -27318,10 +30218,10 @@
     <w:abstractNumId w:val="7"/>
   </w:num>
   <w:num w:numId="60" w16cid:durableId="2012489549">
-    <w:abstractNumId w:val="84"/>
+    <w:abstractNumId w:val="85"/>
   </w:num>
   <w:num w:numId="61" w16cid:durableId="2051613998">
-    <w:abstractNumId w:val="86"/>
+    <w:abstractNumId w:val="88"/>
   </w:num>
   <w:num w:numId="62" w16cid:durableId="1505129018">
     <w:abstractNumId w:val="20"/>
@@ -27405,13 +30305,22 @@
     <w:abstractNumId w:val="54"/>
   </w:num>
   <w:num w:numId="89" w16cid:durableId="378286860">
-    <w:abstractNumId w:val="90"/>
+    <w:abstractNumId w:val="93"/>
   </w:num>
   <w:num w:numId="90" w16cid:durableId="1476527848">
     <w:abstractNumId w:val="36"/>
   </w:num>
   <w:num w:numId="91" w16cid:durableId="1725986862">
-    <w:abstractNumId w:val="87"/>
+    <w:abstractNumId w:val="89"/>
+  </w:num>
+  <w:num w:numId="92" w16cid:durableId="1832981901">
+    <w:abstractNumId w:val="86"/>
+  </w:num>
+  <w:num w:numId="93" w16cid:durableId="1618442824">
+    <w:abstractNumId w:val="92"/>
+  </w:num>
+  <w:num w:numId="94" w16cid:durableId="1825775086">
+    <w:abstractNumId w:val="83"/>
   </w:num>
 </w:numbering>
 </file>
@@ -27816,7 +30725,7 @@
   <w:style w:type="paragraph" w:default="1" w:styleId="Normal">
     <w:name w:val="Normal"/>
     <w:qFormat/>
-    <w:rsid w:val="003E01CB"/>
+    <w:rsid w:val="00CD4F7F"/>
     <w:pPr>
       <w:spacing w:line="259" w:lineRule="auto"/>
     </w:pPr>

--- a/LNER Disruption Prediction report.docx
+++ b/LNER Disruption Prediction report.docx
@@ -4151,6 +4151,7 @@
       <w:tblPr>
         <w:tblStyle w:val="TableGrid"/>
         <w:tblW w:w="10201" w:type="dxa"/>
+        <w:tblInd w:w="-589" w:type="dxa"/>
         <w:tblLook w:val="04A0" w:firstRow="1" w:lastRow="0" w:firstColumn="1" w:lastColumn="0" w:noHBand="0" w:noVBand="1"/>
       </w:tblPr>
       <w:tblGrid>
@@ -18608,7 +18609,7 @@
         <w:noProof/>
         <w:color w:val="EE0000"/>
       </w:rPr>
-      <w:t>6. Exploratory Data Analysis</w:t>
+      <w:t>1. Background and Problem Domain</w:t>
     </w:r>
     <w:r>
       <w:rPr>

--- a/LNER Disruption Prediction report.docx
+++ b/LNER Disruption Prediction report.docx
@@ -1163,7 +1163,7 @@
           <w:r>
             <w:fldChar w:fldCharType="separate"/>
           </w:r>
-          <w:hyperlink w:anchor="_Toc224758561" w:history="1">
+          <w:hyperlink w:anchor="_Toc224817251" w:history="1">
             <w:r>
               <w:rPr>
                 <w:rStyle w:val="Hyperlink"/>
@@ -1193,7 +1193,7 @@
                 <w:noProof/>
                 <w:webHidden/>
               </w:rPr>
-              <w:instrText xml:space="preserve"> PAGEREF _Toc224758561 \h </w:instrText>
+              <w:instrText xml:space="preserve"> PAGEREF _Toc224817251 \h </w:instrText>
             </w:r>
             <w:r>
               <w:rPr>
@@ -1238,7 +1238,7 @@
               <w:sz w:val="24"/>
             </w:rPr>
           </w:pPr>
-          <w:hyperlink w:anchor="_Toc224758562" w:history="1">
+          <w:hyperlink w:anchor="_Toc224817252" w:history="1">
             <w:r>
               <w:rPr>
                 <w:rStyle w:val="Hyperlink"/>
@@ -1256,7 +1256,7 @@
                 <w:color w:val="auto"/>
                 <w:sz w:val="24"/>
               </w:rPr>
-              <w:t xml:space="preserve"> </w:t>
+              <w:tab/>
             </w:r>
             <w:r>
               <w:rPr>
@@ -1287,7 +1287,7 @@
                 <w:noProof/>
                 <w:webHidden/>
               </w:rPr>
-              <w:instrText xml:space="preserve"> PAGEREF _Toc224758562 \h </w:instrText>
+              <w:instrText xml:space="preserve"> PAGEREF _Toc224817252 \h </w:instrText>
             </w:r>
             <w:r>
               <w:rPr>
@@ -1331,7 +1331,7 @@
               <w:sz w:val="24"/>
             </w:rPr>
           </w:pPr>
-          <w:hyperlink w:anchor="_Toc224758563" w:history="1">
+          <w:hyperlink w:anchor="_Toc224817253" w:history="1">
             <w:r>
               <w:rPr>
                 <w:rStyle w:val="Hyperlink"/>
@@ -1361,7 +1361,7 @@
                 <w:noProof/>
                 <w:webHidden/>
               </w:rPr>
-              <w:instrText xml:space="preserve"> PAGEREF _Toc224758563 \h </w:instrText>
+              <w:instrText xml:space="preserve"> PAGEREF _Toc224817253 \h </w:instrText>
             </w:r>
             <w:r>
               <w:rPr>
@@ -1405,7 +1405,7 @@
               <w:sz w:val="24"/>
             </w:rPr>
           </w:pPr>
-          <w:hyperlink w:anchor="_Toc224758564" w:history="1">
+          <w:hyperlink w:anchor="_Toc224817254" w:history="1">
             <w:r>
               <w:rPr>
                 <w:rStyle w:val="Hyperlink"/>
@@ -1435,7 +1435,7 @@
                 <w:noProof/>
                 <w:webHidden/>
               </w:rPr>
-              <w:instrText xml:space="preserve"> PAGEREF _Toc224758564 \h </w:instrText>
+              <w:instrText xml:space="preserve"> PAGEREF _Toc224817254 \h </w:instrText>
             </w:r>
             <w:r>
               <w:rPr>
@@ -1479,7 +1479,7 @@
               <w:sz w:val="24"/>
             </w:rPr>
           </w:pPr>
-          <w:hyperlink w:anchor="_Toc224758565" w:history="1">
+          <w:hyperlink w:anchor="_Toc224817255" w:history="1">
             <w:r>
               <w:rPr>
                 <w:rStyle w:val="Hyperlink"/>
@@ -1488,7 +1488,7 @@
                 <w:noProof/>
                 <w:lang w:val="en-US"/>
               </w:rPr>
-              <w:t>Main goal</w:t>
+              <w:t>2.1 LNER Interview Q&amp;A</w:t>
             </w:r>
             <w:r>
               <w:rPr>
@@ -1509,7 +1509,7 @@
                 <w:noProof/>
                 <w:webHidden/>
               </w:rPr>
-              <w:instrText xml:space="preserve"> PAGEREF _Toc224758565 \h </w:instrText>
+              <w:instrText xml:space="preserve"> PAGEREF _Toc224817255 \h </w:instrText>
             </w:r>
             <w:r>
               <w:rPr>
@@ -1529,7 +1529,7 @@
                 <w:noProof/>
                 <w:webHidden/>
               </w:rPr>
-              <w:t>3</w:t>
+              <w:t>4</w:t>
             </w:r>
             <w:r>
               <w:rPr>
@@ -1553,7 +1553,7 @@
               <w:sz w:val="24"/>
             </w:rPr>
           </w:pPr>
-          <w:hyperlink w:anchor="_Toc224758566" w:history="1">
+          <w:hyperlink w:anchor="_Toc224817256" w:history="1">
             <w:r>
               <w:rPr>
                 <w:rStyle w:val="Hyperlink"/>
@@ -1562,7 +1562,7 @@
                 <w:noProof/>
                 <w:lang w:val="en-US"/>
               </w:rPr>
-              <w:t>Priority objectives</w:t>
+              <w:t>2.2 Full LNER Interview Notes</w:t>
             </w:r>
             <w:r>
               <w:rPr>
@@ -1583,7 +1583,7 @@
                 <w:noProof/>
                 <w:webHidden/>
               </w:rPr>
-              <w:instrText xml:space="preserve"> PAGEREF _Toc224758566 \h </w:instrText>
+              <w:instrText xml:space="preserve"> PAGEREF _Toc224817256 \h </w:instrText>
             </w:r>
             <w:r>
               <w:rPr>
@@ -1603,7 +1603,7 @@
                 <w:noProof/>
                 <w:webHidden/>
               </w:rPr>
-              <w:t>3</w:t>
+              <w:t>5</w:t>
             </w:r>
             <w:r>
               <w:rPr>
@@ -1627,7 +1627,7 @@
               <w:sz w:val="24"/>
             </w:rPr>
           </w:pPr>
-          <w:hyperlink w:anchor="_Toc224758567" w:history="1">
+          <w:hyperlink w:anchor="_Toc224817257" w:history="1">
             <w:r>
               <w:rPr>
                 <w:rStyle w:val="Hyperlink"/>
@@ -1636,7 +1636,7 @@
                 <w:noProof/>
                 <w:lang w:val="en-US"/>
               </w:rPr>
-              <w:t>2.1 LNER Interview Questions</w:t>
+              <w:t>2.3 Operational Drivers of Disruption</w:t>
             </w:r>
             <w:r>
               <w:rPr>
@@ -1657,7 +1657,7 @@
                 <w:noProof/>
                 <w:webHidden/>
               </w:rPr>
-              <w:instrText xml:space="preserve"> PAGEREF _Toc224758567 \h </w:instrText>
+              <w:instrText xml:space="preserve"> PAGEREF _Toc224817257 \h </w:instrText>
             </w:r>
             <w:r>
               <w:rPr>
@@ -1677,7 +1677,7 @@
                 <w:noProof/>
                 <w:webHidden/>
               </w:rPr>
-              <w:t>4</w:t>
+              <w:t>6</w:t>
             </w:r>
             <w:r>
               <w:rPr>
@@ -1701,7 +1701,7 @@
               <w:sz w:val="24"/>
             </w:rPr>
           </w:pPr>
-          <w:hyperlink w:anchor="_Toc224758568" w:history="1">
+          <w:hyperlink w:anchor="_Toc224817258" w:history="1">
             <w:r>
               <w:rPr>
                 <w:rStyle w:val="Hyperlink"/>
@@ -1710,7 +1710,7 @@
                 <w:noProof/>
                 <w:lang w:val="en-US"/>
               </w:rPr>
-              <w:t>2.2 LNER Interview Notes</w:t>
+              <w:t>2.4 Data Considerations</w:t>
             </w:r>
             <w:r>
               <w:rPr>
@@ -1731,7 +1731,7 @@
                 <w:noProof/>
                 <w:webHidden/>
               </w:rPr>
-              <w:instrText xml:space="preserve"> PAGEREF _Toc224758568 \h </w:instrText>
+              <w:instrText xml:space="preserve"> PAGEREF _Toc224817258 \h </w:instrText>
             </w:r>
             <w:r>
               <w:rPr>
@@ -1751,7 +1751,7 @@
                 <w:noProof/>
                 <w:webHidden/>
               </w:rPr>
-              <w:t>5</w:t>
+              <w:t>7</w:t>
             </w:r>
             <w:r>
               <w:rPr>
@@ -1775,7 +1775,7 @@
               <w:sz w:val="24"/>
             </w:rPr>
           </w:pPr>
-          <w:hyperlink w:anchor="_Toc224758569" w:history="1">
+          <w:hyperlink w:anchor="_Toc224817259" w:history="1">
             <w:r>
               <w:rPr>
                 <w:rStyle w:val="Hyperlink"/>
@@ -1784,7 +1784,7 @@
                 <w:noProof/>
                 <w:lang w:val="en-US"/>
               </w:rPr>
-              <w:t>2.3 Operational Drivers of Disruption</w:t>
+              <w:t>2.5 Initial Modelling Direction</w:t>
             </w:r>
             <w:r>
               <w:rPr>
@@ -1805,7 +1805,7 @@
                 <w:noProof/>
                 <w:webHidden/>
               </w:rPr>
-              <w:instrText xml:space="preserve"> PAGEREF _Toc224758569 \h </w:instrText>
+              <w:instrText xml:space="preserve"> PAGEREF _Toc224817259 \h </w:instrText>
             </w:r>
             <w:r>
               <w:rPr>
@@ -1825,7 +1825,78 @@
                 <w:noProof/>
                 <w:webHidden/>
               </w:rPr>
-              <w:t>6</w:t>
+              <w:t>8</w:t>
+            </w:r>
+            <w:r>
+              <w:rPr>
+                <w:noProof/>
+                <w:webHidden/>
+              </w:rPr>
+              <w:fldChar w:fldCharType="end"/>
+            </w:r>
+          </w:hyperlink>
+        </w:p>
+        <w:p>
+          <w:pPr>
+            <w:pStyle w:val="TOC2"/>
+            <w:rPr>
+              <w:rFonts w:asciiTheme="minorHAnsi" w:eastAsiaTheme="minorEastAsia" w:hAnsiTheme="minorHAnsi" w:cstheme="minorBidi"/>
+              <w:noProof/>
+              <w:color w:val="auto"/>
+              <w:sz w:val="24"/>
+            </w:rPr>
+          </w:pPr>
+          <w:hyperlink w:anchor="_Toc224817260" w:history="1">
+            <w:r>
+              <w:rPr>
+                <w:rStyle w:val="Hyperlink"/>
+                <w:b/>
+                <w:bCs/>
+                <w:noProof/>
+                <w:lang w:val="en-US"/>
+              </w:rPr>
+              <w:t>3. Systems Thinking Approach</w:t>
+            </w:r>
+            <w:r>
+              <w:rPr>
+                <w:noProof/>
+                <w:webHidden/>
+              </w:rPr>
+              <w:tab/>
+            </w:r>
+            <w:r>
+              <w:rPr>
+                <w:noProof/>
+                <w:webHidden/>
+              </w:rPr>
+              <w:fldChar w:fldCharType="begin"/>
+            </w:r>
+            <w:r>
+              <w:rPr>
+                <w:noProof/>
+                <w:webHidden/>
+              </w:rPr>
+              <w:instrText xml:space="preserve"> PAGEREF _Toc224817260 \h </w:instrText>
+            </w:r>
+            <w:r>
+              <w:rPr>
+                <w:noProof/>
+                <w:webHidden/>
+              </w:rPr>
+            </w:r>
+            <w:r>
+              <w:rPr>
+                <w:noProof/>
+                <w:webHidden/>
+              </w:rPr>
+              <w:fldChar w:fldCharType="separate"/>
+            </w:r>
+            <w:r>
+              <w:rPr>
+                <w:noProof/>
+                <w:webHidden/>
+              </w:rPr>
+              <w:t>9</w:t>
             </w:r>
             <w:r>
               <w:rPr>
@@ -1849,7 +1920,7 @@
               <w:sz w:val="24"/>
             </w:rPr>
           </w:pPr>
-          <w:hyperlink w:anchor="_Toc224758570" w:history="1">
+          <w:hyperlink w:anchor="_Toc224817261" w:history="1">
             <w:r>
               <w:rPr>
                 <w:rStyle w:val="Hyperlink"/>
@@ -1858,7 +1929,7 @@
                 <w:noProof/>
                 <w:lang w:val="en-US"/>
               </w:rPr>
-              <w:t>2.4 Data Considerations</w:t>
+              <w:t>3.1 Stakeholders</w:t>
             </w:r>
             <w:r>
               <w:rPr>
@@ -1879,7 +1950,7 @@
                 <w:noProof/>
                 <w:webHidden/>
               </w:rPr>
-              <w:instrText xml:space="preserve"> PAGEREF _Toc224758570 \h </w:instrText>
+              <w:instrText xml:space="preserve"> PAGEREF _Toc224817261 \h </w:instrText>
             </w:r>
             <w:r>
               <w:rPr>
@@ -1899,7 +1970,7 @@
                 <w:noProof/>
                 <w:webHidden/>
               </w:rPr>
-              <w:t>7</w:t>
+              <w:t>9</w:t>
             </w:r>
             <w:r>
               <w:rPr>
@@ -1923,7 +1994,7 @@
               <w:sz w:val="24"/>
             </w:rPr>
           </w:pPr>
-          <w:hyperlink w:anchor="_Toc224758571" w:history="1">
+          <w:hyperlink w:anchor="_Toc224817262" w:history="1">
             <w:r>
               <w:rPr>
                 <w:rStyle w:val="Hyperlink"/>
@@ -1932,7 +2003,7 @@
                 <w:noProof/>
                 <w:lang w:val="en-US"/>
               </w:rPr>
-              <w:t>2.5 Initial Modelling Direction</w:t>
+              <w:t>3.2 CATWOE</w:t>
             </w:r>
             <w:r>
               <w:rPr>
@@ -1953,78 +2024,7 @@
                 <w:noProof/>
                 <w:webHidden/>
               </w:rPr>
-              <w:instrText xml:space="preserve"> PAGEREF _Toc224758571 \h </w:instrText>
-            </w:r>
-            <w:r>
-              <w:rPr>
-                <w:noProof/>
-                <w:webHidden/>
-              </w:rPr>
-            </w:r>
-            <w:r>
-              <w:rPr>
-                <w:noProof/>
-                <w:webHidden/>
-              </w:rPr>
-              <w:fldChar w:fldCharType="separate"/>
-            </w:r>
-            <w:r>
-              <w:rPr>
-                <w:noProof/>
-                <w:webHidden/>
-              </w:rPr>
-              <w:t>8</w:t>
-            </w:r>
-            <w:r>
-              <w:rPr>
-                <w:noProof/>
-                <w:webHidden/>
-              </w:rPr>
-              <w:fldChar w:fldCharType="end"/>
-            </w:r>
-          </w:hyperlink>
-        </w:p>
-        <w:p>
-          <w:pPr>
-            <w:pStyle w:val="TOC2"/>
-            <w:rPr>
-              <w:rFonts w:asciiTheme="minorHAnsi" w:eastAsiaTheme="minorEastAsia" w:hAnsiTheme="minorHAnsi" w:cstheme="minorBidi"/>
-              <w:noProof/>
-              <w:color w:val="auto"/>
-              <w:sz w:val="24"/>
-            </w:rPr>
-          </w:pPr>
-          <w:hyperlink w:anchor="_Toc224758572" w:history="1">
-            <w:r>
-              <w:rPr>
-                <w:rStyle w:val="Hyperlink"/>
-                <w:b/>
-                <w:bCs/>
-                <w:noProof/>
-                <w:lang w:val="en-US"/>
-              </w:rPr>
-              <w:t>3. Systems Thinking Approach</w:t>
-            </w:r>
-            <w:r>
-              <w:rPr>
-                <w:noProof/>
-                <w:webHidden/>
-              </w:rPr>
-              <w:tab/>
-            </w:r>
-            <w:r>
-              <w:rPr>
-                <w:noProof/>
-                <w:webHidden/>
-              </w:rPr>
-              <w:fldChar w:fldCharType="begin"/>
-            </w:r>
-            <w:r>
-              <w:rPr>
-                <w:noProof/>
-                <w:webHidden/>
-              </w:rPr>
-              <w:instrText xml:space="preserve"> PAGEREF _Toc224758572 \h </w:instrText>
+              <w:instrText xml:space="preserve"> PAGEREF _Toc224817262 \h </w:instrText>
             </w:r>
             <w:r>
               <w:rPr>
@@ -2068,7 +2068,7 @@
               <w:sz w:val="24"/>
             </w:rPr>
           </w:pPr>
-          <w:hyperlink w:anchor="_Toc224758573" w:history="1">
+          <w:hyperlink w:anchor="_Toc224817263" w:history="1">
             <w:r>
               <w:rPr>
                 <w:rStyle w:val="Hyperlink"/>
@@ -2077,7 +2077,7 @@
                 <w:noProof/>
                 <w:lang w:val="en-US"/>
               </w:rPr>
-              <w:t>3.1 Stakeholders</w:t>
+              <w:t>3.3 Rich Picture</w:t>
             </w:r>
             <w:r>
               <w:rPr>
@@ -2098,7 +2098,7 @@
                 <w:noProof/>
                 <w:webHidden/>
               </w:rPr>
-              <w:instrText xml:space="preserve"> PAGEREF _Toc224758573 \h </w:instrText>
+              <w:instrText xml:space="preserve"> PAGEREF _Toc224817263 \h </w:instrText>
             </w:r>
             <w:r>
               <w:rPr>
@@ -2118,7 +2118,78 @@
                 <w:noProof/>
                 <w:webHidden/>
               </w:rPr>
-              <w:t>9</w:t>
+              <w:t>10</w:t>
+            </w:r>
+            <w:r>
+              <w:rPr>
+                <w:noProof/>
+                <w:webHidden/>
+              </w:rPr>
+              <w:fldChar w:fldCharType="end"/>
+            </w:r>
+          </w:hyperlink>
+        </w:p>
+        <w:p>
+          <w:pPr>
+            <w:pStyle w:val="TOC2"/>
+            <w:rPr>
+              <w:rFonts w:asciiTheme="minorHAnsi" w:eastAsiaTheme="minorEastAsia" w:hAnsiTheme="minorHAnsi" w:cstheme="minorBidi"/>
+              <w:noProof/>
+              <w:color w:val="auto"/>
+              <w:sz w:val="24"/>
+            </w:rPr>
+          </w:pPr>
+          <w:hyperlink w:anchor="_Toc224817264" w:history="1">
+            <w:r>
+              <w:rPr>
+                <w:rStyle w:val="Hyperlink"/>
+                <w:b/>
+                <w:bCs/>
+                <w:noProof/>
+                <w:lang w:val="en-US"/>
+              </w:rPr>
+              <w:t>4. Project Planning</w:t>
+            </w:r>
+            <w:r>
+              <w:rPr>
+                <w:noProof/>
+                <w:webHidden/>
+              </w:rPr>
+              <w:tab/>
+            </w:r>
+            <w:r>
+              <w:rPr>
+                <w:noProof/>
+                <w:webHidden/>
+              </w:rPr>
+              <w:fldChar w:fldCharType="begin"/>
+            </w:r>
+            <w:r>
+              <w:rPr>
+                <w:noProof/>
+                <w:webHidden/>
+              </w:rPr>
+              <w:instrText xml:space="preserve"> PAGEREF _Toc224817264 \h </w:instrText>
+            </w:r>
+            <w:r>
+              <w:rPr>
+                <w:noProof/>
+                <w:webHidden/>
+              </w:rPr>
+            </w:r>
+            <w:r>
+              <w:rPr>
+                <w:noProof/>
+                <w:webHidden/>
+              </w:rPr>
+              <w:fldChar w:fldCharType="separate"/>
+            </w:r>
+            <w:r>
+              <w:rPr>
+                <w:noProof/>
+                <w:webHidden/>
+              </w:rPr>
+              <w:t>11</w:t>
             </w:r>
             <w:r>
               <w:rPr>
@@ -2142,7 +2213,7 @@
               <w:sz w:val="24"/>
             </w:rPr>
           </w:pPr>
-          <w:hyperlink w:anchor="_Toc224758574" w:history="1">
+          <w:hyperlink w:anchor="_Toc224817265" w:history="1">
             <w:r>
               <w:rPr>
                 <w:rStyle w:val="Hyperlink"/>
@@ -2151,7 +2222,7 @@
                 <w:noProof/>
                 <w:lang w:val="en-US"/>
               </w:rPr>
-              <w:t>3.2 CATWOE</w:t>
+              <w:t>4.1 Role Responsibilities</w:t>
             </w:r>
             <w:r>
               <w:rPr>
@@ -2172,7 +2243,7 @@
                 <w:noProof/>
                 <w:webHidden/>
               </w:rPr>
-              <w:instrText xml:space="preserve"> PAGEREF _Toc224758574 \h </w:instrText>
+              <w:instrText xml:space="preserve"> PAGEREF _Toc224817265 \h </w:instrText>
             </w:r>
             <w:r>
               <w:rPr>
@@ -2192,7 +2263,7 @@
                 <w:noProof/>
                 <w:webHidden/>
               </w:rPr>
-              <w:t>9</w:t>
+              <w:t>11</w:t>
             </w:r>
             <w:r>
               <w:rPr>
@@ -2216,7 +2287,7 @@
               <w:sz w:val="24"/>
             </w:rPr>
           </w:pPr>
-          <w:hyperlink w:anchor="_Toc224758575" w:history="1">
+          <w:hyperlink w:anchor="_Toc224817266" w:history="1">
             <w:r>
               <w:rPr>
                 <w:rStyle w:val="Hyperlink"/>
@@ -2225,7 +2296,7 @@
                 <w:noProof/>
                 <w:lang w:val="en-US"/>
               </w:rPr>
-              <w:t>3.3 Rich Picture</w:t>
+              <w:t>4.2 Work Breakdown Structure</w:t>
             </w:r>
             <w:r>
               <w:rPr>
@@ -2246,7 +2317,7 @@
                 <w:noProof/>
                 <w:webHidden/>
               </w:rPr>
-              <w:instrText xml:space="preserve"> PAGEREF _Toc224758575 \h </w:instrText>
+              <w:instrText xml:space="preserve"> PAGEREF _Toc224817266 \h </w:instrText>
             </w:r>
             <w:r>
               <w:rPr>
@@ -2266,78 +2337,7 @@
                 <w:noProof/>
                 <w:webHidden/>
               </w:rPr>
-              <w:t>10</w:t>
-            </w:r>
-            <w:r>
-              <w:rPr>
-                <w:noProof/>
-                <w:webHidden/>
-              </w:rPr>
-              <w:fldChar w:fldCharType="end"/>
-            </w:r>
-          </w:hyperlink>
-        </w:p>
-        <w:p>
-          <w:pPr>
-            <w:pStyle w:val="TOC2"/>
-            <w:rPr>
-              <w:rFonts w:asciiTheme="minorHAnsi" w:eastAsiaTheme="minorEastAsia" w:hAnsiTheme="minorHAnsi" w:cstheme="minorBidi"/>
-              <w:noProof/>
-              <w:color w:val="auto"/>
-              <w:sz w:val="24"/>
-            </w:rPr>
-          </w:pPr>
-          <w:hyperlink w:anchor="_Toc224758576" w:history="1">
-            <w:r>
-              <w:rPr>
-                <w:rStyle w:val="Hyperlink"/>
-                <w:b/>
-                <w:bCs/>
-                <w:noProof/>
-                <w:lang w:val="en-US"/>
-              </w:rPr>
-              <w:t>4. Project Planning</w:t>
-            </w:r>
-            <w:r>
-              <w:rPr>
-                <w:noProof/>
-                <w:webHidden/>
-              </w:rPr>
-              <w:tab/>
-            </w:r>
-            <w:r>
-              <w:rPr>
-                <w:noProof/>
-                <w:webHidden/>
-              </w:rPr>
-              <w:fldChar w:fldCharType="begin"/>
-            </w:r>
-            <w:r>
-              <w:rPr>
-                <w:noProof/>
-                <w:webHidden/>
-              </w:rPr>
-              <w:instrText xml:space="preserve"> PAGEREF _Toc224758576 \h </w:instrText>
-            </w:r>
-            <w:r>
-              <w:rPr>
-                <w:noProof/>
-                <w:webHidden/>
-              </w:rPr>
-            </w:r>
-            <w:r>
-              <w:rPr>
-                <w:noProof/>
-                <w:webHidden/>
-              </w:rPr>
-              <w:fldChar w:fldCharType="separate"/>
-            </w:r>
-            <w:r>
-              <w:rPr>
-                <w:noProof/>
-                <w:webHidden/>
-              </w:rPr>
-              <w:t>11</w:t>
+              <w:t>12</w:t>
             </w:r>
             <w:r>
               <w:rPr>
@@ -2361,7 +2361,7 @@
               <w:sz w:val="24"/>
             </w:rPr>
           </w:pPr>
-          <w:hyperlink w:anchor="_Toc224758577" w:history="1">
+          <w:hyperlink w:anchor="_Toc224817267" w:history="1">
             <w:r>
               <w:rPr>
                 <w:rStyle w:val="Hyperlink"/>
@@ -2370,7 +2370,7 @@
                 <w:noProof/>
                 <w:lang w:val="en-US"/>
               </w:rPr>
-              <w:t>4.1 Role Responsibilities</w:t>
+              <w:t>4.3 Activity Network</w:t>
             </w:r>
             <w:r>
               <w:rPr>
@@ -2391,7 +2391,7 @@
                 <w:noProof/>
                 <w:webHidden/>
               </w:rPr>
-              <w:instrText xml:space="preserve"> PAGEREF _Toc224758577 \h </w:instrText>
+              <w:instrText xml:space="preserve"> PAGEREF _Toc224817267 \h </w:instrText>
             </w:r>
             <w:r>
               <w:rPr>
@@ -2411,7 +2411,7 @@
                 <w:noProof/>
                 <w:webHidden/>
               </w:rPr>
-              <w:t>11</w:t>
+              <w:t>14</w:t>
             </w:r>
             <w:r>
               <w:rPr>
@@ -2435,7 +2435,7 @@
               <w:sz w:val="24"/>
             </w:rPr>
           </w:pPr>
-          <w:hyperlink w:anchor="_Toc224758578" w:history="1">
+          <w:hyperlink w:anchor="_Toc224817268" w:history="1">
             <w:r>
               <w:rPr>
                 <w:rStyle w:val="Hyperlink"/>
@@ -2444,7 +2444,7 @@
                 <w:noProof/>
                 <w:lang w:val="en-US"/>
               </w:rPr>
-              <w:t>4.2 Work Breakdown Structure</w:t>
+              <w:t>4.4 Risk Analysis – Risk Mitigation Log</w:t>
             </w:r>
             <w:r>
               <w:rPr>
@@ -2465,7 +2465,7 @@
                 <w:noProof/>
                 <w:webHidden/>
               </w:rPr>
-              <w:instrText xml:space="preserve"> PAGEREF _Toc224758578 \h </w:instrText>
+              <w:instrText xml:space="preserve"> PAGEREF _Toc224817268 \h </w:instrText>
             </w:r>
             <w:r>
               <w:rPr>
@@ -2485,7 +2485,7 @@
                 <w:noProof/>
                 <w:webHidden/>
               </w:rPr>
-              <w:t>12</w:t>
+              <w:t>15</w:t>
             </w:r>
             <w:r>
               <w:rPr>
@@ -2509,7 +2509,7 @@
               <w:sz w:val="24"/>
             </w:rPr>
           </w:pPr>
-          <w:hyperlink w:anchor="_Toc224758579" w:history="1">
+          <w:hyperlink w:anchor="_Toc224817269" w:history="1">
             <w:r>
               <w:rPr>
                 <w:rStyle w:val="Hyperlink"/>
@@ -2518,7 +2518,7 @@
                 <w:noProof/>
                 <w:lang w:val="en-US"/>
               </w:rPr>
-              <w:t>4.3 Activity Network</w:t>
+              <w:t>4.5 Meetings</w:t>
             </w:r>
             <w:r>
               <w:rPr>
@@ -2539,7 +2539,7 @@
                 <w:noProof/>
                 <w:webHidden/>
               </w:rPr>
-              <w:instrText xml:space="preserve"> PAGEREF _Toc224758579 \h </w:instrText>
+              <w:instrText xml:space="preserve"> PAGEREF _Toc224817269 \h </w:instrText>
             </w:r>
             <w:r>
               <w:rPr>
@@ -2559,7 +2559,78 @@
                 <w:noProof/>
                 <w:webHidden/>
               </w:rPr>
-              <w:t>14</w:t>
+              <w:t>16</w:t>
+            </w:r>
+            <w:r>
+              <w:rPr>
+                <w:noProof/>
+                <w:webHidden/>
+              </w:rPr>
+              <w:fldChar w:fldCharType="end"/>
+            </w:r>
+          </w:hyperlink>
+        </w:p>
+        <w:p>
+          <w:pPr>
+            <w:pStyle w:val="TOC2"/>
+            <w:rPr>
+              <w:rFonts w:asciiTheme="minorHAnsi" w:eastAsiaTheme="minorEastAsia" w:hAnsiTheme="minorHAnsi" w:cstheme="minorBidi"/>
+              <w:noProof/>
+              <w:color w:val="auto"/>
+              <w:sz w:val="24"/>
+            </w:rPr>
+          </w:pPr>
+          <w:hyperlink w:anchor="_Toc224817270" w:history="1">
+            <w:r>
+              <w:rPr>
+                <w:rStyle w:val="Hyperlink"/>
+                <w:b/>
+                <w:bCs/>
+                <w:noProof/>
+                <w:lang w:val="en-US"/>
+              </w:rPr>
+              <w:t>5. Data Acquisition</w:t>
+            </w:r>
+            <w:r>
+              <w:rPr>
+                <w:noProof/>
+                <w:webHidden/>
+              </w:rPr>
+              <w:tab/>
+            </w:r>
+            <w:r>
+              <w:rPr>
+                <w:noProof/>
+                <w:webHidden/>
+              </w:rPr>
+              <w:fldChar w:fldCharType="begin"/>
+            </w:r>
+            <w:r>
+              <w:rPr>
+                <w:noProof/>
+                <w:webHidden/>
+              </w:rPr>
+              <w:instrText xml:space="preserve"> PAGEREF _Toc224817270 \h </w:instrText>
+            </w:r>
+            <w:r>
+              <w:rPr>
+                <w:noProof/>
+                <w:webHidden/>
+              </w:rPr>
+            </w:r>
+            <w:r>
+              <w:rPr>
+                <w:noProof/>
+                <w:webHidden/>
+              </w:rPr>
+              <w:fldChar w:fldCharType="separate"/>
+            </w:r>
+            <w:r>
+              <w:rPr>
+                <w:noProof/>
+                <w:webHidden/>
+              </w:rPr>
+              <w:t>17</w:t>
             </w:r>
             <w:r>
               <w:rPr>
@@ -2583,7 +2654,7 @@
               <w:sz w:val="24"/>
             </w:rPr>
           </w:pPr>
-          <w:hyperlink w:anchor="_Toc224758580" w:history="1">
+          <w:hyperlink w:anchor="_Toc224817271" w:history="1">
             <w:r>
               <w:rPr>
                 <w:rStyle w:val="Hyperlink"/>
@@ -2592,7 +2663,7 @@
                 <w:noProof/>
                 <w:lang w:val="en-US"/>
               </w:rPr>
-              <w:t>4.4 Risk Analysis – Risk Mitigation Log</w:t>
+              <w:t>5.1 Data sources</w:t>
             </w:r>
             <w:r>
               <w:rPr>
@@ -2613,7 +2684,7 @@
                 <w:noProof/>
                 <w:webHidden/>
               </w:rPr>
-              <w:instrText xml:space="preserve"> PAGEREF _Toc224758580 \h </w:instrText>
+              <w:instrText xml:space="preserve"> PAGEREF _Toc224817271 \h </w:instrText>
             </w:r>
             <w:r>
               <w:rPr>
@@ -2633,7 +2704,7 @@
                 <w:noProof/>
                 <w:webHidden/>
               </w:rPr>
-              <w:t>15</w:t>
+              <w:t>17</w:t>
             </w:r>
             <w:r>
               <w:rPr>
@@ -2657,7 +2728,7 @@
               <w:sz w:val="24"/>
             </w:rPr>
           </w:pPr>
-          <w:hyperlink w:anchor="_Toc224758581" w:history="1">
+          <w:hyperlink w:anchor="_Toc224817272" w:history="1">
             <w:r>
               <w:rPr>
                 <w:rStyle w:val="Hyperlink"/>
@@ -2666,7 +2737,7 @@
                 <w:noProof/>
                 <w:lang w:val="en-US"/>
               </w:rPr>
-              <w:t>4.5 Risk Analysis – Risk Mitigation Log</w:t>
+              <w:t>5.2 HSP Service Metrics</w:t>
             </w:r>
             <w:r>
               <w:rPr>
@@ -2687,7 +2758,7 @@
                 <w:noProof/>
                 <w:webHidden/>
               </w:rPr>
-              <w:instrText xml:space="preserve"> PAGEREF _Toc224758581 \h </w:instrText>
+              <w:instrText xml:space="preserve"> PAGEREF _Toc224817272 \h </w:instrText>
             </w:r>
             <w:r>
               <w:rPr>
@@ -2707,149 +2778,7 @@
                 <w:noProof/>
                 <w:webHidden/>
               </w:rPr>
-              <w:t>16</w:t>
-            </w:r>
-            <w:r>
-              <w:rPr>
-                <w:noProof/>
-                <w:webHidden/>
-              </w:rPr>
-              <w:fldChar w:fldCharType="end"/>
-            </w:r>
-          </w:hyperlink>
-        </w:p>
-        <w:p>
-          <w:pPr>
-            <w:pStyle w:val="TOC2"/>
-            <w:rPr>
-              <w:rFonts w:asciiTheme="minorHAnsi" w:eastAsiaTheme="minorEastAsia" w:hAnsiTheme="minorHAnsi" w:cstheme="minorBidi"/>
-              <w:noProof/>
-              <w:color w:val="auto"/>
-              <w:sz w:val="24"/>
-            </w:rPr>
-          </w:pPr>
-          <w:hyperlink w:anchor="_Toc224758582" w:history="1">
-            <w:r>
-              <w:rPr>
-                <w:rStyle w:val="Hyperlink"/>
-                <w:b/>
-                <w:bCs/>
-                <w:noProof/>
-                <w:lang w:val="en-US"/>
-              </w:rPr>
-              <w:t>5. Data Acquisition</w:t>
-            </w:r>
-            <w:r>
-              <w:rPr>
-                <w:noProof/>
-                <w:webHidden/>
-              </w:rPr>
-              <w:tab/>
-            </w:r>
-            <w:r>
-              <w:rPr>
-                <w:noProof/>
-                <w:webHidden/>
-              </w:rPr>
-              <w:fldChar w:fldCharType="begin"/>
-            </w:r>
-            <w:r>
-              <w:rPr>
-                <w:noProof/>
-                <w:webHidden/>
-              </w:rPr>
-              <w:instrText xml:space="preserve"> PAGEREF _Toc224758582 \h </w:instrText>
-            </w:r>
-            <w:r>
-              <w:rPr>
-                <w:noProof/>
-                <w:webHidden/>
-              </w:rPr>
-            </w:r>
-            <w:r>
-              <w:rPr>
-                <w:noProof/>
-                <w:webHidden/>
-              </w:rPr>
-              <w:fldChar w:fldCharType="separate"/>
-            </w:r>
-            <w:r>
-              <w:rPr>
-                <w:noProof/>
-                <w:webHidden/>
-              </w:rPr>
               <w:t>17</w:t>
-            </w:r>
-            <w:r>
-              <w:rPr>
-                <w:noProof/>
-                <w:webHidden/>
-              </w:rPr>
-              <w:fldChar w:fldCharType="end"/>
-            </w:r>
-          </w:hyperlink>
-        </w:p>
-        <w:p>
-          <w:pPr>
-            <w:pStyle w:val="TOC2"/>
-            <w:rPr>
-              <w:rFonts w:asciiTheme="minorHAnsi" w:eastAsiaTheme="minorEastAsia" w:hAnsiTheme="minorHAnsi" w:cstheme="minorBidi"/>
-              <w:noProof/>
-              <w:color w:val="auto"/>
-              <w:sz w:val="24"/>
-            </w:rPr>
-          </w:pPr>
-          <w:hyperlink w:anchor="_Toc224758583" w:history="1">
-            <w:r>
-              <w:rPr>
-                <w:rStyle w:val="Hyperlink"/>
-                <w:b/>
-                <w:bCs/>
-                <w:noProof/>
-                <w:lang w:val="en-US"/>
-              </w:rPr>
-              <w:t>6. Exploratory Data Analysis</w:t>
-            </w:r>
-            <w:r>
-              <w:rPr>
-                <w:noProof/>
-                <w:webHidden/>
-              </w:rPr>
-              <w:tab/>
-            </w:r>
-            <w:r>
-              <w:rPr>
-                <w:noProof/>
-                <w:webHidden/>
-              </w:rPr>
-              <w:fldChar w:fldCharType="begin"/>
-            </w:r>
-            <w:r>
-              <w:rPr>
-                <w:noProof/>
-                <w:webHidden/>
-              </w:rPr>
-              <w:instrText xml:space="preserve"> PAGEREF _Toc224758583 \h </w:instrText>
-            </w:r>
-            <w:r>
-              <w:rPr>
-                <w:noProof/>
-                <w:webHidden/>
-              </w:rPr>
-            </w:r>
-            <w:r>
-              <w:rPr>
-                <w:noProof/>
-                <w:webHidden/>
-              </w:rPr>
-              <w:fldChar w:fldCharType="separate"/>
-            </w:r>
-            <w:r>
-              <w:rPr>
-                <w:noProof/>
-                <w:webHidden/>
-              </w:rPr>
-              <w:t>18</w:t>
             </w:r>
             <w:r>
               <w:rPr>
@@ -2873,7 +2802,7 @@
               <w:sz w:val="24"/>
             </w:rPr>
           </w:pPr>
-          <w:hyperlink w:anchor="_Toc224758584" w:history="1">
+          <w:hyperlink w:anchor="_Toc224817273" w:history="1">
             <w:r>
               <w:rPr>
                 <w:rStyle w:val="Hyperlink"/>
@@ -2882,7 +2811,7 @@
                 <w:noProof/>
                 <w:lang w:val="en-US"/>
               </w:rPr>
-              <w:t>6.1 Which segments suffer the most delays?</w:t>
+              <w:t>5.3 HSP Service Details</w:t>
             </w:r>
             <w:r>
               <w:rPr>
@@ -2903,7 +2832,7 @@
                 <w:noProof/>
                 <w:webHidden/>
               </w:rPr>
-              <w:instrText xml:space="preserve"> PAGEREF _Toc224758584 \h </w:instrText>
+              <w:instrText xml:space="preserve"> PAGEREF _Toc224817273 \h </w:instrText>
             </w:r>
             <w:r>
               <w:rPr>
@@ -2924,6 +2853,299 @@
                 <w:webHidden/>
               </w:rPr>
               <w:t>18</w:t>
+            </w:r>
+            <w:r>
+              <w:rPr>
+                <w:noProof/>
+                <w:webHidden/>
+              </w:rPr>
+              <w:fldChar w:fldCharType="end"/>
+            </w:r>
+          </w:hyperlink>
+        </w:p>
+        <w:p>
+          <w:pPr>
+            <w:pStyle w:val="TOC3"/>
+            <w:tabs>
+              <w:tab w:val="right" w:leader="dot" w:pos="9020"/>
+            </w:tabs>
+            <w:rPr>
+              <w:rFonts w:asciiTheme="minorHAnsi" w:eastAsiaTheme="minorEastAsia" w:hAnsiTheme="minorHAnsi" w:cstheme="minorBidi"/>
+              <w:noProof/>
+              <w:color w:val="auto"/>
+              <w:sz w:val="24"/>
+            </w:rPr>
+          </w:pPr>
+          <w:hyperlink w:anchor="_Toc224817274" w:history="1">
+            <w:r>
+              <w:rPr>
+                <w:rStyle w:val="Hyperlink"/>
+                <w:b/>
+                <w:bCs/>
+                <w:noProof/>
+                <w:lang w:val="en-US"/>
+              </w:rPr>
+              <w:t>5.4 Weather Data – Open-Meteo</w:t>
+            </w:r>
+            <w:r>
+              <w:rPr>
+                <w:noProof/>
+                <w:webHidden/>
+              </w:rPr>
+              <w:tab/>
+            </w:r>
+            <w:r>
+              <w:rPr>
+                <w:noProof/>
+                <w:webHidden/>
+              </w:rPr>
+              <w:fldChar w:fldCharType="begin"/>
+            </w:r>
+            <w:r>
+              <w:rPr>
+                <w:noProof/>
+                <w:webHidden/>
+              </w:rPr>
+              <w:instrText xml:space="preserve"> PAGEREF _Toc224817274 \h </w:instrText>
+            </w:r>
+            <w:r>
+              <w:rPr>
+                <w:noProof/>
+                <w:webHidden/>
+              </w:rPr>
+            </w:r>
+            <w:r>
+              <w:rPr>
+                <w:noProof/>
+                <w:webHidden/>
+              </w:rPr>
+              <w:fldChar w:fldCharType="separate"/>
+            </w:r>
+            <w:r>
+              <w:rPr>
+                <w:noProof/>
+                <w:webHidden/>
+              </w:rPr>
+              <w:t>18</w:t>
+            </w:r>
+            <w:r>
+              <w:rPr>
+                <w:noProof/>
+                <w:webHidden/>
+              </w:rPr>
+              <w:fldChar w:fldCharType="end"/>
+            </w:r>
+          </w:hyperlink>
+        </w:p>
+        <w:p>
+          <w:pPr>
+            <w:pStyle w:val="TOC3"/>
+            <w:tabs>
+              <w:tab w:val="right" w:leader="dot" w:pos="9020"/>
+            </w:tabs>
+            <w:rPr>
+              <w:rFonts w:asciiTheme="minorHAnsi" w:eastAsiaTheme="minorEastAsia" w:hAnsiTheme="minorHAnsi" w:cstheme="minorBidi"/>
+              <w:noProof/>
+              <w:color w:val="auto"/>
+              <w:sz w:val="24"/>
+            </w:rPr>
+          </w:pPr>
+          <w:hyperlink w:anchor="_Toc224817275" w:history="1">
+            <w:r>
+              <w:rPr>
+                <w:rStyle w:val="Hyperlink"/>
+                <w:b/>
+                <w:bCs/>
+                <w:noProof/>
+                <w:lang w:val="en-US"/>
+              </w:rPr>
+              <w:t>5.5 Final Dataset</w:t>
+            </w:r>
+            <w:r>
+              <w:rPr>
+                <w:noProof/>
+                <w:webHidden/>
+              </w:rPr>
+              <w:tab/>
+            </w:r>
+            <w:r>
+              <w:rPr>
+                <w:noProof/>
+                <w:webHidden/>
+              </w:rPr>
+              <w:fldChar w:fldCharType="begin"/>
+            </w:r>
+            <w:r>
+              <w:rPr>
+                <w:noProof/>
+                <w:webHidden/>
+              </w:rPr>
+              <w:instrText xml:space="preserve"> PAGEREF _Toc224817275 \h </w:instrText>
+            </w:r>
+            <w:r>
+              <w:rPr>
+                <w:noProof/>
+                <w:webHidden/>
+              </w:rPr>
+            </w:r>
+            <w:r>
+              <w:rPr>
+                <w:noProof/>
+                <w:webHidden/>
+              </w:rPr>
+              <w:fldChar w:fldCharType="separate"/>
+            </w:r>
+            <w:r>
+              <w:rPr>
+                <w:noProof/>
+                <w:webHidden/>
+              </w:rPr>
+              <w:t>19</w:t>
+            </w:r>
+            <w:r>
+              <w:rPr>
+                <w:noProof/>
+                <w:webHidden/>
+              </w:rPr>
+              <w:fldChar w:fldCharType="end"/>
+            </w:r>
+          </w:hyperlink>
+        </w:p>
+        <w:p>
+          <w:pPr>
+            <w:pStyle w:val="TOC2"/>
+            <w:rPr>
+              <w:rFonts w:asciiTheme="minorHAnsi" w:eastAsiaTheme="minorEastAsia" w:hAnsiTheme="minorHAnsi" w:cstheme="minorBidi"/>
+              <w:noProof/>
+              <w:color w:val="auto"/>
+              <w:sz w:val="24"/>
+            </w:rPr>
+          </w:pPr>
+          <w:hyperlink w:anchor="_Toc224817276" w:history="1">
+            <w:r>
+              <w:rPr>
+                <w:rStyle w:val="Hyperlink"/>
+                <w:b/>
+                <w:bCs/>
+                <w:noProof/>
+                <w:lang w:val="en-US"/>
+              </w:rPr>
+              <w:t>6. Exploratory Data Analysis</w:t>
+            </w:r>
+            <w:r>
+              <w:rPr>
+                <w:noProof/>
+                <w:webHidden/>
+              </w:rPr>
+              <w:tab/>
+            </w:r>
+            <w:r>
+              <w:rPr>
+                <w:noProof/>
+                <w:webHidden/>
+              </w:rPr>
+              <w:fldChar w:fldCharType="begin"/>
+            </w:r>
+            <w:r>
+              <w:rPr>
+                <w:noProof/>
+                <w:webHidden/>
+              </w:rPr>
+              <w:instrText xml:space="preserve"> PAGEREF _Toc224817276 \h </w:instrText>
+            </w:r>
+            <w:r>
+              <w:rPr>
+                <w:noProof/>
+                <w:webHidden/>
+              </w:rPr>
+            </w:r>
+            <w:r>
+              <w:rPr>
+                <w:noProof/>
+                <w:webHidden/>
+              </w:rPr>
+              <w:fldChar w:fldCharType="separate"/>
+            </w:r>
+            <w:r>
+              <w:rPr>
+                <w:noProof/>
+                <w:webHidden/>
+              </w:rPr>
+              <w:t>21</w:t>
+            </w:r>
+            <w:r>
+              <w:rPr>
+                <w:noProof/>
+                <w:webHidden/>
+              </w:rPr>
+              <w:fldChar w:fldCharType="end"/>
+            </w:r>
+          </w:hyperlink>
+        </w:p>
+        <w:p>
+          <w:pPr>
+            <w:pStyle w:val="TOC3"/>
+            <w:tabs>
+              <w:tab w:val="right" w:leader="dot" w:pos="9020"/>
+            </w:tabs>
+            <w:rPr>
+              <w:rFonts w:asciiTheme="minorHAnsi" w:eastAsiaTheme="minorEastAsia" w:hAnsiTheme="minorHAnsi" w:cstheme="minorBidi"/>
+              <w:noProof/>
+              <w:color w:val="auto"/>
+              <w:sz w:val="24"/>
+            </w:rPr>
+          </w:pPr>
+          <w:hyperlink w:anchor="_Toc224817277" w:history="1">
+            <w:r>
+              <w:rPr>
+                <w:rStyle w:val="Hyperlink"/>
+                <w:b/>
+                <w:bCs/>
+                <w:noProof/>
+                <w:lang w:val="en-US"/>
+              </w:rPr>
+              <w:t>6.1 Which segments suffer the most delays?</w:t>
+            </w:r>
+            <w:r>
+              <w:rPr>
+                <w:noProof/>
+                <w:webHidden/>
+              </w:rPr>
+              <w:tab/>
+            </w:r>
+            <w:r>
+              <w:rPr>
+                <w:noProof/>
+                <w:webHidden/>
+              </w:rPr>
+              <w:fldChar w:fldCharType="begin"/>
+            </w:r>
+            <w:r>
+              <w:rPr>
+                <w:noProof/>
+                <w:webHidden/>
+              </w:rPr>
+              <w:instrText xml:space="preserve"> PAGEREF _Toc224817277 \h </w:instrText>
+            </w:r>
+            <w:r>
+              <w:rPr>
+                <w:noProof/>
+                <w:webHidden/>
+              </w:rPr>
+            </w:r>
+            <w:r>
+              <w:rPr>
+                <w:noProof/>
+                <w:webHidden/>
+              </w:rPr>
+              <w:fldChar w:fldCharType="separate"/>
+            </w:r>
+            <w:r>
+              <w:rPr>
+                <w:noProof/>
+                <w:webHidden/>
+              </w:rPr>
+              <w:t>21</w:t>
             </w:r>
             <w:r>
               <w:rPr>
@@ -2947,7 +3169,7 @@
               <w:sz w:val="24"/>
             </w:rPr>
           </w:pPr>
-          <w:hyperlink w:anchor="_Toc224758585" w:history="1">
+          <w:hyperlink w:anchor="_Toc224817278" w:history="1">
             <w:r>
               <w:rPr>
                 <w:rStyle w:val="Hyperlink"/>
@@ -2976,7 +3198,7 @@
                 <w:noProof/>
                 <w:webHidden/>
               </w:rPr>
-              <w:instrText xml:space="preserve"> PAGEREF _Toc224758585 \h </w:instrText>
+              <w:instrText xml:space="preserve"> PAGEREF _Toc224817278 \h </w:instrText>
             </w:r>
             <w:r>
               <w:rPr>
@@ -2996,7 +3218,7 @@
                 <w:noProof/>
                 <w:webHidden/>
               </w:rPr>
-              <w:t>20</w:t>
+              <w:t>23</w:t>
             </w:r>
             <w:r>
               <w:rPr>
@@ -3082,7 +3304,7 @@
           <w:lang w:val="en-US"/>
         </w:rPr>
       </w:pPr>
-      <w:bookmarkStart w:id="0" w:name="_Toc224758561"/>
+      <w:bookmarkStart w:id="0" w:name="_Toc224817251"/>
       <w:r>
         <w:rPr>
           <w:rFonts w:ascii="Calibri" w:eastAsia="Calibri" w:hAnsi="Calibri" w:cs="Calibri"/>
@@ -3148,7 +3370,7 @@
           <w:lang w:val="en-US"/>
         </w:rPr>
       </w:pPr>
-      <w:bookmarkStart w:id="1" w:name="_Toc224758562"/>
+      <w:bookmarkStart w:id="1" w:name="_Toc224817252"/>
       <w:r>
         <w:rPr>
           <w:rFonts w:ascii="Calibri" w:eastAsia="Calibri" w:hAnsi="Calibri" w:cs="Calibri"/>
@@ -3575,7 +3797,7 @@
           <w:lang w:val="en-US"/>
         </w:rPr>
       </w:pPr>
-      <w:bookmarkStart w:id="2" w:name="_Toc224758563"/>
+      <w:bookmarkStart w:id="2" w:name="_Toc224817253"/>
       <w:r>
         <w:rPr>
           <w:rFonts w:ascii="Calibri" w:eastAsia="Calibri" w:hAnsi="Calibri" w:cs="Calibri"/>
@@ -3706,7 +3928,7 @@
           <w:lang w:val="en-US"/>
         </w:rPr>
       </w:pPr>
-      <w:bookmarkStart w:id="3" w:name="_Toc224758564"/>
+      <w:bookmarkStart w:id="3" w:name="_Toc224817254"/>
       <w:r>
         <w:rPr>
           <w:rFonts w:ascii="Calibri" w:eastAsia="Calibri" w:hAnsi="Calibri" w:cs="Calibri"/>
@@ -3782,27 +4004,25 @@
     </w:p>
     <w:p>
       <w:pPr>
-        <w:pStyle w:val="Heading3"/>
-        <w:spacing w:before="200"/>
-        <w:rPr>
-          <w:rFonts w:ascii="Calibri" w:eastAsia="Calibri" w:hAnsi="Calibri" w:cs="Calibri"/>
+        <w:rPr>
           <w:b/>
           <w:bCs/>
-          <w:color w:val="FF0000"/>
-        </w:rPr>
-      </w:pPr>
-      <w:bookmarkStart w:id="4" w:name="_Toc224758565"/>
-      <w:r>
-        <w:rPr>
-          <w:rFonts w:ascii="Calibri" w:eastAsia="Calibri" w:hAnsi="Calibri" w:cs="Calibri"/>
+          <w:color w:val="EE0000"/>
+          <w:sz w:val="24"/>
+          <w:szCs w:val="28"/>
+        </w:rPr>
+      </w:pPr>
+      <w:r>
+        <w:rPr>
           <w:b/>
           <w:bCs/>
-          <w:color w:val="FF0000"/>
+          <w:color w:val="EE0000"/>
+          <w:sz w:val="24"/>
+          <w:szCs w:val="28"/>
           <w:lang w:val="en-US"/>
         </w:rPr>
         <w:t>Main goal</w:t>
       </w:r>
-      <w:bookmarkEnd w:id="4"/>
     </w:p>
     <w:p>
       <w:pPr>
@@ -3823,28 +4043,26 @@
     </w:p>
     <w:p>
       <w:pPr>
-        <w:pStyle w:val="Heading3"/>
-        <w:spacing w:before="200"/>
-        <w:rPr>
-          <w:rFonts w:ascii="Calibri" w:eastAsia="Calibri" w:hAnsi="Calibri" w:cs="Calibri"/>
+        <w:rPr>
           <w:b/>
           <w:bCs/>
-          <w:color w:val="FF0000"/>
-          <w:lang w:val="en-US"/>
-        </w:rPr>
-      </w:pPr>
-      <w:bookmarkStart w:id="5" w:name="_Toc224758566"/>
-      <w:r>
-        <w:rPr>
-          <w:rFonts w:ascii="Calibri" w:eastAsia="Calibri" w:hAnsi="Calibri" w:cs="Calibri"/>
+          <w:color w:val="EE0000"/>
+          <w:sz w:val="24"/>
+          <w:szCs w:val="28"/>
+          <w:lang w:val="en-US"/>
+        </w:rPr>
+      </w:pPr>
+      <w:r>
+        <w:rPr>
           <w:b/>
           <w:bCs/>
-          <w:color w:val="FF0000"/>
+          <w:color w:val="EE0000"/>
+          <w:sz w:val="24"/>
+          <w:szCs w:val="28"/>
           <w:lang w:val="en-US"/>
         </w:rPr>
         <w:t>Priority objectives</w:t>
       </w:r>
-      <w:bookmarkEnd w:id="5"/>
     </w:p>
     <w:p>
       <w:pPr>
@@ -4084,7 +4302,7 @@
           <w:szCs w:val="32"/>
         </w:rPr>
       </w:pPr>
-      <w:bookmarkStart w:id="6" w:name="_Toc224758567"/>
+      <w:bookmarkStart w:id="4" w:name="_Toc224817255"/>
       <w:r>
         <w:rPr>
           <w:rFonts w:ascii="Calibri" w:eastAsia="Calibri" w:hAnsi="Calibri" w:cs="Calibri"/>
@@ -4109,7 +4327,6 @@
         </w:rPr>
         <w:t>.1 LNER Interview Q</w:t>
       </w:r>
-      <w:bookmarkEnd w:id="6"/>
       <w:r>
         <w:rPr>
           <w:rFonts w:ascii="Calibri" w:eastAsia="Calibri" w:hAnsi="Calibri" w:cs="Calibri"/>
@@ -4122,6 +4339,7 @@
         </w:rPr>
         <w:t>&amp;A</w:t>
       </w:r>
+      <w:bookmarkEnd w:id="4"/>
     </w:p>
     <w:p>
       <w:pPr>
@@ -4884,7 +5102,7 @@
           <w:lang w:val="en-US"/>
         </w:rPr>
       </w:pPr>
-      <w:bookmarkStart w:id="7" w:name="_Toc224758568"/>
+      <w:bookmarkStart w:id="5" w:name="_Toc224817256"/>
       <w:r>
         <w:rPr>
           <w:rFonts w:ascii="Calibri" w:eastAsia="Calibri" w:hAnsi="Calibri" w:cs="Calibri"/>
@@ -4945,7 +5163,7 @@
         </w:rPr>
         <w:t>Notes</w:t>
       </w:r>
-      <w:bookmarkEnd w:id="7"/>
+      <w:bookmarkEnd w:id="5"/>
     </w:p>
     <w:p>
       <w:pPr>
@@ -5810,7 +6028,7 @@
           <w:lang w:val="en-US"/>
         </w:rPr>
       </w:pPr>
-      <w:bookmarkStart w:id="8" w:name="_Toc224758569"/>
+      <w:bookmarkStart w:id="6" w:name="_Toc224817257"/>
       <w:r>
         <w:rPr>
           <w:rFonts w:ascii="Calibri" w:eastAsia="Calibri" w:hAnsi="Calibri" w:cs="Calibri"/>
@@ -5859,7 +6077,7 @@
         </w:rPr>
         <w:t xml:space="preserve"> Drivers of Disruption</w:t>
       </w:r>
-      <w:bookmarkEnd w:id="8"/>
+      <w:bookmarkEnd w:id="6"/>
     </w:p>
     <w:p>
       <w:pPr>
@@ -6038,25 +6256,7 @@
           <w:color w:val="000000" w:themeColor="text1"/>
           <w:lang w:val="en-US"/>
         </w:rPr>
-        <w:t xml:space="preserve"> such as Kings Cross and Finsbury </w:t>
-      </w:r>
-      <w:proofErr w:type="gramStart"/>
-      <w:r>
-        <w:rPr>
-          <w:rFonts w:ascii="Cambria" w:eastAsia="Cambria" w:hAnsi="Cambria" w:cs="Cambria"/>
-          <w:color w:val="000000" w:themeColor="text1"/>
-          <w:lang w:val="en-US"/>
-        </w:rPr>
-        <w:t>Park</w:t>
-      </w:r>
-      <w:proofErr w:type="gramEnd"/>
-      <w:r>
-        <w:rPr>
-          <w:rFonts w:ascii="Cambria" w:eastAsia="Cambria" w:hAnsi="Cambria" w:cs="Cambria"/>
-          <w:color w:val="000000" w:themeColor="text1"/>
-          <w:lang w:val="en-US"/>
-        </w:rPr>
-        <w:t xml:space="preserve"> amplify disruption impact due to high passenger volume and limited capacity.</w:t>
+        <w:t xml:space="preserve"> such as Kings Cross and Finsbury Park amplify disruption impact due to high passenger volume and limited capacity.</w:t>
       </w:r>
     </w:p>
     <w:p>
@@ -6087,25 +6287,7 @@
           <w:color w:val="000000" w:themeColor="text1"/>
           <w:lang w:val="en-US"/>
         </w:rPr>
-        <w:t xml:space="preserve">, with only two main tracks, means minor issues can lead to </w:t>
-      </w:r>
-      <w:proofErr w:type="gramStart"/>
-      <w:r>
-        <w:rPr>
-          <w:rFonts w:ascii="Cambria" w:eastAsia="Cambria" w:hAnsi="Cambria" w:cs="Cambria"/>
-          <w:color w:val="000000" w:themeColor="text1"/>
-          <w:lang w:val="en-US"/>
-        </w:rPr>
-        <w:t>a system</w:t>
-      </w:r>
-      <w:proofErr w:type="gramEnd"/>
-      <w:r>
-        <w:rPr>
-          <w:rFonts w:ascii="Cambria" w:eastAsia="Cambria" w:hAnsi="Cambria" w:cs="Cambria"/>
-          <w:color w:val="000000" w:themeColor="text1"/>
-          <w:lang w:val="en-US"/>
-        </w:rPr>
-        <w:t>-wide disruption.</w:t>
+        <w:t>, with only two main tracks, means minor issues can lead to a system-wide disruption.</w:t>
       </w:r>
     </w:p>
     <w:p>
@@ -6176,7 +6358,7 @@
           <w:lang w:val="en-US"/>
         </w:rPr>
       </w:pPr>
-      <w:bookmarkStart w:id="9" w:name="_Toc224758570"/>
+      <w:bookmarkStart w:id="7" w:name="_Toc224817258"/>
       <w:r>
         <w:rPr>
           <w:rFonts w:ascii="Calibri" w:eastAsia="Calibri" w:hAnsi="Calibri" w:cs="Calibri"/>
@@ -6201,7 +6383,7 @@
         </w:rPr>
         <w:t>.4 Data Considerations</w:t>
       </w:r>
-      <w:bookmarkEnd w:id="9"/>
+      <w:bookmarkEnd w:id="7"/>
     </w:p>
     <w:p>
       <w:pPr>
@@ -6328,9 +6510,8 @@
                 <w:color w:val="FFFFFF" w:themeColor="background1"/>
                 <w:lang w:val="en-US"/>
               </w:rPr>
-              <w:t xml:space="preserve"> </w:t>
-            </w:r>
-            <w:proofErr w:type="gramStart"/>
+              <w:t xml:space="preserve"> it</w:t>
+            </w:r>
             <w:r>
               <w:rPr>
                 <w:rFonts w:ascii="Cambria" w:eastAsia="Cambria" w:hAnsi="Cambria" w:cs="Cambria"/>
@@ -6339,28 +6520,7 @@
                 <w:color w:val="FFFFFF" w:themeColor="background1"/>
                 <w:lang w:val="en-US"/>
               </w:rPr>
-              <w:t>it</w:t>
-            </w:r>
-            <w:r>
-              <w:rPr>
-                <w:rFonts w:ascii="Cambria" w:eastAsia="Cambria" w:hAnsi="Cambria" w:cs="Cambria"/>
-                <w:b/>
-                <w:bCs/>
-                <w:color w:val="FFFFFF" w:themeColor="background1"/>
-                <w:lang w:val="en-US"/>
-              </w:rPr>
-              <w:t xml:space="preserve"> is/isn’t</w:t>
-            </w:r>
-            <w:proofErr w:type="gramEnd"/>
-            <w:r>
-              <w:rPr>
-                <w:rFonts w:ascii="Cambria" w:eastAsia="Cambria" w:hAnsi="Cambria" w:cs="Cambria"/>
-                <w:b/>
-                <w:bCs/>
-                <w:color w:val="FFFFFF" w:themeColor="background1"/>
-                <w:lang w:val="en-US"/>
-              </w:rPr>
-              <w:t xml:space="preserve"> useful?</w:t>
+              <w:t xml:space="preserve"> is/isn’t useful?</w:t>
             </w:r>
           </w:p>
         </w:tc>
@@ -6444,21 +6604,12 @@
                 <w:rFonts w:ascii="Cambria" w:eastAsia="Cambria" w:hAnsi="Cambria" w:cs="Cambria"/>
               </w:rPr>
             </w:pPr>
-            <w:proofErr w:type="gramStart"/>
             <w:r>
               <w:rPr>
                 <w:rFonts w:ascii="Cambria" w:eastAsia="Cambria" w:hAnsi="Cambria" w:cs="Cambria"/>
                 <w:lang w:val="en-US"/>
               </w:rPr>
-              <w:t>Useful</w:t>
-            </w:r>
-            <w:proofErr w:type="gramEnd"/>
-            <w:r>
-              <w:rPr>
-                <w:rFonts w:ascii="Cambria" w:eastAsia="Cambria" w:hAnsi="Cambria" w:cs="Cambria"/>
-                <w:lang w:val="en-US"/>
-              </w:rPr>
-              <w:t xml:space="preserve"> for train movement, predictions, stopping times, and real-time variation patterns, however it is difficult to make use of due to lack of documentation.</w:t>
+              <w:t>Useful for train movement, predictions, stopping times, and real-time variation patterns, however it is difficult to make use of due to lack of documentation.</w:t>
             </w:r>
           </w:p>
         </w:tc>
@@ -6493,23 +6644,7 @@
                 <w:rFonts w:ascii="Cambria" w:eastAsia="Cambria" w:hAnsi="Cambria" w:cs="Cambria"/>
                 <w:lang w:val="en-US"/>
               </w:rPr>
-              <w:t xml:space="preserve">, we can engineer sudo- signaling data using the working timetable and actual arrival/departure times which </w:t>
-            </w:r>
-            <w:proofErr w:type="gramStart"/>
-            <w:r>
-              <w:rPr>
-                <w:rFonts w:ascii="Cambria" w:eastAsia="Cambria" w:hAnsi="Cambria" w:cs="Cambria"/>
-                <w:lang w:val="en-US"/>
-              </w:rPr>
-              <w:t>is</w:t>
-            </w:r>
-            <w:proofErr w:type="gramEnd"/>
-            <w:r>
-              <w:rPr>
-                <w:rFonts w:ascii="Cambria" w:eastAsia="Cambria" w:hAnsi="Cambria" w:cs="Cambria"/>
-                <w:lang w:val="en-US"/>
-              </w:rPr>
-              <w:t xml:space="preserve"> much simpler to use/understand</w:t>
+              <w:t>, we can engineer sudo- signaling data using the working timetable and actual arrival/departure times which is much simpler to use/understand</w:t>
             </w:r>
           </w:p>
         </w:tc>
@@ -6568,23 +6703,7 @@
                 <w:rFonts w:ascii="Cambria" w:eastAsia="Cambria" w:hAnsi="Cambria" w:cs="Cambria"/>
                 <w:lang w:val="en-US"/>
               </w:rPr>
-              <w:t xml:space="preserve">Useful for comparing timetables to actual outcomes, pulling individual journey ids, and </w:t>
-            </w:r>
-            <w:proofErr w:type="gramStart"/>
-            <w:r>
-              <w:rPr>
-                <w:rFonts w:ascii="Cambria" w:eastAsia="Cambria" w:hAnsi="Cambria" w:cs="Cambria"/>
-                <w:lang w:val="en-US"/>
-              </w:rPr>
-              <w:t>stop</w:t>
-            </w:r>
-            <w:proofErr w:type="gramEnd"/>
-            <w:r>
-              <w:rPr>
-                <w:rFonts w:ascii="Cambria" w:eastAsia="Cambria" w:hAnsi="Cambria" w:cs="Cambria"/>
-                <w:lang w:val="en-US"/>
-              </w:rPr>
-              <w:t xml:space="preserve"> information.</w:t>
+              <w:t>Useful for comparing timetables to actual outcomes, pulling individual journey ids, and stop information.</w:t>
             </w:r>
           </w:p>
         </w:tc>
@@ -6614,53 +6733,12 @@
               </w:rPr>
               <w:t xml:space="preserve">Yes, </w:t>
             </w:r>
-            <w:proofErr w:type="gramStart"/>
             <w:r>
               <w:rPr>
                 <w:rFonts w:ascii="Cambria" w:eastAsia="Cambria" w:hAnsi="Cambria" w:cs="Cambria"/>
                 <w:lang w:val="en-US"/>
               </w:rPr>
-              <w:t>simplifies</w:t>
-            </w:r>
-            <w:proofErr w:type="gramEnd"/>
-            <w:r>
-              <w:rPr>
-                <w:rFonts w:ascii="Cambria" w:eastAsia="Cambria" w:hAnsi="Cambria" w:cs="Cambria"/>
-                <w:lang w:val="en-US"/>
-              </w:rPr>
-              <w:t xml:space="preserve"> data collection for machine learning and data exploration. Can be merged with </w:t>
-            </w:r>
-            <w:proofErr w:type="gramStart"/>
-            <w:r>
-              <w:rPr>
-                <w:rFonts w:ascii="Cambria" w:eastAsia="Cambria" w:hAnsi="Cambria" w:cs="Cambria"/>
-                <w:lang w:val="en-US"/>
-              </w:rPr>
-              <w:t>other</w:t>
-            </w:r>
-            <w:proofErr w:type="gramEnd"/>
-            <w:r>
-              <w:rPr>
-                <w:rFonts w:ascii="Cambria" w:eastAsia="Cambria" w:hAnsi="Cambria" w:cs="Cambria"/>
-                <w:lang w:val="en-US"/>
-              </w:rPr>
-              <w:t xml:space="preserve"> </w:t>
-            </w:r>
-            <w:proofErr w:type="gramStart"/>
-            <w:r>
-              <w:rPr>
-                <w:rFonts w:ascii="Cambria" w:eastAsia="Cambria" w:hAnsi="Cambria" w:cs="Cambria"/>
-                <w:lang w:val="en-US"/>
-              </w:rPr>
-              <w:t>dataset</w:t>
-            </w:r>
-            <w:proofErr w:type="gramEnd"/>
-            <w:r>
-              <w:rPr>
-                <w:rFonts w:ascii="Cambria" w:eastAsia="Cambria" w:hAnsi="Cambria" w:cs="Cambria"/>
-                <w:lang w:val="en-US"/>
-              </w:rPr>
-              <w:t xml:space="preserve"> easily via RID</w:t>
+              <w:t>simplifies data collection for machine learning and data exploration. Can be merged with other dataset easily via RID</w:t>
             </w:r>
           </w:p>
         </w:tc>
@@ -7009,7 +7087,7 @@
           <w:lang w:val="en-US"/>
         </w:rPr>
       </w:pPr>
-      <w:bookmarkStart w:id="10" w:name="_Toc224758571"/>
+      <w:bookmarkStart w:id="8" w:name="_Toc224817259"/>
       <w:r>
         <w:rPr>
           <w:rFonts w:ascii="Calibri" w:eastAsia="Calibri" w:hAnsi="Calibri" w:cs="Calibri"/>
@@ -7035,7 +7113,7 @@
         </w:rPr>
         <w:t>.5 Initial Modelling Direction</w:t>
       </w:r>
-      <w:bookmarkEnd w:id="10"/>
+      <w:bookmarkEnd w:id="8"/>
     </w:p>
     <w:p>
       <w:pPr>
@@ -7076,25 +7154,7 @@
           <w:color w:val="000000" w:themeColor="text1"/>
           <w:lang w:val="en-US"/>
         </w:rPr>
-        <w:t>The main aim is to improve disruption prediction quality by ascertaining the effects of delay propagation to support clearer and more reliable customer communication. By proxy this would support times where Darwin’s ETAs become unstable. Instead of attempting to model the full railway network, the initial approach treats each train leg (</w:t>
-      </w:r>
-      <w:proofErr w:type="gramStart"/>
-      <w:r>
-        <w:rPr>
-          <w:rFonts w:ascii="Cambria" w:eastAsia="Cambria" w:hAnsi="Cambria" w:cs="Cambria"/>
-          <w:color w:val="000000" w:themeColor="text1"/>
-          <w:lang w:val="en-US"/>
-        </w:rPr>
-        <w:t>from a station,</w:t>
-      </w:r>
-      <w:proofErr w:type="gramEnd"/>
-      <w:r>
-        <w:rPr>
-          <w:rFonts w:ascii="Cambria" w:eastAsia="Cambria" w:hAnsi="Cambria" w:cs="Cambria"/>
-          <w:color w:val="000000" w:themeColor="text1"/>
-          <w:lang w:val="en-US"/>
-        </w:rPr>
-        <w:t xml:space="preserve"> to a station) as an instance. This allows the problem to be framed as 2 tasks.</w:t>
+        <w:t>The main aim is to improve disruption prediction quality by ascertaining the effects of delay propagation to support clearer and more reliable customer communication. By proxy this would support times where Darwin’s ETAs become unstable. Instead of attempting to model the full railway network, the initial approach treats each train leg (from a station, to a station) as an instance. This allows the problem to be framed as 2 tasks.</w:t>
       </w:r>
     </w:p>
     <w:p>
@@ -7186,7 +7246,6 @@
           <w:lang w:val="en-US"/>
         </w:rPr>
       </w:pPr>
-      <w:proofErr w:type="gramStart"/>
       <w:r>
         <w:rPr>
           <w:rFonts w:ascii="Cambria" w:eastAsia="Cambria" w:hAnsi="Cambria" w:cs="Cambria"/>
@@ -7194,37 +7253,7 @@
           <w:sz w:val="24"/>
           <w:lang w:val="en-US"/>
         </w:rPr>
-        <w:t>Eventhough</w:t>
-      </w:r>
-      <w:proofErr w:type="gramEnd"/>
-      <w:r>
-        <w:rPr>
-          <w:rFonts w:ascii="Cambria" w:eastAsia="Cambria" w:hAnsi="Cambria" w:cs="Cambria"/>
-          <w:color w:val="000000" w:themeColor="text1"/>
-          <w:sz w:val="24"/>
-          <w:lang w:val="en-US"/>
-        </w:rPr>
-        <w:t xml:space="preserve"> graph-based approaches may be better at representing the entire </w:t>
-      </w:r>
-      <w:proofErr w:type="gramStart"/>
-      <w:r>
-        <w:rPr>
-          <w:rFonts w:ascii="Cambria" w:eastAsia="Cambria" w:hAnsi="Cambria" w:cs="Cambria"/>
-          <w:color w:val="000000" w:themeColor="text1"/>
-          <w:sz w:val="24"/>
-          <w:lang w:val="en-US"/>
-        </w:rPr>
-        <w:t>systems</w:t>
-      </w:r>
-      <w:proofErr w:type="gramEnd"/>
-      <w:r>
-        <w:rPr>
-          <w:rFonts w:ascii="Cambria" w:eastAsia="Cambria" w:hAnsi="Cambria" w:cs="Cambria"/>
-          <w:color w:val="000000" w:themeColor="text1"/>
-          <w:sz w:val="24"/>
-          <w:lang w:val="en-US"/>
-        </w:rPr>
-        <w:t xml:space="preserve"> interactions, they introduce significant complexity and data requirements beyond the scope of the current usable data and time constraints. The idea is to create a robust and extensible baseline model which can later be expanded. </w:t>
+        <w:t xml:space="preserve">Eventhough graph-based approaches may be better at representing the entire systems interactions, they introduce significant complexity and data requirements beyond the scope of the current usable data and time constraints. The idea is to create a robust and extensible baseline model which can later be expanded. </w:t>
       </w:r>
       <w:r>
         <w:rPr>
@@ -7312,25 +7341,7 @@
           <w:color w:val="000000" w:themeColor="text1"/>
           <w:lang w:val="en-US"/>
         </w:rPr>
-        <w:t xml:space="preserve">Other models may be </w:t>
-      </w:r>
-      <w:proofErr w:type="gramStart"/>
-      <w:r>
-        <w:rPr>
-          <w:rFonts w:ascii="Cambria" w:eastAsia="Cambria" w:hAnsi="Cambria" w:cs="Cambria"/>
-          <w:color w:val="000000" w:themeColor="text1"/>
-          <w:lang w:val="en-US"/>
-        </w:rPr>
-        <w:t>tested</w:t>
-      </w:r>
-      <w:proofErr w:type="gramEnd"/>
-      <w:r>
-        <w:rPr>
-          <w:rFonts w:ascii="Cambria" w:eastAsia="Cambria" w:hAnsi="Cambria" w:cs="Cambria"/>
-          <w:color w:val="000000" w:themeColor="text1"/>
-          <w:lang w:val="en-US"/>
-        </w:rPr>
-        <w:t xml:space="preserve"> however initially these models are well suited in theory due to their strong performance on structured datasets and ability to capture nonlinear interactions between variables such as delay propagation. Specifically, XGBoost is very popular, powerful, widely used in research and industry and has a history of performing well in many Kaggle competitions.</w:t>
+        <w:t>Other models may be tested however initially these models are well suited in theory due to their strong performance on structured datasets and ability to capture nonlinear interactions between variables such as delay propagation. Specifically, XGBoost is very popular, powerful, widely used in research and industry and has a history of performing well in many Kaggle competitions.</w:t>
       </w:r>
     </w:p>
     <w:p>
@@ -7370,7 +7381,7 @@
           <w:lang w:val="en-US"/>
         </w:rPr>
       </w:pPr>
-      <w:bookmarkStart w:id="11" w:name="_Toc224758572"/>
+      <w:bookmarkStart w:id="9" w:name="_Toc224817260"/>
       <w:r>
         <w:rPr>
           <w:rFonts w:ascii="Calibri" w:eastAsia="Calibri" w:hAnsi="Calibri" w:cs="Calibri"/>
@@ -7396,7 +7407,7 @@
         </w:rPr>
         <w:t>. Systems Thinking Approach</w:t>
       </w:r>
-      <w:bookmarkEnd w:id="11"/>
+      <w:bookmarkEnd w:id="9"/>
     </w:p>
     <w:p>
       <w:pPr>
@@ -7421,7 +7432,7 @@
           <w:lang w:val="en-US"/>
         </w:rPr>
       </w:pPr>
-      <w:bookmarkStart w:id="12" w:name="_Toc224758573"/>
+      <w:bookmarkStart w:id="10" w:name="_Toc224817261"/>
       <w:r>
         <w:rPr>
           <w:rFonts w:ascii="Calibri" w:eastAsia="Calibri" w:hAnsi="Calibri" w:cs="Calibri"/>
@@ -7446,7 +7457,7 @@
         </w:rPr>
         <w:t>.1 Stakeholders</w:t>
       </w:r>
-      <w:bookmarkEnd w:id="12"/>
+      <w:bookmarkEnd w:id="10"/>
     </w:p>
     <w:p>
       <w:pPr>
@@ -7634,7 +7645,7 @@
           <w:lang w:val="en-US"/>
         </w:rPr>
       </w:pPr>
-      <w:bookmarkStart w:id="13" w:name="_Toc224758574"/>
+      <w:bookmarkStart w:id="11" w:name="_Toc224817262"/>
       <w:r>
         <w:rPr>
           <w:rFonts w:ascii="Calibri" w:eastAsia="Calibri" w:hAnsi="Calibri" w:cs="Calibri"/>
@@ -7659,7 +7670,7 @@
         </w:rPr>
         <w:t>.2 CATWOE</w:t>
       </w:r>
-      <w:bookmarkEnd w:id="13"/>
+      <w:bookmarkEnd w:id="11"/>
     </w:p>
     <w:p>
       <w:pPr>
@@ -7838,25 +7849,7 @@
           <w:color w:val="000000" w:themeColor="text1"/>
           <w:lang w:val="en-US"/>
         </w:rPr>
-        <w:t xml:space="preserve"> LNER, who </w:t>
-      </w:r>
-      <w:proofErr w:type="gramStart"/>
-      <w:r>
-        <w:rPr>
-          <w:rFonts w:ascii="Cambria" w:eastAsia="Cambria" w:hAnsi="Cambria" w:cs="Cambria"/>
-          <w:color w:val="000000" w:themeColor="text1"/>
-          <w:lang w:val="en-US"/>
-        </w:rPr>
-        <w:t>decide</w:t>
-      </w:r>
-      <w:proofErr w:type="gramEnd"/>
-      <w:r>
-        <w:rPr>
-          <w:rFonts w:ascii="Cambria" w:eastAsia="Cambria" w:hAnsi="Cambria" w:cs="Cambria"/>
-          <w:color w:val="000000" w:themeColor="text1"/>
-          <w:lang w:val="en-US"/>
-        </w:rPr>
-        <w:t xml:space="preserve"> how outputs are adopted.</w:t>
+        <w:t xml:space="preserve"> LNER, who decide how outputs are adopted.</w:t>
       </w:r>
     </w:p>
     <w:p>
@@ -7987,7 +7980,7 @@
           <w:lang w:val="en-US"/>
         </w:rPr>
       </w:pPr>
-      <w:bookmarkStart w:id="14" w:name="_Toc224758575"/>
+      <w:bookmarkStart w:id="12" w:name="_Toc224817263"/>
       <w:r>
         <w:rPr>
           <w:rFonts w:ascii="Calibri" w:eastAsia="Calibri" w:hAnsi="Calibri" w:cs="Calibri"/>
@@ -8013,7 +8006,7 @@
         </w:rPr>
         <w:t>.3 Rich Picture</w:t>
       </w:r>
-      <w:bookmarkEnd w:id="14"/>
+      <w:bookmarkEnd w:id="12"/>
     </w:p>
     <w:p>
       <w:pPr>
@@ -8309,7 +8302,7 @@
           <w:lang w:val="en-US"/>
         </w:rPr>
       </w:pPr>
-      <w:bookmarkStart w:id="15" w:name="_Toc224758576"/>
+      <w:bookmarkStart w:id="13" w:name="_Toc224817264"/>
       <w:r>
         <w:rPr>
           <w:rFonts w:ascii="Calibri" w:eastAsia="Calibri" w:hAnsi="Calibri" w:cs="Calibri"/>
@@ -8335,7 +8328,7 @@
         </w:rPr>
         <w:t>. Project Planning</w:t>
       </w:r>
-      <w:bookmarkEnd w:id="15"/>
+      <w:bookmarkEnd w:id="13"/>
     </w:p>
     <w:p>
       <w:pPr>
@@ -8372,7 +8365,7 @@
           <w:lang w:val="en-US"/>
         </w:rPr>
       </w:pPr>
-      <w:bookmarkStart w:id="16" w:name="_Toc224758577"/>
+      <w:bookmarkStart w:id="14" w:name="_Toc224817265"/>
       <w:r>
         <w:rPr>
           <w:rFonts w:ascii="Calibri" w:eastAsia="Calibri" w:hAnsi="Calibri" w:cs="Calibri"/>
@@ -8433,7 +8426,7 @@
         </w:rPr>
         <w:t>Role Responsibilities</w:t>
       </w:r>
-      <w:bookmarkEnd w:id="16"/>
+      <w:bookmarkEnd w:id="14"/>
     </w:p>
     <w:p>
       <w:pPr>
@@ -9054,7 +9047,6 @@
           <w:lang w:val="en-US"/>
         </w:rPr>
       </w:pPr>
-      <w:proofErr w:type="gramStart"/>
       <w:r>
         <w:rPr>
           <w:rFonts w:ascii="Calibri" w:hAnsi="Calibri" w:cs="Calibri"/>
@@ -9062,17 +9054,7 @@
           <w:szCs w:val="20"/>
           <w:lang w:val="en-US"/>
         </w:rPr>
-        <w:t>Evaluate</w:t>
-      </w:r>
-      <w:proofErr w:type="gramEnd"/>
-      <w:r>
-        <w:rPr>
-          <w:rFonts w:ascii="Calibri" w:hAnsi="Calibri" w:cs="Calibri"/>
-          <w:sz w:val="22"/>
-          <w:szCs w:val="20"/>
-          <w:lang w:val="en-US"/>
-        </w:rPr>
-        <w:t xml:space="preserve"> model performance</w:t>
+        <w:t>Evaluate model performance</w:t>
       </w:r>
     </w:p>
     <w:p>
@@ -9422,7 +9404,7 @@
           <w:lang w:val="en-US"/>
         </w:rPr>
       </w:pPr>
-      <w:bookmarkStart w:id="17" w:name="_Toc224758578"/>
+      <w:bookmarkStart w:id="15" w:name="_Toc224817266"/>
       <w:r>
         <w:rPr>
           <w:rFonts w:ascii="Calibri" w:eastAsia="Calibri" w:hAnsi="Calibri" w:cs="Calibri"/>
@@ -9472,7 +9454,7 @@
         </w:rPr>
         <w:t xml:space="preserve"> Work Breakdown Structure</w:t>
       </w:r>
-      <w:bookmarkEnd w:id="17"/>
+      <w:bookmarkEnd w:id="15"/>
     </w:p>
     <w:p>
       <w:pPr>
@@ -11601,27 +11583,7 @@
                 <w:color w:val="auto"/>
                 <w:lang w:val="en-US"/>
               </w:rPr>
-              <w:t>1.3.3</w:t>
-            </w:r>
-            <w:proofErr w:type="gramStart"/>
-            <w:r>
-              <w:rPr>
-                <w:b/>
-                <w:bCs/>
-                <w:color w:val="auto"/>
-                <w:lang w:val="en-US"/>
-              </w:rPr>
-              <w:t>,  1</w:t>
-            </w:r>
-            <w:proofErr w:type="gramEnd"/>
-            <w:r>
-              <w:rPr>
-                <w:b/>
-                <w:bCs/>
-                <w:color w:val="auto"/>
-                <w:lang w:val="en-US"/>
-              </w:rPr>
-              <w:t>.3.6</w:t>
+              <w:t>1.3.3,  1.3.6</w:t>
             </w:r>
           </w:p>
         </w:tc>
@@ -13866,6 +13828,20 @@
         <w:jc w:val="right"/>
         <w:rPr>
           <w:color w:val="FF0000"/>
+          <w:lang w:val="en-US"/>
+        </w:rPr>
+      </w:pPr>
+    </w:p>
+    <w:p>
+      <w:pPr>
+        <w:rPr>
+          <w:lang w:val="en-US"/>
+        </w:rPr>
+      </w:pPr>
+    </w:p>
+    <w:p>
+      <w:pPr>
+        <w:rPr>
           <w:lang w:val="en-US"/>
         </w:rPr>
       </w:pPr>
@@ -13882,7 +13858,7 @@
           <w:lang w:val="en-US"/>
         </w:rPr>
       </w:pPr>
-      <w:bookmarkStart w:id="18" w:name="_Toc224758579"/>
+      <w:bookmarkStart w:id="16" w:name="_Toc224817267"/>
       <w:r>
         <w:rPr>
           <w:rFonts w:ascii="Calibri" w:eastAsia="Calibri" w:hAnsi="Calibri" w:cs="Calibri"/>
@@ -13893,6 +13869,7 @@
           <w:szCs w:val="32"/>
           <w:lang w:val="en-US"/>
         </w:rPr>
+        <w:lastRenderedPageBreak/>
         <w:t>4</w:t>
       </w:r>
       <w:r>
@@ -13931,7 +13908,7 @@
         </w:rPr>
         <w:t xml:space="preserve"> Activity Network</w:t>
       </w:r>
-      <w:bookmarkEnd w:id="18"/>
+      <w:bookmarkEnd w:id="16"/>
     </w:p>
     <w:p>
       <w:pPr>
@@ -13958,19 +13935,225 @@
           <w:sz w:val="24"/>
         </w:rPr>
       </w:pPr>
-    </w:p>
-    <w:p>
-      <w:pPr>
-        <w:keepNext/>
-        <w:keepLines/>
-        <w:spacing w:before="200" w:after="0"/>
+      <w:r>
         <w:rPr>
           <w:b/>
           <w:bCs/>
           <w:color w:val="4F81BD"/>
           <w:sz w:val="24"/>
         </w:rPr>
-      </w:pPr>
+        <w:tab/>
+      </w:r>
+      <w:r>
+        <w:rPr>
+          <w:b/>
+          <w:bCs/>
+          <w:color w:val="4F81BD"/>
+          <w:sz w:val="24"/>
+        </w:rPr>
+        <w:tab/>
+      </w:r>
+      <w:r>
+        <w:rPr>
+          <w:b/>
+          <w:bCs/>
+          <w:color w:val="4F81BD"/>
+          <w:sz w:val="24"/>
+        </w:rPr>
+        <w:tab/>
+      </w:r>
+      <w:r>
+        <w:rPr>
+          <w:b/>
+          <w:bCs/>
+          <w:color w:val="4F81BD"/>
+          <w:sz w:val="24"/>
+        </w:rPr>
+        <w:tab/>
+      </w:r>
+      <w:r>
+        <w:rPr>
+          <w:b/>
+          <w:bCs/>
+          <w:color w:val="4F81BD"/>
+          <w:sz w:val="24"/>
+        </w:rPr>
+        <w:tab/>
+      </w:r>
+      <w:r>
+        <w:rPr>
+          <w:b/>
+          <w:bCs/>
+          <w:color w:val="4F81BD"/>
+          <w:sz w:val="24"/>
+        </w:rPr>
+        <w:tab/>
+      </w:r>
+      <w:r>
+        <w:rPr>
+          <w:b/>
+          <w:bCs/>
+          <w:color w:val="4F81BD"/>
+          <w:sz w:val="24"/>
+        </w:rPr>
+        <w:tab/>
+      </w:r>
+      <w:r>
+        <w:rPr>
+          <w:b/>
+          <w:bCs/>
+          <w:color w:val="4F81BD"/>
+          <w:sz w:val="24"/>
+        </w:rPr>
+        <w:tab/>
+      </w:r>
+      <w:r>
+        <w:rPr>
+          <w:b/>
+          <w:bCs/>
+          <w:color w:val="4F81BD"/>
+          <w:sz w:val="24"/>
+        </w:rPr>
+        <w:tab/>
+      </w:r>
+      <w:r>
+        <w:rPr>
+          <w:b/>
+          <w:bCs/>
+          <w:color w:val="4F81BD"/>
+          <w:sz w:val="24"/>
+        </w:rPr>
+        <w:tab/>
+      </w:r>
+      <w:r>
+        <w:rPr>
+          <w:b/>
+          <w:bCs/>
+          <w:color w:val="4F81BD"/>
+          <w:sz w:val="24"/>
+        </w:rPr>
+        <w:tab/>
+      </w:r>
+    </w:p>
+    <w:p>
+      <w:pPr>
+        <w:jc w:val="right"/>
+        <w:rPr>
+          <w:color w:val="FF0000"/>
+          <w:lang w:val="en-US"/>
+        </w:rPr>
+      </w:pPr>
+      <w:r>
+        <w:rPr>
+          <w:color w:val="FF0000"/>
+          <w:lang w:val="en-US"/>
+        </w:rPr>
+        <w:t>(CN)</w:t>
+      </w:r>
+    </w:p>
+    <w:p>
+      <w:pPr>
+        <w:keepNext/>
+        <w:keepLines/>
+        <w:spacing w:before="200" w:after="0"/>
+        <w:rPr>
+          <w:b/>
+          <w:bCs/>
+          <w:color w:val="4F81BD"/>
+          <w:sz w:val="24"/>
+        </w:rPr>
+      </w:pPr>
+      <w:r>
+        <w:rPr>
+          <w:b/>
+          <w:bCs/>
+          <w:color w:val="4F81BD"/>
+          <w:sz w:val="24"/>
+        </w:rPr>
+        <w:drawing>
+          <wp:anchor distT="0" distB="0" distL="114300" distR="114300" simplePos="0" relativeHeight="251784193" behindDoc="0" locked="0" layoutInCell="1" allowOverlap="1" wp14:anchorId="361A05B8" wp14:editId="300F9E9F">
+            <wp:simplePos x="0" y="0"/>
+            <wp:positionH relativeFrom="margin">
+              <wp:align>center</wp:align>
+            </wp:positionH>
+            <wp:positionV relativeFrom="paragraph">
+              <wp:posOffset>412526</wp:posOffset>
+            </wp:positionV>
+            <wp:extent cx="5734050" cy="4909185"/>
+            <wp:effectExtent l="190500" t="190500" r="190500" b="196215"/>
+            <wp:wrapThrough wrapText="bothSides">
+              <wp:wrapPolygon edited="0">
+                <wp:start x="144" y="-838"/>
+                <wp:lineTo x="-718" y="-671"/>
+                <wp:lineTo x="-718" y="21374"/>
+                <wp:lineTo x="-215" y="22128"/>
+                <wp:lineTo x="144" y="22380"/>
+                <wp:lineTo x="21385" y="22380"/>
+                <wp:lineTo x="21744" y="22128"/>
+                <wp:lineTo x="22246" y="20871"/>
+                <wp:lineTo x="22246" y="671"/>
+                <wp:lineTo x="21456" y="-587"/>
+                <wp:lineTo x="21385" y="-838"/>
+                <wp:lineTo x="144" y="-838"/>
+              </wp:wrapPolygon>
+            </wp:wrapThrough>
+            <wp:docPr id="486864759" name="Picture 14" descr="A diagram of a network diagram&#10;&#10;AI-generated content may be incorrect."/>
+            <wp:cNvGraphicFramePr>
+              <a:graphicFrameLocks xmlns:a="http://schemas.openxmlformats.org/drawingml/2006/main" noChangeAspect="1"/>
+            </wp:cNvGraphicFramePr>
+            <a:graphic xmlns:a="http://schemas.openxmlformats.org/drawingml/2006/main">
+              <a:graphicData uri="http://schemas.openxmlformats.org/drawingml/2006/picture">
+                <pic:pic xmlns:pic="http://schemas.openxmlformats.org/drawingml/2006/picture">
+                  <pic:nvPicPr>
+                    <pic:cNvPr id="486864759" name="Picture 14" descr="A diagram of a network diagram&#10;&#10;AI-generated content may be incorrect."/>
+                    <pic:cNvPicPr>
+                      <a:picLocks noChangeAspect="1" noChangeArrowheads="1"/>
+                    </pic:cNvPicPr>
+                  </pic:nvPicPr>
+                  <pic:blipFill>
+                    <a:blip r:embed="rId15" cstate="print">
+                      <a:extLst>
+                        <a:ext uri="{28A0092B-C50C-407E-A947-70E740481C1C}">
+                          <a14:useLocalDpi xmlns:a14="http://schemas.microsoft.com/office/drawing/2010/main" val="0"/>
+                        </a:ext>
+                      </a:extLst>
+                    </a:blip>
+                    <a:srcRect/>
+                    <a:stretch>
+                      <a:fillRect/>
+                    </a:stretch>
+                  </pic:blipFill>
+                  <pic:spPr bwMode="auto">
+                    <a:xfrm>
+                      <a:off x="0" y="0"/>
+                      <a:ext cx="5734050" cy="4909185"/>
+                    </a:xfrm>
+                    <a:prstGeom prst="rect">
+                      <a:avLst/>
+                    </a:prstGeom>
+                    <a:ln>
+                      <a:noFill/>
+                    </a:ln>
+                    <a:effectLst>
+                      <a:outerShdw blurRad="190500" algn="tl" rotWithShape="0">
+                        <a:srgbClr val="000000">
+                          <a:alpha val="70000"/>
+                        </a:srgbClr>
+                      </a:outerShdw>
+                    </a:effectLst>
+                  </pic:spPr>
+                </pic:pic>
+              </a:graphicData>
+            </a:graphic>
+            <wp14:sizeRelH relativeFrom="page">
+              <wp14:pctWidth>0</wp14:pctWidth>
+            </wp14:sizeRelH>
+            <wp14:sizeRelV relativeFrom="page">
+              <wp14:pctHeight>0</wp14:pctHeight>
+            </wp14:sizeRelV>
+          </wp:anchor>
+        </w:drawing>
+      </w:r>
     </w:p>
     <w:p>
       <w:pPr>
@@ -14046,7 +14229,7 @@
           <w:lang w:val="en-US"/>
         </w:rPr>
       </w:pPr>
-      <w:bookmarkStart w:id="19" w:name="_Toc224758580"/>
+      <w:bookmarkStart w:id="17" w:name="_Toc224817268"/>
       <w:r>
         <w:rPr>
           <w:rFonts w:ascii="Calibri" w:eastAsia="Calibri" w:hAnsi="Calibri" w:cs="Calibri"/>
@@ -14107,7 +14290,7 @@
         </w:rPr>
         <w:t>Risk Analysis – Risk Mitigation Log</w:t>
       </w:r>
-      <w:bookmarkEnd w:id="19"/>
+      <w:bookmarkEnd w:id="17"/>
     </w:p>
     <w:p>
       <w:pPr>
@@ -14685,7 +14868,7 @@
           <w:lang w:val="en-US"/>
         </w:rPr>
       </w:pPr>
-      <w:bookmarkStart w:id="20" w:name="_Toc224758581"/>
+      <w:bookmarkStart w:id="18" w:name="_Toc224817269"/>
       <w:r>
         <w:rPr>
           <w:rFonts w:ascii="Calibri" w:eastAsia="Calibri" w:hAnsi="Calibri" w:cs="Calibri"/>
@@ -14734,7 +14917,6 @@
         </w:rPr>
         <w:t xml:space="preserve"> </w:t>
       </w:r>
-      <w:bookmarkEnd w:id="20"/>
       <w:r>
         <w:rPr>
           <w:rFonts w:ascii="Calibri" w:eastAsia="Calibri" w:hAnsi="Calibri" w:cs="Calibri"/>
@@ -14747,6 +14929,7 @@
         </w:rPr>
         <w:t>Meetings</w:t>
       </w:r>
+      <w:bookmarkEnd w:id="18"/>
     </w:p>
     <w:p>
       <w:pPr>
@@ -14824,21 +15007,7 @@
         <w:rPr>
           <w:lang w:val="en-US"/>
         </w:rPr>
-        <w:t xml:space="preserve"> </w:t>
-      </w:r>
-      <w:proofErr w:type="gramStart"/>
-      <w:r>
-        <w:rPr>
-          <w:lang w:val="en-US"/>
-        </w:rPr>
-        <w:t>next</w:t>
-      </w:r>
-      <w:proofErr w:type="gramEnd"/>
-      <w:r>
-        <w:rPr>
-          <w:lang w:val="en-US"/>
-        </w:rPr>
-        <w:t xml:space="preserve"> steps. A</w:t>
+        <w:t xml:space="preserve"> next steps. A</w:t>
       </w:r>
       <w:r>
         <w:rPr>
@@ -15345,21 +15514,7 @@
               <w:rPr>
                 <w:lang w:val="en-US"/>
               </w:rPr>
-              <w:t xml:space="preserve">Finalizing </w:t>
-            </w:r>
-            <w:proofErr w:type="gramStart"/>
-            <w:r>
-              <w:rPr>
-                <w:lang w:val="en-US"/>
-              </w:rPr>
-              <w:t>expected</w:t>
-            </w:r>
-            <w:proofErr w:type="gramEnd"/>
-            <w:r>
-              <w:rPr>
-                <w:lang w:val="en-US"/>
-              </w:rPr>
-              <w:t xml:space="preserve"> approach, finalizing roles and sharing all findings so far</w:t>
+              <w:t>Finalizing expected approach, finalizing roles and sharing all findings so far</w:t>
             </w:r>
           </w:p>
         </w:tc>
@@ -15888,7 +16043,6 @@
           <w:lang w:val="en-US"/>
         </w:rPr>
       </w:pPr>
-      <w:bookmarkStart w:id="21" w:name="_Toc224758582"/>
       <w:r>
         <w:rPr>
           <w:b/>
@@ -15915,6 +16069,7 @@
           <w:lang w:val="en-US"/>
         </w:rPr>
       </w:pPr>
+      <w:bookmarkStart w:id="19" w:name="_Toc224817270"/>
       <w:r>
         <w:rPr>
           <w:rFonts w:ascii="Calibri" w:eastAsia="Calibri" w:hAnsi="Calibri" w:cs="Calibri"/>
@@ -15952,8 +16107,3937 @@
         </w:rPr>
         <w:t>Data Acquisition</w:t>
       </w:r>
+      <w:bookmarkEnd w:id="19"/>
+    </w:p>
+    <w:p>
+      <w:pPr>
+        <w:rPr>
+          <w:lang w:val="en-US"/>
+        </w:rPr>
+      </w:pPr>
+    </w:p>
+    <w:p>
+      <w:pPr>
+        <w:pStyle w:val="Heading3"/>
+        <w:spacing w:before="200"/>
+        <w:jc w:val="center"/>
+        <w:rPr>
+          <w:rFonts w:ascii="Calibri" w:eastAsia="Calibri" w:hAnsi="Calibri" w:cs="Calibri"/>
+          <w:b/>
+          <w:bCs/>
+          <w:color w:val="FF0000"/>
+          <w:sz w:val="32"/>
+          <w:szCs w:val="32"/>
+          <w:lang w:val="en-US"/>
+        </w:rPr>
+      </w:pPr>
+      <w:bookmarkStart w:id="20" w:name="_Toc224817271"/>
+      <w:r>
+        <w:rPr>
+          <w:rFonts w:ascii="Calibri" w:eastAsia="Calibri" w:hAnsi="Calibri" w:cs="Calibri"/>
+          <w:b/>
+          <w:bCs/>
+          <w:color w:val="FF0000"/>
+          <w:sz w:val="32"/>
+          <w:szCs w:val="32"/>
+          <w:lang w:val="en-US"/>
+        </w:rPr>
+        <w:t>5</w:t>
+      </w:r>
+      <w:r>
+        <w:rPr>
+          <w:rFonts w:ascii="Calibri" w:eastAsia="Calibri" w:hAnsi="Calibri" w:cs="Calibri"/>
+          <w:b/>
+          <w:bCs/>
+          <w:color w:val="FF0000"/>
+          <w:sz w:val="32"/>
+          <w:szCs w:val="32"/>
+          <w:lang w:val="en-US"/>
+        </w:rPr>
+        <w:t>.</w:t>
+      </w:r>
+      <w:r>
+        <w:rPr>
+          <w:rFonts w:ascii="Calibri" w:eastAsia="Calibri" w:hAnsi="Calibri" w:cs="Calibri"/>
+          <w:b/>
+          <w:bCs/>
+          <w:color w:val="FF0000"/>
+          <w:sz w:val="32"/>
+          <w:szCs w:val="32"/>
+          <w:lang w:val="en-US"/>
+        </w:rPr>
+        <w:t>1</w:t>
+      </w:r>
+      <w:r>
+        <w:rPr>
+          <w:rFonts w:ascii="Calibri" w:eastAsia="Calibri" w:hAnsi="Calibri" w:cs="Calibri"/>
+          <w:b/>
+          <w:bCs/>
+          <w:color w:val="FF0000"/>
+          <w:sz w:val="32"/>
+          <w:szCs w:val="32"/>
+          <w:lang w:val="en-US"/>
+        </w:rPr>
+        <w:t xml:space="preserve"> </w:t>
+      </w:r>
+      <w:r>
+        <w:rPr>
+          <w:rFonts w:ascii="Calibri" w:eastAsia="Calibri" w:hAnsi="Calibri" w:cs="Calibri"/>
+          <w:b/>
+          <w:bCs/>
+          <w:color w:val="FF0000"/>
+          <w:sz w:val="32"/>
+          <w:szCs w:val="32"/>
+          <w:lang w:val="en-US"/>
+        </w:rPr>
+        <w:t>Data sources</w:t>
+      </w:r>
+      <w:bookmarkEnd w:id="20"/>
+    </w:p>
+    <w:p>
+      <w:pPr>
+        <w:rPr>
+          <w:lang w:val="en-US"/>
+        </w:rPr>
+      </w:pPr>
+    </w:p>
+    <w:p>
+      <w:pPr>
+        <w:jc w:val="right"/>
+        <w:rPr>
+          <w:color w:val="FF0000"/>
+          <w:lang w:val="en-US"/>
+        </w:rPr>
+      </w:pPr>
+      <w:r>
+        <w:rPr>
+          <w:color w:val="FF0000"/>
+          <w:lang w:val="en-US"/>
+        </w:rPr>
+        <w:t>(</w:t>
+      </w:r>
+      <w:r>
+        <w:rPr>
+          <w:color w:val="FF0000"/>
+          <w:lang w:val="en-US"/>
+        </w:rPr>
+        <w:t>DJ)</w:t>
+      </w:r>
+    </w:p>
+    <w:p>
+      <w:pPr>
+        <w:rPr>
+          <w:lang w:val="en-US"/>
+        </w:rPr>
+      </w:pPr>
+      <w:r>
+        <w:rPr>
+          <w:lang w:val="en-US"/>
+        </w:rPr>
+        <w:t xml:space="preserve">As outlined in 2.4, many different sources for data were considered, however we decided use the Historical Service Performance (HSP) </w:t>
+      </w:r>
+      <w:proofErr w:type="spellStart"/>
+      <w:r>
+        <w:rPr>
+          <w:lang w:val="en-US"/>
+        </w:rPr>
+        <w:t>api</w:t>
+      </w:r>
+      <w:proofErr w:type="spellEnd"/>
+      <w:r>
+        <w:rPr>
+          <w:lang w:val="en-US"/>
+        </w:rPr>
+        <w:t xml:space="preserve"> for train data and Open-</w:t>
+      </w:r>
+      <w:proofErr w:type="spellStart"/>
+      <w:r>
+        <w:rPr>
+          <w:lang w:val="en-US"/>
+        </w:rPr>
+        <w:t>Meteo</w:t>
+      </w:r>
+      <w:proofErr w:type="spellEnd"/>
+      <w:r>
+        <w:rPr>
+          <w:lang w:val="en-US"/>
+        </w:rPr>
+        <w:t xml:space="preserve"> for weather data. At the time of writing this, HSP data prior to 2026 potentially may have been wiped, so the data collected so far will be the only data available to use for now.</w:t>
+      </w:r>
+    </w:p>
+    <w:p>
+      <w:pPr>
+        <w:rPr>
+          <w:lang w:val="en-US"/>
+        </w:rPr>
+      </w:pPr>
+      <w:r>
+        <w:rPr>
+          <w:lang w:val="en-US"/>
+        </w:rPr>
+        <w:t xml:space="preserve">Documentation on the HSP </w:t>
+      </w:r>
+      <w:proofErr w:type="spellStart"/>
+      <w:r>
+        <w:rPr>
+          <w:lang w:val="en-US"/>
+        </w:rPr>
+        <w:t>api</w:t>
+      </w:r>
+      <w:proofErr w:type="spellEnd"/>
+      <w:r>
+        <w:rPr>
+          <w:lang w:val="en-US"/>
+        </w:rPr>
+        <w:t xml:space="preserve"> and Open-</w:t>
+      </w:r>
+      <w:proofErr w:type="spellStart"/>
+      <w:r>
+        <w:rPr>
+          <w:lang w:val="en-US"/>
+        </w:rPr>
+        <w:t>Meteo</w:t>
+      </w:r>
+      <w:proofErr w:type="spellEnd"/>
+      <w:r>
+        <w:rPr>
+          <w:lang w:val="en-US"/>
+        </w:rPr>
+        <w:t xml:space="preserve"> are available in the references which can be used to see the body of requests and responses.</w:t>
+      </w:r>
+    </w:p>
+    <w:p>
+      <w:pPr>
+        <w:rPr>
+          <w:lang w:val="en-US"/>
+        </w:rPr>
+      </w:pPr>
+    </w:p>
+    <w:p>
+      <w:pPr>
+        <w:rPr>
+          <w:lang w:val="en-US"/>
+        </w:rPr>
+      </w:pPr>
+    </w:p>
+    <w:p>
+      <w:pPr>
+        <w:pStyle w:val="Heading3"/>
+        <w:spacing w:before="200"/>
+        <w:jc w:val="center"/>
+        <w:rPr>
+          <w:rFonts w:ascii="Calibri" w:eastAsia="Calibri" w:hAnsi="Calibri" w:cs="Calibri"/>
+          <w:b/>
+          <w:bCs/>
+          <w:color w:val="FF0000"/>
+          <w:sz w:val="32"/>
+          <w:szCs w:val="32"/>
+          <w:lang w:val="en-US"/>
+        </w:rPr>
+      </w:pPr>
+      <w:bookmarkStart w:id="21" w:name="_Toc224817272"/>
+      <w:r>
+        <w:rPr>
+          <w:rFonts w:ascii="Calibri" w:eastAsia="Calibri" w:hAnsi="Calibri" w:cs="Calibri"/>
+          <w:b/>
+          <w:bCs/>
+          <w:color w:val="FF0000"/>
+          <w:sz w:val="32"/>
+          <w:szCs w:val="32"/>
+          <w:lang w:val="en-US"/>
+        </w:rPr>
+        <w:t>5</w:t>
+      </w:r>
+      <w:r>
+        <w:rPr>
+          <w:rFonts w:ascii="Calibri" w:eastAsia="Calibri" w:hAnsi="Calibri" w:cs="Calibri"/>
+          <w:b/>
+          <w:bCs/>
+          <w:color w:val="FF0000"/>
+          <w:sz w:val="32"/>
+          <w:szCs w:val="32"/>
+          <w:lang w:val="en-US"/>
+        </w:rPr>
+        <w:t>.</w:t>
+      </w:r>
+      <w:r>
+        <w:rPr>
+          <w:rFonts w:ascii="Calibri" w:eastAsia="Calibri" w:hAnsi="Calibri" w:cs="Calibri"/>
+          <w:b/>
+          <w:bCs/>
+          <w:color w:val="FF0000"/>
+          <w:sz w:val="32"/>
+          <w:szCs w:val="32"/>
+          <w:lang w:val="en-US"/>
+        </w:rPr>
+        <w:t>2</w:t>
+      </w:r>
+      <w:r>
+        <w:rPr>
+          <w:rFonts w:ascii="Calibri" w:eastAsia="Calibri" w:hAnsi="Calibri" w:cs="Calibri"/>
+          <w:b/>
+          <w:bCs/>
+          <w:color w:val="FF0000"/>
+          <w:sz w:val="32"/>
+          <w:szCs w:val="32"/>
+          <w:lang w:val="en-US"/>
+        </w:rPr>
+        <w:t xml:space="preserve"> </w:t>
+      </w:r>
+      <w:r>
+        <w:rPr>
+          <w:rFonts w:ascii="Calibri" w:eastAsia="Calibri" w:hAnsi="Calibri" w:cs="Calibri"/>
+          <w:b/>
+          <w:bCs/>
+          <w:color w:val="FF0000"/>
+          <w:sz w:val="32"/>
+          <w:szCs w:val="32"/>
+          <w:lang w:val="en-US"/>
+        </w:rPr>
+        <w:t>HSP Service Metrics</w:t>
+      </w:r>
       <w:bookmarkEnd w:id="21"/>
     </w:p>
+    <w:p>
+      <w:pPr>
+        <w:jc w:val="right"/>
+        <w:rPr>
+          <w:color w:val="FF0000"/>
+          <w:lang w:val="en-US"/>
+        </w:rPr>
+      </w:pPr>
+    </w:p>
+    <w:p>
+      <w:pPr>
+        <w:jc w:val="right"/>
+        <w:rPr>
+          <w:color w:val="FF0000"/>
+          <w:lang w:val="en-US"/>
+        </w:rPr>
+      </w:pPr>
+      <w:r>
+        <w:rPr>
+          <w:color w:val="FF0000"/>
+          <w:lang w:val="en-US"/>
+        </w:rPr>
+        <w:t>(</w:t>
+      </w:r>
+      <w:r>
+        <w:rPr>
+          <w:color w:val="FF0000"/>
+          <w:lang w:val="en-US"/>
+        </w:rPr>
+        <w:t>DJ)</w:t>
+      </w:r>
+    </w:p>
+    <w:p>
+      <w:pPr>
+        <w:rPr>
+          <w:lang w:val="en-US"/>
+        </w:rPr>
+      </w:pPr>
+      <w:r>
+        <w:rPr>
+          <w:lang w:val="en-US"/>
+        </w:rPr>
+        <w:t xml:space="preserve">The first thing required for collecting train data is getting the Run Id (RID) which is a unique identifier assigned to a specific train journey at a particular point in time. This ensures that each individual service can be accurately tracked and distinguished from others, even if they share other characteristics. </w:t>
+      </w:r>
+    </w:p>
+    <w:p>
+      <w:pPr>
+        <w:rPr>
+          <w:lang w:val="en-US"/>
+        </w:rPr>
+      </w:pPr>
+      <w:r>
+        <w:rPr>
+          <w:lang w:val="en-US"/>
+        </w:rPr>
+        <w:t xml:space="preserve">Using the service metrics </w:t>
+      </w:r>
+      <w:proofErr w:type="spellStart"/>
+      <w:r>
+        <w:rPr>
+          <w:lang w:val="en-US"/>
+        </w:rPr>
+        <w:t>api</w:t>
+      </w:r>
+      <w:proofErr w:type="spellEnd"/>
+      <w:r>
+        <w:rPr>
+          <w:lang w:val="en-US"/>
+        </w:rPr>
+        <w:t xml:space="preserve">, we can query trains that have a specific origin and destination between a time and date. The response </w:t>
+      </w:r>
+      <w:r>
+        <w:rPr>
+          <w:lang w:val="en-US"/>
+        </w:rPr>
+        <w:t xml:space="preserve">we are interested in </w:t>
+      </w:r>
+      <w:r>
+        <w:rPr>
+          <w:lang w:val="en-US"/>
+        </w:rPr>
+        <w:t>will be the RID</w:t>
+      </w:r>
+      <w:r>
+        <w:rPr>
+          <w:lang w:val="en-US"/>
+        </w:rPr>
+        <w:t>s</w:t>
+      </w:r>
+      <w:r>
+        <w:rPr>
+          <w:lang w:val="en-US"/>
+        </w:rPr>
+        <w:t xml:space="preserve"> of t</w:t>
+      </w:r>
+      <w:r>
+        <w:rPr>
+          <w:lang w:val="en-US"/>
+        </w:rPr>
+        <w:t>he matched services.  This was done for services between KGX and EDB during evening peak times for 2024 and 2025.</w:t>
+      </w:r>
+    </w:p>
+    <w:p>
+      <w:pPr>
+        <w:rPr>
+          <w:lang w:val="en-US"/>
+        </w:rPr>
+      </w:pPr>
+      <w:r>
+        <w:rPr>
+          <w:lang w:val="en-US"/>
+        </w:rPr>
+        <w:drawing>
+          <wp:anchor distT="0" distB="0" distL="114300" distR="114300" simplePos="0" relativeHeight="251776001" behindDoc="0" locked="0" layoutInCell="1" allowOverlap="1" wp14:anchorId="2CAF93DA" wp14:editId="7BE51750">
+            <wp:simplePos x="0" y="0"/>
+            <wp:positionH relativeFrom="margin">
+              <wp:align>center</wp:align>
+            </wp:positionH>
+            <wp:positionV relativeFrom="paragraph">
+              <wp:posOffset>464314</wp:posOffset>
+            </wp:positionV>
+            <wp:extent cx="3810661" cy="1247854"/>
+            <wp:effectExtent l="190500" t="190500" r="189865" b="200025"/>
+            <wp:wrapNone/>
+            <wp:docPr id="220455685" name="Picture 1" descr="A black screen with orange text&#10;&#10;AI-generated content may be incorrect."/>
+            <wp:cNvGraphicFramePr>
+              <a:graphicFrameLocks xmlns:a="http://schemas.openxmlformats.org/drawingml/2006/main" noChangeAspect="1"/>
+            </wp:cNvGraphicFramePr>
+            <a:graphic xmlns:a="http://schemas.openxmlformats.org/drawingml/2006/main">
+              <a:graphicData uri="http://schemas.openxmlformats.org/drawingml/2006/picture">
+                <pic:pic xmlns:pic="http://schemas.openxmlformats.org/drawingml/2006/picture">
+                  <pic:nvPicPr>
+                    <pic:cNvPr id="220455685" name="Picture 1" descr="A black screen with orange text&#10;&#10;AI-generated content may be incorrect."/>
+                    <pic:cNvPicPr/>
+                  </pic:nvPicPr>
+                  <pic:blipFill>
+                    <a:blip r:embed="rId16" cstate="print">
+                      <a:extLst>
+                        <a:ext uri="{28A0092B-C50C-407E-A947-70E740481C1C}">
+                          <a14:useLocalDpi xmlns:a14="http://schemas.microsoft.com/office/drawing/2010/main" val="0"/>
+                        </a:ext>
+                      </a:extLst>
+                    </a:blip>
+                    <a:stretch>
+                      <a:fillRect/>
+                    </a:stretch>
+                  </pic:blipFill>
+                  <pic:spPr>
+                    <a:xfrm>
+                      <a:off x="0" y="0"/>
+                      <a:ext cx="3810661" cy="1247854"/>
+                    </a:xfrm>
+                    <a:prstGeom prst="rect">
+                      <a:avLst/>
+                    </a:prstGeom>
+                    <a:ln>
+                      <a:noFill/>
+                    </a:ln>
+                    <a:effectLst>
+                      <a:outerShdw blurRad="190500" algn="tl" rotWithShape="0">
+                        <a:srgbClr val="000000">
+                          <a:alpha val="70000"/>
+                        </a:srgbClr>
+                      </a:outerShdw>
+                    </a:effectLst>
+                  </pic:spPr>
+                </pic:pic>
+              </a:graphicData>
+            </a:graphic>
+            <wp14:sizeRelH relativeFrom="margin">
+              <wp14:pctWidth>0</wp14:pctWidth>
+            </wp14:sizeRelH>
+            <wp14:sizeRelV relativeFrom="margin">
+              <wp14:pctHeight>0</wp14:pctHeight>
+            </wp14:sizeRelV>
+          </wp:anchor>
+        </w:drawing>
+      </w:r>
+      <w:r>
+        <w:rPr>
+          <w:lang w:val="en-US"/>
+        </w:rPr>
+        <w:t xml:space="preserve">We wrote a function that would make this process easier and automatic and can be explored further by examining the </w:t>
+      </w:r>
+      <w:proofErr w:type="spellStart"/>
+      <w:r>
+        <w:rPr>
+          <w:lang w:val="en-US"/>
+        </w:rPr>
+        <w:t>ipynb</w:t>
+      </w:r>
+      <w:proofErr w:type="spellEnd"/>
+      <w:r>
+        <w:rPr>
+          <w:lang w:val="en-US"/>
+        </w:rPr>
+        <w:t xml:space="preserve"> notebook.</w:t>
+      </w:r>
+    </w:p>
+    <w:p>
+      <w:pPr>
+        <w:rPr>
+          <w:lang w:val="en-US"/>
+        </w:rPr>
+      </w:pPr>
+    </w:p>
+    <w:p>
+      <w:pPr>
+        <w:rPr>
+          <w:lang w:val="en-US"/>
+        </w:rPr>
+      </w:pPr>
+    </w:p>
+    <w:p>
+      <w:pPr>
+        <w:rPr>
+          <w:lang w:val="en-US"/>
+        </w:rPr>
+      </w:pPr>
+    </w:p>
+    <w:p>
+      <w:pPr>
+        <w:rPr>
+          <w:lang w:val="en-US"/>
+        </w:rPr>
+      </w:pPr>
+    </w:p>
+    <w:p>
+      <w:pPr>
+        <w:rPr>
+          <w:lang w:val="en-US"/>
+        </w:rPr>
+      </w:pPr>
+    </w:p>
+    <w:p>
+      <w:pPr>
+        <w:rPr>
+          <w:lang w:val="en-US"/>
+        </w:rPr>
+      </w:pPr>
+      <w:r>
+        <w:rPr>
+          <w:lang w:val="en-US"/>
+        </w:rPr>
+        <w:drawing>
+          <wp:anchor distT="0" distB="0" distL="114300" distR="114300" simplePos="0" relativeHeight="251782145" behindDoc="0" locked="0" layoutInCell="1" allowOverlap="1" wp14:anchorId="6C796357" wp14:editId="2420B001">
+            <wp:simplePos x="0" y="0"/>
+            <wp:positionH relativeFrom="margin">
+              <wp:posOffset>1131328</wp:posOffset>
+            </wp:positionH>
+            <wp:positionV relativeFrom="paragraph">
+              <wp:posOffset>10174</wp:posOffset>
+            </wp:positionV>
+            <wp:extent cx="3520175" cy="1298065"/>
+            <wp:effectExtent l="190500" t="190500" r="194945" b="187960"/>
+            <wp:wrapNone/>
+            <wp:docPr id="1802966437" name="Picture 1" descr="A screenshot of a computer program&#10;&#10;AI-generated content may be incorrect."/>
+            <wp:cNvGraphicFramePr>
+              <a:graphicFrameLocks xmlns:a="http://schemas.openxmlformats.org/drawingml/2006/main" noChangeAspect="1"/>
+            </wp:cNvGraphicFramePr>
+            <a:graphic xmlns:a="http://schemas.openxmlformats.org/drawingml/2006/main">
+              <a:graphicData uri="http://schemas.openxmlformats.org/drawingml/2006/picture">
+                <pic:pic xmlns:pic="http://schemas.openxmlformats.org/drawingml/2006/picture">
+                  <pic:nvPicPr>
+                    <pic:cNvPr id="1802966437" name="Picture 1" descr="A screenshot of a computer program&#10;&#10;AI-generated content may be incorrect."/>
+                    <pic:cNvPicPr/>
+                  </pic:nvPicPr>
+                  <pic:blipFill>
+                    <a:blip r:embed="rId17">
+                      <a:extLst>
+                        <a:ext uri="{28A0092B-C50C-407E-A947-70E740481C1C}">
+                          <a14:useLocalDpi xmlns:a14="http://schemas.microsoft.com/office/drawing/2010/main" val="0"/>
+                        </a:ext>
+                      </a:extLst>
+                    </a:blip>
+                    <a:stretch>
+                      <a:fillRect/>
+                    </a:stretch>
+                  </pic:blipFill>
+                  <pic:spPr>
+                    <a:xfrm>
+                      <a:off x="0" y="0"/>
+                      <a:ext cx="3520175" cy="1298065"/>
+                    </a:xfrm>
+                    <a:prstGeom prst="rect">
+                      <a:avLst/>
+                    </a:prstGeom>
+                    <a:ln>
+                      <a:noFill/>
+                    </a:ln>
+                    <a:effectLst>
+                      <a:outerShdw blurRad="190500" algn="tl" rotWithShape="0">
+                        <a:srgbClr val="000000">
+                          <a:alpha val="70000"/>
+                        </a:srgbClr>
+                      </a:outerShdw>
+                    </a:effectLst>
+                  </pic:spPr>
+                </pic:pic>
+              </a:graphicData>
+            </a:graphic>
+            <wp14:sizeRelH relativeFrom="margin">
+              <wp14:pctWidth>0</wp14:pctWidth>
+            </wp14:sizeRelH>
+            <wp14:sizeRelV relativeFrom="margin">
+              <wp14:pctHeight>0</wp14:pctHeight>
+            </wp14:sizeRelV>
+          </wp:anchor>
+        </w:drawing>
+      </w:r>
+    </w:p>
+    <w:p>
+      <w:pPr>
+        <w:rPr>
+          <w:lang w:val="en-US"/>
+        </w:rPr>
+      </w:pPr>
+    </w:p>
+    <w:p>
+      <w:pPr>
+        <w:rPr>
+          <w:lang w:val="en-US"/>
+        </w:rPr>
+      </w:pPr>
+    </w:p>
+    <w:p>
+      <w:pPr>
+        <w:spacing w:line="278" w:lineRule="auto"/>
+        <w:rPr>
+          <w:lang w:val="en-US"/>
+        </w:rPr>
+      </w:pPr>
+      <w:r>
+        <w:rPr>
+          <w:lang w:val="en-US"/>
+        </w:rPr>
+        <w:br w:type="page"/>
+      </w:r>
+    </w:p>
+    <w:p>
+      <w:pPr>
+        <w:pStyle w:val="Heading3"/>
+        <w:spacing w:before="200"/>
+        <w:jc w:val="center"/>
+        <w:rPr>
+          <w:rFonts w:ascii="Calibri" w:eastAsia="Calibri" w:hAnsi="Calibri" w:cs="Calibri"/>
+          <w:b/>
+          <w:bCs/>
+          <w:color w:val="FF0000"/>
+          <w:sz w:val="32"/>
+          <w:szCs w:val="32"/>
+          <w:lang w:val="en-US"/>
+        </w:rPr>
+      </w:pPr>
+      <w:bookmarkStart w:id="22" w:name="_Toc224817273"/>
+      <w:r>
+        <w:rPr>
+          <w:rFonts w:ascii="Calibri" w:eastAsia="Calibri" w:hAnsi="Calibri" w:cs="Calibri"/>
+          <w:b/>
+          <w:bCs/>
+          <w:color w:val="FF0000"/>
+          <w:sz w:val="32"/>
+          <w:szCs w:val="32"/>
+          <w:lang w:val="en-US"/>
+        </w:rPr>
+        <w:lastRenderedPageBreak/>
+        <w:t>5</w:t>
+      </w:r>
+      <w:r>
+        <w:rPr>
+          <w:rFonts w:ascii="Calibri" w:eastAsia="Calibri" w:hAnsi="Calibri" w:cs="Calibri"/>
+          <w:b/>
+          <w:bCs/>
+          <w:color w:val="FF0000"/>
+          <w:sz w:val="32"/>
+          <w:szCs w:val="32"/>
+          <w:lang w:val="en-US"/>
+        </w:rPr>
+        <w:t>.</w:t>
+      </w:r>
+      <w:r>
+        <w:rPr>
+          <w:rFonts w:ascii="Calibri" w:eastAsia="Calibri" w:hAnsi="Calibri" w:cs="Calibri"/>
+          <w:b/>
+          <w:bCs/>
+          <w:color w:val="FF0000"/>
+          <w:sz w:val="32"/>
+          <w:szCs w:val="32"/>
+          <w:lang w:val="en-US"/>
+        </w:rPr>
+        <w:t>3</w:t>
+      </w:r>
+      <w:r>
+        <w:rPr>
+          <w:rFonts w:ascii="Calibri" w:eastAsia="Calibri" w:hAnsi="Calibri" w:cs="Calibri"/>
+          <w:b/>
+          <w:bCs/>
+          <w:color w:val="FF0000"/>
+          <w:sz w:val="32"/>
+          <w:szCs w:val="32"/>
+          <w:lang w:val="en-US"/>
+        </w:rPr>
+        <w:t xml:space="preserve"> </w:t>
+      </w:r>
+      <w:r>
+        <w:rPr>
+          <w:rFonts w:ascii="Calibri" w:eastAsia="Calibri" w:hAnsi="Calibri" w:cs="Calibri"/>
+          <w:b/>
+          <w:bCs/>
+          <w:color w:val="FF0000"/>
+          <w:sz w:val="32"/>
+          <w:szCs w:val="32"/>
+          <w:lang w:val="en-US"/>
+        </w:rPr>
+        <w:t xml:space="preserve">HSP Service </w:t>
+      </w:r>
+      <w:r>
+        <w:rPr>
+          <w:rFonts w:ascii="Calibri" w:eastAsia="Calibri" w:hAnsi="Calibri" w:cs="Calibri"/>
+          <w:b/>
+          <w:bCs/>
+          <w:color w:val="FF0000"/>
+          <w:sz w:val="32"/>
+          <w:szCs w:val="32"/>
+          <w:lang w:val="en-US"/>
+        </w:rPr>
+        <w:t>Details</w:t>
+      </w:r>
+      <w:bookmarkEnd w:id="22"/>
+    </w:p>
+    <w:p>
+      <w:pPr>
+        <w:rPr>
+          <w:lang w:val="en-US"/>
+        </w:rPr>
+      </w:pPr>
+    </w:p>
+    <w:p>
+      <w:pPr>
+        <w:jc w:val="right"/>
+        <w:rPr>
+          <w:color w:val="FF0000"/>
+          <w:lang w:val="en-US"/>
+        </w:rPr>
+      </w:pPr>
+      <w:r>
+        <w:rPr>
+          <w:color w:val="FF0000"/>
+          <w:lang w:val="en-US"/>
+        </w:rPr>
+        <w:t>(</w:t>
+      </w:r>
+      <w:r>
+        <w:rPr>
+          <w:color w:val="FF0000"/>
+          <w:lang w:val="en-US"/>
+        </w:rPr>
+        <w:t>DJ)</w:t>
+      </w:r>
+    </w:p>
+    <w:p>
+      <w:pPr>
+        <w:rPr>
+          <w:lang w:val="en-US"/>
+        </w:rPr>
+      </w:pPr>
+    </w:p>
+    <w:p>
+      <w:pPr>
+        <w:rPr>
+          <w:lang w:val="en-US"/>
+        </w:rPr>
+      </w:pPr>
+      <w:r>
+        <w:rPr>
+          <w:lang w:val="en-US"/>
+        </w:rPr>
+        <w:t xml:space="preserve">After obtaining the RIDs for both 2024 and 2025 we do 2 separate but similar processes when querying service details. </w:t>
+      </w:r>
+    </w:p>
+    <w:p>
+      <w:pPr>
+        <w:rPr>
+          <w:lang w:val="en-US"/>
+        </w:rPr>
+      </w:pPr>
+      <w:r>
+        <w:rPr>
+          <w:lang w:val="en-US"/>
+        </w:rPr>
+        <w:t>For 2024, the responses obtained are averaged to be used in the dataset for 2025 as historical averages</w:t>
+      </w:r>
+      <w:r>
+        <w:rPr>
+          <w:lang w:val="en-US"/>
+        </w:rPr>
+        <w:t xml:space="preserve"> whereas responses for 2025 are used to create a pandas </w:t>
+      </w:r>
+      <w:proofErr w:type="spellStart"/>
+      <w:r>
+        <w:rPr>
+          <w:lang w:val="en-US"/>
+        </w:rPr>
+        <w:t>dataframe</w:t>
+      </w:r>
+      <w:proofErr w:type="spellEnd"/>
+      <w:r>
+        <w:rPr>
+          <w:lang w:val="en-US"/>
+        </w:rPr>
+        <w:t xml:space="preserve"> where we split every journey into segments (where each row is the information between its departure from the last station and arrival at the next station). </w:t>
+      </w:r>
+    </w:p>
+    <w:p>
+      <w:pPr>
+        <w:rPr>
+          <w:lang w:val="en-US"/>
+        </w:rPr>
+      </w:pPr>
+      <w:r>
+        <w:rPr>
+          <w:lang w:val="en-US"/>
+        </w:rPr>
+        <w:t>This is a simplified version of this process, however the specifics can be explored by examining the data collection notebook.</w:t>
+      </w:r>
+    </w:p>
+    <w:p>
+      <w:pPr>
+        <w:rPr>
+          <w:lang w:val="en-US"/>
+        </w:rPr>
+      </w:pPr>
+      <w:r>
+        <w:rPr>
+          <w:lang w:val="en-US"/>
+        </w:rPr>
+        <w:drawing>
+          <wp:anchor distT="0" distB="0" distL="114300" distR="114300" simplePos="0" relativeHeight="251779073" behindDoc="0" locked="0" layoutInCell="1" allowOverlap="1" wp14:anchorId="6A9473C2" wp14:editId="1C1A664E">
+            <wp:simplePos x="0" y="0"/>
+            <wp:positionH relativeFrom="margin">
+              <wp:align>center</wp:align>
+            </wp:positionH>
+            <wp:positionV relativeFrom="paragraph">
+              <wp:posOffset>205553</wp:posOffset>
+            </wp:positionV>
+            <wp:extent cx="3758252" cy="1099174"/>
+            <wp:effectExtent l="190500" t="190500" r="185420" b="196850"/>
+            <wp:wrapNone/>
+            <wp:docPr id="1344049434" name="Picture 1" descr="A screen shot of a computer program&#10;&#10;AI-generated content may be incorrect."/>
+            <wp:cNvGraphicFramePr>
+              <a:graphicFrameLocks xmlns:a="http://schemas.openxmlformats.org/drawingml/2006/main" noChangeAspect="1"/>
+            </wp:cNvGraphicFramePr>
+            <a:graphic xmlns:a="http://schemas.openxmlformats.org/drawingml/2006/main">
+              <a:graphicData uri="http://schemas.openxmlformats.org/drawingml/2006/picture">
+                <pic:pic xmlns:pic="http://schemas.openxmlformats.org/drawingml/2006/picture">
+                  <pic:nvPicPr>
+                    <pic:cNvPr id="1344049434" name="Picture 1" descr="A screen shot of a computer program&#10;&#10;AI-generated content may be incorrect."/>
+                    <pic:cNvPicPr/>
+                  </pic:nvPicPr>
+                  <pic:blipFill>
+                    <a:blip r:embed="rId18" cstate="print">
+                      <a:extLst>
+                        <a:ext uri="{28A0092B-C50C-407E-A947-70E740481C1C}">
+                          <a14:useLocalDpi xmlns:a14="http://schemas.microsoft.com/office/drawing/2010/main" val="0"/>
+                        </a:ext>
+                      </a:extLst>
+                    </a:blip>
+                    <a:stretch>
+                      <a:fillRect/>
+                    </a:stretch>
+                  </pic:blipFill>
+                  <pic:spPr>
+                    <a:xfrm>
+                      <a:off x="0" y="0"/>
+                      <a:ext cx="3758252" cy="1099174"/>
+                    </a:xfrm>
+                    <a:prstGeom prst="rect">
+                      <a:avLst/>
+                    </a:prstGeom>
+                    <a:ln>
+                      <a:noFill/>
+                    </a:ln>
+                    <a:effectLst>
+                      <a:outerShdw blurRad="190500" algn="tl" rotWithShape="0">
+                        <a:srgbClr val="000000">
+                          <a:alpha val="70000"/>
+                        </a:srgbClr>
+                      </a:outerShdw>
+                    </a:effectLst>
+                  </pic:spPr>
+                </pic:pic>
+              </a:graphicData>
+            </a:graphic>
+            <wp14:sizeRelH relativeFrom="margin">
+              <wp14:pctWidth>0</wp14:pctWidth>
+            </wp14:sizeRelH>
+            <wp14:sizeRelV relativeFrom="margin">
+              <wp14:pctHeight>0</wp14:pctHeight>
+            </wp14:sizeRelV>
+          </wp:anchor>
+        </w:drawing>
+      </w:r>
+    </w:p>
+    <w:p>
+      <w:pPr>
+        <w:rPr>
+          <w:lang w:val="en-US"/>
+        </w:rPr>
+      </w:pPr>
+    </w:p>
+    <w:p>
+      <w:pPr>
+        <w:rPr>
+          <w:lang w:val="en-US"/>
+        </w:rPr>
+      </w:pPr>
+    </w:p>
+    <w:p>
+      <w:pPr>
+        <w:rPr>
+          <w:lang w:val="en-US"/>
+        </w:rPr>
+      </w:pPr>
+    </w:p>
+    <w:p>
+      <w:pPr>
+        <w:rPr>
+          <w:lang w:val="en-US"/>
+        </w:rPr>
+      </w:pPr>
+    </w:p>
+    <w:p>
+      <w:pPr>
+        <w:spacing w:line="278" w:lineRule="auto"/>
+        <w:rPr>
+          <w:b/>
+          <w:bCs/>
+          <w:color w:val="FF0000"/>
+          <w:sz w:val="36"/>
+          <w:szCs w:val="36"/>
+          <w:lang w:val="en-US"/>
+        </w:rPr>
+      </w:pPr>
+      <w:r>
+        <w:rPr>
+          <w:lang w:val="en-US"/>
+        </w:rPr>
+        <w:drawing>
+          <wp:anchor distT="0" distB="0" distL="114300" distR="114300" simplePos="0" relativeHeight="251781121" behindDoc="0" locked="0" layoutInCell="1" allowOverlap="1" wp14:anchorId="0D7BF2D0" wp14:editId="4BEBFDC7">
+            <wp:simplePos x="0" y="0"/>
+            <wp:positionH relativeFrom="margin">
+              <wp:align>center</wp:align>
+            </wp:positionH>
+            <wp:positionV relativeFrom="paragraph">
+              <wp:posOffset>149170</wp:posOffset>
+            </wp:positionV>
+            <wp:extent cx="3114698" cy="1104908"/>
+            <wp:effectExtent l="190500" t="190500" r="200025" b="190500"/>
+            <wp:wrapNone/>
+            <wp:docPr id="722003978" name="Picture 1" descr="A black background with white text&#10;&#10;AI-generated content may be incorrect."/>
+            <wp:cNvGraphicFramePr>
+              <a:graphicFrameLocks xmlns:a="http://schemas.openxmlformats.org/drawingml/2006/main" noChangeAspect="1"/>
+            </wp:cNvGraphicFramePr>
+            <a:graphic xmlns:a="http://schemas.openxmlformats.org/drawingml/2006/main">
+              <a:graphicData uri="http://schemas.openxmlformats.org/drawingml/2006/picture">
+                <pic:pic xmlns:pic="http://schemas.openxmlformats.org/drawingml/2006/picture">
+                  <pic:nvPicPr>
+                    <pic:cNvPr id="722003978" name="Picture 1" descr="A black background with white text&#10;&#10;AI-generated content may be incorrect."/>
+                    <pic:cNvPicPr/>
+                  </pic:nvPicPr>
+                  <pic:blipFill>
+                    <a:blip r:embed="rId19">
+                      <a:extLst>
+                        <a:ext uri="{28A0092B-C50C-407E-A947-70E740481C1C}">
+                          <a14:useLocalDpi xmlns:a14="http://schemas.microsoft.com/office/drawing/2010/main" val="0"/>
+                        </a:ext>
+                      </a:extLst>
+                    </a:blip>
+                    <a:stretch>
+                      <a:fillRect/>
+                    </a:stretch>
+                  </pic:blipFill>
+                  <pic:spPr>
+                    <a:xfrm>
+                      <a:off x="0" y="0"/>
+                      <a:ext cx="3114698" cy="1104908"/>
+                    </a:xfrm>
+                    <a:prstGeom prst="rect">
+                      <a:avLst/>
+                    </a:prstGeom>
+                    <a:ln>
+                      <a:noFill/>
+                    </a:ln>
+                    <a:effectLst>
+                      <a:outerShdw blurRad="190500" algn="tl" rotWithShape="0">
+                        <a:srgbClr val="000000">
+                          <a:alpha val="70000"/>
+                        </a:srgbClr>
+                      </a:outerShdw>
+                    </a:effectLst>
+                  </pic:spPr>
+                </pic:pic>
+              </a:graphicData>
+            </a:graphic>
+          </wp:anchor>
+        </w:drawing>
+      </w:r>
+    </w:p>
+    <w:p>
+      <w:pPr>
+        <w:spacing w:line="278" w:lineRule="auto"/>
+        <w:rPr>
+          <w:b/>
+          <w:bCs/>
+          <w:color w:val="FF0000"/>
+          <w:sz w:val="36"/>
+          <w:szCs w:val="36"/>
+          <w:lang w:val="en-US"/>
+        </w:rPr>
+      </w:pPr>
+    </w:p>
+    <w:p>
+      <w:pPr>
+        <w:spacing w:line="278" w:lineRule="auto"/>
+        <w:rPr>
+          <w:b/>
+          <w:bCs/>
+          <w:color w:val="FF0000"/>
+          <w:sz w:val="36"/>
+          <w:szCs w:val="36"/>
+          <w:lang w:val="en-US"/>
+        </w:rPr>
+      </w:pPr>
+    </w:p>
+    <w:p>
+      <w:pPr>
+        <w:spacing w:line="278" w:lineRule="auto"/>
+        <w:rPr>
+          <w:b/>
+          <w:bCs/>
+          <w:color w:val="FF0000"/>
+          <w:sz w:val="36"/>
+          <w:szCs w:val="36"/>
+          <w:lang w:val="en-US"/>
+        </w:rPr>
+      </w:pPr>
+    </w:p>
+    <w:p>
+      <w:pPr>
+        <w:pStyle w:val="Heading3"/>
+        <w:spacing w:before="200"/>
+        <w:jc w:val="center"/>
+        <w:rPr>
+          <w:rFonts w:ascii="Calibri" w:eastAsia="Calibri" w:hAnsi="Calibri" w:cs="Calibri"/>
+          <w:b/>
+          <w:bCs/>
+          <w:color w:val="FF0000"/>
+          <w:sz w:val="32"/>
+          <w:szCs w:val="32"/>
+          <w:lang w:val="en-US"/>
+        </w:rPr>
+      </w:pPr>
+      <w:bookmarkStart w:id="23" w:name="_Toc224817274"/>
+      <w:r>
+        <w:rPr>
+          <w:rFonts w:ascii="Calibri" w:eastAsia="Calibri" w:hAnsi="Calibri" w:cs="Calibri"/>
+          <w:b/>
+          <w:bCs/>
+          <w:color w:val="FF0000"/>
+          <w:sz w:val="32"/>
+          <w:szCs w:val="32"/>
+          <w:lang w:val="en-US"/>
+        </w:rPr>
+        <w:t>5</w:t>
+      </w:r>
+      <w:r>
+        <w:rPr>
+          <w:rFonts w:ascii="Calibri" w:eastAsia="Calibri" w:hAnsi="Calibri" w:cs="Calibri"/>
+          <w:b/>
+          <w:bCs/>
+          <w:color w:val="FF0000"/>
+          <w:sz w:val="32"/>
+          <w:szCs w:val="32"/>
+          <w:lang w:val="en-US"/>
+        </w:rPr>
+        <w:t>.</w:t>
+      </w:r>
+      <w:r>
+        <w:rPr>
+          <w:rFonts w:ascii="Calibri" w:eastAsia="Calibri" w:hAnsi="Calibri" w:cs="Calibri"/>
+          <w:b/>
+          <w:bCs/>
+          <w:color w:val="FF0000"/>
+          <w:sz w:val="32"/>
+          <w:szCs w:val="32"/>
+          <w:lang w:val="en-US"/>
+        </w:rPr>
+        <w:t>4</w:t>
+      </w:r>
+      <w:r>
+        <w:rPr>
+          <w:rFonts w:ascii="Calibri" w:eastAsia="Calibri" w:hAnsi="Calibri" w:cs="Calibri"/>
+          <w:b/>
+          <w:bCs/>
+          <w:color w:val="FF0000"/>
+          <w:sz w:val="32"/>
+          <w:szCs w:val="32"/>
+          <w:lang w:val="en-US"/>
+        </w:rPr>
+        <w:t xml:space="preserve"> </w:t>
+      </w:r>
+      <w:r>
+        <w:rPr>
+          <w:rFonts w:ascii="Calibri" w:eastAsia="Calibri" w:hAnsi="Calibri" w:cs="Calibri"/>
+          <w:b/>
+          <w:bCs/>
+          <w:color w:val="FF0000"/>
+          <w:sz w:val="32"/>
+          <w:szCs w:val="32"/>
+          <w:lang w:val="en-US"/>
+        </w:rPr>
+        <w:t>Weather Data – Open-</w:t>
+      </w:r>
+      <w:proofErr w:type="spellStart"/>
+      <w:r>
+        <w:rPr>
+          <w:rFonts w:ascii="Calibri" w:eastAsia="Calibri" w:hAnsi="Calibri" w:cs="Calibri"/>
+          <w:b/>
+          <w:bCs/>
+          <w:color w:val="FF0000"/>
+          <w:sz w:val="32"/>
+          <w:szCs w:val="32"/>
+          <w:lang w:val="en-US"/>
+        </w:rPr>
+        <w:t>Meteo</w:t>
+      </w:r>
+      <w:bookmarkEnd w:id="23"/>
+      <w:proofErr w:type="spellEnd"/>
+    </w:p>
+    <w:p>
+      <w:pPr>
+        <w:rPr>
+          <w:lang w:val="en-US"/>
+        </w:rPr>
+      </w:pPr>
+    </w:p>
+    <w:p>
+      <w:pPr>
+        <w:jc w:val="right"/>
+        <w:rPr>
+          <w:color w:val="FF0000"/>
+          <w:lang w:val="en-US"/>
+        </w:rPr>
+      </w:pPr>
+      <w:r>
+        <w:rPr>
+          <w:color w:val="FF0000"/>
+          <w:lang w:val="en-US"/>
+        </w:rPr>
+        <w:t>(</w:t>
+      </w:r>
+      <w:r>
+        <w:rPr>
+          <w:color w:val="FF0000"/>
+          <w:lang w:val="en-US"/>
+        </w:rPr>
+        <w:t>DJ)</w:t>
+      </w:r>
+    </w:p>
+    <w:p>
+      <w:pPr>
+        <w:rPr>
+          <w:lang w:val="en-US"/>
+        </w:rPr>
+      </w:pPr>
+      <w:r>
+        <w:rPr>
+          <w:lang w:val="en-US"/>
+        </w:rPr>
+        <w:t>Next we use the coordinates of each station in order to join weather data such as, precipitation, windspeed and temperature at specific times to the segments in the dataset.</w:t>
+      </w:r>
+    </w:p>
+    <w:p>
+      <w:pPr>
+        <w:rPr>
+          <w:lang w:val="en-US"/>
+        </w:rPr>
+      </w:pPr>
+      <w:r>
+        <w:rPr>
+          <w:lang w:val="en-US"/>
+        </w:rPr>
+        <w:drawing>
+          <wp:anchor distT="0" distB="0" distL="114300" distR="114300" simplePos="0" relativeHeight="251780097" behindDoc="0" locked="0" layoutInCell="1" allowOverlap="1" wp14:anchorId="070A34F1" wp14:editId="4820599B">
+            <wp:simplePos x="0" y="0"/>
+            <wp:positionH relativeFrom="margin">
+              <wp:posOffset>-421027</wp:posOffset>
+            </wp:positionH>
+            <wp:positionV relativeFrom="paragraph">
+              <wp:posOffset>87182</wp:posOffset>
+            </wp:positionV>
+            <wp:extent cx="3171110" cy="1333380"/>
+            <wp:effectExtent l="190500" t="190500" r="182245" b="191135"/>
+            <wp:wrapNone/>
+            <wp:docPr id="293592370" name="Picture 1" descr="A screen shot of a computer screen&#10;&#10;AI-generated content may be incorrect."/>
+            <wp:cNvGraphicFramePr>
+              <a:graphicFrameLocks xmlns:a="http://schemas.openxmlformats.org/drawingml/2006/main" noChangeAspect="1"/>
+            </wp:cNvGraphicFramePr>
+            <a:graphic xmlns:a="http://schemas.openxmlformats.org/drawingml/2006/main">
+              <a:graphicData uri="http://schemas.openxmlformats.org/drawingml/2006/picture">
+                <pic:pic xmlns:pic="http://schemas.openxmlformats.org/drawingml/2006/picture">
+                  <pic:nvPicPr>
+                    <pic:cNvPr id="293592370" name="Picture 1" descr="A screen shot of a computer screen&#10;&#10;AI-generated content may be incorrect."/>
+                    <pic:cNvPicPr/>
+                  </pic:nvPicPr>
+                  <pic:blipFill>
+                    <a:blip r:embed="rId20" cstate="print">
+                      <a:extLst>
+                        <a:ext uri="{28A0092B-C50C-407E-A947-70E740481C1C}">
+                          <a14:useLocalDpi xmlns:a14="http://schemas.microsoft.com/office/drawing/2010/main" val="0"/>
+                        </a:ext>
+                      </a:extLst>
+                    </a:blip>
+                    <a:stretch>
+                      <a:fillRect/>
+                    </a:stretch>
+                  </pic:blipFill>
+                  <pic:spPr>
+                    <a:xfrm>
+                      <a:off x="0" y="0"/>
+                      <a:ext cx="3171110" cy="1333380"/>
+                    </a:xfrm>
+                    <a:prstGeom prst="rect">
+                      <a:avLst/>
+                    </a:prstGeom>
+                    <a:ln>
+                      <a:noFill/>
+                    </a:ln>
+                    <a:effectLst>
+                      <a:outerShdw blurRad="190500" algn="tl" rotWithShape="0">
+                        <a:srgbClr val="000000">
+                          <a:alpha val="70000"/>
+                        </a:srgbClr>
+                      </a:outerShdw>
+                    </a:effectLst>
+                  </pic:spPr>
+                </pic:pic>
+              </a:graphicData>
+            </a:graphic>
+            <wp14:sizeRelH relativeFrom="margin">
+              <wp14:pctWidth>0</wp14:pctWidth>
+            </wp14:sizeRelH>
+            <wp14:sizeRelV relativeFrom="margin">
+              <wp14:pctHeight>0</wp14:pctHeight>
+            </wp14:sizeRelV>
+          </wp:anchor>
+        </w:drawing>
+      </w:r>
+    </w:p>
+    <w:p>
+      <w:pPr>
+        <w:rPr>
+          <w:lang w:val="en-US"/>
+        </w:rPr>
+      </w:pPr>
+      <w:r>
+        <w:rPr>
+          <w:lang w:val="en-US"/>
+        </w:rPr>
+        <w:drawing>
+          <wp:anchor distT="0" distB="0" distL="114300" distR="114300" simplePos="0" relativeHeight="251783169" behindDoc="0" locked="0" layoutInCell="1" allowOverlap="1" wp14:anchorId="03E98EA0" wp14:editId="6A868812">
+            <wp:simplePos x="0" y="0"/>
+            <wp:positionH relativeFrom="column">
+              <wp:posOffset>2932727</wp:posOffset>
+            </wp:positionH>
+            <wp:positionV relativeFrom="paragraph">
+              <wp:posOffset>4445</wp:posOffset>
+            </wp:positionV>
+            <wp:extent cx="3552851" cy="933457"/>
+            <wp:effectExtent l="190500" t="190500" r="180975" b="190500"/>
+            <wp:wrapNone/>
+            <wp:docPr id="1655232289" name="Picture 1" descr="A black screen with white text&#10;&#10;AI-generated content may be incorrect."/>
+            <wp:cNvGraphicFramePr>
+              <a:graphicFrameLocks xmlns:a="http://schemas.openxmlformats.org/drawingml/2006/main" noChangeAspect="1"/>
+            </wp:cNvGraphicFramePr>
+            <a:graphic xmlns:a="http://schemas.openxmlformats.org/drawingml/2006/main">
+              <a:graphicData uri="http://schemas.openxmlformats.org/drawingml/2006/picture">
+                <pic:pic xmlns:pic="http://schemas.openxmlformats.org/drawingml/2006/picture">
+                  <pic:nvPicPr>
+                    <pic:cNvPr id="1655232289" name="Picture 1" descr="A black screen with white text&#10;&#10;AI-generated content may be incorrect."/>
+                    <pic:cNvPicPr/>
+                  </pic:nvPicPr>
+                  <pic:blipFill>
+                    <a:blip r:embed="rId21">
+                      <a:extLst>
+                        <a:ext uri="{28A0092B-C50C-407E-A947-70E740481C1C}">
+                          <a14:useLocalDpi xmlns:a14="http://schemas.microsoft.com/office/drawing/2010/main" val="0"/>
+                        </a:ext>
+                      </a:extLst>
+                    </a:blip>
+                    <a:stretch>
+                      <a:fillRect/>
+                    </a:stretch>
+                  </pic:blipFill>
+                  <pic:spPr>
+                    <a:xfrm>
+                      <a:off x="0" y="0"/>
+                      <a:ext cx="3552851" cy="933457"/>
+                    </a:xfrm>
+                    <a:prstGeom prst="rect">
+                      <a:avLst/>
+                    </a:prstGeom>
+                    <a:ln>
+                      <a:noFill/>
+                    </a:ln>
+                    <a:effectLst>
+                      <a:outerShdw blurRad="190500" algn="tl" rotWithShape="0">
+                        <a:srgbClr val="000000">
+                          <a:alpha val="70000"/>
+                        </a:srgbClr>
+                      </a:outerShdw>
+                    </a:effectLst>
+                  </pic:spPr>
+                </pic:pic>
+              </a:graphicData>
+            </a:graphic>
+          </wp:anchor>
+        </w:drawing>
+      </w:r>
+    </w:p>
+    <w:p>
+      <w:pPr>
+        <w:rPr>
+          <w:lang w:val="en-US"/>
+        </w:rPr>
+      </w:pPr>
+    </w:p>
+    <w:p>
+      <w:pPr>
+        <w:rPr>
+          <w:lang w:val="en-US"/>
+        </w:rPr>
+      </w:pPr>
+    </w:p>
+    <w:p>
+      <w:pPr>
+        <w:pStyle w:val="Heading3"/>
+        <w:spacing w:before="200"/>
+        <w:jc w:val="center"/>
+        <w:rPr>
+          <w:rFonts w:ascii="Calibri" w:eastAsia="Calibri" w:hAnsi="Calibri" w:cs="Calibri"/>
+          <w:b/>
+          <w:bCs/>
+          <w:color w:val="FF0000"/>
+          <w:sz w:val="32"/>
+          <w:szCs w:val="32"/>
+          <w:lang w:val="en-US"/>
+        </w:rPr>
+      </w:pPr>
+      <w:bookmarkStart w:id="24" w:name="_Toc224817275"/>
+      <w:r>
+        <w:rPr>
+          <w:rFonts w:ascii="Calibri" w:eastAsia="Calibri" w:hAnsi="Calibri" w:cs="Calibri"/>
+          <w:b/>
+          <w:bCs/>
+          <w:color w:val="FF0000"/>
+          <w:sz w:val="32"/>
+          <w:szCs w:val="32"/>
+          <w:lang w:val="en-US"/>
+        </w:rPr>
+        <w:lastRenderedPageBreak/>
+        <w:t>5</w:t>
+      </w:r>
+      <w:r>
+        <w:rPr>
+          <w:rFonts w:ascii="Calibri" w:eastAsia="Calibri" w:hAnsi="Calibri" w:cs="Calibri"/>
+          <w:b/>
+          <w:bCs/>
+          <w:color w:val="FF0000"/>
+          <w:sz w:val="32"/>
+          <w:szCs w:val="32"/>
+          <w:lang w:val="en-US"/>
+        </w:rPr>
+        <w:t>.</w:t>
+      </w:r>
+      <w:r>
+        <w:rPr>
+          <w:rFonts w:ascii="Calibri" w:eastAsia="Calibri" w:hAnsi="Calibri" w:cs="Calibri"/>
+          <w:b/>
+          <w:bCs/>
+          <w:color w:val="FF0000"/>
+          <w:sz w:val="32"/>
+          <w:szCs w:val="32"/>
+          <w:lang w:val="en-US"/>
+        </w:rPr>
+        <w:t>5</w:t>
+      </w:r>
+      <w:r>
+        <w:rPr>
+          <w:rFonts w:ascii="Calibri" w:eastAsia="Calibri" w:hAnsi="Calibri" w:cs="Calibri"/>
+          <w:b/>
+          <w:bCs/>
+          <w:color w:val="FF0000"/>
+          <w:sz w:val="32"/>
+          <w:szCs w:val="32"/>
+          <w:lang w:val="en-US"/>
+        </w:rPr>
+        <w:t xml:space="preserve"> </w:t>
+      </w:r>
+      <w:r>
+        <w:rPr>
+          <w:rFonts w:ascii="Calibri" w:eastAsia="Calibri" w:hAnsi="Calibri" w:cs="Calibri"/>
+          <w:b/>
+          <w:bCs/>
+          <w:color w:val="FF0000"/>
+          <w:sz w:val="32"/>
+          <w:szCs w:val="32"/>
+          <w:lang w:val="en-US"/>
+        </w:rPr>
+        <w:t>Final Dataset</w:t>
+      </w:r>
+      <w:bookmarkEnd w:id="24"/>
+    </w:p>
+    <w:p>
+      <w:pPr>
+        <w:rPr>
+          <w:lang w:val="en-US"/>
+        </w:rPr>
+      </w:pPr>
+    </w:p>
+    <w:p>
+      <w:pPr>
+        <w:jc w:val="right"/>
+        <w:rPr>
+          <w:color w:val="FF0000"/>
+          <w:lang w:val="en-US"/>
+        </w:rPr>
+      </w:pPr>
+      <w:r>
+        <w:rPr>
+          <w:color w:val="FF0000"/>
+          <w:lang w:val="en-US"/>
+        </w:rPr>
+        <w:t>(</w:t>
+      </w:r>
+      <w:r>
+        <w:rPr>
+          <w:color w:val="FF0000"/>
+          <w:lang w:val="en-US"/>
+        </w:rPr>
+        <w:t>AI</w:t>
+      </w:r>
+      <w:r>
+        <w:rPr>
+          <w:color w:val="FF0000"/>
+          <w:lang w:val="en-US"/>
+        </w:rPr>
+        <w:t>)</w:t>
+      </w:r>
+    </w:p>
+    <w:p>
+      <w:pPr>
+        <w:rPr>
+          <w:lang w:val="en-US"/>
+        </w:rPr>
+      </w:pPr>
+    </w:p>
+    <w:p>
+      <w:pPr>
+        <w:rPr>
+          <w:lang w:val="en-US"/>
+        </w:rPr>
+      </w:pPr>
+      <w:r>
+        <w:rPr>
+          <w:lang w:val="en-US"/>
+        </w:rPr>
+        <w:t>These are the features obtained/derived in our dataset</w:t>
+      </w:r>
+      <w:r>
+        <w:rPr>
+          <w:lang w:val="en-US"/>
+        </w:rPr>
+        <w:t xml:space="preserve"> (“</w:t>
+      </w:r>
+      <w:r>
+        <w:rPr>
+          <w:lang w:val="en-US"/>
+        </w:rPr>
+        <w:t>final-segment-dataset-2025</w:t>
+      </w:r>
+      <w:r>
+        <w:rPr>
+          <w:lang w:val="en-US"/>
+        </w:rPr>
+        <w:t>”)</w:t>
+      </w:r>
+      <w:r>
+        <w:rPr>
+          <w:lang w:val="en-US"/>
+        </w:rPr>
+        <w:t xml:space="preserve"> that may be used for Exploratory data analysis and Machine Learning (more features may also be engineered).</w:t>
+      </w:r>
+    </w:p>
+    <w:p>
+      <w:pPr>
+        <w:rPr>
+          <w:lang w:val="en-US"/>
+        </w:rPr>
+      </w:pPr>
+    </w:p>
+    <w:tbl>
+      <w:tblPr>
+        <w:tblW w:w="7559" w:type="dxa"/>
+        <w:tblBorders>
+          <w:top w:val="outset" w:sz="6" w:space="0" w:color="auto"/>
+          <w:left w:val="outset" w:sz="6" w:space="0" w:color="auto"/>
+          <w:bottom w:val="outset" w:sz="6" w:space="0" w:color="auto"/>
+          <w:right w:val="outset" w:sz="6" w:space="0" w:color="auto"/>
+        </w:tblBorders>
+        <w:tblCellMar>
+          <w:left w:w="0" w:type="dxa"/>
+          <w:right w:w="0" w:type="dxa"/>
+        </w:tblCellMar>
+        <w:tblLook w:val="04A0" w:firstRow="1" w:lastRow="0" w:firstColumn="1" w:lastColumn="0" w:noHBand="0" w:noVBand="1"/>
+      </w:tblPr>
+      <w:tblGrid>
+        <w:gridCol w:w="3172"/>
+        <w:gridCol w:w="5842"/>
+      </w:tblGrid>
+      <w:tr>
+        <w:trPr>
+          <w:trHeight w:val="384"/>
+        </w:trPr>
+        <w:tc>
+          <w:tcPr>
+            <w:tcW w:w="1872" w:type="dxa"/>
+            <w:tcBorders>
+              <w:top w:val="single" w:sz="6" w:space="0" w:color="auto"/>
+              <w:left w:val="single" w:sz="6" w:space="0" w:color="auto"/>
+              <w:bottom w:val="single" w:sz="6" w:space="0" w:color="auto"/>
+              <w:right w:val="single" w:sz="6" w:space="0" w:color="auto"/>
+            </w:tcBorders>
+            <w:shd w:val="clear" w:color="auto" w:fill="EE0000"/>
+            <w:hideMark/>
+          </w:tcPr>
+          <w:p>
+            <w:pPr>
+              <w:jc w:val="center"/>
+              <w:rPr>
+                <w:b/>
+                <w:bCs/>
+                <w:color w:val="FFFFFF" w:themeColor="background1"/>
+              </w:rPr>
+            </w:pPr>
+            <w:r>
+              <w:rPr>
+                <w:b/>
+                <w:bCs/>
+                <w:color w:val="FFFFFF" w:themeColor="background1"/>
+                <w:lang w:val="en-US"/>
+              </w:rPr>
+              <w:t>Column Name</w:t>
+            </w:r>
+          </w:p>
+        </w:tc>
+        <w:tc>
+          <w:tcPr>
+            <w:tcW w:w="5687" w:type="dxa"/>
+            <w:tcBorders>
+              <w:top w:val="single" w:sz="6" w:space="0" w:color="auto"/>
+              <w:left w:val="single" w:sz="6" w:space="0" w:color="auto"/>
+              <w:bottom w:val="single" w:sz="6" w:space="0" w:color="auto"/>
+              <w:right w:val="single" w:sz="6" w:space="0" w:color="auto"/>
+            </w:tcBorders>
+            <w:shd w:val="clear" w:color="auto" w:fill="EE0000"/>
+            <w:hideMark/>
+          </w:tcPr>
+          <w:p>
+            <w:pPr>
+              <w:jc w:val="center"/>
+              <w:rPr>
+                <w:b/>
+                <w:bCs/>
+                <w:color w:val="FFFFFF" w:themeColor="background1"/>
+              </w:rPr>
+            </w:pPr>
+            <w:r>
+              <w:rPr>
+                <w:b/>
+                <w:bCs/>
+                <w:color w:val="FFFFFF" w:themeColor="background1"/>
+                <w:lang w:val="en-US"/>
+              </w:rPr>
+              <w:t>Description</w:t>
+            </w:r>
+          </w:p>
+        </w:tc>
+      </w:tr>
+      <w:tr>
+        <w:trPr>
+          <w:trHeight w:val="300"/>
+        </w:trPr>
+        <w:tc>
+          <w:tcPr>
+            <w:tcW w:w="1872" w:type="dxa"/>
+            <w:tcBorders>
+              <w:top w:val="single" w:sz="6" w:space="0" w:color="auto"/>
+              <w:left w:val="single" w:sz="6" w:space="0" w:color="auto"/>
+              <w:bottom w:val="single" w:sz="6" w:space="0" w:color="auto"/>
+              <w:right w:val="single" w:sz="6" w:space="0" w:color="auto"/>
+            </w:tcBorders>
+            <w:vAlign w:val="center"/>
+            <w:hideMark/>
+          </w:tcPr>
+          <w:p>
+            <w:pPr>
+              <w:jc w:val="center"/>
+            </w:pPr>
+            <w:r>
+              <w:rPr>
+                <w:lang w:val="en-US"/>
+              </w:rPr>
+              <w:t>rid</w:t>
+            </w:r>
+          </w:p>
+        </w:tc>
+        <w:tc>
+          <w:tcPr>
+            <w:tcW w:w="5687" w:type="dxa"/>
+            <w:tcBorders>
+              <w:top w:val="single" w:sz="6" w:space="0" w:color="auto"/>
+              <w:left w:val="single" w:sz="6" w:space="0" w:color="auto"/>
+              <w:bottom w:val="single" w:sz="6" w:space="0" w:color="auto"/>
+              <w:right w:val="single" w:sz="6" w:space="0" w:color="auto"/>
+            </w:tcBorders>
+            <w:hideMark/>
+          </w:tcPr>
+          <w:p>
+            <w:r>
+              <w:rPr>
+                <w:lang w:val="en-US"/>
+              </w:rPr>
+              <w:t>Unique Run id used to identify a specific train on a specific day(calculated from The first 8 numbers is the date in format </w:t>
+            </w:r>
+            <w:proofErr w:type="spellStart"/>
+            <w:r>
+              <w:rPr>
+                <w:lang w:val="en-US"/>
+              </w:rPr>
+              <w:t>yyyymmdd</w:t>
+            </w:r>
+            <w:proofErr w:type="spellEnd"/>
+            <w:r>
+              <w:rPr>
+                <w:lang w:val="en-US"/>
+              </w:rPr>
+              <w:t>)</w:t>
+            </w:r>
+            <w:r>
+              <w:t> </w:t>
+            </w:r>
+          </w:p>
+        </w:tc>
+      </w:tr>
+      <w:tr>
+        <w:trPr>
+          <w:trHeight w:val="300"/>
+        </w:trPr>
+        <w:tc>
+          <w:tcPr>
+            <w:tcW w:w="1872" w:type="dxa"/>
+            <w:tcBorders>
+              <w:top w:val="single" w:sz="6" w:space="0" w:color="auto"/>
+              <w:left w:val="single" w:sz="6" w:space="0" w:color="auto"/>
+              <w:bottom w:val="single" w:sz="6" w:space="0" w:color="auto"/>
+              <w:right w:val="single" w:sz="6" w:space="0" w:color="auto"/>
+            </w:tcBorders>
+            <w:vAlign w:val="center"/>
+            <w:hideMark/>
+          </w:tcPr>
+          <w:p>
+            <w:pPr>
+              <w:jc w:val="center"/>
+            </w:pPr>
+            <w:proofErr w:type="spellStart"/>
+            <w:r>
+              <w:rPr>
+                <w:lang w:val="en-US"/>
+              </w:rPr>
+              <w:t>from_station</w:t>
+            </w:r>
+            <w:proofErr w:type="spellEnd"/>
+          </w:p>
+        </w:tc>
+        <w:tc>
+          <w:tcPr>
+            <w:tcW w:w="5687" w:type="dxa"/>
+            <w:tcBorders>
+              <w:top w:val="single" w:sz="6" w:space="0" w:color="auto"/>
+              <w:left w:val="single" w:sz="6" w:space="0" w:color="auto"/>
+              <w:bottom w:val="single" w:sz="6" w:space="0" w:color="auto"/>
+              <w:right w:val="single" w:sz="6" w:space="0" w:color="auto"/>
+            </w:tcBorders>
+            <w:hideMark/>
+          </w:tcPr>
+          <w:p>
+            <w:r>
+              <w:rPr>
+                <w:lang w:val="en-US"/>
+              </w:rPr>
+              <w:t>CRS code representing segments station origin</w:t>
+            </w:r>
+            <w:r>
+              <w:t> </w:t>
+            </w:r>
+          </w:p>
+        </w:tc>
+      </w:tr>
+      <w:tr>
+        <w:trPr>
+          <w:trHeight w:val="300"/>
+        </w:trPr>
+        <w:tc>
+          <w:tcPr>
+            <w:tcW w:w="1872" w:type="dxa"/>
+            <w:tcBorders>
+              <w:top w:val="single" w:sz="6" w:space="0" w:color="auto"/>
+              <w:left w:val="single" w:sz="6" w:space="0" w:color="auto"/>
+              <w:bottom w:val="single" w:sz="6" w:space="0" w:color="auto"/>
+              <w:right w:val="single" w:sz="6" w:space="0" w:color="auto"/>
+            </w:tcBorders>
+            <w:vAlign w:val="center"/>
+            <w:hideMark/>
+          </w:tcPr>
+          <w:p>
+            <w:pPr>
+              <w:jc w:val="center"/>
+            </w:pPr>
+            <w:proofErr w:type="spellStart"/>
+            <w:r>
+              <w:rPr>
+                <w:lang w:val="en-US"/>
+              </w:rPr>
+              <w:t>to_station</w:t>
+            </w:r>
+            <w:proofErr w:type="spellEnd"/>
+          </w:p>
+        </w:tc>
+        <w:tc>
+          <w:tcPr>
+            <w:tcW w:w="5687" w:type="dxa"/>
+            <w:tcBorders>
+              <w:top w:val="single" w:sz="6" w:space="0" w:color="auto"/>
+              <w:left w:val="single" w:sz="6" w:space="0" w:color="auto"/>
+              <w:bottom w:val="single" w:sz="6" w:space="0" w:color="auto"/>
+              <w:right w:val="single" w:sz="6" w:space="0" w:color="auto"/>
+            </w:tcBorders>
+            <w:hideMark/>
+          </w:tcPr>
+          <w:p>
+            <w:r>
+              <w:rPr>
+                <w:lang w:val="en-US"/>
+              </w:rPr>
+              <w:t>CRS code representing the station for trains’ arrival </w:t>
+            </w:r>
+            <w:r>
+              <w:t> </w:t>
+            </w:r>
+          </w:p>
+        </w:tc>
+      </w:tr>
+      <w:tr>
+        <w:trPr>
+          <w:trHeight w:val="300"/>
+        </w:trPr>
+        <w:tc>
+          <w:tcPr>
+            <w:tcW w:w="1872" w:type="dxa"/>
+            <w:tcBorders>
+              <w:top w:val="single" w:sz="6" w:space="0" w:color="auto"/>
+              <w:left w:val="single" w:sz="6" w:space="0" w:color="auto"/>
+              <w:bottom w:val="single" w:sz="6" w:space="0" w:color="auto"/>
+              <w:right w:val="single" w:sz="6" w:space="0" w:color="auto"/>
+            </w:tcBorders>
+            <w:vAlign w:val="center"/>
+            <w:hideMark/>
+          </w:tcPr>
+          <w:p>
+            <w:pPr>
+              <w:jc w:val="center"/>
+            </w:pPr>
+            <w:proofErr w:type="spellStart"/>
+            <w:r>
+              <w:rPr>
+                <w:lang w:val="en-US"/>
+              </w:rPr>
+              <w:t>late_canc_reason</w:t>
+            </w:r>
+            <w:proofErr w:type="spellEnd"/>
+          </w:p>
+        </w:tc>
+        <w:tc>
+          <w:tcPr>
+            <w:tcW w:w="5687" w:type="dxa"/>
+            <w:tcBorders>
+              <w:top w:val="single" w:sz="6" w:space="0" w:color="auto"/>
+              <w:left w:val="single" w:sz="6" w:space="0" w:color="auto"/>
+              <w:bottom w:val="single" w:sz="6" w:space="0" w:color="auto"/>
+              <w:right w:val="single" w:sz="6" w:space="0" w:color="auto"/>
+            </w:tcBorders>
+            <w:hideMark/>
+          </w:tcPr>
+          <w:p>
+            <w:r>
+              <w:t>Reason for late/cancellation</w:t>
+            </w:r>
+          </w:p>
+        </w:tc>
+      </w:tr>
+      <w:tr>
+        <w:trPr>
+          <w:trHeight w:val="300"/>
+        </w:trPr>
+        <w:tc>
+          <w:tcPr>
+            <w:tcW w:w="1872" w:type="dxa"/>
+            <w:tcBorders>
+              <w:top w:val="single" w:sz="6" w:space="0" w:color="auto"/>
+              <w:left w:val="single" w:sz="6" w:space="0" w:color="auto"/>
+              <w:bottom w:val="single" w:sz="6" w:space="0" w:color="auto"/>
+              <w:right w:val="single" w:sz="6" w:space="0" w:color="auto"/>
+            </w:tcBorders>
+            <w:vAlign w:val="center"/>
+            <w:hideMark/>
+          </w:tcPr>
+          <w:p>
+            <w:pPr>
+              <w:jc w:val="center"/>
+            </w:pPr>
+            <w:proofErr w:type="spellStart"/>
+            <w:r>
+              <w:rPr>
+                <w:lang w:val="en-US"/>
+              </w:rPr>
+              <w:t>total_stops_in_run</w:t>
+            </w:r>
+            <w:proofErr w:type="spellEnd"/>
+          </w:p>
+        </w:tc>
+        <w:tc>
+          <w:tcPr>
+            <w:tcW w:w="5687" w:type="dxa"/>
+            <w:tcBorders>
+              <w:top w:val="single" w:sz="6" w:space="0" w:color="auto"/>
+              <w:left w:val="single" w:sz="6" w:space="0" w:color="auto"/>
+              <w:bottom w:val="single" w:sz="6" w:space="0" w:color="auto"/>
+              <w:right w:val="single" w:sz="6" w:space="0" w:color="auto"/>
+            </w:tcBorders>
+            <w:hideMark/>
+          </w:tcPr>
+          <w:p>
+            <w:r>
+              <w:rPr>
+                <w:lang w:val="en-US"/>
+              </w:rPr>
+              <w:t>Total number of stations  within the train journey</w:t>
+            </w:r>
+            <w:r>
+              <w:t> </w:t>
+            </w:r>
+          </w:p>
+        </w:tc>
+      </w:tr>
+      <w:tr>
+        <w:trPr>
+          <w:trHeight w:val="300"/>
+        </w:trPr>
+        <w:tc>
+          <w:tcPr>
+            <w:tcW w:w="1872" w:type="dxa"/>
+            <w:tcBorders>
+              <w:top w:val="single" w:sz="6" w:space="0" w:color="auto"/>
+              <w:left w:val="single" w:sz="6" w:space="0" w:color="auto"/>
+              <w:bottom w:val="single" w:sz="6" w:space="0" w:color="auto"/>
+              <w:right w:val="single" w:sz="6" w:space="0" w:color="auto"/>
+            </w:tcBorders>
+            <w:vAlign w:val="center"/>
+            <w:hideMark/>
+          </w:tcPr>
+          <w:p>
+            <w:pPr>
+              <w:jc w:val="center"/>
+            </w:pPr>
+            <w:proofErr w:type="spellStart"/>
+            <w:r>
+              <w:rPr>
+                <w:lang w:val="en-US"/>
+              </w:rPr>
+              <w:t>remaining_stops_after_this</w:t>
+            </w:r>
+            <w:proofErr w:type="spellEnd"/>
+          </w:p>
+        </w:tc>
+        <w:tc>
+          <w:tcPr>
+            <w:tcW w:w="5687" w:type="dxa"/>
+            <w:tcBorders>
+              <w:top w:val="single" w:sz="6" w:space="0" w:color="auto"/>
+              <w:left w:val="single" w:sz="6" w:space="0" w:color="auto"/>
+              <w:bottom w:val="single" w:sz="6" w:space="0" w:color="auto"/>
+              <w:right w:val="single" w:sz="6" w:space="0" w:color="auto"/>
+            </w:tcBorders>
+            <w:hideMark/>
+          </w:tcPr>
+          <w:p>
+            <w:r>
+              <w:rPr>
+                <w:lang w:val="en-US"/>
+              </w:rPr>
+              <w:t>A</w:t>
+            </w:r>
+            <w:r>
+              <w:rPr>
+                <w:lang w:val="en-US"/>
+              </w:rPr>
+              <w:t>mount of stops left after the segment</w:t>
+            </w:r>
+          </w:p>
+        </w:tc>
+      </w:tr>
+      <w:tr>
+        <w:trPr>
+          <w:trHeight w:val="300"/>
+        </w:trPr>
+        <w:tc>
+          <w:tcPr>
+            <w:tcW w:w="1872" w:type="dxa"/>
+            <w:tcBorders>
+              <w:top w:val="single" w:sz="6" w:space="0" w:color="auto"/>
+              <w:left w:val="single" w:sz="6" w:space="0" w:color="auto"/>
+              <w:bottom w:val="single" w:sz="6" w:space="0" w:color="auto"/>
+              <w:right w:val="single" w:sz="6" w:space="0" w:color="auto"/>
+            </w:tcBorders>
+            <w:vAlign w:val="center"/>
+            <w:hideMark/>
+          </w:tcPr>
+          <w:p>
+            <w:pPr>
+              <w:jc w:val="center"/>
+            </w:pPr>
+            <w:proofErr w:type="spellStart"/>
+            <w:r>
+              <w:rPr>
+                <w:lang w:val="en-US"/>
+              </w:rPr>
+              <w:t>date_of_service</w:t>
+            </w:r>
+            <w:proofErr w:type="spellEnd"/>
+          </w:p>
+        </w:tc>
+        <w:tc>
+          <w:tcPr>
+            <w:tcW w:w="5687" w:type="dxa"/>
+            <w:tcBorders>
+              <w:top w:val="single" w:sz="6" w:space="0" w:color="auto"/>
+              <w:left w:val="single" w:sz="6" w:space="0" w:color="auto"/>
+              <w:bottom w:val="single" w:sz="6" w:space="0" w:color="auto"/>
+              <w:right w:val="single" w:sz="6" w:space="0" w:color="auto"/>
+            </w:tcBorders>
+            <w:hideMark/>
+          </w:tcPr>
+          <w:p>
+            <w:r>
+              <w:rPr>
+                <w:lang w:val="en-US"/>
+              </w:rPr>
+              <w:t xml:space="preserve">Date </w:t>
+            </w:r>
+            <w:r>
+              <w:rPr>
+                <w:lang w:val="en-US"/>
+              </w:rPr>
+              <w:t>of journey</w:t>
+            </w:r>
+          </w:p>
+        </w:tc>
+      </w:tr>
+      <w:tr>
+        <w:trPr>
+          <w:trHeight w:val="300"/>
+        </w:trPr>
+        <w:tc>
+          <w:tcPr>
+            <w:tcW w:w="1872" w:type="dxa"/>
+            <w:tcBorders>
+              <w:top w:val="single" w:sz="6" w:space="0" w:color="auto"/>
+              <w:left w:val="single" w:sz="6" w:space="0" w:color="auto"/>
+              <w:bottom w:val="single" w:sz="6" w:space="0" w:color="auto"/>
+              <w:right w:val="single" w:sz="6" w:space="0" w:color="auto"/>
+            </w:tcBorders>
+            <w:vAlign w:val="center"/>
+            <w:hideMark/>
+          </w:tcPr>
+          <w:p>
+            <w:pPr>
+              <w:jc w:val="center"/>
+            </w:pPr>
+            <w:r>
+              <w:rPr>
+                <w:lang w:val="en-US"/>
+              </w:rPr>
+              <w:t>month</w:t>
+            </w:r>
+          </w:p>
+        </w:tc>
+        <w:tc>
+          <w:tcPr>
+            <w:tcW w:w="5687" w:type="dxa"/>
+            <w:tcBorders>
+              <w:top w:val="single" w:sz="6" w:space="0" w:color="auto"/>
+              <w:left w:val="single" w:sz="6" w:space="0" w:color="auto"/>
+              <w:bottom w:val="single" w:sz="6" w:space="0" w:color="auto"/>
+              <w:right w:val="single" w:sz="6" w:space="0" w:color="auto"/>
+            </w:tcBorders>
+            <w:hideMark/>
+          </w:tcPr>
+          <w:p>
+            <w:r>
+              <w:rPr>
+                <w:lang w:val="en-US"/>
+              </w:rPr>
+              <w:t>Number representing the month (from 1-12)</w:t>
+            </w:r>
+            <w:r>
+              <w:t> </w:t>
+            </w:r>
+          </w:p>
+        </w:tc>
+      </w:tr>
+      <w:tr>
+        <w:trPr>
+          <w:trHeight w:val="300"/>
+        </w:trPr>
+        <w:tc>
+          <w:tcPr>
+            <w:tcW w:w="1872" w:type="dxa"/>
+            <w:tcBorders>
+              <w:top w:val="single" w:sz="6" w:space="0" w:color="auto"/>
+              <w:left w:val="single" w:sz="6" w:space="0" w:color="auto"/>
+              <w:bottom w:val="single" w:sz="6" w:space="0" w:color="auto"/>
+              <w:right w:val="single" w:sz="6" w:space="0" w:color="auto"/>
+            </w:tcBorders>
+            <w:vAlign w:val="center"/>
+            <w:hideMark/>
+          </w:tcPr>
+          <w:p>
+            <w:pPr>
+              <w:jc w:val="center"/>
+            </w:pPr>
+            <w:proofErr w:type="spellStart"/>
+            <w:r>
+              <w:rPr>
+                <w:lang w:val="en-US"/>
+              </w:rPr>
+              <w:t>day_of_week</w:t>
+            </w:r>
+            <w:proofErr w:type="spellEnd"/>
+          </w:p>
+        </w:tc>
+        <w:tc>
+          <w:tcPr>
+            <w:tcW w:w="5687" w:type="dxa"/>
+            <w:tcBorders>
+              <w:top w:val="single" w:sz="6" w:space="0" w:color="auto"/>
+              <w:left w:val="single" w:sz="6" w:space="0" w:color="auto"/>
+              <w:bottom w:val="single" w:sz="6" w:space="0" w:color="auto"/>
+              <w:right w:val="single" w:sz="6" w:space="0" w:color="auto"/>
+            </w:tcBorders>
+            <w:hideMark/>
+          </w:tcPr>
+          <w:p>
+            <w:r>
+              <w:rPr>
+                <w:lang w:val="en-US"/>
+              </w:rPr>
+              <w:t>Number representing the day of the week(from 1-7)</w:t>
+            </w:r>
+            <w:r>
+              <w:t> </w:t>
+            </w:r>
+          </w:p>
+        </w:tc>
+      </w:tr>
+      <w:tr>
+        <w:trPr>
+          <w:trHeight w:val="300"/>
+        </w:trPr>
+        <w:tc>
+          <w:tcPr>
+            <w:tcW w:w="1872" w:type="dxa"/>
+            <w:tcBorders>
+              <w:top w:val="single" w:sz="6" w:space="0" w:color="auto"/>
+              <w:left w:val="single" w:sz="6" w:space="0" w:color="auto"/>
+              <w:bottom w:val="single" w:sz="6" w:space="0" w:color="auto"/>
+              <w:right w:val="single" w:sz="6" w:space="0" w:color="auto"/>
+            </w:tcBorders>
+            <w:vAlign w:val="center"/>
+            <w:hideMark/>
+          </w:tcPr>
+          <w:p>
+            <w:pPr>
+              <w:jc w:val="center"/>
+            </w:pPr>
+            <w:proofErr w:type="spellStart"/>
+            <w:r>
+              <w:rPr>
+                <w:lang w:val="en-US"/>
+              </w:rPr>
+              <w:t>day_of_month</w:t>
+            </w:r>
+            <w:proofErr w:type="spellEnd"/>
+          </w:p>
+        </w:tc>
+        <w:tc>
+          <w:tcPr>
+            <w:tcW w:w="5687" w:type="dxa"/>
+            <w:tcBorders>
+              <w:top w:val="single" w:sz="6" w:space="0" w:color="auto"/>
+              <w:left w:val="single" w:sz="6" w:space="0" w:color="auto"/>
+              <w:bottom w:val="single" w:sz="6" w:space="0" w:color="auto"/>
+              <w:right w:val="single" w:sz="6" w:space="0" w:color="auto"/>
+            </w:tcBorders>
+            <w:hideMark/>
+          </w:tcPr>
+          <w:p>
+            <w:r>
+              <w:rPr>
+                <w:lang w:val="en-US"/>
+              </w:rPr>
+              <w:t>Number representing the day within a month(from 1-31)</w:t>
+            </w:r>
+            <w:r>
+              <w:t> </w:t>
+            </w:r>
+          </w:p>
+        </w:tc>
+      </w:tr>
+      <w:tr>
+        <w:trPr>
+          <w:trHeight w:val="300"/>
+        </w:trPr>
+        <w:tc>
+          <w:tcPr>
+            <w:tcW w:w="1872" w:type="dxa"/>
+            <w:tcBorders>
+              <w:top w:val="single" w:sz="6" w:space="0" w:color="auto"/>
+              <w:left w:val="single" w:sz="6" w:space="0" w:color="auto"/>
+              <w:bottom w:val="single" w:sz="6" w:space="0" w:color="auto"/>
+              <w:right w:val="single" w:sz="6" w:space="0" w:color="auto"/>
+            </w:tcBorders>
+            <w:vAlign w:val="center"/>
+            <w:hideMark/>
+          </w:tcPr>
+          <w:p>
+            <w:pPr>
+              <w:jc w:val="center"/>
+            </w:pPr>
+            <w:proofErr w:type="spellStart"/>
+            <w:r>
+              <w:rPr>
+                <w:lang w:val="en-US"/>
+              </w:rPr>
+              <w:t>from_sched_arrival_min</w:t>
+            </w:r>
+            <w:proofErr w:type="spellEnd"/>
+          </w:p>
+        </w:tc>
+        <w:tc>
+          <w:tcPr>
+            <w:tcW w:w="5687" w:type="dxa"/>
+            <w:tcBorders>
+              <w:top w:val="single" w:sz="6" w:space="0" w:color="auto"/>
+              <w:left w:val="single" w:sz="6" w:space="0" w:color="auto"/>
+              <w:bottom w:val="single" w:sz="6" w:space="0" w:color="auto"/>
+              <w:right w:val="single" w:sz="6" w:space="0" w:color="auto"/>
+            </w:tcBorders>
+            <w:hideMark/>
+          </w:tcPr>
+          <w:p>
+            <w:r>
+              <w:rPr>
+                <w:lang w:val="en-US"/>
+              </w:rPr>
+              <w:t>A train’s scheduled arrival time</w:t>
+            </w:r>
+            <w:r>
+              <w:rPr>
+                <w:lang w:val="en-US"/>
+              </w:rPr>
+              <w:t xml:space="preserve"> at origin station </w:t>
+            </w:r>
+            <w:r>
+              <w:rPr>
+                <w:lang w:val="en-US"/>
+              </w:rPr>
+              <w:t>(from station)</w:t>
+            </w:r>
+            <w:r>
+              <w:rPr>
+                <w:lang w:val="en-US"/>
+              </w:rPr>
+              <w:t> in minutes</w:t>
+            </w:r>
+            <w:r>
+              <w:t> </w:t>
+            </w:r>
+          </w:p>
+        </w:tc>
+      </w:tr>
+      <w:tr>
+        <w:trPr>
+          <w:trHeight w:val="300"/>
+        </w:trPr>
+        <w:tc>
+          <w:tcPr>
+            <w:tcW w:w="1872" w:type="dxa"/>
+            <w:tcBorders>
+              <w:top w:val="single" w:sz="6" w:space="0" w:color="auto"/>
+              <w:left w:val="single" w:sz="6" w:space="0" w:color="auto"/>
+              <w:bottom w:val="single" w:sz="6" w:space="0" w:color="auto"/>
+              <w:right w:val="single" w:sz="6" w:space="0" w:color="auto"/>
+            </w:tcBorders>
+            <w:vAlign w:val="center"/>
+            <w:hideMark/>
+          </w:tcPr>
+          <w:p>
+            <w:pPr>
+              <w:jc w:val="center"/>
+            </w:pPr>
+            <w:proofErr w:type="spellStart"/>
+            <w:r>
+              <w:rPr>
+                <w:lang w:val="en-US"/>
+              </w:rPr>
+              <w:t>from_actual_arrival_min</w:t>
+            </w:r>
+            <w:proofErr w:type="spellEnd"/>
+          </w:p>
+        </w:tc>
+        <w:tc>
+          <w:tcPr>
+            <w:tcW w:w="5687" w:type="dxa"/>
+            <w:tcBorders>
+              <w:top w:val="single" w:sz="6" w:space="0" w:color="auto"/>
+              <w:left w:val="single" w:sz="6" w:space="0" w:color="auto"/>
+              <w:bottom w:val="single" w:sz="6" w:space="0" w:color="auto"/>
+              <w:right w:val="single" w:sz="6" w:space="0" w:color="auto"/>
+            </w:tcBorders>
+            <w:hideMark/>
+          </w:tcPr>
+          <w:p>
+            <w:r>
+              <w:rPr>
+                <w:lang w:val="en-US"/>
+              </w:rPr>
+              <w:t>A train’s actual arrival time </w:t>
+            </w:r>
+            <w:r>
+              <w:rPr>
+                <w:lang w:val="en-US"/>
+              </w:rPr>
+              <w:t>at origin</w:t>
+            </w:r>
+            <w:r>
+              <w:rPr>
+                <w:lang w:val="en-US"/>
+              </w:rPr>
+              <w:t xml:space="preserve"> station</w:t>
+            </w:r>
+            <w:r>
+              <w:rPr>
+                <w:lang w:val="en-US"/>
+              </w:rPr>
+              <w:t xml:space="preserve"> (from station)</w:t>
+            </w:r>
+            <w:r>
+              <w:rPr>
+                <w:lang w:val="en-US"/>
+              </w:rPr>
+              <w:t> in minutes</w:t>
+            </w:r>
+          </w:p>
+        </w:tc>
+      </w:tr>
+      <w:tr>
+        <w:trPr>
+          <w:trHeight w:val="300"/>
+        </w:trPr>
+        <w:tc>
+          <w:tcPr>
+            <w:tcW w:w="1872" w:type="dxa"/>
+            <w:tcBorders>
+              <w:top w:val="single" w:sz="6" w:space="0" w:color="auto"/>
+              <w:left w:val="single" w:sz="6" w:space="0" w:color="auto"/>
+              <w:bottom w:val="single" w:sz="6" w:space="0" w:color="auto"/>
+              <w:right w:val="single" w:sz="6" w:space="0" w:color="auto"/>
+            </w:tcBorders>
+            <w:vAlign w:val="center"/>
+            <w:hideMark/>
+          </w:tcPr>
+          <w:p>
+            <w:pPr>
+              <w:jc w:val="center"/>
+            </w:pPr>
+            <w:proofErr w:type="spellStart"/>
+            <w:r>
+              <w:rPr>
+                <w:lang w:val="en-US"/>
+              </w:rPr>
+              <w:t>from_sched_departure_min</w:t>
+            </w:r>
+            <w:proofErr w:type="spellEnd"/>
+          </w:p>
+        </w:tc>
+        <w:tc>
+          <w:tcPr>
+            <w:tcW w:w="5687" w:type="dxa"/>
+            <w:tcBorders>
+              <w:top w:val="single" w:sz="6" w:space="0" w:color="auto"/>
+              <w:left w:val="single" w:sz="6" w:space="0" w:color="auto"/>
+              <w:bottom w:val="single" w:sz="6" w:space="0" w:color="auto"/>
+              <w:right w:val="single" w:sz="6" w:space="0" w:color="auto"/>
+            </w:tcBorders>
+            <w:hideMark/>
+          </w:tcPr>
+          <w:p>
+            <w:r>
+              <w:rPr>
+                <w:lang w:val="en-US"/>
+              </w:rPr>
+              <w:t xml:space="preserve">A train’s scheduled departure time from </w:t>
+            </w:r>
+            <w:r>
+              <w:rPr>
+                <w:lang w:val="en-US"/>
+              </w:rPr>
+              <w:t xml:space="preserve">origin </w:t>
+            </w:r>
+            <w:r>
+              <w:rPr>
+                <w:lang w:val="en-US"/>
+              </w:rPr>
+              <w:t>station</w:t>
+            </w:r>
+            <w:r>
+              <w:rPr>
+                <w:lang w:val="en-US"/>
+              </w:rPr>
+              <w:t xml:space="preserve"> </w:t>
+            </w:r>
+            <w:r>
+              <w:rPr>
+                <w:lang w:val="en-US"/>
+              </w:rPr>
+              <w:t>(from station)</w:t>
+            </w:r>
+            <w:r>
+              <w:rPr>
+                <w:lang w:val="en-US"/>
+              </w:rPr>
+              <w:t>  in minutes</w:t>
+            </w:r>
+          </w:p>
+        </w:tc>
+      </w:tr>
+      <w:tr>
+        <w:trPr>
+          <w:trHeight w:val="300"/>
+        </w:trPr>
+        <w:tc>
+          <w:tcPr>
+            <w:tcW w:w="1872" w:type="dxa"/>
+            <w:tcBorders>
+              <w:top w:val="single" w:sz="6" w:space="0" w:color="auto"/>
+              <w:left w:val="single" w:sz="6" w:space="0" w:color="auto"/>
+              <w:bottom w:val="single" w:sz="6" w:space="0" w:color="auto"/>
+              <w:right w:val="single" w:sz="6" w:space="0" w:color="auto"/>
+            </w:tcBorders>
+            <w:vAlign w:val="center"/>
+            <w:hideMark/>
+          </w:tcPr>
+          <w:p>
+            <w:pPr>
+              <w:jc w:val="center"/>
+            </w:pPr>
+            <w:proofErr w:type="spellStart"/>
+            <w:r>
+              <w:rPr>
+                <w:lang w:val="en-US"/>
+              </w:rPr>
+              <w:t>from_actual_departure_min</w:t>
+            </w:r>
+            <w:proofErr w:type="spellEnd"/>
+          </w:p>
+        </w:tc>
+        <w:tc>
+          <w:tcPr>
+            <w:tcW w:w="5687" w:type="dxa"/>
+            <w:tcBorders>
+              <w:top w:val="single" w:sz="6" w:space="0" w:color="auto"/>
+              <w:left w:val="single" w:sz="6" w:space="0" w:color="auto"/>
+              <w:bottom w:val="single" w:sz="6" w:space="0" w:color="auto"/>
+              <w:right w:val="single" w:sz="6" w:space="0" w:color="auto"/>
+            </w:tcBorders>
+            <w:hideMark/>
+          </w:tcPr>
+          <w:p>
+            <w:r>
+              <w:rPr>
+                <w:lang w:val="en-US"/>
+              </w:rPr>
+              <w:t xml:space="preserve">A train’s actual departure time from </w:t>
+            </w:r>
+            <w:r>
+              <w:rPr>
+                <w:lang w:val="en-US"/>
+              </w:rPr>
+              <w:t>origin</w:t>
+            </w:r>
+            <w:r>
+              <w:rPr>
+                <w:lang w:val="en-US"/>
+              </w:rPr>
+              <w:t xml:space="preserve"> station</w:t>
+            </w:r>
+            <w:r>
+              <w:rPr>
+                <w:lang w:val="en-US"/>
+              </w:rPr>
+              <w:t xml:space="preserve"> </w:t>
+            </w:r>
+            <w:r>
+              <w:rPr>
+                <w:lang w:val="en-US"/>
+              </w:rPr>
+              <w:t>(from station)</w:t>
+            </w:r>
+            <w:r>
+              <w:rPr>
+                <w:lang w:val="en-US"/>
+              </w:rPr>
+              <w:t> in minutes </w:t>
+            </w:r>
+          </w:p>
+        </w:tc>
+      </w:tr>
+      <w:tr>
+        <w:trPr>
+          <w:trHeight w:val="300"/>
+        </w:trPr>
+        <w:tc>
+          <w:tcPr>
+            <w:tcW w:w="1872" w:type="dxa"/>
+            <w:tcBorders>
+              <w:top w:val="single" w:sz="6" w:space="0" w:color="auto"/>
+              <w:left w:val="single" w:sz="6" w:space="0" w:color="auto"/>
+              <w:bottom w:val="single" w:sz="6" w:space="0" w:color="auto"/>
+              <w:right w:val="single" w:sz="6" w:space="0" w:color="auto"/>
+            </w:tcBorders>
+            <w:vAlign w:val="center"/>
+            <w:hideMark/>
+          </w:tcPr>
+          <w:p>
+            <w:pPr>
+              <w:jc w:val="center"/>
+            </w:pPr>
+            <w:proofErr w:type="spellStart"/>
+            <w:r>
+              <w:rPr>
+                <w:lang w:val="en-US"/>
+              </w:rPr>
+              <w:t>to_sched_arrival_min</w:t>
+            </w:r>
+            <w:proofErr w:type="spellEnd"/>
+          </w:p>
+        </w:tc>
+        <w:tc>
+          <w:tcPr>
+            <w:tcW w:w="5687" w:type="dxa"/>
+            <w:tcBorders>
+              <w:top w:val="single" w:sz="6" w:space="0" w:color="auto"/>
+              <w:left w:val="single" w:sz="6" w:space="0" w:color="auto"/>
+              <w:bottom w:val="single" w:sz="6" w:space="0" w:color="auto"/>
+              <w:right w:val="single" w:sz="6" w:space="0" w:color="auto"/>
+            </w:tcBorders>
+            <w:hideMark/>
+          </w:tcPr>
+          <w:p>
+            <w:r>
+              <w:rPr>
+                <w:lang w:val="en-US"/>
+              </w:rPr>
+              <w:t xml:space="preserve">A train’s scheduled arrival time </w:t>
+            </w:r>
+            <w:r>
+              <w:rPr>
+                <w:lang w:val="en-US"/>
+              </w:rPr>
+              <w:t xml:space="preserve">at </w:t>
+            </w:r>
+            <w:proofErr w:type="spellStart"/>
+            <w:r>
+              <w:rPr>
+                <w:lang w:val="en-US"/>
+              </w:rPr>
+              <w:t>to</w:t>
+            </w:r>
+            <w:r>
+              <w:rPr>
+                <w:lang w:val="en-US"/>
+              </w:rPr>
+              <w:t>_</w:t>
+            </w:r>
+            <w:r>
+              <w:rPr>
+                <w:lang w:val="en-US"/>
+              </w:rPr>
+              <w:t>station</w:t>
+            </w:r>
+            <w:proofErr w:type="spellEnd"/>
+            <w:r>
+              <w:rPr>
+                <w:lang w:val="en-US"/>
+              </w:rPr>
+              <w:t> in minutes</w:t>
+            </w:r>
+          </w:p>
+        </w:tc>
+      </w:tr>
+      <w:tr>
+        <w:trPr>
+          <w:trHeight w:val="300"/>
+        </w:trPr>
+        <w:tc>
+          <w:tcPr>
+            <w:tcW w:w="1872" w:type="dxa"/>
+            <w:tcBorders>
+              <w:top w:val="single" w:sz="6" w:space="0" w:color="auto"/>
+              <w:left w:val="single" w:sz="6" w:space="0" w:color="auto"/>
+              <w:bottom w:val="single" w:sz="6" w:space="0" w:color="auto"/>
+              <w:right w:val="single" w:sz="6" w:space="0" w:color="auto"/>
+            </w:tcBorders>
+            <w:vAlign w:val="center"/>
+            <w:hideMark/>
+          </w:tcPr>
+          <w:p>
+            <w:pPr>
+              <w:jc w:val="center"/>
+            </w:pPr>
+            <w:proofErr w:type="spellStart"/>
+            <w:r>
+              <w:rPr>
+                <w:lang w:val="en-US"/>
+              </w:rPr>
+              <w:t>to_actual_arrival_min</w:t>
+            </w:r>
+            <w:proofErr w:type="spellEnd"/>
+          </w:p>
+        </w:tc>
+        <w:tc>
+          <w:tcPr>
+            <w:tcW w:w="5687" w:type="dxa"/>
+            <w:tcBorders>
+              <w:top w:val="single" w:sz="6" w:space="0" w:color="auto"/>
+              <w:left w:val="single" w:sz="6" w:space="0" w:color="auto"/>
+              <w:bottom w:val="single" w:sz="6" w:space="0" w:color="auto"/>
+              <w:right w:val="single" w:sz="6" w:space="0" w:color="auto"/>
+            </w:tcBorders>
+            <w:hideMark/>
+          </w:tcPr>
+          <w:p>
+            <w:r>
+              <w:rPr>
+                <w:lang w:val="en-US"/>
+              </w:rPr>
+              <w:t xml:space="preserve">A train’s actual arrival time at </w:t>
+            </w:r>
+            <w:proofErr w:type="spellStart"/>
+            <w:r>
+              <w:rPr>
+                <w:lang w:val="en-US"/>
+              </w:rPr>
+              <w:t>to_</w:t>
+            </w:r>
+            <w:r>
+              <w:rPr>
+                <w:lang w:val="en-US"/>
+              </w:rPr>
+              <w:t>station</w:t>
+            </w:r>
+            <w:proofErr w:type="spellEnd"/>
+            <w:r>
+              <w:rPr>
+                <w:lang w:val="en-US"/>
+              </w:rPr>
+              <w:t xml:space="preserve"> in minutes</w:t>
+            </w:r>
+          </w:p>
+        </w:tc>
+      </w:tr>
+      <w:tr>
+        <w:trPr>
+          <w:trHeight w:val="300"/>
+        </w:trPr>
+        <w:tc>
+          <w:tcPr>
+            <w:tcW w:w="1872" w:type="dxa"/>
+            <w:tcBorders>
+              <w:top w:val="single" w:sz="6" w:space="0" w:color="auto"/>
+              <w:left w:val="single" w:sz="6" w:space="0" w:color="auto"/>
+              <w:bottom w:val="single" w:sz="6" w:space="0" w:color="auto"/>
+              <w:right w:val="single" w:sz="6" w:space="0" w:color="auto"/>
+            </w:tcBorders>
+            <w:vAlign w:val="center"/>
+            <w:hideMark/>
+          </w:tcPr>
+          <w:p>
+            <w:pPr>
+              <w:jc w:val="center"/>
+            </w:pPr>
+            <w:proofErr w:type="spellStart"/>
+            <w:r>
+              <w:rPr>
+                <w:lang w:val="en-US"/>
+              </w:rPr>
+              <w:t>to_sched_departure_min</w:t>
+            </w:r>
+            <w:proofErr w:type="spellEnd"/>
+          </w:p>
+        </w:tc>
+        <w:tc>
+          <w:tcPr>
+            <w:tcW w:w="5687" w:type="dxa"/>
+            <w:tcBorders>
+              <w:top w:val="single" w:sz="6" w:space="0" w:color="auto"/>
+              <w:left w:val="single" w:sz="6" w:space="0" w:color="auto"/>
+              <w:bottom w:val="single" w:sz="6" w:space="0" w:color="auto"/>
+              <w:right w:val="single" w:sz="6" w:space="0" w:color="auto"/>
+            </w:tcBorders>
+            <w:hideMark/>
+          </w:tcPr>
+          <w:p>
+            <w:r>
+              <w:rPr>
+                <w:lang w:val="en-US"/>
+              </w:rPr>
+              <w:t xml:space="preserve">A train’s scheduled departure time </w:t>
+            </w:r>
+            <w:r>
+              <w:rPr>
+                <w:lang w:val="en-US"/>
+              </w:rPr>
+              <w:t xml:space="preserve">at </w:t>
+            </w:r>
+            <w:proofErr w:type="spellStart"/>
+            <w:r>
+              <w:rPr>
+                <w:lang w:val="en-US"/>
+              </w:rPr>
+              <w:t>to_</w:t>
+            </w:r>
+            <w:r>
+              <w:rPr>
+                <w:lang w:val="en-US"/>
+              </w:rPr>
+              <w:t>station</w:t>
+            </w:r>
+            <w:proofErr w:type="spellEnd"/>
+            <w:r>
+              <w:rPr>
+                <w:lang w:val="en-US"/>
+              </w:rPr>
+              <w:t xml:space="preserve"> in minute</w:t>
+            </w:r>
+            <w:r>
+              <w:t> </w:t>
+            </w:r>
+            <w:r>
+              <w:t>s</w:t>
+            </w:r>
+          </w:p>
+        </w:tc>
+      </w:tr>
+      <w:tr>
+        <w:trPr>
+          <w:trHeight w:val="300"/>
+        </w:trPr>
+        <w:tc>
+          <w:tcPr>
+            <w:tcW w:w="1872" w:type="dxa"/>
+            <w:tcBorders>
+              <w:top w:val="single" w:sz="6" w:space="0" w:color="auto"/>
+              <w:left w:val="single" w:sz="6" w:space="0" w:color="auto"/>
+              <w:bottom w:val="single" w:sz="6" w:space="0" w:color="auto"/>
+              <w:right w:val="single" w:sz="6" w:space="0" w:color="auto"/>
+            </w:tcBorders>
+            <w:vAlign w:val="center"/>
+            <w:hideMark/>
+          </w:tcPr>
+          <w:p>
+            <w:pPr>
+              <w:jc w:val="center"/>
+            </w:pPr>
+            <w:proofErr w:type="spellStart"/>
+            <w:r>
+              <w:rPr>
+                <w:lang w:val="en-US"/>
+              </w:rPr>
+              <w:t>to_actual_departure_min</w:t>
+            </w:r>
+            <w:proofErr w:type="spellEnd"/>
+          </w:p>
+        </w:tc>
+        <w:tc>
+          <w:tcPr>
+            <w:tcW w:w="5687" w:type="dxa"/>
+            <w:tcBorders>
+              <w:top w:val="single" w:sz="6" w:space="0" w:color="auto"/>
+              <w:left w:val="single" w:sz="6" w:space="0" w:color="auto"/>
+              <w:bottom w:val="single" w:sz="6" w:space="0" w:color="auto"/>
+              <w:right w:val="single" w:sz="6" w:space="0" w:color="auto"/>
+            </w:tcBorders>
+            <w:hideMark/>
+          </w:tcPr>
+          <w:p>
+            <w:r>
+              <w:rPr>
+                <w:lang w:val="en-US"/>
+              </w:rPr>
+              <w:t xml:space="preserve">A train’s actual departure time </w:t>
+            </w:r>
+            <w:r>
+              <w:rPr>
+                <w:lang w:val="en-US"/>
+              </w:rPr>
+              <w:t xml:space="preserve">at </w:t>
+            </w:r>
+            <w:proofErr w:type="spellStart"/>
+            <w:r>
+              <w:rPr>
+                <w:lang w:val="en-US"/>
+              </w:rPr>
+              <w:t>to_s</w:t>
+            </w:r>
+            <w:r>
+              <w:rPr>
+                <w:lang w:val="en-US"/>
+              </w:rPr>
+              <w:t>tation</w:t>
+            </w:r>
+            <w:proofErr w:type="spellEnd"/>
+            <w:r>
+              <w:rPr>
+                <w:lang w:val="en-US"/>
+              </w:rPr>
+              <w:t xml:space="preserve"> in minutes</w:t>
+            </w:r>
+          </w:p>
+        </w:tc>
+      </w:tr>
+      <w:tr>
+        <w:trPr>
+          <w:trHeight w:val="300"/>
+        </w:trPr>
+        <w:tc>
+          <w:tcPr>
+            <w:tcW w:w="1872" w:type="dxa"/>
+            <w:tcBorders>
+              <w:top w:val="single" w:sz="6" w:space="0" w:color="auto"/>
+              <w:left w:val="single" w:sz="6" w:space="0" w:color="auto"/>
+              <w:bottom w:val="single" w:sz="6" w:space="0" w:color="auto"/>
+              <w:right w:val="single" w:sz="6" w:space="0" w:color="auto"/>
+            </w:tcBorders>
+            <w:vAlign w:val="center"/>
+            <w:hideMark/>
+          </w:tcPr>
+          <w:p>
+            <w:pPr>
+              <w:jc w:val="center"/>
+            </w:pPr>
+            <w:proofErr w:type="spellStart"/>
+            <w:r>
+              <w:rPr>
+                <w:lang w:val="en-US"/>
+              </w:rPr>
+              <w:lastRenderedPageBreak/>
+              <w:t>propagated_delay_min</w:t>
+            </w:r>
+            <w:proofErr w:type="spellEnd"/>
+          </w:p>
+        </w:tc>
+        <w:tc>
+          <w:tcPr>
+            <w:tcW w:w="5687" w:type="dxa"/>
+            <w:tcBorders>
+              <w:top w:val="single" w:sz="6" w:space="0" w:color="auto"/>
+              <w:left w:val="single" w:sz="6" w:space="0" w:color="auto"/>
+              <w:bottom w:val="single" w:sz="6" w:space="0" w:color="auto"/>
+              <w:right w:val="single" w:sz="6" w:space="0" w:color="auto"/>
+            </w:tcBorders>
+            <w:hideMark/>
+          </w:tcPr>
+          <w:p/>
+        </w:tc>
+      </w:tr>
+      <w:tr>
+        <w:trPr>
+          <w:trHeight w:val="300"/>
+        </w:trPr>
+        <w:tc>
+          <w:tcPr>
+            <w:tcW w:w="1872" w:type="dxa"/>
+            <w:tcBorders>
+              <w:top w:val="single" w:sz="6" w:space="0" w:color="auto"/>
+              <w:left w:val="single" w:sz="6" w:space="0" w:color="auto"/>
+              <w:bottom w:val="single" w:sz="6" w:space="0" w:color="auto"/>
+              <w:right w:val="single" w:sz="6" w:space="0" w:color="auto"/>
+            </w:tcBorders>
+            <w:vAlign w:val="center"/>
+            <w:hideMark/>
+          </w:tcPr>
+          <w:p>
+            <w:pPr>
+              <w:jc w:val="center"/>
+            </w:pPr>
+            <w:proofErr w:type="spellStart"/>
+            <w:r>
+              <w:rPr>
+                <w:lang w:val="en-US"/>
+              </w:rPr>
+              <w:t>end_segment_delay_min</w:t>
+            </w:r>
+            <w:proofErr w:type="spellEnd"/>
+          </w:p>
+        </w:tc>
+        <w:tc>
+          <w:tcPr>
+            <w:tcW w:w="5687" w:type="dxa"/>
+            <w:tcBorders>
+              <w:top w:val="single" w:sz="6" w:space="0" w:color="auto"/>
+              <w:left w:val="single" w:sz="6" w:space="0" w:color="auto"/>
+              <w:bottom w:val="single" w:sz="6" w:space="0" w:color="auto"/>
+              <w:right w:val="single" w:sz="6" w:space="0" w:color="auto"/>
+            </w:tcBorders>
+            <w:hideMark/>
+          </w:tcPr>
+          <w:p>
+            <w:r>
+              <w:t>Delay at the end of segment</w:t>
+            </w:r>
+          </w:p>
+        </w:tc>
+      </w:tr>
+      <w:tr>
+        <w:trPr>
+          <w:trHeight w:val="300"/>
+        </w:trPr>
+        <w:tc>
+          <w:tcPr>
+            <w:tcW w:w="1872" w:type="dxa"/>
+            <w:tcBorders>
+              <w:top w:val="single" w:sz="6" w:space="0" w:color="auto"/>
+              <w:left w:val="single" w:sz="6" w:space="0" w:color="auto"/>
+              <w:bottom w:val="single" w:sz="6" w:space="0" w:color="auto"/>
+              <w:right w:val="single" w:sz="6" w:space="0" w:color="auto"/>
+            </w:tcBorders>
+            <w:vAlign w:val="center"/>
+            <w:hideMark/>
+          </w:tcPr>
+          <w:p>
+            <w:pPr>
+              <w:jc w:val="center"/>
+            </w:pPr>
+            <w:proofErr w:type="spellStart"/>
+            <w:r>
+              <w:rPr>
+                <w:lang w:val="en-US"/>
+              </w:rPr>
+              <w:t>cum_delay_min</w:t>
+            </w:r>
+            <w:proofErr w:type="spellEnd"/>
+          </w:p>
+        </w:tc>
+        <w:tc>
+          <w:tcPr>
+            <w:tcW w:w="5687" w:type="dxa"/>
+            <w:tcBorders>
+              <w:top w:val="single" w:sz="6" w:space="0" w:color="auto"/>
+              <w:left w:val="single" w:sz="6" w:space="0" w:color="auto"/>
+              <w:bottom w:val="single" w:sz="6" w:space="0" w:color="auto"/>
+              <w:right w:val="single" w:sz="6" w:space="0" w:color="auto"/>
+            </w:tcBorders>
+            <w:hideMark/>
+          </w:tcPr>
+          <w:p>
+            <w:r>
+              <w:rPr>
+                <w:lang w:val="en-US"/>
+              </w:rPr>
+              <w:t>The Total delay accumulated in the train’s journey (calculated from sum of </w:t>
+            </w:r>
+            <w:proofErr w:type="spellStart"/>
+            <w:r>
+              <w:rPr>
+                <w:lang w:val="en-US"/>
+              </w:rPr>
+              <w:t>propagated_delay_min</w:t>
+            </w:r>
+            <w:proofErr w:type="spellEnd"/>
+            <w:r>
+              <w:rPr>
+                <w:lang w:val="en-US"/>
+              </w:rPr>
+              <w:t> grouped by rid)</w:t>
+            </w:r>
+            <w:r>
+              <w:t> </w:t>
+            </w:r>
+          </w:p>
+        </w:tc>
+      </w:tr>
+      <w:tr>
+        <w:trPr>
+          <w:trHeight w:val="300"/>
+        </w:trPr>
+        <w:tc>
+          <w:tcPr>
+            <w:tcW w:w="1872" w:type="dxa"/>
+            <w:tcBorders>
+              <w:top w:val="single" w:sz="6" w:space="0" w:color="auto"/>
+              <w:left w:val="single" w:sz="6" w:space="0" w:color="auto"/>
+              <w:bottom w:val="single" w:sz="6" w:space="0" w:color="auto"/>
+              <w:right w:val="single" w:sz="6" w:space="0" w:color="auto"/>
+            </w:tcBorders>
+            <w:vAlign w:val="center"/>
+            <w:hideMark/>
+          </w:tcPr>
+          <w:p>
+            <w:pPr>
+              <w:jc w:val="center"/>
+            </w:pPr>
+            <w:proofErr w:type="spellStart"/>
+            <w:r>
+              <w:rPr>
+                <w:lang w:val="en-US"/>
+              </w:rPr>
+              <w:t>leg_duration_min</w:t>
+            </w:r>
+            <w:proofErr w:type="spellEnd"/>
+          </w:p>
+        </w:tc>
+        <w:tc>
+          <w:tcPr>
+            <w:tcW w:w="5687" w:type="dxa"/>
+            <w:tcBorders>
+              <w:top w:val="single" w:sz="6" w:space="0" w:color="auto"/>
+              <w:left w:val="single" w:sz="6" w:space="0" w:color="auto"/>
+              <w:bottom w:val="single" w:sz="6" w:space="0" w:color="auto"/>
+              <w:right w:val="single" w:sz="6" w:space="0" w:color="auto"/>
+            </w:tcBorders>
+            <w:hideMark/>
+          </w:tcPr>
+          <w:p>
+            <w:r>
+              <w:rPr>
+                <w:lang w:val="en-US"/>
+              </w:rPr>
+              <w:t>Actual duration of a segment</w:t>
+            </w:r>
+            <w:r>
+              <w:t> </w:t>
+            </w:r>
+          </w:p>
+        </w:tc>
+      </w:tr>
+      <w:tr>
+        <w:trPr>
+          <w:trHeight w:val="300"/>
+        </w:trPr>
+        <w:tc>
+          <w:tcPr>
+            <w:tcW w:w="1872" w:type="dxa"/>
+            <w:tcBorders>
+              <w:top w:val="single" w:sz="6" w:space="0" w:color="auto"/>
+              <w:left w:val="single" w:sz="6" w:space="0" w:color="auto"/>
+              <w:bottom w:val="single" w:sz="6" w:space="0" w:color="auto"/>
+              <w:right w:val="single" w:sz="6" w:space="0" w:color="auto"/>
+            </w:tcBorders>
+            <w:vAlign w:val="center"/>
+            <w:hideMark/>
+          </w:tcPr>
+          <w:p>
+            <w:pPr>
+              <w:jc w:val="center"/>
+            </w:pPr>
+            <w:proofErr w:type="spellStart"/>
+            <w:r>
+              <w:rPr>
+                <w:lang w:val="en-US"/>
+              </w:rPr>
+              <w:t>arrival_delay_min</w:t>
+            </w:r>
+            <w:proofErr w:type="spellEnd"/>
+          </w:p>
+        </w:tc>
+        <w:tc>
+          <w:tcPr>
+            <w:tcW w:w="5687" w:type="dxa"/>
+            <w:tcBorders>
+              <w:top w:val="single" w:sz="6" w:space="0" w:color="auto"/>
+              <w:left w:val="single" w:sz="6" w:space="0" w:color="auto"/>
+              <w:bottom w:val="single" w:sz="6" w:space="0" w:color="auto"/>
+              <w:right w:val="single" w:sz="6" w:space="0" w:color="auto"/>
+            </w:tcBorders>
+            <w:hideMark/>
+          </w:tcPr>
+          <w:p>
+            <w:r>
+              <w:rPr>
+                <w:lang w:val="en-US"/>
+              </w:rPr>
+              <w:t>Delay at arrival in minutes</w:t>
+            </w:r>
+            <w:r>
+              <w:t> </w:t>
+            </w:r>
+          </w:p>
+        </w:tc>
+      </w:tr>
+      <w:tr>
+        <w:trPr>
+          <w:trHeight w:val="300"/>
+        </w:trPr>
+        <w:tc>
+          <w:tcPr>
+            <w:tcW w:w="1872" w:type="dxa"/>
+            <w:tcBorders>
+              <w:top w:val="single" w:sz="6" w:space="0" w:color="auto"/>
+              <w:left w:val="single" w:sz="6" w:space="0" w:color="auto"/>
+              <w:bottom w:val="single" w:sz="6" w:space="0" w:color="auto"/>
+              <w:right w:val="single" w:sz="6" w:space="0" w:color="auto"/>
+            </w:tcBorders>
+            <w:vAlign w:val="center"/>
+            <w:hideMark/>
+          </w:tcPr>
+          <w:p>
+            <w:pPr>
+              <w:jc w:val="center"/>
+            </w:pPr>
+            <w:proofErr w:type="spellStart"/>
+            <w:r>
+              <w:rPr>
+                <w:lang w:val="en-US"/>
+              </w:rPr>
+              <w:t>prev_train_leg_delay_min</w:t>
+            </w:r>
+            <w:proofErr w:type="spellEnd"/>
+          </w:p>
+        </w:tc>
+        <w:tc>
+          <w:tcPr>
+            <w:tcW w:w="5687" w:type="dxa"/>
+            <w:tcBorders>
+              <w:top w:val="single" w:sz="6" w:space="0" w:color="auto"/>
+              <w:left w:val="single" w:sz="6" w:space="0" w:color="auto"/>
+              <w:bottom w:val="single" w:sz="6" w:space="0" w:color="auto"/>
+              <w:right w:val="single" w:sz="6" w:space="0" w:color="auto"/>
+            </w:tcBorders>
+            <w:hideMark/>
+          </w:tcPr>
+          <w:p>
+            <w:r>
+              <w:rPr>
+                <w:lang w:val="en-US"/>
+              </w:rPr>
+              <w:t>Previous train’s delay entering a station in minutes </w:t>
+            </w:r>
+            <w:r>
+              <w:t> </w:t>
+            </w:r>
+          </w:p>
+        </w:tc>
+      </w:tr>
+      <w:tr>
+        <w:trPr>
+          <w:trHeight w:val="300"/>
+        </w:trPr>
+        <w:tc>
+          <w:tcPr>
+            <w:tcW w:w="1872" w:type="dxa"/>
+            <w:tcBorders>
+              <w:top w:val="single" w:sz="6" w:space="0" w:color="auto"/>
+              <w:left w:val="single" w:sz="6" w:space="0" w:color="auto"/>
+              <w:bottom w:val="single" w:sz="6" w:space="0" w:color="auto"/>
+              <w:right w:val="single" w:sz="6" w:space="0" w:color="auto"/>
+            </w:tcBorders>
+            <w:vAlign w:val="center"/>
+            <w:hideMark/>
+          </w:tcPr>
+          <w:p>
+            <w:pPr>
+              <w:jc w:val="center"/>
+            </w:pPr>
+            <w:proofErr w:type="spellStart"/>
+            <w:r>
+              <w:rPr>
+                <w:lang w:val="en-US"/>
+              </w:rPr>
+              <w:t>prev_train_cum_delay_min</w:t>
+            </w:r>
+            <w:proofErr w:type="spellEnd"/>
+          </w:p>
+        </w:tc>
+        <w:tc>
+          <w:tcPr>
+            <w:tcW w:w="5687" w:type="dxa"/>
+            <w:tcBorders>
+              <w:top w:val="single" w:sz="6" w:space="0" w:color="auto"/>
+              <w:left w:val="single" w:sz="6" w:space="0" w:color="auto"/>
+              <w:bottom w:val="single" w:sz="6" w:space="0" w:color="auto"/>
+              <w:right w:val="single" w:sz="6" w:space="0" w:color="auto"/>
+            </w:tcBorders>
+            <w:hideMark/>
+          </w:tcPr>
+          <w:p>
+            <w:r>
+              <w:rPr>
+                <w:lang w:val="en-US"/>
+              </w:rPr>
+              <w:t>Previous train’s accumulated delay in minutes</w:t>
+            </w:r>
+            <w:r>
+              <w:t> </w:t>
+            </w:r>
+          </w:p>
+        </w:tc>
+      </w:tr>
+      <w:tr>
+        <w:trPr>
+          <w:trHeight w:val="300"/>
+        </w:trPr>
+        <w:tc>
+          <w:tcPr>
+            <w:tcW w:w="1872" w:type="dxa"/>
+            <w:tcBorders>
+              <w:top w:val="single" w:sz="6" w:space="0" w:color="auto"/>
+              <w:left w:val="single" w:sz="6" w:space="0" w:color="auto"/>
+              <w:bottom w:val="single" w:sz="6" w:space="0" w:color="auto"/>
+              <w:right w:val="single" w:sz="6" w:space="0" w:color="auto"/>
+            </w:tcBorders>
+            <w:vAlign w:val="center"/>
+            <w:hideMark/>
+          </w:tcPr>
+          <w:p>
+            <w:pPr>
+              <w:jc w:val="center"/>
+            </w:pPr>
+            <w:proofErr w:type="spellStart"/>
+            <w:r>
+              <w:rPr>
+                <w:lang w:val="en-US"/>
+              </w:rPr>
+              <w:t>prev_train_segment_duration_min</w:t>
+            </w:r>
+            <w:proofErr w:type="spellEnd"/>
+          </w:p>
+        </w:tc>
+        <w:tc>
+          <w:tcPr>
+            <w:tcW w:w="5687" w:type="dxa"/>
+            <w:tcBorders>
+              <w:top w:val="single" w:sz="6" w:space="0" w:color="auto"/>
+              <w:left w:val="single" w:sz="6" w:space="0" w:color="auto"/>
+              <w:bottom w:val="single" w:sz="6" w:space="0" w:color="auto"/>
+              <w:right w:val="single" w:sz="6" w:space="0" w:color="auto"/>
+            </w:tcBorders>
+            <w:hideMark/>
+          </w:tcPr>
+          <w:p>
+            <w:r>
+              <w:rPr>
+                <w:lang w:val="en-US"/>
+              </w:rPr>
+              <w:t>Previous train’s duration within a segment in minutes </w:t>
+            </w:r>
+            <w:r>
+              <w:t> </w:t>
+            </w:r>
+          </w:p>
+        </w:tc>
+      </w:tr>
+      <w:tr>
+        <w:trPr>
+          <w:trHeight w:val="300"/>
+        </w:trPr>
+        <w:tc>
+          <w:tcPr>
+            <w:tcW w:w="1872" w:type="dxa"/>
+            <w:tcBorders>
+              <w:top w:val="single" w:sz="6" w:space="0" w:color="auto"/>
+              <w:left w:val="single" w:sz="6" w:space="0" w:color="auto"/>
+              <w:bottom w:val="single" w:sz="6" w:space="0" w:color="auto"/>
+              <w:right w:val="single" w:sz="6" w:space="0" w:color="auto"/>
+            </w:tcBorders>
+            <w:vAlign w:val="center"/>
+            <w:hideMark/>
+          </w:tcPr>
+          <w:p>
+            <w:pPr>
+              <w:jc w:val="center"/>
+            </w:pPr>
+            <w:proofErr w:type="spellStart"/>
+            <w:r>
+              <w:rPr>
+                <w:lang w:val="en-US"/>
+              </w:rPr>
+              <w:t>prev_train_end_segment_delay_min</w:t>
+            </w:r>
+            <w:proofErr w:type="spellEnd"/>
+          </w:p>
+        </w:tc>
+        <w:tc>
+          <w:tcPr>
+            <w:tcW w:w="5687" w:type="dxa"/>
+            <w:tcBorders>
+              <w:top w:val="single" w:sz="6" w:space="0" w:color="auto"/>
+              <w:left w:val="single" w:sz="6" w:space="0" w:color="auto"/>
+              <w:bottom w:val="single" w:sz="6" w:space="0" w:color="auto"/>
+              <w:right w:val="single" w:sz="6" w:space="0" w:color="auto"/>
+            </w:tcBorders>
+            <w:hideMark/>
+          </w:tcPr>
+          <w:p>
+            <w:r>
+              <w:rPr>
+                <w:lang w:val="en-US"/>
+              </w:rPr>
+              <w:t>The end of the previous train’s delay within a segment in minutes</w:t>
+            </w:r>
+            <w:r>
+              <w:t> </w:t>
+            </w:r>
+          </w:p>
+        </w:tc>
+      </w:tr>
+      <w:tr>
+        <w:trPr>
+          <w:trHeight w:val="300"/>
+        </w:trPr>
+        <w:tc>
+          <w:tcPr>
+            <w:tcW w:w="1872" w:type="dxa"/>
+            <w:tcBorders>
+              <w:top w:val="single" w:sz="6" w:space="0" w:color="auto"/>
+              <w:left w:val="single" w:sz="6" w:space="0" w:color="auto"/>
+              <w:bottom w:val="single" w:sz="6" w:space="0" w:color="auto"/>
+              <w:right w:val="single" w:sz="6" w:space="0" w:color="auto"/>
+            </w:tcBorders>
+            <w:vAlign w:val="center"/>
+            <w:hideMark/>
+          </w:tcPr>
+          <w:p>
+            <w:pPr>
+              <w:jc w:val="center"/>
+            </w:pPr>
+            <w:proofErr w:type="spellStart"/>
+            <w:r>
+              <w:rPr>
+                <w:lang w:val="en-US"/>
+              </w:rPr>
+              <w:t>historical_avg_propagated_delay_min</w:t>
+            </w:r>
+            <w:proofErr w:type="spellEnd"/>
+          </w:p>
+        </w:tc>
+        <w:tc>
+          <w:tcPr>
+            <w:tcW w:w="5687" w:type="dxa"/>
+            <w:tcBorders>
+              <w:top w:val="single" w:sz="6" w:space="0" w:color="auto"/>
+              <w:left w:val="single" w:sz="6" w:space="0" w:color="auto"/>
+              <w:bottom w:val="single" w:sz="6" w:space="0" w:color="auto"/>
+              <w:right w:val="single" w:sz="6" w:space="0" w:color="auto"/>
+            </w:tcBorders>
+            <w:hideMark/>
+          </w:tcPr>
+          <w:p>
+            <w:r>
+              <w:rPr>
+                <w:lang w:val="en-US"/>
+              </w:rPr>
+              <w:t>2024 Historical data on the average delay for this segment in minutes</w:t>
+            </w:r>
+            <w:r>
+              <w:t> </w:t>
+            </w:r>
+          </w:p>
+        </w:tc>
+      </w:tr>
+      <w:tr>
+        <w:trPr>
+          <w:trHeight w:val="300"/>
+        </w:trPr>
+        <w:tc>
+          <w:tcPr>
+            <w:tcW w:w="1872" w:type="dxa"/>
+            <w:tcBorders>
+              <w:top w:val="single" w:sz="6" w:space="0" w:color="auto"/>
+              <w:left w:val="single" w:sz="6" w:space="0" w:color="auto"/>
+              <w:bottom w:val="single" w:sz="6" w:space="0" w:color="auto"/>
+              <w:right w:val="single" w:sz="6" w:space="0" w:color="auto"/>
+            </w:tcBorders>
+            <w:vAlign w:val="center"/>
+            <w:hideMark/>
+          </w:tcPr>
+          <w:p>
+            <w:pPr>
+              <w:jc w:val="center"/>
+            </w:pPr>
+            <w:proofErr w:type="spellStart"/>
+            <w:r>
+              <w:rPr>
+                <w:lang w:val="en-US"/>
+              </w:rPr>
+              <w:t>historical_avg_leg_duration_min</w:t>
+            </w:r>
+            <w:proofErr w:type="spellEnd"/>
+          </w:p>
+        </w:tc>
+        <w:tc>
+          <w:tcPr>
+            <w:tcW w:w="5687" w:type="dxa"/>
+            <w:tcBorders>
+              <w:top w:val="single" w:sz="6" w:space="0" w:color="auto"/>
+              <w:left w:val="single" w:sz="6" w:space="0" w:color="auto"/>
+              <w:bottom w:val="single" w:sz="6" w:space="0" w:color="auto"/>
+              <w:right w:val="single" w:sz="6" w:space="0" w:color="auto"/>
+            </w:tcBorders>
+            <w:hideMark/>
+          </w:tcPr>
+          <w:p>
+            <w:r>
+              <w:rPr>
+                <w:lang w:val="en-US"/>
+              </w:rPr>
+              <w:t>2024 historical data the on average</w:t>
+            </w:r>
+            <w:r>
+              <w:rPr>
+                <w:lang w:val="en-US"/>
+              </w:rPr>
+              <w:t xml:space="preserve"> leg</w:t>
+            </w:r>
+            <w:r>
+              <w:rPr>
+                <w:lang w:val="en-US"/>
+              </w:rPr>
+              <w:t> duration of the train for this segment in minutes</w:t>
+            </w:r>
+            <w:r>
+              <w:t> </w:t>
+            </w:r>
+          </w:p>
+        </w:tc>
+      </w:tr>
+      <w:tr>
+        <w:trPr>
+          <w:trHeight w:val="300"/>
+        </w:trPr>
+        <w:tc>
+          <w:tcPr>
+            <w:tcW w:w="1872" w:type="dxa"/>
+            <w:tcBorders>
+              <w:top w:val="single" w:sz="6" w:space="0" w:color="auto"/>
+              <w:left w:val="single" w:sz="6" w:space="0" w:color="auto"/>
+              <w:bottom w:val="single" w:sz="6" w:space="0" w:color="auto"/>
+              <w:right w:val="single" w:sz="6" w:space="0" w:color="auto"/>
+            </w:tcBorders>
+            <w:vAlign w:val="center"/>
+            <w:hideMark/>
+          </w:tcPr>
+          <w:p>
+            <w:pPr>
+              <w:jc w:val="center"/>
+            </w:pPr>
+            <w:proofErr w:type="spellStart"/>
+            <w:r>
+              <w:rPr>
+                <w:lang w:val="en-US"/>
+              </w:rPr>
+              <w:t>historical_avg_cum_delay_min</w:t>
+            </w:r>
+            <w:proofErr w:type="spellEnd"/>
+          </w:p>
+        </w:tc>
+        <w:tc>
+          <w:tcPr>
+            <w:tcW w:w="5687" w:type="dxa"/>
+            <w:tcBorders>
+              <w:top w:val="single" w:sz="6" w:space="0" w:color="auto"/>
+              <w:left w:val="single" w:sz="6" w:space="0" w:color="auto"/>
+              <w:bottom w:val="single" w:sz="6" w:space="0" w:color="auto"/>
+              <w:right w:val="single" w:sz="6" w:space="0" w:color="auto"/>
+            </w:tcBorders>
+            <w:hideMark/>
+          </w:tcPr>
+          <w:p>
+            <w:r>
+              <w:rPr>
+                <w:lang w:val="en-US"/>
+              </w:rPr>
+              <w:t>2024 historical data on the train’s average delay accumulated in minutes</w:t>
+            </w:r>
+            <w:r>
+              <w:t> </w:t>
+            </w:r>
+          </w:p>
+        </w:tc>
+      </w:tr>
+      <w:tr>
+        <w:trPr>
+          <w:trHeight w:val="300"/>
+        </w:trPr>
+        <w:tc>
+          <w:tcPr>
+            <w:tcW w:w="1872" w:type="dxa"/>
+            <w:tcBorders>
+              <w:top w:val="single" w:sz="6" w:space="0" w:color="auto"/>
+              <w:left w:val="single" w:sz="6" w:space="0" w:color="auto"/>
+              <w:bottom w:val="single" w:sz="6" w:space="0" w:color="auto"/>
+              <w:right w:val="single" w:sz="6" w:space="0" w:color="auto"/>
+            </w:tcBorders>
+            <w:vAlign w:val="center"/>
+            <w:hideMark/>
+          </w:tcPr>
+          <w:p>
+            <w:pPr>
+              <w:jc w:val="center"/>
+            </w:pPr>
+            <w:proofErr w:type="spellStart"/>
+            <w:r>
+              <w:rPr>
+                <w:lang w:val="en-US"/>
+              </w:rPr>
+              <w:t>historical_avg_arrival_delay_min</w:t>
+            </w:r>
+            <w:proofErr w:type="spellEnd"/>
+          </w:p>
+        </w:tc>
+        <w:tc>
+          <w:tcPr>
+            <w:tcW w:w="5687" w:type="dxa"/>
+            <w:tcBorders>
+              <w:top w:val="single" w:sz="6" w:space="0" w:color="auto"/>
+              <w:left w:val="single" w:sz="6" w:space="0" w:color="auto"/>
+              <w:bottom w:val="single" w:sz="6" w:space="0" w:color="auto"/>
+              <w:right w:val="single" w:sz="6" w:space="0" w:color="auto"/>
+            </w:tcBorders>
+            <w:hideMark/>
+          </w:tcPr>
+          <w:p>
+            <w:r>
+              <w:rPr>
+                <w:lang w:val="en-US"/>
+              </w:rPr>
+              <w:t>2024 historical data on the average arrival delay of the train in minutes</w:t>
+            </w:r>
+            <w:r>
+              <w:t> </w:t>
+            </w:r>
+          </w:p>
+        </w:tc>
+      </w:tr>
+      <w:tr>
+        <w:trPr>
+          <w:trHeight w:val="300"/>
+        </w:trPr>
+        <w:tc>
+          <w:tcPr>
+            <w:tcW w:w="1872" w:type="dxa"/>
+            <w:tcBorders>
+              <w:top w:val="single" w:sz="6" w:space="0" w:color="auto"/>
+              <w:left w:val="single" w:sz="6" w:space="0" w:color="auto"/>
+              <w:bottom w:val="single" w:sz="6" w:space="0" w:color="auto"/>
+              <w:right w:val="single" w:sz="6" w:space="0" w:color="auto"/>
+            </w:tcBorders>
+            <w:vAlign w:val="center"/>
+            <w:hideMark/>
+          </w:tcPr>
+          <w:p>
+            <w:pPr>
+              <w:jc w:val="center"/>
+            </w:pPr>
+            <w:proofErr w:type="spellStart"/>
+            <w:r>
+              <w:rPr>
+                <w:lang w:val="en-US"/>
+              </w:rPr>
+              <w:t>delay_historical_difference</w:t>
+            </w:r>
+            <w:proofErr w:type="spellEnd"/>
+          </w:p>
+        </w:tc>
+        <w:tc>
+          <w:tcPr>
+            <w:tcW w:w="5687" w:type="dxa"/>
+            <w:tcBorders>
+              <w:top w:val="single" w:sz="6" w:space="0" w:color="auto"/>
+              <w:left w:val="single" w:sz="6" w:space="0" w:color="auto"/>
+              <w:bottom w:val="single" w:sz="6" w:space="0" w:color="auto"/>
+              <w:right w:val="single" w:sz="6" w:space="0" w:color="auto"/>
+            </w:tcBorders>
+            <w:hideMark/>
+          </w:tcPr>
+          <w:p>
+            <w:r>
+              <w:rPr>
+                <w:lang w:val="en-US"/>
+              </w:rPr>
+              <w:t>the difference between the current delay time and historical average (calculated from </w:t>
+            </w:r>
+            <w:proofErr w:type="spellStart"/>
+            <w:r>
+              <w:rPr>
+                <w:lang w:val="en-US"/>
+              </w:rPr>
+              <w:t>propagated_delay_min</w:t>
+            </w:r>
+            <w:proofErr w:type="spellEnd"/>
+            <w:r>
+              <w:rPr>
+                <w:lang w:val="en-US"/>
+              </w:rPr>
+              <w:t> − </w:t>
+            </w:r>
+            <w:proofErr w:type="spellStart"/>
+            <w:r>
+              <w:rPr>
+                <w:lang w:val="en-US"/>
+              </w:rPr>
+              <w:t>historical_avg_propagated_delay_min</w:t>
+            </w:r>
+            <w:proofErr w:type="spellEnd"/>
+            <w:r>
+              <w:rPr>
+                <w:lang w:val="en-US"/>
+              </w:rPr>
+              <w:t>)</w:t>
+            </w:r>
+            <w:r>
+              <w:t> </w:t>
+            </w:r>
+          </w:p>
+        </w:tc>
+      </w:tr>
+      <w:tr>
+        <w:trPr>
+          <w:trHeight w:val="300"/>
+        </w:trPr>
+        <w:tc>
+          <w:tcPr>
+            <w:tcW w:w="1872" w:type="dxa"/>
+            <w:tcBorders>
+              <w:top w:val="single" w:sz="6" w:space="0" w:color="auto"/>
+              <w:left w:val="single" w:sz="6" w:space="0" w:color="auto"/>
+              <w:bottom w:val="single" w:sz="6" w:space="0" w:color="auto"/>
+              <w:right w:val="single" w:sz="6" w:space="0" w:color="auto"/>
+            </w:tcBorders>
+            <w:vAlign w:val="center"/>
+            <w:hideMark/>
+          </w:tcPr>
+          <w:p>
+            <w:pPr>
+              <w:jc w:val="center"/>
+            </w:pPr>
+            <w:proofErr w:type="spellStart"/>
+            <w:r>
+              <w:rPr>
+                <w:lang w:val="en-US"/>
+              </w:rPr>
+              <w:t>from_temp</w:t>
+            </w:r>
+            <w:proofErr w:type="spellEnd"/>
+          </w:p>
+        </w:tc>
+        <w:tc>
+          <w:tcPr>
+            <w:tcW w:w="5687" w:type="dxa"/>
+            <w:tcBorders>
+              <w:top w:val="single" w:sz="6" w:space="0" w:color="auto"/>
+              <w:left w:val="single" w:sz="6" w:space="0" w:color="auto"/>
+              <w:bottom w:val="single" w:sz="6" w:space="0" w:color="auto"/>
+              <w:right w:val="single" w:sz="6" w:space="0" w:color="auto"/>
+            </w:tcBorders>
+            <w:hideMark/>
+          </w:tcPr>
+          <w:p>
+            <w:r>
+              <w:rPr>
+                <w:lang w:val="en-US"/>
+              </w:rPr>
+              <w:t>Measuring the temperature at departure station </w:t>
+            </w:r>
+            <w:r>
+              <w:t> </w:t>
+            </w:r>
+          </w:p>
+        </w:tc>
+      </w:tr>
+      <w:tr>
+        <w:trPr>
+          <w:trHeight w:val="300"/>
+        </w:trPr>
+        <w:tc>
+          <w:tcPr>
+            <w:tcW w:w="1872" w:type="dxa"/>
+            <w:tcBorders>
+              <w:top w:val="single" w:sz="6" w:space="0" w:color="auto"/>
+              <w:left w:val="single" w:sz="6" w:space="0" w:color="auto"/>
+              <w:bottom w:val="single" w:sz="6" w:space="0" w:color="auto"/>
+              <w:right w:val="single" w:sz="6" w:space="0" w:color="auto"/>
+            </w:tcBorders>
+            <w:vAlign w:val="center"/>
+            <w:hideMark/>
+          </w:tcPr>
+          <w:p>
+            <w:pPr>
+              <w:jc w:val="center"/>
+            </w:pPr>
+            <w:proofErr w:type="spellStart"/>
+            <w:r>
+              <w:rPr>
+                <w:lang w:val="en-US"/>
+              </w:rPr>
+              <w:t>from_</w:t>
+            </w:r>
+            <w:r>
+              <w:rPr>
+                <w:lang w:val="en-US"/>
+              </w:rPr>
+              <w:t>precip</w:t>
+            </w:r>
+            <w:proofErr w:type="spellEnd"/>
+          </w:p>
+        </w:tc>
+        <w:tc>
+          <w:tcPr>
+            <w:tcW w:w="5687" w:type="dxa"/>
+            <w:tcBorders>
+              <w:top w:val="single" w:sz="6" w:space="0" w:color="auto"/>
+              <w:left w:val="single" w:sz="6" w:space="0" w:color="auto"/>
+              <w:bottom w:val="single" w:sz="6" w:space="0" w:color="auto"/>
+              <w:right w:val="single" w:sz="6" w:space="0" w:color="auto"/>
+            </w:tcBorders>
+            <w:hideMark/>
+          </w:tcPr>
+          <w:p>
+            <w:r>
+              <w:rPr>
+                <w:lang w:val="en-US"/>
+              </w:rPr>
+              <w:t xml:space="preserve">Measuring the </w:t>
+            </w:r>
+            <w:r>
+              <w:rPr>
+                <w:lang w:val="en-US"/>
+              </w:rPr>
+              <w:t>precipitation (including snow)</w:t>
+            </w:r>
+            <w:r>
+              <w:rPr>
+                <w:lang w:val="en-US"/>
+              </w:rPr>
+              <w:t xml:space="preserve"> at the departure station </w:t>
+            </w:r>
+            <w:r>
+              <w:t> </w:t>
+            </w:r>
+          </w:p>
+        </w:tc>
+      </w:tr>
+      <w:tr>
+        <w:trPr>
+          <w:trHeight w:val="300"/>
+        </w:trPr>
+        <w:tc>
+          <w:tcPr>
+            <w:tcW w:w="1872" w:type="dxa"/>
+            <w:tcBorders>
+              <w:top w:val="single" w:sz="6" w:space="0" w:color="auto"/>
+              <w:left w:val="single" w:sz="6" w:space="0" w:color="auto"/>
+              <w:bottom w:val="single" w:sz="6" w:space="0" w:color="auto"/>
+              <w:right w:val="single" w:sz="6" w:space="0" w:color="auto"/>
+            </w:tcBorders>
+            <w:vAlign w:val="center"/>
+            <w:hideMark/>
+          </w:tcPr>
+          <w:p>
+            <w:pPr>
+              <w:jc w:val="center"/>
+            </w:pPr>
+            <w:proofErr w:type="spellStart"/>
+            <w:r>
+              <w:rPr>
+                <w:lang w:val="en-US"/>
+              </w:rPr>
+              <w:t>from_wind</w:t>
+            </w:r>
+            <w:proofErr w:type="spellEnd"/>
+          </w:p>
+        </w:tc>
+        <w:tc>
+          <w:tcPr>
+            <w:tcW w:w="5687" w:type="dxa"/>
+            <w:tcBorders>
+              <w:top w:val="single" w:sz="6" w:space="0" w:color="auto"/>
+              <w:left w:val="single" w:sz="6" w:space="0" w:color="auto"/>
+              <w:bottom w:val="single" w:sz="6" w:space="0" w:color="auto"/>
+              <w:right w:val="single" w:sz="6" w:space="0" w:color="auto"/>
+            </w:tcBorders>
+            <w:hideMark/>
+          </w:tcPr>
+          <w:p>
+            <w:r>
+              <w:rPr>
+                <w:lang w:val="en-US"/>
+              </w:rPr>
+              <w:t>Measuring the wind speed at the departure station</w:t>
+            </w:r>
+            <w:r>
+              <w:t> </w:t>
+            </w:r>
+          </w:p>
+        </w:tc>
+      </w:tr>
+      <w:tr>
+        <w:trPr>
+          <w:trHeight w:val="300"/>
+        </w:trPr>
+        <w:tc>
+          <w:tcPr>
+            <w:tcW w:w="1872" w:type="dxa"/>
+            <w:tcBorders>
+              <w:top w:val="single" w:sz="6" w:space="0" w:color="auto"/>
+              <w:left w:val="single" w:sz="6" w:space="0" w:color="auto"/>
+              <w:bottom w:val="single" w:sz="6" w:space="0" w:color="auto"/>
+              <w:right w:val="single" w:sz="6" w:space="0" w:color="auto"/>
+            </w:tcBorders>
+            <w:vAlign w:val="center"/>
+            <w:hideMark/>
+          </w:tcPr>
+          <w:p>
+            <w:pPr>
+              <w:jc w:val="center"/>
+            </w:pPr>
+            <w:proofErr w:type="spellStart"/>
+            <w:r>
+              <w:rPr>
+                <w:lang w:val="en-US"/>
+              </w:rPr>
+              <w:t>to_temp</w:t>
+            </w:r>
+            <w:proofErr w:type="spellEnd"/>
+          </w:p>
+        </w:tc>
+        <w:tc>
+          <w:tcPr>
+            <w:tcW w:w="5687" w:type="dxa"/>
+            <w:tcBorders>
+              <w:top w:val="single" w:sz="6" w:space="0" w:color="auto"/>
+              <w:left w:val="single" w:sz="6" w:space="0" w:color="auto"/>
+              <w:bottom w:val="single" w:sz="6" w:space="0" w:color="auto"/>
+              <w:right w:val="single" w:sz="6" w:space="0" w:color="auto"/>
+            </w:tcBorders>
+            <w:hideMark/>
+          </w:tcPr>
+          <w:p>
+            <w:r>
+              <w:rPr>
+                <w:lang w:val="en-US"/>
+              </w:rPr>
+              <w:t>Measuring the temperature at the arrival station </w:t>
+            </w:r>
+            <w:r>
+              <w:t> </w:t>
+            </w:r>
+          </w:p>
+        </w:tc>
+      </w:tr>
+      <w:tr>
+        <w:trPr>
+          <w:trHeight w:val="300"/>
+        </w:trPr>
+        <w:tc>
+          <w:tcPr>
+            <w:tcW w:w="1872" w:type="dxa"/>
+            <w:tcBorders>
+              <w:top w:val="single" w:sz="6" w:space="0" w:color="auto"/>
+              <w:left w:val="single" w:sz="6" w:space="0" w:color="auto"/>
+              <w:bottom w:val="single" w:sz="6" w:space="0" w:color="auto"/>
+              <w:right w:val="single" w:sz="6" w:space="0" w:color="auto"/>
+            </w:tcBorders>
+            <w:vAlign w:val="center"/>
+            <w:hideMark/>
+          </w:tcPr>
+          <w:p>
+            <w:pPr>
+              <w:jc w:val="center"/>
+            </w:pPr>
+            <w:proofErr w:type="spellStart"/>
+            <w:r>
+              <w:rPr>
+                <w:lang w:val="en-US"/>
+              </w:rPr>
+              <w:t>to_</w:t>
+            </w:r>
+            <w:r>
+              <w:rPr>
+                <w:lang w:val="en-US"/>
+              </w:rPr>
+              <w:t>precip</w:t>
+            </w:r>
+            <w:proofErr w:type="spellEnd"/>
+          </w:p>
+        </w:tc>
+        <w:tc>
+          <w:tcPr>
+            <w:tcW w:w="5687" w:type="dxa"/>
+            <w:tcBorders>
+              <w:top w:val="single" w:sz="6" w:space="0" w:color="auto"/>
+              <w:left w:val="single" w:sz="6" w:space="0" w:color="auto"/>
+              <w:bottom w:val="single" w:sz="6" w:space="0" w:color="auto"/>
+              <w:right w:val="single" w:sz="6" w:space="0" w:color="auto"/>
+            </w:tcBorders>
+            <w:hideMark/>
+          </w:tcPr>
+          <w:p>
+            <w:r>
+              <w:rPr>
+                <w:lang w:val="en-US"/>
+              </w:rPr>
+              <w:t xml:space="preserve">Measuring the </w:t>
+            </w:r>
+            <w:r>
+              <w:rPr>
+                <w:lang w:val="en-US"/>
+              </w:rPr>
+              <w:t>precipitation (</w:t>
+            </w:r>
+            <w:r>
+              <w:rPr>
+                <w:lang w:val="en-US"/>
+              </w:rPr>
+              <w:t>including snow</w:t>
+            </w:r>
+            <w:r>
+              <w:rPr>
+                <w:lang w:val="en-US"/>
+              </w:rPr>
+              <w:t>)</w:t>
+            </w:r>
+            <w:r>
+              <w:rPr>
+                <w:lang w:val="en-US"/>
+              </w:rPr>
+              <w:t xml:space="preserve"> at the arrival station </w:t>
+            </w:r>
+            <w:r>
+              <w:t> </w:t>
+            </w:r>
+          </w:p>
+        </w:tc>
+      </w:tr>
+      <w:tr>
+        <w:trPr>
+          <w:trHeight w:val="300"/>
+        </w:trPr>
+        <w:tc>
+          <w:tcPr>
+            <w:tcW w:w="1872" w:type="dxa"/>
+            <w:tcBorders>
+              <w:top w:val="single" w:sz="6" w:space="0" w:color="auto"/>
+              <w:left w:val="single" w:sz="6" w:space="0" w:color="auto"/>
+              <w:bottom w:val="single" w:sz="6" w:space="0" w:color="auto"/>
+              <w:right w:val="single" w:sz="6" w:space="0" w:color="auto"/>
+            </w:tcBorders>
+            <w:vAlign w:val="center"/>
+            <w:hideMark/>
+          </w:tcPr>
+          <w:p>
+            <w:pPr>
+              <w:jc w:val="center"/>
+            </w:pPr>
+            <w:proofErr w:type="spellStart"/>
+            <w:r>
+              <w:rPr>
+                <w:lang w:val="en-US"/>
+              </w:rPr>
+              <w:t>to_wind</w:t>
+            </w:r>
+            <w:proofErr w:type="spellEnd"/>
+          </w:p>
+        </w:tc>
+        <w:tc>
+          <w:tcPr>
+            <w:tcW w:w="5687" w:type="dxa"/>
+            <w:tcBorders>
+              <w:top w:val="single" w:sz="6" w:space="0" w:color="auto"/>
+              <w:left w:val="single" w:sz="6" w:space="0" w:color="auto"/>
+              <w:bottom w:val="single" w:sz="6" w:space="0" w:color="auto"/>
+              <w:right w:val="single" w:sz="6" w:space="0" w:color="auto"/>
+            </w:tcBorders>
+            <w:hideMark/>
+          </w:tcPr>
+          <w:p>
+            <w:r>
+              <w:rPr>
+                <w:lang w:val="en-US"/>
+              </w:rPr>
+              <w:t>Measuring the wind speed at the arrival station</w:t>
+            </w:r>
+            <w:r>
+              <w:t> </w:t>
+            </w:r>
+          </w:p>
+        </w:tc>
+      </w:tr>
+    </w:tbl>
     <w:p>
       <w:pPr>
         <w:rPr>
@@ -16006,7 +20090,7 @@
           <w:lang w:val="en-US"/>
         </w:rPr>
       </w:pPr>
-      <w:bookmarkStart w:id="22" w:name="_Toc224758583"/>
+      <w:bookmarkStart w:id="25" w:name="_Toc224817276"/>
       <w:r>
         <w:rPr>
           <w:rFonts w:ascii="Calibri" w:eastAsia="Calibri" w:hAnsi="Calibri" w:cs="Calibri"/>
@@ -16044,7 +20128,7 @@
         </w:rPr>
         <w:t>Exploratory Data Analysis</w:t>
       </w:r>
-      <w:bookmarkEnd w:id="22"/>
+      <w:bookmarkEnd w:id="25"/>
     </w:p>
     <w:p>
       <w:pPr>
@@ -16075,7 +20159,7 @@
           <w:lang w:val="en-US"/>
         </w:rPr>
       </w:pPr>
-      <w:bookmarkStart w:id="23" w:name="_Toc224758584"/>
+      <w:bookmarkStart w:id="26" w:name="_Toc224817277"/>
       <w:r>
         <w:rPr>
           <w:rFonts w:ascii="Calibri" w:eastAsia="Calibri" w:hAnsi="Calibri" w:cs="Calibri"/>
@@ -16136,7 +20220,7 @@
         </w:rPr>
         <w:t>Which segments suffer the most delays?</w:t>
       </w:r>
-      <w:bookmarkEnd w:id="23"/>
+      <w:bookmarkEnd w:id="26"/>
     </w:p>
     <w:p>
       <w:pPr>
@@ -16181,60 +20265,54 @@
           <w:lang w:val="en-US"/>
         </w:rPr>
       </w:pPr>
-      <w:proofErr w:type="gramStart"/>
-      <w:r>
-        <w:rPr>
-          <w:lang w:val="en-US"/>
-        </w:rPr>
-        <w:t>First</w:t>
-      </w:r>
-      <w:proofErr w:type="gramEnd"/>
-      <w:r>
-        <w:rPr>
-          <w:lang w:val="en-US"/>
-        </w:rPr>
-        <w:t xml:space="preserve"> we wanted to see which segments (From station and </w:t>
-      </w:r>
-      <w:proofErr w:type="gramStart"/>
-      <w:r>
-        <w:rPr>
-          <w:lang w:val="en-US"/>
-        </w:rPr>
-        <w:t>To</w:t>
-      </w:r>
-      <w:proofErr w:type="gramEnd"/>
-      <w:r>
-        <w:rPr>
-          <w:lang w:val="en-US"/>
-        </w:rPr>
-        <w:t xml:space="preserve"> station) are mostly affected by delays</w:t>
-      </w:r>
-    </w:p>
-    <w:p>
-      <w:pPr>
-        <w:rPr>
-          <w:lang w:val="en-US"/>
-        </w:rPr>
-      </w:pPr>
-      <w:r>
-        <w:rPr>
-          <w:lang w:val="en-US"/>
-        </w:rPr>
-        <w:t xml:space="preserve">Log Transformed Heatmap of average train delay between </w:t>
-      </w:r>
-      <w:proofErr w:type="gramStart"/>
-      <w:r>
-        <w:rPr>
-          <w:lang w:val="en-US"/>
-        </w:rPr>
-        <w:t>station</w:t>
-      </w:r>
-      <w:proofErr w:type="gramEnd"/>
-      <w:r>
-        <w:rPr>
-          <w:lang w:val="en-US"/>
-        </w:rPr>
-        <w:t xml:space="preserve">. The darker the </w:t>
+      <w:r>
+        <w:rPr>
+          <w:lang w:val="en-US"/>
+        </w:rPr>
+        <w:t>First,</w:t>
+      </w:r>
+      <w:r>
+        <w:rPr>
+          <w:lang w:val="en-US"/>
+        </w:rPr>
+        <w:t xml:space="preserve"> we wanted to see which segments (From station and To station) are mostly affected by delays</w:t>
+      </w:r>
+    </w:p>
+    <w:p>
+      <w:pPr>
+        <w:rPr>
+          <w:lang w:val="en-US"/>
+        </w:rPr>
+      </w:pPr>
+      <w:r>
+        <w:rPr>
+          <w:lang w:val="en-US"/>
+        </w:rPr>
+        <w:t>The following L</w:t>
+      </w:r>
+      <w:r>
+        <w:rPr>
+          <w:lang w:val="en-US"/>
+        </w:rPr>
+        <w:t>og Transformed Heatmap</w:t>
+      </w:r>
+      <w:r>
+        <w:rPr>
+          <w:lang w:val="en-US"/>
+        </w:rPr>
+        <w:t xml:space="preserve"> shows the average delay between segments</w:t>
+      </w:r>
+      <w:r>
+        <w:rPr>
+          <w:lang w:val="en-US"/>
+        </w:rPr>
+        <w:t xml:space="preserve">. </w:t>
+      </w:r>
+      <w:r>
+        <w:rPr>
+          <w:lang w:val="en-US"/>
+        </w:rPr>
+        <w:t xml:space="preserve">A darker red </w:t>
       </w:r>
       <w:proofErr w:type="spellStart"/>
       <w:r>
@@ -16248,21 +20326,97 @@
         <w:rPr>
           <w:lang w:val="en-US"/>
         </w:rPr>
-        <w:t xml:space="preserve">, the higher the delay. Log transformation is used </w:t>
-      </w:r>
-      <w:proofErr w:type="gramStart"/>
-      <w:r>
-        <w:rPr>
-          <w:lang w:val="en-US"/>
-        </w:rPr>
-        <w:t>in order to</w:t>
-      </w:r>
-      <w:proofErr w:type="gramEnd"/>
-      <w:r>
-        <w:rPr>
-          <w:lang w:val="en-US"/>
-        </w:rPr>
-        <w:t xml:space="preserve"> better visualize the differences.</w:t>
+        <w:t>,</w:t>
+      </w:r>
+      <w:r>
+        <w:rPr>
+          <w:lang w:val="en-US"/>
+        </w:rPr>
+        <w:t xml:space="preserve"> represents</w:t>
+      </w:r>
+      <w:r>
+        <w:rPr>
+          <w:lang w:val="en-US"/>
+        </w:rPr>
+        <w:t xml:space="preserve"> </w:t>
+      </w:r>
+      <w:r>
+        <w:rPr>
+          <w:lang w:val="en-US"/>
+        </w:rPr>
+        <w:t>a</w:t>
+      </w:r>
+      <w:r>
+        <w:rPr>
+          <w:lang w:val="en-US"/>
+        </w:rPr>
+        <w:t xml:space="preserve"> </w:t>
+      </w:r>
+      <w:r>
+        <w:rPr>
+          <w:lang w:val="en-US"/>
+        </w:rPr>
+        <w:t>more severe</w:t>
+      </w:r>
+      <w:r>
+        <w:rPr>
+          <w:lang w:val="en-US"/>
+        </w:rPr>
+        <w:t xml:space="preserve"> </w:t>
+      </w:r>
+      <w:r>
+        <w:rPr>
+          <w:lang w:val="en-US"/>
+        </w:rPr>
+        <w:t>average</w:t>
+      </w:r>
+      <w:r>
+        <w:rPr>
+          <w:lang w:val="en-US"/>
+        </w:rPr>
+        <w:t xml:space="preserve"> delay. </w:t>
+      </w:r>
+      <w:r>
+        <w:rPr>
+          <w:lang w:val="en-US"/>
+        </w:rPr>
+        <w:t xml:space="preserve">A </w:t>
+      </w:r>
+      <w:r>
+        <w:rPr>
+          <w:lang w:val="en-US"/>
+        </w:rPr>
+        <w:t xml:space="preserve">Log transformation </w:t>
+      </w:r>
+      <w:r>
+        <w:rPr>
+          <w:lang w:val="en-US"/>
+        </w:rPr>
+        <w:t>was</w:t>
+      </w:r>
+      <w:r>
+        <w:rPr>
+          <w:lang w:val="en-US"/>
+        </w:rPr>
+        <w:t xml:space="preserve"> used in order </w:t>
+      </w:r>
+      <w:r>
+        <w:rPr>
+          <w:lang w:val="en-US"/>
+        </w:rPr>
+        <w:t xml:space="preserve">to make the </w:t>
+      </w:r>
+      <w:r>
+        <w:rPr>
+          <w:lang w:val="en-US"/>
+        </w:rPr>
+        <w:t>differences</w:t>
+      </w:r>
+      <w:r>
+        <w:rPr>
+          <w:lang w:val="en-US"/>
+        </w:rPr>
+        <w:t xml:space="preserve"> in average delay more apparent.</w:t>
       </w:r>
     </w:p>
     <w:p>
@@ -16277,13 +20431,13 @@
           <w:lang w:val="en-US"/>
         </w:rPr>
         <w:drawing>
-          <wp:anchor distT="0" distB="0" distL="114300" distR="114300" simplePos="0" relativeHeight="251767809" behindDoc="0" locked="0" layoutInCell="1" allowOverlap="1" wp14:anchorId="73722348" wp14:editId="3A6C22CA">
+          <wp:anchor distT="0" distB="0" distL="114300" distR="114300" simplePos="0" relativeHeight="251767809" behindDoc="0" locked="0" layoutInCell="1" allowOverlap="1" wp14:anchorId="73722348" wp14:editId="4AAD378E">
             <wp:simplePos x="0" y="0"/>
             <wp:positionH relativeFrom="column">
-              <wp:posOffset>-385335</wp:posOffset>
+              <wp:posOffset>-384810</wp:posOffset>
             </wp:positionH>
             <wp:positionV relativeFrom="paragraph">
-              <wp:posOffset>310533</wp:posOffset>
+              <wp:posOffset>151948</wp:posOffset>
             </wp:positionV>
             <wp:extent cx="4085825" cy="3886912"/>
             <wp:effectExtent l="0" t="0" r="0" b="0"/>
@@ -16300,7 +20454,7 @@
                     <pic:cNvPicPr/>
                   </pic:nvPicPr>
                   <pic:blipFill>
-                    <a:blip r:embed="rId15">
+                    <a:blip r:embed="rId22">
                       <a:extLst>
                         <a:ext uri="{28A0092B-C50C-407E-A947-70E740481C1C}">
                           <a14:useLocalDpi xmlns:a14="http://schemas.microsoft.com/office/drawing/2010/main" val="0"/>
@@ -17674,119 +21828,104 @@
           <w:lang w:val="en-US"/>
         </w:rPr>
       </w:pPr>
-    </w:p>
-    <w:p>
-      <w:pPr>
-        <w:shd w:val="clear" w:color="auto" w:fill="EE0000"/>
-        <w:rPr>
-          <w:lang w:val="en-US"/>
-        </w:rPr>
-      </w:pPr>
-      <w:r>
-        <w:rPr>
-          <w:lang w:val="en-US"/>
-        </w:rPr>
-        <w:t xml:space="preserve">We can now focus on these segments specifically to see how the relationship between average delay and many factors such as </w:t>
-      </w:r>
-      <w:r>
-        <w:rPr>
-          <w:lang w:val="en-US"/>
-        </w:rPr>
-        <w:t xml:space="preserve">average weather conditions between both stations such as </w:t>
-      </w:r>
-      <w:r>
-        <w:rPr>
-          <w:lang w:val="en-US"/>
-        </w:rPr>
-        <w:t xml:space="preserve">temperature, </w:t>
-      </w:r>
-      <w:r>
-        <w:rPr>
-          <w:lang w:val="en-US"/>
-        </w:rPr>
-        <w:t>precipitation</w:t>
-      </w:r>
-      <w:r>
-        <w:rPr>
-          <w:lang w:val="en-US"/>
-        </w:rPr>
-        <w:t xml:space="preserve">, and </w:t>
-      </w:r>
-      <w:proofErr w:type="gramStart"/>
-      <w:r>
-        <w:rPr>
-          <w:lang w:val="en-US"/>
-        </w:rPr>
-        <w:t>wind</w:t>
-      </w:r>
-      <w:r>
-        <w:rPr>
-          <w:lang w:val="en-US"/>
-        </w:rPr>
-        <w:t>speed</w:t>
-      </w:r>
-      <w:proofErr w:type="gramEnd"/>
-      <w:r>
-        <w:rPr>
-          <w:lang w:val="en-US"/>
-        </w:rPr>
-        <w:t xml:space="preserve"> </w:t>
-      </w:r>
-    </w:p>
-    <w:p>
-      <w:pPr>
-        <w:rPr>
-          <w:lang w:val="en-US"/>
-        </w:rPr>
-      </w:pPr>
-    </w:p>
-    <w:p>
-      <w:pPr>
-        <w:shd w:val="clear" w:color="auto" w:fill="EE0000"/>
-        <w:rPr>
-          <w:lang w:val="en-US"/>
-        </w:rPr>
-      </w:pPr>
-      <w:r>
-        <w:rPr>
-          <w:lang w:val="en-US"/>
-        </w:rPr>
-        <w:t>Other factors such as day of week and the month could see different averages and the reasons for those</w:t>
-      </w:r>
-    </w:p>
-    <w:p/>
-    <w:p>
-      <w:pPr>
-        <w:shd w:val="clear" w:color="auto" w:fill="EE0000"/>
-        <w:rPr>
-          <w:lang w:val="en-US"/>
-        </w:rPr>
-      </w:pPr>
-      <w:r>
-        <w:rPr>
-          <w:lang w:val="en-US"/>
-        </w:rPr>
-        <w:t xml:space="preserve">Time series on how average delay propagation changes for trains each day of the week (make sure those with </w:t>
+      <w:r>
+        <w:rPr>
+          <w:lang w:val="en-US"/>
+        </w:rPr>
+        <w:t xml:space="preserve">London King’s Cross - Grantham experience the greatest average delay with other segments such as Retford -  Doncaster and </w:t>
+      </w:r>
+      <w:r>
+        <w:rPr>
+          <w:lang w:val="en-US"/>
+        </w:rPr>
+        <w:t>St Neots</w:t>
+      </w:r>
+      <w:r>
+        <w:rPr>
+          <w:lang w:val="en-US"/>
+        </w:rPr>
+        <w:t xml:space="preserve"> -  Peterborough, having relatively substantial delays.</w:t>
+      </w:r>
+    </w:p>
+    <w:p>
+      <w:pPr>
+        <w:rPr>
+          <w:lang w:val="en-US"/>
+        </w:rPr>
+      </w:pPr>
+      <w:r>
+        <w:rPr>
+          <w:lang w:val="en-US"/>
+        </w:rPr>
+        <w:t>We can now focus on these</w:t>
+      </w:r>
+      <w:r>
+        <w:rPr>
+          <w:lang w:val="en-US"/>
+        </w:rPr>
+        <w:t xml:space="preserve"> darker </w:t>
       </w:r>
       <w:proofErr w:type="spellStart"/>
       <w:r>
         <w:rPr>
           <w:lang w:val="en-US"/>
         </w:rPr>
-        <w:t>latecance</w:t>
+        <w:t>coloured</w:t>
       </w:r>
       <w:proofErr w:type="spellEnd"/>
       <w:r>
         <w:rPr>
           <w:lang w:val="en-US"/>
         </w:rPr>
-        <w:t xml:space="preserve"> reason 819 is dropped when graphing) </w:t>
+        <w:t xml:space="preserve"> segments specifically to see the relationship between delays and many factors such as weather conditions present in our dataset, such as temperature, precipitation, and windspeed. A time series on how cumulative delays of train journeys changes based on the segment of track would be very useful for seeing which segments of track are particularly problematic which could then be further investigated to prevent future delays and </w:t>
+      </w:r>
+      <w:r>
+        <w:rPr>
+          <w:lang w:val="en-US"/>
+        </w:rPr>
+        <w:lastRenderedPageBreak/>
+        <w:t>cancellations. Both Investigation of issues (</w:t>
+      </w:r>
+      <w:r>
+        <w:rPr>
+          <w:rFonts w:ascii="Cambria" w:eastAsia="Cambria" w:hAnsi="Cambria" w:cs="Cambria"/>
+          <w:color w:val="000000" w:themeColor="text1"/>
+          <w:lang w:val="en-US"/>
+        </w:rPr>
+        <w:t>£10-15k</w:t>
+      </w:r>
+      <w:r>
+        <w:rPr>
+          <w:rFonts w:ascii="Cambria" w:eastAsia="Cambria" w:hAnsi="Cambria" w:cs="Cambria"/>
+          <w:color w:val="000000" w:themeColor="text1"/>
+          <w:lang w:val="en-US"/>
+        </w:rPr>
+        <w:t>)</w:t>
+      </w:r>
+      <w:r>
+        <w:rPr>
+          <w:lang w:val="en-US"/>
+        </w:rPr>
+        <w:t xml:space="preserve"> and train cancellations (up to £3 million) are very costly for LNER so this will help narrow down the scope of investigation for maximum benefit. </w:t>
+      </w:r>
+    </w:p>
+    <w:p>
+      <w:pPr>
+        <w:rPr>
+          <w:lang w:val="en-US"/>
+        </w:rPr>
+      </w:pPr>
+      <w:r>
+        <w:rPr>
+          <w:lang w:val="en-US"/>
+        </w:rPr>
+        <w:t>Other factors such as day of week/month or historical averages will also be looked at in order to gain as much understanding as possible and for discovering the best features to keep for the classification and regression machine learning models.</w:t>
       </w:r>
     </w:p>
     <w:p>
       <w:pPr>
         <w:sectPr>
-          <w:footerReference w:type="default" r:id="rId16"/>
+          <w:footerReference w:type="default" r:id="rId23"/>
           <w:pgSz w:w="11910" w:h="16845" w:code="9"/>
           <w:pgMar w:top="1440" w:right="1440" w:bottom="1440" w:left="1440" w:header="720" w:footer="720" w:gutter="0"/>
           <w:cols w:space="720"/>
@@ -17805,7 +21944,7 @@
           <w:szCs w:val="36"/>
         </w:rPr>
       </w:pPr>
-      <w:bookmarkStart w:id="24" w:name="_Toc224758585"/>
+      <w:bookmarkStart w:id="27" w:name="_Toc224817278"/>
       <w:r>
         <w:rPr>
           <w:b/>
@@ -17817,7 +21956,7 @@
         <w:lastRenderedPageBreak/>
         <w:t>References</w:t>
       </w:r>
-      <w:bookmarkEnd w:id="24"/>
+      <w:bookmarkEnd w:id="27"/>
     </w:p>
     <w:p/>
     <w:p>
@@ -17852,7 +21991,7 @@
       </w:r>
     </w:p>
     <w:p>
-      <w:hyperlink r:id="rId17" w:history="1">
+      <w:hyperlink r:id="rId24" w:history="1">
         <w:r>
           <w:rPr>
             <w:rStyle w:val="Hyperlink"/>
@@ -17910,7 +22049,7 @@
       <w:r>
         <w:t xml:space="preserve">. Available at: </w:t>
       </w:r>
-      <w:hyperlink r:id="rId18" w:anchor="RSPS2xxx" w:history="1">
+      <w:hyperlink r:id="rId25" w:anchor="RSPS2xxx" w:history="1">
         <w:r>
           <w:rPr>
             <w:rStyle w:val="Hyperlink"/>
@@ -17965,7 +22104,7 @@
       <w:r>
         <w:t xml:space="preserve">. Available at: </w:t>
       </w:r>
-      <w:hyperlink r:id="rId19" w:history="1">
+      <w:hyperlink r:id="rId26" w:history="1">
         <w:r>
           <w:rPr>
             <w:rStyle w:val="Hyperlink"/>
@@ -18026,7 +22165,7 @@
       <w:r>
         <w:t xml:space="preserve">. Available at: </w:t>
       </w:r>
-      <w:hyperlink r:id="rId20" w:history="1">
+      <w:hyperlink r:id="rId27" w:history="1">
         <w:r>
           <w:rPr>
             <w:rStyle w:val="Hyperlink"/>
@@ -18089,7 +22228,7 @@
       <w:r>
         <w:t xml:space="preserve"> </w:t>
       </w:r>
-      <w:hyperlink r:id="rId21" w:history="1">
+      <w:hyperlink r:id="rId28" w:history="1">
         <w:r>
           <w:rPr>
             <w:rStyle w:val="Hyperlink"/>
@@ -18139,12 +22278,10 @@
         <w:t>) ‘</w:t>
       </w:r>
       <w:proofErr w:type="spellStart"/>
-      <w:proofErr w:type="gramStart"/>
       <w:r>
         <w:t>Darwin:Push</w:t>
       </w:r>
       <w:proofErr w:type="spellEnd"/>
-      <w:proofErr w:type="gramEnd"/>
       <w:r>
         <w:t xml:space="preserve"> Port</w:t>
       </w:r>
@@ -18154,7 +22291,7 @@
       <w:r>
         <w:t xml:space="preserve"> Available at: </w:t>
       </w:r>
-      <w:hyperlink r:id="rId22" w:history="1">
+      <w:hyperlink r:id="rId29" w:history="1">
         <w:r>
           <w:rPr>
             <w:rStyle w:val="Hyperlink"/>
@@ -18204,12 +22341,10 @@
         <w:t>) ‘</w:t>
       </w:r>
       <w:proofErr w:type="spellStart"/>
-      <w:proofErr w:type="gramStart"/>
       <w:r>
         <w:t>Darwin:Schedule</w:t>
       </w:r>
       <w:proofErr w:type="spellEnd"/>
-      <w:proofErr w:type="gramEnd"/>
       <w:r>
         <w:t xml:space="preserve"> Element</w:t>
       </w:r>
@@ -18219,7 +22354,7 @@
       <w:r>
         <w:t xml:space="preserve"> Available at: </w:t>
       </w:r>
-      <w:hyperlink r:id="rId23" w:history="1">
+      <w:hyperlink r:id="rId30" w:history="1">
         <w:r>
           <w:rPr>
             <w:rStyle w:val="Hyperlink"/>
@@ -18277,7 +22412,7 @@
       <w:r>
         <w:t xml:space="preserve"> Available at: </w:t>
       </w:r>
-      <w:hyperlink r:id="rId24" w:history="1">
+      <w:hyperlink r:id="rId31" w:history="1">
         <w:r>
           <w:rPr>
             <w:rStyle w:val="Hyperlink"/>
@@ -18339,7 +22474,7 @@
       <w:r>
         <w:t xml:space="preserve"> Available at: </w:t>
       </w:r>
-      <w:hyperlink r:id="rId25" w:history="1">
+      <w:hyperlink r:id="rId32" w:history="1">
         <w:r>
           <w:rPr>
             <w:rStyle w:val="Hyperlink"/>
@@ -18402,7 +22537,7 @@
       <w:r>
         <w:t xml:space="preserve"> Available at: </w:t>
       </w:r>
-      <w:hyperlink r:id="rId26" w:history="1">
+      <w:hyperlink r:id="rId33" w:history="1">
         <w:r>
           <w:rPr>
             <w:rStyle w:val="Hyperlink"/>
@@ -18460,7 +22595,7 @@
       </w:pPr>
     </w:p>
     <w:sectPr>
-      <w:footerReference w:type="default" r:id="rId27"/>
+      <w:footerReference w:type="default" r:id="rId34"/>
       <w:pgSz w:w="11910" w:h="16845" w:code="9"/>
       <w:pgMar w:top="1440" w:right="1440" w:bottom="1440" w:left="1440" w:header="720" w:footer="720" w:gutter="0"/>
       <w:cols w:space="720"/>
@@ -18609,7 +22744,7 @@
         <w:noProof/>
         <w:color w:val="EE0000"/>
       </w:rPr>
-      <w:t>1. Background and Problem Domain</w:t>
+      <w:t>4. Project Planning</w:t>
     </w:r>
     <w:r>
       <w:rPr>
@@ -30726,7 +34861,7 @@
   <w:style w:type="paragraph" w:default="1" w:styleId="Normal">
     <w:name w:val="Normal"/>
     <w:qFormat/>
-    <w:rsid w:val="00CD4F7F"/>
+    <w:rsid w:val="00707029"/>
     <w:pPr>
       <w:spacing w:line="259" w:lineRule="auto"/>
     </w:pPr>

--- a/LNER Disruption Prediction report.docx
+++ b/LNER Disruption Prediction report.docx
@@ -9373,23 +9373,7 @@
           <w:szCs w:val="18"/>
           <w:lang w:val="en-US"/>
         </w:rPr>
-        <w:t xml:space="preserve">Each role has been assigned a </w:t>
-      </w:r>
-      <w:proofErr w:type="spellStart"/>
-      <w:r>
-        <w:rPr>
-          <w:szCs w:val="18"/>
-          <w:lang w:val="en-US"/>
-        </w:rPr>
-        <w:t>colour</w:t>
-      </w:r>
-      <w:proofErr w:type="spellEnd"/>
-      <w:r>
-        <w:rPr>
-          <w:szCs w:val="18"/>
-          <w:lang w:val="en-US"/>
-        </w:rPr>
-        <w:t xml:space="preserve"> and will be used to identify the primary role responsible for a specific task</w:t>
+        <w:t>Each role has been assigned a colour and will be used to identify the primary role responsible for a specific task</w:t>
       </w:r>
     </w:p>
     <w:p>
@@ -14067,6 +14051,7 @@
         <w:rPr>
           <w:b/>
           <w:bCs/>
+          <w:noProof/>
           <w:color w:val="4F81BD"/>
           <w:sz w:val="24"/>
         </w:rPr>
@@ -14676,15 +14661,7 @@
           <w:p/>
           <w:p>
             <w:r>
-              <w:t xml:space="preserve">Use </w:t>
-            </w:r>
-            <w:proofErr w:type="spellStart"/>
-            <w:r>
-              <w:t>GridSearch</w:t>
-            </w:r>
-            <w:proofErr w:type="spellEnd"/>
-            <w:r>
-              <w:t xml:space="preserve"> to tune hyperparameters or make use of ensemble learning.</w:t>
+              <w:t>Use GridSearch to tune hyperparameters or make use of ensemble learning.</w:t>
             </w:r>
           </w:p>
         </w:tc>
@@ -14993,21 +14970,7 @@
         <w:rPr>
           <w:lang w:val="en-US"/>
         </w:rPr>
-        <w:t xml:space="preserve"> to share progress on tasks and </w:t>
-      </w:r>
-      <w:proofErr w:type="spellStart"/>
-      <w:r>
-        <w:rPr>
-          <w:lang w:val="en-US"/>
-        </w:rPr>
-        <w:t>prioritise</w:t>
-      </w:r>
-      <w:proofErr w:type="spellEnd"/>
-      <w:r>
-        <w:rPr>
-          <w:lang w:val="en-US"/>
-        </w:rPr>
-        <w:t xml:space="preserve"> next steps. A</w:t>
+        <w:t xml:space="preserve"> to share progress on tasks and prioritise next steps. A</w:t>
       </w:r>
       <w:r>
         <w:rPr>
@@ -15292,21 +15255,7 @@
               <w:rPr>
                 <w:lang w:val="en-US"/>
               </w:rPr>
-              <w:t>, availability, and shared/</w:t>
-            </w:r>
-            <w:proofErr w:type="spellStart"/>
-            <w:r>
-              <w:rPr>
-                <w:lang w:val="en-US"/>
-              </w:rPr>
-              <w:t>finalised</w:t>
-            </w:r>
-            <w:proofErr w:type="spellEnd"/>
-            <w:r>
-              <w:rPr>
-                <w:lang w:val="en-US"/>
-              </w:rPr>
-              <w:t xml:space="preserve"> set of interview questions</w:t>
+              <w:t>, availability, and shared/finalised set of interview questions</w:t>
             </w:r>
           </w:p>
         </w:tc>
@@ -15436,31 +15385,7 @@
               <w:rPr>
                 <w:lang w:val="en-US"/>
               </w:rPr>
-              <w:t>1</w:t>
-            </w:r>
-            <w:r>
-              <w:rPr>
-                <w:lang w:val="en-US"/>
-              </w:rPr>
-              <w:t>2</w:t>
-            </w:r>
-            <w:r>
-              <w:rPr>
-                <w:lang w:val="en-US"/>
-              </w:rPr>
-              <w:t xml:space="preserve">pm - </w:t>
-            </w:r>
-            <w:r>
-              <w:rPr>
-                <w:lang w:val="en-US"/>
-              </w:rPr>
-              <w:t>3</w:t>
-            </w:r>
-            <w:r>
-              <w:rPr>
-                <w:lang w:val="en-US"/>
-              </w:rPr>
-              <w:t>pm</w:t>
+              <w:t>12pm - 3pm</w:t>
             </w:r>
           </w:p>
         </w:tc>
@@ -16234,76 +16159,26 @@
         <w:rPr>
           <w:lang w:val="en-US"/>
         </w:rPr>
-        <w:t xml:space="preserve">As outlined in 2.4, many different sources for data were considered, however we decided use the Historical Service Performance (HSP) </w:t>
-      </w:r>
-      <w:proofErr w:type="spellStart"/>
-      <w:r>
-        <w:rPr>
-          <w:lang w:val="en-US"/>
-        </w:rPr>
-        <w:t>api</w:t>
-      </w:r>
-      <w:proofErr w:type="spellEnd"/>
-      <w:r>
-        <w:rPr>
-          <w:lang w:val="en-US"/>
-        </w:rPr>
-        <w:t xml:space="preserve"> for train data and Open-</w:t>
-      </w:r>
-      <w:proofErr w:type="spellStart"/>
-      <w:r>
-        <w:rPr>
-          <w:lang w:val="en-US"/>
-        </w:rPr>
-        <w:t>Meteo</w:t>
-      </w:r>
-      <w:proofErr w:type="spellEnd"/>
-      <w:r>
-        <w:rPr>
-          <w:lang w:val="en-US"/>
-        </w:rPr>
-        <w:t xml:space="preserve"> for weather data. At the time of writing this, HSP data prior to 2026 potentially may have been wiped, so the data collected so far will be the only data available to use for now.</w:t>
-      </w:r>
-    </w:p>
-    <w:p>
-      <w:pPr>
-        <w:rPr>
-          <w:lang w:val="en-US"/>
-        </w:rPr>
-      </w:pPr>
-      <w:r>
-        <w:rPr>
-          <w:lang w:val="en-US"/>
-        </w:rPr>
-        <w:t xml:space="preserve">Documentation on the HSP </w:t>
-      </w:r>
-      <w:proofErr w:type="spellStart"/>
-      <w:r>
-        <w:rPr>
-          <w:lang w:val="en-US"/>
-        </w:rPr>
-        <w:t>api</w:t>
-      </w:r>
-      <w:proofErr w:type="spellEnd"/>
-      <w:r>
-        <w:rPr>
-          <w:lang w:val="en-US"/>
-        </w:rPr>
-        <w:t xml:space="preserve"> and Open-</w:t>
-      </w:r>
-      <w:proofErr w:type="spellStart"/>
-      <w:r>
-        <w:rPr>
-          <w:lang w:val="en-US"/>
-        </w:rPr>
-        <w:t>Meteo</w:t>
-      </w:r>
-      <w:proofErr w:type="spellEnd"/>
-      <w:r>
-        <w:rPr>
-          <w:lang w:val="en-US"/>
-        </w:rPr>
-        <w:t xml:space="preserve"> are available in the references which can be used to see the body of requests and responses.</w:t>
+        <w:t>As outlined in 2.4, many different sources for data were considered, however we decided use the Historical Service Performance (HSP) api for train data and Open-Meteo for weather data. At the time of writing this, HSP data prior to 2026 potentially may have been wiped, so the data collected so far will be the only data available to use for now.</w:t>
+      </w:r>
+      <w:r>
+        <w:rPr>
+          <w:lang w:val="en-US"/>
+        </w:rPr>
+        <w:t xml:space="preserve"> The dataset obtained is already cleaned with the only missing values being for the column providing a late or cancellation reason which is classic case of Missing Not at Random (MNAR).</w:t>
+      </w:r>
+    </w:p>
+    <w:p>
+      <w:pPr>
+        <w:rPr>
+          <w:lang w:val="en-US"/>
+        </w:rPr>
+      </w:pPr>
+      <w:r>
+        <w:rPr>
+          <w:lang w:val="en-US"/>
+        </w:rPr>
+        <w:t>Documentation on the HSP api and Open-Meteo are available in the references which can be used to see the body of requests and responses.</w:t>
       </w:r>
     </w:p>
     <w:p>
@@ -16453,21 +16328,7 @@
         <w:rPr>
           <w:lang w:val="en-US"/>
         </w:rPr>
-        <w:t xml:space="preserve">Using the service metrics </w:t>
-      </w:r>
-      <w:proofErr w:type="spellStart"/>
-      <w:r>
-        <w:rPr>
-          <w:lang w:val="en-US"/>
-        </w:rPr>
-        <w:t>api</w:t>
-      </w:r>
-      <w:proofErr w:type="spellEnd"/>
-      <w:r>
-        <w:rPr>
-          <w:lang w:val="en-US"/>
-        </w:rPr>
-        <w:t xml:space="preserve">, we can query trains that have a specific origin and destination between a time and date. The response </w:t>
+        <w:t xml:space="preserve">Using the service metrics api, we can query trains that have a specific origin and destination between a time and date. The response </w:t>
       </w:r>
       <w:r>
         <w:rPr>
@@ -16508,10 +16369,11 @@
       </w:pPr>
       <w:r>
         <w:rPr>
+          <w:noProof/>
           <w:lang w:val="en-US"/>
         </w:rPr>
         <w:drawing>
-          <wp:anchor distT="0" distB="0" distL="114300" distR="114300" simplePos="0" relativeHeight="251776001" behindDoc="0" locked="0" layoutInCell="1" allowOverlap="1" wp14:anchorId="2CAF93DA" wp14:editId="7BE51750">
+          <wp:anchor distT="0" distB="0" distL="114300" distR="114300" simplePos="0" relativeHeight="251776001" behindDoc="0" locked="0" layoutInCell="1" allowOverlap="1" wp14:anchorId="2CAF93DA" wp14:editId="54512E1A">
             <wp:simplePos x="0" y="0"/>
             <wp:positionH relativeFrom="margin">
               <wp:align>center</wp:align>
@@ -16580,66 +16442,53 @@
         <w:rPr>
           <w:lang w:val="en-US"/>
         </w:rPr>
-        <w:t xml:space="preserve">We wrote a function that would make this process easier and automatic and can be explored further by examining the </w:t>
-      </w:r>
-      <w:proofErr w:type="spellStart"/>
-      <w:r>
-        <w:rPr>
-          <w:lang w:val="en-US"/>
-        </w:rPr>
-        <w:t>ipynb</w:t>
-      </w:r>
-      <w:proofErr w:type="spellEnd"/>
-      <w:r>
-        <w:rPr>
-          <w:lang w:val="en-US"/>
-        </w:rPr>
-        <w:t xml:space="preserve"> notebook.</w:t>
-      </w:r>
-    </w:p>
-    <w:p>
-      <w:pPr>
-        <w:rPr>
-          <w:lang w:val="en-US"/>
-        </w:rPr>
-      </w:pPr>
-    </w:p>
-    <w:p>
-      <w:pPr>
-        <w:rPr>
-          <w:lang w:val="en-US"/>
-        </w:rPr>
-      </w:pPr>
-    </w:p>
-    <w:p>
-      <w:pPr>
-        <w:rPr>
-          <w:lang w:val="en-US"/>
-        </w:rPr>
-      </w:pPr>
-    </w:p>
-    <w:p>
-      <w:pPr>
-        <w:rPr>
-          <w:lang w:val="en-US"/>
-        </w:rPr>
-      </w:pPr>
-    </w:p>
-    <w:p>
-      <w:pPr>
-        <w:rPr>
-          <w:lang w:val="en-US"/>
-        </w:rPr>
-      </w:pPr>
-    </w:p>
-    <w:p>
-      <w:pPr>
-        <w:rPr>
-          <w:lang w:val="en-US"/>
-        </w:rPr>
-      </w:pPr>
-      <w:r>
-        <w:rPr>
+        <w:t>We wrote a function that would make this process easier and automatic and can be explored further by examining the ipynb notebook.</w:t>
+      </w:r>
+    </w:p>
+    <w:p>
+      <w:pPr>
+        <w:rPr>
+          <w:lang w:val="en-US"/>
+        </w:rPr>
+      </w:pPr>
+    </w:p>
+    <w:p>
+      <w:pPr>
+        <w:rPr>
+          <w:lang w:val="en-US"/>
+        </w:rPr>
+      </w:pPr>
+    </w:p>
+    <w:p>
+      <w:pPr>
+        <w:rPr>
+          <w:lang w:val="en-US"/>
+        </w:rPr>
+      </w:pPr>
+    </w:p>
+    <w:p>
+      <w:pPr>
+        <w:rPr>
+          <w:lang w:val="en-US"/>
+        </w:rPr>
+      </w:pPr>
+    </w:p>
+    <w:p>
+      <w:pPr>
+        <w:rPr>
+          <w:lang w:val="en-US"/>
+        </w:rPr>
+      </w:pPr>
+    </w:p>
+    <w:p>
+      <w:pPr>
+        <w:rPr>
+          <w:lang w:val="en-US"/>
+        </w:rPr>
+      </w:pPr>
+      <w:r>
+        <w:rPr>
+          <w:noProof/>
           <w:lang w:val="en-US"/>
         </w:rPr>
         <w:drawing>
@@ -16734,6 +16583,7 @@
         <w:rPr>
           <w:lang w:val="en-US"/>
         </w:rPr>
+        <w:lastRenderedPageBreak/>
         <w:br w:type="page"/>
       </w:r>
     </w:p>
@@ -16812,49 +16662,37 @@
           <w:szCs w:val="32"/>
           <w:lang w:val="en-US"/>
         </w:rPr>
-        <w:t xml:space="preserve">HSP Service </w:t>
-      </w:r>
-      <w:r>
-        <w:rPr>
-          <w:rFonts w:ascii="Calibri" w:eastAsia="Calibri" w:hAnsi="Calibri" w:cs="Calibri"/>
-          <w:b/>
-          <w:bCs/>
+        <w:t>HSP Service Details</w:t>
+      </w:r>
+      <w:bookmarkEnd w:id="22"/>
+    </w:p>
+    <w:p>
+      <w:pPr>
+        <w:rPr>
+          <w:lang w:val="en-US"/>
+        </w:rPr>
+      </w:pPr>
+    </w:p>
+    <w:p>
+      <w:pPr>
+        <w:jc w:val="right"/>
+        <w:rPr>
           <w:color w:val="FF0000"/>
-          <w:sz w:val="32"/>
-          <w:szCs w:val="32"/>
-          <w:lang w:val="en-US"/>
-        </w:rPr>
-        <w:t>Details</w:t>
-      </w:r>
-      <w:bookmarkEnd w:id="22"/>
-    </w:p>
-    <w:p>
-      <w:pPr>
-        <w:rPr>
-          <w:lang w:val="en-US"/>
-        </w:rPr>
-      </w:pPr>
-    </w:p>
-    <w:p>
-      <w:pPr>
-        <w:jc w:val="right"/>
+          <w:lang w:val="en-US"/>
+        </w:rPr>
+      </w:pPr>
+      <w:r>
         <w:rPr>
           <w:color w:val="FF0000"/>
           <w:lang w:val="en-US"/>
         </w:rPr>
-      </w:pPr>
+        <w:t>(</w:t>
+      </w:r>
       <w:r>
         <w:rPr>
           <w:color w:val="FF0000"/>
           <w:lang w:val="en-US"/>
         </w:rPr>
-        <w:t>(</w:t>
-      </w:r>
-      <w:r>
-        <w:rPr>
-          <w:color w:val="FF0000"/>
-          <w:lang w:val="en-US"/>
-        </w:rPr>
         <w:t>DJ)</w:t>
       </w:r>
     </w:p>
@@ -16894,21 +16732,7 @@
         <w:rPr>
           <w:lang w:val="en-US"/>
         </w:rPr>
-        <w:t xml:space="preserve"> whereas responses for 2025 are used to create a pandas </w:t>
-      </w:r>
-      <w:proofErr w:type="spellStart"/>
-      <w:r>
-        <w:rPr>
-          <w:lang w:val="en-US"/>
-        </w:rPr>
-        <w:t>dataframe</w:t>
-      </w:r>
-      <w:proofErr w:type="spellEnd"/>
-      <w:r>
-        <w:rPr>
-          <w:lang w:val="en-US"/>
-        </w:rPr>
-        <w:t xml:space="preserve"> where we split every journey into segments (where each row is the information between its departure from the last station and arrival at the next station). </w:t>
+        <w:t xml:space="preserve"> whereas responses for 2025 are used to create a pandas dataframe where we split every journey into segments (where each row is the information between its departure from the last station and arrival at the next station). </w:t>
       </w:r>
     </w:p>
     <w:p>
@@ -16932,6 +16756,7 @@
       </w:pPr>
       <w:r>
         <w:rPr>
+          <w:noProof/>
           <w:lang w:val="en-US"/>
         </w:rPr>
         <w:drawing>
@@ -17043,6 +16868,7 @@
       </w:pPr>
       <w:r>
         <w:rPr>
+          <w:noProof/>
           <w:lang w:val="en-US"/>
         </w:rPr>
         <w:drawing>
@@ -17219,51 +17045,37 @@
           <w:szCs w:val="32"/>
           <w:lang w:val="en-US"/>
         </w:rPr>
-        <w:t>Weather Data – Open-</w:t>
-      </w:r>
-      <w:proofErr w:type="spellStart"/>
-      <w:r>
-        <w:rPr>
-          <w:rFonts w:ascii="Calibri" w:eastAsia="Calibri" w:hAnsi="Calibri" w:cs="Calibri"/>
-          <w:b/>
-          <w:bCs/>
+        <w:t>Weather Data – Open-Meteo</w:t>
+      </w:r>
+      <w:bookmarkEnd w:id="23"/>
+    </w:p>
+    <w:p>
+      <w:pPr>
+        <w:rPr>
+          <w:lang w:val="en-US"/>
+        </w:rPr>
+      </w:pPr>
+    </w:p>
+    <w:p>
+      <w:pPr>
+        <w:jc w:val="right"/>
+        <w:rPr>
           <w:color w:val="FF0000"/>
-          <w:sz w:val="32"/>
-          <w:szCs w:val="32"/>
-          <w:lang w:val="en-US"/>
-        </w:rPr>
-        <w:t>Meteo</w:t>
-      </w:r>
-      <w:bookmarkEnd w:id="23"/>
-      <w:proofErr w:type="spellEnd"/>
-    </w:p>
-    <w:p>
-      <w:pPr>
-        <w:rPr>
-          <w:lang w:val="en-US"/>
-        </w:rPr>
-      </w:pPr>
-    </w:p>
-    <w:p>
-      <w:pPr>
-        <w:jc w:val="right"/>
+          <w:lang w:val="en-US"/>
+        </w:rPr>
+      </w:pPr>
+      <w:r>
         <w:rPr>
           <w:color w:val="FF0000"/>
           <w:lang w:val="en-US"/>
         </w:rPr>
-      </w:pPr>
+        <w:t>(</w:t>
+      </w:r>
       <w:r>
         <w:rPr>
           <w:color w:val="FF0000"/>
           <w:lang w:val="en-US"/>
         </w:rPr>
-        <w:t>(</w:t>
-      </w:r>
-      <w:r>
-        <w:rPr>
-          <w:color w:val="FF0000"/>
-          <w:lang w:val="en-US"/>
-        </w:rPr>
         <w:t>DJ)</w:t>
       </w:r>
     </w:p>
@@ -17288,6 +17100,7 @@
       </w:pPr>
       <w:r>
         <w:rPr>
+          <w:noProof/>
           <w:lang w:val="en-US"/>
         </w:rPr>
         <w:drawing>
@@ -17365,6 +17178,7 @@
       </w:pPr>
       <w:r>
         <w:rPr>
+          <w:noProof/>
           <w:lang w:val="en-US"/>
         </w:rPr>
         <w:drawing>
@@ -17741,21 +17555,7 @@
               <w:rPr>
                 <w:lang w:val="en-US"/>
               </w:rPr>
-              <w:t>Unique Run id used to identify a specific train on a specific day(calculated from The first 8 numbers is the date in format </w:t>
-            </w:r>
-            <w:proofErr w:type="spellStart"/>
-            <w:r>
-              <w:rPr>
-                <w:lang w:val="en-US"/>
-              </w:rPr>
-              <w:t>yyyymmdd</w:t>
-            </w:r>
-            <w:proofErr w:type="spellEnd"/>
-            <w:r>
-              <w:rPr>
-                <w:lang w:val="en-US"/>
-              </w:rPr>
-              <w:t>)</w:t>
+              <w:t>Unique Run id used to identify a specific train on a specific day(calculated from The first 8 numbers is the date in format yyyymmdd)</w:t>
             </w:r>
             <w:r>
               <w:t> </w:t>
@@ -17783,14 +17583,12 @@
             <w:pPr>
               <w:jc w:val="center"/>
             </w:pPr>
-            <w:proofErr w:type="spellStart"/>
             <w:r>
               <w:rPr>
                 <w:lang w:val="en-US"/>
               </w:rPr>
               <w:t>from_station</w:t>
             </w:r>
-            <w:proofErr w:type="spellEnd"/>
           </w:p>
         </w:tc>
         <w:tc>
@@ -17837,14 +17635,12 @@
             <w:pPr>
               <w:jc w:val="center"/>
             </w:pPr>
-            <w:proofErr w:type="spellStart"/>
             <w:r>
               <w:rPr>
                 <w:lang w:val="en-US"/>
               </w:rPr>
               <w:t>to_station</w:t>
             </w:r>
-            <w:proofErr w:type="spellEnd"/>
           </w:p>
         </w:tc>
         <w:tc>
@@ -17891,14 +17687,12 @@
             <w:pPr>
               <w:jc w:val="center"/>
             </w:pPr>
-            <w:proofErr w:type="spellStart"/>
             <w:r>
               <w:rPr>
                 <w:lang w:val="en-US"/>
               </w:rPr>
               <w:t>late_canc_reason</w:t>
             </w:r>
-            <w:proofErr w:type="spellEnd"/>
           </w:p>
         </w:tc>
         <w:tc>
@@ -17939,14 +17733,12 @@
             <w:pPr>
               <w:jc w:val="center"/>
             </w:pPr>
-            <w:proofErr w:type="spellStart"/>
             <w:r>
               <w:rPr>
                 <w:lang w:val="en-US"/>
               </w:rPr>
               <w:t>total_stops_in_run</w:t>
             </w:r>
-            <w:proofErr w:type="spellEnd"/>
           </w:p>
         </w:tc>
         <w:tc>
@@ -17993,14 +17785,12 @@
             <w:pPr>
               <w:jc w:val="center"/>
             </w:pPr>
-            <w:proofErr w:type="spellStart"/>
             <w:r>
               <w:rPr>
                 <w:lang w:val="en-US"/>
               </w:rPr>
               <w:t>remaining_stops_after_this</w:t>
             </w:r>
-            <w:proofErr w:type="spellEnd"/>
           </w:p>
         </w:tc>
         <w:tc>
@@ -18050,14 +17840,12 @@
             <w:pPr>
               <w:jc w:val="center"/>
             </w:pPr>
-            <w:proofErr w:type="spellStart"/>
             <w:r>
               <w:rPr>
                 <w:lang w:val="en-US"/>
               </w:rPr>
               <w:t>date_of_service</w:t>
             </w:r>
-            <w:proofErr w:type="spellEnd"/>
           </w:p>
         </w:tc>
         <w:tc>
@@ -18159,14 +17947,12 @@
             <w:pPr>
               <w:jc w:val="center"/>
             </w:pPr>
-            <w:proofErr w:type="spellStart"/>
             <w:r>
               <w:rPr>
                 <w:lang w:val="en-US"/>
               </w:rPr>
               <w:t>day_of_week</w:t>
             </w:r>
-            <w:proofErr w:type="spellEnd"/>
           </w:p>
         </w:tc>
         <w:tc>
@@ -18213,14 +17999,12 @@
             <w:pPr>
               <w:jc w:val="center"/>
             </w:pPr>
-            <w:proofErr w:type="spellStart"/>
             <w:r>
               <w:rPr>
                 <w:lang w:val="en-US"/>
               </w:rPr>
               <w:t>day_of_month</w:t>
             </w:r>
-            <w:proofErr w:type="spellEnd"/>
           </w:p>
         </w:tc>
         <w:tc>
@@ -18267,14 +18051,12 @@
             <w:pPr>
               <w:jc w:val="center"/>
             </w:pPr>
-            <w:proofErr w:type="spellStart"/>
             <w:r>
               <w:rPr>
                 <w:lang w:val="en-US"/>
               </w:rPr>
               <w:t>from_sched_arrival_min</w:t>
             </w:r>
-            <w:proofErr w:type="spellEnd"/>
           </w:p>
         </w:tc>
         <w:tc>
@@ -18299,13 +18081,7 @@
               <w:rPr>
                 <w:lang w:val="en-US"/>
               </w:rPr>
-              <w:t xml:space="preserve"> at origin station </w:t>
-            </w:r>
-            <w:r>
-              <w:rPr>
-                <w:lang w:val="en-US"/>
-              </w:rPr>
-              <w:t>(from station)</w:t>
+              <w:t xml:space="preserve"> at origin station (from station)</w:t>
             </w:r>
             <w:r>
               <w:rPr>
@@ -18339,14 +18115,12 @@
             <w:pPr>
               <w:jc w:val="center"/>
             </w:pPr>
-            <w:proofErr w:type="spellStart"/>
             <w:r>
               <w:rPr>
                 <w:lang w:val="en-US"/>
               </w:rPr>
               <w:t>from_actual_arrival_min</w:t>
             </w:r>
-            <w:proofErr w:type="spellEnd"/>
           </w:p>
         </w:tc>
         <w:tc>
@@ -18414,14 +18188,12 @@
             <w:pPr>
               <w:jc w:val="center"/>
             </w:pPr>
-            <w:proofErr w:type="spellStart"/>
             <w:r>
               <w:rPr>
                 <w:lang w:val="en-US"/>
               </w:rPr>
               <w:t>from_sched_departure_min</w:t>
             </w:r>
-            <w:proofErr w:type="spellEnd"/>
           </w:p>
         </w:tc>
         <w:tc>
@@ -18458,13 +18230,7 @@
               <w:rPr>
                 <w:lang w:val="en-US"/>
               </w:rPr>
-              <w:t xml:space="preserve"> </w:t>
-            </w:r>
-            <w:r>
-              <w:rPr>
-                <w:lang w:val="en-US"/>
-              </w:rPr>
-              <w:t>(from station)</w:t>
+              <w:t xml:space="preserve"> (from station)</w:t>
             </w:r>
             <w:r>
               <w:rPr>
@@ -18495,14 +18261,12 @@
             <w:pPr>
               <w:jc w:val="center"/>
             </w:pPr>
-            <w:proofErr w:type="spellStart"/>
             <w:r>
               <w:rPr>
                 <w:lang w:val="en-US"/>
               </w:rPr>
               <w:t>from_actual_departure_min</w:t>
             </w:r>
-            <w:proofErr w:type="spellEnd"/>
           </w:p>
         </w:tc>
         <w:tc>
@@ -18539,13 +18303,7 @@
               <w:rPr>
                 <w:lang w:val="en-US"/>
               </w:rPr>
-              <w:t xml:space="preserve"> </w:t>
-            </w:r>
-            <w:r>
-              <w:rPr>
-                <w:lang w:val="en-US"/>
-              </w:rPr>
-              <w:t>(from station)</w:t>
+              <w:t xml:space="preserve"> (from station)</w:t>
             </w:r>
             <w:r>
               <w:rPr>
@@ -18576,14 +18334,12 @@
             <w:pPr>
               <w:jc w:val="center"/>
             </w:pPr>
-            <w:proofErr w:type="spellStart"/>
             <w:r>
               <w:rPr>
                 <w:lang w:val="en-US"/>
               </w:rPr>
               <w:t>to_sched_arrival_min</w:t>
             </w:r>
-            <w:proofErr w:type="spellEnd"/>
           </w:p>
         </w:tc>
         <w:tc>
@@ -18610,7 +18366,6 @@
               </w:rPr>
               <w:t xml:space="preserve">at </w:t>
             </w:r>
-            <w:proofErr w:type="spellStart"/>
             <w:r>
               <w:rPr>
                 <w:lang w:val="en-US"/>
@@ -18627,14 +18382,7 @@
               <w:rPr>
                 <w:lang w:val="en-US"/>
               </w:rPr>
-              <w:t>station</w:t>
-            </w:r>
-            <w:proofErr w:type="spellEnd"/>
-            <w:r>
-              <w:rPr>
-                <w:lang w:val="en-US"/>
-              </w:rPr>
-              <w:t> in minutes</w:t>
+              <w:t>station in minutes</w:t>
             </w:r>
           </w:p>
         </w:tc>
@@ -18659,14 +18407,12 @@
             <w:pPr>
               <w:jc w:val="center"/>
             </w:pPr>
-            <w:proofErr w:type="spellStart"/>
             <w:r>
               <w:rPr>
                 <w:lang w:val="en-US"/>
               </w:rPr>
               <w:t>to_actual_arrival_min</w:t>
             </w:r>
-            <w:proofErr w:type="spellEnd"/>
           </w:p>
         </w:tc>
         <w:tc>
@@ -18687,7 +18433,6 @@
               </w:rPr>
               <w:t xml:space="preserve">A train’s actual arrival time at </w:t>
             </w:r>
-            <w:proofErr w:type="spellStart"/>
             <w:r>
               <w:rPr>
                 <w:lang w:val="en-US"/>
@@ -18698,14 +18443,7 @@
               <w:rPr>
                 <w:lang w:val="en-US"/>
               </w:rPr>
-              <w:t>station</w:t>
-            </w:r>
-            <w:proofErr w:type="spellEnd"/>
-            <w:r>
-              <w:rPr>
-                <w:lang w:val="en-US"/>
-              </w:rPr>
-              <w:t xml:space="preserve"> in minutes</w:t>
+              <w:t>station in minutes</w:t>
             </w:r>
           </w:p>
         </w:tc>
@@ -18730,14 +18468,12 @@
             <w:pPr>
               <w:jc w:val="center"/>
             </w:pPr>
-            <w:proofErr w:type="spellStart"/>
             <w:r>
               <w:rPr>
                 <w:lang w:val="en-US"/>
               </w:rPr>
               <w:t>to_sched_departure_min</w:t>
             </w:r>
-            <w:proofErr w:type="spellEnd"/>
           </w:p>
         </w:tc>
         <w:tc>
@@ -18762,27 +18498,13 @@
               <w:rPr>
                 <w:lang w:val="en-US"/>
               </w:rPr>
-              <w:t xml:space="preserve">at </w:t>
-            </w:r>
-            <w:proofErr w:type="spellStart"/>
-            <w:r>
-              <w:rPr>
-                <w:lang w:val="en-US"/>
-              </w:rPr>
-              <w:t>to_</w:t>
-            </w:r>
-            <w:r>
-              <w:rPr>
-                <w:lang w:val="en-US"/>
-              </w:rPr>
-              <w:t>station</w:t>
-            </w:r>
-            <w:proofErr w:type="spellEnd"/>
-            <w:r>
-              <w:rPr>
-                <w:lang w:val="en-US"/>
-              </w:rPr>
-              <w:t xml:space="preserve"> in minute</w:t>
+              <w:t>at to_</w:t>
+            </w:r>
+            <w:r>
+              <w:rPr>
+                <w:lang w:val="en-US"/>
+              </w:rPr>
+              <w:t>station in minute</w:t>
             </w:r>
             <w:r>
               <w:t> </w:t>
@@ -18813,14 +18535,12 @@
             <w:pPr>
               <w:jc w:val="center"/>
             </w:pPr>
-            <w:proofErr w:type="spellStart"/>
             <w:r>
               <w:rPr>
                 <w:lang w:val="en-US"/>
               </w:rPr>
               <w:t>to_actual_departure_min</w:t>
             </w:r>
-            <w:proofErr w:type="spellEnd"/>
           </w:p>
         </w:tc>
         <w:tc>
@@ -18845,27 +18565,13 @@
               <w:rPr>
                 <w:lang w:val="en-US"/>
               </w:rPr>
-              <w:t xml:space="preserve">at </w:t>
-            </w:r>
-            <w:proofErr w:type="spellStart"/>
-            <w:r>
-              <w:rPr>
-                <w:lang w:val="en-US"/>
-              </w:rPr>
-              <w:t>to_s</w:t>
-            </w:r>
-            <w:r>
-              <w:rPr>
-                <w:lang w:val="en-US"/>
-              </w:rPr>
-              <w:t>tation</w:t>
-            </w:r>
-            <w:proofErr w:type="spellEnd"/>
-            <w:r>
-              <w:rPr>
-                <w:lang w:val="en-US"/>
-              </w:rPr>
-              <w:t xml:space="preserve"> in minutes</w:t>
+              <w:t>at to_s</w:t>
+            </w:r>
+            <w:r>
+              <w:rPr>
+                <w:lang w:val="en-US"/>
+              </w:rPr>
+              <w:t>tation in minutes</w:t>
             </w:r>
           </w:p>
         </w:tc>
@@ -18890,7 +18596,6 @@
             <w:pPr>
               <w:jc w:val="center"/>
             </w:pPr>
-            <w:proofErr w:type="spellStart"/>
             <w:r>
               <w:rPr>
                 <w:lang w:val="en-US"/>
@@ -18898,7 +18603,6 @@
               <w:lastRenderedPageBreak/>
               <w:t>propagated_delay_min</w:t>
             </w:r>
-            <w:proofErr w:type="spellEnd"/>
           </w:p>
         </w:tc>
         <w:tc>
@@ -18935,14 +18639,12 @@
             <w:pPr>
               <w:jc w:val="center"/>
             </w:pPr>
-            <w:proofErr w:type="spellStart"/>
             <w:r>
               <w:rPr>
                 <w:lang w:val="en-US"/>
               </w:rPr>
               <w:t>end_segment_delay_min</w:t>
             </w:r>
-            <w:proofErr w:type="spellEnd"/>
           </w:p>
         </w:tc>
         <w:tc>
@@ -18983,14 +18685,12 @@
             <w:pPr>
               <w:jc w:val="center"/>
             </w:pPr>
-            <w:proofErr w:type="spellStart"/>
             <w:r>
               <w:rPr>
                 <w:lang w:val="en-US"/>
               </w:rPr>
               <w:t>cum_delay_min</w:t>
             </w:r>
-            <w:proofErr w:type="spellEnd"/>
           </w:p>
         </w:tc>
         <w:tc>
@@ -19009,21 +18709,7 @@
               <w:rPr>
                 <w:lang w:val="en-US"/>
               </w:rPr>
-              <w:t>The Total delay accumulated in the train’s journey (calculated from sum of </w:t>
-            </w:r>
-            <w:proofErr w:type="spellStart"/>
-            <w:r>
-              <w:rPr>
-                <w:lang w:val="en-US"/>
-              </w:rPr>
-              <w:t>propagated_delay_min</w:t>
-            </w:r>
-            <w:proofErr w:type="spellEnd"/>
-            <w:r>
-              <w:rPr>
-                <w:lang w:val="en-US"/>
-              </w:rPr>
-              <w:t> grouped by rid)</w:t>
+              <w:t>The Total delay accumulated in the train’s journey (calculated from sum of propagated_delay_min grouped by rid)</w:t>
             </w:r>
             <w:r>
               <w:t> </w:t>
@@ -19051,14 +18737,12 @@
             <w:pPr>
               <w:jc w:val="center"/>
             </w:pPr>
-            <w:proofErr w:type="spellStart"/>
             <w:r>
               <w:rPr>
                 <w:lang w:val="en-US"/>
               </w:rPr>
               <w:t>leg_duration_min</w:t>
             </w:r>
-            <w:proofErr w:type="spellEnd"/>
           </w:p>
         </w:tc>
         <w:tc>
@@ -19105,14 +18789,12 @@
             <w:pPr>
               <w:jc w:val="center"/>
             </w:pPr>
-            <w:proofErr w:type="spellStart"/>
             <w:r>
               <w:rPr>
                 <w:lang w:val="en-US"/>
               </w:rPr>
               <w:t>arrival_delay_min</w:t>
             </w:r>
-            <w:proofErr w:type="spellEnd"/>
           </w:p>
         </w:tc>
         <w:tc>
@@ -19159,14 +18841,12 @@
             <w:pPr>
               <w:jc w:val="center"/>
             </w:pPr>
-            <w:proofErr w:type="spellStart"/>
             <w:r>
               <w:rPr>
                 <w:lang w:val="en-US"/>
               </w:rPr>
               <w:t>prev_train_leg_delay_min</w:t>
             </w:r>
-            <w:proofErr w:type="spellEnd"/>
           </w:p>
         </w:tc>
         <w:tc>
@@ -19213,14 +18893,12 @@
             <w:pPr>
               <w:jc w:val="center"/>
             </w:pPr>
-            <w:proofErr w:type="spellStart"/>
             <w:r>
               <w:rPr>
                 <w:lang w:val="en-US"/>
               </w:rPr>
               <w:t>prev_train_cum_delay_min</w:t>
             </w:r>
-            <w:proofErr w:type="spellEnd"/>
           </w:p>
         </w:tc>
         <w:tc>
@@ -19267,14 +18945,12 @@
             <w:pPr>
               <w:jc w:val="center"/>
             </w:pPr>
-            <w:proofErr w:type="spellStart"/>
             <w:r>
               <w:rPr>
                 <w:lang w:val="en-US"/>
               </w:rPr>
               <w:t>prev_train_segment_duration_min</w:t>
             </w:r>
-            <w:proofErr w:type="spellEnd"/>
           </w:p>
         </w:tc>
         <w:tc>
@@ -19321,14 +18997,12 @@
             <w:pPr>
               <w:jc w:val="center"/>
             </w:pPr>
-            <w:proofErr w:type="spellStart"/>
             <w:r>
               <w:rPr>
                 <w:lang w:val="en-US"/>
               </w:rPr>
               <w:t>prev_train_end_segment_delay_min</w:t>
             </w:r>
-            <w:proofErr w:type="spellEnd"/>
           </w:p>
         </w:tc>
         <w:tc>
@@ -19375,14 +19049,12 @@
             <w:pPr>
               <w:jc w:val="center"/>
             </w:pPr>
-            <w:proofErr w:type="spellStart"/>
             <w:r>
               <w:rPr>
                 <w:lang w:val="en-US"/>
               </w:rPr>
               <w:t>historical_avg_propagated_delay_min</w:t>
             </w:r>
-            <w:proofErr w:type="spellEnd"/>
           </w:p>
         </w:tc>
         <w:tc>
@@ -19429,14 +19101,12 @@
             <w:pPr>
               <w:jc w:val="center"/>
             </w:pPr>
-            <w:proofErr w:type="spellStart"/>
             <w:r>
               <w:rPr>
                 <w:lang w:val="en-US"/>
               </w:rPr>
               <w:t>historical_avg_leg_duration_min</w:t>
             </w:r>
-            <w:proofErr w:type="spellEnd"/>
           </w:p>
         </w:tc>
         <w:tc>
@@ -19495,14 +19165,12 @@
             <w:pPr>
               <w:jc w:val="center"/>
             </w:pPr>
-            <w:proofErr w:type="spellStart"/>
             <w:r>
               <w:rPr>
                 <w:lang w:val="en-US"/>
               </w:rPr>
               <w:t>historical_avg_cum_delay_min</w:t>
             </w:r>
-            <w:proofErr w:type="spellEnd"/>
           </w:p>
         </w:tc>
         <w:tc>
@@ -19549,14 +19217,12 @@
             <w:pPr>
               <w:jc w:val="center"/>
             </w:pPr>
-            <w:proofErr w:type="spellStart"/>
             <w:r>
               <w:rPr>
                 <w:lang w:val="en-US"/>
               </w:rPr>
               <w:t>historical_avg_arrival_delay_min</w:t>
             </w:r>
-            <w:proofErr w:type="spellEnd"/>
           </w:p>
         </w:tc>
         <w:tc>
@@ -19603,14 +19269,12 @@
             <w:pPr>
               <w:jc w:val="center"/>
             </w:pPr>
-            <w:proofErr w:type="spellStart"/>
             <w:r>
               <w:rPr>
                 <w:lang w:val="en-US"/>
               </w:rPr>
               <w:t>delay_historical_difference</w:t>
             </w:r>
-            <w:proofErr w:type="spellEnd"/>
           </w:p>
         </w:tc>
         <w:tc>
@@ -19629,35 +19293,7 @@
               <w:rPr>
                 <w:lang w:val="en-US"/>
               </w:rPr>
-              <w:t>the difference between the current delay time and historical average (calculated from </w:t>
-            </w:r>
-            <w:proofErr w:type="spellStart"/>
-            <w:r>
-              <w:rPr>
-                <w:lang w:val="en-US"/>
-              </w:rPr>
-              <w:t>propagated_delay_min</w:t>
-            </w:r>
-            <w:proofErr w:type="spellEnd"/>
-            <w:r>
-              <w:rPr>
-                <w:lang w:val="en-US"/>
-              </w:rPr>
-              <w:t> − </w:t>
-            </w:r>
-            <w:proofErr w:type="spellStart"/>
-            <w:r>
-              <w:rPr>
-                <w:lang w:val="en-US"/>
-              </w:rPr>
-              <w:t>historical_avg_propagated_delay_min</w:t>
-            </w:r>
-            <w:proofErr w:type="spellEnd"/>
-            <w:r>
-              <w:rPr>
-                <w:lang w:val="en-US"/>
-              </w:rPr>
-              <w:t>)</w:t>
+              <w:t>the difference between the current delay time and historical average (calculated from propagated_delay_min − historical_avg_propagated_delay_min)</w:t>
             </w:r>
             <w:r>
               <w:t> </w:t>
@@ -19685,14 +19321,12 @@
             <w:pPr>
               <w:jc w:val="center"/>
             </w:pPr>
-            <w:proofErr w:type="spellStart"/>
             <w:r>
               <w:rPr>
                 <w:lang w:val="en-US"/>
               </w:rPr>
               <w:t>from_temp</w:t>
             </w:r>
-            <w:proofErr w:type="spellEnd"/>
           </w:p>
         </w:tc>
         <w:tc>
@@ -19739,7 +19373,6 @@
             <w:pPr>
               <w:jc w:val="center"/>
             </w:pPr>
-            <w:proofErr w:type="spellStart"/>
             <w:r>
               <w:rPr>
                 <w:lang w:val="en-US"/>
@@ -19752,7 +19385,6 @@
               </w:rPr>
               <w:t>precip</w:t>
             </w:r>
-            <w:proofErr w:type="spellEnd"/>
           </w:p>
         </w:tc>
         <w:tc>
@@ -19811,14 +19443,12 @@
             <w:pPr>
               <w:jc w:val="center"/>
             </w:pPr>
-            <w:proofErr w:type="spellStart"/>
             <w:r>
               <w:rPr>
                 <w:lang w:val="en-US"/>
               </w:rPr>
               <w:t>from_wind</w:t>
             </w:r>
-            <w:proofErr w:type="spellEnd"/>
           </w:p>
         </w:tc>
         <w:tc>
@@ -19865,14 +19495,12 @@
             <w:pPr>
               <w:jc w:val="center"/>
             </w:pPr>
-            <w:proofErr w:type="spellStart"/>
             <w:r>
               <w:rPr>
                 <w:lang w:val="en-US"/>
               </w:rPr>
               <w:t>to_temp</w:t>
             </w:r>
-            <w:proofErr w:type="spellEnd"/>
           </w:p>
         </w:tc>
         <w:tc>
@@ -19919,7 +19547,6 @@
             <w:pPr>
               <w:jc w:val="center"/>
             </w:pPr>
-            <w:proofErr w:type="spellStart"/>
             <w:r>
               <w:rPr>
                 <w:lang w:val="en-US"/>
@@ -19932,7 +19559,6 @@
               </w:rPr>
               <w:t>precip</w:t>
             </w:r>
-            <w:proofErr w:type="spellEnd"/>
           </w:p>
         </w:tc>
         <w:tc>
@@ -19957,19 +19583,7 @@
               <w:rPr>
                 <w:lang w:val="en-US"/>
               </w:rPr>
-              <w:t>precipitation (</w:t>
-            </w:r>
-            <w:r>
-              <w:rPr>
-                <w:lang w:val="en-US"/>
-              </w:rPr>
-              <w:t>including snow</w:t>
-            </w:r>
-            <w:r>
-              <w:rPr>
-                <w:lang w:val="en-US"/>
-              </w:rPr>
-              <w:t>)</w:t>
+              <w:t>precipitation (including snow)</w:t>
             </w:r>
             <w:r>
               <w:rPr>
@@ -20003,14 +19617,12 @@
             <w:pPr>
               <w:jc w:val="center"/>
             </w:pPr>
-            <w:proofErr w:type="spellStart"/>
             <w:r>
               <w:rPr>
                 <w:lang w:val="en-US"/>
               </w:rPr>
               <w:t>to_wind</w:t>
             </w:r>
-            <w:proofErr w:type="spellEnd"/>
           </w:p>
         </w:tc>
         <w:tc>
@@ -20314,19 +19926,11 @@
         </w:rPr>
         <w:t xml:space="preserve">A darker red </w:t>
       </w:r>
-      <w:proofErr w:type="spellStart"/>
-      <w:r>
-        <w:rPr>
-          <w:lang w:val="en-US"/>
-        </w:rPr>
-        <w:t>colour</w:t>
-      </w:r>
-      <w:proofErr w:type="spellEnd"/>
-      <w:r>
-        <w:rPr>
-          <w:lang w:val="en-US"/>
-        </w:rPr>
-        <w:t>,</w:t>
+      <w:r>
+        <w:rPr>
+          <w:lang w:val="en-US"/>
+        </w:rPr>
+        <w:t>colour,</w:t>
       </w:r>
       <w:r>
         <w:rPr>
@@ -21832,19 +21436,7 @@
         <w:rPr>
           <w:lang w:val="en-US"/>
         </w:rPr>
-        <w:t xml:space="preserve">London King’s Cross - Grantham experience the greatest average delay with other segments such as Retford -  Doncaster and </w:t>
-      </w:r>
-      <w:r>
-        <w:rPr>
-          <w:lang w:val="en-US"/>
-        </w:rPr>
-        <w:t>St Neots</w:t>
-      </w:r>
-      <w:r>
-        <w:rPr>
-          <w:lang w:val="en-US"/>
-        </w:rPr>
-        <w:t xml:space="preserve"> -  Peterborough, having relatively substantial delays.</w:t>
+        <w:t>London King’s Cross - Grantham experience the greatest average delay with other segments such as Retford -  Doncaster and St Neots -  Peterborough, having relatively substantial delays.</w:t>
       </w:r>
     </w:p>
     <w:p>
@@ -21863,16 +21455,8 @@
         <w:rPr>
           <w:lang w:val="en-US"/>
         </w:rPr>
-        <w:t xml:space="preserve"> darker </w:t>
-      </w:r>
-      <w:proofErr w:type="spellStart"/>
-      <w:r>
-        <w:rPr>
-          <w:lang w:val="en-US"/>
-        </w:rPr>
-        <w:t>coloured</w:t>
-      </w:r>
-      <w:proofErr w:type="spellEnd"/>
+        <w:t xml:space="preserve"> darker coloured</w:t>
+      </w:r>
       <w:r>
         <w:rPr>
           <w:lang w:val="en-US"/>
@@ -22203,13 +21787,8 @@
     <w:p/>
     <w:p>
       <w:r>
-        <w:t>Open-</w:t>
-      </w:r>
-      <w:proofErr w:type="spellStart"/>
-      <w:r>
-        <w:t>Meteo</w:t>
-      </w:r>
-      <w:proofErr w:type="spellEnd"/>
+        <w:t>Open-Meteo</w:t>
+      </w:r>
       <w:r>
         <w:t xml:space="preserve"> (20</w:t>
       </w:r>
@@ -22277,13 +21856,8 @@
       <w:r>
         <w:t>) ‘</w:t>
       </w:r>
-      <w:proofErr w:type="spellStart"/>
-      <w:r>
-        <w:t>Darwin:Push</w:t>
-      </w:r>
-      <w:proofErr w:type="spellEnd"/>
-      <w:r>
-        <w:t xml:space="preserve"> Port</w:t>
+      <w:r>
+        <w:t>Darwin:Push Port</w:t>
       </w:r>
       <w:r>
         <w:t>’.</w:t>
@@ -22340,13 +21914,8 @@
       <w:r>
         <w:t>) ‘</w:t>
       </w:r>
-      <w:proofErr w:type="spellStart"/>
-      <w:r>
-        <w:t>Darwin:Schedule</w:t>
-      </w:r>
-      <w:proofErr w:type="spellEnd"/>
-      <w:r>
-        <w:t xml:space="preserve"> Element</w:t>
+      <w:r>
+        <w:t>Darwin:Schedule Element</w:t>
       </w:r>
       <w:r>
         <w:t>’.</w:t>
@@ -22744,7 +22313,7 @@
         <w:noProof/>
         <w:color w:val="EE0000"/>
       </w:rPr>
-      <w:t>4. Project Planning</w:t>
+      <w:t>5. Data Acquisition</w:t>
     </w:r>
     <w:r>
       <w:rPr>
@@ -34958,6 +34527,7 @@
   <w:style w:type="character" w:default="1" w:styleId="DefaultParagraphFont">
     <w:name w:val="Default Paragraph Font"/>
     <w:uiPriority w:val="1"/>
+    <w:semiHidden/>
     <w:unhideWhenUsed/>
   </w:style>
   <w:style w:type="table" w:default="1" w:styleId="TableNormal">

--- a/LNER Disruption Prediction report.docx
+++ b/LNER Disruption Prediction report.docx
@@ -16373,7 +16373,7 @@
           <w:lang w:val="en-US"/>
         </w:rPr>
         <w:drawing>
-          <wp:anchor distT="0" distB="0" distL="114300" distR="114300" simplePos="0" relativeHeight="251776001" behindDoc="0" locked="0" layoutInCell="1" allowOverlap="1" wp14:anchorId="2CAF93DA" wp14:editId="54512E1A">
+          <wp:anchor distT="0" distB="0" distL="114300" distR="114300" simplePos="0" relativeHeight="251776001" behindDoc="0" locked="0" layoutInCell="1" allowOverlap="1" wp14:anchorId="2CAF93DA" wp14:editId="129A685D">
             <wp:simplePos x="0" y="0"/>
             <wp:positionH relativeFrom="margin">
               <wp:align>center</wp:align>
@@ -21436,20 +21436,44 @@
         <w:rPr>
           <w:lang w:val="en-US"/>
         </w:rPr>
-        <w:t>London King’s Cross - Grantham experience the greatest average delay with other segments such as Retford -  Doncaster and St Neots -  Peterborough, having relatively substantial delays.</w:t>
-      </w:r>
-    </w:p>
-    <w:p>
-      <w:pPr>
-        <w:rPr>
-          <w:lang w:val="en-US"/>
-        </w:rPr>
-      </w:pPr>
-      <w:r>
-        <w:rPr>
-          <w:lang w:val="en-US"/>
-        </w:rPr>
-        <w:t>We can now focus on these</w:t>
+        <w:t>London King’s Cross - Grantham experience the greatest average delay with other segments such as Retford -  Doncaster and St Neots -  Peterborough, having relatively substantial delays</w:t>
+      </w:r>
+      <w:r>
+        <w:rPr>
+          <w:lang w:val="en-US"/>
+        </w:rPr>
+        <w:t xml:space="preserve"> however after looking into it, these segments have much less records</w:t>
+      </w:r>
+      <w:r>
+        <w:rPr>
+          <w:lang w:val="en-US"/>
+        </w:rPr>
+        <w:t>.</w:t>
+      </w:r>
+    </w:p>
+    <w:p>
+      <w:pPr>
+        <w:rPr>
+          <w:lang w:val="en-US"/>
+        </w:rPr>
+      </w:pPr>
+      <w:r>
+        <w:rPr>
+          <w:lang w:val="en-US"/>
+        </w:rPr>
+        <w:t xml:space="preserve">We can </w:t>
+      </w:r>
+      <w:r>
+        <w:rPr>
+          <w:lang w:val="en-US"/>
+        </w:rPr>
+        <w:t xml:space="preserve">still </w:t>
+      </w:r>
+      <w:r>
+        <w:rPr>
+          <w:lang w:val="en-US"/>
+        </w:rPr>
+        <w:t>focus on these</w:t>
       </w:r>
       <w:r>
         <w:rPr>
@@ -21506,10 +21530,274 @@
         <w:t>Other factors such as day of week/month or historical averages will also be looked at in order to gain as much understanding as possible and for discovering the best features to keep for the classification and regression machine learning models.</w:t>
       </w:r>
     </w:p>
+    <w:p/>
+    <w:p/>
+    <w:p/>
+    <w:p>
+      <w:r>
+        <w:t>Graphs to explain</w:t>
+      </w:r>
+    </w:p>
+    <w:p/>
+    <w:p>
+      <w:r>
+        <w:drawing>
+          <wp:inline distT="0" distB="0" distL="0" distR="0" wp14:anchorId="363E523F" wp14:editId="4DDFFE43">
+            <wp:extent cx="5734050" cy="2979420"/>
+            <wp:effectExtent l="0" t="0" r="0" b="0"/>
+            <wp:docPr id="1226854205" name="Picture 1" descr="A screenshot of a graph&#10;&#10;AI-generated content may be incorrect."/>
+            <wp:cNvGraphicFramePr>
+              <a:graphicFrameLocks xmlns:a="http://schemas.openxmlformats.org/drawingml/2006/main" noChangeAspect="1"/>
+            </wp:cNvGraphicFramePr>
+            <a:graphic xmlns:a="http://schemas.openxmlformats.org/drawingml/2006/main">
+              <a:graphicData uri="http://schemas.openxmlformats.org/drawingml/2006/picture">
+                <pic:pic xmlns:pic="http://schemas.openxmlformats.org/drawingml/2006/picture">
+                  <pic:nvPicPr>
+                    <pic:cNvPr id="1226854205" name="Picture 1" descr="A screenshot of a graph&#10;&#10;AI-generated content may be incorrect."/>
+                    <pic:cNvPicPr/>
+                  </pic:nvPicPr>
+                  <pic:blipFill>
+                    <a:blip r:embed="rId23"/>
+                    <a:stretch>
+                      <a:fillRect/>
+                    </a:stretch>
+                  </pic:blipFill>
+                  <pic:spPr>
+                    <a:xfrm>
+                      <a:off x="0" y="0"/>
+                      <a:ext cx="5734050" cy="2979420"/>
+                    </a:xfrm>
+                    <a:prstGeom prst="rect">
+                      <a:avLst/>
+                    </a:prstGeom>
+                  </pic:spPr>
+                </pic:pic>
+              </a:graphicData>
+            </a:graphic>
+          </wp:inline>
+        </w:drawing>
+      </w:r>
+    </w:p>
+    <w:p/>
+    <w:p/>
+    <w:p>
+      <w:r>
+        <w:lastRenderedPageBreak/>
+        <w:drawing>
+          <wp:inline distT="0" distB="0" distL="0" distR="0" wp14:anchorId="0B22CCC8" wp14:editId="42EFE92D">
+            <wp:extent cx="5734050" cy="2976880"/>
+            <wp:effectExtent l="0" t="0" r="0" b="0"/>
+            <wp:docPr id="494750742" name="Picture 1" descr="A screenshot of a graph&#10;&#10;AI-generated content may be incorrect."/>
+            <wp:cNvGraphicFramePr>
+              <a:graphicFrameLocks xmlns:a="http://schemas.openxmlformats.org/drawingml/2006/main" noChangeAspect="1"/>
+            </wp:cNvGraphicFramePr>
+            <a:graphic xmlns:a="http://schemas.openxmlformats.org/drawingml/2006/main">
+              <a:graphicData uri="http://schemas.openxmlformats.org/drawingml/2006/picture">
+                <pic:pic xmlns:pic="http://schemas.openxmlformats.org/drawingml/2006/picture">
+                  <pic:nvPicPr>
+                    <pic:cNvPr id="494750742" name="Picture 1" descr="A screenshot of a graph&#10;&#10;AI-generated content may be incorrect."/>
+                    <pic:cNvPicPr/>
+                  </pic:nvPicPr>
+                  <pic:blipFill>
+                    <a:blip r:embed="rId24"/>
+                    <a:stretch>
+                      <a:fillRect/>
+                    </a:stretch>
+                  </pic:blipFill>
+                  <pic:spPr>
+                    <a:xfrm>
+                      <a:off x="0" y="0"/>
+                      <a:ext cx="5734050" cy="2976880"/>
+                    </a:xfrm>
+                    <a:prstGeom prst="rect">
+                      <a:avLst/>
+                    </a:prstGeom>
+                  </pic:spPr>
+                </pic:pic>
+              </a:graphicData>
+            </a:graphic>
+          </wp:inline>
+        </w:drawing>
+      </w:r>
+    </w:p>
+    <w:p/>
+    <w:p/>
+    <w:p/>
+    <w:p>
+      <w:r>
+        <w:drawing>
+          <wp:inline distT="0" distB="0" distL="0" distR="0" wp14:anchorId="3A0C2257" wp14:editId="5647A937">
+            <wp:extent cx="5734050" cy="2976880"/>
+            <wp:effectExtent l="0" t="0" r="0" b="0"/>
+            <wp:docPr id="381059667" name="Picture 1" descr="A screenshot of a graph&#10;&#10;AI-generated content may be incorrect."/>
+            <wp:cNvGraphicFramePr>
+              <a:graphicFrameLocks xmlns:a="http://schemas.openxmlformats.org/drawingml/2006/main" noChangeAspect="1"/>
+            </wp:cNvGraphicFramePr>
+            <a:graphic xmlns:a="http://schemas.openxmlformats.org/drawingml/2006/main">
+              <a:graphicData uri="http://schemas.openxmlformats.org/drawingml/2006/picture">
+                <pic:pic xmlns:pic="http://schemas.openxmlformats.org/drawingml/2006/picture">
+                  <pic:nvPicPr>
+                    <pic:cNvPr id="381059667" name="Picture 1" descr="A screenshot of a graph&#10;&#10;AI-generated content may be incorrect."/>
+                    <pic:cNvPicPr/>
+                  </pic:nvPicPr>
+                  <pic:blipFill>
+                    <a:blip r:embed="rId24"/>
+                    <a:stretch>
+                      <a:fillRect/>
+                    </a:stretch>
+                  </pic:blipFill>
+                  <pic:spPr>
+                    <a:xfrm>
+                      <a:off x="0" y="0"/>
+                      <a:ext cx="5734050" cy="2976880"/>
+                    </a:xfrm>
+                    <a:prstGeom prst="rect">
+                      <a:avLst/>
+                    </a:prstGeom>
+                  </pic:spPr>
+                </pic:pic>
+              </a:graphicData>
+            </a:graphic>
+          </wp:inline>
+        </w:drawing>
+      </w:r>
+    </w:p>
+    <w:p/>
+    <w:p/>
+    <w:p>
+      <w:r>
+        <w:lastRenderedPageBreak/>
+        <w:drawing>
+          <wp:inline distT="0" distB="0" distL="0" distR="0" wp14:anchorId="1ECA0EC6" wp14:editId="253BA548">
+            <wp:extent cx="5734050" cy="3185795"/>
+            <wp:effectExtent l="0" t="0" r="0" b="0"/>
+            <wp:docPr id="1804914166" name="Picture 14" descr="A graph showing the time and time&#10;&#10;AI-generated content may be incorrect."/>
+            <wp:cNvGraphicFramePr>
+              <a:graphicFrameLocks xmlns:a="http://schemas.openxmlformats.org/drawingml/2006/main" noChangeAspect="1"/>
+            </wp:cNvGraphicFramePr>
+            <a:graphic xmlns:a="http://schemas.openxmlformats.org/drawingml/2006/main">
+              <a:graphicData uri="http://schemas.openxmlformats.org/drawingml/2006/picture">
+                <pic:pic xmlns:pic="http://schemas.openxmlformats.org/drawingml/2006/picture">
+                  <pic:nvPicPr>
+                    <pic:cNvPr id="1804914166" name="Picture 14" descr="A graph showing the time and time&#10;&#10;AI-generated content may be incorrect."/>
+                    <pic:cNvPicPr>
+                      <a:picLocks noChangeAspect="1" noChangeArrowheads="1"/>
+                    </pic:cNvPicPr>
+                  </pic:nvPicPr>
+                  <pic:blipFill>
+                    <a:blip r:embed="rId25">
+                      <a:extLst>
+                        <a:ext uri="{28A0092B-C50C-407E-A947-70E740481C1C}">
+                          <a14:useLocalDpi xmlns:a14="http://schemas.microsoft.com/office/drawing/2010/main" val="0"/>
+                        </a:ext>
+                      </a:extLst>
+                    </a:blip>
+                    <a:srcRect/>
+                    <a:stretch>
+                      <a:fillRect/>
+                    </a:stretch>
+                  </pic:blipFill>
+                  <pic:spPr bwMode="auto">
+                    <a:xfrm>
+                      <a:off x="0" y="0"/>
+                      <a:ext cx="5734050" cy="3185795"/>
+                    </a:xfrm>
+                    <a:prstGeom prst="rect">
+                      <a:avLst/>
+                    </a:prstGeom>
+                    <a:noFill/>
+                    <a:ln>
+                      <a:noFill/>
+                    </a:ln>
+                  </pic:spPr>
+                </pic:pic>
+              </a:graphicData>
+            </a:graphic>
+          </wp:inline>
+        </w:drawing>
+      </w:r>
+    </w:p>
+    <w:p/>
+    <w:p/>
+    <w:p/>
+    <w:p>
+      <w:r>
+        <w:t>Potential ML columns</w:t>
+      </w:r>
+    </w:p>
+    <w:p>
+      <w:r>
+        <w:t xml:space="preserve">Precipitation,  </w:t>
+      </w:r>
+    </w:p>
+    <w:p>
+      <w:r>
+        <w:t xml:space="preserve">Temp, </w:t>
+      </w:r>
+    </w:p>
+    <w:p>
+      <w:r>
+        <w:t>Departure time</w:t>
+      </w:r>
+      <w:r>
+        <w:t>,</w:t>
+      </w:r>
+      <w:r>
+        <w:t xml:space="preserve"> </w:t>
+      </w:r>
+    </w:p>
+    <w:p>
+      <w:r>
+        <w:t>prev_train_leg_delay_min</w:t>
+      </w:r>
+    </w:p>
+    <w:p>
+      <w:r>
+        <w:t>prev_train_cum_delay_min</w:t>
+      </w:r>
+    </w:p>
+    <w:p>
+      <w:r>
+        <w:t>prev_train_segment_duration_min</w:t>
+      </w:r>
+    </w:p>
+    <w:p>
+      <w:r>
+        <w:t>prev_train_end_segment_delay_min</w:t>
+      </w:r>
+    </w:p>
+    <w:p>
+      <w:r>
+        <w:t>historical_avg_propagated_delay_min</w:t>
+      </w:r>
+    </w:p>
+    <w:p>
+      <w:r>
+        <w:t>historical_avg_leg_duration_min</w:t>
+      </w:r>
+    </w:p>
+    <w:p>
+      <w:r>
+        <w:t>historical_avg_cum_delay_min</w:t>
+      </w:r>
+    </w:p>
+    <w:p>
+      <w:r>
+        <w:t>historical_avg_arrival_delay_min</w:t>
+      </w:r>
+    </w:p>
+    <w:p>
+      <w:r>
+        <w:rPr>
+          <w:lang w:val="en-US"/>
+        </w:rPr>
+        <w:t>to_sched_arrival_min</w:t>
+      </w:r>
+    </w:p>
     <w:p>
       <w:pPr>
         <w:sectPr>
-          <w:footerReference w:type="default" r:id="rId23"/>
+          <w:footerReference w:type="default" r:id="rId26"/>
           <w:pgSz w:w="11910" w:h="16845" w:code="9"/>
           <w:pgMar w:top="1440" w:right="1440" w:bottom="1440" w:left="1440" w:header="720" w:footer="720" w:gutter="0"/>
           <w:cols w:space="720"/>
@@ -21575,7 +21863,7 @@
       </w:r>
     </w:p>
     <w:p>
-      <w:hyperlink r:id="rId24" w:history="1">
+      <w:hyperlink r:id="rId27" w:history="1">
         <w:r>
           <w:rPr>
             <w:rStyle w:val="Hyperlink"/>
@@ -21633,7 +21921,7 @@
       <w:r>
         <w:t xml:space="preserve">. Available at: </w:t>
       </w:r>
-      <w:hyperlink r:id="rId25" w:anchor="RSPS2xxx" w:history="1">
+      <w:hyperlink r:id="rId28" w:anchor="RSPS2xxx" w:history="1">
         <w:r>
           <w:rPr>
             <w:rStyle w:val="Hyperlink"/>
@@ -21688,7 +21976,7 @@
       <w:r>
         <w:t xml:space="preserve">. Available at: </w:t>
       </w:r>
-      <w:hyperlink r:id="rId26" w:history="1">
+      <w:hyperlink r:id="rId29" w:history="1">
         <w:r>
           <w:rPr>
             <w:rStyle w:val="Hyperlink"/>
@@ -21749,7 +22037,7 @@
       <w:r>
         <w:t xml:space="preserve">. Available at: </w:t>
       </w:r>
-      <w:hyperlink r:id="rId27" w:history="1">
+      <w:hyperlink r:id="rId30" w:history="1">
         <w:r>
           <w:rPr>
             <w:rStyle w:val="Hyperlink"/>
@@ -21807,7 +22095,7 @@
       <w:r>
         <w:t xml:space="preserve"> </w:t>
       </w:r>
-      <w:hyperlink r:id="rId28" w:history="1">
+      <w:hyperlink r:id="rId31" w:history="1">
         <w:r>
           <w:rPr>
             <w:rStyle w:val="Hyperlink"/>
@@ -21865,7 +22153,7 @@
       <w:r>
         <w:t xml:space="preserve"> Available at: </w:t>
       </w:r>
-      <w:hyperlink r:id="rId29" w:history="1">
+      <w:hyperlink r:id="rId32" w:history="1">
         <w:r>
           <w:rPr>
             <w:rStyle w:val="Hyperlink"/>
@@ -21923,7 +22211,7 @@
       <w:r>
         <w:t xml:space="preserve"> Available at: </w:t>
       </w:r>
-      <w:hyperlink r:id="rId30" w:history="1">
+      <w:hyperlink r:id="rId33" w:history="1">
         <w:r>
           <w:rPr>
             <w:rStyle w:val="Hyperlink"/>
@@ -21981,7 +22269,7 @@
       <w:r>
         <w:t xml:space="preserve"> Available at: </w:t>
       </w:r>
-      <w:hyperlink r:id="rId31" w:history="1">
+      <w:hyperlink r:id="rId34" w:history="1">
         <w:r>
           <w:rPr>
             <w:rStyle w:val="Hyperlink"/>
@@ -22043,7 +22331,7 @@
       <w:r>
         <w:t xml:space="preserve"> Available at: </w:t>
       </w:r>
-      <w:hyperlink r:id="rId32" w:history="1">
+      <w:hyperlink r:id="rId35" w:history="1">
         <w:r>
           <w:rPr>
             <w:rStyle w:val="Hyperlink"/>
@@ -22106,7 +22394,7 @@
       <w:r>
         <w:t xml:space="preserve"> Available at: </w:t>
       </w:r>
-      <w:hyperlink r:id="rId33" w:history="1">
+      <w:hyperlink r:id="rId36" w:history="1">
         <w:r>
           <w:rPr>
             <w:rStyle w:val="Hyperlink"/>
@@ -22164,7 +22452,7 @@
       </w:pPr>
     </w:p>
     <w:sectPr>
-      <w:footerReference w:type="default" r:id="rId34"/>
+      <w:footerReference w:type="default" r:id="rId37"/>
       <w:pgSz w:w="11910" w:h="16845" w:code="9"/>
       <w:pgMar w:top="1440" w:right="1440" w:bottom="1440" w:left="1440" w:header="720" w:footer="720" w:gutter="0"/>
       <w:cols w:space="720"/>
@@ -22313,7 +22601,7 @@
         <w:noProof/>
         <w:color w:val="EE0000"/>
       </w:rPr>
-      <w:t>5. Data Acquisition</w:t>
+      <w:t>6. Exploratory Data Analysis</w:t>
     </w:r>
     <w:r>
       <w:rPr>
@@ -34527,7 +34815,6 @@
   <w:style w:type="character" w:default="1" w:styleId="DefaultParagraphFont">
     <w:name w:val="Default Paragraph Font"/>
     <w:uiPriority w:val="1"/>
-    <w:semiHidden/>
     <w:unhideWhenUsed/>
   </w:style>
   <w:style w:type="table" w:default="1" w:styleId="TableNormal">

--- a/LNER Disruption Prediction report.docx
+++ b/LNER Disruption Prediction report.docx
@@ -4038,7 +4038,23 @@
           <w:color w:val="000000" w:themeColor="text1"/>
           <w:lang w:val="en-US"/>
         </w:rPr>
-        <w:t>Improve disruption prediction quality by ascertaining the effects of delay propagation to support clearer and more reliable customer communication.</w:t>
+        <w:t xml:space="preserve">Improve disruption prediction quality by ascertaining the effects </w:t>
+      </w:r>
+      <w:r>
+        <w:rPr>
+          <w:rFonts w:ascii="Cambria" w:eastAsia="Cambria" w:hAnsi="Cambria" w:cs="Cambria"/>
+          <w:color w:val="000000" w:themeColor="text1"/>
+          <w:lang w:val="en-US"/>
+        </w:rPr>
+        <w:t>causing</w:t>
+      </w:r>
+      <w:r>
+        <w:rPr>
+          <w:rFonts w:ascii="Cambria" w:eastAsia="Cambria" w:hAnsi="Cambria" w:cs="Cambria"/>
+          <w:color w:val="000000" w:themeColor="text1"/>
+          <w:lang w:val="en-US"/>
+        </w:rPr>
+        <w:t xml:space="preserve"> delay propagation to support clearer and more reliable customer communication.</w:t>
       </w:r>
     </w:p>
     <w:p>
@@ -4103,7 +4119,7 @@
           <w:color w:val="000000" w:themeColor="text1"/>
           <w:lang w:val="en-US"/>
         </w:rPr>
-        <w:t>Measure how often Darwin predictions are accurate versus inaccurate during major disruption</w:t>
+        <w:t xml:space="preserve">Decide a suitable modeling technique considering current constraints but also future scalability and extensibility </w:t>
       </w:r>
     </w:p>
     <w:p>
@@ -4124,7 +4140,7 @@
           <w:color w:val="000000" w:themeColor="text1"/>
           <w:lang w:val="en-US"/>
         </w:rPr>
-        <w:t xml:space="preserve">Decide a suitable modeling technique considering current constraints but also future scalability and extensibility </w:t>
+        <w:t>Develop a modelling framework using timetable, historical, and weather data with the ability to add new features</w:t>
       </w:r>
     </w:p>
     <w:p>
@@ -4145,7 +4161,7 @@
           <w:color w:val="000000" w:themeColor="text1"/>
           <w:lang w:val="en-US"/>
         </w:rPr>
-        <w:t>Develop a modelling framework using timetable, historical, and weather data with the ability to add new features</w:t>
+        <w:t>Ensure the approach works in near real-time and integrates with existing LNER systems</w:t>
       </w:r>
     </w:p>
     <w:p>
@@ -4166,7 +4182,7 @@
           <w:color w:val="000000" w:themeColor="text1"/>
           <w:lang w:val="en-US"/>
         </w:rPr>
-        <w:t>Ensure the approach works in near real-time and integrates with existing LNER systems</w:t>
+        <w:t>Identify which customer-facing systems are most affected by poor prediction quality</w:t>
       </w:r>
     </w:p>
     <w:p>
@@ -4187,27 +4203,6 @@
           <w:color w:val="000000" w:themeColor="text1"/>
           <w:lang w:val="en-US"/>
         </w:rPr>
-        <w:t>Identify which customer-facing systems are most affected by poor prediction quality</w:t>
-      </w:r>
-    </w:p>
-    <w:p>
-      <w:pPr>
-        <w:pStyle w:val="Compact"/>
-        <w:numPr>
-          <w:ilvl w:val="0"/>
-          <w:numId w:val="79"/>
-        </w:numPr>
-        <w:rPr>
-          <w:rFonts w:ascii="Cambria" w:eastAsia="Cambria" w:hAnsi="Cambria" w:cs="Cambria"/>
-          <w:color w:val="000000" w:themeColor="text1"/>
-        </w:rPr>
-      </w:pPr>
-      <w:r>
-        <w:rPr>
-          <w:rFonts w:ascii="Cambria" w:eastAsia="Cambria" w:hAnsi="Cambria" w:cs="Cambria"/>
-          <w:color w:val="000000" w:themeColor="text1"/>
-          <w:lang w:val="en-US"/>
-        </w:rPr>
         <w:t>Define how improvement will be evaluated (accuracy, stability and business value)</w:t>
       </w:r>
     </w:p>
@@ -4254,7 +4249,6 @@
           <w:szCs w:val="36"/>
           <w:lang w:val="en-US"/>
         </w:rPr>
-        <w:lastRenderedPageBreak/>
         <w:t>2</w:t>
       </w:r>
       <w:r>
@@ -5113,6 +5107,7 @@
           <w:szCs w:val="32"/>
           <w:lang w:val="en-US"/>
         </w:rPr>
+        <w:lastRenderedPageBreak/>
         <w:t>2</w:t>
       </w:r>
       <w:r>
@@ -6256,7 +6251,25 @@
           <w:color w:val="000000" w:themeColor="text1"/>
           <w:lang w:val="en-US"/>
         </w:rPr>
-        <w:t xml:space="preserve"> such as Kings Cross and Finsbury Park amplify disruption impact due to high passenger volume and limited capacity.</w:t>
+        <w:t xml:space="preserve"> such as Kings Cross and Finsbury </w:t>
+      </w:r>
+      <w:proofErr w:type="gramStart"/>
+      <w:r>
+        <w:rPr>
+          <w:rFonts w:ascii="Cambria" w:eastAsia="Cambria" w:hAnsi="Cambria" w:cs="Cambria"/>
+          <w:color w:val="000000" w:themeColor="text1"/>
+          <w:lang w:val="en-US"/>
+        </w:rPr>
+        <w:t>Park</w:t>
+      </w:r>
+      <w:proofErr w:type="gramEnd"/>
+      <w:r>
+        <w:rPr>
+          <w:rFonts w:ascii="Cambria" w:eastAsia="Cambria" w:hAnsi="Cambria" w:cs="Cambria"/>
+          <w:color w:val="000000" w:themeColor="text1"/>
+          <w:lang w:val="en-US"/>
+        </w:rPr>
+        <w:t xml:space="preserve"> amplify disruption impact due to high passenger volume and limited capacity.</w:t>
       </w:r>
     </w:p>
     <w:p>
@@ -6287,7 +6300,25 @@
           <w:color w:val="000000" w:themeColor="text1"/>
           <w:lang w:val="en-US"/>
         </w:rPr>
-        <w:t>, with only two main tracks, means minor issues can lead to a system-wide disruption.</w:t>
+        <w:t xml:space="preserve">, with only two main tracks, means minor issues can lead to </w:t>
+      </w:r>
+      <w:proofErr w:type="gramStart"/>
+      <w:r>
+        <w:rPr>
+          <w:rFonts w:ascii="Cambria" w:eastAsia="Cambria" w:hAnsi="Cambria" w:cs="Cambria"/>
+          <w:color w:val="000000" w:themeColor="text1"/>
+          <w:lang w:val="en-US"/>
+        </w:rPr>
+        <w:t>a system</w:t>
+      </w:r>
+      <w:proofErr w:type="gramEnd"/>
+      <w:r>
+        <w:rPr>
+          <w:rFonts w:ascii="Cambria" w:eastAsia="Cambria" w:hAnsi="Cambria" w:cs="Cambria"/>
+          <w:color w:val="000000" w:themeColor="text1"/>
+          <w:lang w:val="en-US"/>
+        </w:rPr>
+        <w:t>-wide disruption.</w:t>
       </w:r>
     </w:p>
     <w:p>
@@ -6510,8 +6541,9 @@
                 <w:color w:val="FFFFFF" w:themeColor="background1"/>
                 <w:lang w:val="en-US"/>
               </w:rPr>
-              <w:t xml:space="preserve"> it</w:t>
-            </w:r>
+              <w:t xml:space="preserve"> </w:t>
+            </w:r>
+            <w:proofErr w:type="gramStart"/>
             <w:r>
               <w:rPr>
                 <w:rFonts w:ascii="Cambria" w:eastAsia="Cambria" w:hAnsi="Cambria" w:cs="Cambria"/>
@@ -6520,7 +6552,28 @@
                 <w:color w:val="FFFFFF" w:themeColor="background1"/>
                 <w:lang w:val="en-US"/>
               </w:rPr>
-              <w:t xml:space="preserve"> is/isn’t useful?</w:t>
+              <w:t>it</w:t>
+            </w:r>
+            <w:r>
+              <w:rPr>
+                <w:rFonts w:ascii="Cambria" w:eastAsia="Cambria" w:hAnsi="Cambria" w:cs="Cambria"/>
+                <w:b/>
+                <w:bCs/>
+                <w:color w:val="FFFFFF" w:themeColor="background1"/>
+                <w:lang w:val="en-US"/>
+              </w:rPr>
+              <w:t xml:space="preserve"> is/isn’t</w:t>
+            </w:r>
+            <w:proofErr w:type="gramEnd"/>
+            <w:r>
+              <w:rPr>
+                <w:rFonts w:ascii="Cambria" w:eastAsia="Cambria" w:hAnsi="Cambria" w:cs="Cambria"/>
+                <w:b/>
+                <w:bCs/>
+                <w:color w:val="FFFFFF" w:themeColor="background1"/>
+                <w:lang w:val="en-US"/>
+              </w:rPr>
+              <w:t xml:space="preserve"> useful?</w:t>
             </w:r>
           </w:p>
         </w:tc>
@@ -6604,12 +6657,21 @@
                 <w:rFonts w:ascii="Cambria" w:eastAsia="Cambria" w:hAnsi="Cambria" w:cs="Cambria"/>
               </w:rPr>
             </w:pPr>
+            <w:proofErr w:type="gramStart"/>
             <w:r>
               <w:rPr>
                 <w:rFonts w:ascii="Cambria" w:eastAsia="Cambria" w:hAnsi="Cambria" w:cs="Cambria"/>
                 <w:lang w:val="en-US"/>
               </w:rPr>
-              <w:t>Useful for train movement, predictions, stopping times, and real-time variation patterns, however it is difficult to make use of due to lack of documentation.</w:t>
+              <w:t>Useful</w:t>
+            </w:r>
+            <w:proofErr w:type="gramEnd"/>
+            <w:r>
+              <w:rPr>
+                <w:rFonts w:ascii="Cambria" w:eastAsia="Cambria" w:hAnsi="Cambria" w:cs="Cambria"/>
+                <w:lang w:val="en-US"/>
+              </w:rPr>
+              <w:t xml:space="preserve"> for train movement, predictions, stopping times, and real-time variation patterns, however it is difficult to make use of due to lack of documentation.</w:t>
             </w:r>
           </w:p>
         </w:tc>
@@ -6644,7 +6706,39 @@
                 <w:rFonts w:ascii="Cambria" w:eastAsia="Cambria" w:hAnsi="Cambria" w:cs="Cambria"/>
                 <w:lang w:val="en-US"/>
               </w:rPr>
-              <w:t>, we can engineer sudo- signaling data using the working timetable and actual arrival/departure times which is much simpler to use/understand</w:t>
+              <w:t xml:space="preserve">, we can engineer </w:t>
+            </w:r>
+            <w:proofErr w:type="spellStart"/>
+            <w:r>
+              <w:rPr>
+                <w:rFonts w:ascii="Cambria" w:eastAsia="Cambria" w:hAnsi="Cambria" w:cs="Cambria"/>
+                <w:lang w:val="en-US"/>
+              </w:rPr>
+              <w:t>sudo</w:t>
+            </w:r>
+            <w:proofErr w:type="spellEnd"/>
+            <w:r>
+              <w:rPr>
+                <w:rFonts w:ascii="Cambria" w:eastAsia="Cambria" w:hAnsi="Cambria" w:cs="Cambria"/>
+                <w:lang w:val="en-US"/>
+              </w:rPr>
+              <w:t xml:space="preserve">- signaling data using the working timetable and actual arrival/departure times which </w:t>
+            </w:r>
+            <w:proofErr w:type="gramStart"/>
+            <w:r>
+              <w:rPr>
+                <w:rFonts w:ascii="Cambria" w:eastAsia="Cambria" w:hAnsi="Cambria" w:cs="Cambria"/>
+                <w:lang w:val="en-US"/>
+              </w:rPr>
+              <w:t>is</w:t>
+            </w:r>
+            <w:proofErr w:type="gramEnd"/>
+            <w:r>
+              <w:rPr>
+                <w:rFonts w:ascii="Cambria" w:eastAsia="Cambria" w:hAnsi="Cambria" w:cs="Cambria"/>
+                <w:lang w:val="en-US"/>
+              </w:rPr>
+              <w:t xml:space="preserve"> much simpler to use/understand</w:t>
             </w:r>
           </w:p>
         </w:tc>
@@ -6703,7 +6797,23 @@
                 <w:rFonts w:ascii="Cambria" w:eastAsia="Cambria" w:hAnsi="Cambria" w:cs="Cambria"/>
                 <w:lang w:val="en-US"/>
               </w:rPr>
-              <w:t>Useful for comparing timetables to actual outcomes, pulling individual journey ids, and stop information.</w:t>
+              <w:t xml:space="preserve">Useful for comparing timetables to actual outcomes, pulling individual journey ids, and </w:t>
+            </w:r>
+            <w:proofErr w:type="gramStart"/>
+            <w:r>
+              <w:rPr>
+                <w:rFonts w:ascii="Cambria" w:eastAsia="Cambria" w:hAnsi="Cambria" w:cs="Cambria"/>
+                <w:lang w:val="en-US"/>
+              </w:rPr>
+              <w:t>stop</w:t>
+            </w:r>
+            <w:proofErr w:type="gramEnd"/>
+            <w:r>
+              <w:rPr>
+                <w:rFonts w:ascii="Cambria" w:eastAsia="Cambria" w:hAnsi="Cambria" w:cs="Cambria"/>
+                <w:lang w:val="en-US"/>
+              </w:rPr>
+              <w:t xml:space="preserve"> information.</w:t>
             </w:r>
           </w:p>
         </w:tc>
@@ -6733,12 +6843,53 @@
               </w:rPr>
               <w:t xml:space="preserve">Yes, </w:t>
             </w:r>
+            <w:proofErr w:type="gramStart"/>
             <w:r>
               <w:rPr>
                 <w:rFonts w:ascii="Cambria" w:eastAsia="Cambria" w:hAnsi="Cambria" w:cs="Cambria"/>
                 <w:lang w:val="en-US"/>
               </w:rPr>
-              <w:t>simplifies data collection for machine learning and data exploration. Can be merged with other dataset easily via RID</w:t>
+              <w:t>simplifies</w:t>
+            </w:r>
+            <w:proofErr w:type="gramEnd"/>
+            <w:r>
+              <w:rPr>
+                <w:rFonts w:ascii="Cambria" w:eastAsia="Cambria" w:hAnsi="Cambria" w:cs="Cambria"/>
+                <w:lang w:val="en-US"/>
+              </w:rPr>
+              <w:t xml:space="preserve"> data collection for machine learning and data exploration. Can be merged with </w:t>
+            </w:r>
+            <w:proofErr w:type="gramStart"/>
+            <w:r>
+              <w:rPr>
+                <w:rFonts w:ascii="Cambria" w:eastAsia="Cambria" w:hAnsi="Cambria" w:cs="Cambria"/>
+                <w:lang w:val="en-US"/>
+              </w:rPr>
+              <w:t>other</w:t>
+            </w:r>
+            <w:proofErr w:type="gramEnd"/>
+            <w:r>
+              <w:rPr>
+                <w:rFonts w:ascii="Cambria" w:eastAsia="Cambria" w:hAnsi="Cambria" w:cs="Cambria"/>
+                <w:lang w:val="en-US"/>
+              </w:rPr>
+              <w:t xml:space="preserve"> </w:t>
+            </w:r>
+            <w:proofErr w:type="gramStart"/>
+            <w:r>
+              <w:rPr>
+                <w:rFonts w:ascii="Cambria" w:eastAsia="Cambria" w:hAnsi="Cambria" w:cs="Cambria"/>
+                <w:lang w:val="en-US"/>
+              </w:rPr>
+              <w:t>dataset</w:t>
+            </w:r>
+            <w:proofErr w:type="gramEnd"/>
+            <w:r>
+              <w:rPr>
+                <w:rFonts w:ascii="Cambria" w:eastAsia="Cambria" w:hAnsi="Cambria" w:cs="Cambria"/>
+                <w:lang w:val="en-US"/>
+              </w:rPr>
+              <w:t xml:space="preserve"> easily via RID</w:t>
             </w:r>
           </w:p>
         </w:tc>
@@ -7154,7 +7305,41 @@
           <w:color w:val="000000" w:themeColor="text1"/>
           <w:lang w:val="en-US"/>
         </w:rPr>
-        <w:t>The main aim is to improve disruption prediction quality by ascertaining the effects of delay propagation to support clearer and more reliable customer communication. By proxy this would support times where Darwin’s ETAs become unstable. Instead of attempting to model the full railway network, the initial approach treats each train leg (from a station, to a station) as an instance. This allows the problem to be framed as 2 tasks.</w:t>
+        <w:t>The main aim is to improve disruption prediction quality by ascertaining the effects of delay propagation to support clearer and more reliable customer communication. By proxy this would support times where Darwin’s ETAs become unstable. Instead of attempting to model the full railway network, the initial approach treats each train leg (</w:t>
+      </w:r>
+      <w:proofErr w:type="gramStart"/>
+      <w:r>
+        <w:rPr>
+          <w:rFonts w:ascii="Cambria" w:eastAsia="Cambria" w:hAnsi="Cambria" w:cs="Cambria"/>
+          <w:color w:val="000000" w:themeColor="text1"/>
+          <w:lang w:val="en-US"/>
+        </w:rPr>
+        <w:t>from a station,</w:t>
+      </w:r>
+      <w:proofErr w:type="gramEnd"/>
+      <w:r>
+        <w:rPr>
+          <w:rFonts w:ascii="Cambria" w:eastAsia="Cambria" w:hAnsi="Cambria" w:cs="Cambria"/>
+          <w:color w:val="000000" w:themeColor="text1"/>
+          <w:lang w:val="en-US"/>
+        </w:rPr>
+        <w:t xml:space="preserve"> to a station) as an instance</w:t>
+      </w:r>
+      <w:r>
+        <w:rPr>
+          <w:rFonts w:ascii="Cambria" w:eastAsia="Cambria" w:hAnsi="Cambria" w:cs="Cambria"/>
+          <w:color w:val="000000" w:themeColor="text1"/>
+          <w:lang w:val="en-US"/>
+        </w:rPr>
+        <w:t xml:space="preserve"> where we can instead take the approach of modelling segment level accumulation rather than full network propagation</w:t>
+      </w:r>
+      <w:r>
+        <w:rPr>
+          <w:rFonts w:ascii="Cambria" w:eastAsia="Cambria" w:hAnsi="Cambria" w:cs="Cambria"/>
+          <w:color w:val="000000" w:themeColor="text1"/>
+          <w:lang w:val="en-US"/>
+        </w:rPr>
+        <w:t>. This allows the problem to be framed as 2 tasks.</w:t>
       </w:r>
     </w:p>
     <w:p>
@@ -7185,7 +7370,15 @@
           <w:color w:val="000000" w:themeColor="text1"/>
           <w:lang w:val="en-US"/>
         </w:rPr>
-        <w:t xml:space="preserve">A supervised regression task where the objective is to predict the delay outcome at the end of a segment </w:t>
+        <w:t>A supervised regression task where the objective is to predict the</w:t>
+      </w:r>
+      <w:r>
+        <w:rPr>
+          <w:rFonts w:ascii="Cambria" w:eastAsia="Cambria" w:hAnsi="Cambria" w:cs="Cambria"/>
+          <w:color w:val="000000" w:themeColor="text1"/>
+          <w:lang w:val="en-US"/>
+        </w:rPr>
+        <w:t xml:space="preserve"> delay gained over a segment.</w:t>
       </w:r>
     </w:p>
     <w:p>
@@ -7246,6 +7439,8 @@
           <w:lang w:val="en-US"/>
         </w:rPr>
       </w:pPr>
+      <w:proofErr w:type="spellStart"/>
+      <w:proofErr w:type="gramStart"/>
       <w:r>
         <w:rPr>
           <w:rFonts w:ascii="Cambria" w:eastAsia="Cambria" w:hAnsi="Cambria" w:cs="Cambria"/>
@@ -7253,7 +7448,38 @@
           <w:sz w:val="24"/>
           <w:lang w:val="en-US"/>
         </w:rPr>
-        <w:t xml:space="preserve">Eventhough graph-based approaches may be better at representing the entire systems interactions, they introduce significant complexity and data requirements beyond the scope of the current usable data and time constraints. The idea is to create a robust and extensible baseline model which can later be expanded. </w:t>
+        <w:t>Eventhough</w:t>
+      </w:r>
+      <w:proofErr w:type="spellEnd"/>
+      <w:proofErr w:type="gramEnd"/>
+      <w:r>
+        <w:rPr>
+          <w:rFonts w:ascii="Cambria" w:eastAsia="Cambria" w:hAnsi="Cambria" w:cs="Cambria"/>
+          <w:color w:val="000000" w:themeColor="text1"/>
+          <w:sz w:val="24"/>
+          <w:lang w:val="en-US"/>
+        </w:rPr>
+        <w:t xml:space="preserve"> graph-based approaches may be better at representing the entire </w:t>
+      </w:r>
+      <w:proofErr w:type="gramStart"/>
+      <w:r>
+        <w:rPr>
+          <w:rFonts w:ascii="Cambria" w:eastAsia="Cambria" w:hAnsi="Cambria" w:cs="Cambria"/>
+          <w:color w:val="000000" w:themeColor="text1"/>
+          <w:sz w:val="24"/>
+          <w:lang w:val="en-US"/>
+        </w:rPr>
+        <w:t>systems</w:t>
+      </w:r>
+      <w:proofErr w:type="gramEnd"/>
+      <w:r>
+        <w:rPr>
+          <w:rFonts w:ascii="Cambria" w:eastAsia="Cambria" w:hAnsi="Cambria" w:cs="Cambria"/>
+          <w:color w:val="000000" w:themeColor="text1"/>
+          <w:sz w:val="24"/>
+          <w:lang w:val="en-US"/>
+        </w:rPr>
+        <w:t xml:space="preserve"> interactions, they introduce significant complexity and data requirements beyond the scope of the current usable data and time constraints. The idea is to create a robust and extensible baseline model which can later be expanded. </w:t>
       </w:r>
       <w:r>
         <w:rPr>
@@ -7286,6 +7512,7 @@
           <w:color w:val="000000" w:themeColor="text1"/>
         </w:rPr>
       </w:pPr>
+      <w:proofErr w:type="spellStart"/>
       <w:r>
         <w:rPr>
           <w:rFonts w:ascii="Cambria" w:eastAsia="Cambria" w:hAnsi="Cambria" w:cs="Cambria"/>
@@ -7294,6 +7521,7 @@
         </w:rPr>
         <w:t>XGBoost</w:t>
       </w:r>
+      <w:proofErr w:type="spellEnd"/>
     </w:p>
     <w:p>
       <w:pPr>
@@ -7307,6 +7535,7 @@
           <w:color w:val="000000" w:themeColor="text1"/>
         </w:rPr>
       </w:pPr>
+      <w:proofErr w:type="spellStart"/>
       <w:r>
         <w:rPr>
           <w:rFonts w:ascii="Cambria" w:eastAsia="Cambria" w:hAnsi="Cambria" w:cs="Cambria"/>
@@ -7315,6 +7544,7 @@
         </w:rPr>
         <w:t>LightGBM</w:t>
       </w:r>
+      <w:proofErr w:type="spellEnd"/>
     </w:p>
     <w:p>
       <w:pPr>
@@ -7341,7 +7571,57 @@
           <w:color w:val="000000" w:themeColor="text1"/>
           <w:lang w:val="en-US"/>
         </w:rPr>
-        <w:t>Other models may be tested however initially these models are well suited in theory due to their strong performance on structured datasets and ability to capture nonlinear interactions between variables such as delay propagation. Specifically, XGBoost is very popular, powerful, widely used in research and industry and has a history of performing well in many Kaggle competitions.</w:t>
+        <w:t xml:space="preserve">Other models may be </w:t>
+      </w:r>
+      <w:r>
+        <w:rPr>
+          <w:rFonts w:ascii="Cambria" w:eastAsia="Cambria" w:hAnsi="Cambria" w:cs="Cambria"/>
+          <w:color w:val="000000" w:themeColor="text1"/>
+          <w:lang w:val="en-US"/>
+        </w:rPr>
+        <w:t>tested</w:t>
+      </w:r>
+      <w:r>
+        <w:rPr>
+          <w:rFonts w:ascii="Cambria" w:eastAsia="Cambria" w:hAnsi="Cambria" w:cs="Cambria"/>
+          <w:color w:val="000000" w:themeColor="text1"/>
+          <w:lang w:val="en-US"/>
+        </w:rPr>
+        <w:t xml:space="preserve"> such as Linear Regression, K-Nearest Neighbors, or Decision Trees</w:t>
+      </w:r>
+      <w:r>
+        <w:rPr>
+          <w:rFonts w:ascii="Cambria" w:eastAsia="Cambria" w:hAnsi="Cambria" w:cs="Cambria"/>
+          <w:color w:val="000000" w:themeColor="text1"/>
+          <w:lang w:val="en-US"/>
+        </w:rPr>
+        <w:t>,</w:t>
+      </w:r>
+      <w:r>
+        <w:rPr>
+          <w:rFonts w:ascii="Cambria" w:eastAsia="Cambria" w:hAnsi="Cambria" w:cs="Cambria"/>
+          <w:color w:val="000000" w:themeColor="text1"/>
+          <w:lang w:val="en-US"/>
+        </w:rPr>
+        <w:t xml:space="preserve"> however initially these models are well suited in theory due to their strong performance on structured datasets and ability to capture nonlinear interactions between variables such as delay propagation. Specifically, </w:t>
+      </w:r>
+      <w:proofErr w:type="spellStart"/>
+      <w:r>
+        <w:rPr>
+          <w:rFonts w:ascii="Cambria" w:eastAsia="Cambria" w:hAnsi="Cambria" w:cs="Cambria"/>
+          <w:color w:val="000000" w:themeColor="text1"/>
+          <w:lang w:val="en-US"/>
+        </w:rPr>
+        <w:t>XGBoost</w:t>
+      </w:r>
+      <w:proofErr w:type="spellEnd"/>
+      <w:r>
+        <w:rPr>
+          <w:rFonts w:ascii="Cambria" w:eastAsia="Cambria" w:hAnsi="Cambria" w:cs="Cambria"/>
+          <w:color w:val="000000" w:themeColor="text1"/>
+          <w:lang w:val="en-US"/>
+        </w:rPr>
+        <w:t xml:space="preserve"> is very popular, powerful, widely used in research and industry and has a history of performing well in many Kaggle competitions.</w:t>
       </w:r>
     </w:p>
     <w:p>
@@ -7849,7 +8129,25 @@
           <w:color w:val="000000" w:themeColor="text1"/>
           <w:lang w:val="en-US"/>
         </w:rPr>
-        <w:t xml:space="preserve"> LNER, who decide how outputs are adopted.</w:t>
+        <w:t xml:space="preserve"> LNER, who </w:t>
+      </w:r>
+      <w:proofErr w:type="gramStart"/>
+      <w:r>
+        <w:rPr>
+          <w:rFonts w:ascii="Cambria" w:eastAsia="Cambria" w:hAnsi="Cambria" w:cs="Cambria"/>
+          <w:color w:val="000000" w:themeColor="text1"/>
+          <w:lang w:val="en-US"/>
+        </w:rPr>
+        <w:t>decide</w:t>
+      </w:r>
+      <w:proofErr w:type="gramEnd"/>
+      <w:r>
+        <w:rPr>
+          <w:rFonts w:ascii="Cambria" w:eastAsia="Cambria" w:hAnsi="Cambria" w:cs="Cambria"/>
+          <w:color w:val="000000" w:themeColor="text1"/>
+          <w:lang w:val="en-US"/>
+        </w:rPr>
+        <w:t xml:space="preserve"> how outputs are adopted.</w:t>
       </w:r>
     </w:p>
     <w:p>
@@ -9047,6 +9345,7 @@
           <w:lang w:val="en-US"/>
         </w:rPr>
       </w:pPr>
+      <w:proofErr w:type="gramStart"/>
       <w:r>
         <w:rPr>
           <w:rFonts w:ascii="Calibri" w:hAnsi="Calibri" w:cs="Calibri"/>
@@ -9054,7 +9353,17 @@
           <w:szCs w:val="20"/>
           <w:lang w:val="en-US"/>
         </w:rPr>
-        <w:t>Evaluate model performance</w:t>
+        <w:t>Evaluate</w:t>
+      </w:r>
+      <w:proofErr w:type="gramEnd"/>
+      <w:r>
+        <w:rPr>
+          <w:rFonts w:ascii="Calibri" w:hAnsi="Calibri" w:cs="Calibri"/>
+          <w:sz w:val="22"/>
+          <w:szCs w:val="20"/>
+          <w:lang w:val="en-US"/>
+        </w:rPr>
+        <w:t xml:space="preserve"> model performance</w:t>
       </w:r>
     </w:p>
     <w:p>
@@ -9373,7 +9682,23 @@
           <w:szCs w:val="18"/>
           <w:lang w:val="en-US"/>
         </w:rPr>
-        <w:t>Each role has been assigned a colour and will be used to identify the primary role responsible for a specific task</w:t>
+        <w:t xml:space="preserve">Each role has been assigned a </w:t>
+      </w:r>
+      <w:proofErr w:type="spellStart"/>
+      <w:r>
+        <w:rPr>
+          <w:szCs w:val="18"/>
+          <w:lang w:val="en-US"/>
+        </w:rPr>
+        <w:t>colour</w:t>
+      </w:r>
+      <w:proofErr w:type="spellEnd"/>
+      <w:r>
+        <w:rPr>
+          <w:szCs w:val="18"/>
+          <w:lang w:val="en-US"/>
+        </w:rPr>
+        <w:t xml:space="preserve"> and will be used to identify the primary role responsible for a specific task</w:t>
       </w:r>
     </w:p>
     <w:p>
@@ -11567,7 +11892,27 @@
                 <w:color w:val="auto"/>
                 <w:lang w:val="en-US"/>
               </w:rPr>
-              <w:t>1.3.3,  1.3.6</w:t>
+              <w:t>1.3.3</w:t>
+            </w:r>
+            <w:proofErr w:type="gramStart"/>
+            <w:r>
+              <w:rPr>
+                <w:b/>
+                <w:bCs/>
+                <w:color w:val="auto"/>
+                <w:lang w:val="en-US"/>
+              </w:rPr>
+              <w:t>,  1</w:t>
+            </w:r>
+            <w:proofErr w:type="gramEnd"/>
+            <w:r>
+              <w:rPr>
+                <w:b/>
+                <w:bCs/>
+                <w:color w:val="auto"/>
+                <w:lang w:val="en-US"/>
+              </w:rPr>
+              <w:t>.3.6</w:t>
             </w:r>
           </w:p>
         </w:tc>
@@ -14661,7 +15006,15 @@
           <w:p/>
           <w:p>
             <w:r>
-              <w:t>Use GridSearch to tune hyperparameters or make use of ensemble learning.</w:t>
+              <w:t xml:space="preserve">Use </w:t>
+            </w:r>
+            <w:proofErr w:type="spellStart"/>
+            <w:r>
+              <w:t>GridSearch</w:t>
+            </w:r>
+            <w:proofErr w:type="spellEnd"/>
+            <w:r>
+              <w:t xml:space="preserve"> to tune hyperparameters or make use of ensemble learning.</w:t>
             </w:r>
           </w:p>
         </w:tc>
@@ -14970,7 +15323,35 @@
         <w:rPr>
           <w:lang w:val="en-US"/>
         </w:rPr>
-        <w:t xml:space="preserve"> to share progress on tasks and prioritise next steps. A</w:t>
+        <w:t xml:space="preserve"> to share progress on tasks and </w:t>
+      </w:r>
+      <w:proofErr w:type="spellStart"/>
+      <w:r>
+        <w:rPr>
+          <w:lang w:val="en-US"/>
+        </w:rPr>
+        <w:t>prioritise</w:t>
+      </w:r>
+      <w:proofErr w:type="spellEnd"/>
+      <w:r>
+        <w:rPr>
+          <w:lang w:val="en-US"/>
+        </w:rPr>
+        <w:t xml:space="preserve"> </w:t>
+      </w:r>
+      <w:proofErr w:type="gramStart"/>
+      <w:r>
+        <w:rPr>
+          <w:lang w:val="en-US"/>
+        </w:rPr>
+        <w:t>next</w:t>
+      </w:r>
+      <w:proofErr w:type="gramEnd"/>
+      <w:r>
+        <w:rPr>
+          <w:lang w:val="en-US"/>
+        </w:rPr>
+        <w:t xml:space="preserve"> steps. A</w:t>
       </w:r>
       <w:r>
         <w:rPr>
@@ -15255,7 +15636,21 @@
               <w:rPr>
                 <w:lang w:val="en-US"/>
               </w:rPr>
-              <w:t>, availability, and shared/finalised set of interview questions</w:t>
+              <w:t>, availability, and shared/</w:t>
+            </w:r>
+            <w:proofErr w:type="spellStart"/>
+            <w:r>
+              <w:rPr>
+                <w:lang w:val="en-US"/>
+              </w:rPr>
+              <w:t>finalised</w:t>
+            </w:r>
+            <w:proofErr w:type="spellEnd"/>
+            <w:r>
+              <w:rPr>
+                <w:lang w:val="en-US"/>
+              </w:rPr>
+              <w:t xml:space="preserve"> set of interview questions</w:t>
             </w:r>
           </w:p>
         </w:tc>
@@ -15439,7 +15834,21 @@
               <w:rPr>
                 <w:lang w:val="en-US"/>
               </w:rPr>
-              <w:t>Finalizing expected approach, finalizing roles and sharing all findings so far</w:t>
+              <w:t xml:space="preserve">Finalizing </w:t>
+            </w:r>
+            <w:proofErr w:type="gramStart"/>
+            <w:r>
+              <w:rPr>
+                <w:lang w:val="en-US"/>
+              </w:rPr>
+              <w:t>expected</w:t>
+            </w:r>
+            <w:proofErr w:type="gramEnd"/>
+            <w:r>
+              <w:rPr>
+                <w:lang w:val="en-US"/>
+              </w:rPr>
+              <w:t xml:space="preserve"> approach, finalizing roles and sharing all findings so far</w:t>
             </w:r>
           </w:p>
         </w:tc>
@@ -16159,7 +16568,49 @@
         <w:rPr>
           <w:lang w:val="en-US"/>
         </w:rPr>
-        <w:t>As outlined in 2.4, many different sources for data were considered, however we decided use the Historical Service Performance (HSP) api for train data and Open-Meteo for weather data. At the time of writing this, HSP data prior to 2026 potentially may have been wiped, so the data collected so far will be the only data available to use for now.</w:t>
+        <w:t xml:space="preserve">As outlined in 2.4, many different sources for data were considered, however we decided </w:t>
+      </w:r>
+      <w:proofErr w:type="gramStart"/>
+      <w:r>
+        <w:rPr>
+          <w:lang w:val="en-US"/>
+        </w:rPr>
+        <w:t>use</w:t>
+      </w:r>
+      <w:proofErr w:type="gramEnd"/>
+      <w:r>
+        <w:rPr>
+          <w:lang w:val="en-US"/>
+        </w:rPr>
+        <w:t xml:space="preserve"> the Historical Service Performance (HSP) </w:t>
+      </w:r>
+      <w:proofErr w:type="spellStart"/>
+      <w:r>
+        <w:rPr>
+          <w:lang w:val="en-US"/>
+        </w:rPr>
+        <w:t>api</w:t>
+      </w:r>
+      <w:proofErr w:type="spellEnd"/>
+      <w:r>
+        <w:rPr>
+          <w:lang w:val="en-US"/>
+        </w:rPr>
+        <w:t xml:space="preserve"> for train data and Open-</w:t>
+      </w:r>
+      <w:proofErr w:type="spellStart"/>
+      <w:r>
+        <w:rPr>
+          <w:lang w:val="en-US"/>
+        </w:rPr>
+        <w:t>Meteo</w:t>
+      </w:r>
+      <w:proofErr w:type="spellEnd"/>
+      <w:r>
+        <w:rPr>
+          <w:lang w:val="en-US"/>
+        </w:rPr>
+        <w:t xml:space="preserve"> for weather data. At the time of writing this, HSP data prior to 2026 potentially may have been wiped, so the data collected so far will be the only data available to use for now.</w:t>
       </w:r>
       <w:r>
         <w:rPr>
@@ -16178,7 +16629,49 @@
         <w:rPr>
           <w:lang w:val="en-US"/>
         </w:rPr>
-        <w:t>Documentation on the HSP api and Open-Meteo are available in the references which can be used to see the body of requests and responses.</w:t>
+        <w:t xml:space="preserve">Documentation on the HSP </w:t>
+      </w:r>
+      <w:proofErr w:type="spellStart"/>
+      <w:r>
+        <w:rPr>
+          <w:lang w:val="en-US"/>
+        </w:rPr>
+        <w:t>api</w:t>
+      </w:r>
+      <w:proofErr w:type="spellEnd"/>
+      <w:r>
+        <w:rPr>
+          <w:lang w:val="en-US"/>
+        </w:rPr>
+        <w:t xml:space="preserve"> and Open-</w:t>
+      </w:r>
+      <w:proofErr w:type="spellStart"/>
+      <w:r>
+        <w:rPr>
+          <w:lang w:val="en-US"/>
+        </w:rPr>
+        <w:t>Meteo</w:t>
+      </w:r>
+      <w:proofErr w:type="spellEnd"/>
+      <w:r>
+        <w:rPr>
+          <w:lang w:val="en-US"/>
+        </w:rPr>
+        <w:t xml:space="preserve"> are available in </w:t>
+      </w:r>
+      <w:proofErr w:type="gramStart"/>
+      <w:r>
+        <w:rPr>
+          <w:lang w:val="en-US"/>
+        </w:rPr>
+        <w:t>the references</w:t>
+      </w:r>
+      <w:proofErr w:type="gramEnd"/>
+      <w:r>
+        <w:rPr>
+          <w:lang w:val="en-US"/>
+        </w:rPr>
+        <w:t xml:space="preserve"> which can be used to see the body of requests and responses.</w:t>
       </w:r>
     </w:p>
     <w:p>
@@ -16328,7 +16821,21 @@
         <w:rPr>
           <w:lang w:val="en-US"/>
         </w:rPr>
-        <w:t xml:space="preserve">Using the service metrics api, we can query trains that have a specific origin and destination between a time and date. The response </w:t>
+        <w:t xml:space="preserve">Using the service metrics </w:t>
+      </w:r>
+      <w:proofErr w:type="spellStart"/>
+      <w:r>
+        <w:rPr>
+          <w:lang w:val="en-US"/>
+        </w:rPr>
+        <w:t>api</w:t>
+      </w:r>
+      <w:proofErr w:type="spellEnd"/>
+      <w:r>
+        <w:rPr>
+          <w:lang w:val="en-US"/>
+        </w:rPr>
+        <w:t xml:space="preserve">, we can query trains that have a specific origin and destination between a time and date. The response </w:t>
       </w:r>
       <w:r>
         <w:rPr>
@@ -16373,7 +16880,7 @@
           <w:lang w:val="en-US"/>
         </w:rPr>
         <w:drawing>
-          <wp:anchor distT="0" distB="0" distL="114300" distR="114300" simplePos="0" relativeHeight="251776001" behindDoc="0" locked="0" layoutInCell="1" allowOverlap="1" wp14:anchorId="2CAF93DA" wp14:editId="129A685D">
+          <wp:anchor distT="0" distB="0" distL="114300" distR="114300" simplePos="0" relativeHeight="251776001" behindDoc="0" locked="0" layoutInCell="1" allowOverlap="1" wp14:anchorId="2CAF93DA" wp14:editId="5ED554FF">
             <wp:simplePos x="0" y="0"/>
             <wp:positionH relativeFrom="margin">
               <wp:align>center</wp:align>
@@ -16442,7 +16949,21 @@
         <w:rPr>
           <w:lang w:val="en-US"/>
         </w:rPr>
-        <w:t>We wrote a function that would make this process easier and automatic and can be explored further by examining the ipynb notebook.</w:t>
+        <w:t xml:space="preserve">We wrote a function that would make this process easier and automatic and can be explored further by examining the </w:t>
+      </w:r>
+      <w:proofErr w:type="spellStart"/>
+      <w:r>
+        <w:rPr>
+          <w:lang w:val="en-US"/>
+        </w:rPr>
+        <w:t>ipynb</w:t>
+      </w:r>
+      <w:proofErr w:type="spellEnd"/>
+      <w:r>
+        <w:rPr>
+          <w:lang w:val="en-US"/>
+        </w:rPr>
+        <w:t xml:space="preserve"> notebook.</w:t>
       </w:r>
     </w:p>
     <w:p>
@@ -16732,20 +17253,48 @@
         <w:rPr>
           <w:lang w:val="en-US"/>
         </w:rPr>
-        <w:t xml:space="preserve"> whereas responses for 2025 are used to create a pandas dataframe where we split every journey into segments (where each row is the information between its departure from the last station and arrival at the next station). </w:t>
-      </w:r>
-    </w:p>
-    <w:p>
-      <w:pPr>
-        <w:rPr>
-          <w:lang w:val="en-US"/>
-        </w:rPr>
-      </w:pPr>
-      <w:r>
-        <w:rPr>
-          <w:lang w:val="en-US"/>
-        </w:rPr>
-        <w:t>This is a simplified version of this process, however the specifics can be explored by examining the data collection notebook.</w:t>
+        <w:t xml:space="preserve"> whereas responses for 2025 are used to create a pandas </w:t>
+      </w:r>
+      <w:proofErr w:type="spellStart"/>
+      <w:r>
+        <w:rPr>
+          <w:lang w:val="en-US"/>
+        </w:rPr>
+        <w:t>dataframe</w:t>
+      </w:r>
+      <w:proofErr w:type="spellEnd"/>
+      <w:r>
+        <w:rPr>
+          <w:lang w:val="en-US"/>
+        </w:rPr>
+        <w:t xml:space="preserve"> where we split every journey into segments (where each row is the information between its departure from the last station and arrival at the next station). </w:t>
+      </w:r>
+    </w:p>
+    <w:p>
+      <w:pPr>
+        <w:rPr>
+          <w:lang w:val="en-US"/>
+        </w:rPr>
+      </w:pPr>
+      <w:r>
+        <w:rPr>
+          <w:lang w:val="en-US"/>
+        </w:rPr>
+        <w:t xml:space="preserve">This is a simplified version of this </w:t>
+      </w:r>
+      <w:proofErr w:type="gramStart"/>
+      <w:r>
+        <w:rPr>
+          <w:lang w:val="en-US"/>
+        </w:rPr>
+        <w:t>process,</w:t>
+      </w:r>
+      <w:proofErr w:type="gramEnd"/>
+      <w:r>
+        <w:rPr>
+          <w:lang w:val="en-US"/>
+        </w:rPr>
+        <w:t xml:space="preserve"> however the specifics can be explored by examining the data collection notebook.</w:t>
       </w:r>
     </w:p>
     <w:p>
@@ -17045,9 +17594,23 @@
           <w:szCs w:val="32"/>
           <w:lang w:val="en-US"/>
         </w:rPr>
-        <w:t>Weather Data – Open-Meteo</w:t>
+        <w:t>Weather Data – Open-</w:t>
+      </w:r>
+      <w:proofErr w:type="spellStart"/>
+      <w:r>
+        <w:rPr>
+          <w:rFonts w:ascii="Calibri" w:eastAsia="Calibri" w:hAnsi="Calibri" w:cs="Calibri"/>
+          <w:b/>
+          <w:bCs/>
+          <w:color w:val="FF0000"/>
+          <w:sz w:val="32"/>
+          <w:szCs w:val="32"/>
+          <w:lang w:val="en-US"/>
+        </w:rPr>
+        <w:t>Meteo</w:t>
       </w:r>
       <w:bookmarkEnd w:id="23"/>
+      <w:proofErr w:type="spellEnd"/>
     </w:p>
     <w:p>
       <w:pPr>
@@ -17085,11 +17648,33 @@
           <w:lang w:val="en-US"/>
         </w:rPr>
       </w:pPr>
-      <w:r>
-        <w:rPr>
-          <w:lang w:val="en-US"/>
-        </w:rPr>
-        <w:t>Next we use the coordinates of each station in order to join weather data such as, precipitation, windspeed and temperature at specific times to the segments in the dataset.</w:t>
+      <w:proofErr w:type="gramStart"/>
+      <w:r>
+        <w:rPr>
+          <w:lang w:val="en-US"/>
+        </w:rPr>
+        <w:t>Next</w:t>
+      </w:r>
+      <w:proofErr w:type="gramEnd"/>
+      <w:r>
+        <w:rPr>
+          <w:lang w:val="en-US"/>
+        </w:rPr>
+        <w:t xml:space="preserve"> we use the coordinates of each station </w:t>
+      </w:r>
+      <w:proofErr w:type="gramStart"/>
+      <w:r>
+        <w:rPr>
+          <w:lang w:val="en-US"/>
+        </w:rPr>
+        <w:t>in order to</w:t>
+      </w:r>
+      <w:proofErr w:type="gramEnd"/>
+      <w:r>
+        <w:rPr>
+          <w:lang w:val="en-US"/>
+        </w:rPr>
+        <w:t xml:space="preserve"> join weather data such as, precipitation, windspeed and temperature at specific times to the segments in the dataset.</w:t>
       </w:r>
     </w:p>
     <w:p>
@@ -17555,7 +18140,49 @@
               <w:rPr>
                 <w:lang w:val="en-US"/>
               </w:rPr>
-              <w:t>Unique Run id used to identify a specific train on a specific day(calculated from The first 8 numbers is the date in format yyyymmdd)</w:t>
+              <w:t>Unique Run id used to identify a specific train on a specific </w:t>
+            </w:r>
+            <w:proofErr w:type="gramStart"/>
+            <w:r>
+              <w:rPr>
+                <w:lang w:val="en-US"/>
+              </w:rPr>
+              <w:t>day(</w:t>
+            </w:r>
+            <w:proofErr w:type="gramEnd"/>
+            <w:r>
+              <w:rPr>
+                <w:lang w:val="en-US"/>
+              </w:rPr>
+              <w:t>calculated from </w:t>
+            </w:r>
+            <w:proofErr w:type="gramStart"/>
+            <w:r>
+              <w:rPr>
+                <w:lang w:val="en-US"/>
+              </w:rPr>
+              <w:t>The</w:t>
+            </w:r>
+            <w:proofErr w:type="gramEnd"/>
+            <w:r>
+              <w:rPr>
+                <w:lang w:val="en-US"/>
+              </w:rPr>
+              <w:t> first 8 numbers is the date in format </w:t>
+            </w:r>
+            <w:proofErr w:type="spellStart"/>
+            <w:r>
+              <w:rPr>
+                <w:lang w:val="en-US"/>
+              </w:rPr>
+              <w:t>yyyymmdd</w:t>
+            </w:r>
+            <w:proofErr w:type="spellEnd"/>
+            <w:r>
+              <w:rPr>
+                <w:lang w:val="en-US"/>
+              </w:rPr>
+              <w:t>)</w:t>
             </w:r>
             <w:r>
               <w:t> </w:t>
@@ -17583,12 +18210,14 @@
             <w:pPr>
               <w:jc w:val="center"/>
             </w:pPr>
+            <w:proofErr w:type="spellStart"/>
             <w:r>
               <w:rPr>
                 <w:lang w:val="en-US"/>
               </w:rPr>
               <w:t>from_station</w:t>
             </w:r>
+            <w:proofErr w:type="spellEnd"/>
           </w:p>
         </w:tc>
         <w:tc>
@@ -17635,12 +18264,14 @@
             <w:pPr>
               <w:jc w:val="center"/>
             </w:pPr>
+            <w:proofErr w:type="spellStart"/>
             <w:r>
               <w:rPr>
                 <w:lang w:val="en-US"/>
               </w:rPr>
               <w:t>to_station</w:t>
             </w:r>
+            <w:proofErr w:type="spellEnd"/>
           </w:p>
         </w:tc>
         <w:tc>
@@ -17687,12 +18318,14 @@
             <w:pPr>
               <w:jc w:val="center"/>
             </w:pPr>
+            <w:proofErr w:type="spellStart"/>
             <w:r>
               <w:rPr>
                 <w:lang w:val="en-US"/>
               </w:rPr>
               <w:t>late_canc_reason</w:t>
             </w:r>
+            <w:proofErr w:type="spellEnd"/>
           </w:p>
         </w:tc>
         <w:tc>
@@ -17733,12 +18366,14 @@
             <w:pPr>
               <w:jc w:val="center"/>
             </w:pPr>
+            <w:proofErr w:type="spellStart"/>
             <w:r>
               <w:rPr>
                 <w:lang w:val="en-US"/>
               </w:rPr>
               <w:t>total_stops_in_run</w:t>
             </w:r>
+            <w:proofErr w:type="spellEnd"/>
           </w:p>
         </w:tc>
         <w:tc>
@@ -17757,7 +18392,21 @@
               <w:rPr>
                 <w:lang w:val="en-US"/>
               </w:rPr>
-              <w:t>Total number of stations  within the train journey</w:t>
+              <w:t>Total number of </w:t>
+            </w:r>
+            <w:proofErr w:type="gramStart"/>
+            <w:r>
+              <w:rPr>
+                <w:lang w:val="en-US"/>
+              </w:rPr>
+              <w:t>stations  within</w:t>
+            </w:r>
+            <w:proofErr w:type="gramEnd"/>
+            <w:r>
+              <w:rPr>
+                <w:lang w:val="en-US"/>
+              </w:rPr>
+              <w:t> the train journey</w:t>
             </w:r>
             <w:r>
               <w:t> </w:t>
@@ -17785,12 +18434,14 @@
             <w:pPr>
               <w:jc w:val="center"/>
             </w:pPr>
+            <w:proofErr w:type="spellStart"/>
             <w:r>
               <w:rPr>
                 <w:lang w:val="en-US"/>
               </w:rPr>
               <w:t>remaining_stops_after_this</w:t>
             </w:r>
+            <w:proofErr w:type="spellEnd"/>
           </w:p>
         </w:tc>
         <w:tc>
@@ -17805,6 +18456,7 @@
             <w:hideMark/>
           </w:tcPr>
           <w:p>
+            <w:proofErr w:type="gramStart"/>
             <w:r>
               <w:rPr>
                 <w:lang w:val="en-US"/>
@@ -17815,7 +18467,14 @@
               <w:rPr>
                 <w:lang w:val="en-US"/>
               </w:rPr>
-              <w:t>mount of stops left after the segment</w:t>
+              <w:t>mount</w:t>
+            </w:r>
+            <w:proofErr w:type="gramEnd"/>
+            <w:r>
+              <w:rPr>
+                <w:lang w:val="en-US"/>
+              </w:rPr>
+              <w:t> of stops left after the segment</w:t>
             </w:r>
           </w:p>
         </w:tc>
@@ -17840,12 +18499,14 @@
             <w:pPr>
               <w:jc w:val="center"/>
             </w:pPr>
+            <w:proofErr w:type="spellStart"/>
             <w:r>
               <w:rPr>
                 <w:lang w:val="en-US"/>
               </w:rPr>
               <w:t>date_of_service</w:t>
             </w:r>
+            <w:proofErr w:type="spellEnd"/>
           </w:p>
         </w:tc>
         <w:tc>
@@ -17947,12 +18608,14 @@
             <w:pPr>
               <w:jc w:val="center"/>
             </w:pPr>
+            <w:proofErr w:type="spellStart"/>
             <w:r>
               <w:rPr>
                 <w:lang w:val="en-US"/>
               </w:rPr>
               <w:t>day_of_week</w:t>
             </w:r>
+            <w:proofErr w:type="spellEnd"/>
           </w:p>
         </w:tc>
         <w:tc>
@@ -17971,7 +18634,21 @@
               <w:rPr>
                 <w:lang w:val="en-US"/>
               </w:rPr>
-              <w:t>Number representing the day of the week(from 1-7)</w:t>
+              <w:t>Number representing the day of the </w:t>
+            </w:r>
+            <w:proofErr w:type="gramStart"/>
+            <w:r>
+              <w:rPr>
+                <w:lang w:val="en-US"/>
+              </w:rPr>
+              <w:t>week(</w:t>
+            </w:r>
+            <w:proofErr w:type="gramEnd"/>
+            <w:r>
+              <w:rPr>
+                <w:lang w:val="en-US"/>
+              </w:rPr>
+              <w:t>from 1-7)</w:t>
             </w:r>
             <w:r>
               <w:t> </w:t>
@@ -17999,12 +18676,14 @@
             <w:pPr>
               <w:jc w:val="center"/>
             </w:pPr>
+            <w:proofErr w:type="spellStart"/>
             <w:r>
               <w:rPr>
                 <w:lang w:val="en-US"/>
               </w:rPr>
               <w:t>day_of_month</w:t>
             </w:r>
+            <w:proofErr w:type="spellEnd"/>
           </w:p>
         </w:tc>
         <w:tc>
@@ -18023,7 +18702,21 @@
               <w:rPr>
                 <w:lang w:val="en-US"/>
               </w:rPr>
-              <w:t>Number representing the day within a month(from 1-31)</w:t>
+              <w:t>Number representing the day within a </w:t>
+            </w:r>
+            <w:proofErr w:type="gramStart"/>
+            <w:r>
+              <w:rPr>
+                <w:lang w:val="en-US"/>
+              </w:rPr>
+              <w:t>month(</w:t>
+            </w:r>
+            <w:proofErr w:type="gramEnd"/>
+            <w:r>
+              <w:rPr>
+                <w:lang w:val="en-US"/>
+              </w:rPr>
+              <w:t>from 1-31)</w:t>
             </w:r>
             <w:r>
               <w:t> </w:t>
@@ -18051,12 +18744,14 @@
             <w:pPr>
               <w:jc w:val="center"/>
             </w:pPr>
+            <w:proofErr w:type="spellStart"/>
             <w:r>
               <w:rPr>
                 <w:lang w:val="en-US"/>
               </w:rPr>
               <w:t>from_sched_arrival_min</w:t>
             </w:r>
+            <w:proofErr w:type="spellEnd"/>
           </w:p>
         </w:tc>
         <w:tc>
@@ -18115,12 +18810,14 @@
             <w:pPr>
               <w:jc w:val="center"/>
             </w:pPr>
+            <w:proofErr w:type="spellStart"/>
             <w:r>
               <w:rPr>
                 <w:lang w:val="en-US"/>
               </w:rPr>
               <w:t>from_actual_arrival_min</w:t>
             </w:r>
+            <w:proofErr w:type="spellEnd"/>
           </w:p>
         </w:tc>
         <w:tc>
@@ -18188,12 +18885,14 @@
             <w:pPr>
               <w:jc w:val="center"/>
             </w:pPr>
+            <w:proofErr w:type="spellStart"/>
             <w:r>
               <w:rPr>
                 <w:lang w:val="en-US"/>
               </w:rPr>
               <w:t>from_sched_departure_min</w:t>
             </w:r>
+            <w:proofErr w:type="spellEnd"/>
           </w:p>
         </w:tc>
         <w:tc>
@@ -18230,13 +18929,27 @@
               <w:rPr>
                 <w:lang w:val="en-US"/>
               </w:rPr>
-              <w:t xml:space="preserve"> (from station)</w:t>
-            </w:r>
-            <w:r>
-              <w:rPr>
-                <w:lang w:val="en-US"/>
-              </w:rPr>
-              <w:t>  in minutes</w:t>
+              <w:t xml:space="preserve"> (from </w:t>
+            </w:r>
+            <w:proofErr w:type="gramStart"/>
+            <w:r>
+              <w:rPr>
+                <w:lang w:val="en-US"/>
+              </w:rPr>
+              <w:t>station)</w:t>
+            </w:r>
+            <w:r>
+              <w:rPr>
+                <w:lang w:val="en-US"/>
+              </w:rPr>
+              <w:t>  in</w:t>
+            </w:r>
+            <w:proofErr w:type="gramEnd"/>
+            <w:r>
+              <w:rPr>
+                <w:lang w:val="en-US"/>
+              </w:rPr>
+              <w:t> minutes</w:t>
             </w:r>
           </w:p>
         </w:tc>
@@ -18261,12 +18974,14 @@
             <w:pPr>
               <w:jc w:val="center"/>
             </w:pPr>
+            <w:proofErr w:type="spellStart"/>
             <w:r>
               <w:rPr>
                 <w:lang w:val="en-US"/>
               </w:rPr>
               <w:t>from_actual_departure_min</w:t>
             </w:r>
+            <w:proofErr w:type="spellEnd"/>
           </w:p>
         </w:tc>
         <w:tc>
@@ -18334,12 +19049,14 @@
             <w:pPr>
               <w:jc w:val="center"/>
             </w:pPr>
+            <w:proofErr w:type="spellStart"/>
             <w:r>
               <w:rPr>
                 <w:lang w:val="en-US"/>
               </w:rPr>
               <w:t>to_sched_arrival_min</w:t>
             </w:r>
+            <w:proofErr w:type="spellEnd"/>
           </w:p>
         </w:tc>
         <w:tc>
@@ -18366,6 +19083,7 @@
               </w:rPr>
               <w:t xml:space="preserve">at </w:t>
             </w:r>
+            <w:proofErr w:type="spellStart"/>
             <w:r>
               <w:rPr>
                 <w:lang w:val="en-US"/>
@@ -18382,7 +19100,14 @@
               <w:rPr>
                 <w:lang w:val="en-US"/>
               </w:rPr>
-              <w:t>station in minutes</w:t>
+              <w:t>station</w:t>
+            </w:r>
+            <w:proofErr w:type="spellEnd"/>
+            <w:r>
+              <w:rPr>
+                <w:lang w:val="en-US"/>
+              </w:rPr>
+              <w:t> in minutes</w:t>
             </w:r>
           </w:p>
         </w:tc>
@@ -18407,12 +19132,14 @@
             <w:pPr>
               <w:jc w:val="center"/>
             </w:pPr>
+            <w:proofErr w:type="spellStart"/>
             <w:r>
               <w:rPr>
                 <w:lang w:val="en-US"/>
               </w:rPr>
               <w:t>to_actual_arrival_min</w:t>
             </w:r>
+            <w:proofErr w:type="spellEnd"/>
           </w:p>
         </w:tc>
         <w:tc>
@@ -18433,6 +19160,7 @@
               </w:rPr>
               <w:t xml:space="preserve">A train’s actual arrival time at </w:t>
             </w:r>
+            <w:proofErr w:type="spellStart"/>
             <w:r>
               <w:rPr>
                 <w:lang w:val="en-US"/>
@@ -18443,7 +19171,14 @@
               <w:rPr>
                 <w:lang w:val="en-US"/>
               </w:rPr>
-              <w:t>station in minutes</w:t>
+              <w:t>station</w:t>
+            </w:r>
+            <w:proofErr w:type="spellEnd"/>
+            <w:r>
+              <w:rPr>
+                <w:lang w:val="en-US"/>
+              </w:rPr>
+              <w:t xml:space="preserve"> in minutes</w:t>
             </w:r>
           </w:p>
         </w:tc>
@@ -18468,12 +19203,14 @@
             <w:pPr>
               <w:jc w:val="center"/>
             </w:pPr>
+            <w:proofErr w:type="spellStart"/>
             <w:r>
               <w:rPr>
                 <w:lang w:val="en-US"/>
               </w:rPr>
               <w:t>to_sched_departure_min</w:t>
             </w:r>
+            <w:proofErr w:type="spellEnd"/>
           </w:p>
         </w:tc>
         <w:tc>
@@ -18498,13 +19235,27 @@
               <w:rPr>
                 <w:lang w:val="en-US"/>
               </w:rPr>
-              <w:t>at to_</w:t>
-            </w:r>
-            <w:r>
-              <w:rPr>
-                <w:lang w:val="en-US"/>
-              </w:rPr>
-              <w:t>station in minute</w:t>
+              <w:t xml:space="preserve">at </w:t>
+            </w:r>
+            <w:proofErr w:type="spellStart"/>
+            <w:r>
+              <w:rPr>
+                <w:lang w:val="en-US"/>
+              </w:rPr>
+              <w:t>to_</w:t>
+            </w:r>
+            <w:r>
+              <w:rPr>
+                <w:lang w:val="en-US"/>
+              </w:rPr>
+              <w:t>station</w:t>
+            </w:r>
+            <w:proofErr w:type="spellEnd"/>
+            <w:r>
+              <w:rPr>
+                <w:lang w:val="en-US"/>
+              </w:rPr>
+              <w:t xml:space="preserve"> in minute</w:t>
             </w:r>
             <w:r>
               <w:t> </w:t>
@@ -18535,12 +19286,14 @@
             <w:pPr>
               <w:jc w:val="center"/>
             </w:pPr>
+            <w:proofErr w:type="spellStart"/>
             <w:r>
               <w:rPr>
                 <w:lang w:val="en-US"/>
               </w:rPr>
               <w:t>to_actual_departure_min</w:t>
             </w:r>
+            <w:proofErr w:type="spellEnd"/>
           </w:p>
         </w:tc>
         <w:tc>
@@ -18565,13 +19318,27 @@
               <w:rPr>
                 <w:lang w:val="en-US"/>
               </w:rPr>
-              <w:t>at to_s</w:t>
-            </w:r>
-            <w:r>
-              <w:rPr>
-                <w:lang w:val="en-US"/>
-              </w:rPr>
-              <w:t>tation in minutes</w:t>
+              <w:t xml:space="preserve">at </w:t>
+            </w:r>
+            <w:proofErr w:type="spellStart"/>
+            <w:r>
+              <w:rPr>
+                <w:lang w:val="en-US"/>
+              </w:rPr>
+              <w:t>to_s</w:t>
+            </w:r>
+            <w:r>
+              <w:rPr>
+                <w:lang w:val="en-US"/>
+              </w:rPr>
+              <w:t>tation</w:t>
+            </w:r>
+            <w:proofErr w:type="spellEnd"/>
+            <w:r>
+              <w:rPr>
+                <w:lang w:val="en-US"/>
+              </w:rPr>
+              <w:t xml:space="preserve"> in minutes</w:t>
             </w:r>
           </w:p>
         </w:tc>
@@ -18596,6 +19363,7 @@
             <w:pPr>
               <w:jc w:val="center"/>
             </w:pPr>
+            <w:proofErr w:type="spellStart"/>
             <w:r>
               <w:rPr>
                 <w:lang w:val="en-US"/>
@@ -18603,6 +19371,7 @@
               <w:lastRenderedPageBreak/>
               <w:t>propagated_delay_min</w:t>
             </w:r>
+            <w:proofErr w:type="spellEnd"/>
           </w:p>
         </w:tc>
         <w:tc>
@@ -18639,12 +19408,14 @@
             <w:pPr>
               <w:jc w:val="center"/>
             </w:pPr>
+            <w:proofErr w:type="spellStart"/>
             <w:r>
               <w:rPr>
                 <w:lang w:val="en-US"/>
               </w:rPr>
               <w:t>end_segment_delay_min</w:t>
             </w:r>
+            <w:proofErr w:type="spellEnd"/>
           </w:p>
         </w:tc>
         <w:tc>
@@ -18685,12 +19456,14 @@
             <w:pPr>
               <w:jc w:val="center"/>
             </w:pPr>
+            <w:proofErr w:type="spellStart"/>
             <w:r>
               <w:rPr>
                 <w:lang w:val="en-US"/>
               </w:rPr>
               <w:t>cum_delay_min</w:t>
             </w:r>
+            <w:proofErr w:type="spellEnd"/>
           </w:p>
         </w:tc>
         <w:tc>
@@ -18709,7 +19482,21 @@
               <w:rPr>
                 <w:lang w:val="en-US"/>
               </w:rPr>
-              <w:t>The Total delay accumulated in the train’s journey (calculated from sum of propagated_delay_min grouped by rid)</w:t>
+              <w:t>The Total delay accumulated in the train’s journey (calculated from sum of </w:t>
+            </w:r>
+            <w:proofErr w:type="spellStart"/>
+            <w:r>
+              <w:rPr>
+                <w:lang w:val="en-US"/>
+              </w:rPr>
+              <w:t>propagated_delay_min</w:t>
+            </w:r>
+            <w:proofErr w:type="spellEnd"/>
+            <w:r>
+              <w:rPr>
+                <w:lang w:val="en-US"/>
+              </w:rPr>
+              <w:t> grouped by rid)</w:t>
             </w:r>
             <w:r>
               <w:t> </w:t>
@@ -18737,12 +19524,14 @@
             <w:pPr>
               <w:jc w:val="center"/>
             </w:pPr>
+            <w:proofErr w:type="spellStart"/>
             <w:r>
               <w:rPr>
                 <w:lang w:val="en-US"/>
               </w:rPr>
               <w:t>leg_duration_min</w:t>
             </w:r>
+            <w:proofErr w:type="spellEnd"/>
           </w:p>
         </w:tc>
         <w:tc>
@@ -18789,12 +19578,14 @@
             <w:pPr>
               <w:jc w:val="center"/>
             </w:pPr>
+            <w:proofErr w:type="spellStart"/>
             <w:r>
               <w:rPr>
                 <w:lang w:val="en-US"/>
               </w:rPr>
               <w:t>arrival_delay_min</w:t>
             </w:r>
+            <w:proofErr w:type="spellEnd"/>
           </w:p>
         </w:tc>
         <w:tc>
@@ -18841,12 +19632,14 @@
             <w:pPr>
               <w:jc w:val="center"/>
             </w:pPr>
+            <w:proofErr w:type="spellStart"/>
             <w:r>
               <w:rPr>
                 <w:lang w:val="en-US"/>
               </w:rPr>
               <w:t>prev_train_leg_delay_min</w:t>
             </w:r>
+            <w:proofErr w:type="spellEnd"/>
           </w:p>
         </w:tc>
         <w:tc>
@@ -18893,12 +19686,14 @@
             <w:pPr>
               <w:jc w:val="center"/>
             </w:pPr>
+            <w:proofErr w:type="spellStart"/>
             <w:r>
               <w:rPr>
                 <w:lang w:val="en-US"/>
               </w:rPr>
               <w:t>prev_train_cum_delay_min</w:t>
             </w:r>
+            <w:proofErr w:type="spellEnd"/>
           </w:p>
         </w:tc>
         <w:tc>
@@ -18945,12 +19740,14 @@
             <w:pPr>
               <w:jc w:val="center"/>
             </w:pPr>
+            <w:proofErr w:type="spellStart"/>
             <w:r>
               <w:rPr>
                 <w:lang w:val="en-US"/>
               </w:rPr>
               <w:t>prev_train_segment_duration_min</w:t>
             </w:r>
+            <w:proofErr w:type="spellEnd"/>
           </w:p>
         </w:tc>
         <w:tc>
@@ -18997,12 +19794,14 @@
             <w:pPr>
               <w:jc w:val="center"/>
             </w:pPr>
+            <w:proofErr w:type="spellStart"/>
             <w:r>
               <w:rPr>
                 <w:lang w:val="en-US"/>
               </w:rPr>
               <w:t>prev_train_end_segment_delay_min</w:t>
             </w:r>
+            <w:proofErr w:type="spellEnd"/>
           </w:p>
         </w:tc>
         <w:tc>
@@ -19049,12 +19848,14 @@
             <w:pPr>
               <w:jc w:val="center"/>
             </w:pPr>
+            <w:proofErr w:type="spellStart"/>
             <w:r>
               <w:rPr>
                 <w:lang w:val="en-US"/>
               </w:rPr>
               <w:t>historical_avg_propagated_delay_min</w:t>
             </w:r>
+            <w:proofErr w:type="spellEnd"/>
           </w:p>
         </w:tc>
         <w:tc>
@@ -19101,12 +19902,14 @@
             <w:pPr>
               <w:jc w:val="center"/>
             </w:pPr>
+            <w:proofErr w:type="spellStart"/>
             <w:r>
               <w:rPr>
                 <w:lang w:val="en-US"/>
               </w:rPr>
               <w:t>historical_avg_leg_duration_min</w:t>
             </w:r>
+            <w:proofErr w:type="spellEnd"/>
           </w:p>
         </w:tc>
         <w:tc>
@@ -19165,12 +19968,14 @@
             <w:pPr>
               <w:jc w:val="center"/>
             </w:pPr>
+            <w:proofErr w:type="spellStart"/>
             <w:r>
               <w:rPr>
                 <w:lang w:val="en-US"/>
               </w:rPr>
               <w:t>historical_avg_cum_delay_min</w:t>
             </w:r>
+            <w:proofErr w:type="spellEnd"/>
           </w:p>
         </w:tc>
         <w:tc>
@@ -19217,12 +20022,14 @@
             <w:pPr>
               <w:jc w:val="center"/>
             </w:pPr>
+            <w:proofErr w:type="spellStart"/>
             <w:r>
               <w:rPr>
                 <w:lang w:val="en-US"/>
               </w:rPr>
               <w:t>historical_avg_arrival_delay_min</w:t>
             </w:r>
+            <w:proofErr w:type="spellEnd"/>
           </w:p>
         </w:tc>
         <w:tc>
@@ -19269,12 +20076,14 @@
             <w:pPr>
               <w:jc w:val="center"/>
             </w:pPr>
+            <w:proofErr w:type="spellStart"/>
             <w:r>
               <w:rPr>
                 <w:lang w:val="en-US"/>
               </w:rPr>
               <w:t>delay_historical_difference</w:t>
             </w:r>
+            <w:proofErr w:type="spellEnd"/>
           </w:p>
         </w:tc>
         <w:tc>
@@ -19293,7 +20102,35 @@
               <w:rPr>
                 <w:lang w:val="en-US"/>
               </w:rPr>
-              <w:t>the difference between the current delay time and historical average (calculated from propagated_delay_min − historical_avg_propagated_delay_min)</w:t>
+              <w:t>the difference between the current delay time and historical average (calculated from </w:t>
+            </w:r>
+            <w:proofErr w:type="spellStart"/>
+            <w:r>
+              <w:rPr>
+                <w:lang w:val="en-US"/>
+              </w:rPr>
+              <w:t>propagated_delay_min</w:t>
+            </w:r>
+            <w:proofErr w:type="spellEnd"/>
+            <w:r>
+              <w:rPr>
+                <w:lang w:val="en-US"/>
+              </w:rPr>
+              <w:t> − </w:t>
+            </w:r>
+            <w:proofErr w:type="spellStart"/>
+            <w:r>
+              <w:rPr>
+                <w:lang w:val="en-US"/>
+              </w:rPr>
+              <w:t>historical_avg_propagated_delay_min</w:t>
+            </w:r>
+            <w:proofErr w:type="spellEnd"/>
+            <w:r>
+              <w:rPr>
+                <w:lang w:val="en-US"/>
+              </w:rPr>
+              <w:t>)</w:t>
             </w:r>
             <w:r>
               <w:t> </w:t>
@@ -19321,12 +20158,14 @@
             <w:pPr>
               <w:jc w:val="center"/>
             </w:pPr>
+            <w:proofErr w:type="spellStart"/>
             <w:r>
               <w:rPr>
                 <w:lang w:val="en-US"/>
               </w:rPr>
               <w:t>from_temp</w:t>
             </w:r>
+            <w:proofErr w:type="spellEnd"/>
           </w:p>
         </w:tc>
         <w:tc>
@@ -19373,6 +20212,7 @@
             <w:pPr>
               <w:jc w:val="center"/>
             </w:pPr>
+            <w:proofErr w:type="spellStart"/>
             <w:r>
               <w:rPr>
                 <w:lang w:val="en-US"/>
@@ -19385,6 +20225,7 @@
               </w:rPr>
               <w:t>precip</w:t>
             </w:r>
+            <w:proofErr w:type="spellEnd"/>
           </w:p>
         </w:tc>
         <w:tc>
@@ -19443,12 +20284,14 @@
             <w:pPr>
               <w:jc w:val="center"/>
             </w:pPr>
+            <w:proofErr w:type="spellStart"/>
             <w:r>
               <w:rPr>
                 <w:lang w:val="en-US"/>
               </w:rPr>
               <w:t>from_wind</w:t>
             </w:r>
+            <w:proofErr w:type="spellEnd"/>
           </w:p>
         </w:tc>
         <w:tc>
@@ -19495,12 +20338,14 @@
             <w:pPr>
               <w:jc w:val="center"/>
             </w:pPr>
+            <w:proofErr w:type="spellStart"/>
             <w:r>
               <w:rPr>
                 <w:lang w:val="en-US"/>
               </w:rPr>
               <w:t>to_temp</w:t>
             </w:r>
+            <w:proofErr w:type="spellEnd"/>
           </w:p>
         </w:tc>
         <w:tc>
@@ -19547,6 +20392,7 @@
             <w:pPr>
               <w:jc w:val="center"/>
             </w:pPr>
+            <w:proofErr w:type="spellStart"/>
             <w:r>
               <w:rPr>
                 <w:lang w:val="en-US"/>
@@ -19559,6 +20405,7 @@
               </w:rPr>
               <w:t>precip</w:t>
             </w:r>
+            <w:proofErr w:type="spellEnd"/>
           </w:p>
         </w:tc>
         <w:tc>
@@ -19617,12 +20464,14 @@
             <w:pPr>
               <w:jc w:val="center"/>
             </w:pPr>
+            <w:proofErr w:type="spellStart"/>
             <w:r>
               <w:rPr>
                 <w:lang w:val="en-US"/>
               </w:rPr>
               <w:t>to_wind</w:t>
             </w:r>
+            <w:proofErr w:type="spellEnd"/>
           </w:p>
         </w:tc>
         <w:tc>
@@ -19887,7 +20736,21 @@
         <w:rPr>
           <w:lang w:val="en-US"/>
         </w:rPr>
-        <w:t xml:space="preserve"> we wanted to see which segments (From station and To station) are mostly affected by delays</w:t>
+        <w:t xml:space="preserve"> we wanted to see which segments (From station and </w:t>
+      </w:r>
+      <w:proofErr w:type="gramStart"/>
+      <w:r>
+        <w:rPr>
+          <w:lang w:val="en-US"/>
+        </w:rPr>
+        <w:t>To</w:t>
+      </w:r>
+      <w:proofErr w:type="gramEnd"/>
+      <w:r>
+        <w:rPr>
+          <w:lang w:val="en-US"/>
+        </w:rPr>
+        <w:t xml:space="preserve"> station) are mostly affected by delays</w:t>
       </w:r>
     </w:p>
     <w:p>
@@ -19926,12 +20789,22 @@
         </w:rPr>
         <w:t xml:space="preserve">A darker red </w:t>
       </w:r>
-      <w:r>
-        <w:rPr>
-          <w:lang w:val="en-US"/>
-        </w:rPr>
-        <w:t>colour,</w:t>
-      </w:r>
+      <w:proofErr w:type="spellStart"/>
+      <w:proofErr w:type="gramStart"/>
+      <w:r>
+        <w:rPr>
+          <w:lang w:val="en-US"/>
+        </w:rPr>
+        <w:t>colour</w:t>
+      </w:r>
+      <w:proofErr w:type="spellEnd"/>
+      <w:r>
+        <w:rPr>
+          <w:lang w:val="en-US"/>
+        </w:rPr>
+        <w:t>,</w:t>
+      </w:r>
+      <w:proofErr w:type="gramEnd"/>
       <w:r>
         <w:rPr>
           <w:lang w:val="en-US"/>
@@ -20002,13 +20875,27 @@
         <w:rPr>
           <w:lang w:val="en-US"/>
         </w:rPr>
-        <w:t xml:space="preserve"> used in order </w:t>
-      </w:r>
-      <w:r>
-        <w:rPr>
-          <w:lang w:val="en-US"/>
-        </w:rPr>
-        <w:t xml:space="preserve">to make the </w:t>
+        <w:t xml:space="preserve"> used </w:t>
+      </w:r>
+      <w:proofErr w:type="gramStart"/>
+      <w:r>
+        <w:rPr>
+          <w:lang w:val="en-US"/>
+        </w:rPr>
+        <w:t xml:space="preserve">in order </w:t>
+      </w:r>
+      <w:r>
+        <w:rPr>
+          <w:lang w:val="en-US"/>
+        </w:rPr>
+        <w:t>to</w:t>
+      </w:r>
+      <w:proofErr w:type="gramEnd"/>
+      <w:r>
+        <w:rPr>
+          <w:lang w:val="en-US"/>
+        </w:rPr>
+        <w:t xml:space="preserve"> make the </w:t>
       </w:r>
       <w:r>
         <w:rPr>
@@ -21436,7 +22323,35 @@
         <w:rPr>
           <w:lang w:val="en-US"/>
         </w:rPr>
-        <w:t>London King’s Cross - Grantham experience the greatest average delay with other segments such as Retford -  Doncaster and St Neots -  Peterborough, having relatively substantial delays</w:t>
+        <w:t xml:space="preserve">London King’s Cross - Grantham experience the greatest average delay with other segments such as Retford </w:t>
+      </w:r>
+      <w:proofErr w:type="gramStart"/>
+      <w:r>
+        <w:rPr>
+          <w:lang w:val="en-US"/>
+        </w:rPr>
+        <w:t>-  Doncaster</w:t>
+      </w:r>
+      <w:proofErr w:type="gramEnd"/>
+      <w:r>
+        <w:rPr>
+          <w:lang w:val="en-US"/>
+        </w:rPr>
+        <w:t xml:space="preserve"> and St Neots </w:t>
+      </w:r>
+      <w:proofErr w:type="gramStart"/>
+      <w:r>
+        <w:rPr>
+          <w:lang w:val="en-US"/>
+        </w:rPr>
+        <w:t>-  Peterborough</w:t>
+      </w:r>
+      <w:proofErr w:type="gramEnd"/>
+      <w:r>
+        <w:rPr>
+          <w:lang w:val="en-US"/>
+        </w:rPr>
+        <w:t>, having relatively substantial delays</w:t>
       </w:r>
       <w:r>
         <w:rPr>
@@ -21479,13 +22394,77 @@
         <w:rPr>
           <w:lang w:val="en-US"/>
         </w:rPr>
-        <w:t xml:space="preserve"> darker coloured</w:t>
-      </w:r>
-      <w:r>
-        <w:rPr>
-          <w:lang w:val="en-US"/>
-        </w:rPr>
-        <w:t xml:space="preserve"> segments specifically to see the relationship between delays and many factors such as weather conditions present in our dataset, such as temperature, precipitation, and windspeed. A time series on how cumulative delays of train journeys changes based on the segment of track would be very useful for seeing which segments of track are particularly problematic which could then be further investigated to prevent future delays and </w:t>
+        <w:t xml:space="preserve"> darker </w:t>
+      </w:r>
+      <w:proofErr w:type="spellStart"/>
+      <w:r>
+        <w:rPr>
+          <w:lang w:val="en-US"/>
+        </w:rPr>
+        <w:t>coloured</w:t>
+      </w:r>
+      <w:proofErr w:type="spellEnd"/>
+      <w:r>
+        <w:rPr>
+          <w:lang w:val="en-US"/>
+        </w:rPr>
+        <w:t xml:space="preserve"> segments specifically </w:t>
+      </w:r>
+      <w:proofErr w:type="gramStart"/>
+      <w:r>
+        <w:rPr>
+          <w:lang w:val="en-US"/>
+        </w:rPr>
+        <w:t>to see</w:t>
+      </w:r>
+      <w:proofErr w:type="gramEnd"/>
+      <w:r>
+        <w:rPr>
+          <w:lang w:val="en-US"/>
+        </w:rPr>
+        <w:t xml:space="preserve"> the relationship between delays and many factors such as weather conditions present in our dataset, such as temperature, precipitation, and windspeed. </w:t>
+      </w:r>
+      <w:proofErr w:type="gramStart"/>
+      <w:r>
+        <w:rPr>
+          <w:lang w:val="en-US"/>
+        </w:rPr>
+        <w:t>A time</w:t>
+      </w:r>
+      <w:proofErr w:type="gramEnd"/>
+      <w:r>
+        <w:rPr>
+          <w:lang w:val="en-US"/>
+        </w:rPr>
+        <w:t xml:space="preserve"> series on how cumulative delays of train journeys </w:t>
+      </w:r>
+      <w:proofErr w:type="gramStart"/>
+      <w:r>
+        <w:rPr>
+          <w:lang w:val="en-US"/>
+        </w:rPr>
+        <w:t>changes</w:t>
+      </w:r>
+      <w:proofErr w:type="gramEnd"/>
+      <w:r>
+        <w:rPr>
+          <w:lang w:val="en-US"/>
+        </w:rPr>
+        <w:t xml:space="preserve"> based on the segment of track would be very useful for seeing which segments of track are particularly </w:t>
+      </w:r>
+      <w:proofErr w:type="gramStart"/>
+      <w:r>
+        <w:rPr>
+          <w:lang w:val="en-US"/>
+        </w:rPr>
+        <w:t>problematic</w:t>
+      </w:r>
+      <w:proofErr w:type="gramEnd"/>
+      <w:r>
+        <w:rPr>
+          <w:lang w:val="en-US"/>
+        </w:rPr>
+        <w:t xml:space="preserve"> which could then be further investigated to prevent future delays and </w:t>
       </w:r>
       <w:r>
         <w:rPr>
@@ -21527,7 +22506,35 @@
         <w:rPr>
           <w:lang w:val="en-US"/>
         </w:rPr>
-        <w:t>Other factors such as day of week/month or historical averages will also be looked at in order to gain as much understanding as possible and for discovering the best features to keep for the classification and regression machine learning models.</w:t>
+        <w:t xml:space="preserve">Other factors such as day of week/month or historical averages will also be looked at </w:t>
+      </w:r>
+      <w:proofErr w:type="gramStart"/>
+      <w:r>
+        <w:rPr>
+          <w:lang w:val="en-US"/>
+        </w:rPr>
+        <w:t>in order to</w:t>
+      </w:r>
+      <w:proofErr w:type="gramEnd"/>
+      <w:r>
+        <w:rPr>
+          <w:lang w:val="en-US"/>
+        </w:rPr>
+        <w:t xml:space="preserve"> gain as much understanding as possible and </w:t>
+      </w:r>
+      <w:proofErr w:type="gramStart"/>
+      <w:r>
+        <w:rPr>
+          <w:lang w:val="en-US"/>
+        </w:rPr>
+        <w:t>for discovering</w:t>
+      </w:r>
+      <w:proofErr w:type="gramEnd"/>
+      <w:r>
+        <w:rPr>
+          <w:lang w:val="en-US"/>
+        </w:rPr>
+        <w:t xml:space="preserve"> the best features to keep for the classification and regression machine learning models.</w:t>
       </w:r>
     </w:p>
     <w:p/>
@@ -21541,6 +22548,9 @@
     <w:p/>
     <w:p>
       <w:r>
+        <w:rPr>
+          <w:noProof/>
+        </w:rPr>
         <w:drawing>
           <wp:inline distT="0" distB="0" distL="0" distR="0" wp14:anchorId="363E523F" wp14:editId="4DDFFE43">
             <wp:extent cx="5734050" cy="2979420"/>
@@ -21582,6 +22592,9 @@
     <w:p/>
     <w:p>
       <w:r>
+        <w:rPr>
+          <w:noProof/>
+        </w:rPr>
         <w:lastRenderedPageBreak/>
         <w:drawing>
           <wp:inline distT="0" distB="0" distL="0" distR="0" wp14:anchorId="0B22CCC8" wp14:editId="42EFE92D">
@@ -21625,6 +22638,9 @@
     <w:p/>
     <w:p>
       <w:r>
+        <w:rPr>
+          <w:noProof/>
+        </w:rPr>
         <w:drawing>
           <wp:inline distT="0" distB="0" distL="0" distR="0" wp14:anchorId="3A0C2257" wp14:editId="5647A937">
             <wp:extent cx="5734050" cy="2976880"/>
@@ -21666,6 +22682,9 @@
     <w:p/>
     <w:p>
       <w:r>
+        <w:rPr>
+          <w:noProof/>
+        </w:rPr>
         <w:lastRenderedPageBreak/>
         <w:drawing>
           <wp:inline distT="0" distB="0" distL="0" distR="0" wp14:anchorId="1ECA0EC6" wp14:editId="253BA548">
@@ -21747,52 +22766,70 @@
       </w:r>
     </w:p>
     <w:p>
+      <w:proofErr w:type="spellStart"/>
       <w:r>
         <w:t>prev_train_leg_delay_min</w:t>
       </w:r>
-    </w:p>
-    <w:p>
+      <w:proofErr w:type="spellEnd"/>
+    </w:p>
+    <w:p>
+      <w:proofErr w:type="spellStart"/>
       <w:r>
         <w:t>prev_train_cum_delay_min</w:t>
       </w:r>
-    </w:p>
-    <w:p>
+      <w:proofErr w:type="spellEnd"/>
+    </w:p>
+    <w:p>
+      <w:proofErr w:type="spellStart"/>
       <w:r>
         <w:t>prev_train_segment_duration_min</w:t>
       </w:r>
-    </w:p>
-    <w:p>
+      <w:proofErr w:type="spellEnd"/>
+    </w:p>
+    <w:p>
+      <w:proofErr w:type="spellStart"/>
       <w:r>
         <w:t>prev_train_end_segment_delay_min</w:t>
       </w:r>
-    </w:p>
-    <w:p>
+      <w:proofErr w:type="spellEnd"/>
+    </w:p>
+    <w:p>
+      <w:proofErr w:type="spellStart"/>
       <w:r>
         <w:t>historical_avg_propagated_delay_min</w:t>
       </w:r>
-    </w:p>
-    <w:p>
+      <w:proofErr w:type="spellEnd"/>
+    </w:p>
+    <w:p>
+      <w:proofErr w:type="spellStart"/>
       <w:r>
         <w:t>historical_avg_leg_duration_min</w:t>
       </w:r>
-    </w:p>
-    <w:p>
+      <w:proofErr w:type="spellEnd"/>
+    </w:p>
+    <w:p>
+      <w:proofErr w:type="spellStart"/>
       <w:r>
         <w:t>historical_avg_cum_delay_min</w:t>
       </w:r>
-    </w:p>
-    <w:p>
+      <w:proofErr w:type="spellEnd"/>
+    </w:p>
+    <w:p>
+      <w:proofErr w:type="spellStart"/>
       <w:r>
         <w:t>historical_avg_arrival_delay_min</w:t>
       </w:r>
-    </w:p>
-    <w:p>
+      <w:proofErr w:type="spellEnd"/>
+    </w:p>
+    <w:p>
+      <w:proofErr w:type="spellStart"/>
       <w:r>
         <w:rPr>
           <w:lang w:val="en-US"/>
         </w:rPr>
         <w:t>to_sched_arrival_min</w:t>
       </w:r>
+      <w:proofErr w:type="spellEnd"/>
     </w:p>
     <w:p>
       <w:pPr>
@@ -22075,8 +23112,13 @@
     <w:p/>
     <w:p>
       <w:r>
-        <w:t>Open-Meteo</w:t>
-      </w:r>
+        <w:t>Open-</w:t>
+      </w:r>
+      <w:proofErr w:type="spellStart"/>
+      <w:r>
+        <w:t>Meteo</w:t>
+      </w:r>
+      <w:proofErr w:type="spellEnd"/>
       <w:r>
         <w:t xml:space="preserve"> (20</w:t>
       </w:r>
@@ -22144,8 +23186,15 @@
       <w:r>
         <w:t>) ‘</w:t>
       </w:r>
-      <w:r>
-        <w:t>Darwin:Push Port</w:t>
+      <w:proofErr w:type="spellStart"/>
+      <w:proofErr w:type="gramStart"/>
+      <w:r>
+        <w:t>Darwin:Push</w:t>
+      </w:r>
+      <w:proofErr w:type="spellEnd"/>
+      <w:proofErr w:type="gramEnd"/>
+      <w:r>
+        <w:t xml:space="preserve"> Port</w:t>
       </w:r>
       <w:r>
         <w:t>’.</w:t>
@@ -22202,8 +23251,15 @@
       <w:r>
         <w:t>) ‘</w:t>
       </w:r>
-      <w:r>
-        <w:t>Darwin:Schedule Element</w:t>
+      <w:proofErr w:type="spellStart"/>
+      <w:proofErr w:type="gramStart"/>
+      <w:r>
+        <w:t>Darwin:Schedule</w:t>
+      </w:r>
+      <w:proofErr w:type="spellEnd"/>
+      <w:proofErr w:type="gramEnd"/>
+      <w:r>
+        <w:t xml:space="preserve"> Element</w:t>
       </w:r>
       <w:r>
         <w:t>’.</w:t>
@@ -22601,7 +23657,7 @@
         <w:noProof/>
         <w:color w:val="EE0000"/>
       </w:rPr>
-      <w:t>6. Exploratory Data Analysis</w:t>
+      <w:t>4. Project Planning</w:t>
     </w:r>
     <w:r>
       <w:rPr>
@@ -34815,6 +35871,7 @@
   <w:style w:type="character" w:default="1" w:styleId="DefaultParagraphFont">
     <w:name w:val="Default Paragraph Font"/>
     <w:uiPriority w:val="1"/>
+    <w:semiHidden/>
     <w:unhideWhenUsed/>
   </w:style>
   <w:style w:type="table" w:default="1" w:styleId="TableNormal">

--- a/LNER Disruption Prediction report.docx
+++ b/LNER Disruption Prediction report.docx
@@ -1163,7 +1163,7 @@
           <w:r>
             <w:fldChar w:fldCharType="separate"/>
           </w:r>
-          <w:hyperlink w:anchor="_Toc227588216" w:history="1">
+          <w:hyperlink w:anchor="_Toc227665303" w:history="1">
             <w:r>
               <w:rPr>
                 <w:rStyle w:val="Hyperlink"/>
@@ -1193,7 +1193,7 @@
                 <w:noProof/>
                 <w:webHidden/>
               </w:rPr>
-              <w:instrText xml:space="preserve"> PAGEREF _Toc227588216 \h </w:instrText>
+              <w:instrText xml:space="preserve"> PAGEREF _Toc227665303 \h </w:instrText>
             </w:r>
             <w:r>
               <w:rPr>
@@ -1238,7 +1238,7 @@
               <w:sz w:val="24"/>
             </w:rPr>
           </w:pPr>
-          <w:hyperlink w:anchor="_Toc227588217" w:history="1">
+          <w:hyperlink w:anchor="_Toc227665304" w:history="1">
             <w:r>
               <w:rPr>
                 <w:rStyle w:val="Hyperlink"/>
@@ -1287,7 +1287,7 @@
                 <w:noProof/>
                 <w:webHidden/>
               </w:rPr>
-              <w:instrText xml:space="preserve"> PAGEREF _Toc227588217 \h </w:instrText>
+              <w:instrText xml:space="preserve"> PAGEREF _Toc227665304 \h </w:instrText>
             </w:r>
             <w:r>
               <w:rPr>
@@ -1331,7 +1331,7 @@
               <w:sz w:val="24"/>
             </w:rPr>
           </w:pPr>
-          <w:hyperlink w:anchor="_Toc227588218" w:history="1">
+          <w:hyperlink w:anchor="_Toc227665305" w:history="1">
             <w:r>
               <w:rPr>
                 <w:rStyle w:val="Hyperlink"/>
@@ -1361,7 +1361,7 @@
                 <w:noProof/>
                 <w:webHidden/>
               </w:rPr>
-              <w:instrText xml:space="preserve"> PAGEREF _Toc227588218 \h </w:instrText>
+              <w:instrText xml:space="preserve"> PAGEREF _Toc227665305 \h </w:instrText>
             </w:r>
             <w:r>
               <w:rPr>
@@ -1405,7 +1405,7 @@
               <w:sz w:val="24"/>
             </w:rPr>
           </w:pPr>
-          <w:hyperlink w:anchor="_Toc227588219" w:history="1">
+          <w:hyperlink w:anchor="_Toc227665306" w:history="1">
             <w:r>
               <w:rPr>
                 <w:rStyle w:val="Hyperlink"/>
@@ -1435,7 +1435,7 @@
                 <w:noProof/>
                 <w:webHidden/>
               </w:rPr>
-              <w:instrText xml:space="preserve"> PAGEREF _Toc227588219 \h </w:instrText>
+              <w:instrText xml:space="preserve"> PAGEREF _Toc227665306 \h </w:instrText>
             </w:r>
             <w:r>
               <w:rPr>
@@ -1456,6 +1456,77 @@
                 <w:webHidden/>
               </w:rPr>
               <w:t>4</w:t>
+            </w:r>
+            <w:r>
+              <w:rPr>
+                <w:noProof/>
+                <w:webHidden/>
+              </w:rPr>
+              <w:fldChar w:fldCharType="end"/>
+            </w:r>
+          </w:hyperlink>
+        </w:p>
+        <w:p>
+          <w:pPr>
+            <w:pStyle w:val="TOC2"/>
+            <w:rPr>
+              <w:rFonts w:asciiTheme="minorHAnsi" w:eastAsiaTheme="minorEastAsia" w:hAnsiTheme="minorHAnsi" w:cstheme="minorBidi"/>
+              <w:noProof/>
+              <w:color w:val="auto"/>
+              <w:sz w:val="24"/>
+            </w:rPr>
+          </w:pPr>
+          <w:hyperlink w:anchor="_Toc227665307" w:history="1">
+            <w:r>
+              <w:rPr>
+                <w:rStyle w:val="Hyperlink"/>
+                <w:b/>
+                <w:bCs/>
+                <w:noProof/>
+                <w:lang w:val="en-US"/>
+              </w:rPr>
+              <w:t>2. Preliminary Analysis</w:t>
+            </w:r>
+            <w:r>
+              <w:rPr>
+                <w:noProof/>
+                <w:webHidden/>
+              </w:rPr>
+              <w:tab/>
+            </w:r>
+            <w:r>
+              <w:rPr>
+                <w:noProof/>
+                <w:webHidden/>
+              </w:rPr>
+              <w:fldChar w:fldCharType="begin"/>
+            </w:r>
+            <w:r>
+              <w:rPr>
+                <w:noProof/>
+                <w:webHidden/>
+              </w:rPr>
+              <w:instrText xml:space="preserve"> PAGEREF _Toc227665307 \h </w:instrText>
+            </w:r>
+            <w:r>
+              <w:rPr>
+                <w:noProof/>
+                <w:webHidden/>
+              </w:rPr>
+            </w:r>
+            <w:r>
+              <w:rPr>
+                <w:noProof/>
+                <w:webHidden/>
+              </w:rPr>
+              <w:fldChar w:fldCharType="separate"/>
+            </w:r>
+            <w:r>
+              <w:rPr>
+                <w:noProof/>
+                <w:webHidden/>
+              </w:rPr>
+              <w:t>5</w:t>
             </w:r>
             <w:r>
               <w:rPr>
@@ -1479,7 +1550,7 @@
               <w:sz w:val="24"/>
             </w:rPr>
           </w:pPr>
-          <w:hyperlink w:anchor="_Toc227588220" w:history="1">
+          <w:hyperlink w:anchor="_Toc227665308" w:history="1">
             <w:r>
               <w:rPr>
                 <w:rStyle w:val="Hyperlink"/>
@@ -1509,7 +1580,7 @@
                 <w:noProof/>
                 <w:webHidden/>
               </w:rPr>
-              <w:instrText xml:space="preserve"> PAGEREF _Toc227588220 \h </w:instrText>
+              <w:instrText xml:space="preserve"> PAGEREF _Toc227665308 \h </w:instrText>
             </w:r>
             <w:r>
               <w:rPr>
@@ -1553,7 +1624,7 @@
               <w:sz w:val="24"/>
             </w:rPr>
           </w:pPr>
-          <w:hyperlink w:anchor="_Toc227588221" w:history="1">
+          <w:hyperlink w:anchor="_Toc227665309" w:history="1">
             <w:r>
               <w:rPr>
                 <w:rStyle w:val="Hyperlink"/>
@@ -1583,7 +1654,7 @@
                 <w:noProof/>
                 <w:webHidden/>
               </w:rPr>
-              <w:instrText xml:space="preserve"> PAGEREF _Toc227588221 \h </w:instrText>
+              <w:instrText xml:space="preserve"> PAGEREF _Toc227665309 \h </w:instrText>
             </w:r>
             <w:r>
               <w:rPr>
@@ -1627,7 +1698,7 @@
               <w:sz w:val="24"/>
             </w:rPr>
           </w:pPr>
-          <w:hyperlink w:anchor="_Toc227588222" w:history="1">
+          <w:hyperlink w:anchor="_Toc227665310" w:history="1">
             <w:r>
               <w:rPr>
                 <w:rStyle w:val="Hyperlink"/>
@@ -1657,7 +1728,7 @@
                 <w:noProof/>
                 <w:webHidden/>
               </w:rPr>
-              <w:instrText xml:space="preserve"> PAGEREF _Toc227588222 \h </w:instrText>
+              <w:instrText xml:space="preserve"> PAGEREF _Toc227665310 \h </w:instrText>
             </w:r>
             <w:r>
               <w:rPr>
@@ -1701,7 +1772,7 @@
               <w:sz w:val="24"/>
             </w:rPr>
           </w:pPr>
-          <w:hyperlink w:anchor="_Toc227588223" w:history="1">
+          <w:hyperlink w:anchor="_Toc227665311" w:history="1">
             <w:r>
               <w:rPr>
                 <w:rStyle w:val="Hyperlink"/>
@@ -1731,7 +1802,7 @@
                 <w:noProof/>
                 <w:webHidden/>
               </w:rPr>
-              <w:instrText xml:space="preserve"> PAGEREF _Toc227588223 \h </w:instrText>
+              <w:instrText xml:space="preserve"> PAGEREF _Toc227665311 \h </w:instrText>
             </w:r>
             <w:r>
               <w:rPr>
@@ -1775,7 +1846,7 @@
               <w:sz w:val="24"/>
             </w:rPr>
           </w:pPr>
-          <w:hyperlink w:anchor="_Toc227588224" w:history="1">
+          <w:hyperlink w:anchor="_Toc227665312" w:history="1">
             <w:r>
               <w:rPr>
                 <w:rStyle w:val="Hyperlink"/>
@@ -1805,7 +1876,7 @@
                 <w:noProof/>
                 <w:webHidden/>
               </w:rPr>
-              <w:instrText xml:space="preserve"> PAGEREF _Toc227588224 \h </w:instrText>
+              <w:instrText xml:space="preserve"> PAGEREF _Toc227665312 \h </w:instrText>
             </w:r>
             <w:r>
               <w:rPr>
@@ -1846,7 +1917,7 @@
               <w:sz w:val="24"/>
             </w:rPr>
           </w:pPr>
-          <w:hyperlink w:anchor="_Toc227588225" w:history="1">
+          <w:hyperlink w:anchor="_Toc227665313" w:history="1">
             <w:r>
               <w:rPr>
                 <w:rStyle w:val="Hyperlink"/>
@@ -1876,7 +1947,7 @@
                 <w:noProof/>
                 <w:webHidden/>
               </w:rPr>
-              <w:instrText xml:space="preserve"> PAGEREF _Toc227588225 \h </w:instrText>
+              <w:instrText xml:space="preserve"> PAGEREF _Toc227665313 \h </w:instrText>
             </w:r>
             <w:r>
               <w:rPr>
@@ -1920,7 +1991,7 @@
               <w:sz w:val="24"/>
             </w:rPr>
           </w:pPr>
-          <w:hyperlink w:anchor="_Toc227588226" w:history="1">
+          <w:hyperlink w:anchor="_Toc227665314" w:history="1">
             <w:r>
               <w:rPr>
                 <w:rStyle w:val="Hyperlink"/>
@@ -1950,7 +2021,7 @@
                 <w:noProof/>
                 <w:webHidden/>
               </w:rPr>
-              <w:instrText xml:space="preserve"> PAGEREF _Toc227588226 \h </w:instrText>
+              <w:instrText xml:space="preserve"> PAGEREF _Toc227665314 \h </w:instrText>
             </w:r>
             <w:r>
               <w:rPr>
@@ -1994,7 +2065,7 @@
               <w:sz w:val="24"/>
             </w:rPr>
           </w:pPr>
-          <w:hyperlink w:anchor="_Toc227588227" w:history="1">
+          <w:hyperlink w:anchor="_Toc227665315" w:history="1">
             <w:r>
               <w:rPr>
                 <w:rStyle w:val="Hyperlink"/>
@@ -2024,7 +2095,7 @@
                 <w:noProof/>
                 <w:webHidden/>
               </w:rPr>
-              <w:instrText xml:space="preserve"> PAGEREF _Toc227588227 \h </w:instrText>
+              <w:instrText xml:space="preserve"> PAGEREF _Toc227665315 \h </w:instrText>
             </w:r>
             <w:r>
               <w:rPr>
@@ -2068,7 +2139,7 @@
               <w:sz w:val="24"/>
             </w:rPr>
           </w:pPr>
-          <w:hyperlink w:anchor="_Toc227588228" w:history="1">
+          <w:hyperlink w:anchor="_Toc227665316" w:history="1">
             <w:r>
               <w:rPr>
                 <w:rStyle w:val="Hyperlink"/>
@@ -2098,7 +2169,7 @@
                 <w:noProof/>
                 <w:webHidden/>
               </w:rPr>
-              <w:instrText xml:space="preserve"> PAGEREF _Toc227588228 \h </w:instrText>
+              <w:instrText xml:space="preserve"> PAGEREF _Toc227665316 \h </w:instrText>
             </w:r>
             <w:r>
               <w:rPr>
@@ -2139,7 +2210,7 @@
               <w:sz w:val="24"/>
             </w:rPr>
           </w:pPr>
-          <w:hyperlink w:anchor="_Toc227588229" w:history="1">
+          <w:hyperlink w:anchor="_Toc227665317" w:history="1">
             <w:r>
               <w:rPr>
                 <w:rStyle w:val="Hyperlink"/>
@@ -2169,7 +2240,7 @@
                 <w:noProof/>
                 <w:webHidden/>
               </w:rPr>
-              <w:instrText xml:space="preserve"> PAGEREF _Toc227588229 \h </w:instrText>
+              <w:instrText xml:space="preserve"> PAGEREF _Toc227665317 \h </w:instrText>
             </w:r>
             <w:r>
               <w:rPr>
@@ -2213,7 +2284,7 @@
               <w:sz w:val="24"/>
             </w:rPr>
           </w:pPr>
-          <w:hyperlink w:anchor="_Toc227588230" w:history="1">
+          <w:hyperlink w:anchor="_Toc227665318" w:history="1">
             <w:r>
               <w:rPr>
                 <w:rStyle w:val="Hyperlink"/>
@@ -2243,7 +2314,7 @@
                 <w:noProof/>
                 <w:webHidden/>
               </w:rPr>
-              <w:instrText xml:space="preserve"> PAGEREF _Toc227588230 \h </w:instrText>
+              <w:instrText xml:space="preserve"> PAGEREF _Toc227665318 \h </w:instrText>
             </w:r>
             <w:r>
               <w:rPr>
@@ -2287,7 +2358,7 @@
               <w:sz w:val="24"/>
             </w:rPr>
           </w:pPr>
-          <w:hyperlink w:anchor="_Toc227588231" w:history="1">
+          <w:hyperlink w:anchor="_Toc227665319" w:history="1">
             <w:r>
               <w:rPr>
                 <w:rStyle w:val="Hyperlink"/>
@@ -2317,7 +2388,7 @@
                 <w:noProof/>
                 <w:webHidden/>
               </w:rPr>
-              <w:instrText xml:space="preserve"> PAGEREF _Toc227588231 \h </w:instrText>
+              <w:instrText xml:space="preserve"> PAGEREF _Toc227665319 \h </w:instrText>
             </w:r>
             <w:r>
               <w:rPr>
@@ -2361,7 +2432,7 @@
               <w:sz w:val="24"/>
             </w:rPr>
           </w:pPr>
-          <w:hyperlink w:anchor="_Toc227588232" w:history="1">
+          <w:hyperlink w:anchor="_Toc227665320" w:history="1">
             <w:r>
               <w:rPr>
                 <w:rStyle w:val="Hyperlink"/>
@@ -2391,7 +2462,7 @@
                 <w:noProof/>
                 <w:webHidden/>
               </w:rPr>
-              <w:instrText xml:space="preserve"> PAGEREF _Toc227588232 \h </w:instrText>
+              <w:instrText xml:space="preserve"> PAGEREF _Toc227665320 \h </w:instrText>
             </w:r>
             <w:r>
               <w:rPr>
@@ -2435,7 +2506,7 @@
               <w:sz w:val="24"/>
             </w:rPr>
           </w:pPr>
-          <w:hyperlink w:anchor="_Toc227588233" w:history="1">
+          <w:hyperlink w:anchor="_Toc227665321" w:history="1">
             <w:r>
               <w:rPr>
                 <w:rStyle w:val="Hyperlink"/>
@@ -2465,7 +2536,7 @@
                 <w:noProof/>
                 <w:webHidden/>
               </w:rPr>
-              <w:instrText xml:space="preserve"> PAGEREF _Toc227588233 \h </w:instrText>
+              <w:instrText xml:space="preserve"> PAGEREF _Toc227665321 \h </w:instrText>
             </w:r>
             <w:r>
               <w:rPr>
@@ -2509,7 +2580,7 @@
               <w:sz w:val="24"/>
             </w:rPr>
           </w:pPr>
-          <w:hyperlink w:anchor="_Toc227588234" w:history="1">
+          <w:hyperlink w:anchor="_Toc227665322" w:history="1">
             <w:r>
               <w:rPr>
                 <w:rStyle w:val="Hyperlink"/>
@@ -2539,7 +2610,7 @@
                 <w:noProof/>
                 <w:webHidden/>
               </w:rPr>
-              <w:instrText xml:space="preserve"> PAGEREF _Toc227588234 \h </w:instrText>
+              <w:instrText xml:space="preserve"> PAGEREF _Toc227665322 \h </w:instrText>
             </w:r>
             <w:r>
               <w:rPr>
@@ -2580,7 +2651,7 @@
               <w:sz w:val="24"/>
             </w:rPr>
           </w:pPr>
-          <w:hyperlink w:anchor="_Toc227588235" w:history="1">
+          <w:hyperlink w:anchor="_Toc227665323" w:history="1">
             <w:r>
               <w:rPr>
                 <w:rStyle w:val="Hyperlink"/>
@@ -2610,7 +2681,7 @@
                 <w:noProof/>
                 <w:webHidden/>
               </w:rPr>
-              <w:instrText xml:space="preserve"> PAGEREF _Toc227588235 \h </w:instrText>
+              <w:instrText xml:space="preserve"> PAGEREF _Toc227665323 \h </w:instrText>
             </w:r>
             <w:r>
               <w:rPr>
@@ -2654,7 +2725,7 @@
               <w:sz w:val="24"/>
             </w:rPr>
           </w:pPr>
-          <w:hyperlink w:anchor="_Toc227588236" w:history="1">
+          <w:hyperlink w:anchor="_Toc227665324" w:history="1">
             <w:r>
               <w:rPr>
                 <w:rStyle w:val="Hyperlink"/>
@@ -2684,7 +2755,7 @@
                 <w:noProof/>
                 <w:webHidden/>
               </w:rPr>
-              <w:instrText xml:space="preserve"> PAGEREF _Toc227588236 \h </w:instrText>
+              <w:instrText xml:space="preserve"> PAGEREF _Toc227665324 \h </w:instrText>
             </w:r>
             <w:r>
               <w:rPr>
@@ -2728,7 +2799,7 @@
               <w:sz w:val="24"/>
             </w:rPr>
           </w:pPr>
-          <w:hyperlink w:anchor="_Toc227588237" w:history="1">
+          <w:hyperlink w:anchor="_Toc227665325" w:history="1">
             <w:r>
               <w:rPr>
                 <w:rStyle w:val="Hyperlink"/>
@@ -2758,7 +2829,7 @@
                 <w:noProof/>
                 <w:webHidden/>
               </w:rPr>
-              <w:instrText xml:space="preserve"> PAGEREF _Toc227588237 \h </w:instrText>
+              <w:instrText xml:space="preserve"> PAGEREF _Toc227665325 \h </w:instrText>
             </w:r>
             <w:r>
               <w:rPr>
@@ -2802,7 +2873,7 @@
               <w:sz w:val="24"/>
             </w:rPr>
           </w:pPr>
-          <w:hyperlink w:anchor="_Toc227588238" w:history="1">
+          <w:hyperlink w:anchor="_Toc227665326" w:history="1">
             <w:r>
               <w:rPr>
                 <w:rStyle w:val="Hyperlink"/>
@@ -2832,7 +2903,7 @@
                 <w:noProof/>
                 <w:webHidden/>
               </w:rPr>
-              <w:instrText xml:space="preserve"> PAGEREF _Toc227588238 \h </w:instrText>
+              <w:instrText xml:space="preserve"> PAGEREF _Toc227665326 \h </w:instrText>
             </w:r>
             <w:r>
               <w:rPr>
@@ -2876,7 +2947,7 @@
               <w:sz w:val="24"/>
             </w:rPr>
           </w:pPr>
-          <w:hyperlink w:anchor="_Toc227588239" w:history="1">
+          <w:hyperlink w:anchor="_Toc227665327" w:history="1">
             <w:r>
               <w:rPr>
                 <w:rStyle w:val="Hyperlink"/>
@@ -2906,7 +2977,7 @@
                 <w:noProof/>
                 <w:webHidden/>
               </w:rPr>
-              <w:instrText xml:space="preserve"> PAGEREF _Toc227588239 \h </w:instrText>
+              <w:instrText xml:space="preserve"> PAGEREF _Toc227665327 \h </w:instrText>
             </w:r>
             <w:r>
               <w:rPr>
@@ -2950,7 +3021,7 @@
               <w:sz w:val="24"/>
             </w:rPr>
           </w:pPr>
-          <w:hyperlink w:anchor="_Toc227588240" w:history="1">
+          <w:hyperlink w:anchor="_Toc227665328" w:history="1">
             <w:r>
               <w:rPr>
                 <w:rStyle w:val="Hyperlink"/>
@@ -2980,7 +3051,7 @@
                 <w:noProof/>
                 <w:webHidden/>
               </w:rPr>
-              <w:instrText xml:space="preserve"> PAGEREF _Toc227588240 \h </w:instrText>
+              <w:instrText xml:space="preserve"> PAGEREF _Toc227665328 \h </w:instrText>
             </w:r>
             <w:r>
               <w:rPr>
@@ -3021,7 +3092,7 @@
               <w:sz w:val="24"/>
             </w:rPr>
           </w:pPr>
-          <w:hyperlink w:anchor="_Toc227588241" w:history="1">
+          <w:hyperlink w:anchor="_Toc227665329" w:history="1">
             <w:r>
               <w:rPr>
                 <w:rStyle w:val="Hyperlink"/>
@@ -3051,7 +3122,7 @@
                 <w:noProof/>
                 <w:webHidden/>
               </w:rPr>
-              <w:instrText xml:space="preserve"> PAGEREF _Toc227588241 \h </w:instrText>
+              <w:instrText xml:space="preserve"> PAGEREF _Toc227665329 \h </w:instrText>
             </w:r>
             <w:r>
               <w:rPr>
@@ -3095,7 +3166,7 @@
               <w:sz w:val="24"/>
             </w:rPr>
           </w:pPr>
-          <w:hyperlink w:anchor="_Toc227588242" w:history="1">
+          <w:hyperlink w:anchor="_Toc227665330" w:history="1">
             <w:r>
               <w:rPr>
                 <w:rStyle w:val="Hyperlink"/>
@@ -3125,7 +3196,7 @@
                 <w:noProof/>
                 <w:webHidden/>
               </w:rPr>
-              <w:instrText xml:space="preserve"> PAGEREF _Toc227588242 \h </w:instrText>
+              <w:instrText xml:space="preserve"> PAGEREF _Toc227665330 \h </w:instrText>
             </w:r>
             <w:r>
               <w:rPr>
@@ -3169,7 +3240,7 @@
               <w:sz w:val="24"/>
             </w:rPr>
           </w:pPr>
-          <w:hyperlink w:anchor="_Toc227588243" w:history="1">
+          <w:hyperlink w:anchor="_Toc227665331" w:history="1">
             <w:r>
               <w:rPr>
                 <w:rStyle w:val="Hyperlink"/>
@@ -3199,7 +3270,7 @@
                 <w:noProof/>
                 <w:webHidden/>
               </w:rPr>
-              <w:instrText xml:space="preserve"> PAGEREF _Toc227588243 \h </w:instrText>
+              <w:instrText xml:space="preserve"> PAGEREF _Toc227665331 \h </w:instrText>
             </w:r>
             <w:r>
               <w:rPr>
@@ -3243,7 +3314,7 @@
               <w:sz w:val="24"/>
             </w:rPr>
           </w:pPr>
-          <w:hyperlink w:anchor="_Toc227588244" w:history="1">
+          <w:hyperlink w:anchor="_Toc227665332" w:history="1">
             <w:r>
               <w:rPr>
                 <w:rStyle w:val="Hyperlink"/>
@@ -3273,7 +3344,7 @@
                 <w:noProof/>
                 <w:webHidden/>
               </w:rPr>
-              <w:instrText xml:space="preserve"> PAGEREF _Toc227588244 \h </w:instrText>
+              <w:instrText xml:space="preserve"> PAGEREF _Toc227665332 \h </w:instrText>
             </w:r>
             <w:r>
               <w:rPr>
@@ -3317,7 +3388,7 @@
               <w:sz w:val="24"/>
             </w:rPr>
           </w:pPr>
-          <w:hyperlink w:anchor="_Toc227588245" w:history="1">
+          <w:hyperlink w:anchor="_Toc227665333" w:history="1">
             <w:r>
               <w:rPr>
                 <w:rStyle w:val="Hyperlink"/>
@@ -3347,7 +3418,7 @@
                 <w:noProof/>
                 <w:webHidden/>
               </w:rPr>
-              <w:instrText xml:space="preserve"> PAGEREF _Toc227588245 \h </w:instrText>
+              <w:instrText xml:space="preserve"> PAGEREF _Toc227665333 \h </w:instrText>
             </w:r>
             <w:r>
               <w:rPr>
@@ -3388,7 +3459,7 @@
               <w:sz w:val="24"/>
             </w:rPr>
           </w:pPr>
-          <w:hyperlink w:anchor="_Toc227588246" w:history="1">
+          <w:hyperlink w:anchor="_Toc227665334" w:history="1">
             <w:r>
               <w:rPr>
                 <w:rStyle w:val="Hyperlink"/>
@@ -3418,7 +3489,7 @@
                 <w:noProof/>
                 <w:webHidden/>
               </w:rPr>
-              <w:instrText xml:space="preserve"> PAGEREF _Toc227588246 \h </w:instrText>
+              <w:instrText xml:space="preserve"> PAGEREF _Toc227665334 \h </w:instrText>
             </w:r>
             <w:r>
               <w:rPr>
@@ -3462,7 +3533,7 @@
               <w:sz w:val="24"/>
             </w:rPr>
           </w:pPr>
-          <w:hyperlink w:anchor="_Toc227588247" w:history="1">
+          <w:hyperlink w:anchor="_Toc227665335" w:history="1">
             <w:r>
               <w:rPr>
                 <w:rStyle w:val="Hyperlink"/>
@@ -3492,7 +3563,7 @@
                 <w:noProof/>
                 <w:webHidden/>
               </w:rPr>
-              <w:instrText xml:space="preserve"> PAGEREF _Toc227588247 \h </w:instrText>
+              <w:instrText xml:space="preserve"> PAGEREF _Toc227665335 \h </w:instrText>
             </w:r>
             <w:r>
               <w:rPr>
@@ -3536,7 +3607,7 @@
               <w:sz w:val="24"/>
             </w:rPr>
           </w:pPr>
-          <w:hyperlink w:anchor="_Toc227588248" w:history="1">
+          <w:hyperlink w:anchor="_Toc227665336" w:history="1">
             <w:r>
               <w:rPr>
                 <w:rStyle w:val="Hyperlink"/>
@@ -3566,7 +3637,7 @@
                 <w:noProof/>
                 <w:webHidden/>
               </w:rPr>
-              <w:instrText xml:space="preserve"> PAGEREF _Toc227588248 \h </w:instrText>
+              <w:instrText xml:space="preserve"> PAGEREF _Toc227665336 \h </w:instrText>
             </w:r>
             <w:r>
               <w:rPr>
@@ -3610,7 +3681,7 @@
               <w:sz w:val="24"/>
             </w:rPr>
           </w:pPr>
-          <w:hyperlink w:anchor="_Toc227588249" w:history="1">
+          <w:hyperlink w:anchor="_Toc227665337" w:history="1">
             <w:r>
               <w:rPr>
                 <w:rStyle w:val="Hyperlink"/>
@@ -3640,7 +3711,7 @@
                 <w:noProof/>
                 <w:webHidden/>
               </w:rPr>
-              <w:instrText xml:space="preserve"> PAGEREF _Toc227588249 \h </w:instrText>
+              <w:instrText xml:space="preserve"> PAGEREF _Toc227665337 \h </w:instrText>
             </w:r>
             <w:r>
               <w:rPr>
@@ -3684,7 +3755,7 @@
               <w:sz w:val="24"/>
             </w:rPr>
           </w:pPr>
-          <w:hyperlink w:anchor="_Toc227588250" w:history="1">
+          <w:hyperlink w:anchor="_Toc227665338" w:history="1">
             <w:r>
               <w:rPr>
                 <w:rStyle w:val="Hyperlink"/>
@@ -3714,7 +3785,7 @@
                 <w:noProof/>
                 <w:webHidden/>
               </w:rPr>
-              <w:instrText xml:space="preserve"> PAGEREF _Toc227588250 \h </w:instrText>
+              <w:instrText xml:space="preserve"> PAGEREF _Toc227665338 \h </w:instrText>
             </w:r>
             <w:r>
               <w:rPr>
@@ -3755,7 +3826,7 @@
               <w:sz w:val="24"/>
             </w:rPr>
           </w:pPr>
-          <w:hyperlink w:anchor="_Toc227588251" w:history="1">
+          <w:hyperlink w:anchor="_Toc227665339" w:history="1">
             <w:r>
               <w:rPr>
                 <w:rStyle w:val="Hyperlink"/>
@@ -3764,7 +3835,7 @@
                 <w:noProof/>
                 <w:lang w:val="en-US"/>
               </w:rPr>
-              <w:t>8. Conclusion – Next Steps</w:t>
+              <w:t>8. Conclusion – Uses Cases and Next Steps</w:t>
             </w:r>
             <w:r>
               <w:rPr>
@@ -3785,7 +3856,7 @@
                 <w:noProof/>
                 <w:webHidden/>
               </w:rPr>
-              <w:instrText xml:space="preserve"> PAGEREF _Toc227588251 \h </w:instrText>
+              <w:instrText xml:space="preserve"> PAGEREF _Toc227665339 \h </w:instrText>
             </w:r>
             <w:r>
               <w:rPr>
@@ -3829,7 +3900,7 @@
               <w:sz w:val="24"/>
             </w:rPr>
           </w:pPr>
-          <w:hyperlink w:anchor="_Toc227588252" w:history="1">
+          <w:hyperlink w:anchor="_Toc227665340" w:history="1">
             <w:r>
               <w:rPr>
                 <w:rStyle w:val="Hyperlink"/>
@@ -3859,7 +3930,7 @@
                 <w:noProof/>
                 <w:webHidden/>
               </w:rPr>
-              <w:instrText xml:space="preserve"> PAGEREF _Toc227588252 \h </w:instrText>
+              <w:instrText xml:space="preserve"> PAGEREF _Toc227665340 \h </w:instrText>
             </w:r>
             <w:r>
               <w:rPr>
@@ -3903,7 +3974,7 @@
               <w:sz w:val="24"/>
             </w:rPr>
           </w:pPr>
-          <w:hyperlink w:anchor="_Toc227588253" w:history="1">
+          <w:hyperlink w:anchor="_Toc227665341" w:history="1">
             <w:r>
               <w:rPr>
                 <w:rStyle w:val="Hyperlink"/>
@@ -3933,7 +4004,7 @@
                 <w:noProof/>
                 <w:webHidden/>
               </w:rPr>
-              <w:instrText xml:space="preserve"> PAGEREF _Toc227588253 \h </w:instrText>
+              <w:instrText xml:space="preserve"> PAGEREF _Toc227665341 \h </w:instrText>
             </w:r>
             <w:r>
               <w:rPr>
@@ -3977,7 +4048,7 @@
               <w:sz w:val="24"/>
             </w:rPr>
           </w:pPr>
-          <w:hyperlink w:anchor="_Toc227588254" w:history="1">
+          <w:hyperlink w:anchor="_Toc227665342" w:history="1">
             <w:r>
               <w:rPr>
                 <w:rStyle w:val="Hyperlink"/>
@@ -4007,7 +4078,7 @@
                 <w:noProof/>
                 <w:webHidden/>
               </w:rPr>
-              <w:instrText xml:space="preserve"> PAGEREF _Toc227588254 \h </w:instrText>
+              <w:instrText xml:space="preserve"> PAGEREF _Toc227665342 \h </w:instrText>
             </w:r>
             <w:r>
               <w:rPr>
@@ -4051,7 +4122,7 @@
               <w:sz w:val="24"/>
             </w:rPr>
           </w:pPr>
-          <w:hyperlink w:anchor="_Toc227588255" w:history="1">
+          <w:hyperlink w:anchor="_Toc227665343" w:history="1">
             <w:r>
               <w:rPr>
                 <w:rStyle w:val="Hyperlink"/>
@@ -4081,7 +4152,7 @@
                 <w:noProof/>
                 <w:webHidden/>
               </w:rPr>
-              <w:instrText xml:space="preserve"> PAGEREF _Toc227588255 \h </w:instrText>
+              <w:instrText xml:space="preserve"> PAGEREF _Toc227665343 \h </w:instrText>
             </w:r>
             <w:r>
               <w:rPr>
@@ -4102,373 +4173,6 @@
                 <w:webHidden/>
               </w:rPr>
               <w:t>32</w:t>
-            </w:r>
-            <w:r>
-              <w:rPr>
-                <w:noProof/>
-                <w:webHidden/>
-              </w:rPr>
-              <w:fldChar w:fldCharType="end"/>
-            </w:r>
-          </w:hyperlink>
-        </w:p>
-        <w:p>
-          <w:pPr>
-            <w:pStyle w:val="TOC2"/>
-            <w:rPr>
-              <w:rFonts w:asciiTheme="minorHAnsi" w:eastAsiaTheme="minorEastAsia" w:hAnsiTheme="minorHAnsi" w:cstheme="minorBidi"/>
-              <w:noProof/>
-              <w:color w:val="auto"/>
-              <w:sz w:val="24"/>
-            </w:rPr>
-          </w:pPr>
-          <w:hyperlink w:anchor="_Toc227588256" w:history="1">
-            <w:r>
-              <w:rPr>
-                <w:rStyle w:val="Hyperlink"/>
-                <w:b/>
-                <w:bCs/>
-                <w:noProof/>
-                <w:lang w:val="en-US"/>
-              </w:rPr>
-              <w:t>9. Individual Tasks</w:t>
-            </w:r>
-            <w:r>
-              <w:rPr>
-                <w:noProof/>
-                <w:webHidden/>
-              </w:rPr>
-              <w:tab/>
-            </w:r>
-            <w:r>
-              <w:rPr>
-                <w:noProof/>
-                <w:webHidden/>
-              </w:rPr>
-              <w:fldChar w:fldCharType="begin"/>
-            </w:r>
-            <w:r>
-              <w:rPr>
-                <w:noProof/>
-                <w:webHidden/>
-              </w:rPr>
-              <w:instrText xml:space="preserve"> PAGEREF _Toc227588256 \h </w:instrText>
-            </w:r>
-            <w:r>
-              <w:rPr>
-                <w:noProof/>
-                <w:webHidden/>
-              </w:rPr>
-            </w:r>
-            <w:r>
-              <w:rPr>
-                <w:noProof/>
-                <w:webHidden/>
-              </w:rPr>
-              <w:fldChar w:fldCharType="separate"/>
-            </w:r>
-            <w:r>
-              <w:rPr>
-                <w:noProof/>
-                <w:webHidden/>
-              </w:rPr>
-              <w:t>33</w:t>
-            </w:r>
-            <w:r>
-              <w:rPr>
-                <w:noProof/>
-                <w:webHidden/>
-              </w:rPr>
-              <w:fldChar w:fldCharType="end"/>
-            </w:r>
-          </w:hyperlink>
-        </w:p>
-        <w:p>
-          <w:pPr>
-            <w:pStyle w:val="TOC3"/>
-            <w:tabs>
-              <w:tab w:val="right" w:leader="dot" w:pos="9020"/>
-            </w:tabs>
-            <w:rPr>
-              <w:rFonts w:asciiTheme="minorHAnsi" w:eastAsiaTheme="minorEastAsia" w:hAnsiTheme="minorHAnsi" w:cstheme="minorBidi"/>
-              <w:noProof/>
-              <w:color w:val="auto"/>
-              <w:sz w:val="24"/>
-            </w:rPr>
-          </w:pPr>
-          <w:hyperlink w:anchor="_Toc227588257" w:history="1">
-            <w:r>
-              <w:rPr>
-                <w:rStyle w:val="Hyperlink"/>
-                <w:b/>
-                <w:bCs/>
-                <w:noProof/>
-                <w:lang w:val="en-US"/>
-              </w:rPr>
-              <w:t>Amina Adam – w2046713</w:t>
-            </w:r>
-            <w:r>
-              <w:rPr>
-                <w:noProof/>
-                <w:webHidden/>
-              </w:rPr>
-              <w:tab/>
-            </w:r>
-            <w:r>
-              <w:rPr>
-                <w:noProof/>
-                <w:webHidden/>
-              </w:rPr>
-              <w:fldChar w:fldCharType="begin"/>
-            </w:r>
-            <w:r>
-              <w:rPr>
-                <w:noProof/>
-                <w:webHidden/>
-              </w:rPr>
-              <w:instrText xml:space="preserve"> PAGEREF _Toc227588257 \h </w:instrText>
-            </w:r>
-            <w:r>
-              <w:rPr>
-                <w:noProof/>
-                <w:webHidden/>
-              </w:rPr>
-            </w:r>
-            <w:r>
-              <w:rPr>
-                <w:noProof/>
-                <w:webHidden/>
-              </w:rPr>
-              <w:fldChar w:fldCharType="separate"/>
-            </w:r>
-            <w:r>
-              <w:rPr>
-                <w:noProof/>
-                <w:webHidden/>
-              </w:rPr>
-              <w:t>33</w:t>
-            </w:r>
-            <w:r>
-              <w:rPr>
-                <w:noProof/>
-                <w:webHidden/>
-              </w:rPr>
-              <w:fldChar w:fldCharType="end"/>
-            </w:r>
-          </w:hyperlink>
-        </w:p>
-        <w:p>
-          <w:pPr>
-            <w:pStyle w:val="TOC3"/>
-            <w:tabs>
-              <w:tab w:val="right" w:leader="dot" w:pos="9020"/>
-            </w:tabs>
-            <w:rPr>
-              <w:rFonts w:asciiTheme="minorHAnsi" w:eastAsiaTheme="minorEastAsia" w:hAnsiTheme="minorHAnsi" w:cstheme="minorBidi"/>
-              <w:noProof/>
-              <w:color w:val="auto"/>
-              <w:sz w:val="24"/>
-            </w:rPr>
-          </w:pPr>
-          <w:hyperlink w:anchor="_Toc227588258" w:history="1">
-            <w:r>
-              <w:rPr>
-                <w:rStyle w:val="Hyperlink"/>
-                <w:b/>
-                <w:bCs/>
-                <w:noProof/>
-                <w:lang w:val="en-US"/>
-              </w:rPr>
-              <w:t>Ayomide Ibrahim – w2080555</w:t>
-            </w:r>
-            <w:r>
-              <w:rPr>
-                <w:noProof/>
-                <w:webHidden/>
-              </w:rPr>
-              <w:tab/>
-            </w:r>
-            <w:r>
-              <w:rPr>
-                <w:noProof/>
-                <w:webHidden/>
-              </w:rPr>
-              <w:fldChar w:fldCharType="begin"/>
-            </w:r>
-            <w:r>
-              <w:rPr>
-                <w:noProof/>
-                <w:webHidden/>
-              </w:rPr>
-              <w:instrText xml:space="preserve"> PAGEREF _Toc227588258 \h </w:instrText>
-            </w:r>
-            <w:r>
-              <w:rPr>
-                <w:noProof/>
-                <w:webHidden/>
-              </w:rPr>
-            </w:r>
-            <w:r>
-              <w:rPr>
-                <w:noProof/>
-                <w:webHidden/>
-              </w:rPr>
-              <w:fldChar w:fldCharType="separate"/>
-            </w:r>
-            <w:r>
-              <w:rPr>
-                <w:noProof/>
-                <w:webHidden/>
-              </w:rPr>
-              <w:t>33</w:t>
-            </w:r>
-            <w:r>
-              <w:rPr>
-                <w:noProof/>
-                <w:webHidden/>
-              </w:rPr>
-              <w:fldChar w:fldCharType="end"/>
-            </w:r>
-          </w:hyperlink>
-        </w:p>
-        <w:p>
-          <w:pPr>
-            <w:pStyle w:val="TOC3"/>
-            <w:tabs>
-              <w:tab w:val="right" w:leader="dot" w:pos="9020"/>
-            </w:tabs>
-            <w:rPr>
-              <w:rFonts w:asciiTheme="minorHAnsi" w:eastAsiaTheme="minorEastAsia" w:hAnsiTheme="minorHAnsi" w:cstheme="minorBidi"/>
-              <w:noProof/>
-              <w:color w:val="auto"/>
-              <w:sz w:val="24"/>
-            </w:rPr>
-          </w:pPr>
-          <w:hyperlink w:anchor="_Toc227588259" w:history="1">
-            <w:r>
-              <w:rPr>
-                <w:rStyle w:val="Hyperlink"/>
-                <w:b/>
-                <w:bCs/>
-                <w:noProof/>
-                <w:lang w:val="en-US"/>
-              </w:rPr>
-              <w:t>Clara Nassar – w2091449</w:t>
-            </w:r>
-            <w:r>
-              <w:rPr>
-                <w:noProof/>
-                <w:webHidden/>
-              </w:rPr>
-              <w:tab/>
-            </w:r>
-            <w:r>
-              <w:rPr>
-                <w:noProof/>
-                <w:webHidden/>
-              </w:rPr>
-              <w:fldChar w:fldCharType="begin"/>
-            </w:r>
-            <w:r>
-              <w:rPr>
-                <w:noProof/>
-                <w:webHidden/>
-              </w:rPr>
-              <w:instrText xml:space="preserve"> PAGEREF _Toc227588259 \h </w:instrText>
-            </w:r>
-            <w:r>
-              <w:rPr>
-                <w:noProof/>
-                <w:webHidden/>
-              </w:rPr>
-            </w:r>
-            <w:r>
-              <w:rPr>
-                <w:noProof/>
-                <w:webHidden/>
-              </w:rPr>
-              <w:fldChar w:fldCharType="separate"/>
-            </w:r>
-            <w:r>
-              <w:rPr>
-                <w:noProof/>
-                <w:webHidden/>
-              </w:rPr>
-              <w:t>33</w:t>
-            </w:r>
-            <w:r>
-              <w:rPr>
-                <w:noProof/>
-                <w:webHidden/>
-              </w:rPr>
-              <w:fldChar w:fldCharType="end"/>
-            </w:r>
-          </w:hyperlink>
-        </w:p>
-        <w:p>
-          <w:pPr>
-            <w:pStyle w:val="TOC3"/>
-            <w:tabs>
-              <w:tab w:val="right" w:leader="dot" w:pos="9020"/>
-            </w:tabs>
-            <w:rPr>
-              <w:rFonts w:asciiTheme="minorHAnsi" w:eastAsiaTheme="minorEastAsia" w:hAnsiTheme="minorHAnsi" w:cstheme="minorBidi"/>
-              <w:noProof/>
-              <w:color w:val="auto"/>
-              <w:sz w:val="24"/>
-            </w:rPr>
-          </w:pPr>
-          <w:hyperlink w:anchor="_Toc227588260" w:history="1">
-            <w:r>
-              <w:rPr>
-                <w:rStyle w:val="Hyperlink"/>
-                <w:b/>
-                <w:bCs/>
-                <w:noProof/>
-                <w:lang w:val="en-US"/>
-              </w:rPr>
-              <w:t>Daniel Jones – w2086277</w:t>
-            </w:r>
-            <w:r>
-              <w:rPr>
-                <w:noProof/>
-                <w:webHidden/>
-              </w:rPr>
-              <w:tab/>
-            </w:r>
-            <w:r>
-              <w:rPr>
-                <w:noProof/>
-                <w:webHidden/>
-              </w:rPr>
-              <w:fldChar w:fldCharType="begin"/>
-            </w:r>
-            <w:r>
-              <w:rPr>
-                <w:noProof/>
-                <w:webHidden/>
-              </w:rPr>
-              <w:instrText xml:space="preserve"> PAGEREF _Toc227588260 \h </w:instrText>
-            </w:r>
-            <w:r>
-              <w:rPr>
-                <w:noProof/>
-                <w:webHidden/>
-              </w:rPr>
-            </w:r>
-            <w:r>
-              <w:rPr>
-                <w:noProof/>
-                <w:webHidden/>
-              </w:rPr>
-              <w:fldChar w:fldCharType="separate"/>
-            </w:r>
-            <w:r>
-              <w:rPr>
-                <w:noProof/>
-                <w:webHidden/>
-              </w:rPr>
-              <w:t>33</w:t>
             </w:r>
             <w:r>
               <w:rPr>
@@ -4492,7 +4196,7 @@
               <w:sz w:val="24"/>
             </w:rPr>
           </w:pPr>
-          <w:hyperlink w:anchor="_Toc227588261" w:history="1">
+          <w:hyperlink w:anchor="_Toc227665344" w:history="1">
             <w:r>
               <w:rPr>
                 <w:rStyle w:val="Hyperlink"/>
@@ -4521,7 +4225,7 @@
                 <w:noProof/>
                 <w:webHidden/>
               </w:rPr>
-              <w:instrText xml:space="preserve"> PAGEREF _Toc227588261 \h </w:instrText>
+              <w:instrText xml:space="preserve"> PAGEREF _Toc227665344 \h </w:instrText>
             </w:r>
             <w:r>
               <w:rPr>
@@ -4541,7 +4245,7 @@
                 <w:noProof/>
                 <w:webHidden/>
               </w:rPr>
-              <w:t>34</w:t>
+              <w:t>33</w:t>
             </w:r>
             <w:r>
               <w:rPr>
@@ -4627,7 +4331,7 @@
           <w:lang w:val="en-US"/>
         </w:rPr>
       </w:pPr>
-      <w:bookmarkStart w:id="0" w:name="_Toc227588216"/>
+      <w:bookmarkStart w:id="0" w:name="_Toc227665303"/>
       <w:r>
         <w:rPr>
           <w:rFonts w:ascii="Calibri" w:eastAsia="Calibri" w:hAnsi="Calibri" w:cs="Calibri"/>
@@ -4693,7 +4397,7 @@
           <w:lang w:val="en-US"/>
         </w:rPr>
       </w:pPr>
-      <w:bookmarkStart w:id="1" w:name="_Toc227588217"/>
+      <w:bookmarkStart w:id="1" w:name="_Toc227665304"/>
       <w:r>
         <w:rPr>
           <w:rFonts w:ascii="Calibri" w:eastAsia="Calibri" w:hAnsi="Calibri" w:cs="Calibri"/>
@@ -5120,7 +4824,7 @@
           <w:lang w:val="en-US"/>
         </w:rPr>
       </w:pPr>
-      <w:bookmarkStart w:id="2" w:name="_Toc227588218"/>
+      <w:bookmarkStart w:id="2" w:name="_Toc227665305"/>
       <w:r>
         <w:rPr>
           <w:rFonts w:ascii="Calibri" w:eastAsia="Calibri" w:hAnsi="Calibri" w:cs="Calibri"/>
@@ -5251,7 +4955,7 @@
           <w:lang w:val="en-US"/>
         </w:rPr>
       </w:pPr>
-      <w:bookmarkStart w:id="3" w:name="_Toc227588219"/>
+      <w:bookmarkStart w:id="3" w:name="_Toc227665306"/>
       <w:r>
         <w:rPr>
           <w:rFonts w:ascii="Calibri" w:eastAsia="Calibri" w:hAnsi="Calibri" w:cs="Calibri"/>
@@ -5563,8 +5267,12 @@
           <w:lang w:val="en-US"/>
         </w:rPr>
       </w:pPr>
-      <w:r>
-        <w:rPr>
+    </w:p>
+    <w:p>
+      <w:pPr>
+        <w:pStyle w:val="Heading2"/>
+        <w:rPr>
+          <w:rFonts w:ascii="Calibri" w:eastAsia="Calibri" w:hAnsi="Calibri" w:cs="Calibri"/>
           <w:b/>
           <w:bCs/>
           <w:color w:val="FF0000"/>
@@ -5572,10 +5280,11 @@
           <w:szCs w:val="36"/>
           <w:lang w:val="en-US"/>
         </w:rPr>
-        <w:t>2</w:t>
-      </w:r>
-      <w:r>
-        <w:rPr>
+      </w:pPr>
+      <w:bookmarkStart w:id="4" w:name="_Toc227665307"/>
+      <w:r>
+        <w:rPr>
+          <w:rFonts w:ascii="Calibri" w:eastAsia="Calibri" w:hAnsi="Calibri" w:cs="Calibri"/>
           <w:b/>
           <w:bCs/>
           <w:color w:val="FF0000"/>
@@ -5583,17 +5292,46 @@
           <w:szCs w:val="36"/>
           <w:lang w:val="en-US"/>
         </w:rPr>
-        <w:t>. Preliminary Analysis</w:t>
-      </w:r>
-    </w:p>
-    <w:p>
-      <w:pPr>
-        <w:keepNext/>
-        <w:keepLines/>
-        <w:rPr>
-          <w:lang w:val="en-US"/>
-        </w:rPr>
-      </w:pPr>
+        <w:lastRenderedPageBreak/>
+        <w:t>2</w:t>
+      </w:r>
+      <w:r>
+        <w:rPr>
+          <w:rFonts w:ascii="Calibri" w:eastAsia="Calibri" w:hAnsi="Calibri" w:cs="Calibri"/>
+          <w:b/>
+          <w:bCs/>
+          <w:color w:val="FF0000"/>
+          <w:sz w:val="36"/>
+          <w:szCs w:val="36"/>
+          <w:lang w:val="en-US"/>
+        </w:rPr>
+        <w:t xml:space="preserve">. </w:t>
+      </w:r>
+      <w:r>
+        <w:rPr>
+          <w:rFonts w:ascii="Calibri" w:eastAsia="Calibri" w:hAnsi="Calibri" w:cs="Calibri"/>
+          <w:b/>
+          <w:bCs/>
+          <w:color w:val="FF0000"/>
+          <w:sz w:val="36"/>
+          <w:szCs w:val="36"/>
+          <w:lang w:val="en-US"/>
+        </w:rPr>
+        <w:t>Preliminary Analysis</w:t>
+      </w:r>
+      <w:bookmarkEnd w:id="4"/>
+      <w:r>
+        <w:rPr>
+          <w:rFonts w:ascii="Calibri" w:eastAsia="Calibri" w:hAnsi="Calibri" w:cs="Calibri"/>
+          <w:b/>
+          <w:bCs/>
+          <w:color w:val="FF0000"/>
+          <w:sz w:val="36"/>
+          <w:szCs w:val="36"/>
+          <w:lang w:val="en-US"/>
+        </w:rPr>
+        <w:t xml:space="preserve"> </w:t>
+      </w:r>
     </w:p>
     <w:p>
       <w:pPr>
@@ -5619,7 +5357,7 @@
           <w:szCs w:val="32"/>
         </w:rPr>
       </w:pPr>
-      <w:bookmarkStart w:id="4" w:name="_Toc227588220"/>
+      <w:bookmarkStart w:id="5" w:name="_Toc227665308"/>
       <w:r>
         <w:rPr>
           <w:rFonts w:ascii="Calibri" w:eastAsia="Calibri" w:hAnsi="Calibri" w:cs="Calibri"/>
@@ -5656,7 +5394,7 @@
         </w:rPr>
         <w:t>&amp;A</w:t>
       </w:r>
-      <w:bookmarkEnd w:id="4"/>
+      <w:bookmarkEnd w:id="5"/>
     </w:p>
     <w:p>
       <w:pPr>
@@ -6406,7 +6144,7 @@
           <w:lang w:val="en-US"/>
         </w:rPr>
       </w:pPr>
-      <w:bookmarkStart w:id="5" w:name="_Toc227588221"/>
+      <w:bookmarkStart w:id="6" w:name="_Toc227665309"/>
       <w:r>
         <w:rPr>
           <w:rFonts w:ascii="Calibri" w:eastAsia="Calibri" w:hAnsi="Calibri" w:cs="Calibri"/>
@@ -6468,7 +6206,7 @@
         </w:rPr>
         <w:t>Notes</w:t>
       </w:r>
-      <w:bookmarkEnd w:id="5"/>
+      <w:bookmarkEnd w:id="6"/>
     </w:p>
     <w:p>
       <w:pPr>
@@ -7333,7 +7071,7 @@
           <w:lang w:val="en-US"/>
         </w:rPr>
       </w:pPr>
-      <w:bookmarkStart w:id="6" w:name="_Toc227588222"/>
+      <w:bookmarkStart w:id="7" w:name="_Toc227665310"/>
       <w:r>
         <w:rPr>
           <w:rFonts w:ascii="Calibri" w:eastAsia="Calibri" w:hAnsi="Calibri" w:cs="Calibri"/>
@@ -7382,7 +7120,7 @@
         </w:rPr>
         <w:t xml:space="preserve"> Drivers of Disruption</w:t>
       </w:r>
-      <w:bookmarkEnd w:id="6"/>
+      <w:bookmarkEnd w:id="7"/>
     </w:p>
     <w:p>
       <w:pPr>
@@ -7406,7 +7144,21 @@
           <w:color w:val="FF0000"/>
           <w:lang w:val="en-US"/>
         </w:rPr>
-        <w:t>(CN)</w:t>
+        <w:t>(</w:t>
+      </w:r>
+      <w:r>
+        <w:rPr>
+          <w:color w:val="FF0000"/>
+          <w:lang w:val="en-US"/>
+        </w:rPr>
+        <w:t xml:space="preserve">AA, AI, </w:t>
+      </w:r>
+      <w:r>
+        <w:rPr>
+          <w:color w:val="FF0000"/>
+          <w:lang w:val="en-US"/>
+        </w:rPr>
+        <w:t>CN)</w:t>
       </w:r>
     </w:p>
     <w:p>
@@ -7699,7 +7451,7 @@
           <w:lang w:val="en-US"/>
         </w:rPr>
       </w:pPr>
-      <w:bookmarkStart w:id="7" w:name="_Toc227588223"/>
+      <w:bookmarkStart w:id="8" w:name="_Toc227665311"/>
       <w:r>
         <w:rPr>
           <w:rFonts w:ascii="Calibri" w:eastAsia="Calibri" w:hAnsi="Calibri" w:cs="Calibri"/>
@@ -7724,7 +7476,7 @@
         </w:rPr>
         <w:t>.4 Data Considerations</w:t>
       </w:r>
-      <w:bookmarkEnd w:id="7"/>
+      <w:bookmarkEnd w:id="8"/>
     </w:p>
     <w:p>
       <w:pPr>
@@ -7748,7 +7500,21 @@
           <w:color w:val="FF0000"/>
           <w:lang w:val="en-US"/>
         </w:rPr>
-        <w:t>(CN, DJ)</w:t>
+        <w:t>(</w:t>
+      </w:r>
+      <w:r>
+        <w:rPr>
+          <w:color w:val="FF0000"/>
+          <w:lang w:val="en-US"/>
+        </w:rPr>
+        <w:t xml:space="preserve">AI, </w:t>
+      </w:r>
+      <w:r>
+        <w:rPr>
+          <w:color w:val="FF0000"/>
+          <w:lang w:val="en-US"/>
+        </w:rPr>
+        <w:t>CN, DJ)</w:t>
       </w:r>
     </w:p>
     <w:p>
@@ -8548,7 +8314,7 @@
           <w:lang w:val="en-US"/>
         </w:rPr>
       </w:pPr>
-      <w:bookmarkStart w:id="8" w:name="_Toc227588224"/>
+      <w:bookmarkStart w:id="9" w:name="_Toc227665312"/>
       <w:r>
         <w:rPr>
           <w:rFonts w:ascii="Calibri" w:eastAsia="Calibri" w:hAnsi="Calibri" w:cs="Calibri"/>
@@ -8574,7 +8340,7 @@
         </w:rPr>
         <w:t>.5 Initial Modelling Direction</w:t>
       </w:r>
-      <w:bookmarkEnd w:id="8"/>
+      <w:bookmarkEnd w:id="9"/>
     </w:p>
     <w:p>
       <w:pPr>
@@ -8971,7 +8737,7 @@
           <w:lang w:val="en-US"/>
         </w:rPr>
       </w:pPr>
-      <w:bookmarkStart w:id="9" w:name="_Toc227588225"/>
+      <w:bookmarkStart w:id="10" w:name="_Toc227665313"/>
       <w:r>
         <w:rPr>
           <w:rFonts w:ascii="Calibri" w:eastAsia="Calibri" w:hAnsi="Calibri" w:cs="Calibri"/>
@@ -8997,7 +8763,7 @@
         </w:rPr>
         <w:t>. Systems Thinking Approach</w:t>
       </w:r>
-      <w:bookmarkEnd w:id="9"/>
+      <w:bookmarkEnd w:id="10"/>
     </w:p>
     <w:p>
       <w:pPr>
@@ -9022,7 +8788,7 @@
           <w:lang w:val="en-US"/>
         </w:rPr>
       </w:pPr>
-      <w:bookmarkStart w:id="10" w:name="_Toc227588226"/>
+      <w:bookmarkStart w:id="11" w:name="_Toc227665314"/>
       <w:r>
         <w:rPr>
           <w:rFonts w:ascii="Calibri" w:eastAsia="Calibri" w:hAnsi="Calibri" w:cs="Calibri"/>
@@ -9047,7 +8813,7 @@
         </w:rPr>
         <w:t>.1 Stakeholders</w:t>
       </w:r>
-      <w:bookmarkEnd w:id="10"/>
+      <w:bookmarkEnd w:id="11"/>
     </w:p>
     <w:p>
       <w:pPr>
@@ -9235,7 +9001,7 @@
           <w:lang w:val="en-US"/>
         </w:rPr>
       </w:pPr>
-      <w:bookmarkStart w:id="11" w:name="_Toc227588227"/>
+      <w:bookmarkStart w:id="12" w:name="_Toc227665315"/>
       <w:r>
         <w:rPr>
           <w:rFonts w:ascii="Calibri" w:eastAsia="Calibri" w:hAnsi="Calibri" w:cs="Calibri"/>
@@ -9260,7 +9026,7 @@
         </w:rPr>
         <w:t>.2 CATWOE</w:t>
       </w:r>
-      <w:bookmarkEnd w:id="11"/>
+      <w:bookmarkEnd w:id="12"/>
     </w:p>
     <w:p>
       <w:pPr>
@@ -9588,7 +9354,7 @@
           <w:lang w:val="en-US"/>
         </w:rPr>
       </w:pPr>
-      <w:bookmarkStart w:id="12" w:name="_Toc227588228"/>
+      <w:bookmarkStart w:id="13" w:name="_Toc227665316"/>
       <w:r>
         <w:rPr>
           <w:rFonts w:ascii="Calibri" w:eastAsia="Calibri" w:hAnsi="Calibri" w:cs="Calibri"/>
@@ -9614,7 +9380,7 @@
         </w:rPr>
         <w:t>.3 Rich Picture</w:t>
       </w:r>
-      <w:bookmarkEnd w:id="12"/>
+      <w:bookmarkEnd w:id="13"/>
     </w:p>
     <w:p>
       <w:pPr>
@@ -9910,7 +9676,7 @@
           <w:lang w:val="en-US"/>
         </w:rPr>
       </w:pPr>
-      <w:bookmarkStart w:id="13" w:name="_Toc227588229"/>
+      <w:bookmarkStart w:id="14" w:name="_Toc227665317"/>
       <w:r>
         <w:rPr>
           <w:rFonts w:ascii="Calibri" w:eastAsia="Calibri" w:hAnsi="Calibri" w:cs="Calibri"/>
@@ -9936,7 +9702,7 @@
         </w:rPr>
         <w:t>. Project Planning</w:t>
       </w:r>
-      <w:bookmarkEnd w:id="13"/>
+      <w:bookmarkEnd w:id="14"/>
     </w:p>
     <w:p>
       <w:pPr>
@@ -9973,7 +9739,7 @@
           <w:lang w:val="en-US"/>
         </w:rPr>
       </w:pPr>
-      <w:bookmarkStart w:id="14" w:name="_Toc227588230"/>
+      <w:bookmarkStart w:id="15" w:name="_Toc227665318"/>
       <w:r>
         <w:rPr>
           <w:rFonts w:ascii="Calibri" w:eastAsia="Calibri" w:hAnsi="Calibri" w:cs="Calibri"/>
@@ -10034,7 +9800,7 @@
         </w:rPr>
         <w:t>Role Responsibilities</w:t>
       </w:r>
-      <w:bookmarkEnd w:id="14"/>
+      <w:bookmarkEnd w:id="15"/>
     </w:p>
     <w:p>
       <w:pPr>
@@ -11042,7 +10808,7 @@
           <w:lang w:val="en-US"/>
         </w:rPr>
       </w:pPr>
-      <w:bookmarkStart w:id="15" w:name="_Toc227588231"/>
+      <w:bookmarkStart w:id="16" w:name="_Toc227665319"/>
       <w:r>
         <w:rPr>
           <w:rFonts w:ascii="Calibri" w:eastAsia="Calibri" w:hAnsi="Calibri" w:cs="Calibri"/>
@@ -11092,7 +10858,7 @@
         </w:rPr>
         <w:t xml:space="preserve"> Work Breakdown Structure</w:t>
       </w:r>
-      <w:bookmarkEnd w:id="15"/>
+      <w:bookmarkEnd w:id="16"/>
     </w:p>
     <w:p>
       <w:pPr>
@@ -15516,7 +15282,7 @@
           <w:lang w:val="en-US"/>
         </w:rPr>
       </w:pPr>
-      <w:bookmarkStart w:id="16" w:name="_Toc227588232"/>
+      <w:bookmarkStart w:id="17" w:name="_Toc227665320"/>
       <w:r>
         <w:rPr>
           <w:rFonts w:ascii="Calibri" w:eastAsia="Calibri" w:hAnsi="Calibri" w:cs="Calibri"/>
@@ -15566,7 +15332,7 @@
         </w:rPr>
         <w:t xml:space="preserve"> Activity Network</w:t>
       </w:r>
-      <w:bookmarkEnd w:id="16"/>
+      <w:bookmarkEnd w:id="17"/>
     </w:p>
     <w:p>
       <w:pPr>
@@ -15888,7 +15654,7 @@
           <w:lang w:val="en-US"/>
         </w:rPr>
       </w:pPr>
-      <w:bookmarkStart w:id="17" w:name="_Toc227588233"/>
+      <w:bookmarkStart w:id="18" w:name="_Toc227665321"/>
       <w:r>
         <w:rPr>
           <w:rFonts w:ascii="Calibri" w:eastAsia="Calibri" w:hAnsi="Calibri" w:cs="Calibri"/>
@@ -15949,7 +15715,7 @@
         </w:rPr>
         <w:t>Risk Analysis – Risk Mitigation Log</w:t>
       </w:r>
-      <w:bookmarkEnd w:id="17"/>
+      <w:bookmarkEnd w:id="18"/>
     </w:p>
     <w:p>
       <w:pPr>
@@ -16829,7 +16595,7 @@
           <w:lang w:val="en-US"/>
         </w:rPr>
       </w:pPr>
-      <w:bookmarkStart w:id="18" w:name="_Toc227588234"/>
+      <w:bookmarkStart w:id="19" w:name="_Toc227665322"/>
       <w:r>
         <w:rPr>
           <w:rFonts w:ascii="Calibri" w:eastAsia="Calibri" w:hAnsi="Calibri" w:cs="Calibri"/>
@@ -16890,7 +16656,7 @@
         </w:rPr>
         <w:t>Meetings</w:t>
       </w:r>
-      <w:bookmarkEnd w:id="18"/>
+      <w:bookmarkEnd w:id="19"/>
     </w:p>
     <w:p>
       <w:pPr>
@@ -18469,7 +18235,7 @@
           <w:lang w:val="en-US"/>
         </w:rPr>
       </w:pPr>
-      <w:bookmarkStart w:id="19" w:name="_Toc227588235"/>
+      <w:bookmarkStart w:id="20" w:name="_Toc227665323"/>
       <w:r>
         <w:rPr>
           <w:rFonts w:ascii="Calibri" w:eastAsia="Calibri" w:hAnsi="Calibri" w:cs="Calibri"/>
@@ -18507,7 +18273,7 @@
         </w:rPr>
         <w:t>Data Acquisition</w:t>
       </w:r>
-      <w:bookmarkEnd w:id="19"/>
+      <w:bookmarkEnd w:id="20"/>
     </w:p>
     <w:p>
       <w:pPr>
@@ -18531,7 +18297,7 @@
           <w:lang w:val="en-US"/>
         </w:rPr>
       </w:pPr>
-      <w:bookmarkStart w:id="20" w:name="_Toc227588236"/>
+      <w:bookmarkStart w:id="21" w:name="_Toc227665324"/>
       <w:r>
         <w:rPr>
           <w:rFonts w:ascii="Calibri" w:eastAsia="Calibri" w:hAnsi="Calibri" w:cs="Calibri"/>
@@ -18592,7 +18358,7 @@
         </w:rPr>
         <w:t>Data sources</w:t>
       </w:r>
-      <w:bookmarkEnd w:id="20"/>
+      <w:bookmarkEnd w:id="21"/>
     </w:p>
     <w:p>
       <w:pPr>
@@ -18779,7 +18545,7 @@
           <w:lang w:val="en-US"/>
         </w:rPr>
       </w:pPr>
-      <w:bookmarkStart w:id="21" w:name="_Toc227588237"/>
+      <w:bookmarkStart w:id="22" w:name="_Toc227665325"/>
       <w:r>
         <w:rPr>
           <w:rFonts w:ascii="Calibri" w:eastAsia="Calibri" w:hAnsi="Calibri" w:cs="Calibri"/>
@@ -18840,7 +18606,7 @@
         </w:rPr>
         <w:t>HSP Service Metrics</w:t>
       </w:r>
-      <w:bookmarkEnd w:id="21"/>
+      <w:bookmarkEnd w:id="22"/>
     </w:p>
     <w:p>
       <w:pPr>
@@ -18886,7 +18652,21 @@
           <w:rFonts w:ascii="Cambria" w:hAnsi="Cambria"/>
           <w:lang w:val="en-US"/>
         </w:rPr>
-        <w:t xml:space="preserve">The first thing required for collecting train data is getting the Run Id (RID) which is a unique identifier assigned to a specific train journey at a particular point in time. This ensures that each individual service can be accurately tracked and distinguished from others, even if they share other characteristics. </w:t>
+        <w:t>The first thing required for collecting train data is getting the R</w:t>
+      </w:r>
+      <w:r>
+        <w:rPr>
+          <w:rFonts w:ascii="Cambria" w:hAnsi="Cambria"/>
+          <w:lang w:val="en-US"/>
+        </w:rPr>
+        <w:t xml:space="preserve">eal -Time Train information (RTTI) Identity further simplified to </w:t>
+      </w:r>
+      <w:r>
+        <w:rPr>
+          <w:rFonts w:ascii="Cambria" w:hAnsi="Cambria"/>
+          <w:lang w:val="en-US"/>
+        </w:rPr>
+        <w:t xml:space="preserve">RID which is a unique identifier assigned to a specific train journey at a particular point in time. This ensures that each individual service can be accurately tracked and distinguished from others, even if they share other characteristics. </w:t>
       </w:r>
     </w:p>
     <w:p>
@@ -18969,7 +18749,7 @@
           <w:lang w:val="en-US"/>
         </w:rPr>
         <w:drawing>
-          <wp:anchor distT="0" distB="0" distL="114300" distR="114300" simplePos="0" relativeHeight="251776001" behindDoc="0" locked="0" layoutInCell="1" allowOverlap="1" wp14:anchorId="2CAF93DA" wp14:editId="31B6D8DB">
+          <wp:anchor distT="0" distB="0" distL="114300" distR="114300" simplePos="0" relativeHeight="251776001" behindDoc="0" locked="0" layoutInCell="1" allowOverlap="1" wp14:anchorId="2CAF93DA" wp14:editId="312E4108">
             <wp:simplePos x="0" y="0"/>
             <wp:positionH relativeFrom="margin">
               <wp:align>center</wp:align>
@@ -19201,7 +18981,7 @@
           <w:lang w:val="en-US"/>
         </w:rPr>
       </w:pPr>
-      <w:bookmarkStart w:id="22" w:name="_Toc227588238"/>
+      <w:bookmarkStart w:id="23" w:name="_Toc227665326"/>
       <w:r>
         <w:rPr>
           <w:rFonts w:ascii="Calibri" w:eastAsia="Calibri" w:hAnsi="Calibri" w:cs="Calibri"/>
@@ -19263,7 +19043,7 @@
         </w:rPr>
         <w:t>HSP Service Details</w:t>
       </w:r>
-      <w:bookmarkEnd w:id="22"/>
+      <w:bookmarkEnd w:id="23"/>
     </w:p>
     <w:p>
       <w:pPr>
@@ -19624,7 +19404,7 @@
           <w:lang w:val="en-US"/>
         </w:rPr>
       </w:pPr>
-      <w:bookmarkStart w:id="23" w:name="_Toc227588239"/>
+      <w:bookmarkStart w:id="24" w:name="_Toc227665327"/>
       <w:r>
         <w:rPr>
           <w:rFonts w:ascii="Calibri" w:eastAsia="Calibri" w:hAnsi="Calibri" w:cs="Calibri"/>
@@ -19698,7 +19478,7 @@
         </w:rPr>
         <w:t>Meteo</w:t>
       </w:r>
-      <w:bookmarkEnd w:id="23"/>
+      <w:bookmarkEnd w:id="24"/>
       <w:proofErr w:type="spellEnd"/>
     </w:p>
     <w:p>
@@ -19950,7 +19730,7 @@
           <w:lang w:val="en-US"/>
         </w:rPr>
       </w:pPr>
-      <w:bookmarkStart w:id="24" w:name="_Toc227588240"/>
+      <w:bookmarkStart w:id="25" w:name="_Toc227665328"/>
       <w:r>
         <w:rPr>
           <w:rFonts w:ascii="Calibri" w:eastAsia="Calibri" w:hAnsi="Calibri" w:cs="Calibri"/>
@@ -20012,7 +19792,7 @@
         </w:rPr>
         <w:t>Final Dataset</w:t>
       </w:r>
-      <w:bookmarkEnd w:id="24"/>
+      <w:bookmarkEnd w:id="25"/>
     </w:p>
     <w:p>
       <w:pPr>
@@ -22940,7 +22720,7 @@
           <w:lang w:val="en-US"/>
         </w:rPr>
       </w:pPr>
-      <w:bookmarkStart w:id="25" w:name="_Toc227588241"/>
+      <w:bookmarkStart w:id="26" w:name="_Toc227665329"/>
       <w:r>
         <w:rPr>
           <w:rFonts w:ascii="Calibri" w:eastAsia="Calibri" w:hAnsi="Calibri" w:cs="Calibri"/>
@@ -22978,7 +22758,7 @@
         </w:rPr>
         <w:t>Exploratory Data Analysis</w:t>
       </w:r>
-      <w:bookmarkEnd w:id="25"/>
+      <w:bookmarkEnd w:id="26"/>
     </w:p>
     <w:p>
       <w:pPr>
@@ -23145,7 +22925,7 @@
           <w:lang w:val="en-US"/>
         </w:rPr>
       </w:pPr>
-      <w:bookmarkStart w:id="26" w:name="_Toc227588242"/>
+      <w:bookmarkStart w:id="27" w:name="_Toc227665330"/>
       <w:r>
         <w:rPr>
           <w:rFonts w:ascii="Calibri" w:eastAsia="Calibri" w:hAnsi="Calibri" w:cs="Calibri"/>
@@ -23206,7 +22986,7 @@
         </w:rPr>
         <w:t>Which segments suffer the most delays?</w:t>
       </w:r>
-      <w:bookmarkEnd w:id="26"/>
+      <w:bookmarkEnd w:id="27"/>
     </w:p>
     <w:p>
       <w:pPr>
@@ -24700,7 +24480,7 @@
           <w:lang w:val="en-US"/>
         </w:rPr>
         <w:drawing>
-          <wp:anchor distT="0" distB="0" distL="114300" distR="114300" simplePos="0" relativeHeight="251767809" behindDoc="0" locked="0" layoutInCell="1" allowOverlap="1" wp14:anchorId="73722348" wp14:editId="365338CD">
+          <wp:anchor distT="0" distB="0" distL="114300" distR="114300" simplePos="0" relativeHeight="251767809" behindDoc="0" locked="0" layoutInCell="1" allowOverlap="1" wp14:anchorId="73722348" wp14:editId="2B60872B">
             <wp:simplePos x="0" y="0"/>
             <wp:positionH relativeFrom="column">
               <wp:posOffset>-58615</wp:posOffset>
@@ -24939,7 +24719,7 @@
           <w:lang w:val="en-US"/>
         </w:rPr>
       </w:pPr>
-      <w:bookmarkStart w:id="27" w:name="_Toc227588243"/>
+      <w:bookmarkStart w:id="28" w:name="_Toc227665331"/>
       <w:r>
         <w:rPr>
           <w:rFonts w:ascii="Calibri" w:eastAsia="Calibri" w:hAnsi="Calibri" w:cs="Calibri"/>
@@ -25001,7 +24781,7 @@
         </w:rPr>
         <w:t>Time of Day</w:t>
       </w:r>
-      <w:bookmarkEnd w:id="27"/>
+      <w:bookmarkEnd w:id="28"/>
       <w:r>
         <w:rPr>
           <w:rFonts w:ascii="Calibri" w:eastAsia="Calibri" w:hAnsi="Calibri" w:cs="Calibri"/>
@@ -25362,7 +25142,7 @@
           <w:lang w:val="en-US"/>
         </w:rPr>
       </w:pPr>
-      <w:bookmarkStart w:id="28" w:name="_Toc227588244"/>
+      <w:bookmarkStart w:id="29" w:name="_Toc227665332"/>
       <w:r>
         <w:rPr>
           <w:rFonts w:ascii="Calibri" w:eastAsia="Calibri" w:hAnsi="Calibri" w:cs="Calibri"/>
@@ -25423,7 +25203,7 @@
         </w:rPr>
         <w:t>Distribution of delays throughout the week</w:t>
       </w:r>
-      <w:bookmarkEnd w:id="28"/>
+      <w:bookmarkEnd w:id="29"/>
     </w:p>
     <w:p>
       <w:pPr>
@@ -25436,7 +25216,7 @@
           <w:noProof/>
         </w:rPr>
         <w:drawing>
-          <wp:anchor distT="0" distB="0" distL="114300" distR="114300" simplePos="0" relativeHeight="251788289" behindDoc="0" locked="0" layoutInCell="1" allowOverlap="1" wp14:anchorId="27AE5343" wp14:editId="0A388BAE">
+          <wp:anchor distT="0" distB="0" distL="114300" distR="114300" simplePos="0" relativeHeight="251788289" behindDoc="0" locked="0" layoutInCell="1" allowOverlap="1" wp14:anchorId="27AE5343" wp14:editId="7C60DF39">
             <wp:simplePos x="0" y="0"/>
             <wp:positionH relativeFrom="margin">
               <wp:posOffset>1171986</wp:posOffset>
@@ -25630,7 +25410,7 @@
           <w:lang w:val="en-US"/>
         </w:rPr>
       </w:pPr>
-      <w:bookmarkStart w:id="29" w:name="_Toc227588245"/>
+      <w:bookmarkStart w:id="30" w:name="_Toc227665333"/>
       <w:r>
         <w:rPr>
           <w:rFonts w:ascii="Calibri" w:eastAsia="Calibri" w:hAnsi="Calibri" w:cs="Calibri"/>
@@ -25680,7 +25460,7 @@
         </w:rPr>
         <w:t xml:space="preserve"> The effects of Weather</w:t>
       </w:r>
-      <w:bookmarkEnd w:id="29"/>
+      <w:bookmarkEnd w:id="30"/>
     </w:p>
     <w:p/>
     <w:p>
@@ -25998,7 +25778,7 @@
           <w:lang w:val="en-US"/>
         </w:rPr>
       </w:pPr>
-      <w:bookmarkStart w:id="30" w:name="_Toc227588246"/>
+      <w:bookmarkStart w:id="31" w:name="_Toc227665334"/>
       <w:r>
         <w:rPr>
           <w:rFonts w:ascii="Calibri" w:eastAsia="Calibri" w:hAnsi="Calibri" w:cs="Calibri"/>
@@ -26048,7 +25828,7 @@
         </w:rPr>
         <w:t xml:space="preserve"> Models</w:t>
       </w:r>
-      <w:bookmarkEnd w:id="30"/>
+      <w:bookmarkEnd w:id="31"/>
     </w:p>
     <w:p/>
     <w:p/>
@@ -26067,7 +25847,7 @@
           <w:lang w:val="en-US"/>
         </w:rPr>
       </w:pPr>
-      <w:bookmarkStart w:id="31" w:name="_Toc227588247"/>
+      <w:bookmarkStart w:id="32" w:name="_Toc227665335"/>
       <w:r>
         <w:rPr>
           <w:rFonts w:ascii="Calibri" w:eastAsia="Calibri" w:hAnsi="Calibri" w:cs="Calibri"/>
@@ -26128,7 +25908,7 @@
         </w:rPr>
         <w:t>Building Classification Model</w:t>
       </w:r>
-      <w:bookmarkEnd w:id="31"/>
+      <w:bookmarkEnd w:id="32"/>
     </w:p>
     <w:p>
       <w:pPr>
@@ -26628,7 +26408,7 @@
           <w:noProof/>
         </w:rPr>
         <w:drawing>
-          <wp:anchor distT="0" distB="0" distL="114300" distR="114300" simplePos="0" relativeHeight="251790337" behindDoc="0" locked="0" layoutInCell="1" allowOverlap="1" wp14:anchorId="522EA14B" wp14:editId="251AA4FF">
+          <wp:anchor distT="0" distB="0" distL="114300" distR="114300" simplePos="0" relativeHeight="251790337" behindDoc="0" locked="0" layoutInCell="1" allowOverlap="1" wp14:anchorId="522EA14B" wp14:editId="1F2F807C">
             <wp:simplePos x="0" y="0"/>
             <wp:positionH relativeFrom="column">
               <wp:posOffset>2653665</wp:posOffset>
@@ -26744,7 +26524,7 @@
           <w:noProof/>
         </w:rPr>
         <w:drawing>
-          <wp:anchor distT="0" distB="0" distL="114300" distR="114300" simplePos="0" relativeHeight="251801601" behindDoc="0" locked="0" layoutInCell="1" allowOverlap="1" wp14:anchorId="28021BC0" wp14:editId="0F5E060C">
+          <wp:anchor distT="0" distB="0" distL="114300" distR="114300" simplePos="0" relativeHeight="251801601" behindDoc="0" locked="0" layoutInCell="1" allowOverlap="1" wp14:anchorId="28021BC0" wp14:editId="18A8CF90">
             <wp:simplePos x="0" y="0"/>
             <wp:positionH relativeFrom="margin">
               <wp:posOffset>-206375</wp:posOffset>
@@ -26993,7 +26773,19 @@
         <w:rPr>
           <w:rFonts w:ascii="Cambria" w:hAnsi="Cambria"/>
         </w:rPr>
-        <w:t xml:space="preserve"> Stratifying the target variable ensures that both the training and testing dataset, the same proportion of delays will be present. The random state is also set to ensure reproducibility.</w:t>
+        <w:t xml:space="preserve"> Stratifying the target variable ensures that </w:t>
+      </w:r>
+      <w:r>
+        <w:rPr>
+          <w:rFonts w:ascii="Cambria" w:hAnsi="Cambria"/>
+        </w:rPr>
+        <w:t xml:space="preserve">in </w:t>
+      </w:r>
+      <w:r>
+        <w:rPr>
+          <w:rFonts w:ascii="Cambria" w:hAnsi="Cambria"/>
+        </w:rPr>
+        <w:t>both the training and testing dataset, the same proportion of delays will be present. The random state is also set to ensure reproducibility.</w:t>
       </w:r>
     </w:p>
     <w:p/>
@@ -27170,8 +26962,8 @@
           <w:lang w:val="en-US"/>
         </w:rPr>
       </w:pPr>
-      <w:bookmarkStart w:id="32" w:name="_Hlk227330354"/>
-      <w:bookmarkStart w:id="33" w:name="_Toc227588248"/>
+      <w:bookmarkStart w:id="33" w:name="_Hlk227330354"/>
+      <w:bookmarkStart w:id="34" w:name="_Toc227665336"/>
       <w:r>
         <w:rPr>
           <w:rFonts w:ascii="Calibri" w:eastAsia="Calibri" w:hAnsi="Calibri" w:cs="Calibri"/>
@@ -27232,7 +27024,7 @@
         </w:rPr>
         <w:t>Classification Model Evaluation</w:t>
       </w:r>
-      <w:bookmarkEnd w:id="33"/>
+      <w:bookmarkEnd w:id="34"/>
     </w:p>
     <w:p>
       <w:r>
@@ -28042,13 +27834,29 @@
       </w:r>
     </w:p>
     <w:p>
-      <w:r>
+      <w:pPr>
+        <w:rPr>
+          <w:rFonts w:ascii="Cambria" w:hAnsi="Cambria"/>
+        </w:rPr>
+      </w:pPr>
+      <w:r>
+        <w:rPr>
+          <w:rFonts w:ascii="Cambria" w:hAnsi="Cambria"/>
+        </w:rPr>
         <w:t>Feature importance shows the most to least important features for the model`s predictions. Weather and date features were the most dominant and delay propagation features surprisingly came to be the least dominant. </w:t>
       </w:r>
     </w:p>
     <w:p>
-      <w:r>
-        <w:t> Which means predictions were mainly influenced by weather and date features. This helps us better understand why the model had a hard time identifying instances when a train is delayed. </w:t>
+      <w:pPr>
+        <w:rPr>
+          <w:rFonts w:ascii="Cambria" w:hAnsi="Cambria"/>
+        </w:rPr>
+      </w:pPr>
+      <w:r>
+        <w:rPr>
+          <w:rFonts w:ascii="Cambria" w:hAnsi="Cambria"/>
+        </w:rPr>
+        <w:t>Which means predictions were mainly influenced by weather and date features. This helps us better understand why the model had a hard time identifying instances when a train is delayed. </w:t>
       </w:r>
     </w:p>
     <w:p/>
@@ -28067,7 +27875,7 @@
           <w:lang w:val="en-US"/>
         </w:rPr>
       </w:pPr>
-      <w:bookmarkStart w:id="34" w:name="_Toc227588249"/>
+      <w:bookmarkStart w:id="35" w:name="_Toc227665337"/>
       <w:r>
         <w:rPr>
           <w:rFonts w:ascii="Calibri" w:eastAsia="Calibri" w:hAnsi="Calibri" w:cs="Calibri"/>
@@ -28128,7 +27936,7 @@
         </w:rPr>
         <w:t>Building Regression Models</w:t>
       </w:r>
-      <w:bookmarkEnd w:id="34"/>
+      <w:bookmarkEnd w:id="35"/>
     </w:p>
     <w:tbl>
       <w:tblPr>
@@ -28984,7 +28792,7 @@
           <w:lang w:val="en-US"/>
         </w:rPr>
       </w:pPr>
-      <w:bookmarkStart w:id="35" w:name="_Toc227588250"/>
+      <w:bookmarkStart w:id="36" w:name="_Toc227665338"/>
       <w:r>
         <w:rPr>
           <w:rFonts w:ascii="Calibri" w:eastAsia="Calibri" w:hAnsi="Calibri" w:cs="Calibri"/>
@@ -29045,7 +28853,7 @@
         </w:rPr>
         <w:t>Regression Model Evaluation</w:t>
       </w:r>
-      <w:bookmarkEnd w:id="35"/>
+      <w:bookmarkEnd w:id="36"/>
     </w:p>
     <w:p>
       <w:pPr>
@@ -29261,24 +29069,46 @@
           <w:rFonts w:ascii="Cambria" w:hAnsi="Cambria"/>
         </w:rPr>
       </w:pPr>
-      <w:proofErr w:type="gramStart"/>
       <w:r>
         <w:rPr>
           <w:rFonts w:ascii="Cambria" w:hAnsi="Cambria"/>
         </w:rPr>
-        <w:t>Overall</w:t>
-      </w:r>
-      <w:proofErr w:type="gramEnd"/>
+        <w:t>Overall,</w:t>
+      </w:r>
       <w:r>
         <w:rPr>
           <w:rFonts w:ascii="Cambria" w:hAnsi="Cambria"/>
         </w:rPr>
-        <w:t> the model`s perform similarly in terms of average prediction error with the MAE ranging from 15 to 17 minutes, this tell us predicting train arrival delay is a challenging task</w:t>
+        <w:t> </w:t>
       </w:r>
       <w:r>
         <w:rPr>
           <w:rFonts w:ascii="Cambria" w:hAnsi="Cambria"/>
         </w:rPr>
+        <w:t>each</w:t>
+      </w:r>
+      <w:r>
+        <w:rPr>
+          <w:rFonts w:ascii="Cambria" w:hAnsi="Cambria"/>
+        </w:rPr>
+        <w:t xml:space="preserve"> model perform</w:t>
+      </w:r>
+      <w:r>
+        <w:rPr>
+          <w:rFonts w:ascii="Cambria" w:hAnsi="Cambria"/>
+        </w:rPr>
+        <w:t>ed</w:t>
+      </w:r>
+      <w:r>
+        <w:rPr>
+          <w:rFonts w:ascii="Cambria" w:hAnsi="Cambria"/>
+        </w:rPr>
+        <w:t xml:space="preserve"> similarly in terms of average prediction error with the MAE ranging from 15 to 17 minutes, this tell us predicting train arrival delay is a challenging task</w:t>
+      </w:r>
+      <w:r>
+        <w:rPr>
+          <w:rFonts w:ascii="Cambria" w:hAnsi="Cambria"/>
+        </w:rPr>
         <w:t xml:space="preserve"> especially without signalling data.</w:t>
       </w:r>
       <w:r>
@@ -29311,21 +29141,7 @@
         <w:rPr>
           <w:rFonts w:ascii="Cambria" w:hAnsi="Cambria"/>
         </w:rPr>
-        <w:t>To fix this we could add datasets containing real time updates along with infrastructure conditions which would allow the model to understand operational </w:t>
-      </w:r>
-      <w:proofErr w:type="gramStart"/>
-      <w:r>
-        <w:rPr>
-          <w:rFonts w:ascii="Cambria" w:hAnsi="Cambria"/>
-        </w:rPr>
-        <w:t>constraints  and</w:t>
-      </w:r>
-      <w:proofErr w:type="gramEnd"/>
-      <w:r>
-        <w:rPr>
-          <w:rFonts w:ascii="Cambria" w:hAnsi="Cambria"/>
-        </w:rPr>
-        <w:t> improve prediction accuracy.</w:t>
+        <w:t>To fix this we could add datasets containing real time updates along with infrastructure conditions which would allow the model to understand operational constraints and improve prediction accuracy.</w:t>
       </w:r>
     </w:p>
     <w:p>
@@ -29578,7 +29394,19 @@
         <w:rPr>
           <w:rFonts w:ascii="Cambria" w:hAnsi="Cambria"/>
         </w:rPr>
-        <w:t>This information can be used to improve disruption prediction by focusing on monitoring upstream delays and </w:t>
+        <w:t>This information can be used to improve disruption prediction</w:t>
+      </w:r>
+      <w:r>
+        <w:rPr>
+          <w:rFonts w:ascii="Cambria" w:hAnsi="Cambria"/>
+        </w:rPr>
+        <w:t xml:space="preserve"> </w:t>
+      </w:r>
+      <w:r>
+        <w:rPr>
+          <w:rFonts w:ascii="Cambria" w:hAnsi="Cambria"/>
+        </w:rPr>
+        <w:t>by focusing on monitoring upstream delays and </w:t>
       </w:r>
       <w:proofErr w:type="gramStart"/>
       <w:r>
@@ -29592,7 +29420,7 @@
         <w:rPr>
           <w:rFonts w:ascii="Cambria" w:hAnsi="Cambria"/>
         </w:rPr>
-        <w:t> conditions. This insight will allow got preventative measures such as adjusting schedules or communicating potential delays more effectively to customers. </w:t>
+        <w:t> conditions. This insight will allow preventative measures such as adjusting schedules or communicating potential delays more effectively to customers. </w:t>
       </w:r>
     </w:p>
     <w:p/>
@@ -29620,7 +29448,7 @@
           <w:lang w:val="en-US"/>
         </w:rPr>
       </w:pPr>
-      <w:bookmarkStart w:id="36" w:name="_Toc227588251"/>
+      <w:bookmarkStart w:id="37" w:name="_Toc227665339"/>
       <w:r>
         <w:rPr>
           <w:rFonts w:ascii="Calibri" w:eastAsia="Calibri" w:hAnsi="Calibri" w:cs="Calibri"/>
@@ -29655,9 +29483,33 @@
           <w:szCs w:val="36"/>
           <w:lang w:val="en-US"/>
         </w:rPr>
-        <w:t>Conclusion – Next Steps</w:t>
-      </w:r>
-      <w:bookmarkEnd w:id="36"/>
+        <w:t xml:space="preserve">Conclusion – </w:t>
+      </w:r>
+      <w:r>
+        <w:rPr>
+          <w:rFonts w:ascii="Calibri" w:eastAsia="Calibri" w:hAnsi="Calibri" w:cs="Calibri"/>
+          <w:b/>
+          <w:bCs/>
+          <w:color w:val="FF0000"/>
+          <w:sz w:val="36"/>
+          <w:szCs w:val="36"/>
+          <w:lang w:val="en-US"/>
+        </w:rPr>
+        <w:t xml:space="preserve">Uses Cases and </w:t>
+      </w:r>
+      <w:r>
+        <w:rPr>
+          <w:rFonts w:ascii="Calibri" w:eastAsia="Calibri" w:hAnsi="Calibri" w:cs="Calibri"/>
+          <w:b/>
+          <w:bCs/>
+          <w:color w:val="FF0000"/>
+          <w:sz w:val="36"/>
+          <w:szCs w:val="36"/>
+          <w:lang w:val="en-US"/>
+        </w:rPr>
+        <w:t>Next Steps</w:t>
+      </w:r>
+      <w:bookmarkEnd w:id="37"/>
     </w:p>
     <w:p>
       <w:pPr>
@@ -29688,7 +29540,7 @@
           <w:lang w:val="en-US"/>
         </w:rPr>
       </w:pPr>
-      <w:bookmarkStart w:id="37" w:name="_Toc227588252"/>
+      <w:bookmarkStart w:id="38" w:name="_Toc227665340"/>
       <w:r>
         <w:rPr>
           <w:rFonts w:ascii="Calibri" w:eastAsia="Calibri" w:hAnsi="Calibri" w:cs="Calibri"/>
@@ -29749,7 +29601,7 @@
         </w:rPr>
         <w:t>Summary of Approach and Outcomes</w:t>
       </w:r>
-      <w:bookmarkEnd w:id="37"/>
+      <w:bookmarkEnd w:id="38"/>
     </w:p>
     <w:p>
       <w:pPr>
@@ -29808,7 +29660,21 @@
           <w:rFonts w:ascii="Cambria" w:hAnsi="Cambria"/>
           <w:lang w:val="en-US"/>
         </w:rPr>
-        <w:t>LIghtGBM</w:t>
+        <w:t>L</w:t>
+      </w:r>
+      <w:r>
+        <w:rPr>
+          <w:rFonts w:ascii="Cambria" w:hAnsi="Cambria"/>
+          <w:lang w:val="en-US"/>
+        </w:rPr>
+        <w:t>i</w:t>
+      </w:r>
+      <w:r>
+        <w:rPr>
+          <w:rFonts w:ascii="Cambria" w:hAnsi="Cambria"/>
+          <w:lang w:val="en-US"/>
+        </w:rPr>
+        <w:t>ghtGBM</w:t>
       </w:r>
       <w:proofErr w:type="spellEnd"/>
       <w:r>
@@ -29816,53 +29682,44 @@
           <w:rFonts w:ascii="Cambria" w:hAnsi="Cambria"/>
           <w:lang w:val="en-US"/>
         </w:rPr>
-        <w:t xml:space="preserve"> to predict disruption probability and estimate </w:t>
-      </w:r>
-      <w:proofErr w:type="gramStart"/>
+        <w:t xml:space="preserve"> to predict disruption probability and estimate delay gained for segments of tracks on the London King’s Cross to Edinburgh route. The approach combined Darwin Historical Service Performance (HSP) with weather data to model delay propagation at a segment level</w:t>
+      </w:r>
       <w:r>
         <w:rPr>
           <w:rFonts w:ascii="Cambria" w:hAnsi="Cambria"/>
           <w:lang w:val="en-US"/>
         </w:rPr>
-        <w:t>delay</w:t>
-      </w:r>
-      <w:proofErr w:type="gramEnd"/>
-      <w:r>
+        <w:t>.</w:t>
+      </w:r>
+    </w:p>
+    <w:p>
+      <w:pPr>
         <w:rPr>
           <w:rFonts w:ascii="Cambria" w:hAnsi="Cambria"/>
           <w:lang w:val="en-US"/>
         </w:rPr>
-        <w:t xml:space="preserve"> gained for segments of tracks on the London King’s Cross to Edinburgh route. The approach combined Darwin Historical Service Performance (HSP) with weather data to model delay propagation at a segment level</w:t>
-      </w:r>
+      </w:pPr>
       <w:r>
         <w:rPr>
           <w:rFonts w:ascii="Cambria" w:hAnsi="Cambria"/>
           <w:lang w:val="en-US"/>
         </w:rPr>
-        <w:t>.</w:t>
-      </w:r>
-    </w:p>
-    <w:p>
-      <w:pPr>
+        <w:t xml:space="preserve">This framework provides a structured and expandable base, that will be capable of identifying segments at higher risk and generating probabilistic outputs that can support operations. Despite model performance being constrained by data limitations, the results do show that meaningful patterns can be extracted especially when it comes to temporal (time) and contextual features. </w:t>
+      </w:r>
+      <w:r>
         <w:rPr>
           <w:rFonts w:ascii="Cambria" w:hAnsi="Cambria"/>
           <w:lang w:val="en-US"/>
         </w:rPr>
-      </w:pPr>
+        <w:t>More datasets could also be used by joining on the unique RTTI Identity (RID) allowing easy expansion of covered features.</w:t>
+      </w:r>
       <w:r>
         <w:rPr>
           <w:rFonts w:ascii="Cambria" w:hAnsi="Cambria"/>
           <w:lang w:val="en-US"/>
         </w:rPr>
-        <w:t xml:space="preserve">This framework provides a structured and expandable base, that will be capable of identifying segments at higher risk and generating probabilistic outputs that can support operations. Despite model performance being constrained by data limitations, the results do show that meaningful patterns can be extracted especially when it comes to temporal (time) and contextual features.       </w:t>
-      </w:r>
-    </w:p>
-    <w:p>
-      <w:pPr>
-        <w:rPr>
-          <w:color w:val="EE0000"/>
-        </w:rPr>
-      </w:pPr>
+        <w:t xml:space="preserve">      </w:t>
+      </w:r>
     </w:p>
     <w:p>
       <w:pPr>
@@ -29886,7 +29743,7 @@
           <w:lang w:val="en-US"/>
         </w:rPr>
       </w:pPr>
-      <w:bookmarkStart w:id="38" w:name="_Toc227588253"/>
+      <w:bookmarkStart w:id="39" w:name="_Toc227665341"/>
       <w:r>
         <w:rPr>
           <w:rFonts w:ascii="Calibri" w:eastAsia="Calibri" w:hAnsi="Calibri" w:cs="Calibri"/>
@@ -29947,7 +29804,7 @@
         </w:rPr>
         <w:t>Challenges and Limitations</w:t>
       </w:r>
-      <w:bookmarkEnd w:id="38"/>
+      <w:bookmarkEnd w:id="39"/>
     </w:p>
     <w:p>
       <w:pPr>
@@ -30006,7 +29863,21 @@
           <w:rFonts w:ascii="Cambria" w:hAnsi="Cambria"/>
           <w:lang w:val="en-US"/>
         </w:rPr>
-        <w:t>the limited</w:t>
+        <w:t>the</w:t>
+      </w:r>
+      <w:r>
+        <w:rPr>
+          <w:rFonts w:ascii="Cambria" w:hAnsi="Cambria"/>
+          <w:lang w:val="en-US"/>
+        </w:rPr>
+        <w:t xml:space="preserve"> </w:t>
+      </w:r>
+      <w:r>
+        <w:rPr>
+          <w:rFonts w:ascii="Cambria" w:hAnsi="Cambria"/>
+          <w:lang w:val="en-US"/>
+        </w:rPr>
+        <w:t>limited</w:t>
       </w:r>
       <w:proofErr w:type="gramEnd"/>
       <w:r>
@@ -30028,25 +29899,13 @@
           <w:rFonts w:ascii="Cambria" w:hAnsi="Cambria"/>
           <w:lang w:val="en-US"/>
         </w:rPr>
-        <w:t xml:space="preserve"> One huge issue which affected the direction of project was</w:t>
+        <w:t>One huge issue which affected the direction of project was</w:t>
       </w:r>
       <w:r>
         <w:rPr>
           <w:rFonts w:ascii="Cambria" w:hAnsi="Cambria"/>
         </w:rPr>
-        <w:t xml:space="preserve"> not being able</w:t>
-      </w:r>
-      <w:r>
-        <w:rPr>
-          <w:rFonts w:ascii="Cambria" w:hAnsi="Cambria"/>
-        </w:rPr>
-        <w:t xml:space="preserve"> predict whether Darwin will make a “bad prediction” because there is no historical record of Darwin’s forecasts.</w:t>
-      </w:r>
-      <w:r>
-        <w:rPr>
-          <w:rFonts w:ascii="Cambria" w:hAnsi="Cambria"/>
-        </w:rPr>
-        <w:t xml:space="preserve"> </w:t>
+        <w:t xml:space="preserve"> not being able predict whether Darwin will make a “bad prediction” because there is no historical record of Darwin’s forecasts. </w:t>
       </w:r>
       <w:r>
         <w:rPr>
@@ -30111,13 +29970,7 @@
         <w:rPr>
           <w:rFonts w:ascii="Cambria" w:hAnsi="Cambria"/>
         </w:rPr>
-        <w:t xml:space="preserve"> Port</w:t>
-      </w:r>
-      <w:r>
-        <w:rPr>
-          <w:rFonts w:ascii="Cambria" w:hAnsi="Cambria"/>
-        </w:rPr>
-        <w:t xml:space="preserve"> and </w:t>
+        <w:t xml:space="preserve"> Port and </w:t>
       </w:r>
       <w:proofErr w:type="spellStart"/>
       <w:proofErr w:type="gramStart"/>
@@ -30133,13 +29986,7 @@
         <w:rPr>
           <w:rFonts w:ascii="Cambria" w:hAnsi="Cambria"/>
         </w:rPr>
-        <w:t xml:space="preserve"> Element</w:t>
-      </w:r>
-      <w:r>
-        <w:rPr>
-          <w:rFonts w:ascii="Cambria" w:hAnsi="Cambria"/>
-        </w:rPr>
-        <w:t>).</w:t>
+        <w:t xml:space="preserve"> Element).</w:t>
       </w:r>
     </w:p>
     <w:p>
@@ -30190,7 +30037,7 @@
           <w:lang w:val="en-US"/>
         </w:rPr>
       </w:pPr>
-      <w:bookmarkStart w:id="39" w:name="_Toc227588254"/>
+      <w:bookmarkStart w:id="40" w:name="_Toc227665342"/>
       <w:r>
         <w:rPr>
           <w:rFonts w:ascii="Calibri" w:eastAsia="Calibri" w:hAnsi="Calibri" w:cs="Calibri"/>
@@ -30251,7 +30098,7 @@
         </w:rPr>
         <w:t>Use Cases</w:t>
       </w:r>
-      <w:bookmarkEnd w:id="39"/>
+      <w:bookmarkEnd w:id="40"/>
     </w:p>
     <w:p>
       <w:pPr>
@@ -30447,7 +30294,7 @@
           <w:lang w:val="en-US"/>
         </w:rPr>
       </w:pPr>
-      <w:bookmarkStart w:id="40" w:name="_Toc227588255"/>
+      <w:bookmarkStart w:id="41" w:name="_Toc227665343"/>
       <w:r>
         <w:rPr>
           <w:rFonts w:ascii="Calibri" w:eastAsia="Calibri" w:hAnsi="Calibri" w:cs="Calibri"/>
@@ -30508,7 +30355,7 @@
         </w:rPr>
         <w:t>Next Steps</w:t>
       </w:r>
-      <w:bookmarkEnd w:id="40"/>
+      <w:bookmarkEnd w:id="41"/>
     </w:p>
     <w:p>
       <w:pPr>
@@ -30573,7 +30420,35 @@
           <w:rFonts w:ascii="Cambria" w:hAnsi="Cambria"/>
           <w:lang w:val="en-US"/>
         </w:rPr>
-        <w:t xml:space="preserve">would allow the framework to operate in a realistic environment, providing more value. Further improvements can be made through tuning hyper </w:t>
+        <w:t>would allow the framework to operate in a realistic environment, providing more value. Further improvements can be made through tuning hyperparameters</w:t>
+      </w:r>
+      <w:r>
+        <w:rPr>
+          <w:rFonts w:ascii="Cambria" w:hAnsi="Cambria"/>
+          <w:lang w:val="en-US"/>
+        </w:rPr>
+        <w:t>,</w:t>
+      </w:r>
+      <w:r>
+        <w:rPr>
+          <w:rFonts w:ascii="Cambria" w:hAnsi="Cambria"/>
+          <w:lang w:val="en-US"/>
+        </w:rPr>
+        <w:t xml:space="preserve"> engineering further features to capture more complex relationships present in train/rail data</w:t>
+      </w:r>
+      <w:r>
+        <w:rPr>
+          <w:rFonts w:ascii="Cambria" w:hAnsi="Cambria"/>
+          <w:lang w:val="en-US"/>
+        </w:rPr>
+        <w:t xml:space="preserve"> or joining more datasets using RID</w:t>
+      </w:r>
+      <w:r>
+        <w:rPr>
+          <w:rFonts w:ascii="Cambria" w:hAnsi="Cambria"/>
+          <w:lang w:val="en-US"/>
+        </w:rPr>
+        <w:t xml:space="preserve">. Lastly expanding the scope beyond a single route and evening peak hours would improve the </w:t>
       </w:r>
       <w:proofErr w:type="gramStart"/>
       <w:r>
@@ -30581,7 +30456,7 @@
           <w:rFonts w:ascii="Cambria" w:hAnsi="Cambria"/>
           <w:lang w:val="en-US"/>
         </w:rPr>
-        <w:t>parameters</w:t>
+        <w:t>models</w:t>
       </w:r>
       <w:proofErr w:type="gramEnd"/>
       <w:r>
@@ -30589,101 +30464,139 @@
           <w:rFonts w:ascii="Cambria" w:hAnsi="Cambria"/>
           <w:lang w:val="en-US"/>
         </w:rPr>
-        <w:t xml:space="preserve"> and engineering further features to capture more complex relationships present in train/rail data. Lastly expanding the scope beyond a single route and evening peak hours would improve the </w:t>
-      </w:r>
-      <w:proofErr w:type="gramStart"/>
-      <w:r>
+        <w:t xml:space="preserve"> ability to generalize and allow the framework to be applied across the entire network.</w:t>
+      </w:r>
+    </w:p>
+    <w:p>
+      <w:pPr>
+        <w:jc w:val="right"/>
+        <w:rPr>
+          <w:color w:val="FF0000"/>
+          <w:lang w:val="en-US"/>
+        </w:rPr>
+      </w:pPr>
+      <w:r>
+        <w:rPr>
+          <w:color w:val="FF0000"/>
+          <w:lang w:val="en-US"/>
+        </w:rPr>
+        <w:t>(</w:t>
+      </w:r>
+      <w:r>
+        <w:rPr>
+          <w:color w:val="FF0000"/>
+          <w:lang w:val="en-US"/>
+        </w:rPr>
+        <w:t>DJ</w:t>
+      </w:r>
+      <w:r>
+        <w:rPr>
+          <w:color w:val="FF0000"/>
+          <w:lang w:val="en-US"/>
+        </w:rPr>
+        <w:t>)</w:t>
+      </w:r>
+    </w:p>
+    <w:p>
+      <w:pPr>
         <w:rPr>
           <w:rFonts w:ascii="Cambria" w:hAnsi="Cambria"/>
           <w:lang w:val="en-US"/>
         </w:rPr>
-        <w:t>models</w:t>
-      </w:r>
-      <w:proofErr w:type="gramEnd"/>
+      </w:pPr>
       <w:r>
         <w:rPr>
           <w:rFonts w:ascii="Cambria" w:hAnsi="Cambria"/>
           <w:lang w:val="en-US"/>
         </w:rPr>
-        <w:t xml:space="preserve"> ability to generalize and allow the framework to be applied across the entire network.</w:t>
-      </w:r>
-    </w:p>
-    <w:p>
-      <w:pPr>
-        <w:jc w:val="right"/>
-        <w:rPr>
-          <w:color w:val="FF0000"/>
-          <w:lang w:val="en-US"/>
-        </w:rPr>
-      </w:pPr>
-      <w:r>
-        <w:rPr>
-          <w:color w:val="FF0000"/>
-          <w:lang w:val="en-US"/>
-        </w:rPr>
-        <w:t>(</w:t>
-      </w:r>
-      <w:r>
-        <w:rPr>
-          <w:color w:val="FF0000"/>
-          <w:lang w:val="en-US"/>
-        </w:rPr>
-        <w:t>DJ</w:t>
-      </w:r>
-      <w:r>
-        <w:rPr>
-          <w:color w:val="FF0000"/>
-          <w:lang w:val="en-US"/>
-        </w:rPr>
-        <w:t>)</w:t>
-      </w:r>
-    </w:p>
-    <w:p>
-      <w:pPr>
+        <w:t xml:space="preserve">An additional improvement identified through external feedback from a researcher at the Alan Turing institute was to split the dataset based on date (e.g. training on the first third of the year, testing on the second and evaluating on the third). This would help identify how model accuracy changes over time due to seasonal patterns or other factors providing more insight into </w:t>
+      </w:r>
+      <w:r>
         <w:rPr>
           <w:rFonts w:ascii="Cambria" w:hAnsi="Cambria"/>
           <w:lang w:val="en-US"/>
         </w:rPr>
-      </w:pPr>
+        <w:t>the “</w:t>
+      </w:r>
       <w:r>
         <w:rPr>
           <w:rFonts w:ascii="Cambria" w:hAnsi="Cambria"/>
           <w:lang w:val="en-US"/>
         </w:rPr>
-        <w:t>An additional improvement identified through external feedback from a researcher at the Alan Turing institute was to split the dataset based on date (e.g. training on the first third of the year, testing on the second and evaluating on the third). This would help identify how model accuracy changes over time due to seasonal patterns or other factors providing more insight into when and why behind model performance.</w:t>
-      </w:r>
-    </w:p>
-    <w:p>
-      <w:pPr>
+        <w:t>when</w:t>
+      </w:r>
+      <w:r>
         <w:rPr>
           <w:rFonts w:ascii="Cambria" w:hAnsi="Cambria"/>
           <w:lang w:val="en-US"/>
         </w:rPr>
-      </w:pPr>
-    </w:p>
-    <w:p>
-      <w:pPr>
+        <w:t>”</w:t>
+      </w:r>
+      <w:r>
         <w:rPr>
           <w:rFonts w:ascii="Cambria" w:hAnsi="Cambria"/>
           <w:lang w:val="en-US"/>
         </w:rPr>
-      </w:pPr>
+        <w:t xml:space="preserve"> and </w:t>
+      </w:r>
       <w:r>
         <w:rPr>
           <w:rFonts w:ascii="Cambria" w:hAnsi="Cambria"/>
           <w:lang w:val="en-US"/>
         </w:rPr>
+        <w:t>“</w:t>
+      </w:r>
+      <w:r>
+        <w:rPr>
+          <w:rFonts w:ascii="Cambria" w:hAnsi="Cambria"/>
+          <w:lang w:val="en-US"/>
+        </w:rPr>
+        <w:t>why</w:t>
+      </w:r>
+      <w:r>
+        <w:rPr>
+          <w:rFonts w:ascii="Cambria" w:hAnsi="Cambria"/>
+          <w:lang w:val="en-US"/>
+        </w:rPr>
+        <w:t>”</w:t>
+      </w:r>
+      <w:r>
+        <w:rPr>
+          <w:rFonts w:ascii="Cambria" w:hAnsi="Cambria"/>
+          <w:lang w:val="en-US"/>
+        </w:rPr>
+        <w:t xml:space="preserve"> behind model performance.</w:t>
+      </w:r>
+    </w:p>
+    <w:p>
+      <w:pPr>
+        <w:rPr>
+          <w:rFonts w:ascii="Cambria" w:hAnsi="Cambria"/>
+          <w:lang w:val="en-US"/>
+        </w:rPr>
+      </w:pPr>
+    </w:p>
+    <w:p>
+      <w:pPr>
+        <w:rPr>
+          <w:rFonts w:ascii="Cambria" w:hAnsi="Cambria"/>
+          <w:lang w:val="en-US"/>
+        </w:rPr>
+      </w:pPr>
+      <w:r>
+        <w:rPr>
+          <w:rFonts w:ascii="Cambria" w:hAnsi="Cambria"/>
+          <w:lang w:val="en-US"/>
+        </w:rPr>
         <w:t xml:space="preserve">The </w:t>
       </w:r>
-      <w:proofErr w:type="spellStart"/>
       <w:r>
         <w:rPr>
           <w:rFonts w:ascii="Cambria" w:hAnsi="Cambria"/>
           <w:lang w:val="en-US"/>
         </w:rPr>
-        <w:t>github</w:t>
-      </w:r>
-      <w:proofErr w:type="spellEnd"/>
+        <w:t>GitHub</w:t>
+      </w:r>
       <w:r>
         <w:rPr>
           <w:rFonts w:ascii="Cambria" w:hAnsi="Cambria"/>
@@ -30721,264 +30634,6 @@
         <w:rPr>
           <w:lang w:val="en-US"/>
         </w:rPr>
-      </w:pPr>
-    </w:p>
-    <w:p>
-      <w:pPr>
-        <w:rPr>
-          <w:lang w:val="en-US"/>
-        </w:rPr>
-      </w:pPr>
-    </w:p>
-    <w:p>
-      <w:pPr>
-        <w:rPr>
-          <w:lang w:val="en-US"/>
-        </w:rPr>
-      </w:pPr>
-    </w:p>
-    <w:p>
-      <w:pPr>
-        <w:pStyle w:val="Heading2"/>
-        <w:spacing w:before="200"/>
-        <w:rPr>
-          <w:rFonts w:ascii="Calibri" w:eastAsia="Calibri" w:hAnsi="Calibri" w:cs="Calibri"/>
-          <w:b/>
-          <w:bCs/>
-          <w:color w:val="FF0000"/>
-          <w:sz w:val="36"/>
-          <w:szCs w:val="36"/>
-          <w:lang w:val="en-US"/>
-        </w:rPr>
-      </w:pPr>
-      <w:bookmarkStart w:id="41" w:name="_Toc227588256"/>
-      <w:r>
-        <w:rPr>
-          <w:rFonts w:ascii="Calibri" w:eastAsia="Calibri" w:hAnsi="Calibri" w:cs="Calibri"/>
-          <w:b/>
-          <w:bCs/>
-          <w:color w:val="FF0000"/>
-          <w:sz w:val="36"/>
-          <w:szCs w:val="36"/>
-          <w:lang w:val="en-US"/>
-        </w:rPr>
-        <w:t>9</w:t>
-      </w:r>
-      <w:r>
-        <w:rPr>
-          <w:rFonts w:ascii="Calibri" w:eastAsia="Calibri" w:hAnsi="Calibri" w:cs="Calibri"/>
-          <w:b/>
-          <w:bCs/>
-          <w:color w:val="FF0000"/>
-          <w:sz w:val="36"/>
-          <w:szCs w:val="36"/>
-          <w:lang w:val="en-US"/>
-        </w:rPr>
-        <w:t xml:space="preserve">. </w:t>
-      </w:r>
-      <w:r>
-        <w:rPr>
-          <w:rFonts w:ascii="Calibri" w:eastAsia="Calibri" w:hAnsi="Calibri" w:cs="Calibri"/>
-          <w:b/>
-          <w:bCs/>
-          <w:color w:val="FF0000"/>
-          <w:sz w:val="36"/>
-          <w:szCs w:val="36"/>
-          <w:lang w:val="en-US"/>
-        </w:rPr>
-        <w:t>Individual Tasks</w:t>
-      </w:r>
-      <w:bookmarkEnd w:id="41"/>
-    </w:p>
-    <w:p>
-      <w:pPr>
-        <w:rPr>
-          <w:lang w:val="en-US"/>
-        </w:rPr>
-      </w:pPr>
-    </w:p>
-    <w:p>
-      <w:pPr>
-        <w:rPr>
-          <w:lang w:val="en-US"/>
-        </w:rPr>
-      </w:pPr>
-    </w:p>
-    <w:p>
-      <w:pPr>
-        <w:pStyle w:val="Heading3"/>
-        <w:spacing w:before="200"/>
-        <w:jc w:val="center"/>
-        <w:rPr>
-          <w:rFonts w:ascii="Calibri" w:eastAsia="Calibri" w:hAnsi="Calibri" w:cs="Calibri"/>
-          <w:b/>
-          <w:bCs/>
-          <w:color w:val="FF0000"/>
-          <w:sz w:val="32"/>
-          <w:szCs w:val="32"/>
-          <w:lang w:val="en-US"/>
-        </w:rPr>
-      </w:pPr>
-      <w:bookmarkStart w:id="42" w:name="_Toc227588257"/>
-      <w:r>
-        <w:rPr>
-          <w:rFonts w:ascii="Calibri" w:eastAsia="Calibri" w:hAnsi="Calibri" w:cs="Calibri"/>
-          <w:b/>
-          <w:bCs/>
-          <w:color w:val="FF0000"/>
-          <w:sz w:val="32"/>
-          <w:szCs w:val="32"/>
-          <w:lang w:val="en-US"/>
-        </w:rPr>
-        <w:t>Amina Adam – w2046713</w:t>
-      </w:r>
-      <w:bookmarkEnd w:id="42"/>
-    </w:p>
-    <w:p>
-      <w:pPr>
-        <w:rPr>
-          <w:lang w:val="en-US"/>
-        </w:rPr>
-      </w:pPr>
-    </w:p>
-    <w:p>
-      <w:pPr>
-        <w:rPr>
-          <w:lang w:val="en-US"/>
-        </w:rPr>
-      </w:pPr>
-    </w:p>
-    <w:p>
-      <w:pPr>
-        <w:pStyle w:val="Heading3"/>
-        <w:spacing w:before="200"/>
-        <w:jc w:val="center"/>
-        <w:rPr>
-          <w:rFonts w:ascii="Calibri" w:eastAsia="Calibri" w:hAnsi="Calibri" w:cs="Calibri"/>
-          <w:b/>
-          <w:bCs/>
-          <w:color w:val="FF0000"/>
-          <w:sz w:val="32"/>
-          <w:szCs w:val="32"/>
-          <w:lang w:val="en-US"/>
-        </w:rPr>
-      </w:pPr>
-      <w:bookmarkStart w:id="43" w:name="_Toc227588258"/>
-      <w:r>
-        <w:rPr>
-          <w:rFonts w:ascii="Calibri" w:eastAsia="Calibri" w:hAnsi="Calibri" w:cs="Calibri"/>
-          <w:b/>
-          <w:bCs/>
-          <w:color w:val="FF0000"/>
-          <w:sz w:val="32"/>
-          <w:szCs w:val="32"/>
-          <w:lang w:val="en-US"/>
-        </w:rPr>
-        <w:t>Ayomide Ibrahim – w2080555</w:t>
-      </w:r>
-      <w:bookmarkEnd w:id="43"/>
-    </w:p>
-    <w:p>
-      <w:pPr>
-        <w:rPr>
-          <w:lang w:val="en-US"/>
-        </w:rPr>
-      </w:pPr>
-    </w:p>
-    <w:p>
-      <w:pPr>
-        <w:rPr>
-          <w:lang w:val="en-US"/>
-        </w:rPr>
-      </w:pPr>
-    </w:p>
-    <w:p>
-      <w:pPr>
-        <w:pStyle w:val="Heading3"/>
-        <w:spacing w:before="200"/>
-        <w:jc w:val="center"/>
-        <w:rPr>
-          <w:rFonts w:ascii="Calibri" w:eastAsia="Calibri" w:hAnsi="Calibri" w:cs="Calibri"/>
-          <w:b/>
-          <w:bCs/>
-          <w:color w:val="FF0000"/>
-          <w:sz w:val="32"/>
-          <w:szCs w:val="32"/>
-          <w:lang w:val="en-US"/>
-        </w:rPr>
-      </w:pPr>
-      <w:bookmarkStart w:id="44" w:name="_Toc227588259"/>
-      <w:r>
-        <w:rPr>
-          <w:rFonts w:ascii="Calibri" w:eastAsia="Calibri" w:hAnsi="Calibri" w:cs="Calibri"/>
-          <w:b/>
-          <w:bCs/>
-          <w:color w:val="FF0000"/>
-          <w:sz w:val="32"/>
-          <w:szCs w:val="32"/>
-          <w:lang w:val="en-US"/>
-        </w:rPr>
-        <w:t>Clara Nassar – w2091449</w:t>
-      </w:r>
-      <w:bookmarkEnd w:id="44"/>
-    </w:p>
-    <w:p>
-      <w:pPr>
-        <w:rPr>
-          <w:lang w:val="en-US"/>
-        </w:rPr>
-      </w:pPr>
-    </w:p>
-    <w:p>
-      <w:pPr>
-        <w:rPr>
-          <w:lang w:val="en-US"/>
-        </w:rPr>
-      </w:pPr>
-    </w:p>
-    <w:p>
-      <w:pPr>
-        <w:pStyle w:val="Heading3"/>
-        <w:spacing w:before="200"/>
-        <w:jc w:val="center"/>
-        <w:rPr>
-          <w:rFonts w:ascii="Calibri" w:eastAsia="Calibri" w:hAnsi="Calibri" w:cs="Calibri"/>
-          <w:b/>
-          <w:bCs/>
-          <w:color w:val="FF0000"/>
-          <w:sz w:val="32"/>
-          <w:szCs w:val="32"/>
-          <w:lang w:val="en-US"/>
-        </w:rPr>
-      </w:pPr>
-      <w:bookmarkStart w:id="45" w:name="_Toc227588260"/>
-      <w:r>
-        <w:rPr>
-          <w:rFonts w:ascii="Calibri" w:eastAsia="Calibri" w:hAnsi="Calibri" w:cs="Calibri"/>
-          <w:b/>
-          <w:bCs/>
-          <w:color w:val="FF0000"/>
-          <w:sz w:val="32"/>
-          <w:szCs w:val="32"/>
-          <w:lang w:val="en-US"/>
-        </w:rPr>
-        <w:t>Daniel Jones – w2086277</w:t>
-      </w:r>
-      <w:bookmarkEnd w:id="45"/>
-    </w:p>
-    <w:p>
-      <w:pPr>
-        <w:rPr>
-          <w:lang w:val="en-US"/>
-        </w:rPr>
-      </w:pPr>
-    </w:p>
-    <w:p>
-      <w:pPr>
-        <w:jc w:val="center"/>
-        <w:rPr>
-          <w:lang w:val="en-US"/>
-        </w:rPr>
         <w:sectPr>
           <w:footerReference w:type="default" r:id="rId40"/>
           <w:pgSz w:w="11910" w:h="16845" w:code="9"/>
@@ -30989,31 +30644,6 @@
       </w:pPr>
     </w:p>
     <w:p>
-      <w:bookmarkStart w:id="46" w:name="_Toc227588261"/>
-      <w:bookmarkEnd w:id="32"/>
-      <w:proofErr w:type="spellStart"/>
-      <w:r>
-        <w:lastRenderedPageBreak/>
-        <w:t>Github</w:t>
-      </w:r>
-      <w:proofErr w:type="spellEnd"/>
-      <w:r>
-        <w:t xml:space="preserve"> Repo - </w:t>
-      </w:r>
-      <w:hyperlink r:id="rId41" w:history="1">
-        <w:r>
-          <w:rPr>
-            <w:rStyle w:val="Hyperlink"/>
-          </w:rPr>
-          <w:t>https://github.com/DanielAnthonyJones/LNER-Disruption-Prediction</w:t>
-        </w:r>
-      </w:hyperlink>
-      <w:r>
-        <w:t xml:space="preserve"> </w:t>
-      </w:r>
-    </w:p>
-    <w:p/>
-    <w:p>
       <w:pPr>
         <w:pStyle w:val="Heading1"/>
         <w:rPr>
@@ -31024,6 +30654,8 @@
           <w:szCs w:val="36"/>
         </w:rPr>
       </w:pPr>
+      <w:bookmarkStart w:id="42" w:name="_Toc227665344"/>
+      <w:bookmarkEnd w:id="33"/>
       <w:r>
         <w:rPr>
           <w:b/>
@@ -31032,9 +30664,10 @@
           <w:sz w:val="36"/>
           <w:szCs w:val="36"/>
         </w:rPr>
+        <w:lastRenderedPageBreak/>
         <w:t>References</w:t>
       </w:r>
-      <w:bookmarkEnd w:id="46"/>
+      <w:bookmarkEnd w:id="42"/>
     </w:p>
     <w:p>
       <w:pPr>
@@ -31073,7 +30706,7 @@
       </w:r>
     </w:p>
     <w:p>
-      <w:hyperlink r:id="rId42" w:history="1">
+      <w:hyperlink r:id="rId41" w:history="1">
         <w:r>
           <w:rPr>
             <w:rStyle w:val="Hyperlink"/>
@@ -31154,7 +30787,7 @@
           <w:szCs w:val="20"/>
         </w:rPr>
       </w:pPr>
-      <w:hyperlink r:id="rId43" w:history="1">
+      <w:hyperlink r:id="rId42" w:history="1">
         <w:r>
           <w:rPr>
             <w:rStyle w:val="Hyperlink"/>
@@ -31236,7 +30869,7 @@
       <w:r>
         <w:t xml:space="preserve"> </w:t>
       </w:r>
-      <w:hyperlink r:id="rId44" w:history="1">
+      <w:hyperlink r:id="rId43" w:history="1">
         <w:r>
           <w:rPr>
             <w:rStyle w:val="Hyperlink"/>
@@ -31301,7 +30934,7 @@
       <w:r>
         <w:t xml:space="preserve"> Available at: </w:t>
       </w:r>
-      <w:hyperlink r:id="rId45" w:history="1">
+      <w:hyperlink r:id="rId44" w:history="1">
         <w:r>
           <w:rPr>
             <w:rStyle w:val="Hyperlink"/>
@@ -31366,7 +30999,7 @@
       <w:r>
         <w:t xml:space="preserve"> Available at: </w:t>
       </w:r>
-      <w:hyperlink r:id="rId46" w:history="1">
+      <w:hyperlink r:id="rId45" w:history="1">
         <w:r>
           <w:rPr>
             <w:rStyle w:val="Hyperlink"/>
@@ -31424,7 +31057,7 @@
       <w:r>
         <w:t xml:space="preserve"> Available at: </w:t>
       </w:r>
-      <w:hyperlink r:id="rId47" w:history="1">
+      <w:hyperlink r:id="rId46" w:history="1">
         <w:r>
           <w:rPr>
             <w:rStyle w:val="Hyperlink"/>
@@ -31485,7 +31118,7 @@
       <w:r>
         <w:t xml:space="preserve"> Available at: </w:t>
       </w:r>
-      <w:hyperlink r:id="rId48" w:history="1">
+      <w:hyperlink r:id="rId47" w:history="1">
         <w:r>
           <w:rPr>
             <w:rStyle w:val="Hyperlink"/>
@@ -31523,7 +31156,6 @@
     <w:p/>
     <w:p>
       <w:r>
-        <w:lastRenderedPageBreak/>
         <w:t>Rail Delivery Group</w:t>
       </w:r>
       <w:r>
@@ -31544,7 +31176,7 @@
       <w:r>
         <w:t xml:space="preserve">. Available at: </w:t>
       </w:r>
-      <w:hyperlink r:id="rId49" w:anchor="RSPS2xxx" w:history="1">
+      <w:hyperlink r:id="rId48" w:anchor="RSPS2xxx" w:history="1">
         <w:r>
           <w:rPr>
             <w:rStyle w:val="Hyperlink"/>
@@ -31599,7 +31231,7 @@
       <w:r>
         <w:t xml:space="preserve">. Available at: </w:t>
       </w:r>
-      <w:hyperlink r:id="rId50" w:history="1">
+      <w:hyperlink r:id="rId49" w:history="1">
         <w:r>
           <w:rPr>
             <w:rStyle w:val="Hyperlink"/>
@@ -31657,7 +31289,7 @@
       <w:r>
         <w:t xml:space="preserve">. Available at: </w:t>
       </w:r>
-      <w:hyperlink r:id="rId51" w:history="1">
+      <w:hyperlink r:id="rId50" w:history="1">
         <w:r>
           <w:rPr>
             <w:rStyle w:val="Hyperlink"/>
@@ -31728,7 +31360,7 @@
       <w:r>
         <w:t xml:space="preserve">Available at: </w:t>
       </w:r>
-      <w:hyperlink r:id="rId52" w:history="1">
+      <w:hyperlink r:id="rId51" w:history="1">
         <w:r>
           <w:rPr>
             <w:rStyle w:val="Hyperlink"/>
@@ -31792,7 +31424,7 @@
       <w:r>
         <w:t xml:space="preserve"> Available at: </w:t>
       </w:r>
-      <w:hyperlink r:id="rId53" w:history="1">
+      <w:hyperlink r:id="rId52" w:history="1">
         <w:r>
           <w:rPr>
             <w:rStyle w:val="Hyperlink"/>
@@ -31849,7 +31481,7 @@
       </w:pPr>
     </w:p>
     <w:sectPr>
-      <w:footerReference w:type="default" r:id="rId54"/>
+      <w:footerReference w:type="default" r:id="rId53"/>
       <w:pgSz w:w="11910" w:h="16845" w:code="9"/>
       <w:pgMar w:top="1440" w:right="1440" w:bottom="1440" w:left="1440" w:header="720" w:footer="720" w:gutter="0"/>
       <w:cols w:space="720"/>
@@ -31998,7 +31630,7 @@
         <w:noProof/>
         <w:color w:val="EE0000"/>
       </w:rPr>
-      <w:t>9. Individual Tasks</w:t>
+      <w:t>5. Data Acquisition</w:t>
     </w:r>
     <w:r>
       <w:rPr>
@@ -44115,7 +43747,7 @@
   <w:style w:type="paragraph" w:default="1" w:styleId="Normal">
     <w:name w:val="Normal"/>
     <w:qFormat/>
-    <w:rsid w:val="000850A8"/>
+    <w:rsid w:val="00C54FC0"/>
     <w:pPr>
       <w:spacing w:line="259" w:lineRule="auto"/>
     </w:pPr>
@@ -44212,6 +43844,7 @@
   <w:style w:type="character" w:default="1" w:styleId="DefaultParagraphFont">
     <w:name w:val="Default Paragraph Font"/>
     <w:uiPriority w:val="1"/>
+    <w:semiHidden/>
     <w:unhideWhenUsed/>
   </w:style>
   <w:style w:type="table" w:default="1" w:styleId="TableNormal">
